--- a/livrables/docx/DIAPALER_AFRICA_Livrable4.docx
+++ b/livrables/docx/DIAPALER_AFRICA_Livrable4.docx
@@ -6607,6 +6607,186 @@
           <w:sz w:val="18"/>
         </w:rPr>
         <w:t xml:space="preserve">        actions: [</w:t>
+      </w:r>
+    </w:p>
+    <w:p>
+      <w:pPr>
+        <w:spacing w:before="0" w:after="0"/>
+        <w:ind w:left="283"/>
+        <w:shd w:val="clear" w:color="auto" w:fill="F3F4F6"/>
+      </w:pPr>
+      <w:r>
+        <w:rPr>
+          <w:rFonts w:ascii="Courier New" w:hAnsi="Courier New"/>
+          <w:color w:val="1F2D3D"/>
+          <w:sz w:val="18"/>
+        </w:rPr>
+        <w:t xml:space="preserve">          // Bouton partage — ouvre la feuille de partage native</w:t>
+      </w:r>
+    </w:p>
+    <w:p>
+      <w:pPr>
+        <w:spacing w:before="0" w:after="0"/>
+        <w:ind w:left="283"/>
+        <w:shd w:val="clear" w:color="auto" w:fill="F3F4F6"/>
+      </w:pPr>
+      <w:r>
+        <w:rPr>
+          <w:rFonts w:ascii="Courier New" w:hAnsi="Courier New"/>
+          <w:color w:val="1F2D3D"/>
+          <w:sz w:val="18"/>
+        </w:rPr>
+        <w:t xml:space="preserve">          IconButton(</w:t>
+      </w:r>
+    </w:p>
+    <w:p>
+      <w:pPr>
+        <w:spacing w:before="0" w:after="0"/>
+        <w:ind w:left="283"/>
+        <w:shd w:val="clear" w:color="auto" w:fill="F3F4F6"/>
+      </w:pPr>
+      <w:r>
+        <w:rPr>
+          <w:rFonts w:ascii="Courier New" w:hAnsi="Courier New"/>
+          <w:color w:val="1F2D3D"/>
+          <w:sz w:val="18"/>
+        </w:rPr>
+        <w:t xml:space="preserve">            tooltip: 'Partager mon profil',</w:t>
+      </w:r>
+    </w:p>
+    <w:p>
+      <w:pPr>
+        <w:spacing w:before="0" w:after="0"/>
+        <w:ind w:left="283"/>
+        <w:shd w:val="clear" w:color="auto" w:fill="F3F4F6"/>
+      </w:pPr>
+      <w:r>
+        <w:rPr>
+          <w:rFonts w:ascii="Courier New" w:hAnsi="Courier New"/>
+          <w:color w:val="1F2D3D"/>
+          <w:sz w:val="18"/>
+        </w:rPr>
+        <w:t xml:space="preserve">            onPressed: () =&gt; ShareService.shareMyProfile(</w:t>
+      </w:r>
+    </w:p>
+    <w:p>
+      <w:pPr>
+        <w:spacing w:before="0" w:after="0"/>
+        <w:ind w:left="283"/>
+        <w:shd w:val="clear" w:color="auto" w:fill="F3F4F6"/>
+      </w:pPr>
+      <w:r>
+        <w:rPr>
+          <w:rFonts w:ascii="Courier New" w:hAnsi="Courier New"/>
+          <w:color w:val="1F2D3D"/>
+          <w:sz w:val="18"/>
+        </w:rPr>
+        <w:t xml:space="preserve">              name: p.fullName,</w:t>
+      </w:r>
+    </w:p>
+    <w:p>
+      <w:pPr>
+        <w:spacing w:before="0" w:after="0"/>
+        <w:ind w:left="283"/>
+        <w:shd w:val="clear" w:color="auto" w:fill="F3F4F6"/>
+      </w:pPr>
+      <w:r>
+        <w:rPr>
+          <w:rFonts w:ascii="Courier New" w:hAnsi="Courier New"/>
+          <w:color w:val="1F2D3D"/>
+          <w:sz w:val="18"/>
+        </w:rPr>
+        <w:t xml:space="preserve">              role: p.role,</w:t>
+      </w:r>
+    </w:p>
+    <w:p>
+      <w:pPr>
+        <w:spacing w:before="0" w:after="0"/>
+        <w:ind w:left="283"/>
+        <w:shd w:val="clear" w:color="auto" w:fill="F3F4F6"/>
+      </w:pPr>
+      <w:r>
+        <w:rPr>
+          <w:rFonts w:ascii="Courier New" w:hAnsi="Courier New"/>
+          <w:color w:val="1F2D3D"/>
+          <w:sz w:val="18"/>
+        </w:rPr>
+        <w:t xml:space="preserve">              sector: p.sector,</w:t>
+      </w:r>
+    </w:p>
+    <w:p>
+      <w:pPr>
+        <w:spacing w:before="0" w:after="0"/>
+        <w:ind w:left="283"/>
+        <w:shd w:val="clear" w:color="auto" w:fill="F3F4F6"/>
+      </w:pPr>
+      <w:r>
+        <w:rPr>
+          <w:rFonts w:ascii="Courier New" w:hAnsi="Courier New"/>
+          <w:color w:val="1F2D3D"/>
+          <w:sz w:val="18"/>
+        </w:rPr>
+        <w:t xml:space="preserve">              city: p.city,</w:t>
+      </w:r>
+    </w:p>
+    <w:p>
+      <w:pPr>
+        <w:spacing w:before="0" w:after="0"/>
+        <w:ind w:left="283"/>
+        <w:shd w:val="clear" w:color="auto" w:fill="F3F4F6"/>
+      </w:pPr>
+      <w:r>
+        <w:rPr>
+          <w:rFonts w:ascii="Courier New" w:hAnsi="Courier New"/>
+          <w:color w:val="1F2D3D"/>
+          <w:sz w:val="18"/>
+        </w:rPr>
+        <w:t xml:space="preserve">              projectName: p.projects.isNotEmpty ? p.projects.first.name : null,</w:t>
+      </w:r>
+    </w:p>
+    <w:p>
+      <w:pPr>
+        <w:spacing w:before="0" w:after="0"/>
+        <w:ind w:left="283"/>
+        <w:shd w:val="clear" w:color="auto" w:fill="F3F4F6"/>
+      </w:pPr>
+      <w:r>
+        <w:rPr>
+          <w:rFonts w:ascii="Courier New" w:hAnsi="Courier New"/>
+          <w:color w:val="1F2D3D"/>
+          <w:sz w:val="18"/>
+        </w:rPr>
+        <w:t xml:space="preserve">            ),</w:t>
+      </w:r>
+    </w:p>
+    <w:p>
+      <w:pPr>
+        <w:spacing w:before="0" w:after="0"/>
+        <w:ind w:left="283"/>
+        <w:shd w:val="clear" w:color="auto" w:fill="F3F4F6"/>
+      </w:pPr>
+      <w:r>
+        <w:rPr>
+          <w:rFonts w:ascii="Courier New" w:hAnsi="Courier New"/>
+          <w:color w:val="1F2D3D"/>
+          <w:sz w:val="18"/>
+        </w:rPr>
+        <w:t xml:space="preserve">            icon: const Icon(Icons.share_rounded),</w:t>
+      </w:r>
+    </w:p>
+    <w:p>
+      <w:pPr>
+        <w:spacing w:before="0" w:after="0"/>
+        <w:ind w:left="283"/>
+        <w:shd w:val="clear" w:color="auto" w:fill="F3F4F6"/>
+      </w:pPr>
+      <w:r>
+        <w:rPr>
+          <w:rFonts w:ascii="Courier New" w:hAnsi="Courier New"/>
+          <w:color w:val="1F2D3D"/>
+          <w:sz w:val="18"/>
+        </w:rPr>
+        <w:t xml:space="preserve">          ),</w:t>
       </w:r>
     </w:p>
     <w:p>

--- a/livrables/docx/DIAPALER_AFRICA_Livrable4.docx
+++ b/livrables/docx/DIAPALER_AFRICA_Livrable4.docx
@@ -9200,9 +9200,25 @@
             <w:r>
               <w:rPr>
                 <w:rFonts w:ascii="Calibri" w:hAnsi="Calibri"/>
+                <w:b/>
                 <w:sz w:val="20"/>
               </w:rPr>
-              <w:t>Prénom, Nom</w:t>
+              <w:t>Prénom</w:t>
+            </w:r>
+            <w:r>
+              <w:rPr>
+                <w:rFonts w:ascii="Calibri" w:hAnsi="Calibri"/>
+                <w:sz w:val="20"/>
+              </w:rPr>
+              <w:t xml:space="preserve">, </w:t>
+            </w:r>
+            <w:r>
+              <w:rPr>
+                <w:rFonts w:ascii="Calibri" w:hAnsi="Calibri"/>
+                <w:b/>
+                <w:sz w:val="20"/>
+              </w:rPr>
+              <w:t>Nom</w:t>
             </w:r>
           </w:p>
         </w:tc>
@@ -9232,9 +9248,32 @@
             <w:r>
               <w:rPr>
                 <w:rFonts w:ascii="Calibri" w:hAnsi="Calibri"/>
+                <w:b/>
                 <w:sz w:val="20"/>
               </w:rPr>
-              <w:t>Téléphone, Adresse</w:t>
+              <w:t>Email</w:t>
+            </w:r>
+            <w:r>
+              <w:rPr>
+                <w:rFonts w:ascii="Calibri" w:hAnsi="Calibri"/>
+                <w:sz w:val="20"/>
+              </w:rPr>
+              <w:t xml:space="preserve">, </w:t>
+            </w:r>
+            <w:r>
+              <w:rPr>
+                <w:rFonts w:ascii="Calibri" w:hAnsi="Calibri"/>
+                <w:b/>
+                <w:sz w:val="20"/>
+              </w:rPr>
+              <w:t>Téléphone</w:t>
+            </w:r>
+            <w:r>
+              <w:rPr>
+                <w:rFonts w:ascii="Calibri" w:hAnsi="Calibri"/>
+                <w:sz w:val="20"/>
+              </w:rPr>
+              <w:t>, Adresse</w:t>
             </w:r>
           </w:p>
         </w:tc>

--- a/livrables/docx/DIAPALER_AFRICA_Livrable4.docx
+++ b/livrables/docx/DIAPALER_AFRICA_Livrable4.docx
@@ -2074,6 +2074,66 @@
           <w:color w:val="1F2D3D"/>
           <w:sz w:val="18"/>
         </w:rPr>
+        <w:t xml:space="preserve">  // ── Statut Premium (abonnement Wave)</w:t>
+      </w:r>
+    </w:p>
+    <w:p>
+      <w:pPr>
+        <w:spacing w:before="0" w:after="0"/>
+        <w:ind w:left="283"/>
+        <w:shd w:val="clear" w:color="auto" w:fill="F3F4F6"/>
+      </w:pPr>
+      <w:r>
+        <w:rPr>
+          <w:rFonts w:ascii="Courier New" w:hAnsi="Courier New"/>
+          <w:color w:val="1F2D3D"/>
+          <w:sz w:val="18"/>
+        </w:rPr>
+        <w:t xml:space="preserve">  final bool   isPremium;        // true si abonnement Premium actif</w:t>
+      </w:r>
+    </w:p>
+    <w:p>
+      <w:pPr>
+        <w:spacing w:before="0" w:after="0"/>
+        <w:ind w:left="283"/>
+        <w:shd w:val="clear" w:color="auto" w:fill="F3F4F6"/>
+      </w:pPr>
+      <w:r>
+        <w:rPr>
+          <w:rFonts w:ascii="Courier New" w:hAnsi="Courier New"/>
+          <w:color w:val="1F2D3D"/>
+          <w:sz w:val="18"/>
+        </w:rPr>
+        <w:t xml:space="preserve">  final String premiumPlan;      // 'entrepreneur' | 'mentor' | 'investisseur' | ''</w:t>
+      </w:r>
+    </w:p>
+    <w:p>
+      <w:pPr>
+        <w:spacing w:before="0" w:after="0"/>
+        <w:ind w:left="283"/>
+        <w:shd w:val="clear" w:color="auto" w:fill="F3F4F6"/>
+      </w:pPr>
+      <w:r>
+        <w:rPr>
+          <w:rFonts w:ascii="Courier New" w:hAnsi="Courier New"/>
+          <w:color w:val="1F2D3D"/>
+          <w:sz w:val="18"/>
+        </w:rPr>
+        <w:t xml:space="preserve"> </w:t>
+      </w:r>
+    </w:p>
+    <w:p>
+      <w:pPr>
+        <w:spacing w:before="0" w:after="0"/>
+        <w:ind w:left="283"/>
+        <w:shd w:val="clear" w:color="auto" w:fill="F3F4F6"/>
+      </w:pPr>
+      <w:r>
+        <w:rPr>
+          <w:rFonts w:ascii="Courier New" w:hAnsi="Courier New"/>
+          <w:color w:val="1F2D3D"/>
+          <w:sz w:val="18"/>
+        </w:rPr>
         <w:t xml:space="preserve">  const UserProfile({</w:t>
       </w:r>
     </w:p>
@@ -2405,6 +2465,36 @@
           <w:sz w:val="18"/>
         </w:rPr>
         <w:t xml:space="preserve">    this.investmentRange = '',</w:t>
+      </w:r>
+    </w:p>
+    <w:p>
+      <w:pPr>
+        <w:spacing w:before="0" w:after="0"/>
+        <w:ind w:left="283"/>
+        <w:shd w:val="clear" w:color="auto" w:fill="F3F4F6"/>
+      </w:pPr>
+      <w:r>
+        <w:rPr>
+          <w:rFonts w:ascii="Courier New" w:hAnsi="Courier New"/>
+          <w:color w:val="1F2D3D"/>
+          <w:sz w:val="18"/>
+        </w:rPr>
+        <w:t xml:space="preserve">    this.isPremium = false,</w:t>
+      </w:r>
+    </w:p>
+    <w:p>
+      <w:pPr>
+        <w:spacing w:before="0" w:after="0"/>
+        <w:ind w:left="283"/>
+        <w:shd w:val="clear" w:color="auto" w:fill="F3F4F6"/>
+      </w:pPr>
+      <w:r>
+        <w:rPr>
+          <w:rFonts w:ascii="Courier New" w:hAnsi="Courier New"/>
+          <w:color w:val="1F2D3D"/>
+          <w:sz w:val="18"/>
+        </w:rPr>
+        <w:t xml:space="preserve">    this.premiumPlan = '',</w:t>
       </w:r>
     </w:p>
     <w:p>

--- a/livrables/docx/DIAPALER_AFRICA_Livrable4.docx
+++ b/livrables/docx/DIAPALER_AFRICA_Livrable4.docx
@@ -9638,6 +9638,21 @@
           <w:color w:val="1F2D3D"/>
           <w:sz w:val="18"/>
         </w:rPr>
+        <w:t xml:space="preserve">  _email     = TextEditingController(text: _initial.email);</w:t>
+      </w:r>
+    </w:p>
+    <w:p>
+      <w:pPr>
+        <w:spacing w:before="0" w:after="0"/>
+        <w:ind w:left="283"/>
+        <w:shd w:val="clear" w:color="auto" w:fill="F3F4F6"/>
+      </w:pPr>
+      <w:r>
+        <w:rPr>
+          <w:rFonts w:ascii="Courier New" w:hAnsi="Courier New"/>
+          <w:color w:val="1F2D3D"/>
+          <w:sz w:val="18"/>
+        </w:rPr>
         <w:t xml:space="preserve">  _phone     = TextEditingController(text: _initial.phone);</w:t>
       </w:r>
     </w:p>
@@ -15905,7 +15920,7 @@
                 <w:rFonts w:ascii="Calibri" w:hAnsi="Calibri"/>
                 <w:sz w:val="20"/>
               </w:rPr>
-              <w:t>Email affiché (non modifiable — identifiant Firebase)</w:t>
+              <w:t>Champ email modifiable, mis à jour dans Firebase et cache</w:t>
             </w:r>
           </w:p>
         </w:tc>

--- a/livrables/docx/DIAPALER_AFRICA_Livrable4.docx
+++ b/livrables/docx/DIAPALER_AFRICA_Livrable4.docx
@@ -16538,6 +16538,120 @@
                 <w:sz w:val="20"/>
               </w:rPr>
               <w:t xml:space="preserve"> (Investisseur)</w:t>
+            </w:r>
+          </w:p>
+        </w:tc>
+        <w:tc>
+          <w:tcPr>
+            <w:tcW w:type="dxa" w:w="3135"/>
+          </w:tcPr>
+          <w:p>
+            <w:r>
+              <w:rPr>
+                <w:rFonts w:ascii="Calibri" w:hAnsi="Calibri"/>
+                <w:sz w:val="20"/>
+              </w:rPr>
+              <w:t>✅ (bonus)</w:t>
+            </w:r>
+          </w:p>
+        </w:tc>
+      </w:tr>
+      <w:tr>
+        <w:tc>
+          <w:tcPr>
+            <w:tcW w:type="dxa" w:w="3135"/>
+            <w:shd w:val="clear" w:color="auto" w:fill="EFF6FF"/>
+          </w:tcPr>
+          <w:p>
+            <w:r>
+              <w:rPr>
+                <w:rFonts w:ascii="Calibri" w:hAnsi="Calibri"/>
+                <w:sz w:val="20"/>
+              </w:rPr>
+              <w:t>Bouton partage profil</w:t>
+            </w:r>
+          </w:p>
+        </w:tc>
+        <w:tc>
+          <w:tcPr>
+            <w:tcW w:type="dxa" w:w="3135"/>
+            <w:shd w:val="clear" w:color="auto" w:fill="EFF6FF"/>
+          </w:tcPr>
+          <w:p>
+            <w:r>
+              <w:rPr>
+                <w:rFonts w:ascii="Calibri" w:hAnsi="Calibri"/>
+                <w:color w:val="DC2626"/>
+                <w:sz w:val="20"/>
+              </w:rPr>
+              <w:t>ShareService.shareMyProfile()</w:t>
+            </w:r>
+            <w:r>
+              <w:rPr>
+                <w:rFonts w:ascii="Calibri" w:hAnsi="Calibri"/>
+                <w:sz w:val="20"/>
+              </w:rPr>
+              <w:t xml:space="preserve"> dans AppBar — WhatsApp, Telegram…</w:t>
+            </w:r>
+          </w:p>
+        </w:tc>
+        <w:tc>
+          <w:tcPr>
+            <w:tcW w:type="dxa" w:w="3135"/>
+            <w:shd w:val="clear" w:color="auto" w:fill="EFF6FF"/>
+          </w:tcPr>
+          <w:p>
+            <w:r>
+              <w:rPr>
+                <w:rFonts w:ascii="Calibri" w:hAnsi="Calibri"/>
+                <w:sz w:val="20"/>
+              </w:rPr>
+              <w:t>✅ (bonus)</w:t>
+            </w:r>
+          </w:p>
+        </w:tc>
+      </w:tr>
+      <w:tr>
+        <w:tc>
+          <w:tcPr>
+            <w:tcW w:type="dxa" w:w="3135"/>
+          </w:tcPr>
+          <w:p>
+            <w:r>
+              <w:rPr>
+                <w:rFonts w:ascii="Calibri" w:hAnsi="Calibri"/>
+                <w:sz w:val="20"/>
+              </w:rPr>
+              <w:t>Badge ⭐ Premium</w:t>
+            </w:r>
+          </w:p>
+        </w:tc>
+        <w:tc>
+          <w:tcPr>
+            <w:tcW w:type="dxa" w:w="3135"/>
+          </w:tcPr>
+          <w:p>
+            <w:r>
+              <w:rPr>
+                <w:rFonts w:ascii="Calibri" w:hAnsi="Calibri"/>
+                <w:sz w:val="20"/>
+              </w:rPr>
+              <w:t xml:space="preserve">Affiché sous le nom si </w:t>
+            </w:r>
+            <w:r>
+              <w:rPr>
+                <w:rFonts w:ascii="Calibri" w:hAnsi="Calibri"/>
+                <w:color w:val="DC2626"/>
+                <w:sz w:val="20"/>
+              </w:rPr>
+              <w:t>isPremium = true</w:t>
+            </w:r>
+            <w:r>
+              <w:rPr>
+                <w:rFonts w:ascii="Calibri" w:hAnsi="Calibri"/>
+                <w:sz w:val="20"/>
+              </w:rPr>
+              <w:t xml:space="preserve"> — activé via Wave (L5)</w:t>
             </w:r>
           </w:p>
         </w:tc>

--- a/livrables/docx/DIAPALER_AFRICA_Livrable4.docx
+++ b/livrables/docx/DIAPALER_AFRICA_Livrable4.docx
@@ -3109,6 +3109,21 @@
           <w:color w:val="1F2D3D"/>
           <w:sz w:val="18"/>
         </w:rPr>
+        <w:t xml:space="preserve">    bool? isPremium, String? premiumPlan,</w:t>
+      </w:r>
+    </w:p>
+    <w:p>
+      <w:pPr>
+        <w:spacing w:before="0" w:after="0"/>
+        <w:ind w:left="283"/>
+        <w:shd w:val="clear" w:color="auto" w:fill="F3F4F6"/>
+      </w:pPr>
+      <w:r>
+        <w:rPr>
+          <w:rFonts w:ascii="Courier New" w:hAnsi="Courier New"/>
+          <w:color w:val="1F2D3D"/>
+          <w:sz w:val="18"/>
+        </w:rPr>
         <w:t xml:space="preserve">  }) {</w:t>
       </w:r>
     </w:p>
@@ -3455,6 +3470,36 @@
           <w:sz w:val="18"/>
         </w:rPr>
         <w:t xml:space="preserve">      investmentRange: investmentRange ?? this.investmentRange,</w:t>
+      </w:r>
+    </w:p>
+    <w:p>
+      <w:pPr>
+        <w:spacing w:before="0" w:after="0"/>
+        <w:ind w:left="283"/>
+        <w:shd w:val="clear" w:color="auto" w:fill="F3F4F6"/>
+      </w:pPr>
+      <w:r>
+        <w:rPr>
+          <w:rFonts w:ascii="Courier New" w:hAnsi="Courier New"/>
+          <w:color w:val="1F2D3D"/>
+          <w:sz w:val="18"/>
+        </w:rPr>
+        <w:t xml:space="preserve">      isPremium:       isPremium       ?? this.isPremium,</w:t>
+      </w:r>
+    </w:p>
+    <w:p>
+      <w:pPr>
+        <w:spacing w:before="0" w:after="0"/>
+        <w:ind w:left="283"/>
+        <w:shd w:val="clear" w:color="auto" w:fill="F3F4F6"/>
+      </w:pPr>
+      <w:r>
+        <w:rPr>
+          <w:rFonts w:ascii="Courier New" w:hAnsi="Courier New"/>
+          <w:color w:val="1F2D3D"/>
+          <w:sz w:val="18"/>
+        </w:rPr>
+        <w:t xml:space="preserve">      premiumPlan:     premiumPlan     ?? this.premiumPlan,</w:t>
       </w:r>
     </w:p>
     <w:p>

--- a/livrables/docx/DIAPALER_AFRICA_Livrable4.docx
+++ b/livrables/docx/DIAPALER_AFRICA_Livrable4.docx
@@ -1141,19 +1141,59 @@
     </w:p>
     <w:p>
       <w:pPr>
-        <w:pStyle w:val="Quote"/>
-        <w:ind w:left="567"/>
+        <w:spacing w:before="120" w:after="40"/>
       </w:pPr>
       <w:r>
         <w:rPr>
           <w:rFonts w:ascii="Times New Roman" w:hAnsi="Times New Roman"/>
-          <w:b w:val="0"/>
           <w:i/>
           <w:color w:val="606060"/>
-          <w:sz w:val="20"/>
+          <w:sz w:val="18"/>
         </w:rPr>
-        <w:t>📸 [Insérer ici le logo de l'ESP et/ou une capture de l'application]</w:t>
+        <w:t>📸  [Insérer ici le logo de l'ESP et/ou une capture de l'application]</w:t>
       </w:r>
+    </w:p>
+    <w:tbl>
+      <w:tblPr>
+        <w:tblStyle w:val="TableGrid"/>
+        <w:tblW w:type="auto" w:w="0"/>
+        <w:jc w:val="center"/>
+        <w:tblLook w:firstColumn="1" w:firstRow="1" w:lastColumn="0" w:lastRow="0" w:noHBand="0" w:noVBand="1" w:val="04A0"/>
+      </w:tblPr>
+      <w:tblGrid>
+        <w:gridCol w:w="9072"/>
+      </w:tblGrid>
+      <w:tr>
+        <w:trPr>
+          <w:trHeight w:val="3969" w:hRule="exact"/>
+        </w:trPr>
+        <w:tc>
+          <w:tcPr>
+            <w:tcW w:type="dxa" w:w="9072"/>
+            <w:shd w:val="clear" w:color="auto" w:fill="F0F0F0"/>
+          </w:tcPr>
+          <w:p>
+            <w:pPr>
+              <w:spacing w:before="1080"/>
+              <w:jc w:val="center"/>
+            </w:pPr>
+            <w:r>
+              <w:rPr>
+                <w:rFonts w:ascii="Times New Roman" w:hAnsi="Times New Roman"/>
+                <w:i/>
+                <w:color w:val="B0B0B0"/>
+                <w:sz w:val="20"/>
+              </w:rPr>
+              <w:t>[ Insérer la capture d'écran ici ]</w:t>
+            </w:r>
+          </w:p>
+        </w:tc>
+      </w:tr>
+    </w:tbl>
+    <w:p>
+      <w:pPr>
+        <w:spacing w:after="160"/>
+      </w:pPr>
     </w:p>
     <w:p>
       <w:pPr>
@@ -7624,99 +7664,171 @@
     </w:p>
     <w:p>
       <w:pPr>
-        <w:pStyle w:val="Quote"/>
-        <w:ind w:left="567"/>
+        <w:spacing w:before="120" w:after="40"/>
       </w:pPr>
       <w:r>
         <w:rPr>
           <w:rFonts w:ascii="Times New Roman" w:hAnsi="Times New Roman"/>
-          <w:b w:val="0"/>
           <w:i/>
           <w:color w:val="606060"/>
-          <w:sz w:val="20"/>
+          <w:sz w:val="18"/>
         </w:rPr>
-        <w:t>📸 CAPTURE D'ÉCRAN — Mon Profil : photo, nom, badge rôle, jauge de complétion</w:t>
+        <w:t>📸  Mon Profil : photo, nom, badge rôle, jauge de complétion</w:t>
       </w:r>
+    </w:p>
+    <w:tbl>
+      <w:tblPr>
+        <w:tblStyle w:val="TableGrid"/>
+        <w:tblW w:type="auto" w:w="0"/>
+        <w:jc w:val="center"/>
+        <w:tblLook w:firstColumn="1" w:firstRow="1" w:lastColumn="0" w:lastRow="0" w:noHBand="0" w:noVBand="1" w:val="04A0"/>
+      </w:tblPr>
+      <w:tblGrid>
+        <w:gridCol w:w="9072"/>
+      </w:tblGrid>
+      <w:tr>
+        <w:trPr>
+          <w:trHeight w:val="3969" w:hRule="exact"/>
+        </w:trPr>
+        <w:tc>
+          <w:tcPr>
+            <w:tcW w:type="dxa" w:w="9072"/>
+            <w:shd w:val="clear" w:color="auto" w:fill="F0F0F0"/>
+          </w:tcPr>
+          <w:p>
+            <w:pPr>
+              <w:spacing w:before="1080"/>
+              <w:jc w:val="center"/>
+            </w:pPr>
+            <w:r>
+              <w:rPr>
+                <w:rFonts w:ascii="Times New Roman" w:hAnsi="Times New Roman"/>
+                <w:i/>
+                <w:color w:val="B0B0B0"/>
+                <w:sz w:val="20"/>
+              </w:rPr>
+              <w:t>[ Insérer la capture d'écran ici ]</w:t>
+            </w:r>
+          </w:p>
+        </w:tc>
+      </w:tr>
+    </w:tbl>
+    <w:p>
+      <w:pPr>
+        <w:spacing w:after="160"/>
+      </w:pPr>
     </w:p>
     <w:p>
       <w:pPr>
-        <w:pStyle w:val="Quote"/>
-        <w:ind w:left="567"/>
+        <w:spacing w:before="120" w:after="40"/>
       </w:pPr>
       <w:r>
         <w:rPr>
           <w:rFonts w:ascii="Times New Roman" w:hAnsi="Times New Roman"/>
-          <w:b w:val="0"/>
           <w:i/>
           <w:color w:val="606060"/>
-          <w:sz w:val="20"/>
+          <w:sz w:val="18"/>
         </w:rPr>
-        <w:t>(Insérer ici la capture d'écran)</w:t>
+        <w:t>📸  Mon Profil : centres d'intérêt + statistiques</w:t>
       </w:r>
+    </w:p>
+    <w:tbl>
+      <w:tblPr>
+        <w:tblStyle w:val="TableGrid"/>
+        <w:tblW w:type="auto" w:w="0"/>
+        <w:jc w:val="center"/>
+        <w:tblLook w:firstColumn="1" w:firstRow="1" w:lastColumn="0" w:lastRow="0" w:noHBand="0" w:noVBand="1" w:val="04A0"/>
+      </w:tblPr>
+      <w:tblGrid>
+        <w:gridCol w:w="9072"/>
+      </w:tblGrid>
+      <w:tr>
+        <w:trPr>
+          <w:trHeight w:val="3969" w:hRule="exact"/>
+        </w:trPr>
+        <w:tc>
+          <w:tcPr>
+            <w:tcW w:type="dxa" w:w="9072"/>
+            <w:shd w:val="clear" w:color="auto" w:fill="F0F0F0"/>
+          </w:tcPr>
+          <w:p>
+            <w:pPr>
+              <w:spacing w:before="1080"/>
+              <w:jc w:val="center"/>
+            </w:pPr>
+            <w:r>
+              <w:rPr>
+                <w:rFonts w:ascii="Times New Roman" w:hAnsi="Times New Roman"/>
+                <w:i/>
+                <w:color w:val="B0B0B0"/>
+                <w:sz w:val="20"/>
+              </w:rPr>
+              <w:t>[ Insérer la capture d'écran ici ]</w:t>
+            </w:r>
+          </w:p>
+        </w:tc>
+      </w:tr>
+    </w:tbl>
+    <w:p>
+      <w:pPr>
+        <w:spacing w:after="160"/>
+      </w:pPr>
     </w:p>
     <w:p>
       <w:pPr>
-        <w:pStyle w:val="Quote"/>
-        <w:ind w:left="567"/>
+        <w:spacing w:before="120" w:after="40"/>
       </w:pPr>
       <w:r>
         <w:rPr>
           <w:rFonts w:ascii="Times New Roman" w:hAnsi="Times New Roman"/>
-          <w:b w:val="0"/>
           <w:i/>
           <w:color w:val="606060"/>
-          <w:sz w:val="20"/>
+          <w:sz w:val="18"/>
         </w:rPr>
-        <w:t>📸 CAPTURE D'ÉCRAN — Mon Profil : centres d'intérêt + statistiques</w:t>
+        <w:t>📸  Mon Profil (Entrepreneur) : liste des projets avec barres de progression</w:t>
       </w:r>
     </w:p>
+    <w:tbl>
+      <w:tblPr>
+        <w:tblStyle w:val="TableGrid"/>
+        <w:tblW w:type="auto" w:w="0"/>
+        <w:jc w:val="center"/>
+        <w:tblLook w:firstColumn="1" w:firstRow="1" w:lastColumn="0" w:lastRow="0" w:noHBand="0" w:noVBand="1" w:val="04A0"/>
+      </w:tblPr>
+      <w:tblGrid>
+        <w:gridCol w:w="9072"/>
+      </w:tblGrid>
+      <w:tr>
+        <w:trPr>
+          <w:trHeight w:val="3969" w:hRule="exact"/>
+        </w:trPr>
+        <w:tc>
+          <w:tcPr>
+            <w:tcW w:type="dxa" w:w="9072"/>
+            <w:shd w:val="clear" w:color="auto" w:fill="F0F0F0"/>
+          </w:tcPr>
+          <w:p>
+            <w:pPr>
+              <w:spacing w:before="1080"/>
+              <w:jc w:val="center"/>
+            </w:pPr>
+            <w:r>
+              <w:rPr>
+                <w:rFonts w:ascii="Times New Roman" w:hAnsi="Times New Roman"/>
+                <w:i/>
+                <w:color w:val="B0B0B0"/>
+                <w:sz w:val="20"/>
+              </w:rPr>
+              <w:t>[ Insérer la capture d'écran ici ]</w:t>
+            </w:r>
+          </w:p>
+        </w:tc>
+      </w:tr>
+    </w:tbl>
     <w:p>
       <w:pPr>
-        <w:pStyle w:val="Quote"/>
-        <w:ind w:left="567"/>
+        <w:spacing w:after="160"/>
       </w:pPr>
-      <w:r>
-        <w:rPr>
-          <w:rFonts w:ascii="Times New Roman" w:hAnsi="Times New Roman"/>
-          <w:b w:val="0"/>
-          <w:i/>
-          <w:color w:val="606060"/>
-          <w:sz w:val="20"/>
-        </w:rPr>
-        <w:t>(Insérer ici la capture d'écran)</w:t>
-      </w:r>
-    </w:p>
-    <w:p>
-      <w:pPr>
-        <w:pStyle w:val="Quote"/>
-        <w:ind w:left="567"/>
-      </w:pPr>
-      <w:r>
-        <w:rPr>
-          <w:rFonts w:ascii="Times New Roman" w:hAnsi="Times New Roman"/>
-          <w:b w:val="0"/>
-          <w:i/>
-          <w:color w:val="606060"/>
-          <w:sz w:val="20"/>
-        </w:rPr>
-        <w:t>📸 CAPTURE D'ÉCRAN — Mon Profil (Entrepreneur) : liste des projets avec barres de progression</w:t>
-      </w:r>
-    </w:p>
-    <w:p>
-      <w:pPr>
-        <w:pStyle w:val="Quote"/>
-        <w:ind w:left="567"/>
-      </w:pPr>
-      <w:r>
-        <w:rPr>
-          <w:rFonts w:ascii="Times New Roman" w:hAnsi="Times New Roman"/>
-          <w:b w:val="0"/>
-          <w:i/>
-          <w:color w:val="606060"/>
-          <w:sz w:val="20"/>
-        </w:rPr>
-        <w:t>(Insérer ici la capture d'écran)</w:t>
-      </w:r>
     </w:p>
     <w:p>
       <w:pPr>
@@ -8559,35 +8671,59 @@
     </w:p>
     <w:p>
       <w:pPr>
-        <w:pStyle w:val="Quote"/>
-        <w:ind w:left="567"/>
+        <w:spacing w:before="120" w:after="40"/>
       </w:pPr>
       <w:r>
         <w:rPr>
           <w:rFonts w:ascii="Times New Roman" w:hAnsi="Times New Roman"/>
-          <w:b w:val="0"/>
           <w:i/>
           <w:color w:val="606060"/>
-          <w:sz w:val="20"/>
+          <w:sz w:val="18"/>
         </w:rPr>
-        <w:t>📸 CAPTURE D'ÉCRAN — Bottom sheet profil (avatar + actions)</w:t>
+        <w:t>📸  Bottom sheet profil (avatar + actions)</w:t>
       </w:r>
     </w:p>
+    <w:tbl>
+      <w:tblPr>
+        <w:tblStyle w:val="TableGrid"/>
+        <w:tblW w:type="auto" w:w="0"/>
+        <w:jc w:val="center"/>
+        <w:tblLook w:firstColumn="1" w:firstRow="1" w:lastColumn="0" w:lastRow="0" w:noHBand="0" w:noVBand="1" w:val="04A0"/>
+      </w:tblPr>
+      <w:tblGrid>
+        <w:gridCol w:w="9072"/>
+      </w:tblGrid>
+      <w:tr>
+        <w:trPr>
+          <w:trHeight w:val="3969" w:hRule="exact"/>
+        </w:trPr>
+        <w:tc>
+          <w:tcPr>
+            <w:tcW w:type="dxa" w:w="9072"/>
+            <w:shd w:val="clear" w:color="auto" w:fill="F0F0F0"/>
+          </w:tcPr>
+          <w:p>
+            <w:pPr>
+              <w:spacing w:before="1080"/>
+              <w:jc w:val="center"/>
+            </w:pPr>
+            <w:r>
+              <w:rPr>
+                <w:rFonts w:ascii="Times New Roman" w:hAnsi="Times New Roman"/>
+                <w:i/>
+                <w:color w:val="B0B0B0"/>
+                <w:sz w:val="20"/>
+              </w:rPr>
+              <w:t>[ Insérer la capture d'écran ici ]</w:t>
+            </w:r>
+          </w:p>
+        </w:tc>
+      </w:tr>
+    </w:tbl>
     <w:p>
       <w:pPr>
-        <w:pStyle w:val="Quote"/>
-        <w:ind w:left="567"/>
+        <w:spacing w:after="160"/>
       </w:pPr>
-      <w:r>
-        <w:rPr>
-          <w:rFonts w:ascii="Times New Roman" w:hAnsi="Times New Roman"/>
-          <w:b w:val="0"/>
-          <w:i/>
-          <w:color w:val="606060"/>
-          <w:sz w:val="20"/>
-        </w:rPr>
-        <w:t>(Insérer ici la capture d'écran)</w:t>
-      </w:r>
     </w:p>
     <w:p>
       <w:pPr>
@@ -9394,35 +9530,59 @@
     </w:p>
     <w:p>
       <w:pPr>
-        <w:pStyle w:val="Quote"/>
-        <w:ind w:left="567"/>
+        <w:spacing w:before="120" w:after="40"/>
       </w:pPr>
       <w:r>
         <w:rPr>
           <w:rFonts w:ascii="Times New Roman" w:hAnsi="Times New Roman"/>
-          <w:b w:val="0"/>
           <w:i/>
           <w:color w:val="606060"/>
-          <w:sz w:val="20"/>
+          <w:sz w:val="18"/>
         </w:rPr>
-        <w:t>📸 CAPTURE D'ÉCRAN — Modifier le profil (formulaire pré-rempli)</w:t>
+        <w:t>📸  Modifier le profil (formulaire pré-rempli)</w:t>
       </w:r>
     </w:p>
+    <w:tbl>
+      <w:tblPr>
+        <w:tblStyle w:val="TableGrid"/>
+        <w:tblW w:type="auto" w:w="0"/>
+        <w:jc w:val="center"/>
+        <w:tblLook w:firstColumn="1" w:firstRow="1" w:lastColumn="0" w:lastRow="0" w:noHBand="0" w:noVBand="1" w:val="04A0"/>
+      </w:tblPr>
+      <w:tblGrid>
+        <w:gridCol w:w="9072"/>
+      </w:tblGrid>
+      <w:tr>
+        <w:trPr>
+          <w:trHeight w:val="3969" w:hRule="exact"/>
+        </w:trPr>
+        <w:tc>
+          <w:tcPr>
+            <w:tcW w:type="dxa" w:w="9072"/>
+            <w:shd w:val="clear" w:color="auto" w:fill="F0F0F0"/>
+          </w:tcPr>
+          <w:p>
+            <w:pPr>
+              <w:spacing w:before="1080"/>
+              <w:jc w:val="center"/>
+            </w:pPr>
+            <w:r>
+              <w:rPr>
+                <w:rFonts w:ascii="Times New Roman" w:hAnsi="Times New Roman"/>
+                <w:i/>
+                <w:color w:val="B0B0B0"/>
+                <w:sz w:val="20"/>
+              </w:rPr>
+              <w:t>[ Insérer la capture d'écran ici ]</w:t>
+            </w:r>
+          </w:p>
+        </w:tc>
+      </w:tr>
+    </w:tbl>
     <w:p>
       <w:pPr>
-        <w:pStyle w:val="Quote"/>
-        <w:ind w:left="567"/>
+        <w:spacing w:after="160"/>
       </w:pPr>
-      <w:r>
-        <w:rPr>
-          <w:rFonts w:ascii="Times New Roman" w:hAnsi="Times New Roman"/>
-          <w:b w:val="0"/>
-          <w:i/>
-          <w:color w:val="606060"/>
-          <w:sz w:val="20"/>
-        </w:rPr>
-        <w:t>(Insérer ici la capture d'écran)</w:t>
-      </w:r>
     </w:p>
     <w:p>
       <w:pPr>
@@ -10495,67 +10655,115 @@
     </w:p>
     <w:p>
       <w:pPr>
-        <w:pStyle w:val="Quote"/>
-        <w:ind w:left="567"/>
+        <w:spacing w:before="120" w:after="40"/>
       </w:pPr>
       <w:r>
         <w:rPr>
           <w:rFonts w:ascii="Times New Roman" w:hAnsi="Times New Roman"/>
-          <w:b w:val="0"/>
           <w:i/>
           <w:color w:val="606060"/>
-          <w:sz w:val="20"/>
+          <w:sz w:val="18"/>
         </w:rPr>
-        <w:t>📸 CAPTURE D'ÉCRAN — Modifier le profil : zone de photo avec icône caméra</w:t>
+        <w:t>📸  Modifier le profil : zone de photo avec icône caméra</w:t>
       </w:r>
+    </w:p>
+    <w:tbl>
+      <w:tblPr>
+        <w:tblStyle w:val="TableGrid"/>
+        <w:tblW w:type="auto" w:w="0"/>
+        <w:jc w:val="center"/>
+        <w:tblLook w:firstColumn="1" w:firstRow="1" w:lastColumn="0" w:lastRow="0" w:noHBand="0" w:noVBand="1" w:val="04A0"/>
+      </w:tblPr>
+      <w:tblGrid>
+        <w:gridCol w:w="9072"/>
+      </w:tblGrid>
+      <w:tr>
+        <w:trPr>
+          <w:trHeight w:val="3969" w:hRule="exact"/>
+        </w:trPr>
+        <w:tc>
+          <w:tcPr>
+            <w:tcW w:type="dxa" w:w="9072"/>
+            <w:shd w:val="clear" w:color="auto" w:fill="F0F0F0"/>
+          </w:tcPr>
+          <w:p>
+            <w:pPr>
+              <w:spacing w:before="1080"/>
+              <w:jc w:val="center"/>
+            </w:pPr>
+            <w:r>
+              <w:rPr>
+                <w:rFonts w:ascii="Times New Roman" w:hAnsi="Times New Roman"/>
+                <w:i/>
+                <w:color w:val="B0B0B0"/>
+                <w:sz w:val="20"/>
+              </w:rPr>
+              <w:t>[ Insérer la capture d'écran ici ]</w:t>
+            </w:r>
+          </w:p>
+        </w:tc>
+      </w:tr>
+    </w:tbl>
+    <w:p>
+      <w:pPr>
+        <w:spacing w:after="160"/>
+      </w:pPr>
     </w:p>
     <w:p>
       <w:pPr>
-        <w:pStyle w:val="Quote"/>
-        <w:ind w:left="567"/>
+        <w:spacing w:before="120" w:after="40"/>
       </w:pPr>
       <w:r>
         <w:rPr>
           <w:rFonts w:ascii="Times New Roman" w:hAnsi="Times New Roman"/>
-          <w:b w:val="0"/>
           <w:i/>
           <w:color w:val="606060"/>
-          <w:sz w:val="20"/>
+          <w:sz w:val="18"/>
         </w:rPr>
-        <w:t>(Insérer ici la capture d'écran)</w:t>
+        <w:t>📸  BottomSheet choix galerie / caméra</w:t>
       </w:r>
     </w:p>
+    <w:tbl>
+      <w:tblPr>
+        <w:tblStyle w:val="TableGrid"/>
+        <w:tblW w:type="auto" w:w="0"/>
+        <w:jc w:val="center"/>
+        <w:tblLook w:firstColumn="1" w:firstRow="1" w:lastColumn="0" w:lastRow="0" w:noHBand="0" w:noVBand="1" w:val="04A0"/>
+      </w:tblPr>
+      <w:tblGrid>
+        <w:gridCol w:w="9072"/>
+      </w:tblGrid>
+      <w:tr>
+        <w:trPr>
+          <w:trHeight w:val="3969" w:hRule="exact"/>
+        </w:trPr>
+        <w:tc>
+          <w:tcPr>
+            <w:tcW w:type="dxa" w:w="9072"/>
+            <w:shd w:val="clear" w:color="auto" w:fill="F0F0F0"/>
+          </w:tcPr>
+          <w:p>
+            <w:pPr>
+              <w:spacing w:before="1080"/>
+              <w:jc w:val="center"/>
+            </w:pPr>
+            <w:r>
+              <w:rPr>
+                <w:rFonts w:ascii="Times New Roman" w:hAnsi="Times New Roman"/>
+                <w:i/>
+                <w:color w:val="B0B0B0"/>
+                <w:sz w:val="20"/>
+              </w:rPr>
+              <w:t>[ Insérer la capture d'écran ici ]</w:t>
+            </w:r>
+          </w:p>
+        </w:tc>
+      </w:tr>
+    </w:tbl>
     <w:p>
       <w:pPr>
-        <w:pStyle w:val="Quote"/>
-        <w:ind w:left="567"/>
+        <w:spacing w:after="160"/>
       </w:pPr>
-      <w:r>
-        <w:rPr>
-          <w:rFonts w:ascii="Times New Roman" w:hAnsi="Times New Roman"/>
-          <w:b w:val="0"/>
-          <w:i/>
-          <w:color w:val="606060"/>
-          <w:sz w:val="20"/>
-        </w:rPr>
-        <w:t>📸 CAPTURE D'ÉCRAN — BottomSheet choix galerie / caméra</w:t>
-      </w:r>
-    </w:p>
-    <w:p>
-      <w:pPr>
-        <w:pStyle w:val="Quote"/>
-        <w:ind w:left="567"/>
-      </w:pPr>
-      <w:r>
-        <w:rPr>
-          <w:rFonts w:ascii="Times New Roman" w:hAnsi="Times New Roman"/>
-          <w:b w:val="0"/>
-          <w:i/>
-          <w:color w:val="606060"/>
-          <w:sz w:val="20"/>
-        </w:rPr>
-        <w:t>(Insérer ici la capture d'écran)</w:t>
-      </w:r>
     </w:p>
     <w:p>
       <w:pPr>
@@ -11463,99 +11671,171 @@
     </w:p>
     <w:p>
       <w:pPr>
-        <w:pStyle w:val="Quote"/>
-        <w:ind w:left="567"/>
+        <w:spacing w:before="120" w:after="40"/>
       </w:pPr>
       <w:r>
         <w:rPr>
           <w:rFonts w:ascii="Times New Roman" w:hAnsi="Times New Roman"/>
-          <w:b w:val="0"/>
           <w:i/>
           <w:color w:val="606060"/>
-          <w:sz w:val="20"/>
+          <w:sz w:val="18"/>
         </w:rPr>
-        <w:t>📸 CAPTURE D'ÉCRAN — Modifier le profil : champs modifiés avant sauvegarde</w:t>
+        <w:t>📸  Modifier le profil : champs modifiés avant sauvegarde</w:t>
       </w:r>
+    </w:p>
+    <w:tbl>
+      <w:tblPr>
+        <w:tblStyle w:val="TableGrid"/>
+        <w:tblW w:type="auto" w:w="0"/>
+        <w:jc w:val="center"/>
+        <w:tblLook w:firstColumn="1" w:firstRow="1" w:lastColumn="0" w:lastRow="0" w:noHBand="0" w:noVBand="1" w:val="04A0"/>
+      </w:tblPr>
+      <w:tblGrid>
+        <w:gridCol w:w="9072"/>
+      </w:tblGrid>
+      <w:tr>
+        <w:trPr>
+          <w:trHeight w:val="3969" w:hRule="exact"/>
+        </w:trPr>
+        <w:tc>
+          <w:tcPr>
+            <w:tcW w:type="dxa" w:w="9072"/>
+            <w:shd w:val="clear" w:color="auto" w:fill="F0F0F0"/>
+          </w:tcPr>
+          <w:p>
+            <w:pPr>
+              <w:spacing w:before="1080"/>
+              <w:jc w:val="center"/>
+            </w:pPr>
+            <w:r>
+              <w:rPr>
+                <w:rFonts w:ascii="Times New Roman" w:hAnsi="Times New Roman"/>
+                <w:i/>
+                <w:color w:val="B0B0B0"/>
+                <w:sz w:val="20"/>
+              </w:rPr>
+              <w:t>[ Insérer la capture d'écran ici ]</w:t>
+            </w:r>
+          </w:p>
+        </w:tc>
+      </w:tr>
+    </w:tbl>
+    <w:p>
+      <w:pPr>
+        <w:spacing w:after="160"/>
+      </w:pPr>
     </w:p>
     <w:p>
       <w:pPr>
-        <w:pStyle w:val="Quote"/>
-        <w:ind w:left="567"/>
+        <w:spacing w:before="120" w:after="40"/>
       </w:pPr>
       <w:r>
         <w:rPr>
           <w:rFonts w:ascii="Times New Roman" w:hAnsi="Times New Roman"/>
-          <w:b w:val="0"/>
           <w:i/>
           <w:color w:val="606060"/>
-          <w:sz w:val="20"/>
+          <w:sz w:val="18"/>
         </w:rPr>
-        <w:t>(Insérer ici la capture d'écran)</w:t>
+        <w:t>📸  SnackBar vert "Profil mis à jour avec succès ✓"</w:t>
       </w:r>
+    </w:p>
+    <w:tbl>
+      <w:tblPr>
+        <w:tblStyle w:val="TableGrid"/>
+        <w:tblW w:type="auto" w:w="0"/>
+        <w:jc w:val="center"/>
+        <w:tblLook w:firstColumn="1" w:firstRow="1" w:lastColumn="0" w:lastRow="0" w:noHBand="0" w:noVBand="1" w:val="04A0"/>
+      </w:tblPr>
+      <w:tblGrid>
+        <w:gridCol w:w="9072"/>
+      </w:tblGrid>
+      <w:tr>
+        <w:trPr>
+          <w:trHeight w:val="3969" w:hRule="exact"/>
+        </w:trPr>
+        <w:tc>
+          <w:tcPr>
+            <w:tcW w:type="dxa" w:w="9072"/>
+            <w:shd w:val="clear" w:color="auto" w:fill="F0F0F0"/>
+          </w:tcPr>
+          <w:p>
+            <w:pPr>
+              <w:spacing w:before="1080"/>
+              <w:jc w:val="center"/>
+            </w:pPr>
+            <w:r>
+              <w:rPr>
+                <w:rFonts w:ascii="Times New Roman" w:hAnsi="Times New Roman"/>
+                <w:i/>
+                <w:color w:val="B0B0B0"/>
+                <w:sz w:val="20"/>
+              </w:rPr>
+              <w:t>[ Insérer la capture d'écran ici ]</w:t>
+            </w:r>
+          </w:p>
+        </w:tc>
+      </w:tr>
+    </w:tbl>
+    <w:p>
+      <w:pPr>
+        <w:spacing w:after="160"/>
+      </w:pPr>
     </w:p>
     <w:p>
       <w:pPr>
-        <w:pStyle w:val="Quote"/>
-        <w:ind w:left="567"/>
+        <w:spacing w:before="120" w:after="40"/>
       </w:pPr>
       <w:r>
         <w:rPr>
           <w:rFonts w:ascii="Times New Roman" w:hAnsi="Times New Roman"/>
-          <w:b w:val="0"/>
           <w:i/>
           <w:color w:val="606060"/>
-          <w:sz w:val="20"/>
+          <w:sz w:val="18"/>
         </w:rPr>
-        <w:t>📸 CAPTURE D'ÉCRAN — SnackBar vert "Profil mis à jour avec succès ✓"</w:t>
+        <w:t>📸  Profil consulté après modification (informations mises à jour)</w:t>
       </w:r>
     </w:p>
+    <w:tbl>
+      <w:tblPr>
+        <w:tblStyle w:val="TableGrid"/>
+        <w:tblW w:type="auto" w:w="0"/>
+        <w:jc w:val="center"/>
+        <w:tblLook w:firstColumn="1" w:firstRow="1" w:lastColumn="0" w:lastRow="0" w:noHBand="0" w:noVBand="1" w:val="04A0"/>
+      </w:tblPr>
+      <w:tblGrid>
+        <w:gridCol w:w="9072"/>
+      </w:tblGrid>
+      <w:tr>
+        <w:trPr>
+          <w:trHeight w:val="3969" w:hRule="exact"/>
+        </w:trPr>
+        <w:tc>
+          <w:tcPr>
+            <w:tcW w:type="dxa" w:w="9072"/>
+            <w:shd w:val="clear" w:color="auto" w:fill="F0F0F0"/>
+          </w:tcPr>
+          <w:p>
+            <w:pPr>
+              <w:spacing w:before="1080"/>
+              <w:jc w:val="center"/>
+            </w:pPr>
+            <w:r>
+              <w:rPr>
+                <w:rFonts w:ascii="Times New Roman" w:hAnsi="Times New Roman"/>
+                <w:i/>
+                <w:color w:val="B0B0B0"/>
+                <w:sz w:val="20"/>
+              </w:rPr>
+              <w:t>[ Insérer la capture d'écran ici ]</w:t>
+            </w:r>
+          </w:p>
+        </w:tc>
+      </w:tr>
+    </w:tbl>
     <w:p>
       <w:pPr>
-        <w:pStyle w:val="Quote"/>
-        <w:ind w:left="567"/>
+        <w:spacing w:after="160"/>
       </w:pPr>
-      <w:r>
-        <w:rPr>
-          <w:rFonts w:ascii="Times New Roman" w:hAnsi="Times New Roman"/>
-          <w:b w:val="0"/>
-          <w:i/>
-          <w:color w:val="606060"/>
-          <w:sz w:val="20"/>
-        </w:rPr>
-        <w:t>(Insérer ici la capture d'écran)</w:t>
-      </w:r>
-    </w:p>
-    <w:p>
-      <w:pPr>
-        <w:pStyle w:val="Quote"/>
-        <w:ind w:left="567"/>
-      </w:pPr>
-      <w:r>
-        <w:rPr>
-          <w:rFonts w:ascii="Times New Roman" w:hAnsi="Times New Roman"/>
-          <w:b w:val="0"/>
-          <w:i/>
-          <w:color w:val="606060"/>
-          <w:sz w:val="20"/>
-        </w:rPr>
-        <w:t>📸 CAPTURE D'ÉCRAN — Profil consulté après modification (informations mises à jour)</w:t>
-      </w:r>
-    </w:p>
-    <w:p>
-      <w:pPr>
-        <w:pStyle w:val="Quote"/>
-        <w:ind w:left="567"/>
-      </w:pPr>
-      <w:r>
-        <w:rPr>
-          <w:rFonts w:ascii="Times New Roman" w:hAnsi="Times New Roman"/>
-          <w:b w:val="0"/>
-          <w:i/>
-          <w:color w:val="606060"/>
-          <w:sz w:val="20"/>
-        </w:rPr>
-        <w:t>(Insérer ici la capture d'écran)</w:t>
-      </w:r>
     </w:p>
     <w:p>
       <w:pPr>
@@ -12452,35 +12732,59 @@
     </w:p>
     <w:p>
       <w:pPr>
-        <w:pStyle w:val="Quote"/>
-        <w:ind w:left="567"/>
+        <w:spacing w:before="120" w:after="40"/>
       </w:pPr>
       <w:r>
         <w:rPr>
           <w:rFonts w:ascii="Times New Roman" w:hAnsi="Times New Roman"/>
-          <w:b w:val="0"/>
           <w:i/>
           <w:color w:val="606060"/>
-          <w:sz w:val="20"/>
+          <w:sz w:val="18"/>
         </w:rPr>
-        <w:t>📸 CAPTURE D'ÉCRAN — Projet avec barre de progression (Étape 3/5)</w:t>
+        <w:t>📸  Projet avec barre de progression (Étape 3/5)</w:t>
       </w:r>
     </w:p>
+    <w:tbl>
+      <w:tblPr>
+        <w:tblStyle w:val="TableGrid"/>
+        <w:tblW w:type="auto" w:w="0"/>
+        <w:jc w:val="center"/>
+        <w:tblLook w:firstColumn="1" w:firstRow="1" w:lastColumn="0" w:lastRow="0" w:noHBand="0" w:noVBand="1" w:val="04A0"/>
+      </w:tblPr>
+      <w:tblGrid>
+        <w:gridCol w:w="9072"/>
+      </w:tblGrid>
+      <w:tr>
+        <w:trPr>
+          <w:trHeight w:val="3969" w:hRule="exact"/>
+        </w:trPr>
+        <w:tc>
+          <w:tcPr>
+            <w:tcW w:type="dxa" w:w="9072"/>
+            <w:shd w:val="clear" w:color="auto" w:fill="F0F0F0"/>
+          </w:tcPr>
+          <w:p>
+            <w:pPr>
+              <w:spacing w:before="1080"/>
+              <w:jc w:val="center"/>
+            </w:pPr>
+            <w:r>
+              <w:rPr>
+                <w:rFonts w:ascii="Times New Roman" w:hAnsi="Times New Roman"/>
+                <w:i/>
+                <w:color w:val="B0B0B0"/>
+                <w:sz w:val="20"/>
+              </w:rPr>
+              <w:t>[ Insérer la capture d'écran ici ]</w:t>
+            </w:r>
+          </w:p>
+        </w:tc>
+      </w:tr>
+    </w:tbl>
     <w:p>
       <w:pPr>
-        <w:pStyle w:val="Quote"/>
-        <w:ind w:left="567"/>
+        <w:spacing w:after="160"/>
       </w:pPr>
-      <w:r>
-        <w:rPr>
-          <w:rFonts w:ascii="Times New Roman" w:hAnsi="Times New Roman"/>
-          <w:b w:val="0"/>
-          <w:i/>
-          <w:color w:val="606060"/>
-          <w:sz w:val="20"/>
-        </w:rPr>
-        <w:t>(Insérer ici la capture d'écran)</w:t>
-      </w:r>
     </w:p>
     <w:p>
       <w:pPr>
@@ -13565,35 +13869,59 @@
     </w:p>
     <w:p>
       <w:pPr>
-        <w:pStyle w:val="Quote"/>
-        <w:ind w:left="567"/>
+        <w:spacing w:before="120" w:after="40"/>
       </w:pPr>
       <w:r>
         <w:rPr>
           <w:rFonts w:ascii="Times New Roman" w:hAnsi="Times New Roman"/>
-          <w:b w:val="0"/>
           <w:i/>
           <w:color w:val="606060"/>
-          <w:sz w:val="20"/>
+          <w:sz w:val="18"/>
         </w:rPr>
-        <w:t>📸 CAPTURE D'ÉCRAN — Matching : membre DIAPALER réel en tête de liste</w:t>
+        <w:t>📸  Matching : membre DIAPALER réel en tête de liste</w:t>
       </w:r>
     </w:p>
+    <w:tbl>
+      <w:tblPr>
+        <w:tblStyle w:val="TableGrid"/>
+        <w:tblW w:type="auto" w:w="0"/>
+        <w:jc w:val="center"/>
+        <w:tblLook w:firstColumn="1" w:firstRow="1" w:lastColumn="0" w:lastRow="0" w:noHBand="0" w:noVBand="1" w:val="04A0"/>
+      </w:tblPr>
+      <w:tblGrid>
+        <w:gridCol w:w="9072"/>
+      </w:tblGrid>
+      <w:tr>
+        <w:trPr>
+          <w:trHeight w:val="3969" w:hRule="exact"/>
+        </w:trPr>
+        <w:tc>
+          <w:tcPr>
+            <w:tcW w:type="dxa" w:w="9072"/>
+            <w:shd w:val="clear" w:color="auto" w:fill="F0F0F0"/>
+          </w:tcPr>
+          <w:p>
+            <w:pPr>
+              <w:spacing w:before="1080"/>
+              <w:jc w:val="center"/>
+            </w:pPr>
+            <w:r>
+              <w:rPr>
+                <w:rFonts w:ascii="Times New Roman" w:hAnsi="Times New Roman"/>
+                <w:i/>
+                <w:color w:val="B0B0B0"/>
+                <w:sz w:val="20"/>
+              </w:rPr>
+              <w:t>[ Insérer la capture d'écran ici ]</w:t>
+            </w:r>
+          </w:p>
+        </w:tc>
+      </w:tr>
+    </w:tbl>
     <w:p>
       <w:pPr>
-        <w:pStyle w:val="Quote"/>
-        <w:ind w:left="567"/>
+        <w:spacing w:after="160"/>
       </w:pPr>
-      <w:r>
-        <w:rPr>
-          <w:rFonts w:ascii="Times New Roman" w:hAnsi="Times New Roman"/>
-          <w:b w:val="0"/>
-          <w:i/>
-          <w:color w:val="606060"/>
-          <w:sz w:val="20"/>
-        </w:rPr>
-        <w:t>(Insérer ici la capture d'écran)</w:t>
-      </w:r>
     </w:p>
     <w:p>
       <w:pPr>
@@ -14564,67 +14892,115 @@
     </w:p>
     <w:p>
       <w:pPr>
-        <w:pStyle w:val="Quote"/>
-        <w:ind w:left="567"/>
+        <w:spacing w:before="120" w:after="40"/>
       </w:pPr>
       <w:r>
         <w:rPr>
           <w:rFonts w:ascii="Times New Roman" w:hAnsi="Times New Roman"/>
-          <w:b w:val="0"/>
           <w:i/>
           <w:color w:val="606060"/>
-          <w:sz w:val="20"/>
+          <w:sz w:val="18"/>
         </w:rPr>
-        <w:t>📸 CAPTURE D'ÉCRAN — Avatar avec photo (profil utilisateur)</w:t>
+        <w:t>📸  Avatar avec photo (profil utilisateur)</w:t>
       </w:r>
+    </w:p>
+    <w:tbl>
+      <w:tblPr>
+        <w:tblStyle w:val="TableGrid"/>
+        <w:tblW w:type="auto" w:w="0"/>
+        <w:jc w:val="center"/>
+        <w:tblLook w:firstColumn="1" w:firstRow="1" w:lastColumn="0" w:lastRow="0" w:noHBand="0" w:noVBand="1" w:val="04A0"/>
+      </w:tblPr>
+      <w:tblGrid>
+        <w:gridCol w:w="9072"/>
+      </w:tblGrid>
+      <w:tr>
+        <w:trPr>
+          <w:trHeight w:val="3969" w:hRule="exact"/>
+        </w:trPr>
+        <w:tc>
+          <w:tcPr>
+            <w:tcW w:type="dxa" w:w="9072"/>
+            <w:shd w:val="clear" w:color="auto" w:fill="F0F0F0"/>
+          </w:tcPr>
+          <w:p>
+            <w:pPr>
+              <w:spacing w:before="1080"/>
+              <w:jc w:val="center"/>
+            </w:pPr>
+            <w:r>
+              <w:rPr>
+                <w:rFonts w:ascii="Times New Roman" w:hAnsi="Times New Roman"/>
+                <w:i/>
+                <w:color w:val="B0B0B0"/>
+                <w:sz w:val="20"/>
+              </w:rPr>
+              <w:t>[ Insérer la capture d'écran ici ]</w:t>
+            </w:r>
+          </w:p>
+        </w:tc>
+      </w:tr>
+    </w:tbl>
+    <w:p>
+      <w:pPr>
+        <w:spacing w:after="160"/>
+      </w:pPr>
     </w:p>
     <w:p>
       <w:pPr>
-        <w:pStyle w:val="Quote"/>
-        <w:ind w:left="567"/>
+        <w:spacing w:before="120" w:after="40"/>
       </w:pPr>
       <w:r>
         <w:rPr>
           <w:rFonts w:ascii="Times New Roman" w:hAnsi="Times New Roman"/>
-          <w:b w:val="0"/>
           <w:i/>
           <w:color w:val="606060"/>
-          <w:sz w:val="20"/>
+          <w:sz w:val="18"/>
         </w:rPr>
-        <w:t>(Insérer ici la capture d'écran)</w:t>
+        <w:t>📸  Avatar avec initiales (utilisateur sans photo)</w:t>
       </w:r>
     </w:p>
+    <w:tbl>
+      <w:tblPr>
+        <w:tblStyle w:val="TableGrid"/>
+        <w:tblW w:type="auto" w:w="0"/>
+        <w:jc w:val="center"/>
+        <w:tblLook w:firstColumn="1" w:firstRow="1" w:lastColumn="0" w:lastRow="0" w:noHBand="0" w:noVBand="1" w:val="04A0"/>
+      </w:tblPr>
+      <w:tblGrid>
+        <w:gridCol w:w="9072"/>
+      </w:tblGrid>
+      <w:tr>
+        <w:trPr>
+          <w:trHeight w:val="3969" w:hRule="exact"/>
+        </w:trPr>
+        <w:tc>
+          <w:tcPr>
+            <w:tcW w:type="dxa" w:w="9072"/>
+            <w:shd w:val="clear" w:color="auto" w:fill="F0F0F0"/>
+          </w:tcPr>
+          <w:p>
+            <w:pPr>
+              <w:spacing w:before="1080"/>
+              <w:jc w:val="center"/>
+            </w:pPr>
+            <w:r>
+              <w:rPr>
+                <w:rFonts w:ascii="Times New Roman" w:hAnsi="Times New Roman"/>
+                <w:i/>
+                <w:color w:val="B0B0B0"/>
+                <w:sz w:val="20"/>
+              </w:rPr>
+              <w:t>[ Insérer la capture d'écran ici ]</w:t>
+            </w:r>
+          </w:p>
+        </w:tc>
+      </w:tr>
+    </w:tbl>
     <w:p>
       <w:pPr>
-        <w:pStyle w:val="Quote"/>
-        <w:ind w:left="567"/>
+        <w:spacing w:after="160"/>
       </w:pPr>
-      <w:r>
-        <w:rPr>
-          <w:rFonts w:ascii="Times New Roman" w:hAnsi="Times New Roman"/>
-          <w:b w:val="0"/>
-          <w:i/>
-          <w:color w:val="606060"/>
-          <w:sz w:val="20"/>
-        </w:rPr>
-        <w:t>📸 CAPTURE D'ÉCRAN — Avatar avec initiales (utilisateur sans photo)</w:t>
-      </w:r>
-    </w:p>
-    <w:p>
-      <w:pPr>
-        <w:pStyle w:val="Quote"/>
-        <w:ind w:left="567"/>
-      </w:pPr>
-      <w:r>
-        <w:rPr>
-          <w:rFonts w:ascii="Times New Roman" w:hAnsi="Times New Roman"/>
-          <w:b w:val="0"/>
-          <w:i/>
-          <w:color w:val="606060"/>
-          <w:sz w:val="20"/>
-        </w:rPr>
-        <w:t>(Insérer ici la capture d'écran)</w:t>
-      </w:r>
     </w:p>
     <w:p>
       <w:pPr>

--- a/livrables/docx/DIAPALER_AFRICA_Livrable4.docx
+++ b/livrables/docx/DIAPALER_AFRICA_Livrable4.docx
@@ -422,7 +422,7 @@
                 <w:rFonts w:ascii="Times New Roman" w:hAnsi="Times New Roman"/>
                 <w:sz w:val="20"/>
               </w:rPr>
-              <w:t>L3 Genie Informatique</w:t>
+              <w:t>L3GLSIB</w:t>
             </w:r>
           </w:p>
         </w:tc>
@@ -459,7 +459,7 @@
                 <w:rFonts w:ascii="Times New Roman" w:hAnsi="Times New Roman"/>
                 <w:sz w:val="20"/>
               </w:rPr>
-              <w:t>[Nom du Professeur]</w:t>
+              <w:t>Mr Ndiaye</w:t>
             </w:r>
           </w:p>
         </w:tc>
@@ -1165,16 +1165,22 @@
       </w:tblGrid>
       <w:tr>
         <w:trPr>
-          <w:trHeight w:val="3969" w:hRule="exact"/>
+          <w:trHeight w:val="1701" w:hRule="atLeast"/>
         </w:trPr>
         <w:tc>
           <w:tcPr>
             <w:tcW w:type="dxa" w:w="9072"/>
             <w:shd w:val="clear" w:color="auto" w:fill="F0F0F0"/>
+            <w:tcMar>
+              <w:top w:w="113" w:type="dxa"/>
+              <w:left w:w="113" w:type="dxa"/>
+              <w:bottom w:w="113" w:type="dxa"/>
+              <w:right w:w="113" w:type="dxa"/>
+            </w:tcMar>
           </w:tcPr>
           <w:p>
             <w:pPr>
-              <w:spacing w:before="1080"/>
+              <w:spacing w:before="200" w:after="200"/>
               <w:jc w:val="center"/>
             </w:pPr>
             <w:r>
@@ -1384,21 +1390,7 @@
           <w:i w:val="0"/>
           <w:sz w:val="21"/>
         </w:rPr>
-        <w:t>[1.2 La classe Project](#12-la-classe-project)</w:t>
-      </w:r>
-    </w:p>
-    <w:p>
-      <w:pPr>
-        <w:pStyle w:val="ListBullet"/>
-      </w:pPr>
-      <w:r>
-        <w:rPr>
-          <w:rFonts w:ascii="Times New Roman" w:hAnsi="Times New Roman"/>
-          <w:b w:val="0"/>
-          <w:i w:val="0"/>
-          <w:sz w:val="21"/>
-        </w:rPr>
-        <w:t>[1.3 Contrôleur réactif global — UserProfileController](#13-contrôleur-réactif-global--userprofilecontroller)</w:t>
+        <w:t>[1.2 Contrôleur réactif global — UserProfileController](#12-contrôleur-réactif-global--userprofilecontroller)</w:t>
       </w:r>
     </w:p>
     <w:p>
@@ -1594,21 +1586,7 @@
           <w:i w:val="0"/>
           <w:sz w:val="21"/>
         </w:rPr>
-        <w:t>[6. Membres DIAPALER dans le Matching](#6-membres-diapaler-dans-le-matching-service_utilisateursdart)</w:t>
-      </w:r>
-    </w:p>
-    <w:p>
-      <w:pPr>
-        <w:pStyle w:val="ListBullet"/>
-      </w:pPr>
-      <w:r>
-        <w:rPr>
-          <w:rFonts w:ascii="Times New Roman" w:hAnsi="Times New Roman"/>
-          <w:b w:val="0"/>
-          <w:i w:val="0"/>
-          <w:sz w:val="21"/>
-        </w:rPr>
-        <w:t>[7. Widget Avatar réutilisable](#7-widget-avatar-réutilisable-widgetsavatardart)</w:t>
+        <w:t>[6. Widget Avatar réutilisable](#6-widget-avatar-réutilisable-widgetsavatardart)</w:t>
       </w:r>
     </w:p>
     <w:p>
@@ -1959,1627 +1937,70 @@
     </w:p>
     <w:p>
       <w:pPr>
-        <w:spacing w:after="0"/>
+        <w:spacing w:after="120"/>
       </w:pPr>
       <w:r>
         <w:rPr>
           <w:rFonts w:ascii="Times New Roman" w:hAnsi="Times New Roman"/>
-          <w:b/>
-          <w:sz w:val="16"/>
+          <w:b w:val="0"/>
+          <w:i w:val="0"/>
+          <w:sz w:val="22"/>
         </w:rPr>
-        <w:t>DART</w:t>
-      </w:r>
-    </w:p>
-    <w:tbl>
-      <w:tblPr>
-        <w:tblStyle w:val="TableGrid"/>
-        <w:tblW w:type="auto" w:w="0"/>
-        <w:tblLook w:firstColumn="1" w:firstRow="1" w:lastColumn="0" w:lastRow="0" w:noHBand="0" w:noVBand="1" w:val="04A0"/>
-      </w:tblPr>
-      <w:tblGrid>
-        <w:gridCol w:w="9072"/>
-      </w:tblGrid>
-      <w:tr>
-        <w:tc>
-          <w:tcPr>
-            <w:tcW w:type="dxa" w:w="9072"/>
-            <w:shd w:val="clear" w:color="auto" w:fill="F2F2F2"/>
-          </w:tcPr>
-          <w:p>
-            <w:pPr>
-              <w:spacing w:before="0" w:after="0"/>
-            </w:pPr>
-            <w:r>
-              <w:rPr>
-                <w:rFonts w:ascii="Courier New" w:hAnsi="Courier New"/>
-                <w:sz w:val="17"/>
-              </w:rPr>
-              <w:t>// lib/data/profil_utilisateur.dart</w:t>
-            </w:r>
-          </w:p>
-          <w:p>
-            <w:pPr>
-              <w:spacing w:before="0" w:after="0"/>
-            </w:pPr>
-            <w:r>
-              <w:rPr>
-                <w:rFonts w:ascii="Courier New" w:hAnsi="Courier New"/>
-                <w:sz w:val="17"/>
-              </w:rPr>
-              <w:t>@immutable</w:t>
-            </w:r>
-          </w:p>
-          <w:p>
-            <w:pPr>
-              <w:spacing w:before="0" w:after="0"/>
-            </w:pPr>
-            <w:r>
-              <w:rPr>
-                <w:rFonts w:ascii="Courier New" w:hAnsi="Courier New"/>
-                <w:sz w:val="17"/>
-              </w:rPr>
-              <w:t>class UserProfile {</w:t>
-            </w:r>
-          </w:p>
-          <w:p>
-            <w:pPr>
-              <w:spacing w:before="0" w:after="0"/>
-            </w:pPr>
-            <w:r>
-              <w:rPr>
-                <w:rFonts w:ascii="Courier New" w:hAnsi="Courier New"/>
-                <w:sz w:val="17"/>
-              </w:rPr>
-              <w:t xml:space="preserve">  // ── Identité</w:t>
-            </w:r>
-          </w:p>
-          <w:p>
-            <w:pPr>
-              <w:spacing w:before="0" w:after="0"/>
-            </w:pPr>
-            <w:r>
-              <w:rPr>
-                <w:rFonts w:ascii="Courier New" w:hAnsi="Courier New"/>
-                <w:sz w:val="17"/>
-              </w:rPr>
-              <w:t xml:space="preserve">  final String firstName;    // Prénom</w:t>
-            </w:r>
-          </w:p>
-          <w:p>
-            <w:pPr>
-              <w:spacing w:before="0" w:after="0"/>
-            </w:pPr>
-            <w:r>
-              <w:rPr>
-                <w:rFonts w:ascii="Courier New" w:hAnsi="Courier New"/>
-                <w:sz w:val="17"/>
-              </w:rPr>
-              <w:t xml:space="preserve">  final String lastName;     // Nom de famille</w:t>
-            </w:r>
-          </w:p>
-          <w:p>
-            <w:pPr>
-              <w:spacing w:before="0" w:after="0"/>
-            </w:pPr>
-            <w:r>
-              <w:rPr>
-                <w:rFonts w:ascii="Courier New" w:hAnsi="Courier New"/>
-                <w:sz w:val="17"/>
-              </w:rPr>
-              <w:t xml:space="preserve">  final String email;        // Email (identifiant unique)</w:t>
-            </w:r>
-          </w:p>
-          <w:p>
-            <w:pPr>
-              <w:spacing w:before="0" w:after="0"/>
-            </w:pPr>
-            <w:r>
-              <w:rPr>
-                <w:rFonts w:ascii="Courier New" w:hAnsi="Courier New"/>
-                <w:sz w:val="17"/>
-              </w:rPr>
-              <w:t xml:space="preserve">  final String phone;        // Téléphone (+221 XX XXX XX XX)</w:t>
-            </w:r>
-          </w:p>
-          <w:p>
-            <w:pPr>
-              <w:spacing w:before="0" w:after="0"/>
-            </w:pPr>
-            <w:r>
-              <w:rPr>
-                <w:rFonts w:ascii="Courier New" w:hAnsi="Courier New"/>
-                <w:sz w:val="17"/>
-              </w:rPr>
-              <w:t xml:space="preserve">  final Gender gender;       // Enum : male | female | other | undisclosed</w:t>
-            </w:r>
-          </w:p>
-          <w:p>
-            <w:pPr>
-              <w:spacing w:before="0" w:after="0"/>
-            </w:pPr>
-            <w:r>
-              <w:rPr>
-                <w:rFonts w:ascii="Courier New" w:hAnsi="Courier New"/>
-                <w:sz w:val="17"/>
-              </w:rPr>
-              <w:t xml:space="preserve">  final DateTime? birthDate; // Date de naissance (nullable)</w:t>
-            </w:r>
-          </w:p>
-          <w:p>
-            <w:pPr>
-              <w:spacing w:before="0" w:after="0"/>
-            </w:pPr>
-          </w:p>
-          <w:p>
-            <w:pPr>
-              <w:spacing w:before="0" w:after="0"/>
-            </w:pPr>
-            <w:r>
-              <w:rPr>
-                <w:rFonts w:ascii="Courier New" w:hAnsi="Courier New"/>
-                <w:sz w:val="17"/>
-              </w:rPr>
-              <w:t xml:space="preserve">  // ── Localisation</w:t>
-            </w:r>
-          </w:p>
-          <w:p>
-            <w:pPr>
-              <w:spacing w:before="0" w:after="0"/>
-            </w:pPr>
-            <w:r>
-              <w:rPr>
-                <w:rFonts w:ascii="Courier New" w:hAnsi="Courier New"/>
-                <w:sz w:val="17"/>
-              </w:rPr>
-              <w:t xml:space="preserve">  final String address;  // Adresse complète</w:t>
-            </w:r>
-          </w:p>
-          <w:p>
-            <w:pPr>
-              <w:spacing w:before="0" w:after="0"/>
-            </w:pPr>
-            <w:r>
-              <w:rPr>
-                <w:rFonts w:ascii="Courier New" w:hAnsi="Courier New"/>
-                <w:sz w:val="17"/>
-              </w:rPr>
-              <w:t xml:space="preserve">  final String city;     // Ville (ex: "Dakar")</w:t>
-            </w:r>
-          </w:p>
-          <w:p>
-            <w:pPr>
-              <w:spacing w:before="0" w:after="0"/>
-            </w:pPr>
-            <w:r>
-              <w:rPr>
-                <w:rFonts w:ascii="Courier New" w:hAnsi="Courier New"/>
-                <w:sz w:val="17"/>
-              </w:rPr>
-              <w:t xml:space="preserve">  final String country;  // Pays (ex: "Sénégal")</w:t>
-            </w:r>
-          </w:p>
-          <w:p>
-            <w:pPr>
-              <w:spacing w:before="0" w:after="0"/>
-            </w:pPr>
-          </w:p>
-          <w:p>
-            <w:pPr>
-              <w:spacing w:before="0" w:after="0"/>
-            </w:pPr>
-            <w:r>
-              <w:rPr>
-                <w:rFonts w:ascii="Courier New" w:hAnsi="Courier New"/>
-                <w:sz w:val="17"/>
-              </w:rPr>
-              <w:t xml:space="preserve">  // ── Profil professionnel</w:t>
-            </w:r>
-          </w:p>
-          <w:p>
-            <w:pPr>
-              <w:spacing w:before="0" w:after="0"/>
-            </w:pPr>
-            <w:r>
-              <w:rPr>
-                <w:rFonts w:ascii="Courier New" w:hAnsi="Courier New"/>
-                <w:sz w:val="17"/>
-              </w:rPr>
-              <w:t xml:space="preserve">  final String sector;       // Secteur d'activité</w:t>
-            </w:r>
-          </w:p>
-          <w:p>
-            <w:pPr>
-              <w:spacing w:before="0" w:after="0"/>
-            </w:pPr>
-            <w:r>
-              <w:rPr>
-                <w:rFonts w:ascii="Courier New" w:hAnsi="Courier New"/>
-                <w:sz w:val="17"/>
-              </w:rPr>
-              <w:t xml:space="preserve">  final String role;         // 'Entrepreneur' | 'Mentor' | 'Investisseur'</w:t>
-            </w:r>
-          </w:p>
-          <w:p>
-            <w:pPr>
-              <w:spacing w:before="0" w:after="0"/>
-            </w:pPr>
-            <w:r>
-              <w:rPr>
-                <w:rFonts w:ascii="Courier New" w:hAnsi="Courier New"/>
-                <w:sz w:val="17"/>
-              </w:rPr>
-              <w:t xml:space="preserve">  final String bio;          // Biographie (240 char max)</w:t>
-            </w:r>
-          </w:p>
-          <w:p>
-            <w:pPr>
-              <w:spacing w:before="0" w:after="0"/>
-            </w:pPr>
-            <w:r>
-              <w:rPr>
-                <w:rFonts w:ascii="Courier New" w:hAnsi="Courier New"/>
-                <w:sz w:val="17"/>
-              </w:rPr>
-              <w:t xml:space="preserve">  final String linkedin;     // URL LinkedIn</w:t>
-            </w:r>
-          </w:p>
-          <w:p>
-            <w:pPr>
-              <w:spacing w:before="0" w:after="0"/>
-            </w:pPr>
-            <w:r>
-              <w:rPr>
-                <w:rFonts w:ascii="Courier New" w:hAnsi="Courier New"/>
-                <w:sz w:val="17"/>
-              </w:rPr>
-              <w:t xml:space="preserve">  final String photoBase64;  // Photo encodée en base64 (vide = initiales)</w:t>
-            </w:r>
-          </w:p>
-          <w:p>
-            <w:pPr>
-              <w:spacing w:before="0" w:after="0"/>
-            </w:pPr>
-          </w:p>
-          <w:p>
-            <w:pPr>
-              <w:spacing w:before="0" w:after="0"/>
-            </w:pPr>
-            <w:r>
-              <w:rPr>
-                <w:rFonts w:ascii="Courier New" w:hAnsi="Courier New"/>
-                <w:sz w:val="17"/>
-              </w:rPr>
-              <w:t xml:space="preserve">  // ── Centres d'intérêt / domaines</w:t>
-            </w:r>
-          </w:p>
-          <w:p>
-            <w:pPr>
-              <w:spacing w:before="0" w:after="0"/>
-            </w:pPr>
-            <w:r>
-              <w:rPr>
-                <w:rFonts w:ascii="Courier New" w:hAnsi="Courier New"/>
-                <w:sz w:val="17"/>
-              </w:rPr>
-              <w:t xml:space="preserve">  final List&lt;String&gt; interests;</w:t>
-            </w:r>
-          </w:p>
-          <w:p>
-            <w:pPr>
-              <w:spacing w:before="0" w:after="0"/>
-            </w:pPr>
-          </w:p>
-          <w:p>
-            <w:pPr>
-              <w:spacing w:before="0" w:after="0"/>
-            </w:pPr>
-            <w:r>
-              <w:rPr>
-                <w:rFonts w:ascii="Courier New" w:hAnsi="Courier New"/>
-                <w:sz w:val="17"/>
-              </w:rPr>
-              <w:t xml:space="preserve">  // ── Projets (Entrepreneur uniquement)</w:t>
-            </w:r>
-          </w:p>
-          <w:p>
-            <w:pPr>
-              <w:spacing w:before="0" w:after="0"/>
-            </w:pPr>
-            <w:r>
-              <w:rPr>
-                <w:rFonts w:ascii="Courier New" w:hAnsi="Courier New"/>
-                <w:sz w:val="17"/>
-              </w:rPr>
-              <w:t xml:space="preserve">  final List&lt;Project&gt; projects;</w:t>
-            </w:r>
-          </w:p>
-          <w:p>
-            <w:pPr>
-              <w:spacing w:before="0" w:after="0"/>
-            </w:pPr>
-          </w:p>
-          <w:p>
-            <w:pPr>
-              <w:spacing w:before="0" w:after="0"/>
-            </w:pPr>
-            <w:r>
-              <w:rPr>
-                <w:rFonts w:ascii="Courier New" w:hAnsi="Courier New"/>
-                <w:sz w:val="17"/>
-              </w:rPr>
-              <w:t xml:space="preserve">  // ── Statistiques</w:t>
-            </w:r>
-          </w:p>
-          <w:p>
-            <w:pPr>
-              <w:spacing w:before="0" w:after="0"/>
-            </w:pPr>
-            <w:r>
-              <w:rPr>
-                <w:rFonts w:ascii="Courier New" w:hAnsi="Courier New"/>
-                <w:sz w:val="17"/>
-              </w:rPr>
-              <w:t xml:space="preserve">  final int    mentorsActive;    // Mentors actifs / Mentorés actifs</w:t>
-            </w:r>
-          </w:p>
-          <w:p>
-            <w:pPr>
-              <w:spacing w:before="0" w:after="0"/>
-            </w:pPr>
-            <w:r>
-              <w:rPr>
-                <w:rFonts w:ascii="Courier New" w:hAnsi="Courier New"/>
-                <w:sz w:val="17"/>
-              </w:rPr>
-              <w:t xml:space="preserve">  final int    sessionsCount;    // Nombre de sessions</w:t>
-            </w:r>
-          </w:p>
-          <w:p>
-            <w:pPr>
-              <w:spacing w:before="0" w:after="0"/>
-            </w:pPr>
-            <w:r>
-              <w:rPr>
-                <w:rFonts w:ascii="Courier New" w:hAnsi="Courier New"/>
-                <w:sz w:val="17"/>
-              </w:rPr>
-              <w:t xml:space="preserve">  final int    favoritesCount;   // Favoris (Investisseur)</w:t>
-            </w:r>
-          </w:p>
-          <w:p>
-            <w:pPr>
-              <w:spacing w:before="0" w:after="0"/>
-            </w:pPr>
-            <w:r>
-              <w:rPr>
-                <w:rFonts w:ascii="Courier New" w:hAnsi="Courier New"/>
-                <w:sz w:val="17"/>
-              </w:rPr>
-              <w:t xml:space="preserve">  final double score;            // Score / Note (0.0 → 5.0)</w:t>
-            </w:r>
-          </w:p>
-          <w:p>
-            <w:pPr>
-              <w:spacing w:before="0" w:after="0"/>
-            </w:pPr>
-          </w:p>
-          <w:p>
-            <w:pPr>
-              <w:spacing w:before="0" w:after="0"/>
-            </w:pPr>
-            <w:r>
-              <w:rPr>
-                <w:rFonts w:ascii="Courier New" w:hAnsi="Courier New"/>
-                <w:sz w:val="17"/>
-              </w:rPr>
-              <w:t xml:space="preserve">  // ── Champs spécifiques par rôle</w:t>
-            </w:r>
-          </w:p>
-          <w:p>
-            <w:pPr>
-              <w:spacing w:before="0" w:after="0"/>
-            </w:pPr>
-            <w:r>
-              <w:rPr>
-                <w:rFonts w:ascii="Courier New" w:hAnsi="Courier New"/>
-                <w:sz w:val="17"/>
-              </w:rPr>
-              <w:t xml:space="preserve">  final int    yearsExperience;  // Années d'expérience (Mentor)</w:t>
-            </w:r>
-          </w:p>
-          <w:p>
-            <w:pPr>
-              <w:spacing w:before="0" w:after="0"/>
-            </w:pPr>
-            <w:r>
-              <w:rPr>
-                <w:rFonts w:ascii="Courier New" w:hAnsi="Courier New"/>
-                <w:sz w:val="17"/>
-              </w:rPr>
-              <w:t xml:space="preserve">  final String investmentRange;  // Ticket investissement ex: "500k–5M FCFA" (Investisseur)</w:t>
-            </w:r>
-          </w:p>
-          <w:p>
-            <w:pPr>
-              <w:spacing w:before="0" w:after="0"/>
-            </w:pPr>
-          </w:p>
-          <w:p>
-            <w:pPr>
-              <w:spacing w:before="0" w:after="0"/>
-            </w:pPr>
-            <w:r>
-              <w:rPr>
-                <w:rFonts w:ascii="Courier New" w:hAnsi="Courier New"/>
-                <w:sz w:val="17"/>
-              </w:rPr>
-              <w:t xml:space="preserve">  // ── Statut Premium (abonnement Wave)</w:t>
-            </w:r>
-          </w:p>
-          <w:p>
-            <w:pPr>
-              <w:spacing w:before="0" w:after="0"/>
-            </w:pPr>
-            <w:r>
-              <w:rPr>
-                <w:rFonts w:ascii="Courier New" w:hAnsi="Courier New"/>
-                <w:sz w:val="17"/>
-              </w:rPr>
-              <w:t xml:space="preserve">  final bool   isPremium;        // true si abonnement Premium actif</w:t>
-            </w:r>
-          </w:p>
-          <w:p>
-            <w:pPr>
-              <w:spacing w:before="0" w:after="0"/>
-            </w:pPr>
-            <w:r>
-              <w:rPr>
-                <w:rFonts w:ascii="Courier New" w:hAnsi="Courier New"/>
-                <w:sz w:val="17"/>
-              </w:rPr>
-              <w:t xml:space="preserve">  final String premiumPlan;      // 'entrepreneur' | 'mentor' | 'investisseur' | ''</w:t>
-            </w:r>
-          </w:p>
-          <w:p>
-            <w:pPr>
-              <w:spacing w:before="0" w:after="0"/>
-            </w:pPr>
-          </w:p>
-          <w:p>
-            <w:pPr>
-              <w:spacing w:before="0" w:after="0"/>
-            </w:pPr>
-            <w:r>
-              <w:rPr>
-                <w:rFonts w:ascii="Courier New" w:hAnsi="Courier New"/>
-                <w:sz w:val="17"/>
-              </w:rPr>
-              <w:t xml:space="preserve">  const UserProfile({</w:t>
-            </w:r>
-          </w:p>
-          <w:p>
-            <w:pPr>
-              <w:spacing w:before="0" w:after="0"/>
-            </w:pPr>
-            <w:r>
-              <w:rPr>
-                <w:rFonts w:ascii="Courier New" w:hAnsi="Courier New"/>
-                <w:sz w:val="17"/>
-              </w:rPr>
-              <w:t xml:space="preserve">    required this.firstName,</w:t>
-            </w:r>
-          </w:p>
-          <w:p>
-            <w:pPr>
-              <w:spacing w:before="0" w:after="0"/>
-            </w:pPr>
-            <w:r>
-              <w:rPr>
-                <w:rFonts w:ascii="Courier New" w:hAnsi="Courier New"/>
-                <w:sz w:val="17"/>
-              </w:rPr>
-              <w:t xml:space="preserve">    required this.lastName,</w:t>
-            </w:r>
-          </w:p>
-          <w:p>
-            <w:pPr>
-              <w:spacing w:before="0" w:after="0"/>
-            </w:pPr>
-            <w:r>
-              <w:rPr>
-                <w:rFonts w:ascii="Courier New" w:hAnsi="Courier New"/>
-                <w:sz w:val="17"/>
-              </w:rPr>
-              <w:t xml:space="preserve">    required this.email,</w:t>
-            </w:r>
-          </w:p>
-          <w:p>
-            <w:pPr>
-              <w:spacing w:before="0" w:after="0"/>
-            </w:pPr>
-            <w:r>
-              <w:rPr>
-                <w:rFonts w:ascii="Courier New" w:hAnsi="Courier New"/>
-                <w:sz w:val="17"/>
-              </w:rPr>
-              <w:t xml:space="preserve">    required this.phone,</w:t>
-            </w:r>
-          </w:p>
-          <w:p>
-            <w:pPr>
-              <w:spacing w:before="0" w:after="0"/>
-            </w:pPr>
-            <w:r>
-              <w:rPr>
-                <w:rFonts w:ascii="Courier New" w:hAnsi="Courier New"/>
-                <w:sz w:val="17"/>
-              </w:rPr>
-              <w:t xml:space="preserve">    this.gender = Gender.undisclosed,</w:t>
-            </w:r>
-          </w:p>
-          <w:p>
-            <w:pPr>
-              <w:spacing w:before="0" w:after="0"/>
-            </w:pPr>
-            <w:r>
-              <w:rPr>
-                <w:rFonts w:ascii="Courier New" w:hAnsi="Courier New"/>
-                <w:sz w:val="17"/>
-              </w:rPr>
-              <w:t xml:space="preserve">    this.birthDate,</w:t>
-            </w:r>
-          </w:p>
-          <w:p>
-            <w:pPr>
-              <w:spacing w:before="0" w:after="0"/>
-            </w:pPr>
-            <w:r>
-              <w:rPr>
-                <w:rFonts w:ascii="Courier New" w:hAnsi="Courier New"/>
-                <w:sz w:val="17"/>
-              </w:rPr>
-              <w:t xml:space="preserve">    this.address = '',</w:t>
-            </w:r>
-          </w:p>
-          <w:p>
-            <w:pPr>
-              <w:spacing w:before="0" w:after="0"/>
-            </w:pPr>
-            <w:r>
-              <w:rPr>
-                <w:rFonts w:ascii="Courier New" w:hAnsi="Courier New"/>
-                <w:sz w:val="17"/>
-              </w:rPr>
-              <w:t xml:space="preserve">    required this.city,</w:t>
-            </w:r>
-          </w:p>
-          <w:p>
-            <w:pPr>
-              <w:spacing w:before="0" w:after="0"/>
-            </w:pPr>
-            <w:r>
-              <w:rPr>
-                <w:rFonts w:ascii="Courier New" w:hAnsi="Courier New"/>
-                <w:sz w:val="17"/>
-              </w:rPr>
-              <w:t xml:space="preserve">    this.country = 'Sénégal',</w:t>
-            </w:r>
-          </w:p>
-          <w:p>
-            <w:pPr>
-              <w:spacing w:before="0" w:after="0"/>
-            </w:pPr>
-            <w:r>
-              <w:rPr>
-                <w:rFonts w:ascii="Courier New" w:hAnsi="Courier New"/>
-                <w:sz w:val="17"/>
-              </w:rPr>
-              <w:t xml:space="preserve">    required this.sector,</w:t>
-            </w:r>
-          </w:p>
-          <w:p>
-            <w:pPr>
-              <w:spacing w:before="0" w:after="0"/>
-            </w:pPr>
-            <w:r>
-              <w:rPr>
-                <w:rFonts w:ascii="Courier New" w:hAnsi="Courier New"/>
-                <w:sz w:val="17"/>
-              </w:rPr>
-              <w:t xml:space="preserve">    required this.role,</w:t>
-            </w:r>
-          </w:p>
-          <w:p>
-            <w:pPr>
-              <w:spacing w:before="0" w:after="0"/>
-            </w:pPr>
-            <w:r>
-              <w:rPr>
-                <w:rFonts w:ascii="Courier New" w:hAnsi="Courier New"/>
-                <w:sz w:val="17"/>
-              </w:rPr>
-              <w:t xml:space="preserve">    required this.bio,</w:t>
-            </w:r>
-          </w:p>
-          <w:p>
-            <w:pPr>
-              <w:spacing w:before="0" w:after="0"/>
-            </w:pPr>
-            <w:r>
-              <w:rPr>
-                <w:rFonts w:ascii="Courier New" w:hAnsi="Courier New"/>
-                <w:sz w:val="17"/>
-              </w:rPr>
-              <w:t xml:space="preserve">    this.linkedin = '',</w:t>
-            </w:r>
-          </w:p>
-          <w:p>
-            <w:pPr>
-              <w:spacing w:before="0" w:after="0"/>
-            </w:pPr>
-            <w:r>
-              <w:rPr>
-                <w:rFonts w:ascii="Courier New" w:hAnsi="Courier New"/>
-                <w:sz w:val="17"/>
-              </w:rPr>
-              <w:t xml:space="preserve">    this.photoBase64 = '',</w:t>
-            </w:r>
-          </w:p>
-          <w:p>
-            <w:pPr>
-              <w:spacing w:before="0" w:after="0"/>
-            </w:pPr>
-            <w:r>
-              <w:rPr>
-                <w:rFonts w:ascii="Courier New" w:hAnsi="Courier New"/>
-                <w:sz w:val="17"/>
-              </w:rPr>
-              <w:t xml:space="preserve">    required this.interests,</w:t>
-            </w:r>
-          </w:p>
-          <w:p>
-            <w:pPr>
-              <w:spacing w:before="0" w:after="0"/>
-            </w:pPr>
-            <w:r>
-              <w:rPr>
-                <w:rFonts w:ascii="Courier New" w:hAnsi="Courier New"/>
-                <w:sz w:val="17"/>
-              </w:rPr>
-              <w:t xml:space="preserve">    required this.projects,</w:t>
-            </w:r>
-          </w:p>
-          <w:p>
-            <w:pPr>
-              <w:spacing w:before="0" w:after="0"/>
-            </w:pPr>
-            <w:r>
-              <w:rPr>
-                <w:rFonts w:ascii="Courier New" w:hAnsi="Courier New"/>
-                <w:sz w:val="17"/>
-              </w:rPr>
-              <w:t xml:space="preserve">    this.mentorsActive = 0,</w:t>
-            </w:r>
-          </w:p>
-          <w:p>
-            <w:pPr>
-              <w:spacing w:before="0" w:after="0"/>
-            </w:pPr>
-            <w:r>
-              <w:rPr>
-                <w:rFonts w:ascii="Courier New" w:hAnsi="Courier New"/>
-                <w:sz w:val="17"/>
-              </w:rPr>
-              <w:t xml:space="preserve">    this.sessionsCount = 0,</w:t>
-            </w:r>
-          </w:p>
-          <w:p>
-            <w:pPr>
-              <w:spacing w:before="0" w:after="0"/>
-            </w:pPr>
-            <w:r>
-              <w:rPr>
-                <w:rFonts w:ascii="Courier New" w:hAnsi="Courier New"/>
-                <w:sz w:val="17"/>
-              </w:rPr>
-              <w:t xml:space="preserve">    this.favoritesCount = 0,</w:t>
-            </w:r>
-          </w:p>
-          <w:p>
-            <w:pPr>
-              <w:spacing w:before="0" w:after="0"/>
-            </w:pPr>
-            <w:r>
-              <w:rPr>
-                <w:rFonts w:ascii="Courier New" w:hAnsi="Courier New"/>
-                <w:sz w:val="17"/>
-              </w:rPr>
-              <w:t xml:space="preserve">    this.score = 0.0,</w:t>
-            </w:r>
-          </w:p>
-          <w:p>
-            <w:pPr>
-              <w:spacing w:before="0" w:after="0"/>
-            </w:pPr>
-            <w:r>
-              <w:rPr>
-                <w:rFonts w:ascii="Courier New" w:hAnsi="Courier New"/>
-                <w:sz w:val="17"/>
-              </w:rPr>
-              <w:t xml:space="preserve">    this.yearsExperience = 0,</w:t>
-            </w:r>
-          </w:p>
-          <w:p>
-            <w:pPr>
-              <w:spacing w:before="0" w:after="0"/>
-            </w:pPr>
-            <w:r>
-              <w:rPr>
-                <w:rFonts w:ascii="Courier New" w:hAnsi="Courier New"/>
-                <w:sz w:val="17"/>
-              </w:rPr>
-              <w:t xml:space="preserve">    this.investmentRange = '',</w:t>
-            </w:r>
-          </w:p>
-          <w:p>
-            <w:pPr>
-              <w:spacing w:before="0" w:after="0"/>
-            </w:pPr>
-            <w:r>
-              <w:rPr>
-                <w:rFonts w:ascii="Courier New" w:hAnsi="Courier New"/>
-                <w:sz w:val="17"/>
-              </w:rPr>
-              <w:t xml:space="preserve">    this.isPremium = false,</w:t>
-            </w:r>
-          </w:p>
-          <w:p>
-            <w:pPr>
-              <w:spacing w:before="0" w:after="0"/>
-            </w:pPr>
-            <w:r>
-              <w:rPr>
-                <w:rFonts w:ascii="Courier New" w:hAnsi="Courier New"/>
-                <w:sz w:val="17"/>
-              </w:rPr>
-              <w:t xml:space="preserve">    this.premiumPlan = '',</w:t>
-            </w:r>
-          </w:p>
-          <w:p>
-            <w:pPr>
-              <w:spacing w:before="0" w:after="0"/>
-            </w:pPr>
-            <w:r>
-              <w:rPr>
-                <w:rFonts w:ascii="Courier New" w:hAnsi="Courier New"/>
-                <w:sz w:val="17"/>
-              </w:rPr>
-              <w:t xml:space="preserve">  });</w:t>
-            </w:r>
-          </w:p>
-          <w:p>
-            <w:pPr>
-              <w:spacing w:before="0" w:after="0"/>
-            </w:pPr>
-          </w:p>
-          <w:p>
-            <w:pPr>
-              <w:spacing w:before="0" w:after="0"/>
-            </w:pPr>
-            <w:r>
-              <w:rPr>
-                <w:rFonts w:ascii="Courier New" w:hAnsi="Courier New"/>
-                <w:sz w:val="17"/>
-              </w:rPr>
-              <w:t xml:space="preserve">  // ── Getters calculés</w:t>
-            </w:r>
-          </w:p>
-          <w:p>
-            <w:pPr>
-              <w:spacing w:before="0" w:after="0"/>
-            </w:pPr>
-            <w:r>
-              <w:rPr>
-                <w:rFonts w:ascii="Courier New" w:hAnsi="Courier New"/>
-                <w:sz w:val="17"/>
-              </w:rPr>
-              <w:t xml:space="preserve">  String get fullName =&gt; '$firstName $lastName'.trim();</w:t>
-            </w:r>
-          </w:p>
-          <w:p>
-            <w:pPr>
-              <w:spacing w:before="0" w:after="0"/>
-            </w:pPr>
-          </w:p>
-          <w:p>
-            <w:pPr>
-              <w:spacing w:before="0" w:after="0"/>
-            </w:pPr>
-            <w:r>
-              <w:rPr>
-                <w:rFonts w:ascii="Courier New" w:hAnsi="Courier New"/>
-                <w:sz w:val="17"/>
-              </w:rPr>
-              <w:t xml:space="preserve">  String get initials {</w:t>
-            </w:r>
-          </w:p>
-          <w:p>
-            <w:pPr>
-              <w:spacing w:before="0" w:after="0"/>
-            </w:pPr>
-            <w:r>
-              <w:rPr>
-                <w:rFonts w:ascii="Courier New" w:hAnsi="Courier New"/>
-                <w:sz w:val="17"/>
-              </w:rPr>
-              <w:t xml:space="preserve">    final f = firstName.isNotEmpty ? firstName[0] : '';</w:t>
-            </w:r>
-          </w:p>
-          <w:p>
-            <w:pPr>
-              <w:spacing w:before="0" w:after="0"/>
-            </w:pPr>
-            <w:r>
-              <w:rPr>
-                <w:rFonts w:ascii="Courier New" w:hAnsi="Courier New"/>
-                <w:sz w:val="17"/>
-              </w:rPr>
-              <w:t xml:space="preserve">    final l = lastName.isNotEmpty  ? lastName[0]  : '';</w:t>
-            </w:r>
-          </w:p>
-          <w:p>
-            <w:pPr>
-              <w:spacing w:before="0" w:after="0"/>
-            </w:pPr>
-            <w:r>
-              <w:rPr>
-                <w:rFonts w:ascii="Courier New" w:hAnsi="Courier New"/>
-                <w:sz w:val="17"/>
-              </w:rPr>
-              <w:t xml:space="preserve">    return (f + l).toUpperCase();</w:t>
-            </w:r>
-          </w:p>
-          <w:p>
-            <w:pPr>
-              <w:spacing w:before="0" w:after="0"/>
-            </w:pPr>
-            <w:r>
-              <w:rPr>
-                <w:rFonts w:ascii="Courier New" w:hAnsi="Courier New"/>
-                <w:sz w:val="17"/>
-              </w:rPr>
-              <w:t xml:space="preserve">  }</w:t>
-            </w:r>
-          </w:p>
-          <w:p>
-            <w:pPr>
-              <w:spacing w:before="0" w:after="0"/>
-            </w:pPr>
-          </w:p>
-          <w:p>
-            <w:pPr>
-              <w:spacing w:before="0" w:after="0"/>
-            </w:pPr>
-            <w:r>
-              <w:rPr>
-                <w:rFonts w:ascii="Courier New" w:hAnsi="Courier New"/>
-                <w:sz w:val="17"/>
-              </w:rPr>
-              <w:t xml:space="preserve">  int? get age {</w:t>
-            </w:r>
-          </w:p>
-          <w:p>
-            <w:pPr>
-              <w:spacing w:before="0" w:after="0"/>
-            </w:pPr>
-            <w:r>
-              <w:rPr>
-                <w:rFonts w:ascii="Courier New" w:hAnsi="Courier New"/>
-                <w:sz w:val="17"/>
-              </w:rPr>
-              <w:t xml:space="preserve">    if (birthDate == null) return null;</w:t>
-            </w:r>
-          </w:p>
-          <w:p>
-            <w:pPr>
-              <w:spacing w:before="0" w:after="0"/>
-            </w:pPr>
-            <w:r>
-              <w:rPr>
-                <w:rFonts w:ascii="Courier New" w:hAnsi="Courier New"/>
-                <w:sz w:val="17"/>
-              </w:rPr>
-              <w:t xml:space="preserve">    final now = DateTime.now();</w:t>
-            </w:r>
-          </w:p>
-          <w:p>
-            <w:pPr>
-              <w:spacing w:before="0" w:after="0"/>
-            </w:pPr>
-            <w:r>
-              <w:rPr>
-                <w:rFonts w:ascii="Courier New" w:hAnsi="Courier New"/>
-                <w:sz w:val="17"/>
-              </w:rPr>
-              <w:t xml:space="preserve">    var a = now.year - birthDate!.year;</w:t>
-            </w:r>
-          </w:p>
-          <w:p>
-            <w:pPr>
-              <w:spacing w:before="0" w:after="0"/>
-            </w:pPr>
-            <w:r>
-              <w:rPr>
-                <w:rFonts w:ascii="Courier New" w:hAnsi="Courier New"/>
-                <w:sz w:val="17"/>
-              </w:rPr>
-              <w:t xml:space="preserve">    if (now.month &lt; birthDate!.month ||</w:t>
-            </w:r>
-          </w:p>
-          <w:p>
-            <w:pPr>
-              <w:spacing w:before="0" w:after="0"/>
-            </w:pPr>
-            <w:r>
-              <w:rPr>
-                <w:rFonts w:ascii="Courier New" w:hAnsi="Courier New"/>
-                <w:sz w:val="17"/>
-              </w:rPr>
-              <w:t xml:space="preserve">        (now.month == birthDate!.month &amp;&amp; now.day &lt; birthDate!.day)) a--;</w:t>
-            </w:r>
-          </w:p>
-          <w:p>
-            <w:pPr>
-              <w:spacing w:before="0" w:after="0"/>
-            </w:pPr>
-            <w:r>
-              <w:rPr>
-                <w:rFonts w:ascii="Courier New" w:hAnsi="Courier New"/>
-                <w:sz w:val="17"/>
-              </w:rPr>
-              <w:t xml:space="preserve">    return a;</w:t>
-            </w:r>
-          </w:p>
-          <w:p>
-            <w:pPr>
-              <w:spacing w:before="0" w:after="0"/>
-            </w:pPr>
-            <w:r>
-              <w:rPr>
-                <w:rFonts w:ascii="Courier New" w:hAnsi="Courier New"/>
-                <w:sz w:val="17"/>
-              </w:rPr>
-              <w:t xml:space="preserve">  }</w:t>
-            </w:r>
-          </w:p>
-          <w:p>
-            <w:pPr>
-              <w:spacing w:before="0" w:after="0"/>
-            </w:pPr>
-          </w:p>
-          <w:p>
-            <w:pPr>
-              <w:spacing w:before="0" w:after="0"/>
-            </w:pPr>
-            <w:r>
-              <w:rPr>
-                <w:rFonts w:ascii="Courier New" w:hAnsi="Courier New"/>
-                <w:sz w:val="17"/>
-              </w:rPr>
-              <w:t xml:space="preserve">  // Projet courant (premier non terminé, ou dernier si tous terminés)</w:t>
-            </w:r>
-          </w:p>
-          <w:p>
-            <w:pPr>
-              <w:spacing w:before="0" w:after="0"/>
-            </w:pPr>
-            <w:r>
-              <w:rPr>
-                <w:rFonts w:ascii="Courier New" w:hAnsi="Courier New"/>
-                <w:sz w:val="17"/>
-              </w:rPr>
-              <w:t xml:space="preserve">  Project? get currentProject {</w:t>
-            </w:r>
-          </w:p>
-          <w:p>
-            <w:pPr>
-              <w:spacing w:before="0" w:after="0"/>
-            </w:pPr>
-            <w:r>
-              <w:rPr>
-                <w:rFonts w:ascii="Courier New" w:hAnsi="Courier New"/>
-                <w:sz w:val="17"/>
-              </w:rPr>
-              <w:t xml:space="preserve">    final active = projects.where((p) =&gt; !p.isCompleted).toList();</w:t>
-            </w:r>
-          </w:p>
-          <w:p>
-            <w:pPr>
-              <w:spacing w:before="0" w:after="0"/>
-            </w:pPr>
-            <w:r>
-              <w:rPr>
-                <w:rFonts w:ascii="Courier New" w:hAnsi="Courier New"/>
-                <w:sz w:val="17"/>
-              </w:rPr>
-              <w:t xml:space="preserve">    if (active.isNotEmpty) return active.first;</w:t>
-            </w:r>
-          </w:p>
-          <w:p>
-            <w:pPr>
-              <w:spacing w:before="0" w:after="0"/>
-            </w:pPr>
-            <w:r>
-              <w:rPr>
-                <w:rFonts w:ascii="Courier New" w:hAnsi="Courier New"/>
-                <w:sz w:val="17"/>
-              </w:rPr>
-              <w:t xml:space="preserve">    if (projects.isNotEmpty) return projects.last;</w:t>
-            </w:r>
-          </w:p>
-          <w:p>
-            <w:pPr>
-              <w:spacing w:before="0" w:after="0"/>
-            </w:pPr>
-            <w:r>
-              <w:rPr>
-                <w:rFonts w:ascii="Courier New" w:hAnsi="Courier New"/>
-                <w:sz w:val="17"/>
-              </w:rPr>
-              <w:t xml:space="preserve">    return null;</w:t>
-            </w:r>
-          </w:p>
-          <w:p>
-            <w:pPr>
-              <w:spacing w:before="0" w:after="0"/>
-            </w:pPr>
-            <w:r>
-              <w:rPr>
-                <w:rFonts w:ascii="Courier New" w:hAnsi="Courier New"/>
-                <w:sz w:val="17"/>
-              </w:rPr>
-              <w:t xml:space="preserve">  }</w:t>
-            </w:r>
-          </w:p>
-          <w:p>
-            <w:pPr>
-              <w:spacing w:before="0" w:after="0"/>
-            </w:pPr>
-          </w:p>
-          <w:p>
-            <w:pPr>
-              <w:spacing w:before="0" w:after="0"/>
-            </w:pPr>
-            <w:r>
-              <w:rPr>
-                <w:rFonts w:ascii="Courier New" w:hAnsi="Courier New"/>
-                <w:sz w:val="17"/>
-              </w:rPr>
-              <w:t xml:space="preserve">  bool get canStartNewProject =&gt;</w:t>
-            </w:r>
-          </w:p>
-          <w:p>
-            <w:pPr>
-              <w:spacing w:before="0" w:after="0"/>
-            </w:pPr>
-            <w:r>
-              <w:rPr>
-                <w:rFonts w:ascii="Courier New" w:hAnsi="Courier New"/>
-                <w:sz w:val="17"/>
-              </w:rPr>
-              <w:t xml:space="preserve">      projects.isEmpty || projects.every((p) =&gt; p.isCompleted);</w:t>
-            </w:r>
-          </w:p>
-          <w:p>
-            <w:pPr>
-              <w:spacing w:before="0" w:after="0"/>
-            </w:pPr>
-          </w:p>
-          <w:p>
-            <w:pPr>
-              <w:spacing w:before="0" w:after="0"/>
-            </w:pPr>
-            <w:r>
-              <w:rPr>
-                <w:rFonts w:ascii="Courier New" w:hAnsi="Courier New"/>
-                <w:sz w:val="17"/>
-              </w:rPr>
-              <w:t xml:space="preserve">  // ── Copie avec modifications (immutabilité)</w:t>
-            </w:r>
-          </w:p>
-          <w:p>
-            <w:pPr>
-              <w:spacing w:before="0" w:after="0"/>
-            </w:pPr>
-            <w:r>
-              <w:rPr>
-                <w:rFonts w:ascii="Courier New" w:hAnsi="Courier New"/>
-                <w:sz w:val="17"/>
-              </w:rPr>
-              <w:t xml:space="preserve">  UserProfile copyWith({</w:t>
-            </w:r>
-          </w:p>
-          <w:p>
-            <w:pPr>
-              <w:spacing w:before="0" w:after="0"/>
-            </w:pPr>
-            <w:r>
-              <w:rPr>
-                <w:rFonts w:ascii="Courier New" w:hAnsi="Courier New"/>
-                <w:sz w:val="17"/>
-              </w:rPr>
-              <w:t xml:space="preserve">    String? firstName, String? lastName, String? email, String? phone,</w:t>
-            </w:r>
-          </w:p>
-          <w:p>
-            <w:pPr>
-              <w:spacing w:before="0" w:after="0"/>
-            </w:pPr>
-            <w:r>
-              <w:rPr>
-                <w:rFonts w:ascii="Courier New" w:hAnsi="Courier New"/>
-                <w:sz w:val="17"/>
-              </w:rPr>
-              <w:t xml:space="preserve">    Gender? gender, DateTime? birthDate, bool clearBirthDate = false,</w:t>
-            </w:r>
-          </w:p>
-          <w:p>
-            <w:pPr>
-              <w:spacing w:before="0" w:after="0"/>
-            </w:pPr>
-            <w:r>
-              <w:rPr>
-                <w:rFonts w:ascii="Courier New" w:hAnsi="Courier New"/>
-                <w:sz w:val="17"/>
-              </w:rPr>
-              <w:t xml:space="preserve">    String? address, String? city, String? country, String? sector,</w:t>
-            </w:r>
-          </w:p>
-          <w:p>
-            <w:pPr>
-              <w:spacing w:before="0" w:after="0"/>
-            </w:pPr>
-            <w:r>
-              <w:rPr>
-                <w:rFonts w:ascii="Courier New" w:hAnsi="Courier New"/>
-                <w:sz w:val="17"/>
-              </w:rPr>
-              <w:t xml:space="preserve">    String? role, String? bio, String? linkedin, String? photoBase64,</w:t>
-            </w:r>
-          </w:p>
-          <w:p>
-            <w:pPr>
-              <w:spacing w:before="0" w:after="0"/>
-            </w:pPr>
-            <w:r>
-              <w:rPr>
-                <w:rFonts w:ascii="Courier New" w:hAnsi="Courier New"/>
-                <w:sz w:val="17"/>
-              </w:rPr>
-              <w:t xml:space="preserve">    List&lt;String&gt;? interests, List&lt;Project&gt;? projects,</w:t>
-            </w:r>
-          </w:p>
-          <w:p>
-            <w:pPr>
-              <w:spacing w:before="0" w:after="0"/>
-            </w:pPr>
-            <w:r>
-              <w:rPr>
-                <w:rFonts w:ascii="Courier New" w:hAnsi="Courier New"/>
-                <w:sz w:val="17"/>
-              </w:rPr>
-              <w:t xml:space="preserve">    int? mentorsActive, int? sessionsCount, int? favoritesCount,</w:t>
-            </w:r>
-          </w:p>
-          <w:p>
-            <w:pPr>
-              <w:spacing w:before="0" w:after="0"/>
-            </w:pPr>
-            <w:r>
-              <w:rPr>
-                <w:rFonts w:ascii="Courier New" w:hAnsi="Courier New"/>
-                <w:sz w:val="17"/>
-              </w:rPr>
-              <w:t xml:space="preserve">    double? score, int? yearsExperience, String? investmentRange,</w:t>
-            </w:r>
-          </w:p>
-          <w:p>
-            <w:pPr>
-              <w:spacing w:before="0" w:after="0"/>
-            </w:pPr>
-            <w:r>
-              <w:rPr>
-                <w:rFonts w:ascii="Courier New" w:hAnsi="Courier New"/>
-                <w:sz w:val="17"/>
-              </w:rPr>
-              <w:t xml:space="preserve">    bool? isPremium, String? premiumPlan,</w:t>
-            </w:r>
-          </w:p>
-          <w:p>
-            <w:pPr>
-              <w:spacing w:before="0" w:after="0"/>
-            </w:pPr>
-            <w:r>
-              <w:rPr>
-                <w:rFonts w:ascii="Courier New" w:hAnsi="Courier New"/>
-                <w:sz w:val="17"/>
-              </w:rPr>
-              <w:t xml:space="preserve">  }) {</w:t>
-            </w:r>
-          </w:p>
-          <w:p>
-            <w:pPr>
-              <w:spacing w:before="0" w:after="0"/>
-            </w:pPr>
-            <w:r>
-              <w:rPr>
-                <w:rFonts w:ascii="Courier New" w:hAnsi="Courier New"/>
-                <w:sz w:val="17"/>
-              </w:rPr>
-              <w:t xml:space="preserve">    return UserProfile(</w:t>
-            </w:r>
-          </w:p>
-          <w:p>
-            <w:pPr>
-              <w:spacing w:before="0" w:after="0"/>
-            </w:pPr>
-            <w:r>
-              <w:rPr>
-                <w:rFonts w:ascii="Courier New" w:hAnsi="Courier New"/>
-                <w:sz w:val="17"/>
-              </w:rPr>
-              <w:t xml:space="preserve">      firstName:      firstName      ?? this.firstName,</w:t>
-            </w:r>
-          </w:p>
-          <w:p>
-            <w:pPr>
-              <w:spacing w:before="0" w:after="0"/>
-            </w:pPr>
-            <w:r>
-              <w:rPr>
-                <w:rFonts w:ascii="Courier New" w:hAnsi="Courier New"/>
-                <w:sz w:val="17"/>
-              </w:rPr>
-              <w:t xml:space="preserve">      lastName:       lastName       ?? this.lastName,</w:t>
-            </w:r>
-          </w:p>
-          <w:p>
-            <w:pPr>
-              <w:spacing w:before="0" w:after="0"/>
-            </w:pPr>
-            <w:r>
-              <w:rPr>
-                <w:rFonts w:ascii="Courier New" w:hAnsi="Courier New"/>
-                <w:sz w:val="17"/>
-              </w:rPr>
-              <w:t xml:space="preserve">      email:          email          ?? this.email,</w:t>
-            </w:r>
-          </w:p>
-          <w:p>
-            <w:pPr>
-              <w:spacing w:before="0" w:after="0"/>
-            </w:pPr>
-            <w:r>
-              <w:rPr>
-                <w:rFonts w:ascii="Courier New" w:hAnsi="Courier New"/>
-                <w:sz w:val="17"/>
-              </w:rPr>
-              <w:t xml:space="preserve">      phone:          phone          ?? this.phone,</w:t>
-            </w:r>
-          </w:p>
-          <w:p>
-            <w:pPr>
-              <w:spacing w:before="0" w:after="0"/>
-            </w:pPr>
-            <w:r>
-              <w:rPr>
-                <w:rFonts w:ascii="Courier New" w:hAnsi="Courier New"/>
-                <w:sz w:val="17"/>
-              </w:rPr>
-              <w:t xml:space="preserve">      gender:         gender         ?? this.gender,</w:t>
-            </w:r>
-          </w:p>
-          <w:p>
-            <w:pPr>
-              <w:spacing w:before="0" w:after="0"/>
-            </w:pPr>
-            <w:r>
-              <w:rPr>
-                <w:rFonts w:ascii="Courier New" w:hAnsi="Courier New"/>
-                <w:sz w:val="17"/>
-              </w:rPr>
-              <w:t xml:space="preserve">      birthDate:      clearBirthDate ? null : (birthDate ?? this.birthDate),</w:t>
-            </w:r>
-          </w:p>
-          <w:p>
-            <w:pPr>
-              <w:spacing w:before="0" w:after="0"/>
-            </w:pPr>
-            <w:r>
-              <w:rPr>
-                <w:rFonts w:ascii="Courier New" w:hAnsi="Courier New"/>
-                <w:sz w:val="17"/>
-              </w:rPr>
-              <w:t xml:space="preserve">      address:        address        ?? this.address,</w:t>
-            </w:r>
-          </w:p>
-          <w:p>
-            <w:pPr>
-              <w:spacing w:before="0" w:after="0"/>
-            </w:pPr>
-            <w:r>
-              <w:rPr>
-                <w:rFonts w:ascii="Courier New" w:hAnsi="Courier New"/>
-                <w:sz w:val="17"/>
-              </w:rPr>
-              <w:t xml:space="preserve">      city:           city           ?? this.city,</w:t>
-            </w:r>
-          </w:p>
-          <w:p>
-            <w:pPr>
-              <w:spacing w:before="0" w:after="0"/>
-            </w:pPr>
-            <w:r>
-              <w:rPr>
-                <w:rFonts w:ascii="Courier New" w:hAnsi="Courier New"/>
-                <w:sz w:val="17"/>
-              </w:rPr>
-              <w:t xml:space="preserve">      country:        country        ?? this.country,</w:t>
-            </w:r>
-          </w:p>
-          <w:p>
-            <w:pPr>
-              <w:spacing w:before="0" w:after="0"/>
-            </w:pPr>
-            <w:r>
-              <w:rPr>
-                <w:rFonts w:ascii="Courier New" w:hAnsi="Courier New"/>
-                <w:sz w:val="17"/>
-              </w:rPr>
-              <w:t xml:space="preserve">      sector:         sector         ?? this.sector,</w:t>
-            </w:r>
-          </w:p>
-          <w:p>
-            <w:pPr>
-              <w:spacing w:before="0" w:after="0"/>
-            </w:pPr>
-            <w:r>
-              <w:rPr>
-                <w:rFonts w:ascii="Courier New" w:hAnsi="Courier New"/>
-                <w:sz w:val="17"/>
-              </w:rPr>
-              <w:t xml:space="preserve">      role:           role           ?? this.role,</w:t>
-            </w:r>
-          </w:p>
-          <w:p>
-            <w:pPr>
-              <w:spacing w:before="0" w:after="0"/>
-            </w:pPr>
-            <w:r>
-              <w:rPr>
-                <w:rFonts w:ascii="Courier New" w:hAnsi="Courier New"/>
-                <w:sz w:val="17"/>
-              </w:rPr>
-              <w:t xml:space="preserve">      bio:            bio            ?? this.bio,</w:t>
-            </w:r>
-          </w:p>
-          <w:p>
-            <w:pPr>
-              <w:spacing w:before="0" w:after="0"/>
-            </w:pPr>
-            <w:r>
-              <w:rPr>
-                <w:rFonts w:ascii="Courier New" w:hAnsi="Courier New"/>
-                <w:sz w:val="17"/>
-              </w:rPr>
-              <w:t xml:space="preserve">      linkedin:       linkedin       ?? this.linkedin,</w:t>
-            </w:r>
-          </w:p>
-          <w:p>
-            <w:pPr>
-              <w:spacing w:before="0" w:after="0"/>
-            </w:pPr>
-            <w:r>
-              <w:rPr>
-                <w:rFonts w:ascii="Courier New" w:hAnsi="Courier New"/>
-                <w:sz w:val="17"/>
-              </w:rPr>
-              <w:t xml:space="preserve">      photoBase64:    photoBase64    ?? this.photoBase64,</w:t>
-            </w:r>
-          </w:p>
-          <w:p>
-            <w:pPr>
-              <w:spacing w:before="0" w:after="0"/>
-            </w:pPr>
-            <w:r>
-              <w:rPr>
-                <w:rFonts w:ascii="Courier New" w:hAnsi="Courier New"/>
-                <w:sz w:val="17"/>
-              </w:rPr>
-              <w:t xml:space="preserve">      interests:      interests      ?? this.interests,</w:t>
-            </w:r>
-          </w:p>
-          <w:p>
-            <w:pPr>
-              <w:spacing w:before="0" w:after="0"/>
-            </w:pPr>
-            <w:r>
-              <w:rPr>
-                <w:rFonts w:ascii="Courier New" w:hAnsi="Courier New"/>
-                <w:sz w:val="17"/>
-              </w:rPr>
-              <w:t xml:space="preserve">      projects:       projects       ?? this.projects,</w:t>
-            </w:r>
-          </w:p>
-          <w:p>
-            <w:pPr>
-              <w:spacing w:before="0" w:after="0"/>
-            </w:pPr>
-            <w:r>
-              <w:rPr>
-                <w:rFonts w:ascii="Courier New" w:hAnsi="Courier New"/>
-                <w:sz w:val="17"/>
-              </w:rPr>
-              <w:t xml:space="preserve">      mentorsActive:  mentorsActive  ?? this.mentorsActive,</w:t>
-            </w:r>
-          </w:p>
-          <w:p>
-            <w:pPr>
-              <w:spacing w:before="0" w:after="0"/>
-            </w:pPr>
-            <w:r>
-              <w:rPr>
-                <w:rFonts w:ascii="Courier New" w:hAnsi="Courier New"/>
-                <w:sz w:val="17"/>
-              </w:rPr>
-              <w:t xml:space="preserve">      sessionsCount:  sessionsCount  ?? this.sessionsCount,</w:t>
-            </w:r>
-          </w:p>
-          <w:p>
-            <w:pPr>
-              <w:spacing w:before="0" w:after="0"/>
-            </w:pPr>
-            <w:r>
-              <w:rPr>
-                <w:rFonts w:ascii="Courier New" w:hAnsi="Courier New"/>
-                <w:sz w:val="17"/>
-              </w:rPr>
-              <w:t xml:space="preserve">      favoritesCount: favoritesCount ?? this.favoritesCount,</w:t>
-            </w:r>
-          </w:p>
-          <w:p>
-            <w:pPr>
-              <w:spacing w:before="0" w:after="0"/>
-            </w:pPr>
-            <w:r>
-              <w:rPr>
-                <w:rFonts w:ascii="Courier New" w:hAnsi="Courier New"/>
-                <w:sz w:val="17"/>
-              </w:rPr>
-              <w:t xml:space="preserve">      score:          score          ?? this.score,</w:t>
-            </w:r>
-          </w:p>
-          <w:p>
-            <w:pPr>
-              <w:spacing w:before="0" w:after="0"/>
-            </w:pPr>
-            <w:r>
-              <w:rPr>
-                <w:rFonts w:ascii="Courier New" w:hAnsi="Courier New"/>
-                <w:sz w:val="17"/>
-              </w:rPr>
-              <w:t xml:space="preserve">      yearsExperience: yearsExperience ?? this.yearsExperience,</w:t>
-            </w:r>
-          </w:p>
-          <w:p>
-            <w:pPr>
-              <w:spacing w:before="0" w:after="0"/>
-            </w:pPr>
-            <w:r>
-              <w:rPr>
-                <w:rFonts w:ascii="Courier New" w:hAnsi="Courier New"/>
-                <w:sz w:val="17"/>
-              </w:rPr>
-              <w:t xml:space="preserve">      investmentRange: investmentRange ?? this.investmentRange,</w:t>
-            </w:r>
-          </w:p>
-          <w:p>
-            <w:pPr>
-              <w:spacing w:before="0" w:after="0"/>
-            </w:pPr>
-            <w:r>
-              <w:rPr>
-                <w:rFonts w:ascii="Courier New" w:hAnsi="Courier New"/>
-                <w:sz w:val="17"/>
-              </w:rPr>
-              <w:t xml:space="preserve">      isPremium:       isPremium       ?? this.isPremium,</w:t>
-            </w:r>
-          </w:p>
-          <w:p>
-            <w:pPr>
-              <w:spacing w:before="0" w:after="0"/>
-            </w:pPr>
-            <w:r>
-              <w:rPr>
-                <w:rFonts w:ascii="Courier New" w:hAnsi="Courier New"/>
-                <w:sz w:val="17"/>
-              </w:rPr>
-              <w:t xml:space="preserve">      premiumPlan:     premiumPlan     ?? this.premiumPlan,</w:t>
-            </w:r>
-          </w:p>
-          <w:p>
-            <w:pPr>
-              <w:spacing w:before="0" w:after="0"/>
-            </w:pPr>
-            <w:r>
-              <w:rPr>
-                <w:rFonts w:ascii="Courier New" w:hAnsi="Courier New"/>
-                <w:sz w:val="17"/>
-              </w:rPr>
-              <w:t xml:space="preserve">    );</w:t>
-            </w:r>
-          </w:p>
-          <w:p>
-            <w:pPr>
-              <w:spacing w:before="0" w:after="0"/>
-            </w:pPr>
-            <w:r>
-              <w:rPr>
-                <w:rFonts w:ascii="Courier New" w:hAnsi="Courier New"/>
-                <w:sz w:val="17"/>
-              </w:rPr>
-              <w:t xml:space="preserve">  }</w:t>
-            </w:r>
-          </w:p>
-          <w:p>
-            <w:pPr>
-              <w:spacing w:before="0" w:after="0"/>
-            </w:pPr>
-            <w:r>
-              <w:rPr>
-                <w:rFonts w:ascii="Courier New" w:hAnsi="Courier New"/>
-                <w:sz w:val="17"/>
-              </w:rPr>
-              <w:t>}</w:t>
-            </w:r>
-          </w:p>
-        </w:tc>
-      </w:tr>
-    </w:tbl>
-    <w:p>
-      <w:pPr>
-        <w:spacing w:after="80"/>
-      </w:pPr>
-    </w:p>
-    <w:p>
-      <w:pPr>
-        <w:pBdr>
-          <w:bottom w:val="single" w:sz="4" w:space="1" w:color="000000"/>
-        </w:pBdr>
-        <w:spacing w:before="40" w:after="40"/>
-      </w:pPr>
-    </w:p>
-    <w:p>
-      <w:pPr>
-        <w:pStyle w:val="Heading3"/>
-      </w:pPr>
-      <w:r>
-        <w:rPr>
-          <w:rFonts w:ascii="Times New Roman" w:hAnsi="Times New Roman"/>
-          <w:b/>
-          <w:i w:val="0"/>
-          <w:sz w:val="24"/>
-        </w:rPr>
-        <w:t xml:space="preserve">1.2 La classe </w:t>
+        <w:t xml:space="preserve">Classe </w:t>
       </w:r>
       <w:r>
         <w:rPr>
           <w:rFonts w:ascii="Times New Roman" w:hAnsi="Times New Roman"/>
-          <w:b/>
+          <w:b w:val="0"/>
           <w:i w:val="0"/>
-          <w:sz w:val="24"/>
+          <w:sz w:val="22"/>
         </w:rPr>
-        <w:t>Project</w:t>
+        <w:t>immuable</w:t>
+      </w:r>
+      <w:r>
+        <w:rPr>
+          <w:rFonts w:ascii="Times New Roman" w:hAnsi="Times New Roman"/>
+          <w:b w:val="0"/>
+          <w:i w:val="0"/>
+          <w:sz w:val="22"/>
+        </w:rPr>
+        <w:t xml:space="preserve"> (</w:t>
+      </w:r>
+      <w:r>
+        <w:rPr>
+          <w:rFonts w:ascii="Times New Roman" w:hAnsi="Times New Roman"/>
+          <w:b w:val="0"/>
+          <w:i w:val="0"/>
+          <w:sz w:val="22"/>
+        </w:rPr>
+        <w:t>@immutable</w:t>
+      </w:r>
+      <w:r>
+        <w:rPr>
+          <w:rFonts w:ascii="Times New Roman" w:hAnsi="Times New Roman"/>
+          <w:b w:val="0"/>
+          <w:i w:val="0"/>
+          <w:sz w:val="22"/>
+        </w:rPr>
+        <w:t xml:space="preserve">) regroupant tous les champs du profil. Le pattern </w:t>
+      </w:r>
+      <w:r>
+        <w:rPr>
+          <w:rFonts w:ascii="Times New Roman" w:hAnsi="Times New Roman"/>
+          <w:b w:val="0"/>
+          <w:i w:val="0"/>
+          <w:sz w:val="22"/>
+        </w:rPr>
+        <w:t>copyWith</w:t>
+      </w:r>
+      <w:r>
+        <w:rPr>
+          <w:rFonts w:ascii="Times New Roman" w:hAnsi="Times New Roman"/>
+          <w:b w:val="0"/>
+          <w:i w:val="0"/>
+          <w:sz w:val="22"/>
+        </w:rPr>
+        <w:t xml:space="preserve"> garantit l'immuabilité lors des mises à jour.</w:t>
       </w:r>
     </w:p>
     <w:p>
@@ -3631,334 +2052,341 @@
                 <w:rFonts w:ascii="Courier New" w:hAnsi="Courier New"/>
                 <w:sz w:val="17"/>
               </w:rPr>
-              <w:t>class Project {</w:t>
-            </w:r>
-          </w:p>
-          <w:p>
-            <w:pPr>
-              <w:spacing w:before="0" w:after="0"/>
-            </w:pPr>
-            <w:r>
-              <w:rPr>
-                <w:rFonts w:ascii="Courier New" w:hAnsi="Courier New"/>
-                <w:sz w:val="17"/>
-              </w:rPr>
-              <w:t xml:space="preserve">  final String id;          // Identifiant unique (timestamp ms)</w:t>
-            </w:r>
-          </w:p>
-          <w:p>
-            <w:pPr>
-              <w:spacing w:before="0" w:after="0"/>
-            </w:pPr>
-            <w:r>
-              <w:rPr>
-                <w:rFonts w:ascii="Courier New" w:hAnsi="Courier New"/>
-                <w:sz w:val="17"/>
-              </w:rPr>
-              <w:t xml:space="preserve">  final String name;        // Nom du projet</w:t>
-            </w:r>
-          </w:p>
-          <w:p>
-            <w:pPr>
-              <w:spacing w:before="0" w:after="0"/>
-            </w:pPr>
-            <w:r>
-              <w:rPr>
-                <w:rFonts w:ascii="Courier New" w:hAnsi="Courier New"/>
-                <w:sz w:val="17"/>
-              </w:rPr>
-              <w:t xml:space="preserve">  final String description; // Description</w:t>
-            </w:r>
-          </w:p>
-          <w:p>
-            <w:pPr>
-              <w:spacing w:before="0" w:after="0"/>
-            </w:pPr>
-            <w:r>
-              <w:rPr>
-                <w:rFonts w:ascii="Courier New" w:hAnsi="Courier New"/>
-                <w:sz w:val="17"/>
-              </w:rPr>
-              <w:t xml:space="preserve">  final String sector;      // Secteur d'activité</w:t>
-            </w:r>
-          </w:p>
-          <w:p>
-            <w:pPr>
-              <w:spacing w:before="0" w:after="0"/>
-            </w:pPr>
-            <w:r>
-              <w:rPr>
-                <w:rFonts w:ascii="Courier New" w:hAnsi="Courier New"/>
-                <w:sz w:val="17"/>
-              </w:rPr>
-              <w:t xml:space="preserve">  final int step;           // Étape actuelle (ex: 2)</w:t>
-            </w:r>
-          </w:p>
-          <w:p>
-            <w:pPr>
-              <w:spacing w:before="0" w:after="0"/>
-            </w:pPr>
-            <w:r>
-              <w:rPr>
-                <w:rFonts w:ascii="Courier New" w:hAnsi="Courier New"/>
-                <w:sz w:val="17"/>
-              </w:rPr>
-              <w:t xml:space="preserve">  final int totalSteps;     // Total d'étapes (ex: 5)</w:t>
-            </w:r>
-          </w:p>
-          <w:p>
-            <w:pPr>
-              <w:spacing w:before="0" w:after="0"/>
-            </w:pPr>
-          </w:p>
-          <w:p>
-            <w:pPr>
-              <w:spacing w:before="0" w:after="0"/>
-            </w:pPr>
-            <w:r>
-              <w:rPr>
-                <w:rFonts w:ascii="Courier New" w:hAnsi="Courier New"/>
-                <w:sz w:val="17"/>
-              </w:rPr>
-              <w:t xml:space="preserve">  const Project({</w:t>
-            </w:r>
-          </w:p>
-          <w:p>
-            <w:pPr>
-              <w:spacing w:before="0" w:after="0"/>
-            </w:pPr>
-            <w:r>
-              <w:rPr>
-                <w:rFonts w:ascii="Courier New" w:hAnsi="Courier New"/>
-                <w:sz w:val="17"/>
-              </w:rPr>
-              <w:t xml:space="preserve">    required this.id,</w:t>
-            </w:r>
-          </w:p>
-          <w:p>
-            <w:pPr>
-              <w:spacing w:before="0" w:after="0"/>
-            </w:pPr>
-            <w:r>
-              <w:rPr>
-                <w:rFonts w:ascii="Courier New" w:hAnsi="Courier New"/>
-                <w:sz w:val="17"/>
-              </w:rPr>
-              <w:t xml:space="preserve">    required this.name,</w:t>
-            </w:r>
-          </w:p>
-          <w:p>
-            <w:pPr>
-              <w:spacing w:before="0" w:after="0"/>
-            </w:pPr>
-            <w:r>
-              <w:rPr>
-                <w:rFonts w:ascii="Courier New" w:hAnsi="Courier New"/>
-                <w:sz w:val="17"/>
-              </w:rPr>
-              <w:t xml:space="preserve">    required this.description,</w:t>
-            </w:r>
-          </w:p>
-          <w:p>
-            <w:pPr>
-              <w:spacing w:before="0" w:after="0"/>
-            </w:pPr>
-            <w:r>
-              <w:rPr>
-                <w:rFonts w:ascii="Courier New" w:hAnsi="Courier New"/>
-                <w:sz w:val="17"/>
-              </w:rPr>
-              <w:t xml:space="preserve">    required this.sector,</w:t>
-            </w:r>
-          </w:p>
-          <w:p>
-            <w:pPr>
-              <w:spacing w:before="0" w:after="0"/>
-            </w:pPr>
-            <w:r>
-              <w:rPr>
-                <w:rFonts w:ascii="Courier New" w:hAnsi="Courier New"/>
-                <w:sz w:val="17"/>
-              </w:rPr>
-              <w:t xml:space="preserve">    this.step = 1,</w:t>
-            </w:r>
-          </w:p>
-          <w:p>
-            <w:pPr>
-              <w:spacing w:before="0" w:after="0"/>
-            </w:pPr>
-            <w:r>
-              <w:rPr>
-                <w:rFonts w:ascii="Courier New" w:hAnsi="Courier New"/>
-                <w:sz w:val="17"/>
-              </w:rPr>
-              <w:t xml:space="preserve">    this.totalSteps = 5,</w:t>
-            </w:r>
-          </w:p>
-          <w:p>
-            <w:pPr>
-              <w:spacing w:before="0" w:after="0"/>
-            </w:pPr>
-            <w:r>
-              <w:rPr>
-                <w:rFonts w:ascii="Courier New" w:hAnsi="Courier New"/>
-                <w:sz w:val="17"/>
-              </w:rPr>
-              <w:t xml:space="preserve">  });</w:t>
-            </w:r>
-          </w:p>
-          <w:p>
-            <w:pPr>
-              <w:spacing w:before="0" w:after="0"/>
-            </w:pPr>
-          </w:p>
-          <w:p>
-            <w:pPr>
-              <w:spacing w:before="0" w:after="0"/>
-            </w:pPr>
-            <w:r>
-              <w:rPr>
-                <w:rFonts w:ascii="Courier New" w:hAnsi="Courier New"/>
-                <w:sz w:val="17"/>
-              </w:rPr>
-              <w:t xml:space="preserve">  bool   get isCompleted =&gt; step &gt;= totalSteps;</w:t>
-            </w:r>
-          </w:p>
-          <w:p>
-            <w:pPr>
-              <w:spacing w:before="0" w:after="0"/>
-            </w:pPr>
-            <w:r>
-              <w:rPr>
-                <w:rFonts w:ascii="Courier New" w:hAnsi="Courier New"/>
-                <w:sz w:val="17"/>
-              </w:rPr>
-              <w:t xml:space="preserve">  double get progress    =&gt; step / totalSteps;  // 0.0 → 1.0</w:t>
-            </w:r>
-          </w:p>
-          <w:p>
-            <w:pPr>
-              <w:spacing w:before="0" w:after="0"/>
-            </w:pPr>
-          </w:p>
-          <w:p>
-            <w:pPr>
-              <w:spacing w:before="0" w:after="0"/>
-            </w:pPr>
-            <w:r>
-              <w:rPr>
-                <w:rFonts w:ascii="Courier New" w:hAnsi="Courier New"/>
-                <w:sz w:val="17"/>
-              </w:rPr>
-              <w:t xml:space="preserve">  Project copyWith({</w:t>
-            </w:r>
-          </w:p>
-          <w:p>
-            <w:pPr>
-              <w:spacing w:before="0" w:after="0"/>
-            </w:pPr>
-            <w:r>
-              <w:rPr>
-                <w:rFonts w:ascii="Courier New" w:hAnsi="Courier New"/>
-                <w:sz w:val="17"/>
-              </w:rPr>
-              <w:t xml:space="preserve">    String? id, String? name, String? description,</w:t>
-            </w:r>
-          </w:p>
-          <w:p>
-            <w:pPr>
-              <w:spacing w:before="0" w:after="0"/>
-            </w:pPr>
-            <w:r>
-              <w:rPr>
-                <w:rFonts w:ascii="Courier New" w:hAnsi="Courier New"/>
-                <w:sz w:val="17"/>
-              </w:rPr>
-              <w:t xml:space="preserve">    String? sector, int? step, int? totalSteps,</w:t>
-            </w:r>
-          </w:p>
-          <w:p>
-            <w:pPr>
-              <w:spacing w:before="0" w:after="0"/>
-            </w:pPr>
-            <w:r>
-              <w:rPr>
-                <w:rFonts w:ascii="Courier New" w:hAnsi="Courier New"/>
-                <w:sz w:val="17"/>
-              </w:rPr>
-              <w:t xml:space="preserve">  }) {</w:t>
-            </w:r>
-          </w:p>
-          <w:p>
-            <w:pPr>
-              <w:spacing w:before="0" w:after="0"/>
-            </w:pPr>
-            <w:r>
-              <w:rPr>
-                <w:rFonts w:ascii="Courier New" w:hAnsi="Courier New"/>
-                <w:sz w:val="17"/>
-              </w:rPr>
-              <w:t xml:space="preserve">    return Project(</w:t>
-            </w:r>
-          </w:p>
-          <w:p>
-            <w:pPr>
-              <w:spacing w:before="0" w:after="0"/>
-            </w:pPr>
-            <w:r>
-              <w:rPr>
-                <w:rFonts w:ascii="Courier New" w:hAnsi="Courier New"/>
-                <w:sz w:val="17"/>
-              </w:rPr>
-              <w:t xml:space="preserve">      id: id ?? this.id, name: name ?? this.name,</w:t>
-            </w:r>
-          </w:p>
-          <w:p>
-            <w:pPr>
-              <w:spacing w:before="0" w:after="0"/>
-            </w:pPr>
-            <w:r>
-              <w:rPr>
-                <w:rFonts w:ascii="Courier New" w:hAnsi="Courier New"/>
-                <w:sz w:val="17"/>
-              </w:rPr>
-              <w:t xml:space="preserve">      description: description ?? this.description, sector: sector ?? this.sector,</w:t>
-            </w:r>
-          </w:p>
-          <w:p>
-            <w:pPr>
-              <w:spacing w:before="0" w:after="0"/>
-            </w:pPr>
-            <w:r>
-              <w:rPr>
-                <w:rFonts w:ascii="Courier New" w:hAnsi="Courier New"/>
-                <w:sz w:val="17"/>
-              </w:rPr>
-              <w:t xml:space="preserve">      step: step ?? this.step, totalSteps: totalSteps ?? this.totalSteps,</w:t>
-            </w:r>
-          </w:p>
-          <w:p>
-            <w:pPr>
-              <w:spacing w:before="0" w:after="0"/>
-            </w:pPr>
-            <w:r>
-              <w:rPr>
-                <w:rFonts w:ascii="Courier New" w:hAnsi="Courier New"/>
-                <w:sz w:val="17"/>
-              </w:rPr>
-              <w:t xml:space="preserve">    );</w:t>
-            </w:r>
-          </w:p>
-          <w:p>
-            <w:pPr>
-              <w:spacing w:before="0" w:after="0"/>
-            </w:pPr>
-            <w:r>
-              <w:rPr>
-                <w:rFonts w:ascii="Courier New" w:hAnsi="Courier New"/>
-                <w:sz w:val="17"/>
-              </w:rPr>
-              <w:t xml:space="preserve">  }</w:t>
+              <w:t>class UserProfile {</w:t>
+            </w:r>
+          </w:p>
+          <w:p>
+            <w:pPr>
+              <w:spacing w:before="0" w:after="0"/>
+            </w:pPr>
+            <w:r>
+              <w:rPr>
+                <w:rFonts w:ascii="Courier New" w:hAnsi="Courier New"/>
+                <w:sz w:val="17"/>
+              </w:rPr>
+              <w:t xml:space="preserve">  // Identité</w:t>
+            </w:r>
+          </w:p>
+          <w:p>
+            <w:pPr>
+              <w:spacing w:before="0" w:after="0"/>
+            </w:pPr>
+            <w:r>
+              <w:rPr>
+                <w:rFonts w:ascii="Courier New" w:hAnsi="Courier New"/>
+                <w:sz w:val="17"/>
+              </w:rPr>
+              <w:t xml:space="preserve">  final String firstName, lastName, email, phone;</w:t>
+            </w:r>
+          </w:p>
+          <w:p>
+            <w:pPr>
+              <w:spacing w:before="0" w:after="0"/>
+            </w:pPr>
+            <w:r>
+              <w:rPr>
+                <w:rFonts w:ascii="Courier New" w:hAnsi="Courier New"/>
+                <w:sz w:val="17"/>
+              </w:rPr>
+              <w:t xml:space="preserve">  final Gender gender;</w:t>
+            </w:r>
+          </w:p>
+          <w:p>
+            <w:pPr>
+              <w:spacing w:before="0" w:after="0"/>
+            </w:pPr>
+            <w:r>
+              <w:rPr>
+                <w:rFonts w:ascii="Courier New" w:hAnsi="Courier New"/>
+                <w:sz w:val="17"/>
+              </w:rPr>
+              <w:t xml:space="preserve">  final DateTime? birthDate;</w:t>
+            </w:r>
+          </w:p>
+          <w:p>
+            <w:pPr>
+              <w:spacing w:before="0" w:after="0"/>
+            </w:pPr>
+            <w:r>
+              <w:rPr>
+                <w:rFonts w:ascii="Courier New" w:hAnsi="Courier New"/>
+                <w:sz w:val="17"/>
+              </w:rPr>
+              <w:t xml:space="preserve">  // Localisation &amp; profil professionnel</w:t>
+            </w:r>
+          </w:p>
+          <w:p>
+            <w:pPr>
+              <w:spacing w:before="0" w:after="0"/>
+            </w:pPr>
+            <w:r>
+              <w:rPr>
+                <w:rFonts w:ascii="Courier New" w:hAnsi="Courier New"/>
+                <w:sz w:val="17"/>
+              </w:rPr>
+              <w:t xml:space="preserve">  final String address, city, country, sector, role, bio, linkedin, photoBase64;</w:t>
+            </w:r>
+          </w:p>
+          <w:p>
+            <w:pPr>
+              <w:spacing w:before="0" w:after="0"/>
+            </w:pPr>
+            <w:r>
+              <w:rPr>
+                <w:rFonts w:ascii="Courier New" w:hAnsi="Courier New"/>
+                <w:sz w:val="17"/>
+              </w:rPr>
+              <w:t xml:space="preserve">  // Données structurées</w:t>
+            </w:r>
+          </w:p>
+          <w:p>
+            <w:pPr>
+              <w:spacing w:before="0" w:after="0"/>
+            </w:pPr>
+            <w:r>
+              <w:rPr>
+                <w:rFonts w:ascii="Courier New" w:hAnsi="Courier New"/>
+                <w:sz w:val="17"/>
+              </w:rPr>
+              <w:t xml:space="preserve">  final List&lt;String&gt; interests;</w:t>
+            </w:r>
+          </w:p>
+          <w:p>
+            <w:pPr>
+              <w:spacing w:before="0" w:after="0"/>
+            </w:pPr>
+            <w:r>
+              <w:rPr>
+                <w:rFonts w:ascii="Courier New" w:hAnsi="Courier New"/>
+                <w:sz w:val="17"/>
+              </w:rPr>
+              <w:t xml:space="preserve">  final List&lt;Project&gt; projects;</w:t>
+            </w:r>
+          </w:p>
+          <w:p>
+            <w:pPr>
+              <w:spacing w:before="0" w:after="0"/>
+            </w:pPr>
+            <w:r>
+              <w:rPr>
+                <w:rFonts w:ascii="Courier New" w:hAnsi="Courier New"/>
+                <w:sz w:val="17"/>
+              </w:rPr>
+              <w:t xml:space="preserve">  // Statistiques</w:t>
+            </w:r>
+          </w:p>
+          <w:p>
+            <w:pPr>
+              <w:spacing w:before="0" w:after="0"/>
+            </w:pPr>
+            <w:r>
+              <w:rPr>
+                <w:rFonts w:ascii="Courier New" w:hAnsi="Courier New"/>
+                <w:sz w:val="17"/>
+              </w:rPr>
+              <w:t xml:space="preserve">  final int mentorsActive, sessionsCount, favoritesCount;</w:t>
+            </w:r>
+          </w:p>
+          <w:p>
+            <w:pPr>
+              <w:spacing w:before="0" w:after="0"/>
+            </w:pPr>
+            <w:r>
+              <w:rPr>
+                <w:rFonts w:ascii="Courier New" w:hAnsi="Courier New"/>
+                <w:sz w:val="17"/>
+              </w:rPr>
+              <w:t xml:space="preserve">  final double score;</w:t>
+            </w:r>
+          </w:p>
+          <w:p>
+            <w:pPr>
+              <w:spacing w:before="0" w:after="0"/>
+            </w:pPr>
+            <w:r>
+              <w:rPr>
+                <w:rFonts w:ascii="Courier New" w:hAnsi="Courier New"/>
+                <w:sz w:val="17"/>
+              </w:rPr>
+              <w:t xml:space="preserve">  // Champs rôle-spécifiques</w:t>
+            </w:r>
+          </w:p>
+          <w:p>
+            <w:pPr>
+              <w:spacing w:before="0" w:after="0"/>
+            </w:pPr>
+            <w:r>
+              <w:rPr>
+                <w:rFonts w:ascii="Courier New" w:hAnsi="Courier New"/>
+                <w:sz w:val="17"/>
+              </w:rPr>
+              <w:t xml:space="preserve">  final int yearsExperience;          // Mentor</w:t>
+            </w:r>
+          </w:p>
+          <w:p>
+            <w:pPr>
+              <w:spacing w:before="0" w:after="0"/>
+            </w:pPr>
+            <w:r>
+              <w:rPr>
+                <w:rFonts w:ascii="Courier New" w:hAnsi="Courier New"/>
+                <w:sz w:val="17"/>
+              </w:rPr>
+              <w:t xml:space="preserve">  final String investmentRange;        // Investisseur</w:t>
+            </w:r>
+          </w:p>
+          <w:p>
+            <w:pPr>
+              <w:spacing w:before="0" w:after="0"/>
+            </w:pPr>
+            <w:r>
+              <w:rPr>
+                <w:rFonts w:ascii="Courier New" w:hAnsi="Courier New"/>
+                <w:sz w:val="17"/>
+              </w:rPr>
+              <w:t xml:space="preserve">  // Premium (Wave)</w:t>
+            </w:r>
+          </w:p>
+          <w:p>
+            <w:pPr>
+              <w:spacing w:before="0" w:after="0"/>
+            </w:pPr>
+            <w:r>
+              <w:rPr>
+                <w:rFonts w:ascii="Courier New" w:hAnsi="Courier New"/>
+                <w:sz w:val="17"/>
+              </w:rPr>
+              <w:t xml:space="preserve">  final bool isPremium;</w:t>
+            </w:r>
+          </w:p>
+          <w:p>
+            <w:pPr>
+              <w:spacing w:before="0" w:after="0"/>
+            </w:pPr>
+            <w:r>
+              <w:rPr>
+                <w:rFonts w:ascii="Courier New" w:hAnsi="Courier New"/>
+                <w:sz w:val="17"/>
+              </w:rPr>
+              <w:t xml:space="preserve">  final String premiumPlan;</w:t>
+            </w:r>
+          </w:p>
+          <w:p>
+            <w:pPr>
+              <w:spacing w:before="0" w:after="0"/>
+            </w:pPr>
+          </w:p>
+          <w:p>
+            <w:pPr>
+              <w:spacing w:before="0" w:after="0"/>
+            </w:pPr>
+            <w:r>
+              <w:rPr>
+                <w:rFonts w:ascii="Courier New" w:hAnsi="Courier New"/>
+                <w:sz w:val="17"/>
+              </w:rPr>
+              <w:t xml:space="preserve">  // Getters calculés</w:t>
+            </w:r>
+          </w:p>
+          <w:p>
+            <w:pPr>
+              <w:spacing w:before="0" w:after="0"/>
+            </w:pPr>
+            <w:r>
+              <w:rPr>
+                <w:rFonts w:ascii="Courier New" w:hAnsi="Courier New"/>
+                <w:sz w:val="17"/>
+              </w:rPr>
+              <w:t xml:space="preserve">  String get fullName  =&gt; '$firstName $lastName'.trim();</w:t>
+            </w:r>
+          </w:p>
+          <w:p>
+            <w:pPr>
+              <w:spacing w:before="0" w:after="0"/>
+            </w:pPr>
+            <w:r>
+              <w:rPr>
+                <w:rFonts w:ascii="Courier New" w:hAnsi="Courier New"/>
+                <w:sz w:val="17"/>
+              </w:rPr>
+              <w:t xml:space="preserve">  String get initials  =&gt; (firstName.isNotEmpty ? firstName[0] : '')</w:t>
+            </w:r>
+          </w:p>
+          <w:p>
+            <w:pPr>
+              <w:spacing w:before="0" w:after="0"/>
+            </w:pPr>
+            <w:r>
+              <w:rPr>
+                <w:rFonts w:ascii="Courier New" w:hAnsi="Courier New"/>
+                <w:sz w:val="17"/>
+              </w:rPr>
+              <w:t xml:space="preserve">                        + (lastName.isNotEmpty  ? lastName[0]  : '');</w:t>
+            </w:r>
+          </w:p>
+          <w:p>
+            <w:pPr>
+              <w:spacing w:before="0" w:after="0"/>
+            </w:pPr>
+            <w:r>
+              <w:rPr>
+                <w:rFonts w:ascii="Courier New" w:hAnsi="Courier New"/>
+                <w:sz w:val="17"/>
+              </w:rPr>
+              <w:t xml:space="preserve">  bool   get canStartNewProject =&gt; projects.isEmpty || projects.every((p) =&gt; p.isCompleted);</w:t>
+            </w:r>
+          </w:p>
+          <w:p>
+            <w:pPr>
+              <w:spacing w:before="0" w:after="0"/>
+            </w:pPr>
+          </w:p>
+          <w:p>
+            <w:pPr>
+              <w:spacing w:before="0" w:after="0"/>
+            </w:pPr>
+            <w:r>
+              <w:rPr>
+                <w:rFonts w:ascii="Courier New" w:hAnsi="Courier New"/>
+                <w:sz w:val="17"/>
+              </w:rPr>
+              <w:t xml:space="preserve">  // copyWith : retourne une copie avec les champs modifiés</w:t>
+            </w:r>
+          </w:p>
+          <w:p>
+            <w:pPr>
+              <w:spacing w:before="0" w:after="0"/>
+            </w:pPr>
+            <w:r>
+              <w:rPr>
+                <w:rFonts w:ascii="Courier New" w:hAnsi="Courier New"/>
+                <w:sz w:val="17"/>
+              </w:rPr>
+              <w:t xml:space="preserve">  UserProfile copyWith({String? firstName, String? lastName, String? bio,</w:t>
+            </w:r>
+          </w:p>
+          <w:p>
+            <w:pPr>
+              <w:spacing w:before="0" w:after="0"/>
+            </w:pPr>
+            <w:r>
+              <w:rPr>
+                <w:rFonts w:ascii="Courier New" w:hAnsi="Courier New"/>
+                <w:sz w:val="17"/>
+              </w:rPr>
+              <w:t xml:space="preserve">      String? photoBase64, List&lt;String&gt;? interests, List&lt;Project&gt;? projects,</w:t>
+            </w:r>
+          </w:p>
+          <w:p>
+            <w:pPr>
+              <w:spacing w:before="0" w:after="0"/>
+            </w:pPr>
+            <w:r>
+              <w:rPr>
+                <w:rFonts w:ascii="Courier New" w:hAnsi="Courier New"/>
+                <w:sz w:val="17"/>
+              </w:rPr>
+              <w:t xml:space="preserve">      String? city, String? sector, /* … tous les champs … */}) { /* … */ }</w:t>
             </w:r>
           </w:p>
           <w:p>
@@ -4000,7 +2428,7 @@
           <w:i w:val="0"/>
           <w:sz w:val="24"/>
         </w:rPr>
-        <w:t xml:space="preserve">1.3 Contrôleur réactif global — </w:t>
+        <w:t xml:space="preserve">1.2 Contrôleur réactif global — </w:t>
       </w:r>
       <w:r>
         <w:rPr>
@@ -5168,7 +3596,21 @@
           <w:i w:val="0"/>
           <w:sz w:val="24"/>
         </w:rPr>
-        <w:t>2.1 Description complète de l'écran</w:t>
+        <w:t>2.1 Description complète de l'écran (page allégée et rôle-adaptive)</w:t>
+      </w:r>
+    </w:p>
+    <w:p>
+      <w:pPr>
+        <w:spacing w:after="120"/>
+      </w:pPr>
+      <w:r>
+        <w:rPr>
+          <w:rFonts w:ascii="Times New Roman" w:hAnsi="Times New Roman"/>
+          <w:b w:val="0"/>
+          <w:i w:val="0"/>
+          <w:sz w:val="22"/>
+        </w:rPr>
+        <w:t>Structure de la page (de haut en bas) :</w:t>
       </w:r>
     </w:p>
     <w:tbl>
@@ -5243,7 +3685,7 @@
                 <w:i w:val="0"/>
                 <w:sz w:val="19"/>
               </w:rPr>
-              <w:t>Photo / Avatar</w:t>
+              <w:t>Carte identité</w:t>
             </w:r>
           </w:p>
         </w:tc>
@@ -5263,7 +3705,7 @@
                 <w:i w:val="0"/>
                 <w:sz w:val="19"/>
               </w:rPr>
-              <w:t>Photo base64 (si renseignée) ou initiales colorées selon le rôle</w:t>
+              <w:t>Photo/initiales, nom, rôle · secteur, ville, barre de complétion 0–100%</w:t>
             </w:r>
           </w:p>
         </w:tc>
@@ -5285,7 +3727,7 @@
                 <w:i w:val="0"/>
                 <w:sz w:val="19"/>
               </w:rPr>
-              <w:t>Badge de rôle</w:t>
+              <w:t>Bandeau stats (4 tuiles)</w:t>
             </w:r>
           </w:p>
         </w:tc>
@@ -5305,7 +3747,25 @@
                 <w:i w:val="0"/>
                 <w:sz w:val="19"/>
               </w:rPr>
-              <w:t>Chip coloré : Entrepreneur (amber) / Mentor (vert) / Investisseur (bleu)</w:t>
+              <w:t xml:space="preserve">Labels </w:t>
+            </w:r>
+            <w:r>
+              <w:rPr>
+                <w:rFonts w:ascii="Times New Roman" w:hAnsi="Times New Roman"/>
+                <w:b w:val="0"/>
+                <w:i w:val="0"/>
+                <w:sz w:val="19"/>
+              </w:rPr>
+              <w:t>adaptés au rôle</w:t>
+            </w:r>
+            <w:r>
+              <w:rPr>
+                <w:rFonts w:ascii="Times New Roman" w:hAnsi="Times New Roman"/>
+                <w:b w:val="0"/>
+                <w:i w:val="0"/>
+                <w:sz w:val="19"/>
+              </w:rPr>
+              <w:t xml:space="preserve"> — voir tableau ci-dessous</w:t>
             </w:r>
           </w:p>
         </w:tc>
@@ -5327,7 +3787,7 @@
                 <w:i w:val="0"/>
                 <w:sz w:val="19"/>
               </w:rPr>
-              <w:t>Jauge de complétion</w:t>
+              <w:t>Carte "À propos"</w:t>
             </w:r>
           </w:p>
         </w:tc>
@@ -5347,7 +3807,25 @@
                 <w:i w:val="0"/>
                 <w:sz w:val="19"/>
               </w:rPr>
-              <w:t>Barre animée 0–100% avec couleur dynamique (vert/amber/rouge)</w:t>
+              <w:t xml:space="preserve">Bio + </w:t>
+            </w:r>
+            <w:r>
+              <w:rPr>
+                <w:rFonts w:ascii="Times New Roman" w:hAnsi="Times New Roman"/>
+                <w:b w:val="0"/>
+                <w:i w:val="0"/>
+                <w:sz w:val="19"/>
+              </w:rPr>
+              <w:t>LinkedIn cliquable</w:t>
+            </w:r>
+            <w:r>
+              <w:rPr>
+                <w:rFonts w:ascii="Times New Roman" w:hAnsi="Times New Roman"/>
+                <w:b w:val="0"/>
+                <w:i w:val="0"/>
+                <w:sz w:val="19"/>
+              </w:rPr>
+              <w:t xml:space="preserve"> (url_launcher) + chip "X ans d'expé." (Mentor) + chip ticket (Investisseur)</w:t>
             </w:r>
           </w:p>
         </w:tc>
@@ -5369,7 +3847,7 @@
                 <w:i w:val="0"/>
                 <w:sz w:val="19"/>
               </w:rPr>
-              <w:t>Nom complet</w:t>
+              <w:t>Coordonnées condensées</w:t>
             </w:r>
           </w:p>
         </w:tc>
@@ -5389,16 +3867,7 @@
                 <w:i w:val="0"/>
                 <w:sz w:val="19"/>
               </w:rPr>
-              <w:t>profile.fullName</w:t>
-            </w:r>
-            <w:r>
-              <w:rPr>
-                <w:rFonts w:ascii="Times New Roman" w:hAnsi="Times New Roman"/>
-                <w:b w:val="0"/>
-                <w:i w:val="0"/>
-                <w:sz w:val="19"/>
-              </w:rPr>
-              <w:t xml:space="preserve"> en gras (24px)</w:t>
+              <w:t>3 colonnes compactes : email · téléphone · ville</w:t>
             </w:r>
           </w:p>
         </w:tc>
@@ -5420,7 +3889,7 @@
                 <w:i w:val="0"/>
                 <w:sz w:val="19"/>
               </w:rPr>
-              <w:t>Email + Téléphone</w:t>
+              <w:t>Centres d'intérêt</w:t>
             </w:r>
           </w:p>
         </w:tc>
@@ -5440,7 +3909,7 @@
                 <w:i w:val="0"/>
                 <w:sz w:val="19"/>
               </w:rPr>
-              <w:t>Avec icônes</w:t>
+              <w:t>Chips colorés</w:t>
             </w:r>
           </w:p>
         </w:tc>
@@ -5462,7 +3931,7 @@
                 <w:i w:val="0"/>
                 <w:sz w:val="19"/>
               </w:rPr>
-              <w:t>Âge calculé</w:t>
+              <w:t>Mes Projets</w:t>
             </w:r>
           </w:p>
         </w:tc>
@@ -5482,7 +3951,7 @@
                 <w:i w:val="0"/>
                 <w:sz w:val="19"/>
               </w:rPr>
-              <w:t>profile.age</w:t>
+              <w:t>Liste avec barres de progression (</w:t>
             </w:r>
             <w:r>
               <w:rPr>
@@ -5491,16 +3960,7 @@
                 <w:i w:val="0"/>
                 <w:sz w:val="19"/>
               </w:rPr>
-              <w:t xml:space="preserve"> ans (calculé depuis </w:t>
-            </w:r>
-            <w:r>
-              <w:rPr>
-                <w:rFonts w:ascii="Times New Roman" w:hAnsi="Times New Roman"/>
-                <w:b w:val="0"/>
-                <w:i w:val="0"/>
-                <w:sz w:val="19"/>
-              </w:rPr>
-              <w:t>birthDate</w:t>
+              <w:t>Entrepreneur uniquement</w:t>
             </w:r>
             <w:r>
               <w:rPr>
@@ -5531,7 +3991,7 @@
                 <w:i w:val="0"/>
                 <w:sz w:val="19"/>
               </w:rPr>
-              <w:t>Ville + Pays</w:t>
+              <w:t>Boutons d'actions</w:t>
             </w:r>
           </w:p>
         </w:tc>
@@ -5551,7 +4011,7 @@
                 <w:i w:val="0"/>
                 <w:sz w:val="19"/>
               </w:rPr>
-              <w:t>Avec icône localisation</w:t>
+              <w:t>Rôle-spécifiques (voir tableau ci-dessous)</w:t>
             </w:r>
           </w:p>
         </w:tc>
@@ -5573,7 +4033,7 @@
                 <w:i w:val="0"/>
                 <w:sz w:val="19"/>
               </w:rPr>
-              <w:t>Biographie</w:t>
+              <w:t>AppBar</w:t>
             </w:r>
           </w:p>
         </w:tc>
@@ -5593,7 +4053,529 @@
                 <w:i w:val="0"/>
                 <w:sz w:val="19"/>
               </w:rPr>
-              <w:t>Texte complet</w:t>
+              <w:t>Partager · Modifier · Déconnexion (icône rouge discrète)</w:t>
+            </w:r>
+          </w:p>
+        </w:tc>
+      </w:tr>
+    </w:tbl>
+    <w:p>
+      <w:pPr>
+        <w:spacing w:after="80"/>
+      </w:pPr>
+    </w:p>
+    <w:p>
+      <w:pPr>
+        <w:spacing w:after="120"/>
+      </w:pPr>
+      <w:r>
+        <w:rPr>
+          <w:rFonts w:ascii="Times New Roman" w:hAnsi="Times New Roman"/>
+          <w:b w:val="0"/>
+          <w:i w:val="0"/>
+          <w:sz w:val="22"/>
+        </w:rPr>
+        <w:t>Stats par rôle :</w:t>
+      </w:r>
+    </w:p>
+    <w:tbl>
+      <w:tblPr>
+        <w:tblStyle w:val="TableGrid"/>
+        <w:tblW w:type="auto" w:w="0"/>
+        <w:jc w:val="left"/>
+        <w:tblLook w:firstColumn="1" w:firstRow="1" w:lastColumn="0" w:lastRow="0" w:noHBand="0" w:noVBand="1" w:val="04A0"/>
+      </w:tblPr>
+      <w:tblGrid>
+        <w:gridCol w:w="1814"/>
+        <w:gridCol w:w="1814"/>
+        <w:gridCol w:w="1814"/>
+        <w:gridCol w:w="1814"/>
+        <w:gridCol w:w="1814"/>
+      </w:tblGrid>
+      <w:tr>
+        <w:tc>
+          <w:tcPr>
+            <w:tcW w:type="dxa" w:w="1814"/>
+            <w:vAlign w:val="center"/>
+            <w:shd w:val="clear" w:color="auto" w:fill="D9D9D9"/>
+          </w:tcPr>
+          <w:p>
+            <w:pPr>
+              <w:spacing w:before="40" w:after="40"/>
+            </w:pPr>
+            <w:r>
+              <w:rPr>
+                <w:rFonts w:ascii="Times New Roman" w:hAnsi="Times New Roman"/>
+                <w:b/>
+                <w:i w:val="0"/>
+                <w:sz w:val="19"/>
+              </w:rPr>
+              <w:t>Rôle</w:t>
+            </w:r>
+          </w:p>
+        </w:tc>
+        <w:tc>
+          <w:tcPr>
+            <w:tcW w:type="dxa" w:w="1814"/>
+            <w:vAlign w:val="center"/>
+            <w:shd w:val="clear" w:color="auto" w:fill="D9D9D9"/>
+          </w:tcPr>
+          <w:p>
+            <w:pPr>
+              <w:spacing w:before="40" w:after="40"/>
+            </w:pPr>
+            <w:r>
+              <w:rPr>
+                <w:rFonts w:ascii="Times New Roman" w:hAnsi="Times New Roman"/>
+                <w:b/>
+                <w:i w:val="0"/>
+                <w:sz w:val="19"/>
+              </w:rPr>
+              <w:t>Stat 1</w:t>
+            </w:r>
+          </w:p>
+        </w:tc>
+        <w:tc>
+          <w:tcPr>
+            <w:tcW w:type="dxa" w:w="1814"/>
+            <w:vAlign w:val="center"/>
+            <w:shd w:val="clear" w:color="auto" w:fill="D9D9D9"/>
+          </w:tcPr>
+          <w:p>
+            <w:pPr>
+              <w:spacing w:before="40" w:after="40"/>
+            </w:pPr>
+            <w:r>
+              <w:rPr>
+                <w:rFonts w:ascii="Times New Roman" w:hAnsi="Times New Roman"/>
+                <w:b/>
+                <w:i w:val="0"/>
+                <w:sz w:val="19"/>
+              </w:rPr>
+              <w:t>Stat 2</w:t>
+            </w:r>
+          </w:p>
+        </w:tc>
+        <w:tc>
+          <w:tcPr>
+            <w:tcW w:type="dxa" w:w="1814"/>
+            <w:vAlign w:val="center"/>
+            <w:shd w:val="clear" w:color="auto" w:fill="D9D9D9"/>
+          </w:tcPr>
+          <w:p>
+            <w:pPr>
+              <w:spacing w:before="40" w:after="40"/>
+            </w:pPr>
+            <w:r>
+              <w:rPr>
+                <w:rFonts w:ascii="Times New Roman" w:hAnsi="Times New Roman"/>
+                <w:b/>
+                <w:i w:val="0"/>
+                <w:sz w:val="19"/>
+              </w:rPr>
+              <w:t>Stat 3</w:t>
+            </w:r>
+          </w:p>
+        </w:tc>
+        <w:tc>
+          <w:tcPr>
+            <w:tcW w:type="dxa" w:w="1814"/>
+            <w:vAlign w:val="center"/>
+            <w:shd w:val="clear" w:color="auto" w:fill="D9D9D9"/>
+          </w:tcPr>
+          <w:p>
+            <w:pPr>
+              <w:spacing w:before="40" w:after="40"/>
+            </w:pPr>
+            <w:r>
+              <w:rPr>
+                <w:rFonts w:ascii="Times New Roman" w:hAnsi="Times New Roman"/>
+                <w:b/>
+                <w:i w:val="0"/>
+                <w:sz w:val="19"/>
+              </w:rPr>
+              <w:t>Stat 4</w:t>
+            </w:r>
+          </w:p>
+        </w:tc>
+      </w:tr>
+      <w:tr>
+        <w:tc>
+          <w:tcPr>
+            <w:tcW w:type="dxa" w:w="1814"/>
+            <w:vAlign w:val="center"/>
+          </w:tcPr>
+          <w:p>
+            <w:pPr>
+              <w:spacing w:before="40" w:after="40"/>
+            </w:pPr>
+            <w:r>
+              <w:rPr>
+                <w:rFonts w:ascii="Times New Roman" w:hAnsi="Times New Roman"/>
+                <w:b w:val="0"/>
+                <w:i w:val="0"/>
+                <w:sz w:val="19"/>
+              </w:rPr>
+              <w:t>Entrepreneur</w:t>
+            </w:r>
+          </w:p>
+        </w:tc>
+        <w:tc>
+          <w:tcPr>
+            <w:tcW w:type="dxa" w:w="1814"/>
+            <w:vAlign w:val="center"/>
+          </w:tcPr>
+          <w:p>
+            <w:pPr>
+              <w:spacing w:before="40" w:after="40"/>
+            </w:pPr>
+            <w:r>
+              <w:rPr>
+                <w:rFonts w:ascii="Times New Roman" w:hAnsi="Times New Roman"/>
+                <w:b w:val="0"/>
+                <w:i w:val="0"/>
+                <w:sz w:val="19"/>
+              </w:rPr>
+              <w:t>Projets</w:t>
+            </w:r>
+          </w:p>
+        </w:tc>
+        <w:tc>
+          <w:tcPr>
+            <w:tcW w:type="dxa" w:w="1814"/>
+            <w:vAlign w:val="center"/>
+          </w:tcPr>
+          <w:p>
+            <w:pPr>
+              <w:spacing w:before="40" w:after="40"/>
+            </w:pPr>
+            <w:r>
+              <w:rPr>
+                <w:rFonts w:ascii="Times New Roman" w:hAnsi="Times New Roman"/>
+                <w:b w:val="0"/>
+                <w:i w:val="0"/>
+                <w:sz w:val="19"/>
+              </w:rPr>
+              <w:t>Terminés</w:t>
+            </w:r>
+          </w:p>
+        </w:tc>
+        <w:tc>
+          <w:tcPr>
+            <w:tcW w:type="dxa" w:w="1814"/>
+            <w:vAlign w:val="center"/>
+          </w:tcPr>
+          <w:p>
+            <w:pPr>
+              <w:spacing w:before="40" w:after="40"/>
+            </w:pPr>
+            <w:r>
+              <w:rPr>
+                <w:rFonts w:ascii="Times New Roman" w:hAnsi="Times New Roman"/>
+                <w:b w:val="0"/>
+                <w:i w:val="0"/>
+                <w:sz w:val="19"/>
+              </w:rPr>
+              <w:t>Mentors → RequestsPage</w:t>
+            </w:r>
+          </w:p>
+        </w:tc>
+        <w:tc>
+          <w:tcPr>
+            <w:tcW w:type="dxa" w:w="1814"/>
+            <w:vAlign w:val="center"/>
+          </w:tcPr>
+          <w:p>
+            <w:pPr>
+              <w:spacing w:before="40" w:after="40"/>
+            </w:pPr>
+            <w:r>
+              <w:rPr>
+                <w:rFonts w:ascii="Times New Roman" w:hAnsi="Times New Roman"/>
+                <w:b w:val="0"/>
+                <w:i w:val="0"/>
+                <w:sz w:val="19"/>
+              </w:rPr>
+              <w:t>Favoris</w:t>
+            </w:r>
+          </w:p>
+        </w:tc>
+      </w:tr>
+      <w:tr>
+        <w:tc>
+          <w:tcPr>
+            <w:tcW w:type="dxa" w:w="1814"/>
+            <w:vAlign w:val="center"/>
+          </w:tcPr>
+          <w:p>
+            <w:pPr>
+              <w:spacing w:before="40" w:after="40"/>
+            </w:pPr>
+            <w:r>
+              <w:rPr>
+                <w:rFonts w:ascii="Times New Roman" w:hAnsi="Times New Roman"/>
+                <w:b w:val="0"/>
+                <w:i w:val="0"/>
+                <w:sz w:val="19"/>
+              </w:rPr>
+              <w:t>Mentor</w:t>
+            </w:r>
+          </w:p>
+        </w:tc>
+        <w:tc>
+          <w:tcPr>
+            <w:tcW w:type="dxa" w:w="1814"/>
+            <w:vAlign w:val="center"/>
+          </w:tcPr>
+          <w:p>
+            <w:pPr>
+              <w:spacing w:before="40" w:after="40"/>
+            </w:pPr>
+            <w:r>
+              <w:rPr>
+                <w:rFonts w:ascii="Times New Roman" w:hAnsi="Times New Roman"/>
+                <w:b w:val="0"/>
+                <w:i w:val="0"/>
+                <w:sz w:val="19"/>
+              </w:rPr>
+              <w:t>Mentorés → RequestsPage</w:t>
+            </w:r>
+          </w:p>
+        </w:tc>
+        <w:tc>
+          <w:tcPr>
+            <w:tcW w:type="dxa" w:w="1814"/>
+            <w:vAlign w:val="center"/>
+          </w:tcPr>
+          <w:p>
+            <w:pPr>
+              <w:spacing w:before="40" w:after="40"/>
+            </w:pPr>
+            <w:r>
+              <w:rPr>
+                <w:rFonts w:ascii="Times New Roman" w:hAnsi="Times New Roman"/>
+                <w:b w:val="0"/>
+                <w:i w:val="0"/>
+                <w:sz w:val="19"/>
+              </w:rPr>
+              <w:t>Sessions → AgendaPage</w:t>
+            </w:r>
+          </w:p>
+        </w:tc>
+        <w:tc>
+          <w:tcPr>
+            <w:tcW w:type="dxa" w:w="1814"/>
+            <w:vAlign w:val="center"/>
+          </w:tcPr>
+          <w:p>
+            <w:pPr>
+              <w:spacing w:before="40" w:after="40"/>
+            </w:pPr>
+            <w:r>
+              <w:rPr>
+                <w:rFonts w:ascii="Times New Roman" w:hAnsi="Times New Roman"/>
+                <w:b w:val="0"/>
+                <w:i w:val="0"/>
+                <w:sz w:val="19"/>
+              </w:rPr>
+              <w:t>Années expé.</w:t>
+            </w:r>
+          </w:p>
+        </w:tc>
+        <w:tc>
+          <w:tcPr>
+            <w:tcW w:type="dxa" w:w="1814"/>
+            <w:vAlign w:val="center"/>
+          </w:tcPr>
+          <w:p>
+            <w:pPr>
+              <w:spacing w:before="40" w:after="40"/>
+            </w:pPr>
+            <w:r>
+              <w:rPr>
+                <w:rFonts w:ascii="Times New Roman" w:hAnsi="Times New Roman"/>
+                <w:b w:val="0"/>
+                <w:i w:val="0"/>
+                <w:sz w:val="19"/>
+              </w:rPr>
+              <w:t>Favoris</w:t>
+            </w:r>
+          </w:p>
+        </w:tc>
+      </w:tr>
+      <w:tr>
+        <w:tc>
+          <w:tcPr>
+            <w:tcW w:type="dxa" w:w="1814"/>
+            <w:vAlign w:val="center"/>
+          </w:tcPr>
+          <w:p>
+            <w:pPr>
+              <w:spacing w:before="40" w:after="40"/>
+            </w:pPr>
+            <w:r>
+              <w:rPr>
+                <w:rFonts w:ascii="Times New Roman" w:hAnsi="Times New Roman"/>
+                <w:b w:val="0"/>
+                <w:i w:val="0"/>
+                <w:sz w:val="19"/>
+              </w:rPr>
+              <w:t>Investisseur</w:t>
+            </w:r>
+          </w:p>
+        </w:tc>
+        <w:tc>
+          <w:tcPr>
+            <w:tcW w:type="dxa" w:w="1814"/>
+            <w:vAlign w:val="center"/>
+          </w:tcPr>
+          <w:p>
+            <w:pPr>
+              <w:spacing w:before="40" w:after="40"/>
+            </w:pPr>
+            <w:r>
+              <w:rPr>
+                <w:rFonts w:ascii="Times New Roman" w:hAnsi="Times New Roman"/>
+                <w:b w:val="0"/>
+                <w:i w:val="0"/>
+                <w:sz w:val="19"/>
+              </w:rPr>
+              <w:t>Contacts → RequestsPage</w:t>
+            </w:r>
+          </w:p>
+        </w:tc>
+        <w:tc>
+          <w:tcPr>
+            <w:tcW w:type="dxa" w:w="1814"/>
+            <w:vAlign w:val="center"/>
+          </w:tcPr>
+          <w:p>
+            <w:pPr>
+              <w:spacing w:before="40" w:after="40"/>
+            </w:pPr>
+            <w:r>
+              <w:rPr>
+                <w:rFonts w:ascii="Times New Roman" w:hAnsi="Times New Roman"/>
+                <w:b w:val="0"/>
+                <w:i w:val="0"/>
+                <w:sz w:val="19"/>
+              </w:rPr>
+              <w:t>Pitchs vus</w:t>
+            </w:r>
+          </w:p>
+        </w:tc>
+        <w:tc>
+          <w:tcPr>
+            <w:tcW w:type="dxa" w:w="1814"/>
+            <w:vAlign w:val="center"/>
+          </w:tcPr>
+          <w:p>
+            <w:pPr>
+              <w:spacing w:before="40" w:after="40"/>
+            </w:pPr>
+            <w:r>
+              <w:rPr>
+                <w:rFonts w:ascii="Times New Roman" w:hAnsi="Times New Roman"/>
+                <w:b w:val="0"/>
+                <w:i w:val="0"/>
+                <w:sz w:val="19"/>
+              </w:rPr>
+              <w:t>Favoris</w:t>
+            </w:r>
+          </w:p>
+        </w:tc>
+        <w:tc>
+          <w:tcPr>
+            <w:tcW w:type="dxa" w:w="1814"/>
+            <w:vAlign w:val="center"/>
+          </w:tcPr>
+          <w:p>
+            <w:pPr>
+              <w:spacing w:before="40" w:after="40"/>
+            </w:pPr>
+            <w:r>
+              <w:rPr>
+                <w:rFonts w:ascii="Times New Roman" w:hAnsi="Times New Roman"/>
+                <w:b w:val="0"/>
+                <w:i w:val="0"/>
+                <w:sz w:val="19"/>
+              </w:rPr>
+              <w:t>Rendez-vous → AgendaPage</w:t>
+            </w:r>
+          </w:p>
+        </w:tc>
+      </w:tr>
+    </w:tbl>
+    <w:p>
+      <w:pPr>
+        <w:spacing w:after="80"/>
+      </w:pPr>
+    </w:p>
+    <w:p>
+      <w:pPr>
+        <w:spacing w:after="120"/>
+      </w:pPr>
+      <w:r>
+        <w:rPr>
+          <w:rFonts w:ascii="Times New Roman" w:hAnsi="Times New Roman"/>
+          <w:b w:val="0"/>
+          <w:i w:val="0"/>
+          <w:sz w:val="22"/>
+        </w:rPr>
+        <w:t>Boutons d'actions par rôle :</w:t>
+      </w:r>
+    </w:p>
+    <w:tbl>
+      <w:tblPr>
+        <w:tblStyle w:val="TableGrid"/>
+        <w:tblW w:type="auto" w:w="0"/>
+        <w:jc w:val="left"/>
+        <w:tblLook w:firstColumn="1" w:firstRow="1" w:lastColumn="0" w:lastRow="0" w:noHBand="0" w:noVBand="1" w:val="04A0"/>
+      </w:tblPr>
+      <w:tblGrid>
+        <w:gridCol w:w="4536"/>
+        <w:gridCol w:w="4536"/>
+      </w:tblGrid>
+      <w:tr>
+        <w:tc>
+          <w:tcPr>
+            <w:tcW w:type="dxa" w:w="4536"/>
+            <w:vAlign w:val="center"/>
+            <w:shd w:val="clear" w:color="auto" w:fill="D9D9D9"/>
+          </w:tcPr>
+          <w:p>
+            <w:pPr>
+              <w:spacing w:before="40" w:after="40"/>
+            </w:pPr>
+            <w:r>
+              <w:rPr>
+                <w:rFonts w:ascii="Times New Roman" w:hAnsi="Times New Roman"/>
+                <w:b/>
+                <w:i w:val="0"/>
+                <w:sz w:val="19"/>
+              </w:rPr>
+              <w:t>Rôle</w:t>
+            </w:r>
+          </w:p>
+        </w:tc>
+        <w:tc>
+          <w:tcPr>
+            <w:tcW w:type="dxa" w:w="4536"/>
+            <w:vAlign w:val="center"/>
+            <w:shd w:val="clear" w:color="auto" w:fill="D9D9D9"/>
+          </w:tcPr>
+          <w:p>
+            <w:pPr>
+              <w:spacing w:before="40" w:after="40"/>
+            </w:pPr>
+            <w:r>
+              <w:rPr>
+                <w:rFonts w:ascii="Times New Roman" w:hAnsi="Times New Roman"/>
+                <w:b/>
+                <w:i w:val="0"/>
+                <w:sz w:val="19"/>
+              </w:rPr>
+              <w:t>Boutons</w:t>
             </w:r>
           </w:p>
         </w:tc>
@@ -5615,7 +4597,7 @@
                 <w:i w:val="0"/>
                 <w:sz w:val="19"/>
               </w:rPr>
-              <w:t>LinkedIn</w:t>
+              <w:t>Entrepreneur</w:t>
             </w:r>
           </w:p>
         </w:tc>
@@ -5635,7 +4617,7 @@
                 <w:i w:val="0"/>
                 <w:sz w:val="19"/>
               </w:rPr>
-              <w:t>Lien cliquable (url_launcher)</w:t>
+              <w:t>"Mes demandes" (envoyées) → RequestsPage</w:t>
             </w:r>
           </w:p>
         </w:tc>
@@ -5657,7 +4639,7 @@
                 <w:i w:val="0"/>
                 <w:sz w:val="19"/>
               </w:rPr>
-              <w:t>Centres d'intérêt</w:t>
+              <w:t>Mentor</w:t>
             </w:r>
           </w:p>
         </w:tc>
@@ -5677,7 +4659,7 @@
                 <w:i w:val="0"/>
                 <w:sz w:val="19"/>
               </w:rPr>
-              <w:t>Chips colorés scrollables</w:t>
+              <w:t>"Planning" → SchedulePage + "Demandes reçues" → RequestsPage</w:t>
             </w:r>
           </w:p>
         </w:tc>
@@ -5699,7 +4681,7 @@
                 <w:i w:val="0"/>
                 <w:sz w:val="19"/>
               </w:rPr>
-              <w:t>Mes Projets</w:t>
+              <w:t>Investisseur</w:t>
             </w:r>
           </w:p>
         </w:tc>
@@ -5719,235 +4701,7 @@
                 <w:i w:val="0"/>
                 <w:sz w:val="19"/>
               </w:rPr>
-              <w:t>Liste avec barres de progression (Entrepreneur)</w:t>
-            </w:r>
-          </w:p>
-        </w:tc>
-      </w:tr>
-      <w:tr>
-        <w:tc>
-          <w:tcPr>
-            <w:tcW w:type="dxa" w:w="4536"/>
-            <w:vAlign w:val="center"/>
-          </w:tcPr>
-          <w:p>
-            <w:pPr>
-              <w:spacing w:before="40" w:after="40"/>
-            </w:pPr>
-            <w:r>
-              <w:rPr>
-                <w:rFonts w:ascii="Times New Roman" w:hAnsi="Times New Roman"/>
-                <w:b w:val="0"/>
-                <w:i w:val="0"/>
-                <w:sz w:val="19"/>
-              </w:rPr>
-              <w:t>Statistiques</w:t>
-            </w:r>
-          </w:p>
-        </w:tc>
-        <w:tc>
-          <w:tcPr>
-            <w:tcW w:type="dxa" w:w="4536"/>
-            <w:vAlign w:val="center"/>
-          </w:tcPr>
-          <w:p>
-            <w:pPr>
-              <w:spacing w:before="40" w:after="40"/>
-            </w:pPr>
-            <w:r>
-              <w:rPr>
-                <w:rFonts w:ascii="Times New Roman" w:hAnsi="Times New Roman"/>
-                <w:b w:val="0"/>
-                <w:i w:val="0"/>
-                <w:sz w:val="19"/>
-              </w:rPr>
-              <w:t>Mentors actifs / Sessions / Score / Favoris</w:t>
-            </w:r>
-          </w:p>
-        </w:tc>
-      </w:tr>
-      <w:tr>
-        <w:tc>
-          <w:tcPr>
-            <w:tcW w:type="dxa" w:w="4536"/>
-            <w:vAlign w:val="center"/>
-          </w:tcPr>
-          <w:p>
-            <w:pPr>
-              <w:spacing w:before="40" w:after="40"/>
-            </w:pPr>
-            <w:r>
-              <w:rPr>
-                <w:rFonts w:ascii="Times New Roman" w:hAnsi="Times New Roman"/>
-                <w:b w:val="0"/>
-                <w:i w:val="0"/>
-                <w:sz w:val="19"/>
-              </w:rPr>
-              <w:t>Années d'expérience</w:t>
-            </w:r>
-          </w:p>
-        </w:tc>
-        <w:tc>
-          <w:tcPr>
-            <w:tcW w:type="dxa" w:w="4536"/>
-            <w:vAlign w:val="center"/>
-          </w:tcPr>
-          <w:p>
-            <w:pPr>
-              <w:spacing w:before="40" w:after="40"/>
-            </w:pPr>
-            <w:r>
-              <w:rPr>
-                <w:rFonts w:ascii="Times New Roman" w:hAnsi="Times New Roman"/>
-                <w:b w:val="0"/>
-                <w:i w:val="0"/>
-                <w:sz w:val="19"/>
-              </w:rPr>
-              <w:t>(Mentor)</w:t>
-            </w:r>
-          </w:p>
-        </w:tc>
-      </w:tr>
-      <w:tr>
-        <w:tc>
-          <w:tcPr>
-            <w:tcW w:type="dxa" w:w="4536"/>
-            <w:vAlign w:val="center"/>
-          </w:tcPr>
-          <w:p>
-            <w:pPr>
-              <w:spacing w:before="40" w:after="40"/>
-            </w:pPr>
-            <w:r>
-              <w:rPr>
-                <w:rFonts w:ascii="Times New Roman" w:hAnsi="Times New Roman"/>
-                <w:b w:val="0"/>
-                <w:i w:val="0"/>
-                <w:sz w:val="19"/>
-              </w:rPr>
-              <w:t>Ticket d'investissement</w:t>
-            </w:r>
-          </w:p>
-        </w:tc>
-        <w:tc>
-          <w:tcPr>
-            <w:tcW w:type="dxa" w:w="4536"/>
-            <w:vAlign w:val="center"/>
-          </w:tcPr>
-          <w:p>
-            <w:pPr>
-              <w:spacing w:before="40" w:after="40"/>
-            </w:pPr>
-            <w:r>
-              <w:rPr>
-                <w:rFonts w:ascii="Times New Roman" w:hAnsi="Times New Roman"/>
-                <w:b w:val="0"/>
-                <w:i w:val="0"/>
-                <w:sz w:val="19"/>
-              </w:rPr>
-              <w:t>(Investisseur)</w:t>
-            </w:r>
-          </w:p>
-        </w:tc>
-      </w:tr>
-      <w:tr>
-        <w:tc>
-          <w:tcPr>
-            <w:tcW w:type="dxa" w:w="4536"/>
-            <w:vAlign w:val="center"/>
-          </w:tcPr>
-          <w:p>
-            <w:pPr>
-              <w:spacing w:before="40" w:after="40"/>
-            </w:pPr>
-            <w:r>
-              <w:rPr>
-                <w:rFonts w:ascii="Times New Roman" w:hAnsi="Times New Roman"/>
-                <w:b w:val="0"/>
-                <w:i w:val="0"/>
-                <w:sz w:val="19"/>
-              </w:rPr>
-              <w:t>Bouton Modifier</w:t>
-            </w:r>
-          </w:p>
-        </w:tc>
-        <w:tc>
-          <w:tcPr>
-            <w:tcW w:type="dxa" w:w="4536"/>
-            <w:vAlign w:val="center"/>
-          </w:tcPr>
-          <w:p>
-            <w:pPr>
-              <w:spacing w:before="40" w:after="40"/>
-            </w:pPr>
-            <w:r>
-              <w:rPr>
-                <w:rFonts w:ascii="Times New Roman" w:hAnsi="Times New Roman"/>
-                <w:b w:val="0"/>
-                <w:i w:val="0"/>
-                <w:sz w:val="19"/>
-              </w:rPr>
-              <w:t xml:space="preserve">Ouvre </w:t>
-            </w:r>
-            <w:r>
-              <w:rPr>
-                <w:rFonts w:ascii="Times New Roman" w:hAnsi="Times New Roman"/>
-                <w:b w:val="0"/>
-                <w:i w:val="0"/>
-                <w:sz w:val="19"/>
-              </w:rPr>
-              <w:t>EditProfilePage</w:t>
-            </w:r>
-            <w:r>
-              <w:rPr>
-                <w:rFonts w:ascii="Times New Roman" w:hAnsi="Times New Roman"/>
-                <w:b w:val="0"/>
-                <w:i w:val="0"/>
-                <w:sz w:val="19"/>
-              </w:rPr>
-              <w:t xml:space="preserve"> en fullscreenDialog</w:t>
-            </w:r>
-          </w:p>
-        </w:tc>
-      </w:tr>
-      <w:tr>
-        <w:tc>
-          <w:tcPr>
-            <w:tcW w:type="dxa" w:w="4536"/>
-            <w:vAlign w:val="center"/>
-          </w:tcPr>
-          <w:p>
-            <w:pPr>
-              <w:spacing w:before="40" w:after="40"/>
-            </w:pPr>
-            <w:r>
-              <w:rPr>
-                <w:rFonts w:ascii="Times New Roman" w:hAnsi="Times New Roman"/>
-                <w:b w:val="0"/>
-                <w:i w:val="0"/>
-                <w:sz w:val="19"/>
-              </w:rPr>
-              <w:t>Bouton Déconnexion</w:t>
-            </w:r>
-          </w:p>
-        </w:tc>
-        <w:tc>
-          <w:tcPr>
-            <w:tcW w:type="dxa" w:w="4536"/>
-            <w:vAlign w:val="center"/>
-          </w:tcPr>
-          <w:p>
-            <w:pPr>
-              <w:spacing w:before="40" w:after="40"/>
-            </w:pPr>
-            <w:r>
-              <w:rPr>
-                <w:rFonts w:ascii="Times New Roman" w:hAnsi="Times New Roman"/>
-                <w:b w:val="0"/>
-                <w:i w:val="0"/>
-                <w:sz w:val="19"/>
-              </w:rPr>
-              <w:t>Ouvre le bottom sheet profil</w:t>
+              <w:t>"Pitchs publiés" → PublicPitchesPage</w:t>
             </w:r>
           </w:p>
         </w:tc>
@@ -6482,6 +5236,92 @@
     </w:p>
     <w:p>
       <w:pPr>
+        <w:spacing w:after="120"/>
+      </w:pPr>
+      <w:r>
+        <w:rPr>
+          <w:rFonts w:ascii="Times New Roman" w:hAnsi="Times New Roman"/>
+          <w:b w:val="0"/>
+          <w:i w:val="0"/>
+          <w:sz w:val="22"/>
+        </w:rPr>
+        <w:t xml:space="preserve">Toute la page est enveloppée dans un </w:t>
+      </w:r>
+      <w:r>
+        <w:rPr>
+          <w:rFonts w:ascii="Times New Roman" w:hAnsi="Times New Roman"/>
+          <w:b w:val="0"/>
+          <w:i w:val="0"/>
+          <w:sz w:val="22"/>
+        </w:rPr>
+        <w:t>ValueListenableBuilder&lt;UserProfile&gt;</w:t>
+      </w:r>
+      <w:r>
+        <w:rPr>
+          <w:rFonts w:ascii="Times New Roman" w:hAnsi="Times New Roman"/>
+          <w:b w:val="0"/>
+          <w:i w:val="0"/>
+          <w:sz w:val="22"/>
+        </w:rPr>
+        <w:t xml:space="preserve"> abonné au </w:t>
+      </w:r>
+      <w:r>
+        <w:rPr>
+          <w:rFonts w:ascii="Times New Roman" w:hAnsi="Times New Roman"/>
+          <w:b w:val="0"/>
+          <w:i w:val="0"/>
+          <w:sz w:val="22"/>
+        </w:rPr>
+        <w:t>UserProfileController.profile</w:t>
+      </w:r>
+      <w:r>
+        <w:rPr>
+          <w:rFonts w:ascii="Times New Roman" w:hAnsi="Times New Roman"/>
+          <w:b w:val="0"/>
+          <w:i w:val="0"/>
+          <w:sz w:val="22"/>
+        </w:rPr>
+        <w:t xml:space="preserve">. Chaque appel à </w:t>
+      </w:r>
+      <w:r>
+        <w:rPr>
+          <w:rFonts w:ascii="Times New Roman" w:hAnsi="Times New Roman"/>
+          <w:b w:val="0"/>
+          <w:i w:val="0"/>
+          <w:sz w:val="22"/>
+        </w:rPr>
+        <w:t>update()</w:t>
+      </w:r>
+      <w:r>
+        <w:rPr>
+          <w:rFonts w:ascii="Times New Roman" w:hAnsi="Times New Roman"/>
+          <w:b w:val="0"/>
+          <w:i w:val="0"/>
+          <w:sz w:val="22"/>
+        </w:rPr>
+        <w:t xml:space="preserve"> déclenche un rebuild instantané sans </w:t>
+      </w:r>
+      <w:r>
+        <w:rPr>
+          <w:rFonts w:ascii="Times New Roman" w:hAnsi="Times New Roman"/>
+          <w:b w:val="0"/>
+          <w:i w:val="0"/>
+          <w:sz w:val="22"/>
+        </w:rPr>
+        <w:t>setState</w:t>
+      </w:r>
+      <w:r>
+        <w:rPr>
+          <w:rFonts w:ascii="Times New Roman" w:hAnsi="Times New Roman"/>
+          <w:b w:val="0"/>
+          <w:i w:val="0"/>
+          <w:sz w:val="22"/>
+        </w:rPr>
+        <w:t xml:space="preserve"> global.</w:t>
+      </w:r>
+    </w:p>
+    <w:p>
+      <w:pPr>
         <w:spacing w:after="0"/>
       </w:pPr>
       <w:r>
@@ -6517,30 +5357,6 @@
                 <w:rFonts w:ascii="Courier New" w:hAnsi="Courier New"/>
                 <w:sz w:val="17"/>
               </w:rPr>
-              <w:t>// La page se reconstruit automatiquement à chaque modification du profil</w:t>
-            </w:r>
-          </w:p>
-          <w:p>
-            <w:pPr>
-              <w:spacing w:before="0" w:after="0"/>
-            </w:pPr>
-            <w:r>
-              <w:rPr>
-                <w:rFonts w:ascii="Courier New" w:hAnsi="Courier New"/>
-                <w:sz w:val="17"/>
-              </w:rPr>
-              <w:t>// Sans setState, sans rebuild global — uniquement les widgets abonnés</w:t>
-            </w:r>
-          </w:p>
-          <w:p>
-            <w:pPr>
-              <w:spacing w:before="0" w:after="0"/>
-            </w:pPr>
-            <w:r>
-              <w:rPr>
-                <w:rFonts w:ascii="Courier New" w:hAnsi="Courier New"/>
-                <w:sz w:val="17"/>
-              </w:rPr>
               <w:t>ValueListenableBuilder&lt;UserProfile&gt;(</w:t>
             </w:r>
           </w:p>
@@ -6577,18 +5393,6 @@
                 <w:rFonts w:ascii="Courier New" w:hAnsi="Courier New"/>
                 <w:sz w:val="17"/>
               </w:rPr>
-              <w:t xml:space="preserve">    final completion = _profileCompletion(profile);</w:t>
-            </w:r>
-          </w:p>
-          <w:p>
-            <w:pPr>
-              <w:spacing w:before="0" w:after="0"/>
-            </w:pPr>
-            <w:r>
-              <w:rPr>
-                <w:rFonts w:ascii="Courier New" w:hAnsi="Courier New"/>
-                <w:sz w:val="17"/>
-              </w:rPr>
               <w:t xml:space="preserve">    return Scaffold(</w:t>
             </w:r>
           </w:p>
@@ -6601,19 +5405,7 @@
                 <w:rFonts w:ascii="Courier New" w:hAnsi="Courier New"/>
                 <w:sz w:val="17"/>
               </w:rPr>
-              <w:t xml:space="preserve">      appBar: AppBar(</w:t>
-            </w:r>
-          </w:p>
-          <w:p>
-            <w:pPr>
-              <w:spacing w:before="0" w:after="0"/>
-            </w:pPr>
-            <w:r>
-              <w:rPr>
-                <w:rFonts w:ascii="Courier New" w:hAnsi="Courier New"/>
-                <w:sz w:val="17"/>
-              </w:rPr>
-              <w:t xml:space="preserve">        title: const Text('Mon profil'),</w:t>
+              <w:t xml:space="preserve">      appBar: AppBar(title: const Text('Mon profil'),</w:t>
             </w:r>
           </w:p>
           <w:p>
@@ -6637,985 +5429,139 @@
                 <w:rFonts w:ascii="Courier New" w:hAnsi="Courier New"/>
                 <w:sz w:val="17"/>
               </w:rPr>
-              <w:t xml:space="preserve">          // Bouton partage — ouvre la feuille de partage native</w:t>
-            </w:r>
-          </w:p>
-          <w:p>
-            <w:pPr>
-              <w:spacing w:before="0" w:after="0"/>
-            </w:pPr>
-            <w:r>
-              <w:rPr>
-                <w:rFonts w:ascii="Courier New" w:hAnsi="Courier New"/>
-                <w:sz w:val="17"/>
-              </w:rPr>
-              <w:t xml:space="preserve">          IconButton(</w:t>
-            </w:r>
-          </w:p>
-          <w:p>
-            <w:pPr>
-              <w:spacing w:before="0" w:after="0"/>
-            </w:pPr>
-            <w:r>
-              <w:rPr>
-                <w:rFonts w:ascii="Courier New" w:hAnsi="Courier New"/>
-                <w:sz w:val="17"/>
-              </w:rPr>
-              <w:t xml:space="preserve">            tooltip: 'Partager mon profil',</w:t>
-            </w:r>
-          </w:p>
-          <w:p>
-            <w:pPr>
-              <w:spacing w:before="0" w:after="0"/>
-            </w:pPr>
-            <w:r>
-              <w:rPr>
-                <w:rFonts w:ascii="Courier New" w:hAnsi="Courier New"/>
-                <w:sz w:val="17"/>
-              </w:rPr>
-              <w:t xml:space="preserve">            onPressed: () =&gt; ShareService.shareMyProfile(</w:t>
-            </w:r>
-          </w:p>
-          <w:p>
-            <w:pPr>
-              <w:spacing w:before="0" w:after="0"/>
-            </w:pPr>
-            <w:r>
-              <w:rPr>
-                <w:rFonts w:ascii="Courier New" w:hAnsi="Courier New"/>
-                <w:sz w:val="17"/>
-              </w:rPr>
-              <w:t xml:space="preserve">              name: p.fullName,</w:t>
-            </w:r>
-          </w:p>
-          <w:p>
-            <w:pPr>
-              <w:spacing w:before="0" w:after="0"/>
-            </w:pPr>
-            <w:r>
-              <w:rPr>
-                <w:rFonts w:ascii="Courier New" w:hAnsi="Courier New"/>
-                <w:sz w:val="17"/>
-              </w:rPr>
-              <w:t xml:space="preserve">              role: p.role,</w:t>
-            </w:r>
-          </w:p>
-          <w:p>
-            <w:pPr>
-              <w:spacing w:before="0" w:after="0"/>
-            </w:pPr>
-            <w:r>
-              <w:rPr>
-                <w:rFonts w:ascii="Courier New" w:hAnsi="Courier New"/>
-                <w:sz w:val="17"/>
-              </w:rPr>
-              <w:t xml:space="preserve">              sector: p.sector,</w:t>
-            </w:r>
-          </w:p>
-          <w:p>
-            <w:pPr>
-              <w:spacing w:before="0" w:after="0"/>
-            </w:pPr>
-            <w:r>
-              <w:rPr>
-                <w:rFonts w:ascii="Courier New" w:hAnsi="Courier New"/>
-                <w:sz w:val="17"/>
-              </w:rPr>
-              <w:t xml:space="preserve">              city: p.city,</w:t>
-            </w:r>
-          </w:p>
-          <w:p>
-            <w:pPr>
-              <w:spacing w:before="0" w:after="0"/>
-            </w:pPr>
-            <w:r>
-              <w:rPr>
-                <w:rFonts w:ascii="Courier New" w:hAnsi="Courier New"/>
-                <w:sz w:val="17"/>
-              </w:rPr>
-              <w:t xml:space="preserve">              projectName: p.projects.isNotEmpty ? p.projects.first.name : null,</w:t>
-            </w:r>
-          </w:p>
-          <w:p>
-            <w:pPr>
-              <w:spacing w:before="0" w:after="0"/>
-            </w:pPr>
-            <w:r>
-              <w:rPr>
-                <w:rFonts w:ascii="Courier New" w:hAnsi="Courier New"/>
-                <w:sz w:val="17"/>
-              </w:rPr>
-              <w:t xml:space="preserve">            ),</w:t>
-            </w:r>
-          </w:p>
-          <w:p>
-            <w:pPr>
-              <w:spacing w:before="0" w:after="0"/>
-            </w:pPr>
-            <w:r>
-              <w:rPr>
-                <w:rFonts w:ascii="Courier New" w:hAnsi="Courier New"/>
-                <w:sz w:val="17"/>
-              </w:rPr>
-              <w:t xml:space="preserve">            icon: const Icon(Icons.share_rounded),</w:t>
-            </w:r>
-          </w:p>
-          <w:p>
-            <w:pPr>
-              <w:spacing w:before="0" w:after="0"/>
-            </w:pPr>
-            <w:r>
-              <w:rPr>
-                <w:rFonts w:ascii="Courier New" w:hAnsi="Courier New"/>
-                <w:sz w:val="17"/>
-              </w:rPr>
-              <w:t xml:space="preserve">          ),</w:t>
-            </w:r>
-          </w:p>
-          <w:p>
-            <w:pPr>
-              <w:spacing w:before="0" w:after="0"/>
-            </w:pPr>
-            <w:r>
-              <w:rPr>
-                <w:rFonts w:ascii="Courier New" w:hAnsi="Courier New"/>
-                <w:sz w:val="17"/>
-              </w:rPr>
-              <w:t xml:space="preserve">          IconButton(</w:t>
-            </w:r>
-          </w:p>
-          <w:p>
-            <w:pPr>
-              <w:spacing w:before="0" w:after="0"/>
-            </w:pPr>
-            <w:r>
-              <w:rPr>
-                <w:rFonts w:ascii="Courier New" w:hAnsi="Courier New"/>
-                <w:sz w:val="17"/>
-              </w:rPr>
-              <w:t xml:space="preserve">            onPressed: () =&gt; Navigator.push(context,</w:t>
-            </w:r>
-          </w:p>
-          <w:p>
-            <w:pPr>
-              <w:spacing w:before="0" w:after="0"/>
-            </w:pPr>
-            <w:r>
-              <w:rPr>
-                <w:rFonts w:ascii="Courier New" w:hAnsi="Courier New"/>
-                <w:sz w:val="17"/>
-              </w:rPr>
-              <w:t xml:space="preserve">              MaterialPageRoute(</w:t>
-            </w:r>
-          </w:p>
-          <w:p>
-            <w:pPr>
-              <w:spacing w:before="0" w:after="0"/>
-            </w:pPr>
-            <w:r>
-              <w:rPr>
-                <w:rFonts w:ascii="Courier New" w:hAnsi="Courier New"/>
-                <w:sz w:val="17"/>
-              </w:rPr>
-              <w:t xml:space="preserve">                fullscreenDialog: true,</w:t>
-            </w:r>
-          </w:p>
-          <w:p>
-            <w:pPr>
-              <w:spacing w:before="0" w:after="0"/>
-            </w:pPr>
-            <w:r>
-              <w:rPr>
-                <w:rFonts w:ascii="Courier New" w:hAnsi="Courier New"/>
-                <w:sz w:val="17"/>
-              </w:rPr>
-              <w:t xml:space="preserve">                builder: (_) =&gt; const EditProfilePage(),</w:t>
-            </w:r>
-          </w:p>
-          <w:p>
-            <w:pPr>
-              <w:spacing w:before="0" w:after="0"/>
-            </w:pPr>
-            <w:r>
-              <w:rPr>
-                <w:rFonts w:ascii="Courier New" w:hAnsi="Courier New"/>
-                <w:sz w:val="17"/>
-              </w:rPr>
-              <w:t xml:space="preserve">              )),</w:t>
-            </w:r>
-          </w:p>
-          <w:p>
-            <w:pPr>
-              <w:spacing w:before="0" w:after="0"/>
-            </w:pPr>
-            <w:r>
-              <w:rPr>
-                <w:rFonts w:ascii="Courier New" w:hAnsi="Courier New"/>
-                <w:sz w:val="17"/>
-              </w:rPr>
-              <w:t xml:space="preserve">            icon: const Icon(Icons.edit_rounded),</w:t>
-            </w:r>
-          </w:p>
-          <w:p>
-            <w:pPr>
-              <w:spacing w:before="0" w:after="0"/>
-            </w:pPr>
-            <w:r>
-              <w:rPr>
-                <w:rFonts w:ascii="Courier New" w:hAnsi="Courier New"/>
-                <w:sz w:val="17"/>
-              </w:rPr>
-              <w:t xml:space="preserve">            tooltip: 'Modifier le profil',</w:t>
-            </w:r>
-          </w:p>
-          <w:p>
-            <w:pPr>
-              <w:spacing w:before="0" w:after="0"/>
-            </w:pPr>
-            <w:r>
-              <w:rPr>
-                <w:rFonts w:ascii="Courier New" w:hAnsi="Courier New"/>
-                <w:sz w:val="17"/>
-              </w:rPr>
-              <w:t xml:space="preserve">          ),</w:t>
-            </w:r>
-          </w:p>
-          <w:p>
-            <w:pPr>
-              <w:spacing w:before="0" w:after="0"/>
-            </w:pPr>
-            <w:r>
-              <w:rPr>
-                <w:rFonts w:ascii="Courier New" w:hAnsi="Courier New"/>
-                <w:sz w:val="17"/>
-              </w:rPr>
-              <w:t xml:space="preserve">        ],</w:t>
-            </w:r>
-          </w:p>
-          <w:p>
-            <w:pPr>
-              <w:spacing w:before="0" w:after="0"/>
-            </w:pPr>
-            <w:r>
-              <w:rPr>
-                <w:rFonts w:ascii="Courier New" w:hAnsi="Courier New"/>
-                <w:sz w:val="17"/>
-              </w:rPr>
-              <w:t xml:space="preserve">      ),</w:t>
-            </w:r>
-          </w:p>
-          <w:p>
-            <w:pPr>
-              <w:spacing w:before="0" w:after="0"/>
-            </w:pPr>
-            <w:r>
-              <w:rPr>
-                <w:rFonts w:ascii="Courier New" w:hAnsi="Courier New"/>
-                <w:sz w:val="17"/>
-              </w:rPr>
-              <w:t xml:space="preserve">      body: ListView(</w:t>
-            </w:r>
-          </w:p>
-          <w:p>
-            <w:pPr>
-              <w:spacing w:before="0" w:after="0"/>
-            </w:pPr>
-            <w:r>
-              <w:rPr>
-                <w:rFonts w:ascii="Courier New" w:hAnsi="Courier New"/>
-                <w:sz w:val="17"/>
-              </w:rPr>
-              <w:t xml:space="preserve">        padding: const EdgeInsets.fromLTRB(20, 8, 20, 32),</w:t>
-            </w:r>
-          </w:p>
-          <w:p>
-            <w:pPr>
-              <w:spacing w:before="0" w:after="0"/>
-            </w:pPr>
-            <w:r>
-              <w:rPr>
-                <w:rFonts w:ascii="Courier New" w:hAnsi="Courier New"/>
-                <w:sz w:val="17"/>
-              </w:rPr>
-              <w:t xml:space="preserve">        children: [</w:t>
-            </w:r>
-          </w:p>
-          <w:p>
-            <w:pPr>
-              <w:spacing w:before="0" w:after="0"/>
-            </w:pPr>
-            <w:r>
-              <w:rPr>
-                <w:rFonts w:ascii="Courier New" w:hAnsi="Courier New"/>
-                <w:sz w:val="17"/>
-              </w:rPr>
-              <w:t xml:space="preserve">          // ── Avatar ou photo</w:t>
-            </w:r>
-          </w:p>
-          <w:p>
-            <w:pPr>
-              <w:spacing w:before="0" w:after="0"/>
-            </w:pPr>
-            <w:r>
-              <w:rPr>
-                <w:rFonts w:ascii="Courier New" w:hAnsi="Courier New"/>
-                <w:sz w:val="17"/>
-              </w:rPr>
-              <w:t xml:space="preserve">          Center(</w:t>
-            </w:r>
-          </w:p>
-          <w:p>
-            <w:pPr>
-              <w:spacing w:before="0" w:after="0"/>
-            </w:pPr>
-            <w:r>
-              <w:rPr>
-                <w:rFonts w:ascii="Courier New" w:hAnsi="Courier New"/>
-                <w:sz w:val="17"/>
-              </w:rPr>
-              <w:t xml:space="preserve">            child: Avatar(</w:t>
-            </w:r>
-          </w:p>
-          <w:p>
-            <w:pPr>
-              <w:spacing w:before="0" w:after="0"/>
-            </w:pPr>
-            <w:r>
-              <w:rPr>
-                <w:rFonts w:ascii="Courier New" w:hAnsi="Courier New"/>
-                <w:sz w:val="17"/>
-              </w:rPr>
-              <w:t xml:space="preserve">              initials: profile.initials,</w:t>
-            </w:r>
-          </w:p>
-          <w:p>
-            <w:pPr>
-              <w:spacing w:before="0" w:after="0"/>
-            </w:pPr>
-            <w:r>
-              <w:rPr>
-                <w:rFonts w:ascii="Courier New" w:hAnsi="Courier New"/>
-                <w:sz w:val="17"/>
-              </w:rPr>
-              <w:t xml:space="preserve">              photoBase64: profile.photoBase64,</w:t>
-            </w:r>
-          </w:p>
-          <w:p>
-            <w:pPr>
-              <w:spacing w:before="0" w:after="0"/>
-            </w:pPr>
-            <w:r>
-              <w:rPr>
-                <w:rFonts w:ascii="Courier New" w:hAnsi="Courier New"/>
-                <w:sz w:val="17"/>
-              </w:rPr>
-              <w:t xml:space="preserve">              size: 88,</w:t>
-            </w:r>
-          </w:p>
-          <w:p>
-            <w:pPr>
-              <w:spacing w:before="0" w:after="0"/>
-            </w:pPr>
-            <w:r>
-              <w:rPr>
-                <w:rFonts w:ascii="Courier New" w:hAnsi="Courier New"/>
-                <w:sz w:val="17"/>
-              </w:rPr>
-              <w:t xml:space="preserve">              background: _roleColor(profile.role),</w:t>
-            </w:r>
-          </w:p>
-          <w:p>
-            <w:pPr>
-              <w:spacing w:before="0" w:after="0"/>
-            </w:pPr>
-            <w:r>
-              <w:rPr>
-                <w:rFonts w:ascii="Courier New" w:hAnsi="Courier New"/>
-                <w:sz w:val="17"/>
-              </w:rPr>
-              <w:t xml:space="preserve">            ),</w:t>
-            </w:r>
-          </w:p>
-          <w:p>
-            <w:pPr>
-              <w:spacing w:before="0" w:after="0"/>
-            </w:pPr>
-            <w:r>
-              <w:rPr>
-                <w:rFonts w:ascii="Courier New" w:hAnsi="Courier New"/>
-                <w:sz w:val="17"/>
-              </w:rPr>
-              <w:t xml:space="preserve">          ),</w:t>
-            </w:r>
-          </w:p>
-          <w:p>
-            <w:pPr>
-              <w:spacing w:before="0" w:after="0"/>
-            </w:pPr>
-            <w:r>
-              <w:rPr>
-                <w:rFonts w:ascii="Courier New" w:hAnsi="Courier New"/>
-                <w:sz w:val="17"/>
-              </w:rPr>
-              <w:t xml:space="preserve">          const SizedBox(height: 12),</w:t>
-            </w:r>
-          </w:p>
-          <w:p>
-            <w:pPr>
-              <w:spacing w:before="0" w:after="0"/>
-            </w:pPr>
-          </w:p>
-          <w:p>
-            <w:pPr>
-              <w:spacing w:before="0" w:after="0"/>
-            </w:pPr>
-            <w:r>
-              <w:rPr>
-                <w:rFonts w:ascii="Courier New" w:hAnsi="Courier New"/>
-                <w:sz w:val="17"/>
-              </w:rPr>
-              <w:t xml:space="preserve">          // ── Nom + badge rôle</w:t>
-            </w:r>
-          </w:p>
-          <w:p>
-            <w:pPr>
-              <w:spacing w:before="0" w:after="0"/>
-            </w:pPr>
-            <w:r>
-              <w:rPr>
-                <w:rFonts w:ascii="Courier New" w:hAnsi="Courier New"/>
-                <w:sz w:val="17"/>
-              </w:rPr>
-              <w:t xml:space="preserve">          Center(child: Text(profile.fullName,</w:t>
-            </w:r>
-          </w:p>
-          <w:p>
-            <w:pPr>
-              <w:spacing w:before="0" w:after="0"/>
-            </w:pPr>
-            <w:r>
-              <w:rPr>
-                <w:rFonts w:ascii="Courier New" w:hAnsi="Courier New"/>
-                <w:sz w:val="17"/>
-              </w:rPr>
-              <w:t xml:space="preserve">            style: const TextStyle(fontSize: 22, fontWeight: FontWeight.w900))),</w:t>
-            </w:r>
-          </w:p>
-          <w:p>
-            <w:pPr>
-              <w:spacing w:before="0" w:after="0"/>
-            </w:pPr>
-            <w:r>
-              <w:rPr>
-                <w:rFonts w:ascii="Courier New" w:hAnsi="Courier New"/>
-                <w:sz w:val="17"/>
-              </w:rPr>
-              <w:t xml:space="preserve">          Center(child: _RoleBadge(role: profile.role)),</w:t>
-            </w:r>
-          </w:p>
-          <w:p>
-            <w:pPr>
-              <w:spacing w:before="0" w:after="0"/>
-            </w:pPr>
-            <w:r>
-              <w:rPr>
-                <w:rFonts w:ascii="Courier New" w:hAnsi="Courier New"/>
-                <w:sz w:val="17"/>
-              </w:rPr>
-              <w:t xml:space="preserve">          const SizedBox(height: 10),</w:t>
-            </w:r>
-          </w:p>
-          <w:p>
-            <w:pPr>
-              <w:spacing w:before="0" w:after="0"/>
-            </w:pPr>
-          </w:p>
-          <w:p>
-            <w:pPr>
-              <w:spacing w:before="0" w:after="0"/>
-            </w:pPr>
-            <w:r>
-              <w:rPr>
-                <w:rFonts w:ascii="Courier New" w:hAnsi="Courier New"/>
-                <w:sz w:val="17"/>
-              </w:rPr>
-              <w:t xml:space="preserve">          // ── Jauge de complétion</w:t>
-            </w:r>
-          </w:p>
-          <w:p>
-            <w:pPr>
-              <w:spacing w:before="0" w:after="0"/>
-            </w:pPr>
-            <w:r>
-              <w:rPr>
-                <w:rFonts w:ascii="Courier New" w:hAnsi="Courier New"/>
-                <w:sz w:val="17"/>
-              </w:rPr>
-              <w:t xml:space="preserve">          LinearProgressIndicator(value: completion,</w:t>
-            </w:r>
-          </w:p>
-          <w:p>
-            <w:pPr>
-              <w:spacing w:before="0" w:after="0"/>
-            </w:pPr>
-            <w:r>
-              <w:rPr>
-                <w:rFonts w:ascii="Courier New" w:hAnsi="Courier New"/>
-                <w:sz w:val="17"/>
-              </w:rPr>
-              <w:t xml:space="preserve">            valueColor: AlwaysStoppedAnimation&lt;Color&gt;(color)),</w:t>
-            </w:r>
-          </w:p>
-          <w:p>
-            <w:pPr>
-              <w:spacing w:before="0" w:after="0"/>
-            </w:pPr>
-            <w:r>
-              <w:rPr>
-                <w:rFonts w:ascii="Courier New" w:hAnsi="Courier New"/>
-                <w:sz w:val="17"/>
-              </w:rPr>
-              <w:t xml:space="preserve">          Text('${(completion * 100).round()} % complété'),</w:t>
-            </w:r>
-          </w:p>
-          <w:p>
-            <w:pPr>
-              <w:spacing w:before="0" w:after="0"/>
-            </w:pPr>
-            <w:r>
-              <w:rPr>
-                <w:rFonts w:ascii="Courier New" w:hAnsi="Courier New"/>
-                <w:sz w:val="17"/>
-              </w:rPr>
-              <w:t xml:space="preserve">          const SizedBox(height: 16),</w:t>
-            </w:r>
-          </w:p>
-          <w:p>
-            <w:pPr>
-              <w:spacing w:before="0" w:after="0"/>
-            </w:pPr>
-          </w:p>
-          <w:p>
-            <w:pPr>
-              <w:spacing w:before="0" w:after="0"/>
-            </w:pPr>
-            <w:r>
-              <w:rPr>
-                <w:rFonts w:ascii="Courier New" w:hAnsi="Courier New"/>
-                <w:sz w:val="17"/>
-              </w:rPr>
-              <w:t xml:space="preserve">          // ── Informations</w:t>
-            </w:r>
-          </w:p>
-          <w:p>
-            <w:pPr>
-              <w:spacing w:before="0" w:after="0"/>
-            </w:pPr>
-            <w:r>
-              <w:rPr>
-                <w:rFonts w:ascii="Courier New" w:hAnsi="Courier New"/>
-                <w:sz w:val="17"/>
-              </w:rPr>
-              <w:t xml:space="preserve">          _InfoRow(icon: Icons.email_outlined, text: profile.email),</w:t>
-            </w:r>
-          </w:p>
-          <w:p>
-            <w:pPr>
-              <w:spacing w:before="0" w:after="0"/>
-            </w:pPr>
-            <w:r>
-              <w:rPr>
-                <w:rFonts w:ascii="Courier New" w:hAnsi="Courier New"/>
-                <w:sz w:val="17"/>
-              </w:rPr>
-              <w:t xml:space="preserve">          _InfoRow(icon: Icons.phone_outlined,</w:t>
-            </w:r>
-          </w:p>
-          <w:p>
-            <w:pPr>
-              <w:spacing w:before="0" w:after="0"/>
-            </w:pPr>
-            <w:r>
-              <w:rPr>
-                <w:rFonts w:ascii="Courier New" w:hAnsi="Courier New"/>
-                <w:sz w:val="17"/>
-              </w:rPr>
-              <w:t xml:space="preserve">              text: profile.phone.isEmpty ? 'Non renseigné' : profile.phone),</w:t>
-            </w:r>
-          </w:p>
-          <w:p>
-            <w:pPr>
-              <w:spacing w:before="0" w:after="0"/>
-            </w:pPr>
-            <w:r>
-              <w:rPr>
-                <w:rFonts w:ascii="Courier New" w:hAnsi="Courier New"/>
-                <w:sz w:val="17"/>
-              </w:rPr>
-              <w:t xml:space="preserve">          if (profile.age != null)</w:t>
-            </w:r>
-          </w:p>
-          <w:p>
-            <w:pPr>
-              <w:spacing w:before="0" w:after="0"/>
-            </w:pPr>
-            <w:r>
-              <w:rPr>
-                <w:rFonts w:ascii="Courier New" w:hAnsi="Courier New"/>
-                <w:sz w:val="17"/>
-              </w:rPr>
-              <w:t xml:space="preserve">            _InfoRow(icon: Icons.cake_outlined, text: '${profile.age} ans'),</w:t>
-            </w:r>
-          </w:p>
-          <w:p>
-            <w:pPr>
-              <w:spacing w:before="0" w:after="0"/>
-            </w:pPr>
-            <w:r>
-              <w:rPr>
-                <w:rFonts w:ascii="Courier New" w:hAnsi="Courier New"/>
-                <w:sz w:val="17"/>
-              </w:rPr>
-              <w:t xml:space="preserve">          _InfoRow(icon: Icons.place_outlined,</w:t>
-            </w:r>
-          </w:p>
-          <w:p>
-            <w:pPr>
-              <w:spacing w:before="0" w:after="0"/>
-            </w:pPr>
-            <w:r>
-              <w:rPr>
-                <w:rFonts w:ascii="Courier New" w:hAnsi="Courier New"/>
-                <w:sz w:val="17"/>
-              </w:rPr>
-              <w:t xml:space="preserve">              text: '${profile.city}, ${profile.country}'),</w:t>
-            </w:r>
-          </w:p>
-          <w:p>
-            <w:pPr>
-              <w:spacing w:before="0" w:after="0"/>
-            </w:pPr>
-            <w:r>
-              <w:rPr>
-                <w:rFonts w:ascii="Courier New" w:hAnsi="Courier New"/>
-                <w:sz w:val="17"/>
-              </w:rPr>
-              <w:t xml:space="preserve">          if (profile.bio.isNotEmpty)</w:t>
-            </w:r>
-          </w:p>
-          <w:p>
-            <w:pPr>
-              <w:spacing w:before="0" w:after="0"/>
-            </w:pPr>
-            <w:r>
-              <w:rPr>
-                <w:rFonts w:ascii="Courier New" w:hAnsi="Courier New"/>
-                <w:sz w:val="17"/>
-              </w:rPr>
-              <w:t xml:space="preserve">            _InfoRow(icon: Icons.info_outline, text: profile.bio),</w:t>
-            </w:r>
-          </w:p>
-          <w:p>
-            <w:pPr>
-              <w:spacing w:before="0" w:after="0"/>
-            </w:pPr>
-          </w:p>
-          <w:p>
-            <w:pPr>
-              <w:spacing w:before="0" w:after="0"/>
-            </w:pPr>
-            <w:r>
-              <w:rPr>
-                <w:rFonts w:ascii="Courier New" w:hAnsi="Courier New"/>
-                <w:sz w:val="17"/>
-              </w:rPr>
-              <w:t xml:space="preserve">          // ── Centres d'intérêt</w:t>
-            </w:r>
-          </w:p>
-          <w:p>
-            <w:pPr>
-              <w:spacing w:before="0" w:after="0"/>
-            </w:pPr>
-            <w:r>
-              <w:rPr>
-                <w:rFonts w:ascii="Courier New" w:hAnsi="Courier New"/>
-                <w:sz w:val="17"/>
-              </w:rPr>
-              <w:t xml:space="preserve">          if (profile.interests.isNotEmpty) ...[</w:t>
-            </w:r>
-          </w:p>
-          <w:p>
-            <w:pPr>
-              <w:spacing w:before="0" w:after="0"/>
-            </w:pPr>
-            <w:r>
-              <w:rPr>
-                <w:rFonts w:ascii="Courier New" w:hAnsi="Courier New"/>
-                <w:sz w:val="17"/>
-              </w:rPr>
-              <w:t xml:space="preserve">            const _SectionTitle('Centres d\'intérêt'),</w:t>
-            </w:r>
-          </w:p>
-          <w:p>
-            <w:pPr>
-              <w:spacing w:before="0" w:after="0"/>
-            </w:pPr>
-            <w:r>
-              <w:rPr>
-                <w:rFonts w:ascii="Courier New" w:hAnsi="Courier New"/>
-                <w:sz w:val="17"/>
-              </w:rPr>
-              <w:t xml:space="preserve">            Wrap(spacing: 8, runSpacing: 8,</w:t>
-            </w:r>
-          </w:p>
-          <w:p>
-            <w:pPr>
-              <w:spacing w:before="0" w:after="0"/>
-            </w:pPr>
-            <w:r>
-              <w:rPr>
-                <w:rFonts w:ascii="Courier New" w:hAnsi="Courier New"/>
-                <w:sz w:val="17"/>
-              </w:rPr>
-              <w:t xml:space="preserve">              children: profile.interests.map((i) =&gt; _InterestChip(i)).toList()),</w:t>
-            </w:r>
-          </w:p>
-          <w:p>
-            <w:pPr>
-              <w:spacing w:before="0" w:after="0"/>
-            </w:pPr>
-            <w:r>
-              <w:rPr>
-                <w:rFonts w:ascii="Courier New" w:hAnsi="Courier New"/>
-                <w:sz w:val="17"/>
-              </w:rPr>
-              <w:t xml:space="preserve">          ],</w:t>
-            </w:r>
-          </w:p>
-          <w:p>
-            <w:pPr>
-              <w:spacing w:before="0" w:after="0"/>
-            </w:pPr>
-          </w:p>
-          <w:p>
-            <w:pPr>
-              <w:spacing w:before="0" w:after="0"/>
-            </w:pPr>
-            <w:r>
-              <w:rPr>
-                <w:rFonts w:ascii="Courier New" w:hAnsi="Courier New"/>
-                <w:sz w:val="17"/>
-              </w:rPr>
-              <w:t xml:space="preserve">          // ── Projets (Entrepreneur)</w:t>
-            </w:r>
-          </w:p>
-          <w:p>
-            <w:pPr>
-              <w:spacing w:before="0" w:after="0"/>
-            </w:pPr>
-            <w:r>
-              <w:rPr>
-                <w:rFonts w:ascii="Courier New" w:hAnsi="Courier New"/>
-                <w:sz w:val="17"/>
-              </w:rPr>
-              <w:t xml:space="preserve">          if (profile.role == 'Entrepreneur' &amp;&amp; profile.projects.isNotEmpty) ...[</w:t>
-            </w:r>
-          </w:p>
-          <w:p>
-            <w:pPr>
-              <w:spacing w:before="0" w:after="0"/>
-            </w:pPr>
-            <w:r>
-              <w:rPr>
-                <w:rFonts w:ascii="Courier New" w:hAnsi="Courier New"/>
-                <w:sz w:val="17"/>
-              </w:rPr>
-              <w:t xml:space="preserve">            const _SectionTitle('Mes Projets'),</w:t>
-            </w:r>
-          </w:p>
-          <w:p>
-            <w:pPr>
-              <w:spacing w:before="0" w:after="0"/>
-            </w:pPr>
-            <w:r>
-              <w:rPr>
-                <w:rFonts w:ascii="Courier New" w:hAnsi="Courier New"/>
-                <w:sz w:val="17"/>
-              </w:rPr>
-              <w:t xml:space="preserve">            for (final p in profile.projects)</w:t>
-            </w:r>
-          </w:p>
-          <w:p>
-            <w:pPr>
-              <w:spacing w:before="0" w:after="0"/>
-            </w:pPr>
-            <w:r>
-              <w:rPr>
-                <w:rFonts w:ascii="Courier New" w:hAnsi="Courier New"/>
-                <w:sz w:val="17"/>
-              </w:rPr>
-              <w:t xml:space="preserve">              _ProjectCard(project: p),</w:t>
-            </w:r>
-          </w:p>
-          <w:p>
-            <w:pPr>
-              <w:spacing w:before="0" w:after="0"/>
-            </w:pPr>
-            <w:r>
-              <w:rPr>
-                <w:rFonts w:ascii="Courier New" w:hAnsi="Courier New"/>
-                <w:sz w:val="17"/>
-              </w:rPr>
-              <w:t xml:space="preserve">          ],</w:t>
-            </w:r>
-          </w:p>
-          <w:p>
-            <w:pPr>
-              <w:spacing w:before="0" w:after="0"/>
-            </w:pPr>
-          </w:p>
-          <w:p>
-            <w:pPr>
-              <w:spacing w:before="0" w:after="0"/>
-            </w:pPr>
-            <w:r>
-              <w:rPr>
-                <w:rFonts w:ascii="Courier New" w:hAnsi="Courier New"/>
-                <w:sz w:val="17"/>
-              </w:rPr>
-              <w:t xml:space="preserve">          // ── Statistiques</w:t>
-            </w:r>
-          </w:p>
-          <w:p>
-            <w:pPr>
-              <w:spacing w:before="0" w:after="0"/>
-            </w:pPr>
-            <w:r>
-              <w:rPr>
-                <w:rFonts w:ascii="Courier New" w:hAnsi="Courier New"/>
-                <w:sz w:val="17"/>
-              </w:rPr>
-              <w:t xml:space="preserve">          const _SectionTitle('Statistiques'),</w:t>
-            </w:r>
-          </w:p>
-          <w:p>
-            <w:pPr>
-              <w:spacing w:before="0" w:after="0"/>
-            </w:pPr>
-            <w:r>
-              <w:rPr>
-                <w:rFonts w:ascii="Courier New" w:hAnsi="Courier New"/>
-                <w:sz w:val="17"/>
-              </w:rPr>
-              <w:t xml:space="preserve">          Row(children: [</w:t>
-            </w:r>
-          </w:p>
-          <w:p>
-            <w:pPr>
-              <w:spacing w:before="0" w:after="0"/>
-            </w:pPr>
-            <w:r>
-              <w:rPr>
-                <w:rFonts w:ascii="Courier New" w:hAnsi="Courier New"/>
-                <w:sz w:val="17"/>
-              </w:rPr>
-              <w:t xml:space="preserve">            _StatCard('Mentors', '${profile.mentorsActive}',</w:t>
-            </w:r>
-          </w:p>
-          <w:p>
-            <w:pPr>
-              <w:spacing w:before="0" w:after="0"/>
-            </w:pPr>
-            <w:r>
-              <w:rPr>
-                <w:rFonts w:ascii="Courier New" w:hAnsi="Courier New"/>
-                <w:sz w:val="17"/>
-              </w:rPr>
-              <w:t xml:space="preserve">                Icons.people_outline_rounded),</w:t>
-            </w:r>
-          </w:p>
-          <w:p>
-            <w:pPr>
-              <w:spacing w:before="0" w:after="0"/>
-            </w:pPr>
-            <w:r>
-              <w:rPr>
-                <w:rFonts w:ascii="Courier New" w:hAnsi="Courier New"/>
-                <w:sz w:val="17"/>
-              </w:rPr>
-              <w:t xml:space="preserve">            _StatCard('Sessions', '${profile.sessionsCount}',</w:t>
-            </w:r>
-          </w:p>
-          <w:p>
-            <w:pPr>
-              <w:spacing w:before="0" w:after="0"/>
-            </w:pPr>
-            <w:r>
-              <w:rPr>
-                <w:rFonts w:ascii="Courier New" w:hAnsi="Courier New"/>
-                <w:sz w:val="17"/>
-              </w:rPr>
-              <w:t xml:space="preserve">                Icons.calendar_today_outlined),</w:t>
-            </w:r>
-          </w:p>
-          <w:p>
-            <w:pPr>
-              <w:spacing w:before="0" w:after="0"/>
-            </w:pPr>
-            <w:r>
-              <w:rPr>
-                <w:rFonts w:ascii="Courier New" w:hAnsi="Courier New"/>
-                <w:sz w:val="17"/>
-              </w:rPr>
-              <w:t xml:space="preserve">            _StatCard('Score', profile.score.toStringAsFixed(1),</w:t>
-            </w:r>
-          </w:p>
-          <w:p>
-            <w:pPr>
-              <w:spacing w:before="0" w:after="0"/>
-            </w:pPr>
-            <w:r>
-              <w:rPr>
-                <w:rFonts w:ascii="Courier New" w:hAnsi="Courier New"/>
-                <w:sz w:val="17"/>
-              </w:rPr>
-              <w:t xml:space="preserve">                Icons.star_outline_rounded),</w:t>
-            </w:r>
-          </w:p>
-          <w:p>
-            <w:pPr>
-              <w:spacing w:before="0" w:after="0"/>
-            </w:pPr>
-            <w:r>
-              <w:rPr>
-                <w:rFonts w:ascii="Courier New" w:hAnsi="Courier New"/>
-                <w:sz w:val="17"/>
-              </w:rPr>
-              <w:t xml:space="preserve">          ]),</w:t>
-            </w:r>
-          </w:p>
-          <w:p>
-            <w:pPr>
-              <w:spacing w:before="0" w:after="0"/>
-            </w:pPr>
-            <w:r>
-              <w:rPr>
-                <w:rFonts w:ascii="Courier New" w:hAnsi="Courier New"/>
-                <w:sz w:val="17"/>
-              </w:rPr>
-              <w:t xml:space="preserve">        ],</w:t>
-            </w:r>
-          </w:p>
-          <w:p>
-            <w:pPr>
-              <w:spacing w:before="0" w:after="0"/>
-            </w:pPr>
-            <w:r>
-              <w:rPr>
-                <w:rFonts w:ascii="Courier New" w:hAnsi="Courier New"/>
-                <w:sz w:val="17"/>
-              </w:rPr>
-              <w:t xml:space="preserve">      ),</w:t>
+              <w:t xml:space="preserve">          IconButton(icon: const Icon(Icons.share_rounded),</w:t>
+            </w:r>
+          </w:p>
+          <w:p>
+            <w:pPr>
+              <w:spacing w:before="0" w:after="0"/>
+            </w:pPr>
+            <w:r>
+              <w:rPr>
+                <w:rFonts w:ascii="Courier New" w:hAnsi="Courier New"/>
+                <w:sz w:val="17"/>
+              </w:rPr>
+              <w:t xml:space="preserve">              onPressed: () =&gt; ShareService.shareMyProfile(name: profile.fullName, /* … */)),</w:t>
+            </w:r>
+          </w:p>
+          <w:p>
+            <w:pPr>
+              <w:spacing w:before="0" w:after="0"/>
+            </w:pPr>
+            <w:r>
+              <w:rPr>
+                <w:rFonts w:ascii="Courier New" w:hAnsi="Courier New"/>
+                <w:sz w:val="17"/>
+              </w:rPr>
+              <w:t xml:space="preserve">          IconButton(icon: const Icon(Icons.edit_rounded),</w:t>
+            </w:r>
+          </w:p>
+          <w:p>
+            <w:pPr>
+              <w:spacing w:before="0" w:after="0"/>
+            </w:pPr>
+            <w:r>
+              <w:rPr>
+                <w:rFonts w:ascii="Courier New" w:hAnsi="Courier New"/>
+                <w:sz w:val="17"/>
+              </w:rPr>
+              <w:t xml:space="preserve">              onPressed: () =&gt; Navigator.push(context, MaterialPageRoute(</w:t>
+            </w:r>
+          </w:p>
+          <w:p>
+            <w:pPr>
+              <w:spacing w:before="0" w:after="0"/>
+            </w:pPr>
+            <w:r>
+              <w:rPr>
+                <w:rFonts w:ascii="Courier New" w:hAnsi="Courier New"/>
+                <w:sz w:val="17"/>
+              </w:rPr>
+              <w:t xml:space="preserve">                  fullscreenDialog: true, builder: (_) =&gt; const EditProfilePage()))),</w:t>
+            </w:r>
+          </w:p>
+          <w:p>
+            <w:pPr>
+              <w:spacing w:before="0" w:after="0"/>
+            </w:pPr>
+            <w:r>
+              <w:rPr>
+                <w:rFonts w:ascii="Courier New" w:hAnsi="Courier New"/>
+                <w:sz w:val="17"/>
+              </w:rPr>
+              <w:t xml:space="preserve">        ]),</w:t>
+            </w:r>
+          </w:p>
+          <w:p>
+            <w:pPr>
+              <w:spacing w:before="0" w:after="0"/>
+            </w:pPr>
+            <w:r>
+              <w:rPr>
+                <w:rFonts w:ascii="Courier New" w:hAnsi="Courier New"/>
+                <w:sz w:val="17"/>
+              </w:rPr>
+              <w:t xml:space="preserve">      body: ListView(children: [</w:t>
+            </w:r>
+          </w:p>
+          <w:p>
+            <w:pPr>
+              <w:spacing w:before="0" w:after="0"/>
+            </w:pPr>
+            <w:r>
+              <w:rPr>
+                <w:rFonts w:ascii="Courier New" w:hAnsi="Courier New"/>
+                <w:sz w:val="17"/>
+              </w:rPr>
+              <w:t xml:space="preserve">        Avatar(initials: profile.initials, photoBase64: profile.photoBase64, size: 88),</w:t>
+            </w:r>
+          </w:p>
+          <w:p>
+            <w:pPr>
+              <w:spacing w:before="0" w:after="0"/>
+            </w:pPr>
+            <w:r>
+              <w:rPr>
+                <w:rFonts w:ascii="Courier New" w:hAnsi="Courier New"/>
+                <w:sz w:val="17"/>
+              </w:rPr>
+              <w:t xml:space="preserve">        Text(profile.fullName), _RoleBadge(role: profile.role),</w:t>
+            </w:r>
+          </w:p>
+          <w:p>
+            <w:pPr>
+              <w:spacing w:before="0" w:after="0"/>
+            </w:pPr>
+            <w:r>
+              <w:rPr>
+                <w:rFonts w:ascii="Courier New" w:hAnsi="Courier New"/>
+                <w:sz w:val="17"/>
+              </w:rPr>
+              <w:t xml:space="preserve">        LinearProgressIndicator(value: _profileCompletion(profile)),</w:t>
+            </w:r>
+          </w:p>
+          <w:p>
+            <w:pPr>
+              <w:spacing w:before="0" w:after="0"/>
+            </w:pPr>
+            <w:r>
+              <w:rPr>
+                <w:rFonts w:ascii="Courier New" w:hAnsi="Courier New"/>
+                <w:sz w:val="17"/>
+              </w:rPr>
+              <w:t xml:space="preserve">        // … infos, intérêts, projets, stats …</w:t>
+            </w:r>
+          </w:p>
+          <w:p>
+            <w:pPr>
+              <w:spacing w:before="0" w:after="0"/>
+            </w:pPr>
+            <w:r>
+              <w:rPr>
+                <w:rFonts w:ascii="Courier New" w:hAnsi="Courier New"/>
+                <w:sz w:val="17"/>
+              </w:rPr>
+              <w:t xml:space="preserve">      ]),</w:t>
             </w:r>
           </w:p>
           <w:p>
@@ -7688,16 +5634,22 @@
       </w:tblGrid>
       <w:tr>
         <w:trPr>
-          <w:trHeight w:val="3969" w:hRule="exact"/>
+          <w:trHeight w:val="1701" w:hRule="atLeast"/>
         </w:trPr>
         <w:tc>
           <w:tcPr>
             <w:tcW w:type="dxa" w:w="9072"/>
             <w:shd w:val="clear" w:color="auto" w:fill="F0F0F0"/>
+            <w:tcMar>
+              <w:top w:w="113" w:type="dxa"/>
+              <w:left w:w="113" w:type="dxa"/>
+              <w:bottom w:w="113" w:type="dxa"/>
+              <w:right w:w="113" w:type="dxa"/>
+            </w:tcMar>
           </w:tcPr>
           <w:p>
             <w:pPr>
-              <w:spacing w:before="1080"/>
+              <w:spacing w:before="200" w:after="200"/>
               <w:jc w:val="center"/>
             </w:pPr>
             <w:r>
@@ -7744,16 +5696,22 @@
       </w:tblGrid>
       <w:tr>
         <w:trPr>
-          <w:trHeight w:val="3969" w:hRule="exact"/>
+          <w:trHeight w:val="1701" w:hRule="atLeast"/>
         </w:trPr>
         <w:tc>
           <w:tcPr>
             <w:tcW w:type="dxa" w:w="9072"/>
             <w:shd w:val="clear" w:color="auto" w:fill="F0F0F0"/>
+            <w:tcMar>
+              <w:top w:w="113" w:type="dxa"/>
+              <w:left w:w="113" w:type="dxa"/>
+              <w:bottom w:w="113" w:type="dxa"/>
+              <w:right w:w="113" w:type="dxa"/>
+            </w:tcMar>
           </w:tcPr>
           <w:p>
             <w:pPr>
-              <w:spacing w:before="1080"/>
+              <w:spacing w:before="200" w:after="200"/>
               <w:jc w:val="center"/>
             </w:pPr>
             <w:r>
@@ -7800,16 +5758,22 @@
       </w:tblGrid>
       <w:tr>
         <w:trPr>
-          <w:trHeight w:val="3969" w:hRule="exact"/>
+          <w:trHeight w:val="1701" w:hRule="atLeast"/>
         </w:trPr>
         <w:tc>
           <w:tcPr>
             <w:tcW w:type="dxa" w:w="9072"/>
             <w:shd w:val="clear" w:color="auto" w:fill="F0F0F0"/>
+            <w:tcMar>
+              <w:top w:w="113" w:type="dxa"/>
+              <w:left w:w="113" w:type="dxa"/>
+              <w:bottom w:w="113" w:type="dxa"/>
+              <w:right w:w="113" w:type="dxa"/>
+            </w:tcMar>
           </w:tcPr>
           <w:p>
             <w:pPr>
-              <w:spacing w:before="1080"/>
+              <w:spacing w:before="200" w:after="200"/>
               <w:jc w:val="center"/>
             </w:pPr>
             <w:r>
@@ -7881,793 +5845,62 @@
           <w:i w:val="0"/>
           <w:sz w:val="22"/>
         </w:rPr>
-        <w:t>) est accessible depuis l'AppBar de chaque dashboard. Il affiche le résumé du profil et propose les actions rapides :</w:t>
+        <w:t xml:space="preserve">) est accessible depuis l'AppBar de chaque dashboard. Il affiche avatar, nom et rôle, et propose les actions rapides : "Modifier le profil" et "Se déconnecter". Il utilise </w:t>
       </w:r>
-    </w:p>
-    <w:p>
-      <w:pPr>
-        <w:spacing w:after="0"/>
-      </w:pPr>
       <w:r>
         <w:rPr>
           <w:rFonts w:ascii="Times New Roman" w:hAnsi="Times New Roman"/>
-          <w:b/>
-          <w:sz w:val="16"/>
+          <w:b w:val="0"/>
+          <w:i w:val="0"/>
+          <w:sz w:val="22"/>
         </w:rPr>
-        <w:t>DART</w:t>
+        <w:t>ValueListenableBuilder</w:t>
       </w:r>
-    </w:p>
-    <w:tbl>
-      <w:tblPr>
-        <w:tblStyle w:val="TableGrid"/>
-        <w:tblW w:type="auto" w:w="0"/>
-        <w:tblLook w:firstColumn="1" w:firstRow="1" w:lastColumn="0" w:lastRow="0" w:noHBand="0" w:noVBand="1" w:val="04A0"/>
-      </w:tblPr>
-      <w:tblGrid>
-        <w:gridCol w:w="9072"/>
-      </w:tblGrid>
-      <w:tr>
-        <w:tc>
-          <w:tcPr>
-            <w:tcW w:type="dxa" w:w="9072"/>
-            <w:shd w:val="clear" w:color="auto" w:fill="F2F2F2"/>
-          </w:tcPr>
-          <w:p>
-            <w:pPr>
-              <w:spacing w:before="0" w:after="0"/>
-            </w:pPr>
-            <w:r>
-              <w:rPr>
-                <w:rFonts w:ascii="Courier New" w:hAnsi="Courier New"/>
-                <w:sz w:val="17"/>
-              </w:rPr>
-              <w:t>// widgets/feuille_profil.dart</w:t>
-            </w:r>
-          </w:p>
-          <w:p>
-            <w:pPr>
-              <w:spacing w:before="0" w:after="0"/>
-            </w:pPr>
-            <w:r>
-              <w:rPr>
-                <w:rFonts w:ascii="Courier New" w:hAnsi="Courier New"/>
-                <w:sz w:val="17"/>
-              </w:rPr>
-              <w:t>void showProfileSheet(BuildContext context) {</w:t>
-            </w:r>
-          </w:p>
-          <w:p>
-            <w:pPr>
-              <w:spacing w:before="0" w:after="0"/>
-            </w:pPr>
-            <w:r>
-              <w:rPr>
-                <w:rFonts w:ascii="Courier New" w:hAnsi="Courier New"/>
-                <w:sz w:val="17"/>
-              </w:rPr>
-              <w:t xml:space="preserve">  showModalBottomSheet(</w:t>
-            </w:r>
-          </w:p>
-          <w:p>
-            <w:pPr>
-              <w:spacing w:before="0" w:after="0"/>
-            </w:pPr>
-            <w:r>
-              <w:rPr>
-                <w:rFonts w:ascii="Courier New" w:hAnsi="Courier New"/>
-                <w:sz w:val="17"/>
-              </w:rPr>
-              <w:t xml:space="preserve">    context: context,</w:t>
-            </w:r>
-          </w:p>
-          <w:p>
-            <w:pPr>
-              <w:spacing w:before="0" w:after="0"/>
-            </w:pPr>
-            <w:r>
-              <w:rPr>
-                <w:rFonts w:ascii="Courier New" w:hAnsi="Courier New"/>
-                <w:sz w:val="17"/>
-              </w:rPr>
-              <w:t xml:space="preserve">    isScrollControlled: true,</w:t>
-            </w:r>
-          </w:p>
-          <w:p>
-            <w:pPr>
-              <w:spacing w:before="0" w:after="0"/>
-            </w:pPr>
-            <w:r>
-              <w:rPr>
-                <w:rFonts w:ascii="Courier New" w:hAnsi="Courier New"/>
-                <w:sz w:val="17"/>
-              </w:rPr>
-              <w:t xml:space="preserve">    backgroundColor: Colors.transparent,</w:t>
-            </w:r>
-          </w:p>
-          <w:p>
-            <w:pPr>
-              <w:spacing w:before="0" w:after="0"/>
-            </w:pPr>
-            <w:r>
-              <w:rPr>
-                <w:rFonts w:ascii="Courier New" w:hAnsi="Courier New"/>
-                <w:sz w:val="17"/>
-              </w:rPr>
-              <w:t xml:space="preserve">    builder: (_) =&gt; const _ProfileSheet(),</w:t>
-            </w:r>
-          </w:p>
-          <w:p>
-            <w:pPr>
-              <w:spacing w:before="0" w:after="0"/>
-            </w:pPr>
-            <w:r>
-              <w:rPr>
-                <w:rFonts w:ascii="Courier New" w:hAnsi="Courier New"/>
-                <w:sz w:val="17"/>
-              </w:rPr>
-              <w:t xml:space="preserve">  );</w:t>
-            </w:r>
-          </w:p>
-          <w:p>
-            <w:pPr>
-              <w:spacing w:before="0" w:after="0"/>
-            </w:pPr>
-            <w:r>
-              <w:rPr>
-                <w:rFonts w:ascii="Courier New" w:hAnsi="Courier New"/>
-                <w:sz w:val="17"/>
-              </w:rPr>
-              <w:t>}</w:t>
-            </w:r>
-          </w:p>
-          <w:p>
-            <w:pPr>
-              <w:spacing w:before="0" w:after="0"/>
-            </w:pPr>
-          </w:p>
-          <w:p>
-            <w:pPr>
-              <w:spacing w:before="0" w:after="0"/>
-            </w:pPr>
-            <w:r>
-              <w:rPr>
-                <w:rFonts w:ascii="Courier New" w:hAnsi="Courier New"/>
-                <w:sz w:val="17"/>
-              </w:rPr>
-              <w:t>class _ProfileSheet extends StatelessWidget {</w:t>
-            </w:r>
-          </w:p>
-          <w:p>
-            <w:pPr>
-              <w:spacing w:before="0" w:after="0"/>
-            </w:pPr>
-            <w:r>
-              <w:rPr>
-                <w:rFonts w:ascii="Courier New" w:hAnsi="Courier New"/>
-                <w:sz w:val="17"/>
-              </w:rPr>
-              <w:t xml:space="preserve">  @override</w:t>
-            </w:r>
-          </w:p>
-          <w:p>
-            <w:pPr>
-              <w:spacing w:before="0" w:after="0"/>
-            </w:pPr>
-            <w:r>
-              <w:rPr>
-                <w:rFonts w:ascii="Courier New" w:hAnsi="Courier New"/>
-                <w:sz w:val="17"/>
-              </w:rPr>
-              <w:t xml:space="preserve">  Widget build(BuildContext context) {</w:t>
-            </w:r>
-          </w:p>
-          <w:p>
-            <w:pPr>
-              <w:spacing w:before="0" w:after="0"/>
-            </w:pPr>
-            <w:r>
-              <w:rPr>
-                <w:rFonts w:ascii="Courier New" w:hAnsi="Courier New"/>
-                <w:sz w:val="17"/>
-              </w:rPr>
-              <w:t xml:space="preserve">    return ValueListenableBuilder&lt;UserProfile&gt;(</w:t>
-            </w:r>
-          </w:p>
-          <w:p>
-            <w:pPr>
-              <w:spacing w:before="0" w:after="0"/>
-            </w:pPr>
-            <w:r>
-              <w:rPr>
-                <w:rFonts w:ascii="Courier New" w:hAnsi="Courier New"/>
-                <w:sz w:val="17"/>
-              </w:rPr>
-              <w:t xml:space="preserve">      valueListenable: UserProfileController.profile,</w:t>
-            </w:r>
-          </w:p>
-          <w:p>
-            <w:pPr>
-              <w:spacing w:before="0" w:after="0"/>
-            </w:pPr>
-            <w:r>
-              <w:rPr>
-                <w:rFonts w:ascii="Courier New" w:hAnsi="Courier New"/>
-                <w:sz w:val="17"/>
-              </w:rPr>
-              <w:t xml:space="preserve">      builder: (_, profile, __) {</w:t>
-            </w:r>
-          </w:p>
-          <w:p>
-            <w:pPr>
-              <w:spacing w:before="0" w:after="0"/>
-            </w:pPr>
-            <w:r>
-              <w:rPr>
-                <w:rFonts w:ascii="Courier New" w:hAnsi="Courier New"/>
-                <w:sz w:val="17"/>
-              </w:rPr>
-              <w:t xml:space="preserve">        return Container(</w:t>
-            </w:r>
-          </w:p>
-          <w:p>
-            <w:pPr>
-              <w:spacing w:before="0" w:after="0"/>
-            </w:pPr>
-            <w:r>
-              <w:rPr>
-                <w:rFonts w:ascii="Courier New" w:hAnsi="Courier New"/>
-                <w:sz w:val="17"/>
-              </w:rPr>
-              <w:t xml:space="preserve">          decoration: const BoxDecoration(</w:t>
-            </w:r>
-          </w:p>
-          <w:p>
-            <w:pPr>
-              <w:spacing w:before="0" w:after="0"/>
-            </w:pPr>
-            <w:r>
-              <w:rPr>
-                <w:rFonts w:ascii="Courier New" w:hAnsi="Courier New"/>
-                <w:sz w:val="17"/>
-              </w:rPr>
-              <w:t xml:space="preserve">            color: Colors.white,</w:t>
-            </w:r>
-          </w:p>
-          <w:p>
-            <w:pPr>
-              <w:spacing w:before="0" w:after="0"/>
-            </w:pPr>
-            <w:r>
-              <w:rPr>
-                <w:rFonts w:ascii="Courier New" w:hAnsi="Courier New"/>
-                <w:sz w:val="17"/>
-              </w:rPr>
-              <w:t xml:space="preserve">            borderRadius: BorderRadius.vertical(top: Radius.circular(24)),</w:t>
-            </w:r>
-          </w:p>
-          <w:p>
-            <w:pPr>
-              <w:spacing w:before="0" w:after="0"/>
-            </w:pPr>
-            <w:r>
-              <w:rPr>
-                <w:rFonts w:ascii="Courier New" w:hAnsi="Courier New"/>
-                <w:sz w:val="17"/>
-              </w:rPr>
-              <w:t xml:space="preserve">          ),</w:t>
-            </w:r>
-          </w:p>
-          <w:p>
-            <w:pPr>
-              <w:spacing w:before="0" w:after="0"/>
-            </w:pPr>
-            <w:r>
-              <w:rPr>
-                <w:rFonts w:ascii="Courier New" w:hAnsi="Courier New"/>
-                <w:sz w:val="17"/>
-              </w:rPr>
-              <w:t xml:space="preserve">          padding: const EdgeInsets.fromLTRB(20, 12, 20, 32),</w:t>
-            </w:r>
-          </w:p>
-          <w:p>
-            <w:pPr>
-              <w:spacing w:before="0" w:after="0"/>
-            </w:pPr>
-            <w:r>
-              <w:rPr>
-                <w:rFonts w:ascii="Courier New" w:hAnsi="Courier New"/>
-                <w:sz w:val="17"/>
-              </w:rPr>
-              <w:t xml:space="preserve">          child: Column(</w:t>
-            </w:r>
-          </w:p>
-          <w:p>
-            <w:pPr>
-              <w:spacing w:before="0" w:after="0"/>
-            </w:pPr>
-            <w:r>
-              <w:rPr>
-                <w:rFonts w:ascii="Courier New" w:hAnsi="Courier New"/>
-                <w:sz w:val="17"/>
-              </w:rPr>
-              <w:t xml:space="preserve">            mainAxisSize: MainAxisSize.min,</w:t>
-            </w:r>
-          </w:p>
-          <w:p>
-            <w:pPr>
-              <w:spacing w:before="0" w:after="0"/>
-            </w:pPr>
-            <w:r>
-              <w:rPr>
-                <w:rFonts w:ascii="Courier New" w:hAnsi="Courier New"/>
-                <w:sz w:val="17"/>
-              </w:rPr>
-              <w:t xml:space="preserve">            children: [</w:t>
-            </w:r>
-          </w:p>
-          <w:p>
-            <w:pPr>
-              <w:spacing w:before="0" w:after="0"/>
-            </w:pPr>
-            <w:r>
-              <w:rPr>
-                <w:rFonts w:ascii="Courier New" w:hAnsi="Courier New"/>
-                <w:sz w:val="17"/>
-              </w:rPr>
-              <w:t xml:space="preserve">              // Poignée</w:t>
-            </w:r>
-          </w:p>
-          <w:p>
-            <w:pPr>
-              <w:spacing w:before="0" w:after="0"/>
-            </w:pPr>
-            <w:r>
-              <w:rPr>
-                <w:rFonts w:ascii="Courier New" w:hAnsi="Courier New"/>
-                <w:sz w:val="17"/>
-              </w:rPr>
-              <w:t xml:space="preserve">              Container(width: 40, height: 4,</w:t>
-            </w:r>
-          </w:p>
-          <w:p>
-            <w:pPr>
-              <w:spacing w:before="0" w:after="0"/>
-            </w:pPr>
-            <w:r>
-              <w:rPr>
-                <w:rFonts w:ascii="Courier New" w:hAnsi="Courier New"/>
-                <w:sz w:val="17"/>
-              </w:rPr>
-              <w:t xml:space="preserve">                  decoration: BoxDecoration(color: AppColors.border,</w:t>
-            </w:r>
-          </w:p>
-          <w:p>
-            <w:pPr>
-              <w:spacing w:before="0" w:after="0"/>
-            </w:pPr>
-            <w:r>
-              <w:rPr>
-                <w:rFonts w:ascii="Courier New" w:hAnsi="Courier New"/>
-                <w:sz w:val="17"/>
-              </w:rPr>
-              <w:t xml:space="preserve">                      borderRadius: BorderRadius.circular(99))),</w:t>
-            </w:r>
-          </w:p>
-          <w:p>
-            <w:pPr>
-              <w:spacing w:before="0" w:after="0"/>
-            </w:pPr>
-            <w:r>
-              <w:rPr>
-                <w:rFonts w:ascii="Courier New" w:hAnsi="Courier New"/>
-                <w:sz w:val="17"/>
-              </w:rPr>
-              <w:t xml:space="preserve">              const SizedBox(height: 16),</w:t>
-            </w:r>
-          </w:p>
-          <w:p>
-            <w:pPr>
-              <w:spacing w:before="0" w:after="0"/>
-            </w:pPr>
-            <w:r>
-              <w:rPr>
-                <w:rFonts w:ascii="Courier New" w:hAnsi="Courier New"/>
-                <w:sz w:val="17"/>
-              </w:rPr>
-              <w:t xml:space="preserve">              // Avatar + Nom + Rôle</w:t>
-            </w:r>
-          </w:p>
-          <w:p>
-            <w:pPr>
-              <w:spacing w:before="0" w:after="0"/>
-            </w:pPr>
-            <w:r>
-              <w:rPr>
-                <w:rFonts w:ascii="Courier New" w:hAnsi="Courier New"/>
-                <w:sz w:val="17"/>
-              </w:rPr>
-              <w:t xml:space="preserve">              Avatar(initials: profile.initials,</w:t>
-            </w:r>
-          </w:p>
-          <w:p>
-            <w:pPr>
-              <w:spacing w:before="0" w:after="0"/>
-            </w:pPr>
-            <w:r>
-              <w:rPr>
-                <w:rFonts w:ascii="Courier New" w:hAnsi="Courier New"/>
-                <w:sz w:val="17"/>
-              </w:rPr>
-              <w:t xml:space="preserve">                  photoBase64: profile.photoBase64, size: 64),</w:t>
-            </w:r>
-          </w:p>
-          <w:p>
-            <w:pPr>
-              <w:spacing w:before="0" w:after="0"/>
-            </w:pPr>
-            <w:r>
-              <w:rPr>
-                <w:rFonts w:ascii="Courier New" w:hAnsi="Courier New"/>
-                <w:sz w:val="17"/>
-              </w:rPr>
-              <w:t xml:space="preserve">              const SizedBox(height: 8),</w:t>
-            </w:r>
-          </w:p>
-          <w:p>
-            <w:pPr>
-              <w:spacing w:before="0" w:after="0"/>
-            </w:pPr>
-            <w:r>
-              <w:rPr>
-                <w:rFonts w:ascii="Courier New" w:hAnsi="Courier New"/>
-                <w:sz w:val="17"/>
-              </w:rPr>
-              <w:t xml:space="preserve">              Text(profile.fullName,</w:t>
-            </w:r>
-          </w:p>
-          <w:p>
-            <w:pPr>
-              <w:spacing w:before="0" w:after="0"/>
-            </w:pPr>
-            <w:r>
-              <w:rPr>
-                <w:rFonts w:ascii="Courier New" w:hAnsi="Courier New"/>
-                <w:sz w:val="17"/>
-              </w:rPr>
-              <w:t xml:space="preserve">                  style: const TextStyle(fontSize: 18, fontWeight: FontWeight.w800)),</w:t>
-            </w:r>
-          </w:p>
-          <w:p>
-            <w:pPr>
-              <w:spacing w:before="0" w:after="0"/>
-            </w:pPr>
-            <w:r>
-              <w:rPr>
-                <w:rFonts w:ascii="Courier New" w:hAnsi="Courier New"/>
-                <w:sz w:val="17"/>
-              </w:rPr>
-              <w:t xml:space="preserve">              Text(profile.role, style: const TextStyle(color: AppColors.muted)),</w:t>
-            </w:r>
-          </w:p>
-          <w:p>
-            <w:pPr>
-              <w:spacing w:before="0" w:after="0"/>
-            </w:pPr>
-            <w:r>
-              <w:rPr>
-                <w:rFonts w:ascii="Courier New" w:hAnsi="Courier New"/>
-                <w:sz w:val="17"/>
-              </w:rPr>
-              <w:t xml:space="preserve">              const SizedBox(height: 20),</w:t>
-            </w:r>
-          </w:p>
-          <w:p>
-            <w:pPr>
-              <w:spacing w:before="0" w:after="0"/>
-            </w:pPr>
-            <w:r>
-              <w:rPr>
-                <w:rFonts w:ascii="Courier New" w:hAnsi="Courier New"/>
-                <w:sz w:val="17"/>
-              </w:rPr>
-              <w:t xml:space="preserve">              // Actions</w:t>
-            </w:r>
-          </w:p>
-          <w:p>
-            <w:pPr>
-              <w:spacing w:before="0" w:after="0"/>
-            </w:pPr>
-            <w:r>
-              <w:rPr>
-                <w:rFonts w:ascii="Courier New" w:hAnsi="Courier New"/>
-                <w:sz w:val="17"/>
-              </w:rPr>
-              <w:t xml:space="preserve">              ListTile(</w:t>
-            </w:r>
-          </w:p>
-          <w:p>
-            <w:pPr>
-              <w:spacing w:before="0" w:after="0"/>
-            </w:pPr>
-            <w:r>
-              <w:rPr>
-                <w:rFonts w:ascii="Courier New" w:hAnsi="Courier New"/>
-                <w:sz w:val="17"/>
-              </w:rPr>
-              <w:t xml:space="preserve">                leading: const Icon(Icons.edit_rounded, color: AppColors.blue),</w:t>
-            </w:r>
-          </w:p>
-          <w:p>
-            <w:pPr>
-              <w:spacing w:before="0" w:after="0"/>
-            </w:pPr>
-            <w:r>
-              <w:rPr>
-                <w:rFonts w:ascii="Courier New" w:hAnsi="Courier New"/>
-                <w:sz w:val="17"/>
-              </w:rPr>
-              <w:t xml:space="preserve">                title: const Text('Modifier le profil'),</w:t>
-            </w:r>
-          </w:p>
-          <w:p>
-            <w:pPr>
-              <w:spacing w:before="0" w:after="0"/>
-            </w:pPr>
-            <w:r>
-              <w:rPr>
-                <w:rFonts w:ascii="Courier New" w:hAnsi="Courier New"/>
-                <w:sz w:val="17"/>
-              </w:rPr>
-              <w:t xml:space="preserve">                onTap: () {</w:t>
-            </w:r>
-          </w:p>
-          <w:p>
-            <w:pPr>
-              <w:spacing w:before="0" w:after="0"/>
-            </w:pPr>
-            <w:r>
-              <w:rPr>
-                <w:rFonts w:ascii="Courier New" w:hAnsi="Courier New"/>
-                <w:sz w:val="17"/>
-              </w:rPr>
-              <w:t xml:space="preserve">                  Navigator.pop(context);</w:t>
-            </w:r>
-          </w:p>
-          <w:p>
-            <w:pPr>
-              <w:spacing w:before="0" w:after="0"/>
-            </w:pPr>
-            <w:r>
-              <w:rPr>
-                <w:rFonts w:ascii="Courier New" w:hAnsi="Courier New"/>
-                <w:sz w:val="17"/>
-              </w:rPr>
-              <w:t xml:space="preserve">                  Navigator.push(context, MaterialPageRoute(</w:t>
-            </w:r>
-          </w:p>
-          <w:p>
-            <w:pPr>
-              <w:spacing w:before="0" w:after="0"/>
-            </w:pPr>
-            <w:r>
-              <w:rPr>
-                <w:rFonts w:ascii="Courier New" w:hAnsi="Courier New"/>
-                <w:sz w:val="17"/>
-              </w:rPr>
-              <w:t xml:space="preserve">                    fullscreenDialog: true,</w:t>
-            </w:r>
-          </w:p>
-          <w:p>
-            <w:pPr>
-              <w:spacing w:before="0" w:after="0"/>
-            </w:pPr>
-            <w:r>
-              <w:rPr>
-                <w:rFonts w:ascii="Courier New" w:hAnsi="Courier New"/>
-                <w:sz w:val="17"/>
-              </w:rPr>
-              <w:t xml:space="preserve">                    builder: (_) =&gt; const EditProfilePage(),</w:t>
-            </w:r>
-          </w:p>
-          <w:p>
-            <w:pPr>
-              <w:spacing w:before="0" w:after="0"/>
-            </w:pPr>
-            <w:r>
-              <w:rPr>
-                <w:rFonts w:ascii="Courier New" w:hAnsi="Courier New"/>
-                <w:sz w:val="17"/>
-              </w:rPr>
-              <w:t xml:space="preserve">                  ));</w:t>
-            </w:r>
-          </w:p>
-          <w:p>
-            <w:pPr>
-              <w:spacing w:before="0" w:after="0"/>
-            </w:pPr>
-            <w:r>
-              <w:rPr>
-                <w:rFonts w:ascii="Courier New" w:hAnsi="Courier New"/>
-                <w:sz w:val="17"/>
-              </w:rPr>
-              <w:t xml:space="preserve">                },</w:t>
-            </w:r>
-          </w:p>
-          <w:p>
-            <w:pPr>
-              <w:spacing w:before="0" w:after="0"/>
-            </w:pPr>
-            <w:r>
-              <w:rPr>
-                <w:rFonts w:ascii="Courier New" w:hAnsi="Courier New"/>
-                <w:sz w:val="17"/>
-              </w:rPr>
-              <w:t xml:space="preserve">              ),</w:t>
-            </w:r>
-          </w:p>
-          <w:p>
-            <w:pPr>
-              <w:spacing w:before="0" w:after="0"/>
-            </w:pPr>
-            <w:r>
-              <w:rPr>
-                <w:rFonts w:ascii="Courier New" w:hAnsi="Courier New"/>
-                <w:sz w:val="17"/>
-              </w:rPr>
-              <w:t xml:space="preserve">              ListTile(</w:t>
-            </w:r>
-          </w:p>
-          <w:p>
-            <w:pPr>
-              <w:spacing w:before="0" w:after="0"/>
-            </w:pPr>
-            <w:r>
-              <w:rPr>
-                <w:rFonts w:ascii="Courier New" w:hAnsi="Courier New"/>
-                <w:sz w:val="17"/>
-              </w:rPr>
-              <w:t xml:space="preserve">                leading: const Icon(Icons.logout_rounded, color: AppColors.red),</w:t>
-            </w:r>
-          </w:p>
-          <w:p>
-            <w:pPr>
-              <w:spacing w:before="0" w:after="0"/>
-            </w:pPr>
-            <w:r>
-              <w:rPr>
-                <w:rFonts w:ascii="Courier New" w:hAnsi="Courier New"/>
-                <w:sz w:val="17"/>
-              </w:rPr>
-              <w:t xml:space="preserve">                title: const Text('Se déconnecter',</w:t>
-            </w:r>
-          </w:p>
-          <w:p>
-            <w:pPr>
-              <w:spacing w:before="0" w:after="0"/>
-            </w:pPr>
-            <w:r>
-              <w:rPr>
-                <w:rFonts w:ascii="Courier New" w:hAnsi="Courier New"/>
-                <w:sz w:val="17"/>
-              </w:rPr>
-              <w:t xml:space="preserve">                    style: TextStyle(color: AppColors.red)),</w:t>
-            </w:r>
-          </w:p>
-          <w:p>
-            <w:pPr>
-              <w:spacing w:before="0" w:after="0"/>
-            </w:pPr>
-            <w:r>
-              <w:rPr>
-                <w:rFonts w:ascii="Courier New" w:hAnsi="Courier New"/>
-                <w:sz w:val="17"/>
-              </w:rPr>
-              <w:t xml:space="preserve">                onTap: () =&gt; _signOut(context),</w:t>
-            </w:r>
-          </w:p>
-          <w:p>
-            <w:pPr>
-              <w:spacing w:before="0" w:after="0"/>
-            </w:pPr>
-            <w:r>
-              <w:rPr>
-                <w:rFonts w:ascii="Courier New" w:hAnsi="Courier New"/>
-                <w:sz w:val="17"/>
-              </w:rPr>
-              <w:t xml:space="preserve">              ),</w:t>
-            </w:r>
-          </w:p>
-          <w:p>
-            <w:pPr>
-              <w:spacing w:before="0" w:after="0"/>
-            </w:pPr>
-            <w:r>
-              <w:rPr>
-                <w:rFonts w:ascii="Courier New" w:hAnsi="Courier New"/>
-                <w:sz w:val="17"/>
-              </w:rPr>
-              <w:t xml:space="preserve">            ],</w:t>
-            </w:r>
-          </w:p>
-          <w:p>
-            <w:pPr>
-              <w:spacing w:before="0" w:after="0"/>
-            </w:pPr>
-            <w:r>
-              <w:rPr>
-                <w:rFonts w:ascii="Courier New" w:hAnsi="Courier New"/>
-                <w:sz w:val="17"/>
-              </w:rPr>
-              <w:t xml:space="preserve">          ),</w:t>
-            </w:r>
-          </w:p>
-          <w:p>
-            <w:pPr>
-              <w:spacing w:before="0" w:after="0"/>
-            </w:pPr>
-            <w:r>
-              <w:rPr>
-                <w:rFonts w:ascii="Courier New" w:hAnsi="Courier New"/>
-                <w:sz w:val="17"/>
-              </w:rPr>
-              <w:t xml:space="preserve">        );</w:t>
-            </w:r>
-          </w:p>
-          <w:p>
-            <w:pPr>
-              <w:spacing w:before="0" w:after="0"/>
-            </w:pPr>
-            <w:r>
-              <w:rPr>
-                <w:rFonts w:ascii="Courier New" w:hAnsi="Courier New"/>
-                <w:sz w:val="17"/>
-              </w:rPr>
-              <w:t xml:space="preserve">      },</w:t>
-            </w:r>
-          </w:p>
-          <w:p>
-            <w:pPr>
-              <w:spacing w:before="0" w:after="0"/>
-            </w:pPr>
-            <w:r>
-              <w:rPr>
-                <w:rFonts w:ascii="Courier New" w:hAnsi="Courier New"/>
-                <w:sz w:val="17"/>
-              </w:rPr>
-              <w:t xml:space="preserve">    );</w:t>
-            </w:r>
-          </w:p>
-          <w:p>
-            <w:pPr>
-              <w:spacing w:before="0" w:after="0"/>
-            </w:pPr>
-            <w:r>
-              <w:rPr>
-                <w:rFonts w:ascii="Courier New" w:hAnsi="Courier New"/>
-                <w:sz w:val="17"/>
-              </w:rPr>
-              <w:t xml:space="preserve">  }</w:t>
-            </w:r>
-          </w:p>
-          <w:p>
-            <w:pPr>
-              <w:spacing w:before="0" w:after="0"/>
-            </w:pPr>
-            <w:r>
-              <w:rPr>
-                <w:rFonts w:ascii="Courier New" w:hAnsi="Courier New"/>
-                <w:sz w:val="17"/>
-              </w:rPr>
-              <w:t>}</w:t>
-            </w:r>
-          </w:p>
-        </w:tc>
-      </w:tr>
-    </w:tbl>
-    <w:p>
-      <w:pPr>
-        <w:spacing w:after="80"/>
-      </w:pPr>
+      <w:r>
+        <w:rPr>
+          <w:rFonts w:ascii="Times New Roman" w:hAnsi="Times New Roman"/>
+          <w:b w:val="0"/>
+          <w:i w:val="0"/>
+          <w:sz w:val="22"/>
+        </w:rPr>
+        <w:t xml:space="preserve"> pour rester synchronisé avec le profil courant, et </w:t>
+      </w:r>
+      <w:r>
+        <w:rPr>
+          <w:rFonts w:ascii="Times New Roman" w:hAnsi="Times New Roman"/>
+          <w:b w:val="0"/>
+          <w:i w:val="0"/>
+          <w:sz w:val="22"/>
+        </w:rPr>
+        <w:t>showModalBottomSheet</w:t>
+      </w:r>
+      <w:r>
+        <w:rPr>
+          <w:rFonts w:ascii="Times New Roman" w:hAnsi="Times New Roman"/>
+          <w:b w:val="0"/>
+          <w:i w:val="0"/>
+          <w:sz w:val="22"/>
+        </w:rPr>
+        <w:t xml:space="preserve"> avec </w:t>
+      </w:r>
+      <w:r>
+        <w:rPr>
+          <w:rFonts w:ascii="Times New Roman" w:hAnsi="Times New Roman"/>
+          <w:b w:val="0"/>
+          <w:i w:val="0"/>
+          <w:sz w:val="22"/>
+        </w:rPr>
+        <w:t>isScrollControlled: true</w:t>
+      </w:r>
+      <w:r>
+        <w:rPr>
+          <w:rFonts w:ascii="Times New Roman" w:hAnsi="Times New Roman"/>
+          <w:b w:val="0"/>
+          <w:i w:val="0"/>
+          <w:sz w:val="22"/>
+        </w:rPr>
+        <w:t xml:space="preserve"> pour s'adapter à la taille du contenu.</w:t>
+      </w:r>
     </w:p>
     <w:p>
       <w:pPr>
@@ -8695,16 +5928,22 @@
       </w:tblGrid>
       <w:tr>
         <w:trPr>
-          <w:trHeight w:val="3969" w:hRule="exact"/>
+          <w:trHeight w:val="1701" w:hRule="atLeast"/>
         </w:trPr>
         <w:tc>
           <w:tcPr>
             <w:tcW w:type="dxa" w:w="9072"/>
             <w:shd w:val="clear" w:color="auto" w:fill="F0F0F0"/>
+            <w:tcMar>
+              <w:top w:w="113" w:type="dxa"/>
+              <w:left w:w="113" w:type="dxa"/>
+              <w:bottom w:w="113" w:type="dxa"/>
+              <w:right w:w="113" w:type="dxa"/>
+            </w:tcMar>
           </w:tcPr>
           <w:p>
             <w:pPr>
-              <w:spacing w:before="1080"/>
+              <w:spacing w:before="200" w:after="200"/>
               <w:jc w:val="center"/>
             </w:pPr>
             <w:r>
@@ -9554,16 +6793,22 @@
       </w:tblGrid>
       <w:tr>
         <w:trPr>
-          <w:trHeight w:val="3969" w:hRule="exact"/>
+          <w:trHeight w:val="1701" w:hRule="atLeast"/>
         </w:trPr>
         <w:tc>
           <w:tcPr>
             <w:tcW w:type="dxa" w:w="9072"/>
             <w:shd w:val="clear" w:color="auto" w:fill="F0F0F0"/>
+            <w:tcMar>
+              <w:top w:w="113" w:type="dxa"/>
+              <w:left w:w="113" w:type="dxa"/>
+              <w:bottom w:w="113" w:type="dxa"/>
+              <w:right w:w="113" w:type="dxa"/>
+            </w:tcMar>
           </w:tcPr>
           <w:p>
             <w:pPr>
-              <w:spacing w:before="1080"/>
+              <w:spacing w:before="200" w:after="200"/>
               <w:jc w:val="center"/>
             </w:pPr>
             <w:r>
@@ -10679,16 +7924,22 @@
       </w:tblGrid>
       <w:tr>
         <w:trPr>
-          <w:trHeight w:val="3969" w:hRule="exact"/>
+          <w:trHeight w:val="1701" w:hRule="atLeast"/>
         </w:trPr>
         <w:tc>
           <w:tcPr>
             <w:tcW w:type="dxa" w:w="9072"/>
             <w:shd w:val="clear" w:color="auto" w:fill="F0F0F0"/>
+            <w:tcMar>
+              <w:top w:w="113" w:type="dxa"/>
+              <w:left w:w="113" w:type="dxa"/>
+              <w:bottom w:w="113" w:type="dxa"/>
+              <w:right w:w="113" w:type="dxa"/>
+            </w:tcMar>
           </w:tcPr>
           <w:p>
             <w:pPr>
-              <w:spacing w:before="1080"/>
+              <w:spacing w:before="200" w:after="200"/>
               <w:jc w:val="center"/>
             </w:pPr>
             <w:r>
@@ -10735,16 +7986,22 @@
       </w:tblGrid>
       <w:tr>
         <w:trPr>
-          <w:trHeight w:val="3969" w:hRule="exact"/>
+          <w:trHeight w:val="1701" w:hRule="atLeast"/>
         </w:trPr>
         <w:tc>
           <w:tcPr>
             <w:tcW w:type="dxa" w:w="9072"/>
             <w:shd w:val="clear" w:color="auto" w:fill="F0F0F0"/>
+            <w:tcMar>
+              <w:top w:w="113" w:type="dxa"/>
+              <w:left w:w="113" w:type="dxa"/>
+              <w:bottom w:w="113" w:type="dxa"/>
+              <w:right w:w="113" w:type="dxa"/>
+            </w:tcMar>
           </w:tcPr>
           <w:p>
             <w:pPr>
-              <w:spacing w:before="1080"/>
+              <w:spacing w:before="200" w:after="200"/>
               <w:jc w:val="center"/>
             </w:pPr>
             <w:r>
@@ -11695,16 +8952,22 @@
       </w:tblGrid>
       <w:tr>
         <w:trPr>
-          <w:trHeight w:val="3969" w:hRule="exact"/>
+          <w:trHeight w:val="1701" w:hRule="atLeast"/>
         </w:trPr>
         <w:tc>
           <w:tcPr>
             <w:tcW w:type="dxa" w:w="9072"/>
             <w:shd w:val="clear" w:color="auto" w:fill="F0F0F0"/>
+            <w:tcMar>
+              <w:top w:w="113" w:type="dxa"/>
+              <w:left w:w="113" w:type="dxa"/>
+              <w:bottom w:w="113" w:type="dxa"/>
+              <w:right w:w="113" w:type="dxa"/>
+            </w:tcMar>
           </w:tcPr>
           <w:p>
             <w:pPr>
-              <w:spacing w:before="1080"/>
+              <w:spacing w:before="200" w:after="200"/>
               <w:jc w:val="center"/>
             </w:pPr>
             <w:r>
@@ -11751,16 +9014,22 @@
       </w:tblGrid>
       <w:tr>
         <w:trPr>
-          <w:trHeight w:val="3969" w:hRule="exact"/>
+          <w:trHeight w:val="1701" w:hRule="atLeast"/>
         </w:trPr>
         <w:tc>
           <w:tcPr>
             <w:tcW w:type="dxa" w:w="9072"/>
             <w:shd w:val="clear" w:color="auto" w:fill="F0F0F0"/>
+            <w:tcMar>
+              <w:top w:w="113" w:type="dxa"/>
+              <w:left w:w="113" w:type="dxa"/>
+              <w:bottom w:w="113" w:type="dxa"/>
+              <w:right w:w="113" w:type="dxa"/>
+            </w:tcMar>
           </w:tcPr>
           <w:p>
             <w:pPr>
-              <w:spacing w:before="1080"/>
+              <w:spacing w:before="200" w:after="200"/>
               <w:jc w:val="center"/>
             </w:pPr>
             <w:r>
@@ -11807,16 +9076,22 @@
       </w:tblGrid>
       <w:tr>
         <w:trPr>
-          <w:trHeight w:val="3969" w:hRule="exact"/>
+          <w:trHeight w:val="1701" w:hRule="atLeast"/>
         </w:trPr>
         <w:tc>
           <w:tcPr>
             <w:tcW w:type="dxa" w:w="9072"/>
             <w:shd w:val="clear" w:color="auto" w:fill="F0F0F0"/>
+            <w:tcMar>
+              <w:top w:w="113" w:type="dxa"/>
+              <w:left w:w="113" w:type="dxa"/>
+              <w:bottom w:w="113" w:type="dxa"/>
+              <w:right w:w="113" w:type="dxa"/>
+            </w:tcMar>
           </w:tcPr>
           <w:p>
             <w:pPr>
-              <w:spacing w:before="1080"/>
+              <w:spacing w:before="200" w:after="200"/>
               <w:jc w:val="center"/>
             </w:pPr>
             <w:r>
@@ -12030,7 +9305,7 @@
                 <w:rFonts w:ascii="Courier New" w:hAnsi="Courier New"/>
                 <w:sz w:val="17"/>
               </w:rPr>
-              <w:t xml:space="preserve">  totalSteps: 5,</w:t>
+              <w:t xml:space="preserve">  totalSteps: 3,</w:t>
             </w:r>
           </w:p>
           <w:p>
@@ -12756,16 +10031,22 @@
       </w:tblGrid>
       <w:tr>
         <w:trPr>
-          <w:trHeight w:val="3969" w:hRule="exact"/>
+          <w:trHeight w:val="1701" w:hRule="atLeast"/>
         </w:trPr>
         <w:tc>
           <w:tcPr>
             <w:tcW w:type="dxa" w:w="9072"/>
             <w:shd w:val="clear" w:color="auto" w:fill="F0F0F0"/>
+            <w:tcMar>
+              <w:top w:w="113" w:type="dxa"/>
+              <w:left w:w="113" w:type="dxa"/>
+              <w:bottom w:w="113" w:type="dxa"/>
+              <w:right w:w="113" w:type="dxa"/>
+            </w:tcMar>
           </w:tcPr>
           <w:p>
             <w:pPr>
-              <w:spacing w:before="1080"/>
+              <w:spacing w:before="200" w:after="200"/>
               <w:jc w:val="center"/>
             </w:pPr>
             <w:r>
@@ -13121,828 +10402,7 @@
           <w:i w:val="0"/>
           <w:sz w:val="26"/>
         </w:rPr>
-        <w:t>6. Membres DIAPALER dans le Matching (</w:t>
-      </w:r>
-      <w:r>
-        <w:rPr>
-          <w:rFonts w:ascii="Times New Roman" w:hAnsi="Times New Roman"/>
-          <w:b/>
-          <w:i w:val="0"/>
-          <w:sz w:val="26"/>
-        </w:rPr>
-        <w:t>service_utilisateurs.dart</w:t>
-      </w:r>
-      <w:r>
-        <w:rPr>
-          <w:rFonts w:ascii="Times New Roman" w:hAnsi="Times New Roman"/>
-          <w:b/>
-          <w:i w:val="0"/>
-          <w:sz w:val="26"/>
-        </w:rPr>
-        <w:t>)</w:t>
-      </w:r>
-    </w:p>
-    <w:p>
-      <w:pPr>
-        <w:spacing w:after="120"/>
-      </w:pPr>
-      <w:r>
-        <w:rPr>
-          <w:rFonts w:ascii="Times New Roman" w:hAnsi="Times New Roman"/>
-          <w:b w:val="0"/>
-          <w:i w:val="0"/>
-          <w:sz w:val="22"/>
-        </w:rPr>
-        <w:t xml:space="preserve">Le </w:t>
-      </w:r>
-      <w:r>
-        <w:rPr>
-          <w:rFonts w:ascii="Times New Roman" w:hAnsi="Times New Roman"/>
-          <w:b w:val="0"/>
-          <w:i w:val="0"/>
-          <w:sz w:val="22"/>
-        </w:rPr>
-        <w:t>UsersService</w:t>
-      </w:r>
-      <w:r>
-        <w:rPr>
-          <w:rFonts w:ascii="Times New Roman" w:hAnsi="Times New Roman"/>
-          <w:b w:val="0"/>
-          <w:i w:val="0"/>
-          <w:sz w:val="22"/>
-        </w:rPr>
-        <w:t xml:space="preserve"> charge les </w:t>
-      </w:r>
-      <w:r>
-        <w:rPr>
-          <w:rFonts w:ascii="Times New Roman" w:hAnsi="Times New Roman"/>
-          <w:b w:val="0"/>
-          <w:i w:val="0"/>
-          <w:sz w:val="22"/>
-        </w:rPr>
-        <w:t>vraies inscriptions</w:t>
-      </w:r>
-      <w:r>
-        <w:rPr>
-          <w:rFonts w:ascii="Times New Roman" w:hAnsi="Times New Roman"/>
-          <w:b w:val="0"/>
-          <w:i w:val="0"/>
-          <w:sz w:val="22"/>
-        </w:rPr>
-        <w:t xml:space="preserve"> depuis </w:t>
-      </w:r>
-      <w:r>
-        <w:rPr>
-          <w:rFonts w:ascii="Times New Roman" w:hAnsi="Times New Roman"/>
-          <w:b w:val="0"/>
-          <w:i w:val="0"/>
-          <w:sz w:val="22"/>
-        </w:rPr>
-        <w:t>users/</w:t>
-      </w:r>
-      <w:r>
-        <w:rPr>
-          <w:rFonts w:ascii="Times New Roman" w:hAnsi="Times New Roman"/>
-          <w:b w:val="0"/>
-          <w:i w:val="0"/>
-          <w:sz w:val="22"/>
-        </w:rPr>
-        <w:t xml:space="preserve"> dans Firebase et les expose en tant que </w:t>
-      </w:r>
-      <w:r>
-        <w:rPr>
-          <w:rFonts w:ascii="Times New Roman" w:hAnsi="Times New Roman"/>
-          <w:b w:val="0"/>
-          <w:i w:val="0"/>
-          <w:sz w:val="22"/>
-        </w:rPr>
-        <w:t>List&lt;Mentor&gt;</w:t>
-      </w:r>
-      <w:r>
-        <w:rPr>
-          <w:rFonts w:ascii="Times New Roman" w:hAnsi="Times New Roman"/>
-          <w:b w:val="0"/>
-          <w:i w:val="0"/>
-          <w:sz w:val="22"/>
-        </w:rPr>
-        <w:t xml:space="preserve"> pour les afficher dans la page Matching au-dessus des profils pré-chargés.</w:t>
-      </w:r>
-    </w:p>
-    <w:p>
-      <w:pPr>
-        <w:spacing w:after="0"/>
-      </w:pPr>
-      <w:r>
-        <w:rPr>
-          <w:rFonts w:ascii="Times New Roman" w:hAnsi="Times New Roman"/>
-          <w:b/>
-          <w:sz w:val="16"/>
-        </w:rPr>
-        <w:t>DART</w:t>
-      </w:r>
-    </w:p>
-    <w:tbl>
-      <w:tblPr>
-        <w:tblStyle w:val="TableGrid"/>
-        <w:tblW w:type="auto" w:w="0"/>
-        <w:tblLook w:firstColumn="1" w:firstRow="1" w:lastColumn="0" w:lastRow="0" w:noHBand="0" w:noVBand="1" w:val="04A0"/>
-      </w:tblPr>
-      <w:tblGrid>
-        <w:gridCol w:w="9072"/>
-      </w:tblGrid>
-      <w:tr>
-        <w:tc>
-          <w:tcPr>
-            <w:tcW w:type="dxa" w:w="9072"/>
-            <w:shd w:val="clear" w:color="auto" w:fill="F2F2F2"/>
-          </w:tcPr>
-          <w:p>
-            <w:pPr>
-              <w:spacing w:before="0" w:after="0"/>
-            </w:pPr>
-            <w:r>
-              <w:rPr>
-                <w:rFonts w:ascii="Courier New" w:hAnsi="Courier New"/>
-                <w:sz w:val="17"/>
-              </w:rPr>
-              <w:t>// lib/services/service_utilisateurs.dart</w:t>
-            </w:r>
-          </w:p>
-          <w:p>
-            <w:pPr>
-              <w:spacing w:before="0" w:after="0"/>
-            </w:pPr>
-            <w:r>
-              <w:rPr>
-                <w:rFonts w:ascii="Courier New" w:hAnsi="Courier New"/>
-                <w:sz w:val="17"/>
-              </w:rPr>
-              <w:t>class UsersService {</w:t>
-            </w:r>
-          </w:p>
-          <w:p>
-            <w:pPr>
-              <w:spacing w:before="0" w:after="0"/>
-            </w:pPr>
-            <w:r>
-              <w:rPr>
-                <w:rFonts w:ascii="Courier New" w:hAnsi="Courier New"/>
-                <w:sz w:val="17"/>
-              </w:rPr>
-              <w:t xml:space="preserve">  static FirebaseDatabase get _db =&gt; FirebaseDatabase.instance;</w:t>
-            </w:r>
-          </w:p>
-          <w:p>
-            <w:pPr>
-              <w:spacing w:before="0" w:after="0"/>
-            </w:pPr>
-          </w:p>
-          <w:p>
-            <w:pPr>
-              <w:spacing w:before="0" w:after="0"/>
-            </w:pPr>
-            <w:r>
-              <w:rPr>
-                <w:rFonts w:ascii="Courier New" w:hAnsi="Courier New"/>
-                <w:sz w:val="17"/>
-              </w:rPr>
-              <w:t xml:space="preserve">  /// Récupère les membres inscrits (Mentor + Investisseur uniquement).</w:t>
-            </w:r>
-          </w:p>
-          <w:p>
-            <w:pPr>
-              <w:spacing w:before="0" w:after="0"/>
-            </w:pPr>
-            <w:r>
-              <w:rPr>
-                <w:rFonts w:ascii="Courier New" w:hAnsi="Courier New"/>
-                <w:sz w:val="17"/>
-              </w:rPr>
-              <w:t xml:space="preserve">  /// L'utilisateur courant est exclu de la liste.</w:t>
-            </w:r>
-          </w:p>
-          <w:p>
-            <w:pPr>
-              <w:spacing w:before="0" w:after="0"/>
-            </w:pPr>
-            <w:r>
-              <w:rPr>
-                <w:rFonts w:ascii="Courier New" w:hAnsi="Courier New"/>
-                <w:sz w:val="17"/>
-              </w:rPr>
-              <w:t xml:space="preserve">  static Future&lt;List&lt;Mentor&gt;&gt; listMembers() async {</w:t>
-            </w:r>
-          </w:p>
-          <w:p>
-            <w:pPr>
-              <w:spacing w:before="0" w:after="0"/>
-            </w:pPr>
-            <w:r>
-              <w:rPr>
-                <w:rFonts w:ascii="Courier New" w:hAnsi="Courier New"/>
-                <w:sz w:val="17"/>
-              </w:rPr>
-              <w:t xml:space="preserve">    final snap = await _db.ref('users').get();</w:t>
-            </w:r>
-          </w:p>
-          <w:p>
-            <w:pPr>
-              <w:spacing w:before="0" w:after="0"/>
-            </w:pPr>
-            <w:r>
-              <w:rPr>
-                <w:rFonts w:ascii="Courier New" w:hAnsi="Courier New"/>
-                <w:sz w:val="17"/>
-              </w:rPr>
-              <w:t xml:space="preserve">    if (!snap.exists || snap.value == null) return [];</w:t>
-            </w:r>
-          </w:p>
-          <w:p>
-            <w:pPr>
-              <w:spacing w:before="0" w:after="0"/>
-            </w:pPr>
-          </w:p>
-          <w:p>
-            <w:pPr>
-              <w:spacing w:before="0" w:after="0"/>
-            </w:pPr>
-            <w:r>
-              <w:rPr>
-                <w:rFonts w:ascii="Courier New" w:hAnsi="Courier New"/>
-                <w:sz w:val="17"/>
-              </w:rPr>
-              <w:t xml:space="preserve">    final map = Map&lt;String, dynamic&gt;.from(snap.value as Map);</w:t>
-            </w:r>
-          </w:p>
-          <w:p>
-            <w:pPr>
-              <w:spacing w:before="0" w:after="0"/>
-            </w:pPr>
-            <w:r>
-              <w:rPr>
-                <w:rFonts w:ascii="Courier New" w:hAnsi="Courier New"/>
-                <w:sz w:val="17"/>
-              </w:rPr>
-              <w:t xml:space="preserve">    final currentUid = AuthService.currentUid;</w:t>
-            </w:r>
-          </w:p>
-          <w:p>
-            <w:pPr>
-              <w:spacing w:before="0" w:after="0"/>
-            </w:pPr>
-          </w:p>
-          <w:p>
-            <w:pPr>
-              <w:spacing w:before="0" w:after="0"/>
-            </w:pPr>
-            <w:r>
-              <w:rPr>
-                <w:rFonts w:ascii="Courier New" w:hAnsi="Courier New"/>
-                <w:sz w:val="17"/>
-              </w:rPr>
-              <w:t xml:space="preserve">    final members = &lt;Mentor&gt;[];</w:t>
-            </w:r>
-          </w:p>
-          <w:p>
-            <w:pPr>
-              <w:spacing w:before="0" w:after="0"/>
-            </w:pPr>
-            <w:r>
-              <w:rPr>
-                <w:rFonts w:ascii="Courier New" w:hAnsi="Courier New"/>
-                <w:sz w:val="17"/>
-              </w:rPr>
-              <w:t xml:space="preserve">    for (final entry in map.entries) {</w:t>
-            </w:r>
-          </w:p>
-          <w:p>
-            <w:pPr>
-              <w:spacing w:before="0" w:after="0"/>
-            </w:pPr>
-            <w:r>
-              <w:rPr>
-                <w:rFonts w:ascii="Courier New" w:hAnsi="Courier New"/>
-                <w:sz w:val="17"/>
-              </w:rPr>
-              <w:t xml:space="preserve">      final uid = entry.key;</w:t>
-            </w:r>
-          </w:p>
-          <w:p>
-            <w:pPr>
-              <w:spacing w:before="0" w:after="0"/>
-            </w:pPr>
-            <w:r>
-              <w:rPr>
-                <w:rFonts w:ascii="Courier New" w:hAnsi="Courier New"/>
-                <w:sz w:val="17"/>
-              </w:rPr>
-              <w:t xml:space="preserve">      if (uid == currentUid) continue;</w:t>
-            </w:r>
-          </w:p>
-          <w:p>
-            <w:pPr>
-              <w:spacing w:before="0" w:after="0"/>
-            </w:pPr>
-            <w:r>
-              <w:rPr>
-                <w:rFonts w:ascii="Courier New" w:hAnsi="Courier New"/>
-                <w:sz w:val="17"/>
-              </w:rPr>
-              <w:t xml:space="preserve">      final raw = entry.value;</w:t>
-            </w:r>
-          </w:p>
-          <w:p>
-            <w:pPr>
-              <w:spacing w:before="0" w:after="0"/>
-            </w:pPr>
-            <w:r>
-              <w:rPr>
-                <w:rFonts w:ascii="Courier New" w:hAnsi="Courier New"/>
-                <w:sz w:val="17"/>
-              </w:rPr>
-              <w:t xml:space="preserve">      if (raw is! Map) continue;</w:t>
-            </w:r>
-          </w:p>
-          <w:p>
-            <w:pPr>
-              <w:spacing w:before="0" w:after="0"/>
-            </w:pPr>
-            <w:r>
-              <w:rPr>
-                <w:rFonts w:ascii="Courier New" w:hAnsi="Courier New"/>
-                <w:sz w:val="17"/>
-              </w:rPr>
-              <w:t xml:space="preserve">      final m = Map&lt;String, dynamic&gt;.from(raw);</w:t>
-            </w:r>
-          </w:p>
-          <w:p>
-            <w:pPr>
-              <w:spacing w:before="0" w:after="0"/>
-            </w:pPr>
-            <w:r>
-              <w:rPr>
-                <w:rFonts w:ascii="Courier New" w:hAnsi="Courier New"/>
-                <w:sz w:val="17"/>
-              </w:rPr>
-              <w:t xml:space="preserve">      final role = (m['role']?.toString() ?? '').trim();</w:t>
-            </w:r>
-          </w:p>
-          <w:p>
-            <w:pPr>
-              <w:spacing w:before="0" w:after="0"/>
-            </w:pPr>
-            <w:r>
-              <w:rPr>
-                <w:rFonts w:ascii="Courier New" w:hAnsi="Courier New"/>
-                <w:sz w:val="17"/>
-              </w:rPr>
-              <w:t xml:space="preserve">      if (role != 'Mentor' &amp;&amp; role != 'Investisseur') continue;</w:t>
-            </w:r>
-          </w:p>
-          <w:p>
-            <w:pPr>
-              <w:spacing w:before="0" w:after="0"/>
-            </w:pPr>
-          </w:p>
-          <w:p>
-            <w:pPr>
-              <w:spacing w:before="0" w:after="0"/>
-            </w:pPr>
-            <w:r>
-              <w:rPr>
-                <w:rFonts w:ascii="Courier New" w:hAnsi="Courier New"/>
-                <w:sz w:val="17"/>
-              </w:rPr>
-              <w:t xml:space="preserve">      final firstName = m['firstName']?.toString() ?? '';</w:t>
-            </w:r>
-          </w:p>
-          <w:p>
-            <w:pPr>
-              <w:spacing w:before="0" w:after="0"/>
-            </w:pPr>
-            <w:r>
-              <w:rPr>
-                <w:rFonts w:ascii="Courier New" w:hAnsi="Courier New"/>
-                <w:sz w:val="17"/>
-              </w:rPr>
-              <w:t xml:space="preserve">      final lastName  = m['lastName']?.toString()  ?? '';</w:t>
-            </w:r>
-          </w:p>
-          <w:p>
-            <w:pPr>
-              <w:spacing w:before="0" w:after="0"/>
-            </w:pPr>
-            <w:r>
-              <w:rPr>
-                <w:rFonts w:ascii="Courier New" w:hAnsi="Courier New"/>
-                <w:sz w:val="17"/>
-              </w:rPr>
-              <w:t xml:space="preserve">      final fullName  = '$firstName $lastName'.trim();</w:t>
-            </w:r>
-          </w:p>
-          <w:p>
-            <w:pPr>
-              <w:spacing w:before="0" w:after="0"/>
-            </w:pPr>
-            <w:r>
-              <w:rPr>
-                <w:rFonts w:ascii="Courier New" w:hAnsi="Courier New"/>
-                <w:sz w:val="17"/>
-              </w:rPr>
-              <w:t xml:space="preserve">      if (fullName.isEmpty) continue;</w:t>
-            </w:r>
-          </w:p>
-          <w:p>
-            <w:pPr>
-              <w:spacing w:before="0" w:after="0"/>
-            </w:pPr>
-          </w:p>
-          <w:p>
-            <w:pPr>
-              <w:spacing w:before="0" w:after="0"/>
-            </w:pPr>
-            <w:r>
-              <w:rPr>
-                <w:rFonts w:ascii="Courier New" w:hAnsi="Courier New"/>
-                <w:sz w:val="17"/>
-              </w:rPr>
-              <w:t xml:space="preserve">      members.add(Mentor(</w:t>
-            </w:r>
-          </w:p>
-          <w:p>
-            <w:pPr>
-              <w:spacing w:before="0" w:after="0"/>
-            </w:pPr>
-            <w:r>
-              <w:rPr>
-                <w:rFonts w:ascii="Courier New" w:hAnsi="Courier New"/>
-                <w:sz w:val="17"/>
-              </w:rPr>
-              <w:t xml:space="preserve">        uid: uid,             // UID non vide = badge "Membre DIAPALER"</w:t>
-            </w:r>
-          </w:p>
-          <w:p>
-            <w:pPr>
-              <w:spacing w:before="0" w:after="0"/>
-            </w:pPr>
-            <w:r>
-              <w:rPr>
-                <w:rFonts w:ascii="Courier New" w:hAnsi="Courier New"/>
-                <w:sz w:val="17"/>
-              </w:rPr>
-              <w:t xml:space="preserve">        name: fullName,</w:t>
-            </w:r>
-          </w:p>
-          <w:p>
-            <w:pPr>
-              <w:spacing w:before="0" w:after="0"/>
-            </w:pPr>
-            <w:r>
-              <w:rPr>
-                <w:rFonts w:ascii="Courier New" w:hAnsi="Courier New"/>
-                <w:sz w:val="17"/>
-              </w:rPr>
-              <w:t xml:space="preserve">        title: m['bio']?.toString().split('\n').first ?? role,</w:t>
-            </w:r>
-          </w:p>
-          <w:p>
-            <w:pPr>
-              <w:spacing w:before="0" w:after="0"/>
-            </w:pPr>
-            <w:r>
-              <w:rPr>
-                <w:rFonts w:ascii="Courier New" w:hAnsi="Courier New"/>
-                <w:sz w:val="17"/>
-              </w:rPr>
-              <w:t xml:space="preserve">        city: m['city']?.toString() ?? 'Dakar',</w:t>
-            </w:r>
-          </w:p>
-          <w:p>
-            <w:pPr>
-              <w:spacing w:before="0" w:after="0"/>
-            </w:pPr>
-            <w:r>
-              <w:rPr>
-                <w:rFonts w:ascii="Courier New" w:hAnsi="Courier New"/>
-                <w:sz w:val="17"/>
-              </w:rPr>
-              <w:t xml:space="preserve">        sectors: _parseInterests(m['interests']),</w:t>
-            </w:r>
-          </w:p>
-          <w:p>
-            <w:pPr>
-              <w:spacing w:before="0" w:after="0"/>
-            </w:pPr>
-            <w:r>
-              <w:rPr>
-                <w:rFonts w:ascii="Courier New" w:hAnsi="Courier New"/>
-                <w:sz w:val="17"/>
-              </w:rPr>
-              <w:t xml:space="preserve">        role: role,</w:t>
-            </w:r>
-          </w:p>
-          <w:p>
-            <w:pPr>
-              <w:spacing w:before="0" w:after="0"/>
-            </w:pPr>
-            <w:r>
-              <w:rPr>
-                <w:rFonts w:ascii="Courier New" w:hAnsi="Courier New"/>
-                <w:sz w:val="17"/>
-              </w:rPr>
-              <w:t xml:space="preserve">        photoBase64: m['photoBase64']?.toString() ?? '',</w:t>
-            </w:r>
-          </w:p>
-          <w:p>
-            <w:pPr>
-              <w:spacing w:before="0" w:after="0"/>
-            </w:pPr>
-            <w:r>
-              <w:rPr>
-                <w:rFonts w:ascii="Courier New" w:hAnsi="Courier New"/>
-                <w:sz w:val="17"/>
-              </w:rPr>
-              <w:t xml:space="preserve">        compatibility: 80,</w:t>
-            </w:r>
-          </w:p>
-          <w:p>
-            <w:pPr>
-              <w:spacing w:before="0" w:after="0"/>
-            </w:pPr>
-            <w:r>
-              <w:rPr>
-                <w:rFonts w:ascii="Courier New" w:hAnsi="Courier New"/>
-                <w:sz w:val="17"/>
-              </w:rPr>
-              <w:t xml:space="preserve">      ));</w:t>
-            </w:r>
-          </w:p>
-          <w:p>
-            <w:pPr>
-              <w:spacing w:before="0" w:after="0"/>
-            </w:pPr>
-            <w:r>
-              <w:rPr>
-                <w:rFonts w:ascii="Courier New" w:hAnsi="Courier New"/>
-                <w:sz w:val="17"/>
-              </w:rPr>
-              <w:t xml:space="preserve">    }</w:t>
-            </w:r>
-          </w:p>
-          <w:p>
-            <w:pPr>
-              <w:spacing w:before="0" w:after="0"/>
-            </w:pPr>
-            <w:r>
-              <w:rPr>
-                <w:rFonts w:ascii="Courier New" w:hAnsi="Courier New"/>
-                <w:sz w:val="17"/>
-              </w:rPr>
-              <w:t xml:space="preserve">    return members;</w:t>
-            </w:r>
-          </w:p>
-          <w:p>
-            <w:pPr>
-              <w:spacing w:before="0" w:after="0"/>
-            </w:pPr>
-            <w:r>
-              <w:rPr>
-                <w:rFonts w:ascii="Courier New" w:hAnsi="Courier New"/>
-                <w:sz w:val="17"/>
-              </w:rPr>
-              <w:t xml:space="preserve">  }</w:t>
-            </w:r>
-          </w:p>
-          <w:p>
-            <w:pPr>
-              <w:spacing w:before="0" w:after="0"/>
-            </w:pPr>
-            <w:r>
-              <w:rPr>
-                <w:rFonts w:ascii="Courier New" w:hAnsi="Courier New"/>
-                <w:sz w:val="17"/>
-              </w:rPr>
-              <w:t>}</w:t>
-            </w:r>
-          </w:p>
-        </w:tc>
-      </w:tr>
-    </w:tbl>
-    <w:p>
-      <w:pPr>
-        <w:spacing w:after="80"/>
-      </w:pPr>
-    </w:p>
-    <w:p>
-      <w:pPr>
-        <w:spacing w:after="120"/>
-      </w:pPr>
-      <w:r>
-        <w:rPr>
-          <w:rFonts w:ascii="Times New Roman" w:hAnsi="Times New Roman"/>
-          <w:b w:val="0"/>
-          <w:i w:val="0"/>
-          <w:sz w:val="22"/>
-        </w:rPr>
-        <w:t>Dans `page_matching.dart` :</w:t>
-      </w:r>
-    </w:p>
-    <w:p>
-      <w:pPr>
-        <w:spacing w:after="0"/>
-      </w:pPr>
-      <w:r>
-        <w:rPr>
-          <w:rFonts w:ascii="Times New Roman" w:hAnsi="Times New Roman"/>
-          <w:b/>
-          <w:sz w:val="16"/>
-        </w:rPr>
-        <w:t>DART</w:t>
-      </w:r>
-    </w:p>
-    <w:tbl>
-      <w:tblPr>
-        <w:tblStyle w:val="TableGrid"/>
-        <w:tblW w:type="auto" w:w="0"/>
-        <w:tblLook w:firstColumn="1" w:firstRow="1" w:lastColumn="0" w:lastRow="0" w:noHBand="0" w:noVBand="1" w:val="04A0"/>
-      </w:tblPr>
-      <w:tblGrid>
-        <w:gridCol w:w="9072"/>
-      </w:tblGrid>
-      <w:tr>
-        <w:tc>
-          <w:tcPr>
-            <w:tcW w:type="dxa" w:w="9072"/>
-            <w:shd w:val="clear" w:color="auto" w:fill="F2F2F2"/>
-          </w:tcPr>
-          <w:p>
-            <w:pPr>
-              <w:spacing w:before="0" w:after="0"/>
-            </w:pPr>
-            <w:r>
-              <w:rPr>
-                <w:rFonts w:ascii="Courier New" w:hAnsi="Courier New"/>
-                <w:sz w:val="17"/>
-              </w:rPr>
-              <w:t>// Membres DIAPALER (uid != '') affichés EN TÊTE, triés par compatibilité</w:t>
-            </w:r>
-          </w:p>
-          <w:p>
-            <w:pPr>
-              <w:spacing w:before="0" w:after="0"/>
-            </w:pPr>
-            <w:r>
-              <w:rPr>
-                <w:rFonts w:ascii="Courier New" w:hAnsi="Courier New"/>
-                <w:sz w:val="17"/>
-              </w:rPr>
-              <w:t>list.sort((a, b) {</w:t>
-            </w:r>
-          </w:p>
-          <w:p>
-            <w:pPr>
-              <w:spacing w:before="0" w:after="0"/>
-            </w:pPr>
-            <w:r>
-              <w:rPr>
-                <w:rFonts w:ascii="Courier New" w:hAnsi="Courier New"/>
-                <w:sz w:val="17"/>
-              </w:rPr>
-              <w:t xml:space="preserve">  final aIsMember = a.uid.isNotEmpty ? 1 : 0;</w:t>
-            </w:r>
-          </w:p>
-          <w:p>
-            <w:pPr>
-              <w:spacing w:before="0" w:after="0"/>
-            </w:pPr>
-            <w:r>
-              <w:rPr>
-                <w:rFonts w:ascii="Courier New" w:hAnsi="Courier New"/>
-                <w:sz w:val="17"/>
-              </w:rPr>
-              <w:t xml:space="preserve">  final bIsMember = b.uid.isNotEmpty ? 1 : 0;</w:t>
-            </w:r>
-          </w:p>
-          <w:p>
-            <w:pPr>
-              <w:spacing w:before="0" w:after="0"/>
-            </w:pPr>
-            <w:r>
-              <w:rPr>
-                <w:rFonts w:ascii="Courier New" w:hAnsi="Courier New"/>
-                <w:sz w:val="17"/>
-              </w:rPr>
-              <w:t xml:space="preserve">  if (aIsMember != bIsMember) return bIsMember - aIsMember; // Membres en premier</w:t>
-            </w:r>
-          </w:p>
-          <w:p>
-            <w:pPr>
-              <w:spacing w:before="0" w:after="0"/>
-            </w:pPr>
-            <w:r>
-              <w:rPr>
-                <w:rFonts w:ascii="Courier New" w:hAnsi="Courier New"/>
-                <w:sz w:val="17"/>
-              </w:rPr>
-              <w:t xml:space="preserve">  return b.compatibility.compareTo(a.compatibility);</w:t>
-            </w:r>
-          </w:p>
-          <w:p>
-            <w:pPr>
-              <w:spacing w:before="0" w:after="0"/>
-            </w:pPr>
-            <w:r>
-              <w:rPr>
-                <w:rFonts w:ascii="Courier New" w:hAnsi="Courier New"/>
-                <w:sz w:val="17"/>
-              </w:rPr>
-              <w:t>});</w:t>
-            </w:r>
-          </w:p>
-        </w:tc>
-      </w:tr>
-    </w:tbl>
-    <w:p>
-      <w:pPr>
-        <w:spacing w:after="80"/>
-      </w:pPr>
-    </w:p>
-    <w:p>
-      <w:pPr>
-        <w:spacing w:before="120" w:after="40"/>
-      </w:pPr>
-      <w:r>
-        <w:rPr>
-          <w:rFonts w:ascii="Times New Roman" w:hAnsi="Times New Roman"/>
-          <w:i/>
-          <w:color w:val="606060"/>
-          <w:sz w:val="18"/>
-        </w:rPr>
-        <w:t>📸  Matching : membre DIAPALER réel en tête de liste</w:t>
-      </w:r>
-    </w:p>
-    <w:tbl>
-      <w:tblPr>
-        <w:tblStyle w:val="TableGrid"/>
-        <w:tblW w:type="auto" w:w="0"/>
-        <w:jc w:val="center"/>
-        <w:tblLook w:firstColumn="1" w:firstRow="1" w:lastColumn="0" w:lastRow="0" w:noHBand="0" w:noVBand="1" w:val="04A0"/>
-      </w:tblPr>
-      <w:tblGrid>
-        <w:gridCol w:w="9072"/>
-      </w:tblGrid>
-      <w:tr>
-        <w:trPr>
-          <w:trHeight w:val="3969" w:hRule="exact"/>
-        </w:trPr>
-        <w:tc>
-          <w:tcPr>
-            <w:tcW w:type="dxa" w:w="9072"/>
-            <w:shd w:val="clear" w:color="auto" w:fill="F0F0F0"/>
-          </w:tcPr>
-          <w:p>
-            <w:pPr>
-              <w:spacing w:before="1080"/>
-              <w:jc w:val="center"/>
-            </w:pPr>
-            <w:r>
-              <w:rPr>
-                <w:rFonts w:ascii="Times New Roman" w:hAnsi="Times New Roman"/>
-                <w:i/>
-                <w:color w:val="B0B0B0"/>
-                <w:sz w:val="20"/>
-              </w:rPr>
-              <w:t>[ Insérer la capture d'écran ici ]</w:t>
-            </w:r>
-          </w:p>
-        </w:tc>
-      </w:tr>
-    </w:tbl>
-    <w:p>
-      <w:pPr>
-        <w:spacing w:after="160"/>
-      </w:pPr>
-    </w:p>
-    <w:p>
-      <w:pPr>
-        <w:pBdr>
-          <w:bottom w:val="single" w:sz="4" w:space="1" w:color="000000"/>
-        </w:pBdr>
-        <w:spacing w:before="40" w:after="40"/>
-      </w:pPr>
-    </w:p>
-    <w:p>
-      <w:pPr>
-        <w:pStyle w:val="Heading2"/>
-      </w:pPr>
-      <w:r>
-        <w:rPr>
-          <w:rFonts w:ascii="Times New Roman" w:hAnsi="Times New Roman"/>
-          <w:b/>
-          <w:i w:val="0"/>
-          <w:sz w:val="26"/>
-        </w:rPr>
-        <w:t>7. Widget Avatar réutilisable (</w:t>
+        <w:t>6. Widget Avatar réutilisable (</w:t>
       </w:r>
       <w:r>
         <w:rPr>
@@ -13992,534 +10452,44 @@
           <w:i w:val="0"/>
           <w:sz w:val="22"/>
         </w:rPr>
-        <w:t xml:space="preserve"> est utilisé partout dans l'application (dashboard, profil, matching, chat, pitchs) :</w:t>
+        <w:t xml:space="preserve"> affiche soit la photo de profil (base64 → </w:t>
       </w:r>
-    </w:p>
-    <w:p>
-      <w:pPr>
-        <w:spacing w:after="0"/>
-      </w:pPr>
       <w:r>
         <w:rPr>
           <w:rFonts w:ascii="Times New Roman" w:hAnsi="Times New Roman"/>
-          <w:b/>
-          <w:sz w:val="16"/>
+          <w:b w:val="0"/>
+          <w:i w:val="0"/>
+          <w:sz w:val="22"/>
         </w:rPr>
-        <w:t>DART</w:t>
+        <w:t>Image.memory</w:t>
       </w:r>
-    </w:p>
-    <w:tbl>
-      <w:tblPr>
-        <w:tblStyle w:val="TableGrid"/>
-        <w:tblW w:type="auto" w:w="0"/>
-        <w:tblLook w:firstColumn="1" w:firstRow="1" w:lastColumn="0" w:lastRow="0" w:noHBand="0" w:noVBand="1" w:val="04A0"/>
-      </w:tblPr>
-      <w:tblGrid>
-        <w:gridCol w:w="9072"/>
-      </w:tblGrid>
-      <w:tr>
-        <w:tc>
-          <w:tcPr>
-            <w:tcW w:type="dxa" w:w="9072"/>
-            <w:shd w:val="clear" w:color="auto" w:fill="F2F2F2"/>
-          </w:tcPr>
-          <w:p>
-            <w:pPr>
-              <w:spacing w:before="0" w:after="0"/>
-            </w:pPr>
-            <w:r>
-              <w:rPr>
-                <w:rFonts w:ascii="Courier New" w:hAnsi="Courier New"/>
-                <w:sz w:val="17"/>
-              </w:rPr>
-              <w:t>// widgets/avatar.dart — Affiche photo base64 ou initiales colorées</w:t>
-            </w:r>
-          </w:p>
-          <w:p>
-            <w:pPr>
-              <w:spacing w:before="0" w:after="0"/>
-            </w:pPr>
-            <w:r>
-              <w:rPr>
-                <w:rFonts w:ascii="Courier New" w:hAnsi="Courier New"/>
-                <w:sz w:val="17"/>
-              </w:rPr>
-              <w:t>class Avatar extends StatelessWidget {</w:t>
-            </w:r>
-          </w:p>
-          <w:p>
-            <w:pPr>
-              <w:spacing w:before="0" w:after="0"/>
-            </w:pPr>
-            <w:r>
-              <w:rPr>
-                <w:rFonts w:ascii="Courier New" w:hAnsi="Courier New"/>
-                <w:sz w:val="17"/>
-              </w:rPr>
-              <w:t xml:space="preserve">  final String initials;</w:t>
-            </w:r>
-          </w:p>
-          <w:p>
-            <w:pPr>
-              <w:spacing w:before="0" w:after="0"/>
-            </w:pPr>
-            <w:r>
-              <w:rPr>
-                <w:rFonts w:ascii="Courier New" w:hAnsi="Courier New"/>
-                <w:sz w:val="17"/>
-              </w:rPr>
-              <w:t xml:space="preserve">  final double size;</w:t>
-            </w:r>
-          </w:p>
-          <w:p>
-            <w:pPr>
-              <w:spacing w:before="0" w:after="0"/>
-            </w:pPr>
-            <w:r>
-              <w:rPr>
-                <w:rFonts w:ascii="Courier New" w:hAnsi="Courier New"/>
-                <w:sz w:val="17"/>
-              </w:rPr>
-              <w:t xml:space="preserve">  final Color background;</w:t>
-            </w:r>
-          </w:p>
-          <w:p>
-            <w:pPr>
-              <w:spacing w:before="0" w:after="0"/>
-            </w:pPr>
-            <w:r>
-              <w:rPr>
-                <w:rFonts w:ascii="Courier New" w:hAnsi="Courier New"/>
-                <w:sz w:val="17"/>
-              </w:rPr>
-              <w:t xml:space="preserve">  final Color foreground;</w:t>
-            </w:r>
-          </w:p>
-          <w:p>
-            <w:pPr>
-              <w:spacing w:before="0" w:after="0"/>
-            </w:pPr>
-            <w:r>
-              <w:rPr>
-                <w:rFonts w:ascii="Courier New" w:hAnsi="Courier New"/>
-                <w:sz w:val="17"/>
-              </w:rPr>
-              <w:t xml:space="preserve">  final String photoBase64;</w:t>
-            </w:r>
-          </w:p>
-          <w:p>
-            <w:pPr>
-              <w:spacing w:before="0" w:after="0"/>
-            </w:pPr>
-          </w:p>
-          <w:p>
-            <w:pPr>
-              <w:spacing w:before="0" w:after="0"/>
-            </w:pPr>
-            <w:r>
-              <w:rPr>
-                <w:rFonts w:ascii="Courier New" w:hAnsi="Courier New"/>
-                <w:sz w:val="17"/>
-              </w:rPr>
-              <w:t xml:space="preserve">  const Avatar({</w:t>
-            </w:r>
-          </w:p>
-          <w:p>
-            <w:pPr>
-              <w:spacing w:before="0" w:after="0"/>
-            </w:pPr>
-            <w:r>
-              <w:rPr>
-                <w:rFonts w:ascii="Courier New" w:hAnsi="Courier New"/>
-                <w:sz w:val="17"/>
-              </w:rPr>
-              <w:t xml:space="preserve">    super.key,</w:t>
-            </w:r>
-          </w:p>
-          <w:p>
-            <w:pPr>
-              <w:spacing w:before="0" w:after="0"/>
-            </w:pPr>
-            <w:r>
-              <w:rPr>
-                <w:rFonts w:ascii="Courier New" w:hAnsi="Courier New"/>
-                <w:sz w:val="17"/>
-              </w:rPr>
-              <w:t xml:space="preserve">    this.initials = '?',</w:t>
-            </w:r>
-          </w:p>
-          <w:p>
-            <w:pPr>
-              <w:spacing w:before="0" w:after="0"/>
-            </w:pPr>
-            <w:r>
-              <w:rPr>
-                <w:rFonts w:ascii="Courier New" w:hAnsi="Courier New"/>
-                <w:sz w:val="17"/>
-              </w:rPr>
-              <w:t xml:space="preserve">    required this.size,</w:t>
-            </w:r>
-          </w:p>
-          <w:p>
-            <w:pPr>
-              <w:spacing w:before="0" w:after="0"/>
-            </w:pPr>
-            <w:r>
-              <w:rPr>
-                <w:rFonts w:ascii="Courier New" w:hAnsi="Courier New"/>
-                <w:sz w:val="17"/>
-              </w:rPr>
-              <w:t xml:space="preserve">    this.background = AppColors.navy,</w:t>
-            </w:r>
-          </w:p>
-          <w:p>
-            <w:pPr>
-              <w:spacing w:before="0" w:after="0"/>
-            </w:pPr>
-            <w:r>
-              <w:rPr>
-                <w:rFonts w:ascii="Courier New" w:hAnsi="Courier New"/>
-                <w:sz w:val="17"/>
-              </w:rPr>
-              <w:t xml:space="preserve">    this.foreground = Colors.white,</w:t>
-            </w:r>
-          </w:p>
-          <w:p>
-            <w:pPr>
-              <w:spacing w:before="0" w:after="0"/>
-            </w:pPr>
-            <w:r>
-              <w:rPr>
-                <w:rFonts w:ascii="Courier New" w:hAnsi="Courier New"/>
-                <w:sz w:val="17"/>
-              </w:rPr>
-              <w:t xml:space="preserve">    this.photoBase64 = '',</w:t>
-            </w:r>
-          </w:p>
-          <w:p>
-            <w:pPr>
-              <w:spacing w:before="0" w:after="0"/>
-            </w:pPr>
-            <w:r>
-              <w:rPr>
-                <w:rFonts w:ascii="Courier New" w:hAnsi="Courier New"/>
-                <w:sz w:val="17"/>
-              </w:rPr>
-              <w:t xml:space="preserve">  });</w:t>
-            </w:r>
-          </w:p>
-          <w:p>
-            <w:pPr>
-              <w:spacing w:before="0" w:after="0"/>
-            </w:pPr>
-          </w:p>
-          <w:p>
-            <w:pPr>
-              <w:spacing w:before="0" w:after="0"/>
-            </w:pPr>
-            <w:r>
-              <w:rPr>
-                <w:rFonts w:ascii="Courier New" w:hAnsi="Courier New"/>
-                <w:sz w:val="17"/>
-              </w:rPr>
-              <w:t xml:space="preserve">  @override</w:t>
-            </w:r>
-          </w:p>
-          <w:p>
-            <w:pPr>
-              <w:spacing w:before="0" w:after="0"/>
-            </w:pPr>
-            <w:r>
-              <w:rPr>
-                <w:rFonts w:ascii="Courier New" w:hAnsi="Courier New"/>
-                <w:sz w:val="17"/>
-              </w:rPr>
-              <w:t xml:space="preserve">  Widget build(BuildContext context) {</w:t>
-            </w:r>
-          </w:p>
-          <w:p>
-            <w:pPr>
-              <w:spacing w:before="0" w:after="0"/>
-            </w:pPr>
-            <w:r>
-              <w:rPr>
-                <w:rFonts w:ascii="Courier New" w:hAnsi="Courier New"/>
-                <w:sz w:val="17"/>
-              </w:rPr>
-              <w:t xml:space="preserve">    if (photoBase64.isNotEmpty) {</w:t>
-            </w:r>
-          </w:p>
-          <w:p>
-            <w:pPr>
-              <w:spacing w:before="0" w:after="0"/>
-            </w:pPr>
-            <w:r>
-              <w:rPr>
-                <w:rFonts w:ascii="Courier New" w:hAnsi="Courier New"/>
-                <w:sz w:val="17"/>
-              </w:rPr>
-              <w:t xml:space="preserve">      // Décodage et affichage de la photo</w:t>
-            </w:r>
-          </w:p>
-          <w:p>
-            <w:pPr>
-              <w:spacing w:before="0" w:after="0"/>
-            </w:pPr>
-            <w:r>
-              <w:rPr>
-                <w:rFonts w:ascii="Courier New" w:hAnsi="Courier New"/>
-                <w:sz w:val="17"/>
-              </w:rPr>
-              <w:t xml:space="preserve">      final bytes = base64Decode(photoBase64);</w:t>
-            </w:r>
-          </w:p>
-          <w:p>
-            <w:pPr>
-              <w:spacing w:before="0" w:after="0"/>
-            </w:pPr>
-            <w:r>
-              <w:rPr>
-                <w:rFonts w:ascii="Courier New" w:hAnsi="Courier New"/>
-                <w:sz w:val="17"/>
-              </w:rPr>
-              <w:t xml:space="preserve">      return ClipOval(</w:t>
-            </w:r>
-          </w:p>
-          <w:p>
-            <w:pPr>
-              <w:spacing w:before="0" w:after="0"/>
-            </w:pPr>
-            <w:r>
-              <w:rPr>
-                <w:rFonts w:ascii="Courier New" w:hAnsi="Courier New"/>
-                <w:sz w:val="17"/>
-              </w:rPr>
-              <w:t xml:space="preserve">        child: Image.memory(bytes, width: size, height: size, fit: BoxFit.cover),</w:t>
-            </w:r>
-          </w:p>
-          <w:p>
-            <w:pPr>
-              <w:spacing w:before="0" w:after="0"/>
-            </w:pPr>
-            <w:r>
-              <w:rPr>
-                <w:rFonts w:ascii="Courier New" w:hAnsi="Courier New"/>
-                <w:sz w:val="17"/>
-              </w:rPr>
-              <w:t xml:space="preserve">      );</w:t>
-            </w:r>
-          </w:p>
-          <w:p>
-            <w:pPr>
-              <w:spacing w:before="0" w:after="0"/>
-            </w:pPr>
-            <w:r>
-              <w:rPr>
-                <w:rFonts w:ascii="Courier New" w:hAnsi="Courier New"/>
-                <w:sz w:val="17"/>
-              </w:rPr>
-              <w:t xml:space="preserve">    }</w:t>
-            </w:r>
-          </w:p>
-          <w:p>
-            <w:pPr>
-              <w:spacing w:before="0" w:after="0"/>
-            </w:pPr>
-            <w:r>
-              <w:rPr>
-                <w:rFonts w:ascii="Courier New" w:hAnsi="Courier New"/>
-                <w:sz w:val="17"/>
-              </w:rPr>
-              <w:t xml:space="preserve">    // Cercle coloré avec les initiales</w:t>
-            </w:r>
-          </w:p>
-          <w:p>
-            <w:pPr>
-              <w:spacing w:before="0" w:after="0"/>
-            </w:pPr>
-            <w:r>
-              <w:rPr>
-                <w:rFonts w:ascii="Courier New" w:hAnsi="Courier New"/>
-                <w:sz w:val="17"/>
-              </w:rPr>
-              <w:t xml:space="preserve">    return Container(</w:t>
-            </w:r>
-          </w:p>
-          <w:p>
-            <w:pPr>
-              <w:spacing w:before="0" w:after="0"/>
-            </w:pPr>
-            <w:r>
-              <w:rPr>
-                <w:rFonts w:ascii="Courier New" w:hAnsi="Courier New"/>
-                <w:sz w:val="17"/>
-              </w:rPr>
-              <w:t xml:space="preserve">      width: size, height: size,</w:t>
-            </w:r>
-          </w:p>
-          <w:p>
-            <w:pPr>
-              <w:spacing w:before="0" w:after="0"/>
-            </w:pPr>
-            <w:r>
-              <w:rPr>
-                <w:rFonts w:ascii="Courier New" w:hAnsi="Courier New"/>
-                <w:sz w:val="17"/>
-              </w:rPr>
-              <w:t xml:space="preserve">      decoration: BoxDecoration(shape: BoxShape.circle, color: background),</w:t>
-            </w:r>
-          </w:p>
-          <w:p>
-            <w:pPr>
-              <w:spacing w:before="0" w:after="0"/>
-            </w:pPr>
-            <w:r>
-              <w:rPr>
-                <w:rFonts w:ascii="Courier New" w:hAnsi="Courier New"/>
-                <w:sz w:val="17"/>
-              </w:rPr>
-              <w:t xml:space="preserve">      alignment: Alignment.center,</w:t>
-            </w:r>
-          </w:p>
-          <w:p>
-            <w:pPr>
-              <w:spacing w:before="0" w:after="0"/>
-            </w:pPr>
-            <w:r>
-              <w:rPr>
-                <w:rFonts w:ascii="Courier New" w:hAnsi="Courier New"/>
-                <w:sz w:val="17"/>
-              </w:rPr>
-              <w:t xml:space="preserve">      child: Text(</w:t>
-            </w:r>
-          </w:p>
-          <w:p>
-            <w:pPr>
-              <w:spacing w:before="0" w:after="0"/>
-            </w:pPr>
-            <w:r>
-              <w:rPr>
-                <w:rFonts w:ascii="Courier New" w:hAnsi="Courier New"/>
-                <w:sz w:val="17"/>
-              </w:rPr>
-              <w:t xml:space="preserve">        initials,</w:t>
-            </w:r>
-          </w:p>
-          <w:p>
-            <w:pPr>
-              <w:spacing w:before="0" w:after="0"/>
-            </w:pPr>
-            <w:r>
-              <w:rPr>
-                <w:rFonts w:ascii="Courier New" w:hAnsi="Courier New"/>
-                <w:sz w:val="17"/>
-              </w:rPr>
-              <w:t xml:space="preserve">        style: TextStyle(</w:t>
-            </w:r>
-          </w:p>
-          <w:p>
-            <w:pPr>
-              <w:spacing w:before="0" w:after="0"/>
-            </w:pPr>
-            <w:r>
-              <w:rPr>
-                <w:rFonts w:ascii="Courier New" w:hAnsi="Courier New"/>
-                <w:sz w:val="17"/>
-              </w:rPr>
-              <w:t xml:space="preserve">          color: foreground,</w:t>
-            </w:r>
-          </w:p>
-          <w:p>
-            <w:pPr>
-              <w:spacing w:before="0" w:after="0"/>
-            </w:pPr>
-            <w:r>
-              <w:rPr>
-                <w:rFonts w:ascii="Courier New" w:hAnsi="Courier New"/>
-                <w:sz w:val="17"/>
-              </w:rPr>
-              <w:t xml:space="preserve">          fontWeight: FontWeight.w800,</w:t>
-            </w:r>
-          </w:p>
-          <w:p>
-            <w:pPr>
-              <w:spacing w:before="0" w:after="0"/>
-            </w:pPr>
-            <w:r>
-              <w:rPr>
-                <w:rFonts w:ascii="Courier New" w:hAnsi="Courier New"/>
-                <w:sz w:val="17"/>
-              </w:rPr>
-              <w:t xml:space="preserve">          fontSize: size * 0.35,</w:t>
-            </w:r>
-          </w:p>
-          <w:p>
-            <w:pPr>
-              <w:spacing w:before="0" w:after="0"/>
-            </w:pPr>
-            <w:r>
-              <w:rPr>
-                <w:rFonts w:ascii="Courier New" w:hAnsi="Courier New"/>
-                <w:sz w:val="17"/>
-              </w:rPr>
-              <w:t xml:space="preserve">        ),</w:t>
-            </w:r>
-          </w:p>
-          <w:p>
-            <w:pPr>
-              <w:spacing w:before="0" w:after="0"/>
-            </w:pPr>
-            <w:r>
-              <w:rPr>
-                <w:rFonts w:ascii="Courier New" w:hAnsi="Courier New"/>
-                <w:sz w:val="17"/>
-              </w:rPr>
-              <w:t xml:space="preserve">      ),</w:t>
-            </w:r>
-          </w:p>
-          <w:p>
-            <w:pPr>
-              <w:spacing w:before="0" w:after="0"/>
-            </w:pPr>
-            <w:r>
-              <w:rPr>
-                <w:rFonts w:ascii="Courier New" w:hAnsi="Courier New"/>
-                <w:sz w:val="17"/>
-              </w:rPr>
-              <w:t xml:space="preserve">    );</w:t>
-            </w:r>
-          </w:p>
-          <w:p>
-            <w:pPr>
-              <w:spacing w:before="0" w:after="0"/>
-            </w:pPr>
-            <w:r>
-              <w:rPr>
-                <w:rFonts w:ascii="Courier New" w:hAnsi="Courier New"/>
-                <w:sz w:val="17"/>
-              </w:rPr>
-              <w:t xml:space="preserve">  }</w:t>
-            </w:r>
-          </w:p>
-          <w:p>
-            <w:pPr>
-              <w:spacing w:before="0" w:after="0"/>
-            </w:pPr>
-            <w:r>
-              <w:rPr>
-                <w:rFonts w:ascii="Courier New" w:hAnsi="Courier New"/>
-                <w:sz w:val="17"/>
-              </w:rPr>
-              <w:t>}</w:t>
-            </w:r>
-          </w:p>
-        </w:tc>
-      </w:tr>
-    </w:tbl>
-    <w:p>
-      <w:pPr>
-        <w:spacing w:after="80"/>
-      </w:pPr>
+      <w:r>
+        <w:rPr>
+          <w:rFonts w:ascii="Times New Roman" w:hAnsi="Times New Roman"/>
+          <w:b w:val="0"/>
+          <w:i w:val="0"/>
+          <w:sz w:val="22"/>
+        </w:rPr>
+        <w:t xml:space="preserve"> dans un </w:t>
+      </w:r>
+      <w:r>
+        <w:rPr>
+          <w:rFonts w:ascii="Times New Roman" w:hAnsi="Times New Roman"/>
+          <w:b w:val="0"/>
+          <w:i w:val="0"/>
+          <w:sz w:val="22"/>
+        </w:rPr>
+        <w:t>ClipOval</w:t>
+      </w:r>
+      <w:r>
+        <w:rPr>
+          <w:rFonts w:ascii="Times New Roman" w:hAnsi="Times New Roman"/>
+          <w:b w:val="0"/>
+          <w:i w:val="0"/>
+          <w:sz w:val="22"/>
+        </w:rPr>
+        <w:t>), soit un cercle coloré avec les initiales si aucune photo n'est disponible. Il est utilisé à toutes les tailles dans l'app :</w:t>
+      </w:r>
     </w:p>
     <w:p>
       <w:pPr>
@@ -14916,16 +10886,22 @@
       </w:tblGrid>
       <w:tr>
         <w:trPr>
-          <w:trHeight w:val="3969" w:hRule="exact"/>
+          <w:trHeight w:val="1701" w:hRule="atLeast"/>
         </w:trPr>
         <w:tc>
           <w:tcPr>
             <w:tcW w:type="dxa" w:w="9072"/>
             <w:shd w:val="clear" w:color="auto" w:fill="F0F0F0"/>
+            <w:tcMar>
+              <w:top w:w="113" w:type="dxa"/>
+              <w:left w:w="113" w:type="dxa"/>
+              <w:bottom w:w="113" w:type="dxa"/>
+              <w:right w:w="113" w:type="dxa"/>
+            </w:tcMar>
           </w:tcPr>
           <w:p>
             <w:pPr>
-              <w:spacing w:before="1080"/>
+              <w:spacing w:before="200" w:after="200"/>
               <w:jc w:val="center"/>
             </w:pPr>
             <w:r>
@@ -14972,16 +10948,22 @@
       </w:tblGrid>
       <w:tr>
         <w:trPr>
-          <w:trHeight w:val="3969" w:hRule="exact"/>
+          <w:trHeight w:val="1701" w:hRule="atLeast"/>
         </w:trPr>
         <w:tc>
           <w:tcPr>
             <w:tcW w:type="dxa" w:w="9072"/>
             <w:shd w:val="clear" w:color="auto" w:fill="F0F0F0"/>
+            <w:tcMar>
+              <w:top w:w="113" w:type="dxa"/>
+              <w:left w:w="113" w:type="dxa"/>
+              <w:bottom w:w="113" w:type="dxa"/>
+              <w:right w:w="113" w:type="dxa"/>
+            </w:tcMar>
           </w:tcPr>
           <w:p>
             <w:pPr>
-              <w:spacing w:before="1080"/>
+              <w:spacing w:before="200" w:after="200"/>
               <w:jc w:val="center"/>
             </w:pPr>
             <w:r>
@@ -15919,7 +11901,7 @@
                 <w:i w:val="0"/>
                 <w:sz w:val="19"/>
               </w:rPr>
-              <w:t xml:space="preserve"> + cache + Firebase signOut</w:t>
+              <w:t xml:space="preserve"> + cache + Firebase signOut → redirige vers LoginPage</w:t>
             </w:r>
           </w:p>
         </w:tc>
@@ -16032,7 +12014,7 @@
                 <w:i w:val="0"/>
                 <w:sz w:val="19"/>
               </w:rPr>
-              <w:t>Champs spécifiques rôle</w:t>
+              <w:t>Champs spécifiques rôle (inscription)</w:t>
             </w:r>
           </w:p>
         </w:tc>
@@ -16079,7 +12061,131 @@
                 <w:i w:val="0"/>
                 <w:sz w:val="19"/>
               </w:rPr>
-              <w:t xml:space="preserve"> (Investisseur)</w:t>
+              <w:t xml:space="preserve"> (Investisseur) dès l'étape 3</w:t>
+            </w:r>
+          </w:p>
+        </w:tc>
+        <w:tc>
+          <w:tcPr>
+            <w:tcW w:type="dxa" w:w="3024"/>
+            <w:vAlign w:val="center"/>
+          </w:tcPr>
+          <w:p>
+            <w:pPr>
+              <w:spacing w:before="40" w:after="40"/>
+            </w:pPr>
+            <w:r>
+              <w:rPr>
+                <w:rFonts w:ascii="Times New Roman" w:hAnsi="Times New Roman"/>
+                <w:b w:val="0"/>
+                <w:i w:val="0"/>
+                <w:sz w:val="19"/>
+              </w:rPr>
+              <w:t>✅ (bonus)</w:t>
+            </w:r>
+          </w:p>
+        </w:tc>
+      </w:tr>
+      <w:tr>
+        <w:tc>
+          <w:tcPr>
+            <w:tcW w:type="dxa" w:w="3024"/>
+            <w:vAlign w:val="center"/>
+          </w:tcPr>
+          <w:p>
+            <w:pPr>
+              <w:spacing w:before="40" w:after="40"/>
+            </w:pPr>
+            <w:r>
+              <w:rPr>
+                <w:rFonts w:ascii="Times New Roman" w:hAnsi="Times New Roman"/>
+                <w:b w:val="0"/>
+                <w:i w:val="0"/>
+                <w:sz w:val="19"/>
+              </w:rPr>
+              <w:t>Stats profil rôle-spécifiques</w:t>
+            </w:r>
+          </w:p>
+        </w:tc>
+        <w:tc>
+          <w:tcPr>
+            <w:tcW w:type="dxa" w:w="3024"/>
+            <w:vAlign w:val="center"/>
+          </w:tcPr>
+          <w:p>
+            <w:pPr>
+              <w:spacing w:before="40" w:after="40"/>
+            </w:pPr>
+            <w:r>
+              <w:rPr>
+                <w:rFonts w:ascii="Times New Roman" w:hAnsi="Times New Roman"/>
+                <w:b w:val="0"/>
+                <w:i w:val="0"/>
+                <w:sz w:val="19"/>
+              </w:rPr>
+              <w:t>Labels et valeurs différents pour Entrepreneur / Mentor / Investisseur</w:t>
+            </w:r>
+          </w:p>
+        </w:tc>
+        <w:tc>
+          <w:tcPr>
+            <w:tcW w:type="dxa" w:w="3024"/>
+            <w:vAlign w:val="center"/>
+          </w:tcPr>
+          <w:p>
+            <w:pPr>
+              <w:spacing w:before="40" w:after="40"/>
+            </w:pPr>
+            <w:r>
+              <w:rPr>
+                <w:rFonts w:ascii="Times New Roman" w:hAnsi="Times New Roman"/>
+                <w:b w:val="0"/>
+                <w:i w:val="0"/>
+                <w:sz w:val="19"/>
+              </w:rPr>
+              <w:t>✅ (bonus)</w:t>
+            </w:r>
+          </w:p>
+        </w:tc>
+      </w:tr>
+      <w:tr>
+        <w:tc>
+          <w:tcPr>
+            <w:tcW w:type="dxa" w:w="3024"/>
+            <w:vAlign w:val="center"/>
+          </w:tcPr>
+          <w:p>
+            <w:pPr>
+              <w:spacing w:before="40" w:after="40"/>
+            </w:pPr>
+            <w:r>
+              <w:rPr>
+                <w:rFonts w:ascii="Times New Roman" w:hAnsi="Times New Roman"/>
+                <w:b w:val="0"/>
+                <w:i w:val="0"/>
+                <w:sz w:val="19"/>
+              </w:rPr>
+              <w:t>LinkedIn cliquable</w:t>
+            </w:r>
+          </w:p>
+        </w:tc>
+        <w:tc>
+          <w:tcPr>
+            <w:tcW w:type="dxa" w:w="3024"/>
+            <w:vAlign w:val="center"/>
+          </w:tcPr>
+          <w:p>
+            <w:pPr>
+              <w:spacing w:before="40" w:after="40"/>
+            </w:pPr>
+            <w:r>
+              <w:rPr>
+                <w:rFonts w:ascii="Times New Roman" w:hAnsi="Times New Roman"/>
+                <w:b w:val="0"/>
+                <w:i w:val="0"/>
+                <w:sz w:val="19"/>
+              </w:rPr>
+              <w:t>Chip dans carte "À propos" → url_launcher → profil LinkedIn</w:t>
             </w:r>
           </w:p>
         </w:tc>

--- a/livrables/docx/DIAPALER_AFRICA_Livrable4.docx
+++ b/livrables/docx/DIAPALER_AFRICA_Livrable4.docx
@@ -533,7 +533,7 @@
                 <w:rFonts w:ascii="Times New Roman" w:hAnsi="Times New Roman"/>
                 <w:sz w:val="20"/>
               </w:rPr>
-              <w:t>24 mai 2026</w:t>
+              <w:t>30 mai 2026</w:t>
             </w:r>
           </w:p>
         </w:tc>

--- a/livrables/docx/DIAPALER_AFRICA_Livrable4.docx
+++ b/livrables/docx/DIAPALER_AFRICA_Livrable4.docx
@@ -4617,7 +4617,7 @@
                 <w:i w:val="0"/>
                 <w:sz w:val="19"/>
               </w:rPr>
-              <w:t>"Mes demandes" (envoyées) → RequestsPage</w:t>
+              <w:t>"Mes contacts" (relations acceptées) → RequestsPage</w:t>
             </w:r>
           </w:p>
         </w:tc>
@@ -5004,7 +5004,7 @@
                 <w:rFonts w:ascii="Courier New" w:hAnsi="Courier New"/>
                 <w:sz w:val="17"/>
               </w:rPr>
-              <w:t>// Affichage dynamique avec couleur selon le taux</w:t>
+              <w:t>// Affichage avec couleur fixe AppColors.amber (barre toujours amber dans le code réel)</w:t>
             </w:r>
           </w:p>
           <w:p>
@@ -5023,173 +5023,101 @@
             <w:pPr>
               <w:spacing w:before="0" w:after="0"/>
             </w:pPr>
-            <w:r>
-              <w:rPr>
-                <w:rFonts w:ascii="Courier New" w:hAnsi="Courier New"/>
-                <w:sz w:val="17"/>
-              </w:rPr>
-              <w:t>final color = completion &gt;= 0.8 ? AppColors.green</w:t>
-            </w:r>
-          </w:p>
-          <w:p>
-            <w:pPr>
-              <w:spacing w:before="0" w:after="0"/>
-            </w:pPr>
-            <w:r>
-              <w:rPr>
-                <w:rFonts w:ascii="Courier New" w:hAnsi="Courier New"/>
-                <w:sz w:val="17"/>
-              </w:rPr>
-              <w:t xml:space="preserve">    : completion &gt;= 0.5 ? AppColors.amber</w:t>
-            </w:r>
-          </w:p>
-          <w:p>
-            <w:pPr>
-              <w:spacing w:before="0" w:after="0"/>
-            </w:pPr>
-            <w:r>
-              <w:rPr>
-                <w:rFonts w:ascii="Courier New" w:hAnsi="Courier New"/>
-                <w:sz w:val="17"/>
-              </w:rPr>
-              <w:t xml:space="preserve">    : AppColors.red;</w:t>
-            </w:r>
-          </w:p>
-          <w:p>
-            <w:pPr>
-              <w:spacing w:before="0" w:after="0"/>
-            </w:pPr>
-          </w:p>
-          <w:p>
-            <w:pPr>
-              <w:spacing w:before="0" w:after="0"/>
-            </w:pPr>
-            <w:r>
-              <w:rPr>
-                <w:rFonts w:ascii="Courier New" w:hAnsi="Courier New"/>
-                <w:sz w:val="17"/>
-              </w:rPr>
-              <w:t>LinearProgressIndicator(</w:t>
-            </w:r>
-          </w:p>
-          <w:p>
-            <w:pPr>
-              <w:spacing w:before="0" w:after="0"/>
-            </w:pPr>
-            <w:r>
-              <w:rPr>
-                <w:rFonts w:ascii="Courier New" w:hAnsi="Courier New"/>
-                <w:sz w:val="17"/>
-              </w:rPr>
-              <w:t xml:space="preserve">  value: completion,</w:t>
-            </w:r>
-          </w:p>
-          <w:p>
-            <w:pPr>
-              <w:spacing w:before="0" w:after="0"/>
-            </w:pPr>
-            <w:r>
-              <w:rPr>
-                <w:rFonts w:ascii="Courier New" w:hAnsi="Courier New"/>
-                <w:sz w:val="17"/>
-              </w:rPr>
-              <w:t xml:space="preserve">  backgroundColor: AppColors.border,</w:t>
-            </w:r>
-          </w:p>
-          <w:p>
-            <w:pPr>
-              <w:spacing w:before="0" w:after="0"/>
-            </w:pPr>
-            <w:r>
-              <w:rPr>
-                <w:rFonts w:ascii="Courier New" w:hAnsi="Courier New"/>
-                <w:sz w:val="17"/>
-              </w:rPr>
-              <w:t xml:space="preserve">  valueColor: AlwaysStoppedAnimation&lt;Color&gt;(color),</w:t>
-            </w:r>
-          </w:p>
-          <w:p>
-            <w:pPr>
-              <w:spacing w:before="0" w:after="0"/>
-            </w:pPr>
-            <w:r>
-              <w:rPr>
-                <w:rFonts w:ascii="Courier New" w:hAnsi="Courier New"/>
-                <w:sz w:val="17"/>
-              </w:rPr>
-              <w:t xml:space="preserve">  minHeight: 6,</w:t>
-            </w:r>
-          </w:p>
-          <w:p>
-            <w:pPr>
-              <w:spacing w:before="0" w:after="0"/>
-            </w:pPr>
-            <w:r>
-              <w:rPr>
-                <w:rFonts w:ascii="Courier New" w:hAnsi="Courier New"/>
-                <w:sz w:val="17"/>
-              </w:rPr>
-              <w:t xml:space="preserve">  borderRadius: BorderRadius.circular(99),</w:t>
-            </w:r>
-          </w:p>
-          <w:p>
-            <w:pPr>
-              <w:spacing w:before="0" w:after="0"/>
-            </w:pPr>
-            <w:r>
-              <w:rPr>
-                <w:rFonts w:ascii="Courier New" w:hAnsi="Courier New"/>
-                <w:sz w:val="17"/>
-              </w:rPr>
-              <w:t>),</w:t>
-            </w:r>
-          </w:p>
-          <w:p>
-            <w:pPr>
-              <w:spacing w:before="0" w:after="0"/>
-            </w:pPr>
-            <w:r>
-              <w:rPr>
-                <w:rFonts w:ascii="Courier New" w:hAnsi="Courier New"/>
-                <w:sz w:val="17"/>
-              </w:rPr>
-              <w:t>const SizedBox(height: 4),</w:t>
-            </w:r>
-          </w:p>
-          <w:p>
-            <w:pPr>
-              <w:spacing w:before="0" w:after="0"/>
-            </w:pPr>
-            <w:r>
-              <w:rPr>
-                <w:rFonts w:ascii="Courier New" w:hAnsi="Courier New"/>
-                <w:sz w:val="17"/>
-              </w:rPr>
-              <w:t>Text(</w:t>
-            </w:r>
-          </w:p>
-          <w:p>
-            <w:pPr>
-              <w:spacing w:before="0" w:after="0"/>
-            </w:pPr>
-            <w:r>
-              <w:rPr>
-                <w:rFonts w:ascii="Courier New" w:hAnsi="Courier New"/>
-                <w:sz w:val="17"/>
-              </w:rPr>
-              <w:t xml:space="preserve">  '${(completion * 100).round()} % complété',</w:t>
-            </w:r>
-          </w:p>
-          <w:p>
-            <w:pPr>
-              <w:spacing w:before="0" w:after="0"/>
-            </w:pPr>
-            <w:r>
-              <w:rPr>
-                <w:rFonts w:ascii="Courier New" w:hAnsi="Courier New"/>
-                <w:sz w:val="17"/>
-              </w:rPr>
-              <w:t xml:space="preserve">  style: TextStyle(fontSize: 12, color: color, fontWeight: FontWeight.w700),</w:t>
+          </w:p>
+          <w:p>
+            <w:pPr>
+              <w:spacing w:before="0" w:after="0"/>
+            </w:pPr>
+            <w:r>
+              <w:rPr>
+                <w:rFonts w:ascii="Courier New" w:hAnsi="Courier New"/>
+                <w:sz w:val="17"/>
+              </w:rPr>
+              <w:t>ClipRRect(</w:t>
+            </w:r>
+          </w:p>
+          <w:p>
+            <w:pPr>
+              <w:spacing w:before="0" w:after="0"/>
+            </w:pPr>
+            <w:r>
+              <w:rPr>
+                <w:rFonts w:ascii="Courier New" w:hAnsi="Courier New"/>
+                <w:sz w:val="17"/>
+              </w:rPr>
+              <w:t xml:space="preserve">  borderRadius: BorderRadius.circular(999),</w:t>
+            </w:r>
+          </w:p>
+          <w:p>
+            <w:pPr>
+              <w:spacing w:before="0" w:after="0"/>
+            </w:pPr>
+            <w:r>
+              <w:rPr>
+                <w:rFonts w:ascii="Courier New" w:hAnsi="Courier New"/>
+                <w:sz w:val="17"/>
+              </w:rPr>
+              <w:t xml:space="preserve">  child: LinearProgressIndicator(</w:t>
+            </w:r>
+          </w:p>
+          <w:p>
+            <w:pPr>
+              <w:spacing w:before="0" w:after="0"/>
+            </w:pPr>
+            <w:r>
+              <w:rPr>
+                <w:rFonts w:ascii="Courier New" w:hAnsi="Courier New"/>
+                <w:sz w:val="17"/>
+              </w:rPr>
+              <w:t xml:space="preserve">    value: completion,</w:t>
+            </w:r>
+          </w:p>
+          <w:p>
+            <w:pPr>
+              <w:spacing w:before="0" w:after="0"/>
+            </w:pPr>
+            <w:r>
+              <w:rPr>
+                <w:rFonts w:ascii="Courier New" w:hAnsi="Courier New"/>
+                <w:sz w:val="17"/>
+              </w:rPr>
+              <w:t xml:space="preserve">    minHeight: 6,</w:t>
+            </w:r>
+          </w:p>
+          <w:p>
+            <w:pPr>
+              <w:spacing w:before="0" w:after="0"/>
+            </w:pPr>
+            <w:r>
+              <w:rPr>
+                <w:rFonts w:ascii="Courier New" w:hAnsi="Courier New"/>
+                <w:sz w:val="17"/>
+              </w:rPr>
+              <w:t xml:space="preserve">    backgroundColor: Colors.white.withValues(alpha: 0.15),</w:t>
+            </w:r>
+          </w:p>
+          <w:p>
+            <w:pPr>
+              <w:spacing w:before="0" w:after="0"/>
+            </w:pPr>
+            <w:r>
+              <w:rPr>
+                <w:rFonts w:ascii="Courier New" w:hAnsi="Courier New"/>
+                <w:sz w:val="17"/>
+              </w:rPr>
+              <w:t xml:space="preserve">    valueColor: const AlwaysStoppedAnimation&lt;Color&gt;(AppColors.amber),</w:t>
+            </w:r>
+          </w:p>
+          <w:p>
+            <w:pPr>
+              <w:spacing w:before="0" w:after="0"/>
+            </w:pPr>
+            <w:r>
+              <w:rPr>
+                <w:rFonts w:ascii="Courier New" w:hAnsi="Courier New"/>
+                <w:sz w:val="17"/>
+              </w:rPr>
+              <w:t xml:space="preserve">  ),</w:t>
             </w:r>
           </w:p>
           <w:p>
@@ -5513,7 +5441,7 @@
                 <w:rFonts w:ascii="Courier New" w:hAnsi="Courier New"/>
                 <w:sz w:val="17"/>
               </w:rPr>
-              <w:t xml:space="preserve">        Avatar(initials: profile.initials, photoBase64: profile.photoBase64, size: 88),</w:t>
+              <w:t xml:space="preserve">        Avatar(initials: profile.initials, photoBase64: profile.photoBase64, size: 64),</w:t>
             </w:r>
           </w:p>
           <w:p>
@@ -9430,7 +9358,7 @@
                 <w:rFonts w:ascii="Courier New" w:hAnsi="Courier New"/>
                 <w:sz w:val="17"/>
               </w:rPr>
-              <w:t>// ── UPDATE : Modifier un projet (avancement d'étape)</w:t>
+              <w:t>// ── UPDATE : Avancement d'étape</w:t>
             </w:r>
           </w:p>
           <w:p>
@@ -9467,6 +9395,95 @@
                 <w:sz w:val="17"/>
               </w:rPr>
               <w:t>);</w:t>
+            </w:r>
+          </w:p>
+          <w:p>
+            <w:pPr>
+              <w:spacing w:before="0" w:after="0"/>
+            </w:pPr>
+          </w:p>
+          <w:p>
+            <w:pPr>
+              <w:spacing w:before="0" w:after="0"/>
+            </w:pPr>
+            <w:r>
+              <w:rPr>
+                <w:rFonts w:ascii="Courier New" w:hAnsi="Courier New"/>
+                <w:sz w:val="17"/>
+              </w:rPr>
+              <w:t>// ── UPDATE : Mode édition complet (depuis page_profil.dart → _ProjectTile)</w:t>
+            </w:r>
+          </w:p>
+          <w:p>
+            <w:pPr>
+              <w:spacing w:before="0" w:after="0"/>
+            </w:pPr>
+            <w:r>
+              <w:rPr>
+                <w:rFonts w:ascii="Courier New" w:hAnsi="Courier New"/>
+                <w:sz w:val="17"/>
+              </w:rPr>
+              <w:t>// Tap sur un projet → AddProjectPage(existingProject: project)</w:t>
+            </w:r>
+          </w:p>
+          <w:p>
+            <w:pPr>
+              <w:spacing w:before="0" w:after="0"/>
+            </w:pPr>
+            <w:r>
+              <w:rPr>
+                <w:rFonts w:ascii="Courier New" w:hAnsi="Courier New"/>
+                <w:sz w:val="17"/>
+              </w:rPr>
+              <w:t>// La page est réutilisée en mode édition — tous les champs pré-remplis.</w:t>
+            </w:r>
+          </w:p>
+          <w:p>
+            <w:pPr>
+              <w:spacing w:before="0" w:after="0"/>
+            </w:pPr>
+            <w:r>
+              <w:rPr>
+                <w:rFonts w:ascii="Courier New" w:hAnsi="Courier New"/>
+                <w:sz w:val="17"/>
+              </w:rPr>
+              <w:t>// À la sauvegarde : UserProfileController.updateProject(updatedProject)</w:t>
+            </w:r>
+          </w:p>
+          <w:p>
+            <w:pPr>
+              <w:spacing w:before="0" w:after="0"/>
+            </w:pPr>
+            <w:r>
+              <w:rPr>
+                <w:rFonts w:ascii="Courier New" w:hAnsi="Courier New"/>
+                <w:sz w:val="17"/>
+              </w:rPr>
+              <w:t>Navigator.push(context, MaterialPageRoute(</w:t>
+            </w:r>
+          </w:p>
+          <w:p>
+            <w:pPr>
+              <w:spacing w:before="0" w:after="0"/>
+            </w:pPr>
+            <w:r>
+              <w:rPr>
+                <w:rFonts w:ascii="Courier New" w:hAnsi="Courier New"/>
+                <w:sz w:val="17"/>
+              </w:rPr>
+              <w:t xml:space="preserve">  builder: (_) =&gt; AddProjectPage(existingProject: project),</w:t>
+            </w:r>
+          </w:p>
+          <w:p>
+            <w:pPr>
+              <w:spacing w:before="0" w:after="0"/>
+            </w:pPr>
+            <w:r>
+              <w:rPr>
+                <w:rFonts w:ascii="Courier New" w:hAnsi="Courier New"/>
+                <w:sz w:val="17"/>
+              </w:rPr>
+              <w:t>));</w:t>
             </w:r>
           </w:p>
           <w:p>
@@ -9557,19 +9574,19 @@
                 <w:rFonts w:ascii="Courier New" w:hAnsi="Courier New"/>
                 <w:sz w:val="17"/>
               </w:rPr>
-              <w:t>// _ProjectCard dans page_profil.dart</w:t>
-            </w:r>
-          </w:p>
-          <w:p>
-            <w:pPr>
-              <w:spacing w:before="0" w:after="0"/>
-            </w:pPr>
-            <w:r>
-              <w:rPr>
-                <w:rFonts w:ascii="Courier New" w:hAnsi="Courier New"/>
-                <w:sz w:val="17"/>
-              </w:rPr>
-              <w:t>class _ProjectCard extends StatelessWidget {</w:t>
+              <w:t>// _ProjectTile dans page_profil.dart</w:t>
+            </w:r>
+          </w:p>
+          <w:p>
+            <w:pPr>
+              <w:spacing w:before="0" w:after="0"/>
+            </w:pPr>
+            <w:r>
+              <w:rPr>
+                <w:rFonts w:ascii="Courier New" w:hAnsi="Courier New"/>
+                <w:sz w:val="17"/>
+              </w:rPr>
+              <w:t>class _ProjectTile extends StatelessWidget {</w:t>
             </w:r>
           </w:p>
           <w:p>
@@ -9588,6 +9605,18 @@
             <w:pPr>
               <w:spacing w:before="0" w:after="0"/>
             </w:pPr>
+            <w:r>
+              <w:rPr>
+                <w:rFonts w:ascii="Courier New" w:hAnsi="Courier New"/>
+                <w:sz w:val="17"/>
+              </w:rPr>
+              <w:t xml:space="preserve">  const _ProjectTile({required this.project});</w:t>
+            </w:r>
+          </w:p>
+          <w:p>
+            <w:pPr>
+              <w:spacing w:before="0" w:after="0"/>
+            </w:pPr>
           </w:p>
           <w:p>
             <w:pPr>
@@ -9622,6 +9651,35 @@
                 <w:rFonts w:ascii="Courier New" w:hAnsi="Courier New"/>
                 <w:sz w:val="17"/>
               </w:rPr>
+              <w:t xml:space="preserve">    final completed = project.isCompleted;</w:t>
+            </w:r>
+          </w:p>
+          <w:p>
+            <w:pPr>
+              <w:spacing w:before="0" w:after="0"/>
+            </w:pPr>
+            <w:r>
+              <w:rPr>
+                <w:rFonts w:ascii="Courier New" w:hAnsi="Courier New"/>
+                <w:sz w:val="17"/>
+              </w:rPr>
+              <w:t xml:space="preserve">    final accent = completed ? AppColors.green : AppColors.amber;</w:t>
+            </w:r>
+          </w:p>
+          <w:p>
+            <w:pPr>
+              <w:spacing w:before="0" w:after="0"/>
+            </w:pPr>
+          </w:p>
+          <w:p>
+            <w:pPr>
+              <w:spacing w:before="0" w:after="0"/>
+            </w:pPr>
+            <w:r>
+              <w:rPr>
+                <w:rFonts w:ascii="Courier New" w:hAnsi="Courier New"/>
+                <w:sz w:val="17"/>
+              </w:rPr>
               <w:t xml:space="preserve">    return HoverGlowCard(</w:t>
             </w:r>
           </w:p>
@@ -9634,6 +9692,30 @@
                 <w:rFonts w:ascii="Courier New" w:hAnsi="Courier New"/>
                 <w:sz w:val="17"/>
               </w:rPr>
+              <w:t xml:space="preserve">      padding: const EdgeInsets.all(14),</w:t>
+            </w:r>
+          </w:p>
+          <w:p>
+            <w:pPr>
+              <w:spacing w:before="0" w:after="0"/>
+            </w:pPr>
+            <w:r>
+              <w:rPr>
+                <w:rFonts w:ascii="Courier New" w:hAnsi="Courier New"/>
+                <w:sz w:val="17"/>
+              </w:rPr>
+              <w:t xml:space="preserve">      onTap: () =&gt; _showActions(context),</w:t>
+            </w:r>
+          </w:p>
+          <w:p>
+            <w:pPr>
+              <w:spacing w:before="0" w:after="0"/>
+            </w:pPr>
+            <w:r>
+              <w:rPr>
+                <w:rFonts w:ascii="Courier New" w:hAnsi="Courier New"/>
+                <w:sz w:val="17"/>
+              </w:rPr>
               <w:t xml:space="preserve">      child: Column(</w:t>
             </w:r>
           </w:p>
@@ -9670,139 +9752,139 @@
                 <w:rFonts w:ascii="Courier New" w:hAnsi="Courier New"/>
                 <w:sz w:val="17"/>
               </w:rPr>
-              <w:t xml:space="preserve">          Text(project.name,</w:t>
-            </w:r>
-          </w:p>
-          <w:p>
-            <w:pPr>
-              <w:spacing w:before="0" w:after="0"/>
-            </w:pPr>
-            <w:r>
-              <w:rPr>
-                <w:rFonts w:ascii="Courier New" w:hAnsi="Courier New"/>
-                <w:sz w:val="17"/>
-              </w:rPr>
-              <w:t xml:space="preserve">              style: const TextStyle(fontWeight: FontWeight.w800, fontSize: 15)),</w:t>
-            </w:r>
-          </w:p>
-          <w:p>
-            <w:pPr>
-              <w:spacing w:before="0" w:after="0"/>
-            </w:pPr>
-            <w:r>
-              <w:rPr>
-                <w:rFonts w:ascii="Courier New" w:hAnsi="Courier New"/>
-                <w:sz w:val="17"/>
-              </w:rPr>
-              <w:t xml:space="preserve">          Text(project.sector,</w:t>
-            </w:r>
-          </w:p>
-          <w:p>
-            <w:pPr>
-              <w:spacing w:before="0" w:after="0"/>
-            </w:pPr>
-            <w:r>
-              <w:rPr>
-                <w:rFonts w:ascii="Courier New" w:hAnsi="Courier New"/>
-                <w:sz w:val="17"/>
-              </w:rPr>
-              <w:t xml:space="preserve">              style: const TextStyle(color: AppColors.muted, fontSize: 12)),</w:t>
-            </w:r>
-          </w:p>
-          <w:p>
-            <w:pPr>
-              <w:spacing w:before="0" w:after="0"/>
-            </w:pPr>
-            <w:r>
-              <w:rPr>
-                <w:rFonts w:ascii="Courier New" w:hAnsi="Courier New"/>
-                <w:sz w:val="17"/>
-              </w:rPr>
-              <w:t xml:space="preserve">          const SizedBox(height: 8),</w:t>
-            </w:r>
-          </w:p>
-          <w:p>
-            <w:pPr>
-              <w:spacing w:before="0" w:after="0"/>
-            </w:pPr>
-            <w:r>
-              <w:rPr>
-                <w:rFonts w:ascii="Courier New" w:hAnsi="Courier New"/>
-                <w:sz w:val="17"/>
-              </w:rPr>
-              <w:t xml:space="preserve">          Row(children: [</w:t>
-            </w:r>
-          </w:p>
-          <w:p>
-            <w:pPr>
-              <w:spacing w:before="0" w:after="0"/>
-            </w:pPr>
-            <w:r>
-              <w:rPr>
-                <w:rFonts w:ascii="Courier New" w:hAnsi="Courier New"/>
-                <w:sz w:val="17"/>
-              </w:rPr>
-              <w:t xml:space="preserve">            Expanded(</w:t>
-            </w:r>
-          </w:p>
-          <w:p>
-            <w:pPr>
-              <w:spacing w:before="0" w:after="0"/>
-            </w:pPr>
-            <w:r>
-              <w:rPr>
-                <w:rFonts w:ascii="Courier New" w:hAnsi="Courier New"/>
-                <w:sz w:val="17"/>
-              </w:rPr>
-              <w:t xml:space="preserve">              child: LinearProgressIndicator(</w:t>
-            </w:r>
-          </w:p>
-          <w:p>
-            <w:pPr>
-              <w:spacing w:before="0" w:after="0"/>
-            </w:pPr>
-            <w:r>
-              <w:rPr>
-                <w:rFonts w:ascii="Courier New" w:hAnsi="Courier New"/>
-                <w:sz w:val="17"/>
-              </w:rPr>
-              <w:t xml:space="preserve">                value: project.progress,</w:t>
-            </w:r>
-          </w:p>
-          <w:p>
-            <w:pPr>
-              <w:spacing w:before="0" w:after="0"/>
-            </w:pPr>
-            <w:r>
-              <w:rPr>
-                <w:rFonts w:ascii="Courier New" w:hAnsi="Courier New"/>
-                <w:sz w:val="17"/>
-              </w:rPr>
-              <w:t xml:space="preserve">                backgroundColor: AppColors.border,</w:t>
-            </w:r>
-          </w:p>
-          <w:p>
-            <w:pPr>
-              <w:spacing w:before="0" w:after="0"/>
-            </w:pPr>
-            <w:r>
-              <w:rPr>
-                <w:rFonts w:ascii="Courier New" w:hAnsi="Courier New"/>
-                <w:sz w:val="17"/>
-              </w:rPr>
-              <w:t xml:space="preserve">                valueColor: const AlwaysStoppedAnimation&lt;Color&gt;(AppColors.amber),</w:t>
-            </w:r>
-          </w:p>
-          <w:p>
-            <w:pPr>
-              <w:spacing w:before="0" w:after="0"/>
-            </w:pPr>
-            <w:r>
-              <w:rPr>
-                <w:rFonts w:ascii="Courier New" w:hAnsi="Courier New"/>
-                <w:sz w:val="17"/>
-              </w:rPr>
-              <w:t xml:space="preserve">                borderRadius: BorderRadius.circular(99),</w:t>
+              <w:t xml:space="preserve">          Row(</w:t>
+            </w:r>
+          </w:p>
+          <w:p>
+            <w:pPr>
+              <w:spacing w:before="0" w:after="0"/>
+            </w:pPr>
+            <w:r>
+              <w:rPr>
+                <w:rFonts w:ascii="Courier New" w:hAnsi="Courier New"/>
+                <w:sz w:val="17"/>
+              </w:rPr>
+              <w:t xml:space="preserve">            children: [</w:t>
+            </w:r>
+          </w:p>
+          <w:p>
+            <w:pPr>
+              <w:spacing w:before="0" w:after="0"/>
+            </w:pPr>
+            <w:r>
+              <w:rPr>
+                <w:rFonts w:ascii="Courier New" w:hAnsi="Courier New"/>
+                <w:sz w:val="17"/>
+              </w:rPr>
+              <w:t xml:space="preserve">              // Icône colorée selon l'état</w:t>
+            </w:r>
+          </w:p>
+          <w:p>
+            <w:pPr>
+              <w:spacing w:before="0" w:after="0"/>
+            </w:pPr>
+            <w:r>
+              <w:rPr>
+                <w:rFonts w:ascii="Courier New" w:hAnsi="Courier New"/>
+                <w:sz w:val="17"/>
+              </w:rPr>
+              <w:t xml:space="preserve">              Container(</w:t>
+            </w:r>
+          </w:p>
+          <w:p>
+            <w:pPr>
+              <w:spacing w:before="0" w:after="0"/>
+            </w:pPr>
+            <w:r>
+              <w:rPr>
+                <w:rFonts w:ascii="Courier New" w:hAnsi="Courier New"/>
+                <w:sz w:val="17"/>
+              </w:rPr>
+              <w:t xml:space="preserve">                width: 38, height: 38,</w:t>
+            </w:r>
+          </w:p>
+          <w:p>
+            <w:pPr>
+              <w:spacing w:before="0" w:after="0"/>
+            </w:pPr>
+            <w:r>
+              <w:rPr>
+                <w:rFonts w:ascii="Courier New" w:hAnsi="Courier New"/>
+                <w:sz w:val="17"/>
+              </w:rPr>
+              <w:t xml:space="preserve">                decoration: BoxDecoration(</w:t>
+            </w:r>
+          </w:p>
+          <w:p>
+            <w:pPr>
+              <w:spacing w:before="0" w:after="0"/>
+            </w:pPr>
+            <w:r>
+              <w:rPr>
+                <w:rFonts w:ascii="Courier New" w:hAnsi="Courier New"/>
+                <w:sz w:val="17"/>
+              </w:rPr>
+              <w:t xml:space="preserve">                  color: accent, borderRadius: BorderRadius.circular(10),</w:t>
+            </w:r>
+          </w:p>
+          <w:p>
+            <w:pPr>
+              <w:spacing w:before="0" w:after="0"/>
+            </w:pPr>
+            <w:r>
+              <w:rPr>
+                <w:rFonts w:ascii="Courier New" w:hAnsi="Courier New"/>
+                <w:sz w:val="17"/>
+              </w:rPr>
+              <w:t xml:space="preserve">                ),</w:t>
+            </w:r>
+          </w:p>
+          <w:p>
+            <w:pPr>
+              <w:spacing w:before="0" w:after="0"/>
+            </w:pPr>
+            <w:r>
+              <w:rPr>
+                <w:rFonts w:ascii="Courier New" w:hAnsi="Courier New"/>
+                <w:sz w:val="17"/>
+              </w:rPr>
+              <w:t xml:space="preserve">                child: Icon(</w:t>
+            </w:r>
+          </w:p>
+          <w:p>
+            <w:pPr>
+              <w:spacing w:before="0" w:after="0"/>
+            </w:pPr>
+            <w:r>
+              <w:rPr>
+                <w:rFonts w:ascii="Courier New" w:hAnsi="Courier New"/>
+                <w:sz w:val="17"/>
+              </w:rPr>
+              <w:t xml:space="preserve">                  completed ? Icons.check_circle_rounded : Icons.workspace_premium_rounded,</w:t>
+            </w:r>
+          </w:p>
+          <w:p>
+            <w:pPr>
+              <w:spacing w:before="0" w:after="0"/>
+            </w:pPr>
+            <w:r>
+              <w:rPr>
+                <w:rFonts w:ascii="Courier New" w:hAnsi="Courier New"/>
+                <w:sz w:val="17"/>
+              </w:rPr>
+              <w:t xml:space="preserve">                  color: Colors.white, size: 19,</w:t>
+            </w:r>
+          </w:p>
+          <w:p>
+            <w:pPr>
+              <w:spacing w:before="0" w:after="0"/>
+            </w:pPr>
+            <w:r>
+              <w:rPr>
+                <w:rFonts w:ascii="Courier New" w:hAnsi="Courier New"/>
+                <w:sz w:val="17"/>
+              </w:rPr>
+              <w:t xml:space="preserve">                ),</w:t>
             </w:r>
           </w:p>
           <w:p>
@@ -9826,115 +9908,187 @@
                 <w:rFonts w:ascii="Courier New" w:hAnsi="Courier New"/>
                 <w:sz w:val="17"/>
               </w:rPr>
-              <w:t xml:space="preserve">            ),</w:t>
-            </w:r>
-          </w:p>
-          <w:p>
-            <w:pPr>
-              <w:spacing w:before="0" w:after="0"/>
-            </w:pPr>
-            <w:r>
-              <w:rPr>
-                <w:rFonts w:ascii="Courier New" w:hAnsi="Courier New"/>
-                <w:sz w:val="17"/>
-              </w:rPr>
-              <w:t xml:space="preserve">            const SizedBox(width: 8),</w:t>
-            </w:r>
-          </w:p>
-          <w:p>
-            <w:pPr>
-              <w:spacing w:before="0" w:after="0"/>
-            </w:pPr>
-            <w:r>
-              <w:rPr>
-                <w:rFonts w:ascii="Courier New" w:hAnsi="Courier New"/>
-                <w:sz w:val="17"/>
-              </w:rPr>
-              <w:t xml:space="preserve">            Text('Étape ${project.step}/${project.totalSteps}',</w:t>
-            </w:r>
-          </w:p>
-          <w:p>
-            <w:pPr>
-              <w:spacing w:before="0" w:after="0"/>
-            </w:pPr>
-            <w:r>
-              <w:rPr>
-                <w:rFonts w:ascii="Courier New" w:hAnsi="Courier New"/>
-                <w:sz w:val="17"/>
-              </w:rPr>
-              <w:t xml:space="preserve">                style: const TextStyle(fontSize: 12, fontWeight: FontWeight.w700)),</w:t>
-            </w:r>
-          </w:p>
-          <w:p>
-            <w:pPr>
-              <w:spacing w:before="0" w:after="0"/>
-            </w:pPr>
-            <w:r>
-              <w:rPr>
-                <w:rFonts w:ascii="Courier New" w:hAnsi="Courier New"/>
-                <w:sz w:val="17"/>
-              </w:rPr>
-              <w:t xml:space="preserve">          ]),</w:t>
-            </w:r>
-          </w:p>
-          <w:p>
-            <w:pPr>
-              <w:spacing w:before="0" w:after="0"/>
-            </w:pPr>
-            <w:r>
-              <w:rPr>
-                <w:rFonts w:ascii="Courier New" w:hAnsi="Courier New"/>
-                <w:sz w:val="17"/>
-              </w:rPr>
-              <w:t xml:space="preserve">          if (project.isCompleted)</w:t>
-            </w:r>
-          </w:p>
-          <w:p>
-            <w:pPr>
-              <w:spacing w:before="0" w:after="0"/>
-            </w:pPr>
-            <w:r>
-              <w:rPr>
-                <w:rFonts w:ascii="Courier New" w:hAnsi="Courier New"/>
-                <w:sz w:val="17"/>
-              </w:rPr>
-              <w:t xml:space="preserve">            const Chip(</w:t>
-            </w:r>
-          </w:p>
-          <w:p>
-            <w:pPr>
-              <w:spacing w:before="0" w:after="0"/>
-            </w:pPr>
-            <w:r>
-              <w:rPr>
-                <w:rFonts w:ascii="Courier New" w:hAnsi="Courier New"/>
-                <w:sz w:val="17"/>
-              </w:rPr>
-              <w:t xml:space="preserve">              label: Text('Terminé ✓'),</w:t>
-            </w:r>
-          </w:p>
-          <w:p>
-            <w:pPr>
-              <w:spacing w:before="0" w:after="0"/>
-            </w:pPr>
-            <w:r>
-              <w:rPr>
-                <w:rFonts w:ascii="Courier New" w:hAnsi="Courier New"/>
-                <w:sz w:val="17"/>
-              </w:rPr>
-              <w:t xml:space="preserve">              backgroundColor: AppColors.greenLight,</w:t>
-            </w:r>
-          </w:p>
-          <w:p>
-            <w:pPr>
-              <w:spacing w:before="0" w:after="0"/>
-            </w:pPr>
-            <w:r>
-              <w:rPr>
-                <w:rFonts w:ascii="Courier New" w:hAnsi="Courier New"/>
-                <w:sz w:val="17"/>
-              </w:rPr>
-              <w:t xml:space="preserve">            ),</w:t>
+              <w:t xml:space="preserve">              const SizedBox(width: 10),</w:t>
+            </w:r>
+          </w:p>
+          <w:p>
+            <w:pPr>
+              <w:spacing w:before="0" w:after="0"/>
+            </w:pPr>
+            <w:r>
+              <w:rPr>
+                <w:rFonts w:ascii="Courier New" w:hAnsi="Courier New"/>
+                <w:sz w:val="17"/>
+              </w:rPr>
+              <w:t xml:space="preserve">              Expanded(</w:t>
+            </w:r>
+          </w:p>
+          <w:p>
+            <w:pPr>
+              <w:spacing w:before="0" w:after="0"/>
+            </w:pPr>
+            <w:r>
+              <w:rPr>
+                <w:rFonts w:ascii="Courier New" w:hAnsi="Courier New"/>
+                <w:sz w:val="17"/>
+              </w:rPr>
+              <w:t xml:space="preserve">                child: Column(</w:t>
+            </w:r>
+          </w:p>
+          <w:p>
+            <w:pPr>
+              <w:spacing w:before="0" w:after="0"/>
+            </w:pPr>
+            <w:r>
+              <w:rPr>
+                <w:rFonts w:ascii="Courier New" w:hAnsi="Courier New"/>
+                <w:sz w:val="17"/>
+              </w:rPr>
+              <w:t xml:space="preserve">                  crossAxisAlignment: CrossAxisAlignment.start,</w:t>
+            </w:r>
+          </w:p>
+          <w:p>
+            <w:pPr>
+              <w:spacing w:before="0" w:after="0"/>
+            </w:pPr>
+            <w:r>
+              <w:rPr>
+                <w:rFonts w:ascii="Courier New" w:hAnsi="Courier New"/>
+                <w:sz w:val="17"/>
+              </w:rPr>
+              <w:t xml:space="preserve">                  children: [</w:t>
+            </w:r>
+          </w:p>
+          <w:p>
+            <w:pPr>
+              <w:spacing w:before="0" w:after="0"/>
+            </w:pPr>
+            <w:r>
+              <w:rPr>
+                <w:rFonts w:ascii="Courier New" w:hAnsi="Courier New"/>
+                <w:sz w:val="17"/>
+              </w:rPr>
+              <w:t xml:space="preserve">                    Text(project.name,</w:t>
+            </w:r>
+          </w:p>
+          <w:p>
+            <w:pPr>
+              <w:spacing w:before="0" w:after="0"/>
+            </w:pPr>
+            <w:r>
+              <w:rPr>
+                <w:rFonts w:ascii="Courier New" w:hAnsi="Courier New"/>
+                <w:sz w:val="17"/>
+              </w:rPr>
+              <w:t xml:space="preserve">                        style: const TextStyle(fontWeight: FontWeight.w800, fontSize: 15)),</w:t>
+            </w:r>
+          </w:p>
+          <w:p>
+            <w:pPr>
+              <w:spacing w:before="0" w:after="0"/>
+            </w:pPr>
+            <w:r>
+              <w:rPr>
+                <w:rFonts w:ascii="Courier New" w:hAnsi="Courier New"/>
+                <w:sz w:val="17"/>
+              </w:rPr>
+              <w:t xml:space="preserve">                    Text(project.sector,</w:t>
+            </w:r>
+          </w:p>
+          <w:p>
+            <w:pPr>
+              <w:spacing w:before="0" w:after="0"/>
+            </w:pPr>
+            <w:r>
+              <w:rPr>
+                <w:rFonts w:ascii="Courier New" w:hAnsi="Courier New"/>
+                <w:sz w:val="17"/>
+              </w:rPr>
+              <w:t xml:space="preserve">                        style: const TextStyle(color: AppColors.muted, fontSize: 11.5)),</w:t>
+            </w:r>
+          </w:p>
+          <w:p>
+            <w:pPr>
+              <w:spacing w:before="0" w:after="0"/>
+            </w:pPr>
+            <w:r>
+              <w:rPr>
+                <w:rFonts w:ascii="Courier New" w:hAnsi="Courier New"/>
+                <w:sz w:val="17"/>
+              </w:rPr>
+              <w:t xml:space="preserve">                  ],</w:t>
+            </w:r>
+          </w:p>
+          <w:p>
+            <w:pPr>
+              <w:spacing w:before="0" w:after="0"/>
+            </w:pPr>
+            <w:r>
+              <w:rPr>
+                <w:rFonts w:ascii="Courier New" w:hAnsi="Courier New"/>
+                <w:sz w:val="17"/>
+              </w:rPr>
+              <w:t xml:space="preserve">                ),</w:t>
+            </w:r>
+          </w:p>
+          <w:p>
+            <w:pPr>
+              <w:spacing w:before="0" w:after="0"/>
+            </w:pPr>
+            <w:r>
+              <w:rPr>
+                <w:rFonts w:ascii="Courier New" w:hAnsi="Courier New"/>
+                <w:sz w:val="17"/>
+              </w:rPr>
+              <w:t xml:space="preserve">              ),</w:t>
+            </w:r>
+          </w:p>
+          <w:p>
+            <w:pPr>
+              <w:spacing w:before="0" w:after="0"/>
+            </w:pPr>
+            <w:r>
+              <w:rPr>
+                <w:rFonts w:ascii="Courier New" w:hAnsi="Courier New"/>
+                <w:sz w:val="17"/>
+              </w:rPr>
+              <w:t xml:space="preserve">              _StatusBadge(completed: completed), // remplace Chip('Terminé')</w:t>
+            </w:r>
+          </w:p>
+          <w:p>
+            <w:pPr>
+              <w:spacing w:before="0" w:after="0"/>
+            </w:pPr>
+            <w:r>
+              <w:rPr>
+                <w:rFonts w:ascii="Courier New" w:hAnsi="Courier New"/>
+                <w:sz w:val="17"/>
+              </w:rPr>
+              <w:t xml:space="preserve">            ],</w:t>
+            </w:r>
+          </w:p>
+          <w:p>
+            <w:pPr>
+              <w:spacing w:before="0" w:after="0"/>
+            </w:pPr>
+            <w:r>
+              <w:rPr>
+                <w:rFonts w:ascii="Courier New" w:hAnsi="Courier New"/>
+                <w:sz w:val="17"/>
+              </w:rPr>
+              <w:t xml:space="preserve">          ),</w:t>
+            </w:r>
+          </w:p>
+          <w:p>
+            <w:pPr>
+              <w:spacing w:before="0" w:after="0"/>
+            </w:pPr>
+            <w:r>
+              <w:rPr>
+                <w:rFonts w:ascii="Courier New" w:hAnsi="Courier New"/>
+                <w:sz w:val="17"/>
+              </w:rPr>
+              <w:t xml:space="preserve">          // … barre de progression + étapes …</w:t>
             </w:r>
           </w:p>
           <w:p>
@@ -10016,7 +10170,7 @@
           <w:color w:val="606060"/>
           <w:sz w:val="18"/>
         </w:rPr>
-        <w:t>📸  Projet avec barre de progression (Étape 3/5)</w:t>
+        <w:t>📸  Projet avec barre de progression (Étape 2/3)</w:t>
       </w:r>
     </w:p>
     <w:tbl>
@@ -10681,7 +10835,7 @@
                 <w:i w:val="0"/>
                 <w:sz w:val="19"/>
               </w:rPr>
-              <w:t>88px</w:t>
+              <w:t>64px</w:t>
             </w:r>
           </w:p>
         </w:tc>
@@ -11770,6 +11924,24 @@
               </w:rPr>
               <w:t>deleteProject</w:t>
             </w:r>
+            <w:r>
+              <w:rPr>
+                <w:rFonts w:ascii="Times New Roman" w:hAnsi="Times New Roman"/>
+                <w:b w:val="0"/>
+                <w:i w:val="0"/>
+                <w:sz w:val="19"/>
+              </w:rPr>
+              <w:t xml:space="preserve"> + mode édition </w:t>
+            </w:r>
+            <w:r>
+              <w:rPr>
+                <w:rFonts w:ascii="Times New Roman" w:hAnsi="Times New Roman"/>
+                <w:b w:val="0"/>
+                <w:i w:val="0"/>
+                <w:sz w:val="19"/>
+              </w:rPr>
+              <w:t>AddProjectPage(existingProject:)</w:t>
+            </w:r>
           </w:p>
         </w:tc>
         <w:tc>
@@ -11830,7 +12002,25 @@
                 <w:i w:val="0"/>
                 <w:sz w:val="19"/>
               </w:rPr>
-              <w:t>Indicateur 0–100% coloré (vert/amber/rouge)</w:t>
+              <w:t>Indicateur 0–100%, barre toujours amber (</w:t>
+            </w:r>
+            <w:r>
+              <w:rPr>
+                <w:rFonts w:ascii="Times New Roman" w:hAnsi="Times New Roman"/>
+                <w:b w:val="0"/>
+                <w:i w:val="0"/>
+                <w:sz w:val="19"/>
+              </w:rPr>
+              <w:t>AppColors.amber</w:t>
+            </w:r>
+            <w:r>
+              <w:rPr>
+                <w:rFonts w:ascii="Times New Roman" w:hAnsi="Times New Roman"/>
+                <w:b w:val="0"/>
+                <w:i w:val="0"/>
+                <w:sz w:val="19"/>
+              </w:rPr>
+              <w:t>)</w:t>
             </w:r>
           </w:p>
         </w:tc>
@@ -12337,6 +12527,148 @@
                 <w:sz w:val="19"/>
               </w:rPr>
               <w:t xml:space="preserve"> — activé via Wave (L5)</w:t>
+            </w:r>
+          </w:p>
+        </w:tc>
+        <w:tc>
+          <w:tcPr>
+            <w:tcW w:type="dxa" w:w="3024"/>
+            <w:vAlign w:val="center"/>
+          </w:tcPr>
+          <w:p>
+            <w:pPr>
+              <w:spacing w:before="40" w:after="40"/>
+            </w:pPr>
+            <w:r>
+              <w:rPr>
+                <w:rFonts w:ascii="Times New Roman" w:hAnsi="Times New Roman"/>
+                <w:b w:val="0"/>
+                <w:i w:val="0"/>
+                <w:sz w:val="19"/>
+              </w:rPr>
+              <w:t>✅ (bonus)</w:t>
+            </w:r>
+          </w:p>
+        </w:tc>
+      </w:tr>
+      <w:tr>
+        <w:tc>
+          <w:tcPr>
+            <w:tcW w:type="dxa" w:w="3024"/>
+            <w:vAlign w:val="center"/>
+          </w:tcPr>
+          <w:p>
+            <w:pPr>
+              <w:spacing w:before="40" w:after="40"/>
+            </w:pPr>
+            <w:r>
+              <w:rPr>
+                <w:rFonts w:ascii="Times New Roman" w:hAnsi="Times New Roman"/>
+                <w:b w:val="0"/>
+                <w:i w:val="0"/>
+                <w:sz w:val="19"/>
+              </w:rPr>
+              <w:t>"Mes contacts" (Entrepreneur)</w:t>
+            </w:r>
+          </w:p>
+        </w:tc>
+        <w:tc>
+          <w:tcPr>
+            <w:tcW w:type="dxa" w:w="3024"/>
+            <w:vAlign w:val="center"/>
+          </w:tcPr>
+          <w:p>
+            <w:pPr>
+              <w:spacing w:before="40" w:after="40"/>
+            </w:pPr>
+            <w:r>
+              <w:rPr>
+                <w:rFonts w:ascii="Times New Roman" w:hAnsi="Times New Roman"/>
+                <w:b w:val="0"/>
+                <w:i w:val="0"/>
+                <w:sz w:val="19"/>
+              </w:rPr>
+              <w:t>Remplace "Mes demandes" — affiche les relations acceptées (mentorat + investissement)</w:t>
+            </w:r>
+          </w:p>
+        </w:tc>
+        <w:tc>
+          <w:tcPr>
+            <w:tcW w:type="dxa" w:w="3024"/>
+            <w:vAlign w:val="center"/>
+          </w:tcPr>
+          <w:p>
+            <w:pPr>
+              <w:spacing w:before="40" w:after="40"/>
+            </w:pPr>
+            <w:r>
+              <w:rPr>
+                <w:rFonts w:ascii="Times New Roman" w:hAnsi="Times New Roman"/>
+                <w:b w:val="0"/>
+                <w:i w:val="0"/>
+                <w:sz w:val="19"/>
+              </w:rPr>
+              <w:t>✅ (bonus)</w:t>
+            </w:r>
+          </w:p>
+        </w:tc>
+      </w:tr>
+      <w:tr>
+        <w:tc>
+          <w:tcPr>
+            <w:tcW w:type="dxa" w:w="3024"/>
+            <w:vAlign w:val="center"/>
+          </w:tcPr>
+          <w:p>
+            <w:pPr>
+              <w:spacing w:before="40" w:after="40"/>
+            </w:pPr>
+            <w:r>
+              <w:rPr>
+                <w:rFonts w:ascii="Times New Roman" w:hAnsi="Times New Roman"/>
+                <w:b w:val="0"/>
+                <w:i w:val="0"/>
+                <w:sz w:val="19"/>
+              </w:rPr>
+              <w:t>Photo membres Firebase</w:t>
+            </w:r>
+          </w:p>
+        </w:tc>
+        <w:tc>
+          <w:tcPr>
+            <w:tcW w:type="dxa" w:w="3024"/>
+            <w:vAlign w:val="center"/>
+          </w:tcPr>
+          <w:p>
+            <w:pPr>
+              <w:spacing w:before="40" w:after="40"/>
+            </w:pPr>
+            <w:r>
+              <w:rPr>
+                <w:rFonts w:ascii="Times New Roman" w:hAnsi="Times New Roman"/>
+                <w:b w:val="0"/>
+                <w:i w:val="0"/>
+                <w:sz w:val="19"/>
+              </w:rPr>
+              <w:t>BoxFit.cover</w:t>
+            </w:r>
+            <w:r>
+              <w:rPr>
+                <w:rFonts w:ascii="Times New Roman" w:hAnsi="Times New Roman"/>
+                <w:b w:val="0"/>
+                <w:i w:val="0"/>
+                <w:sz w:val="19"/>
+              </w:rPr>
+              <w:t xml:space="preserve"> systématique dans le widget </w:t>
+            </w:r>
+            <w:r>
+              <w:rPr>
+                <w:rFonts w:ascii="Times New Roman" w:hAnsi="Times New Roman"/>
+                <w:b w:val="0"/>
+                <w:i w:val="0"/>
+                <w:sz w:val="19"/>
+              </w:rPr>
+              <w:t>Avatar</w:t>
             </w:r>
           </w:p>
         </w:tc>

--- a/livrables/docx/DIAPALER_AFRICA_Livrable4.docx
+++ b/livrables/docx/DIAPALER_AFRICA_Livrable4.docx
@@ -962,24 +962,46 @@
         <w:t>📸  📸 [Insérer ici le logo de l'ESP et/ou une capture de l'application]</w:t>
       </w:r>
     </w:p>
-    <w:p>
-      <w:pPr>
-        <w:spacing w:before="2835" w:after="240"/>
-        <w:ind w:left="0"/>
-        <w:shd w:val="clear" w:color="auto" w:fill="F9FAFB"/>
-        <w:pBdr>
-          <w:left w:val="single" w:sz="6" w:space="6" w:color="D1D5DB"/>
-        </w:pBdr>
-      </w:pPr>
-      <w:r>
-        <w:rPr>
-          <w:rFonts w:ascii="Calibri" w:hAnsi="Calibri"/>
-          <w:i/>
-          <w:color w:val="ABB5BF"/>
-          <w:sz w:val="18"/>
-        </w:rPr>
-        <w:t>[ Insérer la capture d'écran ici ]</w:t>
-      </w:r>
+    <w:tbl>
+      <w:tblPr>
+        <w:tblStyle w:val="TableGrid"/>
+        <w:tblW w:type="auto" w:w="0"/>
+        <w:tblLook w:firstColumn="1" w:firstRow="1" w:lastColumn="0" w:lastRow="0" w:noHBand="0" w:noVBand="1" w:val="04A0"/>
+      </w:tblPr>
+      <w:tblGrid>
+        <w:gridCol w:w="9406"/>
+      </w:tblGrid>
+      <w:tr>
+        <w:trPr>
+          <w:trHeight w:val="3969" w:hRule="atLeast"/>
+        </w:trPr>
+        <w:tc>
+          <w:tcPr>
+            <w:tcW w:type="dxa" w:w="9406"/>
+            <w:shd w:val="clear" w:color="auto" w:fill="F9FAFB"/>
+          </w:tcPr>
+          <w:p>
+            <w:pPr>
+              <w:spacing w:before="1587"/>
+              <w:jc w:val="center"/>
+            </w:pPr>
+            <w:r>
+              <w:rPr>
+                <w:rFonts w:ascii="Calibri" w:hAnsi="Calibri"/>
+                <w:i/>
+                <w:color w:val="ABB5BF"/>
+                <w:sz w:val="18"/>
+              </w:rPr>
+              <w:t>[ Insérer la capture d'écran ici ]</w:t>
+            </w:r>
+          </w:p>
+        </w:tc>
+      </w:tr>
+    </w:tbl>
+    <w:p>
+      <w:pPr>
+        <w:spacing w:after="240"/>
+      </w:pPr>
     </w:p>
     <w:p>
       <w:pPr>
@@ -1231,6 +1253,15 @@
       </w:pPr>
       <w:r>
         <w:t>Introduction</w:t>
+      </w:r>
+    </w:p>
+    <w:p>
+      <w:r>
+        <w:rPr>
+          <w:rFonts w:ascii="Calibri" w:hAnsi="Calibri"/>
+          <w:sz w:val="22"/>
+        </w:rPr>
+        <w:t>Ce livrable porte sur l'une des fonctionnalités les plus importantes de toute application sociale ou professionnelle : la gestion du profil utilisateur. Dans DIAPALER AFRICA, le profil n'est pas un simple formulaire — c'est la carte de visite numérique de l'entrepreneur, du mentor ou de l'investisseur. Nous avons donc accordé une attention particulière à la fluidité de l'expérience, à la réactivité de l'interface et à la robustesse de la persistance des données. Ce livrable détaille les choix techniques retenus, les patterns d'architecture utilisés, et les fonctionnalités livrées.</w:t>
       </w:r>
     </w:p>
     <w:p>
@@ -1446,11 +1477,74 @@
       </w:r>
     </w:p>
     <w:p>
+      <w:r>
+        <w:rPr>
+          <w:rFonts w:ascii="Calibri" w:hAnsi="Calibri"/>
+          <w:sz w:val="22"/>
+        </w:rPr>
+        <w:t>Avant de construire les interfaces, nous avons commencé par définir clairement la structure des données. Tout repose sur un modèle de données unique et cohérent, partagé entre toutes les pages de l'application. Ce choix facilite la maintenance : quand on ajoute un champ au profil, il suffit de l'ajouter à un seul endroit.</w:t>
+      </w:r>
+    </w:p>
+    <w:p>
       <w:pPr>
         <w:pStyle w:val="Heading3"/>
       </w:pPr>
       <w:r>
         <w:t>1.1 La classe `UserProfile`</w:t>
+      </w:r>
+    </w:p>
+    <w:p>
+      <w:r>
+        <w:rPr>
+          <w:rFonts w:ascii="Calibri" w:hAnsi="Calibri"/>
+          <w:sz w:val="22"/>
+        </w:rPr>
+        <w:t xml:space="preserve">La conception d'un modèle de données solide est la première étape de tout développement sérieux. Nous avons opté pour une classe immuable annotée </w:t>
+      </w:r>
+      <w:r>
+        <w:rPr>
+          <w:rFonts w:ascii="Courier New" w:hAnsi="Courier New"/>
+          <w:color w:val="DC2626"/>
+          <w:sz w:val="20"/>
+        </w:rPr>
+        <w:t>@immutable</w:t>
+      </w:r>
+      <w:r>
+        <w:rPr>
+          <w:rFonts w:ascii="Calibri" w:hAnsi="Calibri"/>
+          <w:sz w:val="22"/>
+        </w:rPr>
+        <w:t xml:space="preserve">, ce qui signifie qu'on ne modifie jamais un objet </w:t>
+      </w:r>
+      <w:r>
+        <w:rPr>
+          <w:rFonts w:ascii="Courier New" w:hAnsi="Courier New"/>
+          <w:color w:val="DC2626"/>
+          <w:sz w:val="20"/>
+        </w:rPr>
+        <w:t>UserProfile</w:t>
+      </w:r>
+      <w:r>
+        <w:rPr>
+          <w:rFonts w:ascii="Calibri" w:hAnsi="Calibri"/>
+          <w:sz w:val="22"/>
+        </w:rPr>
+        <w:t xml:space="preserve"> directement — on crée toujours une nouvelle copie avec les champs modifiés. C'est le pattern </w:t>
+      </w:r>
+      <w:r>
+        <w:rPr>
+          <w:rFonts w:ascii="Courier New" w:hAnsi="Courier New"/>
+          <w:color w:val="DC2626"/>
+          <w:sz w:val="20"/>
+        </w:rPr>
+        <w:t>copyWith</w:t>
+      </w:r>
+      <w:r>
+        <w:rPr>
+          <w:rFonts w:ascii="Calibri" w:hAnsi="Calibri"/>
+          <w:sz w:val="22"/>
+        </w:rPr>
+        <w:t>, très utilisé dans l'écosystème Flutter, qui rend cela naturel et sûr. Cette approche évite les bugs liés aux mutations inattendues d'état, surtout quand plusieurs écrans partagent le même profil.</w:t>
       </w:r>
     </w:p>
     <w:p>
@@ -2006,6 +2100,60 @@
           <w:rFonts w:ascii="Calibri" w:hAnsi="Calibri"/>
           <w:sz w:val="22"/>
         </w:rPr>
+        <w:t xml:space="preserve">Pour éviter de passer le profil en argument d'un widget à l'autre (ce qu'on appelle le "prop drilling"), nous avons mis en place un contrôleur global basé sur </w:t>
+      </w:r>
+      <w:r>
+        <w:rPr>
+          <w:rFonts w:ascii="Courier New" w:hAnsi="Courier New"/>
+          <w:color w:val="DC2626"/>
+          <w:sz w:val="20"/>
+        </w:rPr>
+        <w:t>ValueNotifier</w:t>
+      </w:r>
+      <w:r>
+        <w:rPr>
+          <w:rFonts w:ascii="Calibri" w:hAnsi="Calibri"/>
+          <w:sz w:val="22"/>
+        </w:rPr>
+        <w:t xml:space="preserve">. Le principe est simple : une seule source de vérité pour tout le profil, accessible depuis n'importe quelle page. Quand le profil change, tous les widgets abonnés se reconstruisent automatiquement, sans </w:t>
+      </w:r>
+      <w:r>
+        <w:rPr>
+          <w:rFonts w:ascii="Courier New" w:hAnsi="Courier New"/>
+          <w:color w:val="DC2626"/>
+          <w:sz w:val="20"/>
+        </w:rPr>
+        <w:t>setState</w:t>
+      </w:r>
+      <w:r>
+        <w:rPr>
+          <w:rFonts w:ascii="Calibri" w:hAnsi="Calibri"/>
+          <w:sz w:val="22"/>
+        </w:rPr>
+        <w:t xml:space="preserve">, sans </w:t>
+      </w:r>
+      <w:r>
+        <w:rPr>
+          <w:rFonts w:ascii="Courier New" w:hAnsi="Courier New"/>
+          <w:color w:val="DC2626"/>
+          <w:sz w:val="20"/>
+        </w:rPr>
+        <w:t>Provider</w:t>
+      </w:r>
+      <w:r>
+        <w:rPr>
+          <w:rFonts w:ascii="Calibri" w:hAnsi="Calibri"/>
+          <w:sz w:val="22"/>
+        </w:rPr>
+        <w:t xml:space="preserve"> externe, sans boilerplate. Nous avons choisi ce pattern volontairement léger plutôt que BLoC ou Riverpod, car la gestion de profil ne nécessite pas toute la complexité d'un système de flux bidirectionnel.</w:t>
+      </w:r>
+    </w:p>
+    <w:p>
+      <w:r>
+        <w:rPr>
+          <w:rFonts w:ascii="Calibri" w:hAnsi="Calibri"/>
+          <w:sz w:val="22"/>
+        </w:rPr>
         <w:t xml:space="preserve">Le </w:t>
       </w:r>
       <w:r>
@@ -3346,6 +3494,15 @@
       </w:pPr>
       <w:r>
         <w:t>2. Consultation du Profil (`page_profil.dart`)</w:t>
+      </w:r>
+    </w:p>
+    <w:p>
+      <w:r>
+        <w:rPr>
+          <w:rFonts w:ascii="Calibri" w:hAnsi="Calibri"/>
+          <w:sz w:val="22"/>
+        </w:rPr>
+        <w:t>La page de profil est la vitrine de l'utilisateur dans l'application. Nous avons voulu qu'elle soit à la fois complète et agréable à lire, en regroupant les informations par blocs logiques : identité, statistiques, présentation personnelle, centres d'intérêt, et projets pour les entrepreneurs. Un point important de notre conception est que la page s'adapte au rôle de l'utilisateur connecté — un mentor ne voit pas les mêmes statistiques ni les mêmes boutons d'action qu'un investisseur ou qu'un entrepreneur.</w:t>
       </w:r>
     </w:p>
     <w:p>
@@ -4218,6 +4375,15 @@
       </w:r>
     </w:p>
     <w:p>
+      <w:r>
+        <w:rPr>
+          <w:rFonts w:ascii="Calibri" w:hAnsi="Calibri"/>
+          <w:sz w:val="22"/>
+        </w:rPr>
+        <w:t>Un profil incomplet nuit à la qualité des mises en relation. Pour encourager les utilisateurs à renseigner toutes leurs informations, nous avons intégré une jauge de complétion visible dès la carte d'identité. Elle est calculée dynamiquement en évaluant 12 champs clés du profil, et s'affiche sous forme de barre de progression amber animée. L'objectif était de donner un signal visuel clair et motivant, sans être intrusif : si vous avez rempli 10 champs sur 12, la barre affiche 83% et vous voyez immédiatement qu'il reste deux champs à compléter.</w:t>
+      </w:r>
+    </w:p>
+    <w:p>
       <w:pPr>
         <w:spacing w:before="0" w:after="0"/>
         <w:ind w:left="283"/>
@@ -4708,6 +4874,45 @@
       </w:pPr>
       <w:r>
         <w:t>2.3 Réactivité avec ValueListenableBuilder</w:t>
+      </w:r>
+    </w:p>
+    <w:p>
+      <w:r>
+        <w:rPr>
+          <w:rFonts w:ascii="Calibri" w:hAnsi="Calibri"/>
+          <w:sz w:val="22"/>
+        </w:rPr>
+        <w:t xml:space="preserve">L'un des problèmes courants dans les applications Flutter est la désynchronisation entre les données modifiées et leur affichage. Pour éviter cela, toute la page profil est enveloppée dans un </w:t>
+      </w:r>
+      <w:r>
+        <w:rPr>
+          <w:rFonts w:ascii="Courier New" w:hAnsi="Courier New"/>
+          <w:color w:val="DC2626"/>
+          <w:sz w:val="20"/>
+        </w:rPr>
+        <w:t>ValueListenableBuilder</w:t>
+      </w:r>
+      <w:r>
+        <w:rPr>
+          <w:rFonts w:ascii="Calibri" w:hAnsi="Calibri"/>
+          <w:sz w:val="22"/>
+        </w:rPr>
+        <w:t xml:space="preserve">. Ce widget Flutter écoute le </w:t>
+      </w:r>
+      <w:r>
+        <w:rPr>
+          <w:rFonts w:ascii="Courier New" w:hAnsi="Courier New"/>
+          <w:color w:val="DC2626"/>
+          <w:sz w:val="20"/>
+        </w:rPr>
+        <w:t>ValueNotifier</w:t>
+      </w:r>
+      <w:r>
+        <w:rPr>
+          <w:rFonts w:ascii="Calibri" w:hAnsi="Calibri"/>
+          <w:sz w:val="22"/>
+        </w:rPr>
+        <w:t xml:space="preserve"> du contrôleur et se reconstruit automatiquement chaque fois que le profil change. Ainsi, si l'utilisateur modifie son prénom depuis la page d'édition, la page profil se met à jour instantanément dès qu'il revient, sans aucune logique supplémentaire.</w:t>
       </w:r>
     </w:p>
     <w:p>
@@ -5118,24 +5323,46 @@
         <w:t>📸  📸 CAPTURE D'ÉCRAN — Mon Profil : photo, nom, badge rôle, jauge de complétion</w:t>
       </w:r>
     </w:p>
-    <w:p>
-      <w:pPr>
-        <w:spacing w:before="2835" w:after="240"/>
-        <w:ind w:left="0"/>
-        <w:shd w:val="clear" w:color="auto" w:fill="F9FAFB"/>
-        <w:pBdr>
-          <w:left w:val="single" w:sz="6" w:space="6" w:color="D1D5DB"/>
-        </w:pBdr>
-      </w:pPr>
-      <w:r>
-        <w:rPr>
-          <w:rFonts w:ascii="Calibri" w:hAnsi="Calibri"/>
-          <w:i/>
-          <w:color w:val="ABB5BF"/>
-          <w:sz w:val="18"/>
-        </w:rPr>
-        <w:t>[ Insérer la capture d'écran ici ]</w:t>
-      </w:r>
+    <w:tbl>
+      <w:tblPr>
+        <w:tblStyle w:val="TableGrid"/>
+        <w:tblW w:type="auto" w:w="0"/>
+        <w:tblLook w:firstColumn="1" w:firstRow="1" w:lastColumn="0" w:lastRow="0" w:noHBand="0" w:noVBand="1" w:val="04A0"/>
+      </w:tblPr>
+      <w:tblGrid>
+        <w:gridCol w:w="9406"/>
+      </w:tblGrid>
+      <w:tr>
+        <w:trPr>
+          <w:trHeight w:val="3969" w:hRule="atLeast"/>
+        </w:trPr>
+        <w:tc>
+          <w:tcPr>
+            <w:tcW w:type="dxa" w:w="9406"/>
+            <w:shd w:val="clear" w:color="auto" w:fill="F9FAFB"/>
+          </w:tcPr>
+          <w:p>
+            <w:pPr>
+              <w:spacing w:before="1587"/>
+              <w:jc w:val="center"/>
+            </w:pPr>
+            <w:r>
+              <w:rPr>
+                <w:rFonts w:ascii="Calibri" w:hAnsi="Calibri"/>
+                <w:i/>
+                <w:color w:val="ABB5BF"/>
+                <w:sz w:val="18"/>
+              </w:rPr>
+              <w:t>[ Insérer la capture d'écran ici ]</w:t>
+            </w:r>
+          </w:p>
+        </w:tc>
+      </w:tr>
+    </w:tbl>
+    <w:p>
+      <w:pPr>
+        <w:spacing w:after="240"/>
+      </w:pPr>
     </w:p>
     <w:p>
       <w:pPr>
@@ -5156,24 +5383,46 @@
         <w:t>📸  📸 CAPTURE D'ÉCRAN — Mon Profil : centres d'intérêt + statistiques</w:t>
       </w:r>
     </w:p>
-    <w:p>
-      <w:pPr>
-        <w:spacing w:before="2835" w:after="240"/>
-        <w:ind w:left="0"/>
-        <w:shd w:val="clear" w:color="auto" w:fill="F9FAFB"/>
-        <w:pBdr>
-          <w:left w:val="single" w:sz="6" w:space="6" w:color="D1D5DB"/>
-        </w:pBdr>
-      </w:pPr>
-      <w:r>
-        <w:rPr>
-          <w:rFonts w:ascii="Calibri" w:hAnsi="Calibri"/>
-          <w:i/>
-          <w:color w:val="ABB5BF"/>
-          <w:sz w:val="18"/>
-        </w:rPr>
-        <w:t>[ Insérer la capture d'écran ici ]</w:t>
-      </w:r>
+    <w:tbl>
+      <w:tblPr>
+        <w:tblStyle w:val="TableGrid"/>
+        <w:tblW w:type="auto" w:w="0"/>
+        <w:tblLook w:firstColumn="1" w:firstRow="1" w:lastColumn="0" w:lastRow="0" w:noHBand="0" w:noVBand="1" w:val="04A0"/>
+      </w:tblPr>
+      <w:tblGrid>
+        <w:gridCol w:w="9406"/>
+      </w:tblGrid>
+      <w:tr>
+        <w:trPr>
+          <w:trHeight w:val="3969" w:hRule="atLeast"/>
+        </w:trPr>
+        <w:tc>
+          <w:tcPr>
+            <w:tcW w:type="dxa" w:w="9406"/>
+            <w:shd w:val="clear" w:color="auto" w:fill="F9FAFB"/>
+          </w:tcPr>
+          <w:p>
+            <w:pPr>
+              <w:spacing w:before="1587"/>
+              <w:jc w:val="center"/>
+            </w:pPr>
+            <w:r>
+              <w:rPr>
+                <w:rFonts w:ascii="Calibri" w:hAnsi="Calibri"/>
+                <w:i/>
+                <w:color w:val="ABB5BF"/>
+                <w:sz w:val="18"/>
+              </w:rPr>
+              <w:t>[ Insérer la capture d'écran ici ]</w:t>
+            </w:r>
+          </w:p>
+        </w:tc>
+      </w:tr>
+    </w:tbl>
+    <w:p>
+      <w:pPr>
+        <w:spacing w:after="240"/>
+      </w:pPr>
     </w:p>
     <w:p>
       <w:pPr>
@@ -5194,31 +5443,62 @@
         <w:t>📸  📸 CAPTURE D'ÉCRAN — Mon Profil (Entrepreneur) : liste des projets avec barres de progression</w:t>
       </w:r>
     </w:p>
-    <w:p>
-      <w:pPr>
-        <w:spacing w:before="2835" w:after="240"/>
-        <w:ind w:left="0"/>
-        <w:shd w:val="clear" w:color="auto" w:fill="F9FAFB"/>
-        <w:pBdr>
-          <w:left w:val="single" w:sz="6" w:space="6" w:color="D1D5DB"/>
-        </w:pBdr>
-      </w:pPr>
+    <w:tbl>
+      <w:tblPr>
+        <w:tblStyle w:val="TableGrid"/>
+        <w:tblW w:type="auto" w:w="0"/>
+        <w:tblLook w:firstColumn="1" w:firstRow="1" w:lastColumn="0" w:lastRow="0" w:noHBand="0" w:noVBand="1" w:val="04A0"/>
+      </w:tblPr>
+      <w:tblGrid>
+        <w:gridCol w:w="9406"/>
+      </w:tblGrid>
+      <w:tr>
+        <w:trPr>
+          <w:trHeight w:val="3969" w:hRule="atLeast"/>
+        </w:trPr>
+        <w:tc>
+          <w:tcPr>
+            <w:tcW w:type="dxa" w:w="9406"/>
+            <w:shd w:val="clear" w:color="auto" w:fill="F9FAFB"/>
+          </w:tcPr>
+          <w:p>
+            <w:pPr>
+              <w:spacing w:before="1587"/>
+              <w:jc w:val="center"/>
+            </w:pPr>
+            <w:r>
+              <w:rPr>
+                <w:rFonts w:ascii="Calibri" w:hAnsi="Calibri"/>
+                <w:i/>
+                <w:color w:val="ABB5BF"/>
+                <w:sz w:val="18"/>
+              </w:rPr>
+              <w:t>[ Insérer la capture d'écran ici ]</w:t>
+            </w:r>
+          </w:p>
+        </w:tc>
+      </w:tr>
+    </w:tbl>
+    <w:p>
+      <w:pPr>
+        <w:spacing w:after="240"/>
+      </w:pPr>
+    </w:p>
+    <w:p>
+      <w:pPr>
+        <w:pStyle w:val="Heading3"/>
+      </w:pPr>
+      <w:r>
+        <w:t>2.4 Feuille de profil (bottom sheet)</w:t>
+      </w:r>
+    </w:p>
+    <w:p>
       <w:r>
         <w:rPr>
           <w:rFonts w:ascii="Calibri" w:hAnsi="Calibri"/>
-          <w:i/>
-          <w:color w:val="ABB5BF"/>
-          <w:sz w:val="18"/>
-        </w:rPr>
-        <w:t>[ Insérer la capture d'écran ici ]</w:t>
-      </w:r>
-    </w:p>
-    <w:p>
-      <w:pPr>
-        <w:pStyle w:val="Heading3"/>
-      </w:pPr>
-      <w:r>
-        <w:t>2.4 Feuille de profil (bottom sheet)</w:t>
+          <w:sz w:val="22"/>
+        </w:rPr>
+        <w:t>Pour permettre un accès rapide au profil depuis n'importe quel écran de l'application, sans avoir à naviguer jusqu'à la page complète, nous avons développé une feuille de profil accessible depuis l'AppBar des dashboards. C'est un compromis entre accessibilité et encombrement visuel : un simple tap sur l'avatar suffit pour voir son nom, son rôle, et accéder aux actions essentielles.</w:t>
       </w:r>
     </w:p>
     <w:p>
@@ -5309,31 +5589,62 @@
         <w:t>📸  📸 CAPTURE D'ÉCRAN — Bottom sheet profil (avatar + actions)</w:t>
       </w:r>
     </w:p>
-    <w:p>
-      <w:pPr>
-        <w:spacing w:before="2835" w:after="240"/>
-        <w:ind w:left="0"/>
-        <w:shd w:val="clear" w:color="auto" w:fill="F9FAFB"/>
-        <w:pBdr>
-          <w:left w:val="single" w:sz="6" w:space="6" w:color="D1D5DB"/>
-        </w:pBdr>
-      </w:pPr>
+    <w:tbl>
+      <w:tblPr>
+        <w:tblStyle w:val="TableGrid"/>
+        <w:tblW w:type="auto" w:w="0"/>
+        <w:tblLook w:firstColumn="1" w:firstRow="1" w:lastColumn="0" w:lastRow="0" w:noHBand="0" w:noVBand="1" w:val="04A0"/>
+      </w:tblPr>
+      <w:tblGrid>
+        <w:gridCol w:w="9406"/>
+      </w:tblGrid>
+      <w:tr>
+        <w:trPr>
+          <w:trHeight w:val="3969" w:hRule="atLeast"/>
+        </w:trPr>
+        <w:tc>
+          <w:tcPr>
+            <w:tcW w:type="dxa" w:w="9406"/>
+            <w:shd w:val="clear" w:color="auto" w:fill="F9FAFB"/>
+          </w:tcPr>
+          <w:p>
+            <w:pPr>
+              <w:spacing w:before="1587"/>
+              <w:jc w:val="center"/>
+            </w:pPr>
+            <w:r>
+              <w:rPr>
+                <w:rFonts w:ascii="Calibri" w:hAnsi="Calibri"/>
+                <w:i/>
+                <w:color w:val="ABB5BF"/>
+                <w:sz w:val="18"/>
+              </w:rPr>
+              <w:t>[ Insérer la capture d'écran ici ]</w:t>
+            </w:r>
+          </w:p>
+        </w:tc>
+      </w:tr>
+    </w:tbl>
+    <w:p>
+      <w:pPr>
+        <w:spacing w:after="240"/>
+      </w:pPr>
+    </w:p>
+    <w:p>
+      <w:pPr>
+        <w:pStyle w:val="Heading2"/>
+      </w:pPr>
+      <w:r>
+        <w:t>3. Modification du profil (`page_modification_profil.dart`)</w:t>
+      </w:r>
+    </w:p>
+    <w:p>
       <w:r>
         <w:rPr>
           <w:rFonts w:ascii="Calibri" w:hAnsi="Calibri"/>
-          <w:i/>
-          <w:color w:val="ABB5BF"/>
-          <w:sz w:val="18"/>
-        </w:rPr>
-        <w:t>[ Insérer la capture d'écran ici ]</w:t>
-      </w:r>
-    </w:p>
-    <w:p>
-      <w:pPr>
-        <w:pStyle w:val="Heading2"/>
-      </w:pPr>
-      <w:r>
-        <w:t>3. Modification du profil (`page_modification_profil.dart`)</w:t>
+          <w:sz w:val="22"/>
+        </w:rPr>
+        <w:t>La modification du profil est la fonctionnalité centrale pour tout utilisateur souhaitant mettre à jour ses informations. Nous avons fait le choix de regrouper tous les champs dans une seule page scrollable, organisée par sections logiques, plutôt que de multiplier les écrans. Cela réduit le nombre de navigations nécessaires et donne à l'utilisateur une vision complète de toutes les informations qu'il peut renseigner ou modifier.</w:t>
       </w:r>
     </w:p>
     <w:p>
@@ -5662,6 +5973,60 @@
       </w:r>
     </w:p>
     <w:p>
+      <w:r>
+        <w:rPr>
+          <w:rFonts w:ascii="Calibri" w:hAnsi="Calibri"/>
+          <w:sz w:val="22"/>
+        </w:rPr>
+        <w:t xml:space="preserve">Nous avons fait le choix de pré-remplir tous les champs avec les données actuelles du profil, pour que l'utilisateur n'ait à modifier que ce qui a changé. Il n'a pas besoin de tout ressaisir depuis le début à chaque ouverture du formulaire. Le pré-remplissage se fait dans </w:t>
+      </w:r>
+      <w:r>
+        <w:rPr>
+          <w:rFonts w:ascii="Courier New" w:hAnsi="Courier New"/>
+          <w:color w:val="DC2626"/>
+          <w:sz w:val="20"/>
+        </w:rPr>
+        <w:t>initState()</w:t>
+      </w:r>
+      <w:r>
+        <w:rPr>
+          <w:rFonts w:ascii="Calibri" w:hAnsi="Calibri"/>
+          <w:sz w:val="22"/>
+        </w:rPr>
+        <w:t xml:space="preserve">, en récupérant le profil courant depuis </w:t>
+      </w:r>
+      <w:r>
+        <w:rPr>
+          <w:rFonts w:ascii="Courier New" w:hAnsi="Courier New"/>
+          <w:color w:val="DC2626"/>
+          <w:sz w:val="20"/>
+        </w:rPr>
+        <w:t>UserProfileController</w:t>
+      </w:r>
+      <w:r>
+        <w:rPr>
+          <w:rFonts w:ascii="Calibri" w:hAnsi="Calibri"/>
+          <w:sz w:val="22"/>
+        </w:rPr>
+        <w:t xml:space="preserve"> et en initialisant chaque </w:t>
+      </w:r>
+      <w:r>
+        <w:rPr>
+          <w:rFonts w:ascii="Courier New" w:hAnsi="Courier New"/>
+          <w:color w:val="DC2626"/>
+          <w:sz w:val="20"/>
+        </w:rPr>
+        <w:t>TextEditingController</w:t>
+      </w:r>
+      <w:r>
+        <w:rPr>
+          <w:rFonts w:ascii="Calibri" w:hAnsi="Calibri"/>
+          <w:sz w:val="22"/>
+        </w:rPr>
+        <w:t xml:space="preserve"> avec la valeur existante. Pour les dropdowns (pays, ville, secteur), on vérifie que la valeur actuelle est bien dans la liste supportée, et on revient à une valeur par défaut si ce n'est pas le cas.</w:t>
+      </w:r>
+    </w:p>
+    <w:p>
       <w:pPr>
         <w:spacing w:before="0" w:after="0"/>
         <w:ind w:left="283"/>
@@ -6075,31 +6440,62 @@
         <w:t>📸  📸 CAPTURE D'ÉCRAN — Modifier le profil (formulaire pré-rempli)</w:t>
       </w:r>
     </w:p>
-    <w:p>
-      <w:pPr>
-        <w:spacing w:before="2835" w:after="240"/>
-        <w:ind w:left="0"/>
-        <w:shd w:val="clear" w:color="auto" w:fill="F9FAFB"/>
-        <w:pBdr>
-          <w:left w:val="single" w:sz="6" w:space="6" w:color="D1D5DB"/>
-        </w:pBdr>
-      </w:pPr>
+    <w:tbl>
+      <w:tblPr>
+        <w:tblStyle w:val="TableGrid"/>
+        <w:tblW w:type="auto" w:w="0"/>
+        <w:tblLook w:firstColumn="1" w:firstRow="1" w:lastColumn="0" w:lastRow="0" w:noHBand="0" w:noVBand="1" w:val="04A0"/>
+      </w:tblPr>
+      <w:tblGrid>
+        <w:gridCol w:w="9406"/>
+      </w:tblGrid>
+      <w:tr>
+        <w:trPr>
+          <w:trHeight w:val="3969" w:hRule="atLeast"/>
+        </w:trPr>
+        <w:tc>
+          <w:tcPr>
+            <w:tcW w:type="dxa" w:w="9406"/>
+            <w:shd w:val="clear" w:color="auto" w:fill="F9FAFB"/>
+          </w:tcPr>
+          <w:p>
+            <w:pPr>
+              <w:spacing w:before="1587"/>
+              <w:jc w:val="center"/>
+            </w:pPr>
+            <w:r>
+              <w:rPr>
+                <w:rFonts w:ascii="Calibri" w:hAnsi="Calibri"/>
+                <w:i/>
+                <w:color w:val="ABB5BF"/>
+                <w:sz w:val="18"/>
+              </w:rPr>
+              <w:t>[ Insérer la capture d'écran ici ]</w:t>
+            </w:r>
+          </w:p>
+        </w:tc>
+      </w:tr>
+    </w:tbl>
+    <w:p>
+      <w:pPr>
+        <w:spacing w:after="240"/>
+      </w:pPr>
+    </w:p>
+    <w:p>
+      <w:pPr>
+        <w:pStyle w:val="Heading3"/>
+      </w:pPr>
+      <w:r>
+        <w:t>3.3 Modification et changement de la photo de profil</w:t>
+      </w:r>
+    </w:p>
+    <w:p>
       <w:r>
         <w:rPr>
           <w:rFonts w:ascii="Calibri" w:hAnsi="Calibri"/>
-          <w:i/>
-          <w:color w:val="ABB5BF"/>
-          <w:sz w:val="18"/>
-        </w:rPr>
-        <w:t>[ Insérer la capture d'écran ici ]</w:t>
-      </w:r>
-    </w:p>
-    <w:p>
-      <w:pPr>
-        <w:pStyle w:val="Heading3"/>
-      </w:pPr>
-      <w:r>
-        <w:t>3.3 Modification et changement de la photo de profil</w:t>
+          <w:sz w:val="22"/>
+        </w:rPr>
+        <w:t>La photo de profil joue un rôle important dans une application de mise en relation : elle humanise le contact entre les membres. Nous avons implémenté deux sources possibles — la galerie photo et l'appareil photo — accessibles depuis un bottom sheet qui s'affiche au tap sur l'avatar. La photo est automatiquement redimensionnée à 512×512 pixels et convertie en base64 pour être stockée dans Firebase, ce qui garantit une URL stable et un chargement rapide partout dans l'application. L'icône caméra superposée en bas à droite de l'avatar indique clairement à l'utilisateur que la photo est modifiable.</w:t>
       </w:r>
     </w:p>
     <w:p>
@@ -7416,24 +7812,46 @@
         <w:t>📸  📸 CAPTURE D'ÉCRAN — Modifier le profil : zone de photo avec icône caméra</w:t>
       </w:r>
     </w:p>
-    <w:p>
-      <w:pPr>
-        <w:spacing w:before="2835" w:after="240"/>
-        <w:ind w:left="0"/>
-        <w:shd w:val="clear" w:color="auto" w:fill="F9FAFB"/>
-        <w:pBdr>
-          <w:left w:val="single" w:sz="6" w:space="6" w:color="D1D5DB"/>
-        </w:pBdr>
-      </w:pPr>
-      <w:r>
-        <w:rPr>
-          <w:rFonts w:ascii="Calibri" w:hAnsi="Calibri"/>
-          <w:i/>
-          <w:color w:val="ABB5BF"/>
-          <w:sz w:val="18"/>
-        </w:rPr>
-        <w:t>[ Insérer la capture d'écran ici ]</w:t>
-      </w:r>
+    <w:tbl>
+      <w:tblPr>
+        <w:tblStyle w:val="TableGrid"/>
+        <w:tblW w:type="auto" w:w="0"/>
+        <w:tblLook w:firstColumn="1" w:firstRow="1" w:lastColumn="0" w:lastRow="0" w:noHBand="0" w:noVBand="1" w:val="04A0"/>
+      </w:tblPr>
+      <w:tblGrid>
+        <w:gridCol w:w="9406"/>
+      </w:tblGrid>
+      <w:tr>
+        <w:trPr>
+          <w:trHeight w:val="3969" w:hRule="atLeast"/>
+        </w:trPr>
+        <w:tc>
+          <w:tcPr>
+            <w:tcW w:type="dxa" w:w="9406"/>
+            <w:shd w:val="clear" w:color="auto" w:fill="F9FAFB"/>
+          </w:tcPr>
+          <w:p>
+            <w:pPr>
+              <w:spacing w:before="1587"/>
+              <w:jc w:val="center"/>
+            </w:pPr>
+            <w:r>
+              <w:rPr>
+                <w:rFonts w:ascii="Calibri" w:hAnsi="Calibri"/>
+                <w:i/>
+                <w:color w:val="ABB5BF"/>
+                <w:sz w:val="18"/>
+              </w:rPr>
+              <w:t>[ Insérer la capture d'écran ici ]</w:t>
+            </w:r>
+          </w:p>
+        </w:tc>
+      </w:tr>
+    </w:tbl>
+    <w:p>
+      <w:pPr>
+        <w:spacing w:after="240"/>
+      </w:pPr>
     </w:p>
     <w:p>
       <w:pPr>
@@ -7454,284 +7872,354 @@
         <w:t>📸  📸 CAPTURE D'ÉCRAN — BottomSheet choix galerie / caméra</w:t>
       </w:r>
     </w:p>
-    <w:p>
-      <w:pPr>
-        <w:spacing w:before="2835" w:after="240"/>
-        <w:ind w:left="0"/>
-        <w:shd w:val="clear" w:color="auto" w:fill="F9FAFB"/>
-        <w:pBdr>
-          <w:left w:val="single" w:sz="6" w:space="6" w:color="D1D5DB"/>
-        </w:pBdr>
-      </w:pPr>
+    <w:tbl>
+      <w:tblPr>
+        <w:tblStyle w:val="TableGrid"/>
+        <w:tblW w:type="auto" w:w="0"/>
+        <w:tblLook w:firstColumn="1" w:firstRow="1" w:lastColumn="0" w:lastRow="0" w:noHBand="0" w:noVBand="1" w:val="04A0"/>
+      </w:tblPr>
+      <w:tblGrid>
+        <w:gridCol w:w="9406"/>
+      </w:tblGrid>
+      <w:tr>
+        <w:trPr>
+          <w:trHeight w:val="3969" w:hRule="atLeast"/>
+        </w:trPr>
+        <w:tc>
+          <w:tcPr>
+            <w:tcW w:type="dxa" w:w="9406"/>
+            <w:shd w:val="clear" w:color="auto" w:fill="F9FAFB"/>
+          </w:tcPr>
+          <w:p>
+            <w:pPr>
+              <w:spacing w:before="1587"/>
+              <w:jc w:val="center"/>
+            </w:pPr>
+            <w:r>
+              <w:rPr>
+                <w:rFonts w:ascii="Calibri" w:hAnsi="Calibri"/>
+                <w:i/>
+                <w:color w:val="ABB5BF"/>
+                <w:sz w:val="18"/>
+              </w:rPr>
+              <w:t>[ Insérer la capture d'écran ici ]</w:t>
+            </w:r>
+          </w:p>
+        </w:tc>
+      </w:tr>
+    </w:tbl>
+    <w:p>
+      <w:pPr>
+        <w:spacing w:after="240"/>
+      </w:pPr>
+    </w:p>
+    <w:p>
+      <w:pPr>
+        <w:pStyle w:val="Heading3"/>
+      </w:pPr>
+      <w:r>
+        <w:t>3.4 Détection des changements</w:t>
+      </w:r>
+    </w:p>
+    <w:p>
       <w:r>
         <w:rPr>
           <w:rFonts w:ascii="Calibri" w:hAnsi="Calibri"/>
-          <w:i/>
-          <w:color w:val="ABB5BF"/>
-          <w:sz w:val="18"/>
-        </w:rPr>
-        <w:t>[ Insérer la capture d'écran ici ]</w:t>
-      </w:r>
+          <w:sz w:val="22"/>
+        </w:rPr>
+        <w:t>Un détail d'expérience utilisateur qui nous tenait à coeur : le bouton "Enregistrer" reste désactivé tant qu'aucune modification réelle n'a été détectée. Cela évite les sauvegardes accidentelles ou inutiles — si l'utilisateur ouvre le formulaire et le ferme sans rien changer, aucun appel réseau n'est déclenché. La détection se fait en comparant chaque champ du formulaire avec la valeur initiale du profil, champ par champ.</w:t>
+      </w:r>
+    </w:p>
+    <w:p>
+      <w:pPr>
+        <w:spacing w:before="0" w:after="0"/>
+        <w:ind w:left="283"/>
+        <w:shd w:val="clear" w:color="auto" w:fill="F3F4F6"/>
+      </w:pPr>
+      <w:r>
+        <w:rPr>
+          <w:rFonts w:ascii="Courier New" w:hAnsi="Courier New"/>
+          <w:color w:val="1F2D3D"/>
+          <w:sz w:val="18"/>
+        </w:rPr>
+        <w:t>// Le bouton Enregistrer est actif uniquement si une modification a été faite</w:t>
+      </w:r>
+    </w:p>
+    <w:p>
+      <w:pPr>
+        <w:spacing w:before="0" w:after="0"/>
+        <w:ind w:left="283"/>
+        <w:shd w:val="clear" w:color="auto" w:fill="F3F4F6"/>
+      </w:pPr>
+      <w:r>
+        <w:rPr>
+          <w:rFonts w:ascii="Courier New" w:hAnsi="Courier New"/>
+          <w:color w:val="1F2D3D"/>
+          <w:sz w:val="18"/>
+        </w:rPr>
+        <w:t>bool get _hasChanges =&gt;</w:t>
+      </w:r>
+    </w:p>
+    <w:p>
+      <w:pPr>
+        <w:spacing w:before="0" w:after="0"/>
+        <w:ind w:left="283"/>
+        <w:shd w:val="clear" w:color="auto" w:fill="F3F4F6"/>
+      </w:pPr>
+      <w:r>
+        <w:rPr>
+          <w:rFonts w:ascii="Courier New" w:hAnsi="Courier New"/>
+          <w:color w:val="1F2D3D"/>
+          <w:sz w:val="18"/>
+        </w:rPr>
+        <w:t xml:space="preserve">    _firstName.text.trim() != _initial.firstName      ||</w:t>
+      </w:r>
+    </w:p>
+    <w:p>
+      <w:pPr>
+        <w:spacing w:before="0" w:after="0"/>
+        <w:ind w:left="283"/>
+        <w:shd w:val="clear" w:color="auto" w:fill="F3F4F6"/>
+      </w:pPr>
+      <w:r>
+        <w:rPr>
+          <w:rFonts w:ascii="Courier New" w:hAnsi="Courier New"/>
+          <w:color w:val="1F2D3D"/>
+          <w:sz w:val="18"/>
+        </w:rPr>
+        <w:t xml:space="preserve">    _lastName.text.trim()  != _initial.lastName       ||</w:t>
+      </w:r>
+    </w:p>
+    <w:p>
+      <w:pPr>
+        <w:spacing w:before="0" w:after="0"/>
+        <w:ind w:left="283"/>
+        <w:shd w:val="clear" w:color="auto" w:fill="F3F4F6"/>
+      </w:pPr>
+      <w:r>
+        <w:rPr>
+          <w:rFonts w:ascii="Courier New" w:hAnsi="Courier New"/>
+          <w:color w:val="1F2D3D"/>
+          <w:sz w:val="18"/>
+        </w:rPr>
+        <w:t xml:space="preserve">    _phone.text.trim()     != _initial.phone          ||</w:t>
+      </w:r>
+    </w:p>
+    <w:p>
+      <w:pPr>
+        <w:spacing w:before="0" w:after="0"/>
+        <w:ind w:left="283"/>
+        <w:shd w:val="clear" w:color="auto" w:fill="F3F4F6"/>
+      </w:pPr>
+      <w:r>
+        <w:rPr>
+          <w:rFonts w:ascii="Courier New" w:hAnsi="Courier New"/>
+          <w:color w:val="1F2D3D"/>
+          <w:sz w:val="18"/>
+        </w:rPr>
+        <w:t xml:space="preserve">    _address.text.trim()   != _initial.address        ||</w:t>
+      </w:r>
+    </w:p>
+    <w:p>
+      <w:pPr>
+        <w:spacing w:before="0" w:after="0"/>
+        <w:ind w:left="283"/>
+        <w:shd w:val="clear" w:color="auto" w:fill="F3F4F6"/>
+      </w:pPr>
+      <w:r>
+        <w:rPr>
+          <w:rFonts w:ascii="Courier New" w:hAnsi="Courier New"/>
+          <w:color w:val="1F2D3D"/>
+          <w:sz w:val="18"/>
+        </w:rPr>
+        <w:t xml:space="preserve">    _bio.text.trim()       != _initial.bio            ||</w:t>
+      </w:r>
+    </w:p>
+    <w:p>
+      <w:pPr>
+        <w:spacing w:before="0" w:after="0"/>
+        <w:ind w:left="283"/>
+        <w:shd w:val="clear" w:color="auto" w:fill="F3F4F6"/>
+      </w:pPr>
+      <w:r>
+        <w:rPr>
+          <w:rFonts w:ascii="Courier New" w:hAnsi="Courier New"/>
+          <w:color w:val="1F2D3D"/>
+          <w:sz w:val="18"/>
+        </w:rPr>
+        <w:t xml:space="preserve">    _linkedin.text.trim()  != _initial.linkedin       ||</w:t>
+      </w:r>
+    </w:p>
+    <w:p>
+      <w:pPr>
+        <w:spacing w:before="0" w:after="0"/>
+        <w:ind w:left="283"/>
+        <w:shd w:val="clear" w:color="auto" w:fill="F3F4F6"/>
+      </w:pPr>
+      <w:r>
+        <w:rPr>
+          <w:rFonts w:ascii="Courier New" w:hAnsi="Courier New"/>
+          <w:color w:val="1F2D3D"/>
+          <w:sz w:val="18"/>
+        </w:rPr>
+        <w:t xml:space="preserve">    _city        != _initial.city                     ||</w:t>
+      </w:r>
+    </w:p>
+    <w:p>
+      <w:pPr>
+        <w:spacing w:before="0" w:after="0"/>
+        <w:ind w:left="283"/>
+        <w:shd w:val="clear" w:color="auto" w:fill="F3F4F6"/>
+      </w:pPr>
+      <w:r>
+        <w:rPr>
+          <w:rFonts w:ascii="Courier New" w:hAnsi="Courier New"/>
+          <w:color w:val="1F2D3D"/>
+          <w:sz w:val="18"/>
+        </w:rPr>
+        <w:t xml:space="preserve">    _country     != _initial.country                  ||</w:t>
+      </w:r>
+    </w:p>
+    <w:p>
+      <w:pPr>
+        <w:spacing w:before="0" w:after="0"/>
+        <w:ind w:left="283"/>
+        <w:shd w:val="clear" w:color="auto" w:fill="F3F4F6"/>
+      </w:pPr>
+      <w:r>
+        <w:rPr>
+          <w:rFonts w:ascii="Courier New" w:hAnsi="Courier New"/>
+          <w:color w:val="1F2D3D"/>
+          <w:sz w:val="18"/>
+        </w:rPr>
+        <w:t xml:space="preserve">    _sector      != _initial.sector                   ||</w:t>
+      </w:r>
+    </w:p>
+    <w:p>
+      <w:pPr>
+        <w:spacing w:before="0" w:after="0"/>
+        <w:ind w:left="283"/>
+        <w:shd w:val="clear" w:color="auto" w:fill="F3F4F6"/>
+      </w:pPr>
+      <w:r>
+        <w:rPr>
+          <w:rFonts w:ascii="Courier New" w:hAnsi="Courier New"/>
+          <w:color w:val="1F2D3D"/>
+          <w:sz w:val="18"/>
+        </w:rPr>
+        <w:t xml:space="preserve">    _gender      != _initial.gender                   ||</w:t>
+      </w:r>
+    </w:p>
+    <w:p>
+      <w:pPr>
+        <w:spacing w:before="0" w:after="0"/>
+        <w:ind w:left="283"/>
+        <w:shd w:val="clear" w:color="auto" w:fill="F3F4F6"/>
+      </w:pPr>
+      <w:r>
+        <w:rPr>
+          <w:rFonts w:ascii="Courier New" w:hAnsi="Courier New"/>
+          <w:color w:val="1F2D3D"/>
+          <w:sz w:val="18"/>
+        </w:rPr>
+        <w:t xml:space="preserve">    _birthDate   != _initial.birthDate                ||</w:t>
+      </w:r>
+    </w:p>
+    <w:p>
+      <w:pPr>
+        <w:spacing w:before="0" w:after="0"/>
+        <w:ind w:left="283"/>
+        <w:shd w:val="clear" w:color="auto" w:fill="F3F4F6"/>
+      </w:pPr>
+      <w:r>
+        <w:rPr>
+          <w:rFonts w:ascii="Courier New" w:hAnsi="Courier New"/>
+          <w:color w:val="1F2D3D"/>
+          <w:sz w:val="18"/>
+        </w:rPr>
+        <w:t xml:space="preserve">    _photoBase64 != _initial.photoBase64              ||</w:t>
+      </w:r>
+    </w:p>
+    <w:p>
+      <w:pPr>
+        <w:spacing w:before="0" w:after="0"/>
+        <w:ind w:left="283"/>
+        <w:shd w:val="clear" w:color="auto" w:fill="F3F4F6"/>
+      </w:pPr>
+      <w:r>
+        <w:rPr>
+          <w:rFonts w:ascii="Courier New" w:hAnsi="Courier New"/>
+          <w:color w:val="1F2D3D"/>
+          <w:sz w:val="18"/>
+        </w:rPr>
+        <w:t xml:space="preserve">    !_interests.containsAll(_initial.interests)       ||</w:t>
+      </w:r>
+    </w:p>
+    <w:p>
+      <w:pPr>
+        <w:spacing w:before="0" w:after="0"/>
+        <w:ind w:left="283"/>
+        <w:shd w:val="clear" w:color="auto" w:fill="F3F4F6"/>
+      </w:pPr>
+      <w:r>
+        <w:rPr>
+          <w:rFonts w:ascii="Courier New" w:hAnsi="Courier New"/>
+          <w:color w:val="1F2D3D"/>
+          <w:sz w:val="18"/>
+        </w:rPr>
+        <w:t xml:space="preserve">    _interests.length != _initial.interests.length;</w:t>
+      </w:r>
+    </w:p>
+    <w:p>
+      <w:pPr>
+        <w:spacing w:after="80"/>
+      </w:pPr>
     </w:p>
     <w:p>
       <w:pPr>
         <w:pStyle w:val="Heading3"/>
       </w:pPr>
       <w:r>
-        <w:t>3.4 Détection des changements</w:t>
-      </w:r>
-    </w:p>
-    <w:p>
-      <w:pPr>
-        <w:spacing w:before="0" w:after="0"/>
-        <w:ind w:left="283"/>
-        <w:shd w:val="clear" w:color="auto" w:fill="F3F4F6"/>
-      </w:pPr>
-      <w:r>
-        <w:rPr>
-          <w:rFonts w:ascii="Courier New" w:hAnsi="Courier New"/>
-          <w:color w:val="1F2D3D"/>
-          <w:sz w:val="18"/>
-        </w:rPr>
-        <w:t>// Le bouton Enregistrer est actif uniquement si une modification a été faite</w:t>
-      </w:r>
-    </w:p>
-    <w:p>
-      <w:pPr>
-        <w:spacing w:before="0" w:after="0"/>
-        <w:ind w:left="283"/>
-        <w:shd w:val="clear" w:color="auto" w:fill="F3F4F6"/>
-      </w:pPr>
-      <w:r>
-        <w:rPr>
-          <w:rFonts w:ascii="Courier New" w:hAnsi="Courier New"/>
-          <w:color w:val="1F2D3D"/>
-          <w:sz w:val="18"/>
-        </w:rPr>
-        <w:t>bool get _hasChanges =&gt;</w:t>
-      </w:r>
-    </w:p>
-    <w:p>
-      <w:pPr>
-        <w:spacing w:before="0" w:after="0"/>
-        <w:ind w:left="283"/>
-        <w:shd w:val="clear" w:color="auto" w:fill="F3F4F6"/>
-      </w:pPr>
-      <w:r>
-        <w:rPr>
-          <w:rFonts w:ascii="Courier New" w:hAnsi="Courier New"/>
-          <w:color w:val="1F2D3D"/>
-          <w:sz w:val="18"/>
-        </w:rPr>
-        <w:t xml:space="preserve">    _firstName.text.trim() != _initial.firstName      ||</w:t>
-      </w:r>
-    </w:p>
-    <w:p>
-      <w:pPr>
-        <w:spacing w:before="0" w:after="0"/>
-        <w:ind w:left="283"/>
-        <w:shd w:val="clear" w:color="auto" w:fill="F3F4F6"/>
-      </w:pPr>
-      <w:r>
-        <w:rPr>
-          <w:rFonts w:ascii="Courier New" w:hAnsi="Courier New"/>
-          <w:color w:val="1F2D3D"/>
-          <w:sz w:val="18"/>
-        </w:rPr>
-        <w:t xml:space="preserve">    _lastName.text.trim()  != _initial.lastName       ||</w:t>
-      </w:r>
-    </w:p>
-    <w:p>
-      <w:pPr>
-        <w:spacing w:before="0" w:after="0"/>
-        <w:ind w:left="283"/>
-        <w:shd w:val="clear" w:color="auto" w:fill="F3F4F6"/>
-      </w:pPr>
-      <w:r>
-        <w:rPr>
-          <w:rFonts w:ascii="Courier New" w:hAnsi="Courier New"/>
-          <w:color w:val="1F2D3D"/>
-          <w:sz w:val="18"/>
-        </w:rPr>
-        <w:t xml:space="preserve">    _phone.text.trim()     != _initial.phone          ||</w:t>
-      </w:r>
-    </w:p>
-    <w:p>
-      <w:pPr>
-        <w:spacing w:before="0" w:after="0"/>
-        <w:ind w:left="283"/>
-        <w:shd w:val="clear" w:color="auto" w:fill="F3F4F6"/>
-      </w:pPr>
-      <w:r>
-        <w:rPr>
-          <w:rFonts w:ascii="Courier New" w:hAnsi="Courier New"/>
-          <w:color w:val="1F2D3D"/>
-          <w:sz w:val="18"/>
-        </w:rPr>
-        <w:t xml:space="preserve">    _address.text.trim()   != _initial.address        ||</w:t>
-      </w:r>
-    </w:p>
-    <w:p>
-      <w:pPr>
-        <w:spacing w:before="0" w:after="0"/>
-        <w:ind w:left="283"/>
-        <w:shd w:val="clear" w:color="auto" w:fill="F3F4F6"/>
-      </w:pPr>
-      <w:r>
-        <w:rPr>
-          <w:rFonts w:ascii="Courier New" w:hAnsi="Courier New"/>
-          <w:color w:val="1F2D3D"/>
-          <w:sz w:val="18"/>
-        </w:rPr>
-        <w:t xml:space="preserve">    _bio.text.trim()       != _initial.bio            ||</w:t>
-      </w:r>
-    </w:p>
-    <w:p>
-      <w:pPr>
-        <w:spacing w:before="0" w:after="0"/>
-        <w:ind w:left="283"/>
-        <w:shd w:val="clear" w:color="auto" w:fill="F3F4F6"/>
-      </w:pPr>
-      <w:r>
-        <w:rPr>
-          <w:rFonts w:ascii="Courier New" w:hAnsi="Courier New"/>
-          <w:color w:val="1F2D3D"/>
-          <w:sz w:val="18"/>
-        </w:rPr>
-        <w:t xml:space="preserve">    _linkedin.text.trim()  != _initial.linkedin       ||</w:t>
-      </w:r>
-    </w:p>
-    <w:p>
-      <w:pPr>
-        <w:spacing w:before="0" w:after="0"/>
-        <w:ind w:left="283"/>
-        <w:shd w:val="clear" w:color="auto" w:fill="F3F4F6"/>
-      </w:pPr>
-      <w:r>
-        <w:rPr>
-          <w:rFonts w:ascii="Courier New" w:hAnsi="Courier New"/>
-          <w:color w:val="1F2D3D"/>
-          <w:sz w:val="18"/>
-        </w:rPr>
-        <w:t xml:space="preserve">    _city        != _initial.city                     ||</w:t>
-      </w:r>
-    </w:p>
-    <w:p>
-      <w:pPr>
-        <w:spacing w:before="0" w:after="0"/>
-        <w:ind w:left="283"/>
-        <w:shd w:val="clear" w:color="auto" w:fill="F3F4F6"/>
-      </w:pPr>
-      <w:r>
-        <w:rPr>
-          <w:rFonts w:ascii="Courier New" w:hAnsi="Courier New"/>
-          <w:color w:val="1F2D3D"/>
-          <w:sz w:val="18"/>
-        </w:rPr>
-        <w:t xml:space="preserve">    _country     != _initial.country                  ||</w:t>
-      </w:r>
-    </w:p>
-    <w:p>
-      <w:pPr>
-        <w:spacing w:before="0" w:after="0"/>
-        <w:ind w:left="283"/>
-        <w:shd w:val="clear" w:color="auto" w:fill="F3F4F6"/>
-      </w:pPr>
-      <w:r>
-        <w:rPr>
-          <w:rFonts w:ascii="Courier New" w:hAnsi="Courier New"/>
-          <w:color w:val="1F2D3D"/>
-          <w:sz w:val="18"/>
-        </w:rPr>
-        <w:t xml:space="preserve">    _sector      != _initial.sector                   ||</w:t>
-      </w:r>
-    </w:p>
-    <w:p>
-      <w:pPr>
-        <w:spacing w:before="0" w:after="0"/>
-        <w:ind w:left="283"/>
-        <w:shd w:val="clear" w:color="auto" w:fill="F3F4F6"/>
-      </w:pPr>
-      <w:r>
-        <w:rPr>
-          <w:rFonts w:ascii="Courier New" w:hAnsi="Courier New"/>
-          <w:color w:val="1F2D3D"/>
-          <w:sz w:val="18"/>
-        </w:rPr>
-        <w:t xml:space="preserve">    _gender      != _initial.gender                   ||</w:t>
-      </w:r>
-    </w:p>
-    <w:p>
-      <w:pPr>
-        <w:spacing w:before="0" w:after="0"/>
-        <w:ind w:left="283"/>
-        <w:shd w:val="clear" w:color="auto" w:fill="F3F4F6"/>
-      </w:pPr>
-      <w:r>
-        <w:rPr>
-          <w:rFonts w:ascii="Courier New" w:hAnsi="Courier New"/>
-          <w:color w:val="1F2D3D"/>
-          <w:sz w:val="18"/>
-        </w:rPr>
-        <w:t xml:space="preserve">    _birthDate   != _initial.birthDate                ||</w:t>
-      </w:r>
-    </w:p>
-    <w:p>
-      <w:pPr>
-        <w:spacing w:before="0" w:after="0"/>
-        <w:ind w:left="283"/>
-        <w:shd w:val="clear" w:color="auto" w:fill="F3F4F6"/>
-      </w:pPr>
-      <w:r>
-        <w:rPr>
-          <w:rFonts w:ascii="Courier New" w:hAnsi="Courier New"/>
-          <w:color w:val="1F2D3D"/>
-          <w:sz w:val="18"/>
-        </w:rPr>
-        <w:t xml:space="preserve">    _photoBase64 != _initial.photoBase64              ||</w:t>
-      </w:r>
-    </w:p>
-    <w:p>
-      <w:pPr>
-        <w:spacing w:before="0" w:after="0"/>
-        <w:ind w:left="283"/>
-        <w:shd w:val="clear" w:color="auto" w:fill="F3F4F6"/>
-      </w:pPr>
-      <w:r>
-        <w:rPr>
-          <w:rFonts w:ascii="Courier New" w:hAnsi="Courier New"/>
-          <w:color w:val="1F2D3D"/>
-          <w:sz w:val="18"/>
-        </w:rPr>
-        <w:t xml:space="preserve">    !_interests.containsAll(_initial.interests)       ||</w:t>
-      </w:r>
-    </w:p>
-    <w:p>
-      <w:pPr>
-        <w:spacing w:before="0" w:after="0"/>
-        <w:ind w:left="283"/>
-        <w:shd w:val="clear" w:color="auto" w:fill="F3F4F6"/>
-      </w:pPr>
-      <w:r>
-        <w:rPr>
-          <w:rFonts w:ascii="Courier New" w:hAnsi="Courier New"/>
-          <w:color w:val="1F2D3D"/>
-          <w:sz w:val="18"/>
-        </w:rPr>
-        <w:t xml:space="preserve">    _interests.length != _initial.interests.length;</w:t>
-      </w:r>
-    </w:p>
-    <w:p>
-      <w:pPr>
-        <w:spacing w:after="80"/>
-      </w:pPr>
-    </w:p>
-    <w:p>
-      <w:pPr>
-        <w:pStyle w:val="Heading3"/>
-      </w:pPr>
-      <w:r>
         <w:t>3.5 Sauvegarde avec synchronisation Firebase</w:t>
+      </w:r>
+    </w:p>
+    <w:p>
+      <w:r>
+        <w:rPr>
+          <w:rFonts w:ascii="Calibri" w:hAnsi="Calibri"/>
+          <w:sz w:val="22"/>
+        </w:rPr>
+        <w:t xml:space="preserve">La sauvegarde suit une logique en trois temps qui garantit à la fois la réactivité de l'interface et la fiabilité de la persistance. D'abord, le profil est mis à jour en mémoire via le </w:t>
+      </w:r>
+      <w:r>
+        <w:rPr>
+          <w:rFonts w:ascii="Courier New" w:hAnsi="Courier New"/>
+          <w:color w:val="DC2626"/>
+          <w:sz w:val="20"/>
+        </w:rPr>
+        <w:t>ValueNotifier</w:t>
+      </w:r>
+      <w:r>
+        <w:rPr>
+          <w:rFonts w:ascii="Calibri" w:hAnsi="Calibri"/>
+          <w:sz w:val="22"/>
+        </w:rPr>
+        <w:t xml:space="preserve">, ce qui provoque un rebuild instantané de tous les écrans abonnés. Ensuite, les données sont sauvegardées dans le cache local </w:t>
+      </w:r>
+      <w:r>
+        <w:rPr>
+          <w:rFonts w:ascii="Courier New" w:hAnsi="Courier New"/>
+          <w:color w:val="DC2626"/>
+          <w:sz w:val="20"/>
+        </w:rPr>
+        <w:t>SharedPreferences</w:t>
+      </w:r>
+      <w:r>
+        <w:rPr>
+          <w:rFonts w:ascii="Calibri" w:hAnsi="Calibri"/>
+          <w:sz w:val="22"/>
+        </w:rPr>
+        <w:t>, ce qui les rend disponibles même hors connexion. Enfin, la synchronisation vers Firebase se fait de manière asynchrone en arrière-plan, sans jamais bloquer l'interface.</w:t>
       </w:r>
     </w:p>
     <w:p>
@@ -8538,24 +9026,46 @@
         <w:t>📸  📸 CAPTURE D'ÉCRAN — Modifier le profil : champs modifiés avant sauvegarde</w:t>
       </w:r>
     </w:p>
-    <w:p>
-      <w:pPr>
-        <w:spacing w:before="2835" w:after="240"/>
-        <w:ind w:left="0"/>
-        <w:shd w:val="clear" w:color="auto" w:fill="F9FAFB"/>
-        <w:pBdr>
-          <w:left w:val="single" w:sz="6" w:space="6" w:color="D1D5DB"/>
-        </w:pBdr>
-      </w:pPr>
-      <w:r>
-        <w:rPr>
-          <w:rFonts w:ascii="Calibri" w:hAnsi="Calibri"/>
-          <w:i/>
-          <w:color w:val="ABB5BF"/>
-          <w:sz w:val="18"/>
-        </w:rPr>
-        <w:t>[ Insérer la capture d'écran ici ]</w:t>
-      </w:r>
+    <w:tbl>
+      <w:tblPr>
+        <w:tblStyle w:val="TableGrid"/>
+        <w:tblW w:type="auto" w:w="0"/>
+        <w:tblLook w:firstColumn="1" w:firstRow="1" w:lastColumn="0" w:lastRow="0" w:noHBand="0" w:noVBand="1" w:val="04A0"/>
+      </w:tblPr>
+      <w:tblGrid>
+        <w:gridCol w:w="9406"/>
+      </w:tblGrid>
+      <w:tr>
+        <w:trPr>
+          <w:trHeight w:val="3969" w:hRule="atLeast"/>
+        </w:trPr>
+        <w:tc>
+          <w:tcPr>
+            <w:tcW w:type="dxa" w:w="9406"/>
+            <w:shd w:val="clear" w:color="auto" w:fill="F9FAFB"/>
+          </w:tcPr>
+          <w:p>
+            <w:pPr>
+              <w:spacing w:before="1587"/>
+              <w:jc w:val="center"/>
+            </w:pPr>
+            <w:r>
+              <w:rPr>
+                <w:rFonts w:ascii="Calibri" w:hAnsi="Calibri"/>
+                <w:i/>
+                <w:color w:val="ABB5BF"/>
+                <w:sz w:val="18"/>
+              </w:rPr>
+              <w:t>[ Insérer la capture d'écran ici ]</w:t>
+            </w:r>
+          </w:p>
+        </w:tc>
+      </w:tr>
+    </w:tbl>
+    <w:p>
+      <w:pPr>
+        <w:spacing w:after="240"/>
+      </w:pPr>
     </w:p>
     <w:p>
       <w:pPr>
@@ -8576,24 +9086,46 @@
         <w:t>📸  📸 CAPTURE D'ÉCRAN — SnackBar vert "Profil mis à jour avec succès ✓"</w:t>
       </w:r>
     </w:p>
-    <w:p>
-      <w:pPr>
-        <w:spacing w:before="2835" w:after="240"/>
-        <w:ind w:left="0"/>
-        <w:shd w:val="clear" w:color="auto" w:fill="F9FAFB"/>
-        <w:pBdr>
-          <w:left w:val="single" w:sz="6" w:space="6" w:color="D1D5DB"/>
-        </w:pBdr>
-      </w:pPr>
-      <w:r>
-        <w:rPr>
-          <w:rFonts w:ascii="Calibri" w:hAnsi="Calibri"/>
-          <w:i/>
-          <w:color w:val="ABB5BF"/>
-          <w:sz w:val="18"/>
-        </w:rPr>
-        <w:t>[ Insérer la capture d'écran ici ]</w:t>
-      </w:r>
+    <w:tbl>
+      <w:tblPr>
+        <w:tblStyle w:val="TableGrid"/>
+        <w:tblW w:type="auto" w:w="0"/>
+        <w:tblLook w:firstColumn="1" w:firstRow="1" w:lastColumn="0" w:lastRow="0" w:noHBand="0" w:noVBand="1" w:val="04A0"/>
+      </w:tblPr>
+      <w:tblGrid>
+        <w:gridCol w:w="9406"/>
+      </w:tblGrid>
+      <w:tr>
+        <w:trPr>
+          <w:trHeight w:val="3969" w:hRule="atLeast"/>
+        </w:trPr>
+        <w:tc>
+          <w:tcPr>
+            <w:tcW w:type="dxa" w:w="9406"/>
+            <w:shd w:val="clear" w:color="auto" w:fill="F9FAFB"/>
+          </w:tcPr>
+          <w:p>
+            <w:pPr>
+              <w:spacing w:before="1587"/>
+              <w:jc w:val="center"/>
+            </w:pPr>
+            <w:r>
+              <w:rPr>
+                <w:rFonts w:ascii="Calibri" w:hAnsi="Calibri"/>
+                <w:i/>
+                <w:color w:val="ABB5BF"/>
+                <w:sz w:val="18"/>
+              </w:rPr>
+              <w:t>[ Insérer la capture d'écran ici ]</w:t>
+            </w:r>
+          </w:p>
+        </w:tc>
+      </w:tr>
+    </w:tbl>
+    <w:p>
+      <w:pPr>
+        <w:spacing w:after="240"/>
+      </w:pPr>
     </w:p>
     <w:p>
       <w:pPr>
@@ -8614,31 +9146,62 @@
         <w:t>📸  📸 CAPTURE D'ÉCRAN — Profil consulté après modification (informations mises à jour)</w:t>
       </w:r>
     </w:p>
-    <w:p>
-      <w:pPr>
-        <w:spacing w:before="2835" w:after="240"/>
-        <w:ind w:left="0"/>
-        <w:shd w:val="clear" w:color="auto" w:fill="F9FAFB"/>
-        <w:pBdr>
-          <w:left w:val="single" w:sz="6" w:space="6" w:color="D1D5DB"/>
-        </w:pBdr>
-      </w:pPr>
+    <w:tbl>
+      <w:tblPr>
+        <w:tblStyle w:val="TableGrid"/>
+        <w:tblW w:type="auto" w:w="0"/>
+        <w:tblLook w:firstColumn="1" w:firstRow="1" w:lastColumn="0" w:lastRow="0" w:noHBand="0" w:noVBand="1" w:val="04A0"/>
+      </w:tblPr>
+      <w:tblGrid>
+        <w:gridCol w:w="9406"/>
+      </w:tblGrid>
+      <w:tr>
+        <w:trPr>
+          <w:trHeight w:val="3969" w:hRule="atLeast"/>
+        </w:trPr>
+        <w:tc>
+          <w:tcPr>
+            <w:tcW w:type="dxa" w:w="9406"/>
+            <w:shd w:val="clear" w:color="auto" w:fill="F9FAFB"/>
+          </w:tcPr>
+          <w:p>
+            <w:pPr>
+              <w:spacing w:before="1587"/>
+              <w:jc w:val="center"/>
+            </w:pPr>
+            <w:r>
+              <w:rPr>
+                <w:rFonts w:ascii="Calibri" w:hAnsi="Calibri"/>
+                <w:i/>
+                <w:color w:val="ABB5BF"/>
+                <w:sz w:val="18"/>
+              </w:rPr>
+              <w:t>[ Insérer la capture d'écran ici ]</w:t>
+            </w:r>
+          </w:p>
+        </w:tc>
+      </w:tr>
+    </w:tbl>
+    <w:p>
+      <w:pPr>
+        <w:spacing w:after="240"/>
+      </w:pPr>
+    </w:p>
+    <w:p>
+      <w:pPr>
+        <w:pStyle w:val="Heading2"/>
+      </w:pPr>
+      <w:r>
+        <w:t>4. Gestion des projets (Entrepreneur)</w:t>
+      </w:r>
+    </w:p>
+    <w:p>
       <w:r>
         <w:rPr>
           <w:rFonts w:ascii="Calibri" w:hAnsi="Calibri"/>
-          <w:i/>
-          <w:color w:val="ABB5BF"/>
-          <w:sz w:val="18"/>
-        </w:rPr>
-        <w:t>[ Insérer la capture d'écran ici ]</w:t>
-      </w:r>
-    </w:p>
-    <w:p>
-      <w:pPr>
-        <w:pStyle w:val="Heading2"/>
-      </w:pPr>
-      <w:r>
-        <w:t>4. Gestion des projets (Entrepreneur)</w:t>
+          <w:sz w:val="22"/>
+        </w:rPr>
+        <w:t>Dans DIAPALER AFRICA, les entrepreneurs ne sont pas de simples utilisateurs — ils portent des projets concrets qu'ils cherchent à faire connaître auprès de mentors et d'investisseurs. Nous avons donc intégré une gestion de projets directement liée au profil, avec des opérations complètes de création, modification, avancement et suppression. Chaque projet est visualisé dans le profil avec une barre de progression indiquant l'étape courante, ce qui donne une lecture rapide de la maturité du projet.</w:t>
       </w:r>
     </w:p>
     <w:p>
@@ -9964,24 +10527,46 @@
         <w:t>📸  📸 CAPTURE D'ÉCRAN — Projet avec barre de progression (Étape 2/3)</w:t>
       </w:r>
     </w:p>
-    <w:p>
-      <w:pPr>
-        <w:spacing w:before="2835" w:after="240"/>
-        <w:ind w:left="0"/>
-        <w:shd w:val="clear" w:color="auto" w:fill="F9FAFB"/>
-        <w:pBdr>
-          <w:left w:val="single" w:sz="6" w:space="6" w:color="D1D5DB"/>
-        </w:pBdr>
-      </w:pPr>
-      <w:r>
-        <w:rPr>
-          <w:rFonts w:ascii="Calibri" w:hAnsi="Calibri"/>
-          <w:i/>
-          <w:color w:val="ABB5BF"/>
-          <w:sz w:val="18"/>
-        </w:rPr>
-        <w:t>[ Insérer la capture d'écran ici ]</w:t>
-      </w:r>
+    <w:tbl>
+      <w:tblPr>
+        <w:tblStyle w:val="TableGrid"/>
+        <w:tblW w:type="auto" w:w="0"/>
+        <w:tblLook w:firstColumn="1" w:firstRow="1" w:lastColumn="0" w:lastRow="0" w:noHBand="0" w:noVBand="1" w:val="04A0"/>
+      </w:tblPr>
+      <w:tblGrid>
+        <w:gridCol w:w="9406"/>
+      </w:tblGrid>
+      <w:tr>
+        <w:trPr>
+          <w:trHeight w:val="3969" w:hRule="atLeast"/>
+        </w:trPr>
+        <w:tc>
+          <w:tcPr>
+            <w:tcW w:type="dxa" w:w="9406"/>
+            <w:shd w:val="clear" w:color="auto" w:fill="F9FAFB"/>
+          </w:tcPr>
+          <w:p>
+            <w:pPr>
+              <w:spacing w:before="1587"/>
+              <w:jc w:val="center"/>
+            </w:pPr>
+            <w:r>
+              <w:rPr>
+                <w:rFonts w:ascii="Calibri" w:hAnsi="Calibri"/>
+                <w:i/>
+                <w:color w:val="ABB5BF"/>
+                <w:sz w:val="18"/>
+              </w:rPr>
+              <w:t>[ Insérer la capture d'écran ici ]</w:t>
+            </w:r>
+          </w:p>
+        </w:tc>
+      </w:tr>
+    </w:tbl>
+    <w:p>
+      <w:pPr>
+        <w:spacing w:after="240"/>
+      </w:pPr>
     </w:p>
     <w:p>
       <w:pPr>
@@ -9989,14 +10574,6 @@
       </w:pPr>
       <w:r>
         <w:t>5. Système d'Avis et Notation sur les profils</w:t>
-      </w:r>
-    </w:p>
-    <w:p>
-      <w:pPr>
-        <w:pStyle w:val="Heading3"/>
-      </w:pPr>
-      <w:r>
-        <w:t>5.1 Accès depuis le profil</w:t>
       </w:r>
     </w:p>
     <w:p>
@@ -10005,6 +10582,23 @@
           <w:rFonts w:ascii="Calibri" w:hAnsi="Calibri"/>
           <w:sz w:val="22"/>
         </w:rPr>
+        <w:t>La crédibilité est un enjeu central dans une plateforme de mentorat et d'investissement. Pour aider les utilisateurs à évaluer la qualité d'un mentor ou la sérieux d'un entrepreneur, nous avons développé un système d'avis et de notation complet. Ce système est volontairement sécurisé : seuls les membres ayant une relation établie (demande acceptée des deux côtés) peuvent laisser un avis, ce qui garantit que les notes reflètent de vraies interactions et non des votes anonymes.</w:t>
+      </w:r>
+    </w:p>
+    <w:p>
+      <w:pPr>
+        <w:pStyle w:val="Heading3"/>
+      </w:pPr>
+      <w:r>
+        <w:t>5.1 Accès depuis le profil</w:t>
+      </w:r>
+    </w:p>
+    <w:p>
+      <w:r>
+        <w:rPr>
+          <w:rFonts w:ascii="Calibri" w:hAnsi="Calibri"/>
+          <w:sz w:val="22"/>
+        </w:rPr>
         <w:t xml:space="preserve">Chaque profil DIAPALER affiche un compteur d'avis et la note moyenne. Un bouton "Voir les avis" ouvre la </w:t>
       </w:r>
       <w:r>
@@ -10274,6 +10868,15 @@
       </w:pPr>
       <w:r>
         <w:t>5.2 Règles d'accès</w:t>
+      </w:r>
+    </w:p>
+    <w:p>
+      <w:r>
+        <w:rPr>
+          <w:rFonts w:ascii="Calibri" w:hAnsi="Calibri"/>
+          <w:sz w:val="22"/>
+        </w:rPr>
+        <w:t>Nous avons défini des règles d'accès claires pour éviter les abus. Le principe est simple : on ne peut noter que quelqu'un qu'on connaît réellement via la plateforme. Ces règles s'appliquent côté client via des vérifications d'état de relation, et côté Firebase via les règles de sécurité de la base de données.</w:t>
       </w:r>
     </w:p>
     <w:tbl>
@@ -10469,6 +11072,30 @@
       </w:r>
     </w:p>
     <w:p>
+      <w:r>
+        <w:rPr>
+          <w:rFonts w:ascii="Calibri" w:hAnsi="Calibri"/>
+          <w:sz w:val="22"/>
+        </w:rPr>
+        <w:t xml:space="preserve">La page d'avis permet à un utilisateur de rédiger un commentaire et de noter son contact de 1 à 5 étoiles. L'avis est écrit dans Firebase sous le nœud </w:t>
+      </w:r>
+      <w:r>
+        <w:rPr>
+          <w:rFonts w:ascii="Courier New" w:hAnsi="Courier New"/>
+          <w:color w:val="DC2626"/>
+          <w:sz w:val="20"/>
+        </w:rPr>
+        <w:t>reviews/{uid_du_destinataire}</w:t>
+      </w:r>
+      <w:r>
+        <w:rPr>
+          <w:rFonts w:ascii="Calibri" w:hAnsi="Calibri"/>
+          <w:sz w:val="22"/>
+        </w:rPr>
+        <w:t>, ce qui permet un Stream en temps réel : dès qu'un nouvel avis est ajouté, la liste se met à jour automatiquement sur tous les appareils sans rechargement manuel. La moyenne est recalculée côté client à partir du Stream, ce qui évite de stocker une valeur agrégée qui pourrait être désynchronisée.</w:t>
+      </w:r>
+    </w:p>
+    <w:p>
       <w:pPr>
         <w:spacing w:before="0" w:after="0"/>
         <w:ind w:left="283"/>
@@ -10942,24 +11569,46 @@
         <w:t>📸  📸 CAPTURE D'ÉCRAN — Page Avis : liste des avis + sélecteur étoiles 1–5</w:t>
       </w:r>
     </w:p>
-    <w:p>
-      <w:pPr>
-        <w:spacing w:before="2835" w:after="240"/>
-        <w:ind w:left="0"/>
-        <w:shd w:val="clear" w:color="auto" w:fill="F9FAFB"/>
-        <w:pBdr>
-          <w:left w:val="single" w:sz="6" w:space="6" w:color="D1D5DB"/>
-        </w:pBdr>
-      </w:pPr>
-      <w:r>
-        <w:rPr>
-          <w:rFonts w:ascii="Calibri" w:hAnsi="Calibri"/>
-          <w:i/>
-          <w:color w:val="ABB5BF"/>
-          <w:sz w:val="18"/>
-        </w:rPr>
-        <w:t>[ Insérer la capture d'écran ici ]</w:t>
-      </w:r>
+    <w:tbl>
+      <w:tblPr>
+        <w:tblStyle w:val="TableGrid"/>
+        <w:tblW w:type="auto" w:w="0"/>
+        <w:tblLook w:firstColumn="1" w:firstRow="1" w:lastColumn="0" w:lastRow="0" w:noHBand="0" w:noVBand="1" w:val="04A0"/>
+      </w:tblPr>
+      <w:tblGrid>
+        <w:gridCol w:w="9406"/>
+      </w:tblGrid>
+      <w:tr>
+        <w:trPr>
+          <w:trHeight w:val="3969" w:hRule="atLeast"/>
+        </w:trPr>
+        <w:tc>
+          <w:tcPr>
+            <w:tcW w:type="dxa" w:w="9406"/>
+            <w:shd w:val="clear" w:color="auto" w:fill="F9FAFB"/>
+          </w:tcPr>
+          <w:p>
+            <w:pPr>
+              <w:spacing w:before="1587"/>
+              <w:jc w:val="center"/>
+            </w:pPr>
+            <w:r>
+              <w:rPr>
+                <w:rFonts w:ascii="Calibri" w:hAnsi="Calibri"/>
+                <w:i/>
+                <w:color w:val="ABB5BF"/>
+                <w:sz w:val="18"/>
+              </w:rPr>
+              <w:t>[ Insérer la capture d'écran ici ]</w:t>
+            </w:r>
+          </w:p>
+        </w:tc>
+      </w:tr>
+    </w:tbl>
+    <w:p>
+      <w:pPr>
+        <w:spacing w:after="240"/>
+      </w:pPr>
     </w:p>
     <w:p>
       <w:pPr>
@@ -10980,31 +11629,92 @@
         <w:t>📸  📸 CAPTURE D'ÉCRAN — Détail profil : compteur d'avis + note moyenne</w:t>
       </w:r>
     </w:p>
-    <w:p>
-      <w:pPr>
-        <w:spacing w:before="2835" w:after="240"/>
-        <w:ind w:left="0"/>
-        <w:shd w:val="clear" w:color="auto" w:fill="F9FAFB"/>
-        <w:pBdr>
-          <w:left w:val="single" w:sz="6" w:space="6" w:color="D1D5DB"/>
-        </w:pBdr>
-      </w:pPr>
+    <w:tbl>
+      <w:tblPr>
+        <w:tblStyle w:val="TableGrid"/>
+        <w:tblW w:type="auto" w:w="0"/>
+        <w:tblLook w:firstColumn="1" w:firstRow="1" w:lastColumn="0" w:lastRow="0" w:noHBand="0" w:noVBand="1" w:val="04A0"/>
+      </w:tblPr>
+      <w:tblGrid>
+        <w:gridCol w:w="9406"/>
+      </w:tblGrid>
+      <w:tr>
+        <w:trPr>
+          <w:trHeight w:val="3969" w:hRule="atLeast"/>
+        </w:trPr>
+        <w:tc>
+          <w:tcPr>
+            <w:tcW w:type="dxa" w:w="9406"/>
+            <w:shd w:val="clear" w:color="auto" w:fill="F9FAFB"/>
+          </w:tcPr>
+          <w:p>
+            <w:pPr>
+              <w:spacing w:before="1587"/>
+              <w:jc w:val="center"/>
+            </w:pPr>
+            <w:r>
+              <w:rPr>
+                <w:rFonts w:ascii="Calibri" w:hAnsi="Calibri"/>
+                <w:i/>
+                <w:color w:val="ABB5BF"/>
+                <w:sz w:val="18"/>
+              </w:rPr>
+              <w:t>[ Insérer la capture d'écran ici ]</w:t>
+            </w:r>
+          </w:p>
+        </w:tc>
+      </w:tr>
+    </w:tbl>
+    <w:p>
+      <w:pPr>
+        <w:spacing w:after="240"/>
+      </w:pPr>
+    </w:p>
+    <w:p>
+      <w:pPr>
+        <w:pStyle w:val="Heading2"/>
+      </w:pPr>
+      <w:r>
+        <w:t>6. Propagation réactive des modifications</w:t>
+      </w:r>
+    </w:p>
+    <w:p>
       <w:r>
         <w:rPr>
           <w:rFonts w:ascii="Calibri" w:hAnsi="Calibri"/>
-          <w:i/>
-          <w:color w:val="ABB5BF"/>
-          <w:sz w:val="18"/>
-        </w:rPr>
-        <w:t>[ Insérer la capture d'écran ici ]</w:t>
-      </w:r>
-    </w:p>
-    <w:p>
-      <w:pPr>
-        <w:pStyle w:val="Heading2"/>
-      </w:pPr>
-      <w:r>
-        <w:t>6. Propagation réactive des modifications</w:t>
+          <w:sz w:val="22"/>
+        </w:rPr>
+        <w:t xml:space="preserve">L'un des défis les plus concrets du développement de cette fonctionnalité était de s'assurer que toute modification du profil se reflète immédiatement partout dans l'application, y compris dans l'AppBar, le dashboard et la feuille de profil. Sans une architecture réactive, on serait obligé de recharger chaque page manuellement ou de passer des callbacks dans tous les sens. Le </w:t>
+      </w:r>
+      <w:r>
+        <w:rPr>
+          <w:rFonts w:ascii="Courier New" w:hAnsi="Courier New"/>
+          <w:color w:val="DC2626"/>
+          <w:sz w:val="20"/>
+        </w:rPr>
+        <w:t>ValueNotifier</w:t>
+      </w:r>
+      <w:r>
+        <w:rPr>
+          <w:rFonts w:ascii="Calibri" w:hAnsi="Calibri"/>
+          <w:sz w:val="22"/>
+        </w:rPr>
+        <w:t xml:space="preserve"> résout ce problème élégamment : une seule ligne de code dans </w:t>
+      </w:r>
+      <w:r>
+        <w:rPr>
+          <w:rFonts w:ascii="Courier New" w:hAnsi="Courier New"/>
+          <w:color w:val="DC2626"/>
+          <w:sz w:val="20"/>
+        </w:rPr>
+        <w:t>update()</w:t>
+      </w:r>
+      <w:r>
+        <w:rPr>
+          <w:rFonts w:ascii="Calibri" w:hAnsi="Calibri"/>
+          <w:sz w:val="22"/>
+        </w:rPr>
+        <w:t xml:space="preserve"> déclenche la reconstruction de tous les écrans abonnés.</w:t>
       </w:r>
     </w:p>
     <w:p>
@@ -11899,24 +12609,46 @@
         <w:t>📸  📸 CAPTURE D'ÉCRAN — Avatar avec photo (profil utilisateur)</w:t>
       </w:r>
     </w:p>
-    <w:p>
-      <w:pPr>
-        <w:spacing w:before="2835" w:after="240"/>
-        <w:ind w:left="0"/>
-        <w:shd w:val="clear" w:color="auto" w:fill="F9FAFB"/>
-        <w:pBdr>
-          <w:left w:val="single" w:sz="6" w:space="6" w:color="D1D5DB"/>
-        </w:pBdr>
-      </w:pPr>
-      <w:r>
-        <w:rPr>
-          <w:rFonts w:ascii="Calibri" w:hAnsi="Calibri"/>
-          <w:i/>
-          <w:color w:val="ABB5BF"/>
-          <w:sz w:val="18"/>
-        </w:rPr>
-        <w:t>[ Insérer la capture d'écran ici ]</w:t>
-      </w:r>
+    <w:tbl>
+      <w:tblPr>
+        <w:tblStyle w:val="TableGrid"/>
+        <w:tblW w:type="auto" w:w="0"/>
+        <w:tblLook w:firstColumn="1" w:firstRow="1" w:lastColumn="0" w:lastRow="0" w:noHBand="0" w:noVBand="1" w:val="04A0"/>
+      </w:tblPr>
+      <w:tblGrid>
+        <w:gridCol w:w="9406"/>
+      </w:tblGrid>
+      <w:tr>
+        <w:trPr>
+          <w:trHeight w:val="3969" w:hRule="atLeast"/>
+        </w:trPr>
+        <w:tc>
+          <w:tcPr>
+            <w:tcW w:type="dxa" w:w="9406"/>
+            <w:shd w:val="clear" w:color="auto" w:fill="F9FAFB"/>
+          </w:tcPr>
+          <w:p>
+            <w:pPr>
+              <w:spacing w:before="1587"/>
+              <w:jc w:val="center"/>
+            </w:pPr>
+            <w:r>
+              <w:rPr>
+                <w:rFonts w:ascii="Calibri" w:hAnsi="Calibri"/>
+                <w:i/>
+                <w:color w:val="ABB5BF"/>
+                <w:sz w:val="18"/>
+              </w:rPr>
+              <w:t>[ Insérer la capture d'écran ici ]</w:t>
+            </w:r>
+          </w:p>
+        </w:tc>
+      </w:tr>
+    </w:tbl>
+    <w:p>
+      <w:pPr>
+        <w:spacing w:after="240"/>
+      </w:pPr>
     </w:p>
     <w:p>
       <w:pPr>
@@ -11937,24 +12669,46 @@
         <w:t>📸  📸 CAPTURE D'ÉCRAN — Avatar avec initiales (utilisateur sans photo)</w:t>
       </w:r>
     </w:p>
-    <w:p>
-      <w:pPr>
-        <w:spacing w:before="2835" w:after="240"/>
-        <w:ind w:left="0"/>
-        <w:shd w:val="clear" w:color="auto" w:fill="F9FAFB"/>
-        <w:pBdr>
-          <w:left w:val="single" w:sz="6" w:space="6" w:color="D1D5DB"/>
-        </w:pBdr>
-      </w:pPr>
-      <w:r>
-        <w:rPr>
-          <w:rFonts w:ascii="Calibri" w:hAnsi="Calibri"/>
-          <w:i/>
-          <w:color w:val="ABB5BF"/>
-          <w:sz w:val="18"/>
-        </w:rPr>
-        <w:t>[ Insérer la capture d'écran ici ]</w:t>
-      </w:r>
+    <w:tbl>
+      <w:tblPr>
+        <w:tblStyle w:val="TableGrid"/>
+        <w:tblW w:type="auto" w:w="0"/>
+        <w:tblLook w:firstColumn="1" w:firstRow="1" w:lastColumn="0" w:lastRow="0" w:noHBand="0" w:noVBand="1" w:val="04A0"/>
+      </w:tblPr>
+      <w:tblGrid>
+        <w:gridCol w:w="9406"/>
+      </w:tblGrid>
+      <w:tr>
+        <w:trPr>
+          <w:trHeight w:val="3969" w:hRule="atLeast"/>
+        </w:trPr>
+        <w:tc>
+          <w:tcPr>
+            <w:tcW w:type="dxa" w:w="9406"/>
+            <w:shd w:val="clear" w:color="auto" w:fill="F9FAFB"/>
+          </w:tcPr>
+          <w:p>
+            <w:pPr>
+              <w:spacing w:before="1587"/>
+              <w:jc w:val="center"/>
+            </w:pPr>
+            <w:r>
+              <w:rPr>
+                <w:rFonts w:ascii="Calibri" w:hAnsi="Calibri"/>
+                <w:i/>
+                <w:color w:val="ABB5BF"/>
+                <w:sz w:val="18"/>
+              </w:rPr>
+              <w:t>[ Insérer la capture d'écran ici ]</w:t>
+            </w:r>
+          </w:p>
+        </w:tc>
+      </w:tr>
+    </w:tbl>
+    <w:p>
+      <w:pPr>
+        <w:spacing w:after="240"/>
+      </w:pPr>
     </w:p>
     <w:p>
       <w:pPr>

--- a/livrables/docx/DIAPALER_AFRICA_Livrable4.docx
+++ b/livrables/docx/DIAPALER_AFRICA_Livrable4.docx
@@ -1220,7 +1220,7 @@
           <w:rFonts w:ascii="Calibri" w:hAnsi="Calibri"/>
           <w:sz w:val="22"/>
         </w:rPr>
-        <w:t>[5. Propagation réactive des modifications](#5-propagation-réactive-des-modifications)</w:t>
+        <w:t>[5. Système d'Avis et Notation](#5-système-davis-et-notation-sur-les-profils)</w:t>
       </w:r>
     </w:p>
     <w:p>
@@ -1232,7 +1232,19 @@
           <w:rFonts w:ascii="Calibri" w:hAnsi="Calibri"/>
           <w:sz w:val="22"/>
         </w:rPr>
-        <w:t>[6. Widget Avatar réutilisable](#6-widget-avatar-réutilisable-widgetsavatardart)</w:t>
+        <w:t>[6. Propagation réactive des modifications](#6-propagation-réactive-des-modifications)</w:t>
+      </w:r>
+    </w:p>
+    <w:p>
+      <w:pPr>
+        <w:pStyle w:val="ListBullet"/>
+      </w:pPr>
+      <w:r>
+        <w:rPr>
+          <w:rFonts w:ascii="Calibri" w:hAnsi="Calibri"/>
+          <w:sz w:val="22"/>
+        </w:rPr>
+        <w:t>[7. Widget Avatar réutilisable](#7-widget-avatar-réutilisable-widgetsavatardart)</w:t>
       </w:r>
     </w:p>
     <w:p>
@@ -1352,7 +1364,7 @@
           <w:rFonts w:ascii="Calibri" w:hAnsi="Calibri"/>
           <w:sz w:val="22"/>
         </w:rPr>
-        <w:t xml:space="preserve"> (galerie ou caméra)</w:t>
+        <w:t xml:space="preserve"> (galerie — ImagePicker)</w:t>
       </w:r>
     </w:p>
     <w:p>
@@ -1913,6 +1925,36 @@
           <w:color w:val="1F2D3D"/>
           <w:sz w:val="18"/>
         </w:rPr>
+        <w:t xml:space="preserve">  // Entreprises fondées / possédées (mentors et investisseurs)</w:t>
+      </w:r>
+    </w:p>
+    <w:p>
+      <w:pPr>
+        <w:spacing w:before="0" w:after="0"/>
+        <w:ind w:left="283"/>
+        <w:shd w:val="clear" w:color="auto" w:fill="F3F4F6"/>
+      </w:pPr>
+      <w:r>
+        <w:rPr>
+          <w:rFonts w:ascii="Courier New" w:hAnsi="Courier New"/>
+          <w:color w:val="1F2D3D"/>
+          <w:sz w:val="18"/>
+        </w:rPr>
+        <w:t xml:space="preserve">  final List&lt;String&gt; companies;</w:t>
+      </w:r>
+    </w:p>
+    <w:p>
+      <w:pPr>
+        <w:spacing w:before="0" w:after="0"/>
+        <w:ind w:left="283"/>
+        <w:shd w:val="clear" w:color="auto" w:fill="F3F4F6"/>
+      </w:pPr>
+      <w:r>
+        <w:rPr>
+          <w:rFonts w:ascii="Courier New" w:hAnsi="Courier New"/>
+          <w:color w:val="1F2D3D"/>
+          <w:sz w:val="18"/>
+        </w:rPr>
         <w:t xml:space="preserve"> </w:t>
       </w:r>
     </w:p>
@@ -1943,37 +1985,82 @@
           <w:color w:val="1F2D3D"/>
           <w:sz w:val="18"/>
         </w:rPr>
-        <w:t xml:space="preserve">  String get fullName  =&gt; '$firstName $lastName'.trim();</w:t>
-      </w:r>
-    </w:p>
-    <w:p>
-      <w:pPr>
-        <w:spacing w:before="0" w:after="0"/>
-        <w:ind w:left="283"/>
-        <w:shd w:val="clear" w:color="auto" w:fill="F3F4F6"/>
-      </w:pPr>
-      <w:r>
-        <w:rPr>
-          <w:rFonts w:ascii="Courier New" w:hAnsi="Courier New"/>
-          <w:color w:val="1F2D3D"/>
-          <w:sz w:val="18"/>
-        </w:rPr>
-        <w:t xml:space="preserve">  String get initials  =&gt; (firstName.isNotEmpty ? firstName[0] : '')</w:t>
-      </w:r>
-    </w:p>
-    <w:p>
-      <w:pPr>
-        <w:spacing w:before="0" w:after="0"/>
-        <w:ind w:left="283"/>
-        <w:shd w:val="clear" w:color="auto" w:fill="F3F4F6"/>
-      </w:pPr>
-      <w:r>
-        <w:rPr>
-          <w:rFonts w:ascii="Courier New" w:hAnsi="Courier New"/>
-          <w:color w:val="1F2D3D"/>
-          <w:sz w:val="18"/>
-        </w:rPr>
-        <w:t xml:space="preserve">                        + (lastName.isNotEmpty  ? lastName[0]  : '');</w:t>
+        <w:t xml:space="preserve">  String get fullName =&gt; '$firstName $lastName';</w:t>
+      </w:r>
+    </w:p>
+    <w:p>
+      <w:pPr>
+        <w:spacing w:before="0" w:after="0"/>
+        <w:ind w:left="283"/>
+        <w:shd w:val="clear" w:color="auto" w:fill="F3F4F6"/>
+      </w:pPr>
+      <w:r>
+        <w:rPr>
+          <w:rFonts w:ascii="Courier New" w:hAnsi="Courier New"/>
+          <w:color w:val="1F2D3D"/>
+          <w:sz w:val="18"/>
+        </w:rPr>
+        <w:t xml:space="preserve">  String get initials {</w:t>
+      </w:r>
+    </w:p>
+    <w:p>
+      <w:pPr>
+        <w:spacing w:before="0" w:after="0"/>
+        <w:ind w:left="283"/>
+        <w:shd w:val="clear" w:color="auto" w:fill="F3F4F6"/>
+      </w:pPr>
+      <w:r>
+        <w:rPr>
+          <w:rFonts w:ascii="Courier New" w:hAnsi="Courier New"/>
+          <w:color w:val="1F2D3D"/>
+          <w:sz w:val="18"/>
+        </w:rPr>
+        <w:t xml:space="preserve">    final f = firstName.isNotEmpty ? firstName[0] : '';</w:t>
+      </w:r>
+    </w:p>
+    <w:p>
+      <w:pPr>
+        <w:spacing w:before="0" w:after="0"/>
+        <w:ind w:left="283"/>
+        <w:shd w:val="clear" w:color="auto" w:fill="F3F4F6"/>
+      </w:pPr>
+      <w:r>
+        <w:rPr>
+          <w:rFonts w:ascii="Courier New" w:hAnsi="Courier New"/>
+          <w:color w:val="1F2D3D"/>
+          <w:sz w:val="18"/>
+        </w:rPr>
+        <w:t xml:space="preserve">    final l = lastName.isNotEmpty ? lastName[0] : '';</w:t>
+      </w:r>
+    </w:p>
+    <w:p>
+      <w:pPr>
+        <w:spacing w:before="0" w:after="0"/>
+        <w:ind w:left="283"/>
+        <w:shd w:val="clear" w:color="auto" w:fill="F3F4F6"/>
+      </w:pPr>
+      <w:r>
+        <w:rPr>
+          <w:rFonts w:ascii="Courier New" w:hAnsi="Courier New"/>
+          <w:color w:val="1F2D3D"/>
+          <w:sz w:val="18"/>
+        </w:rPr>
+        <w:t xml:space="preserve">    return (f + l).toUpperCase();</w:t>
+      </w:r>
+    </w:p>
+    <w:p>
+      <w:pPr>
+        <w:spacing w:before="0" w:after="0"/>
+        <w:ind w:left="283"/>
+        <w:shd w:val="clear" w:color="auto" w:fill="F3F4F6"/>
+      </w:pPr>
+      <w:r>
+        <w:rPr>
+          <w:rFonts w:ascii="Courier New" w:hAnsi="Courier New"/>
+          <w:color w:val="1F2D3D"/>
+          <w:sz w:val="18"/>
+        </w:rPr>
+        <w:t xml:space="preserve">  }</w:t>
       </w:r>
     </w:p>
     <w:p>
@@ -3270,157 +3357,442 @@
           <w:color w:val="1F2D3D"/>
           <w:sz w:val="18"/>
         </w:rPr>
-        <w:t xml:space="preserve">    firstName: 'Mariéme', lastName: 'Tine',</w:t>
-      </w:r>
-    </w:p>
-    <w:p>
-      <w:pPr>
-        <w:spacing w:before="0" w:after="0"/>
-        <w:ind w:left="283"/>
-        <w:shd w:val="clear" w:color="auto" w:fill="F3F4F6"/>
-      </w:pPr>
-      <w:r>
-        <w:rPr>
-          <w:rFonts w:ascii="Courier New" w:hAnsi="Courier New"/>
-          <w:color w:val="1F2D3D"/>
-          <w:sz w:val="18"/>
-        </w:rPr>
-        <w:t xml:space="preserve">    email: 'marieme.tine@esp.sn', phone: '+221 77 123 45 67',</w:t>
-      </w:r>
-    </w:p>
-    <w:p>
-      <w:pPr>
-        <w:spacing w:before="0" w:after="0"/>
-        <w:ind w:left="283"/>
-        <w:shd w:val="clear" w:color="auto" w:fill="F3F4F6"/>
-      </w:pPr>
-      <w:r>
-        <w:rPr>
-          <w:rFonts w:ascii="Courier New" w:hAnsi="Courier New"/>
-          <w:color w:val="1F2D3D"/>
-          <w:sz w:val="18"/>
-        </w:rPr>
-        <w:t xml:space="preserve">    gender: Gender.female, birthDate: DateTime(2001, 6, 14),</w:t>
-      </w:r>
-    </w:p>
-    <w:p>
-      <w:pPr>
-        <w:spacing w:before="0" w:after="0"/>
-        <w:ind w:left="283"/>
-        <w:shd w:val="clear" w:color="auto" w:fill="F3F4F6"/>
-      </w:pPr>
-      <w:r>
-        <w:rPr>
-          <w:rFonts w:ascii="Courier New" w:hAnsi="Courier New"/>
-          <w:color w:val="1F2D3D"/>
-          <w:sz w:val="18"/>
-        </w:rPr>
-        <w:t xml:space="preserve">    city: 'Dakar', country: 'Sénégal', sector: 'Mode &amp; Textile',</w:t>
-      </w:r>
-    </w:p>
-    <w:p>
-      <w:pPr>
-        <w:spacing w:before="0" w:after="0"/>
-        <w:ind w:left="283"/>
-        <w:shd w:val="clear" w:color="auto" w:fill="F3F4F6"/>
-      </w:pPr>
-      <w:r>
-        <w:rPr>
-          <w:rFonts w:ascii="Courier New" w:hAnsi="Courier New"/>
-          <w:color w:val="1F2D3D"/>
-          <w:sz w:val="18"/>
-        </w:rPr>
-        <w:t xml:space="preserve">    role: 'Entrepreneure', bio: 'Diplômée ESP Dakar, je porte le projet '</w:t>
-      </w:r>
-    </w:p>
-    <w:p>
-      <w:pPr>
-        <w:spacing w:before="0" w:after="0"/>
-        <w:ind w:left="283"/>
-        <w:shd w:val="clear" w:color="auto" w:fill="F3F4F6"/>
-      </w:pPr>
-      <w:r>
-        <w:rPr>
-          <w:rFonts w:ascii="Courier New" w:hAnsi="Courier New"/>
-          <w:color w:val="1F2D3D"/>
-          <w:sz w:val="18"/>
-        </w:rPr>
-        <w:t xml:space="preserve">        'Téranga Mode — valoriser les tissus traditionnels sénégalais.',</w:t>
-      </w:r>
-    </w:p>
-    <w:p>
-      <w:pPr>
-        <w:spacing w:before="0" w:after="0"/>
-        <w:ind w:left="283"/>
-        <w:shd w:val="clear" w:color="auto" w:fill="F3F4F6"/>
-      </w:pPr>
-      <w:r>
-        <w:rPr>
-          <w:rFonts w:ascii="Courier New" w:hAnsi="Courier New"/>
-          <w:color w:val="1F2D3D"/>
-          <w:sz w:val="18"/>
-        </w:rPr>
-        <w:t xml:space="preserve">    interests: ['Mode &amp; Textile', 'Artisanat', 'E-commerce', 'Made in Sénégal'],</w:t>
-      </w:r>
-    </w:p>
-    <w:p>
-      <w:pPr>
-        <w:spacing w:before="0" w:after="0"/>
-        <w:ind w:left="283"/>
-        <w:shd w:val="clear" w:color="auto" w:fill="F3F4F6"/>
-      </w:pPr>
-      <w:r>
-        <w:rPr>
-          <w:rFonts w:ascii="Courier New" w:hAnsi="Courier New"/>
-          <w:color w:val="1F2D3D"/>
-          <w:sz w:val="18"/>
-        </w:rPr>
-        <w:t xml:space="preserve">    projects: [Project(</w:t>
-      </w:r>
-    </w:p>
-    <w:p>
-      <w:pPr>
-        <w:spacing w:before="0" w:after="0"/>
-        <w:ind w:left="283"/>
-        <w:shd w:val="clear" w:color="auto" w:fill="F3F4F6"/>
-      </w:pPr>
-      <w:r>
-        <w:rPr>
-          <w:rFonts w:ascii="Courier New" w:hAnsi="Courier New"/>
-          <w:color w:val="1F2D3D"/>
-          <w:sz w:val="18"/>
-        </w:rPr>
-        <w:t xml:space="preserve">      id: 'teranga-mode', name: 'Téranga Mode',</w:t>
-      </w:r>
-    </w:p>
-    <w:p>
-      <w:pPr>
-        <w:spacing w:before="0" w:after="0"/>
-        <w:ind w:left="283"/>
-        <w:shd w:val="clear" w:color="auto" w:fill="F3F4F6"/>
-      </w:pPr>
-      <w:r>
-        <w:rPr>
-          <w:rFonts w:ascii="Courier New" w:hAnsi="Courier New"/>
-          <w:color w:val="1F2D3D"/>
-          <w:sz w:val="18"/>
-        </w:rPr>
-        <w:t xml:space="preserve">      description: 'Marque de prêt-à-porter valorisant les tissus sénégalais.',</w:t>
-      </w:r>
-    </w:p>
-    <w:p>
-      <w:pPr>
-        <w:spacing w:before="0" w:after="0"/>
-        <w:ind w:left="283"/>
-        <w:shd w:val="clear" w:color="auto" w:fill="F3F4F6"/>
-      </w:pPr>
-      <w:r>
-        <w:rPr>
-          <w:rFonts w:ascii="Courier New" w:hAnsi="Courier New"/>
-          <w:color w:val="1F2D3D"/>
-          <w:sz w:val="18"/>
-        </w:rPr>
-        <w:t xml:space="preserve">      sector: 'Mode &amp; Textile', step: 3,</w:t>
+        <w:t xml:space="preserve">    firstName: 'Mariéme',</w:t>
+      </w:r>
+    </w:p>
+    <w:p>
+      <w:pPr>
+        <w:spacing w:before="0" w:after="0"/>
+        <w:ind w:left="283"/>
+        <w:shd w:val="clear" w:color="auto" w:fill="F3F4F6"/>
+      </w:pPr>
+      <w:r>
+        <w:rPr>
+          <w:rFonts w:ascii="Courier New" w:hAnsi="Courier New"/>
+          <w:color w:val="1F2D3D"/>
+          <w:sz w:val="18"/>
+        </w:rPr>
+        <w:t xml:space="preserve">    lastName: 'Tine',</w:t>
+      </w:r>
+    </w:p>
+    <w:p>
+      <w:pPr>
+        <w:spacing w:before="0" w:after="0"/>
+        <w:ind w:left="283"/>
+        <w:shd w:val="clear" w:color="auto" w:fill="F3F4F6"/>
+      </w:pPr>
+      <w:r>
+        <w:rPr>
+          <w:rFonts w:ascii="Courier New" w:hAnsi="Courier New"/>
+          <w:color w:val="1F2D3D"/>
+          <w:sz w:val="18"/>
+        </w:rPr>
+        <w:t xml:space="preserve">    email: 'marieme.tine@esp.sn',</w:t>
+      </w:r>
+    </w:p>
+    <w:p>
+      <w:pPr>
+        <w:spacing w:before="0" w:after="0"/>
+        <w:ind w:left="283"/>
+        <w:shd w:val="clear" w:color="auto" w:fill="F3F4F6"/>
+      </w:pPr>
+      <w:r>
+        <w:rPr>
+          <w:rFonts w:ascii="Courier New" w:hAnsi="Courier New"/>
+          <w:color w:val="1F2D3D"/>
+          <w:sz w:val="18"/>
+        </w:rPr>
+        <w:t xml:space="preserve">    phone: '+221 77 123 45 67',</w:t>
+      </w:r>
+    </w:p>
+    <w:p>
+      <w:pPr>
+        <w:spacing w:before="0" w:after="0"/>
+        <w:ind w:left="283"/>
+        <w:shd w:val="clear" w:color="auto" w:fill="F3F4F6"/>
+      </w:pPr>
+      <w:r>
+        <w:rPr>
+          <w:rFonts w:ascii="Courier New" w:hAnsi="Courier New"/>
+          <w:color w:val="1F2D3D"/>
+          <w:sz w:val="18"/>
+        </w:rPr>
+        <w:t xml:space="preserve">    gender: Gender.female,</w:t>
+      </w:r>
+    </w:p>
+    <w:p>
+      <w:pPr>
+        <w:spacing w:before="0" w:after="0"/>
+        <w:ind w:left="283"/>
+        <w:shd w:val="clear" w:color="auto" w:fill="F3F4F6"/>
+      </w:pPr>
+      <w:r>
+        <w:rPr>
+          <w:rFonts w:ascii="Courier New" w:hAnsi="Courier New"/>
+          <w:color w:val="1F2D3D"/>
+          <w:sz w:val="18"/>
+        </w:rPr>
+        <w:t xml:space="preserve">    birthDate: DateTime(2001, 6, 14),</w:t>
+      </w:r>
+    </w:p>
+    <w:p>
+      <w:pPr>
+        <w:spacing w:before="0" w:after="0"/>
+        <w:ind w:left="283"/>
+        <w:shd w:val="clear" w:color="auto" w:fill="F3F4F6"/>
+      </w:pPr>
+      <w:r>
+        <w:rPr>
+          <w:rFonts w:ascii="Courier New" w:hAnsi="Courier New"/>
+          <w:color w:val="1F2D3D"/>
+          <w:sz w:val="18"/>
+        </w:rPr>
+        <w:t xml:space="preserve">    address: 'Sicap Liberté 6, Villa 1234',</w:t>
+      </w:r>
+    </w:p>
+    <w:p>
+      <w:pPr>
+        <w:spacing w:before="0" w:after="0"/>
+        <w:ind w:left="283"/>
+        <w:shd w:val="clear" w:color="auto" w:fill="F3F4F6"/>
+      </w:pPr>
+      <w:r>
+        <w:rPr>
+          <w:rFonts w:ascii="Courier New" w:hAnsi="Courier New"/>
+          <w:color w:val="1F2D3D"/>
+          <w:sz w:val="18"/>
+        </w:rPr>
+        <w:t xml:space="preserve">    city: 'Dakar',</w:t>
+      </w:r>
+    </w:p>
+    <w:p>
+      <w:pPr>
+        <w:spacing w:before="0" w:after="0"/>
+        <w:ind w:left="283"/>
+        <w:shd w:val="clear" w:color="auto" w:fill="F3F4F6"/>
+      </w:pPr>
+      <w:r>
+        <w:rPr>
+          <w:rFonts w:ascii="Courier New" w:hAnsi="Courier New"/>
+          <w:color w:val="1F2D3D"/>
+          <w:sz w:val="18"/>
+        </w:rPr>
+        <w:t xml:space="preserve">    sector: 'Mode &amp; Textile',</w:t>
+      </w:r>
+    </w:p>
+    <w:p>
+      <w:pPr>
+        <w:spacing w:before="0" w:after="0"/>
+        <w:ind w:left="283"/>
+        <w:shd w:val="clear" w:color="auto" w:fill="F3F4F6"/>
+      </w:pPr>
+      <w:r>
+        <w:rPr>
+          <w:rFonts w:ascii="Courier New" w:hAnsi="Courier New"/>
+          <w:color w:val="1F2D3D"/>
+          <w:sz w:val="18"/>
+        </w:rPr>
+        <w:t xml:space="preserve">    role: 'Entrepreneure',</w:t>
+      </w:r>
+    </w:p>
+    <w:p>
+      <w:pPr>
+        <w:spacing w:before="0" w:after="0"/>
+        <w:ind w:left="283"/>
+        <w:shd w:val="clear" w:color="auto" w:fill="F3F4F6"/>
+      </w:pPr>
+      <w:r>
+        <w:rPr>
+          <w:rFonts w:ascii="Courier New" w:hAnsi="Courier New"/>
+          <w:color w:val="1F2D3D"/>
+          <w:sz w:val="18"/>
+        </w:rPr>
+        <w:t xml:space="preserve">    linkedin: 'linkedin.com/in/marieme-tine',</w:t>
+      </w:r>
+    </w:p>
+    <w:p>
+      <w:pPr>
+        <w:spacing w:before="0" w:after="0"/>
+        <w:ind w:left="283"/>
+        <w:shd w:val="clear" w:color="auto" w:fill="F3F4F6"/>
+      </w:pPr>
+      <w:r>
+        <w:rPr>
+          <w:rFonts w:ascii="Courier New" w:hAnsi="Courier New"/>
+          <w:color w:val="1F2D3D"/>
+          <w:sz w:val="18"/>
+        </w:rPr>
+        <w:t xml:space="preserve">    bio: "Diplômée de l'École Supérieure Polytechnique de Dakar, je porte le projet "</w:t>
+      </w:r>
+    </w:p>
+    <w:p>
+      <w:pPr>
+        <w:spacing w:before="0" w:after="0"/>
+        <w:ind w:left="283"/>
+        <w:shd w:val="clear" w:color="auto" w:fill="F3F4F6"/>
+      </w:pPr>
+      <w:r>
+        <w:rPr>
+          <w:rFonts w:ascii="Courier New" w:hAnsi="Courier New"/>
+          <w:color w:val="1F2D3D"/>
+          <w:sz w:val="18"/>
+        </w:rPr>
+        <w:t xml:space="preserve">        'Téranga Mode — une marque de prêt-à-porter qui valorise les tissus '</w:t>
+      </w:r>
+    </w:p>
+    <w:p>
+      <w:pPr>
+        <w:spacing w:before="0" w:after="0"/>
+        <w:ind w:left="283"/>
+        <w:shd w:val="clear" w:color="auto" w:fill="F3F4F6"/>
+      </w:pPr>
+      <w:r>
+        <w:rPr>
+          <w:rFonts w:ascii="Courier New" w:hAnsi="Courier New"/>
+          <w:color w:val="1F2D3D"/>
+          <w:sz w:val="18"/>
+        </w:rPr>
+        <w:t xml:space="preserve">        'traditionnels sénégalais (bogolan, wax, bazin) à travers des coupes '</w:t>
+      </w:r>
+    </w:p>
+    <w:p>
+      <w:pPr>
+        <w:spacing w:before="0" w:after="0"/>
+        <w:ind w:left="283"/>
+        <w:shd w:val="clear" w:color="auto" w:fill="F3F4F6"/>
+      </w:pPr>
+      <w:r>
+        <w:rPr>
+          <w:rFonts w:ascii="Courier New" w:hAnsi="Courier New"/>
+          <w:color w:val="1F2D3D"/>
+          <w:sz w:val="18"/>
+        </w:rPr>
+        <w:t xml:space="preserve">        'contemporaines. Je cherche un mentor pour structurer mon modèle '</w:t>
+      </w:r>
+    </w:p>
+    <w:p>
+      <w:pPr>
+        <w:spacing w:before="0" w:after="0"/>
+        <w:ind w:left="283"/>
+        <w:shd w:val="clear" w:color="auto" w:fill="F3F4F6"/>
+      </w:pPr>
+      <w:r>
+        <w:rPr>
+          <w:rFonts w:ascii="Courier New" w:hAnsi="Courier New"/>
+          <w:color w:val="1F2D3D"/>
+          <w:sz w:val="18"/>
+        </w:rPr>
+        <w:t xml:space="preserve">        'économique et accéder au financement DER/FJ.',</w:t>
+      </w:r>
+    </w:p>
+    <w:p>
+      <w:pPr>
+        <w:spacing w:before="0" w:after="0"/>
+        <w:ind w:left="283"/>
+        <w:shd w:val="clear" w:color="auto" w:fill="F3F4F6"/>
+      </w:pPr>
+      <w:r>
+        <w:rPr>
+          <w:rFonts w:ascii="Courier New" w:hAnsi="Courier New"/>
+          <w:color w:val="1F2D3D"/>
+          <w:sz w:val="18"/>
+        </w:rPr>
+        <w:t xml:space="preserve">    interests: const [</w:t>
+      </w:r>
+    </w:p>
+    <w:p>
+      <w:pPr>
+        <w:spacing w:before="0" w:after="0"/>
+        <w:ind w:left="283"/>
+        <w:shd w:val="clear" w:color="auto" w:fill="F3F4F6"/>
+      </w:pPr>
+      <w:r>
+        <w:rPr>
+          <w:rFonts w:ascii="Courier New" w:hAnsi="Courier New"/>
+          <w:color w:val="1F2D3D"/>
+          <w:sz w:val="18"/>
+        </w:rPr>
+        <w:t xml:space="preserve">      'Mode &amp; Textile',</w:t>
+      </w:r>
+    </w:p>
+    <w:p>
+      <w:pPr>
+        <w:spacing w:before="0" w:after="0"/>
+        <w:ind w:left="283"/>
+        <w:shd w:val="clear" w:color="auto" w:fill="F3F4F6"/>
+      </w:pPr>
+      <w:r>
+        <w:rPr>
+          <w:rFonts w:ascii="Courier New" w:hAnsi="Courier New"/>
+          <w:color w:val="1F2D3D"/>
+          <w:sz w:val="18"/>
+        </w:rPr>
+        <w:t xml:space="preserve">      'Artisanat',</w:t>
+      </w:r>
+    </w:p>
+    <w:p>
+      <w:pPr>
+        <w:spacing w:before="0" w:after="0"/>
+        <w:ind w:left="283"/>
+        <w:shd w:val="clear" w:color="auto" w:fill="F3F4F6"/>
+      </w:pPr>
+      <w:r>
+        <w:rPr>
+          <w:rFonts w:ascii="Courier New" w:hAnsi="Courier New"/>
+          <w:color w:val="1F2D3D"/>
+          <w:sz w:val="18"/>
+        </w:rPr>
+        <w:t xml:space="preserve">      'Cosmétique',</w:t>
+      </w:r>
+    </w:p>
+    <w:p>
+      <w:pPr>
+        <w:spacing w:before="0" w:after="0"/>
+        <w:ind w:left="283"/>
+        <w:shd w:val="clear" w:color="auto" w:fill="F3F4F6"/>
+      </w:pPr>
+      <w:r>
+        <w:rPr>
+          <w:rFonts w:ascii="Courier New" w:hAnsi="Courier New"/>
+          <w:color w:val="1F2D3D"/>
+          <w:sz w:val="18"/>
+        </w:rPr>
+        <w:t xml:space="preserve">      'E-commerce',</w:t>
+      </w:r>
+    </w:p>
+    <w:p>
+      <w:pPr>
+        <w:spacing w:before="0" w:after="0"/>
+        <w:ind w:left="283"/>
+        <w:shd w:val="clear" w:color="auto" w:fill="F3F4F6"/>
+      </w:pPr>
+      <w:r>
+        <w:rPr>
+          <w:rFonts w:ascii="Courier New" w:hAnsi="Courier New"/>
+          <w:color w:val="1F2D3D"/>
+          <w:sz w:val="18"/>
+        </w:rPr>
+        <w:t xml:space="preserve">      'Made in Sénégal',</w:t>
+      </w:r>
+    </w:p>
+    <w:p>
+      <w:pPr>
+        <w:spacing w:before="0" w:after="0"/>
+        <w:ind w:left="283"/>
+        <w:shd w:val="clear" w:color="auto" w:fill="F3F4F6"/>
+      </w:pPr>
+      <w:r>
+        <w:rPr>
+          <w:rFonts w:ascii="Courier New" w:hAnsi="Courier New"/>
+          <w:color w:val="1F2D3D"/>
+          <w:sz w:val="18"/>
+        </w:rPr>
+        <w:t xml:space="preserve">    ],</w:t>
+      </w:r>
+    </w:p>
+    <w:p>
+      <w:pPr>
+        <w:spacing w:before="0" w:after="0"/>
+        <w:ind w:left="283"/>
+        <w:shd w:val="clear" w:color="auto" w:fill="F3F4F6"/>
+      </w:pPr>
+      <w:r>
+        <w:rPr>
+          <w:rFonts w:ascii="Courier New" w:hAnsi="Courier New"/>
+          <w:color w:val="1F2D3D"/>
+          <w:sz w:val="18"/>
+        </w:rPr>
+        <w:t xml:space="preserve">    projects: const [Project(</w:t>
+      </w:r>
+    </w:p>
+    <w:p>
+      <w:pPr>
+        <w:spacing w:before="0" w:after="0"/>
+        <w:ind w:left="283"/>
+        <w:shd w:val="clear" w:color="auto" w:fill="F3F4F6"/>
+      </w:pPr>
+      <w:r>
+        <w:rPr>
+          <w:rFonts w:ascii="Courier New" w:hAnsi="Courier New"/>
+          <w:color w:val="1F2D3D"/>
+          <w:sz w:val="18"/>
+        </w:rPr>
+        <w:t xml:space="preserve">      id: 'teranga-mode',</w:t>
+      </w:r>
+    </w:p>
+    <w:p>
+      <w:pPr>
+        <w:spacing w:before="0" w:after="0"/>
+        <w:ind w:left="283"/>
+        <w:shd w:val="clear" w:color="auto" w:fill="F3F4F6"/>
+      </w:pPr>
+      <w:r>
+        <w:rPr>
+          <w:rFonts w:ascii="Courier New" w:hAnsi="Courier New"/>
+          <w:color w:val="1F2D3D"/>
+          <w:sz w:val="18"/>
+        </w:rPr>
+        <w:t xml:space="preserve">      name: 'Téranga Mode',</w:t>
+      </w:r>
+    </w:p>
+    <w:p>
+      <w:pPr>
+        <w:spacing w:before="0" w:after="0"/>
+        <w:ind w:left="283"/>
+        <w:shd w:val="clear" w:color="auto" w:fill="F3F4F6"/>
+      </w:pPr>
+      <w:r>
+        <w:rPr>
+          <w:rFonts w:ascii="Courier New" w:hAnsi="Courier New"/>
+          <w:color w:val="1F2D3D"/>
+          <w:sz w:val="18"/>
+        </w:rPr>
+        <w:t xml:space="preserve">      description: 'Marque de prêt-à-porter qui valorise les tissus traditionnels '</w:t>
+      </w:r>
+    </w:p>
+    <w:p>
+      <w:pPr>
+        <w:spacing w:before="0" w:after="0"/>
+        <w:ind w:left="283"/>
+        <w:shd w:val="clear" w:color="auto" w:fill="F3F4F6"/>
+      </w:pPr>
+      <w:r>
+        <w:rPr>
+          <w:rFonts w:ascii="Courier New" w:hAnsi="Courier New"/>
+          <w:color w:val="1F2D3D"/>
+          <w:sz w:val="18"/>
+        </w:rPr>
+        <w:t xml:space="preserve">          'sénégalais à travers des coupes contemporaines.',</w:t>
+      </w:r>
+    </w:p>
+    <w:p>
+      <w:pPr>
+        <w:spacing w:before="0" w:after="0"/>
+        <w:ind w:left="283"/>
+        <w:shd w:val="clear" w:color="auto" w:fill="F3F4F6"/>
+      </w:pPr>
+      <w:r>
+        <w:rPr>
+          <w:rFonts w:ascii="Courier New" w:hAnsi="Courier New"/>
+          <w:color w:val="1F2D3D"/>
+          <w:sz w:val="18"/>
+        </w:rPr>
+        <w:t xml:space="preserve">      sector: 'Mode &amp; Textile',</w:t>
+      </w:r>
+    </w:p>
+    <w:p>
+      <w:pPr>
+        <w:spacing w:before="0" w:after="0"/>
+        <w:ind w:left="283"/>
+        <w:shd w:val="clear" w:color="auto" w:fill="F3F4F6"/>
+      </w:pPr>
+      <w:r>
+        <w:rPr>
+          <w:rFonts w:ascii="Courier New" w:hAnsi="Courier New"/>
+          <w:color w:val="1F2D3D"/>
+          <w:sz w:val="18"/>
+        </w:rPr>
+        <w:t xml:space="preserve">      step: 3,</w:t>
       </w:r>
     </w:p>
     <w:p>
@@ -3450,7 +3822,52 @@
           <w:color w:val="1F2D3D"/>
           <w:sz w:val="18"/>
         </w:rPr>
-        <w:t xml:space="preserve">    mentorsActive: 4, sessionsCount: 3, favoritesCount: 7, score: 4.8,</w:t>
+        <w:t xml:space="preserve">    mentorsActive: 4,</w:t>
+      </w:r>
+    </w:p>
+    <w:p>
+      <w:pPr>
+        <w:spacing w:before="0" w:after="0"/>
+        <w:ind w:left="283"/>
+        <w:shd w:val="clear" w:color="auto" w:fill="F3F4F6"/>
+      </w:pPr>
+      <w:r>
+        <w:rPr>
+          <w:rFonts w:ascii="Courier New" w:hAnsi="Courier New"/>
+          <w:color w:val="1F2D3D"/>
+          <w:sz w:val="18"/>
+        </w:rPr>
+        <w:t xml:space="preserve">    sessionsCount: 3,</w:t>
+      </w:r>
+    </w:p>
+    <w:p>
+      <w:pPr>
+        <w:spacing w:before="0" w:after="0"/>
+        <w:ind w:left="283"/>
+        <w:shd w:val="clear" w:color="auto" w:fill="F3F4F6"/>
+      </w:pPr>
+      <w:r>
+        <w:rPr>
+          <w:rFonts w:ascii="Courier New" w:hAnsi="Courier New"/>
+          <w:color w:val="1F2D3D"/>
+          <w:sz w:val="18"/>
+        </w:rPr>
+        <w:t xml:space="preserve">    favoritesCount: 7,</w:t>
+      </w:r>
+    </w:p>
+    <w:p>
+      <w:pPr>
+        <w:spacing w:before="0" w:after="0"/>
+        <w:ind w:left="283"/>
+        <w:shd w:val="clear" w:color="auto" w:fill="F3F4F6"/>
+      </w:pPr>
+      <w:r>
+        <w:rPr>
+          <w:rFonts w:ascii="Courier New" w:hAnsi="Courier New"/>
+          <w:color w:val="1F2D3D"/>
+          <w:sz w:val="18"/>
+        </w:rPr>
+        <w:t xml:space="preserve">    score: 4.8,</w:t>
       </w:r>
     </w:p>
     <w:p>
@@ -3612,7 +4029,22 @@
                 <w:rFonts w:ascii="Calibri" w:hAnsi="Calibri"/>
                 <w:sz w:val="20"/>
               </w:rPr>
-              <w:t>Bandeau stats (4 tuiles)</w:t>
+              <w:t>Bandeau stats (</w:t>
+            </w:r>
+            <w:r>
+              <w:rPr>
+                <w:rFonts w:ascii="Calibri" w:hAnsi="Calibri"/>
+                <w:color w:val="DC2626"/>
+                <w:sz w:val="20"/>
+              </w:rPr>
+              <w:t>_StatsStrip</w:t>
+            </w:r>
+            <w:r>
+              <w:rPr>
+                <w:rFonts w:ascii="Calibri" w:hAnsi="Calibri"/>
+                <w:sz w:val="20"/>
+              </w:rPr>
+              <w:t>)</w:t>
             </w:r>
           </w:p>
         </w:tc>
@@ -3626,22 +4058,7 @@
                 <w:rFonts w:ascii="Calibri" w:hAnsi="Calibri"/>
                 <w:sz w:val="20"/>
               </w:rPr>
-              <w:t xml:space="preserve">Labels </w:t>
-            </w:r>
-            <w:r>
-              <w:rPr>
-                <w:rFonts w:ascii="Calibri" w:hAnsi="Calibri"/>
-                <w:b/>
-                <w:sz w:val="20"/>
-              </w:rPr>
-              <w:t>adaptés au rôle</w:t>
-            </w:r>
-            <w:r>
-              <w:rPr>
-                <w:rFonts w:ascii="Calibri" w:hAnsi="Calibri"/>
-                <w:sz w:val="20"/>
-              </w:rPr>
-              <w:t xml:space="preserve"> — voir tableau ci-dessous</w:t>
+              <w:t>Adapté au rôle — voir tableau ci-dessous</w:t>
             </w:r>
           </w:p>
         </w:tc>
@@ -3766,7 +4183,7 @@
                 <w:rFonts w:ascii="Calibri" w:hAnsi="Calibri"/>
                 <w:sz w:val="20"/>
               </w:rPr>
-              <w:t>Mes Projets</w:t>
+              <w:t>Bouton "Mes demandes"</w:t>
             </w:r>
           </w:p>
         </w:tc>
@@ -3775,13 +4192,6 @@
             <w:tcW w:type="dxa" w:w="4703"/>
           </w:tcPr>
           <w:p>
-            <w:r>
-              <w:rPr>
-                <w:rFonts w:ascii="Calibri" w:hAnsi="Calibri"/>
-                <w:sz w:val="20"/>
-              </w:rPr>
-              <w:t>Liste avec barres de progression (</w:t>
-            </w:r>
             <w:r>
               <w:rPr>
                 <w:rFonts w:ascii="Calibri" w:hAnsi="Calibri"/>
@@ -3795,7 +4205,22 @@
                 <w:rFonts w:ascii="Calibri" w:hAnsi="Calibri"/>
                 <w:sz w:val="20"/>
               </w:rPr>
-              <w:t>)</w:t>
+              <w:t xml:space="preserve"> → </w:t>
+            </w:r>
+            <w:r>
+              <w:rPr>
+                <w:rFonts w:ascii="Calibri" w:hAnsi="Calibri"/>
+                <w:color w:val="DC2626"/>
+                <w:sz w:val="20"/>
+              </w:rPr>
+              <w:t>RequestsPage</w:t>
+            </w:r>
+            <w:r>
+              <w:rPr>
+                <w:rFonts w:ascii="Calibri" w:hAnsi="Calibri"/>
+                <w:sz w:val="20"/>
+              </w:rPr>
+              <w:t xml:space="preserve"> (demandes envoyées/reçues)</w:t>
             </w:r>
           </w:p>
         </w:tc>
@@ -3812,7 +4237,7 @@
                 <w:rFonts w:ascii="Calibri" w:hAnsi="Calibri"/>
                 <w:sz w:val="20"/>
               </w:rPr>
-              <w:t>Boutons d'actions</w:t>
+              <w:t>AppBar</w:t>
             </w:r>
           </w:p>
         </w:tc>
@@ -3827,36 +4252,6 @@
                 <w:rFonts w:ascii="Calibri" w:hAnsi="Calibri"/>
                 <w:sz w:val="20"/>
               </w:rPr>
-              <w:t>Rôle-spécifiques (voir tableau ci-dessous)</w:t>
-            </w:r>
-          </w:p>
-        </w:tc>
-      </w:tr>
-      <w:tr>
-        <w:tc>
-          <w:tcPr>
-            <w:tcW w:type="dxa" w:w="4703"/>
-          </w:tcPr>
-          <w:p>
-            <w:r>
-              <w:rPr>
-                <w:rFonts w:ascii="Calibri" w:hAnsi="Calibri"/>
-                <w:sz w:val="20"/>
-              </w:rPr>
-              <w:t>AppBar</w:t>
-            </w:r>
-          </w:p>
-        </w:tc>
-        <w:tc>
-          <w:tcPr>
-            <w:tcW w:type="dxa" w:w="4703"/>
-          </w:tcPr>
-          <w:p>
-            <w:r>
-              <w:rPr>
-                <w:rFonts w:ascii="Calibri" w:hAnsi="Calibri"/>
-                <w:sz w:val="20"/>
-              </w:rPr>
               <w:t>Partager · Modifier · Déconnexion (icône rouge discrète)</w:t>
             </w:r>
           </w:p>
@@ -3875,349 +4270,7 @@
           <w:b/>
           <w:sz w:val="22"/>
         </w:rPr>
-        <w:t>Stats par rôle :</w:t>
-      </w:r>
-    </w:p>
-    <w:tbl>
-      <w:tblPr>
-        <w:tblStyle w:val="TableGrid"/>
-        <w:tblW w:type="auto" w:w="0"/>
-        <w:tblLook w:firstColumn="1" w:firstRow="1" w:lastColumn="0" w:lastRow="0" w:noHBand="0" w:noVBand="1" w:val="04A0"/>
-      </w:tblPr>
-      <w:tblGrid>
-        <w:gridCol w:w="1881"/>
-        <w:gridCol w:w="1881"/>
-        <w:gridCol w:w="1881"/>
-        <w:gridCol w:w="1881"/>
-        <w:gridCol w:w="1881"/>
-      </w:tblGrid>
-      <w:tr>
-        <w:tc>
-          <w:tcPr>
-            <w:tcW w:type="dxa" w:w="1881"/>
-            <w:shd w:val="clear" w:color="auto" w:fill="1E3A8A"/>
-          </w:tcPr>
-          <w:p>
-            <w:r>
-              <w:rPr>
-                <w:rFonts w:ascii="Calibri" w:hAnsi="Calibri"/>
-                <w:b/>
-                <w:color w:val="FFFFFF"/>
-                <w:sz w:val="20"/>
-              </w:rPr>
-              <w:t>Rôle</w:t>
-            </w:r>
-          </w:p>
-        </w:tc>
-        <w:tc>
-          <w:tcPr>
-            <w:tcW w:type="dxa" w:w="1881"/>
-            <w:shd w:val="clear" w:color="auto" w:fill="1E3A8A"/>
-          </w:tcPr>
-          <w:p>
-            <w:r>
-              <w:rPr>
-                <w:rFonts w:ascii="Calibri" w:hAnsi="Calibri"/>
-                <w:b/>
-                <w:color w:val="FFFFFF"/>
-                <w:sz w:val="20"/>
-              </w:rPr>
-              <w:t>Stat 1</w:t>
-            </w:r>
-          </w:p>
-        </w:tc>
-        <w:tc>
-          <w:tcPr>
-            <w:tcW w:type="dxa" w:w="1881"/>
-            <w:shd w:val="clear" w:color="auto" w:fill="1E3A8A"/>
-          </w:tcPr>
-          <w:p>
-            <w:r>
-              <w:rPr>
-                <w:rFonts w:ascii="Calibri" w:hAnsi="Calibri"/>
-                <w:b/>
-                <w:color w:val="FFFFFF"/>
-                <w:sz w:val="20"/>
-              </w:rPr>
-              <w:t>Stat 2</w:t>
-            </w:r>
-          </w:p>
-        </w:tc>
-        <w:tc>
-          <w:tcPr>
-            <w:tcW w:type="dxa" w:w="1881"/>
-            <w:shd w:val="clear" w:color="auto" w:fill="1E3A8A"/>
-          </w:tcPr>
-          <w:p>
-            <w:r>
-              <w:rPr>
-                <w:rFonts w:ascii="Calibri" w:hAnsi="Calibri"/>
-                <w:b/>
-                <w:color w:val="FFFFFF"/>
-                <w:sz w:val="20"/>
-              </w:rPr>
-              <w:t>Stat 3</w:t>
-            </w:r>
-          </w:p>
-        </w:tc>
-        <w:tc>
-          <w:tcPr>
-            <w:tcW w:type="dxa" w:w="1881"/>
-            <w:shd w:val="clear" w:color="auto" w:fill="1E3A8A"/>
-          </w:tcPr>
-          <w:p>
-            <w:r>
-              <w:rPr>
-                <w:rFonts w:ascii="Calibri" w:hAnsi="Calibri"/>
-                <w:b/>
-                <w:color w:val="FFFFFF"/>
-                <w:sz w:val="20"/>
-              </w:rPr>
-              <w:t>Stat 4</w:t>
-            </w:r>
-          </w:p>
-        </w:tc>
-      </w:tr>
-      <w:tr>
-        <w:tc>
-          <w:tcPr>
-            <w:tcW w:type="dxa" w:w="1881"/>
-            <w:shd w:val="clear" w:color="auto" w:fill="EFF6FF"/>
-          </w:tcPr>
-          <w:p>
-            <w:r>
-              <w:rPr>
-                <w:rFonts w:ascii="Calibri" w:hAnsi="Calibri"/>
-                <w:sz w:val="20"/>
-              </w:rPr>
-              <w:t>Entrepreneur</w:t>
-            </w:r>
-          </w:p>
-        </w:tc>
-        <w:tc>
-          <w:tcPr>
-            <w:tcW w:type="dxa" w:w="1881"/>
-            <w:shd w:val="clear" w:color="auto" w:fill="EFF6FF"/>
-          </w:tcPr>
-          <w:p>
-            <w:r>
-              <w:rPr>
-                <w:rFonts w:ascii="Calibri" w:hAnsi="Calibri"/>
-                <w:sz w:val="20"/>
-              </w:rPr>
-              <w:t>Projets</w:t>
-            </w:r>
-          </w:p>
-        </w:tc>
-        <w:tc>
-          <w:tcPr>
-            <w:tcW w:type="dxa" w:w="1881"/>
-            <w:shd w:val="clear" w:color="auto" w:fill="EFF6FF"/>
-          </w:tcPr>
-          <w:p>
-            <w:r>
-              <w:rPr>
-                <w:rFonts w:ascii="Calibri" w:hAnsi="Calibri"/>
-                <w:sz w:val="20"/>
-              </w:rPr>
-              <w:t>Terminés</w:t>
-            </w:r>
-          </w:p>
-        </w:tc>
-        <w:tc>
-          <w:tcPr>
-            <w:tcW w:type="dxa" w:w="1881"/>
-            <w:shd w:val="clear" w:color="auto" w:fill="EFF6FF"/>
-          </w:tcPr>
-          <w:p>
-            <w:r>
-              <w:rPr>
-                <w:rFonts w:ascii="Calibri" w:hAnsi="Calibri"/>
-                <w:sz w:val="20"/>
-              </w:rPr>
-              <w:t>Mentors → RequestsPage</w:t>
-            </w:r>
-          </w:p>
-        </w:tc>
-        <w:tc>
-          <w:tcPr>
-            <w:tcW w:type="dxa" w:w="1881"/>
-            <w:shd w:val="clear" w:color="auto" w:fill="EFF6FF"/>
-          </w:tcPr>
-          <w:p>
-            <w:r>
-              <w:rPr>
-                <w:rFonts w:ascii="Calibri" w:hAnsi="Calibri"/>
-                <w:sz w:val="20"/>
-              </w:rPr>
-              <w:t>Favoris</w:t>
-            </w:r>
-          </w:p>
-        </w:tc>
-      </w:tr>
-      <w:tr>
-        <w:tc>
-          <w:tcPr>
-            <w:tcW w:type="dxa" w:w="1881"/>
-          </w:tcPr>
-          <w:p>
-            <w:r>
-              <w:rPr>
-                <w:rFonts w:ascii="Calibri" w:hAnsi="Calibri"/>
-                <w:sz w:val="20"/>
-              </w:rPr>
-              <w:t>Mentor</w:t>
-            </w:r>
-          </w:p>
-        </w:tc>
-        <w:tc>
-          <w:tcPr>
-            <w:tcW w:type="dxa" w:w="1881"/>
-          </w:tcPr>
-          <w:p>
-            <w:r>
-              <w:rPr>
-                <w:rFonts w:ascii="Calibri" w:hAnsi="Calibri"/>
-                <w:sz w:val="20"/>
-              </w:rPr>
-              <w:t>Mentorés → RequestsPage</w:t>
-            </w:r>
-          </w:p>
-        </w:tc>
-        <w:tc>
-          <w:tcPr>
-            <w:tcW w:type="dxa" w:w="1881"/>
-          </w:tcPr>
-          <w:p>
-            <w:r>
-              <w:rPr>
-                <w:rFonts w:ascii="Calibri" w:hAnsi="Calibri"/>
-                <w:sz w:val="20"/>
-              </w:rPr>
-              <w:t>Sessions → AgendaPage</w:t>
-            </w:r>
-          </w:p>
-        </w:tc>
-        <w:tc>
-          <w:tcPr>
-            <w:tcW w:type="dxa" w:w="1881"/>
-          </w:tcPr>
-          <w:p>
-            <w:r>
-              <w:rPr>
-                <w:rFonts w:ascii="Calibri" w:hAnsi="Calibri"/>
-                <w:sz w:val="20"/>
-              </w:rPr>
-              <w:t>Années expé.</w:t>
-            </w:r>
-          </w:p>
-        </w:tc>
-        <w:tc>
-          <w:tcPr>
-            <w:tcW w:type="dxa" w:w="1881"/>
-          </w:tcPr>
-          <w:p>
-            <w:r>
-              <w:rPr>
-                <w:rFonts w:ascii="Calibri" w:hAnsi="Calibri"/>
-                <w:sz w:val="20"/>
-              </w:rPr>
-              <w:t>Favoris</w:t>
-            </w:r>
-          </w:p>
-        </w:tc>
-      </w:tr>
-      <w:tr>
-        <w:tc>
-          <w:tcPr>
-            <w:tcW w:type="dxa" w:w="1881"/>
-            <w:shd w:val="clear" w:color="auto" w:fill="EFF6FF"/>
-          </w:tcPr>
-          <w:p>
-            <w:r>
-              <w:rPr>
-                <w:rFonts w:ascii="Calibri" w:hAnsi="Calibri"/>
-                <w:sz w:val="20"/>
-              </w:rPr>
-              <w:t>Investisseur</w:t>
-            </w:r>
-          </w:p>
-        </w:tc>
-        <w:tc>
-          <w:tcPr>
-            <w:tcW w:type="dxa" w:w="1881"/>
-            <w:shd w:val="clear" w:color="auto" w:fill="EFF6FF"/>
-          </w:tcPr>
-          <w:p>
-            <w:r>
-              <w:rPr>
-                <w:rFonts w:ascii="Calibri" w:hAnsi="Calibri"/>
-                <w:sz w:val="20"/>
-              </w:rPr>
-              <w:t>Contacts → RequestsPage</w:t>
-            </w:r>
-          </w:p>
-        </w:tc>
-        <w:tc>
-          <w:tcPr>
-            <w:tcW w:type="dxa" w:w="1881"/>
-            <w:shd w:val="clear" w:color="auto" w:fill="EFF6FF"/>
-          </w:tcPr>
-          <w:p>
-            <w:r>
-              <w:rPr>
-                <w:rFonts w:ascii="Calibri" w:hAnsi="Calibri"/>
-                <w:sz w:val="20"/>
-              </w:rPr>
-              <w:t>Pitchs vus</w:t>
-            </w:r>
-          </w:p>
-        </w:tc>
-        <w:tc>
-          <w:tcPr>
-            <w:tcW w:type="dxa" w:w="1881"/>
-            <w:shd w:val="clear" w:color="auto" w:fill="EFF6FF"/>
-          </w:tcPr>
-          <w:p>
-            <w:r>
-              <w:rPr>
-                <w:rFonts w:ascii="Calibri" w:hAnsi="Calibri"/>
-                <w:sz w:val="20"/>
-              </w:rPr>
-              <w:t>Favoris</w:t>
-            </w:r>
-          </w:p>
-        </w:tc>
-        <w:tc>
-          <w:tcPr>
-            <w:tcW w:type="dxa" w:w="1881"/>
-            <w:shd w:val="clear" w:color="auto" w:fill="EFF6FF"/>
-          </w:tcPr>
-          <w:p>
-            <w:r>
-              <w:rPr>
-                <w:rFonts w:ascii="Calibri" w:hAnsi="Calibri"/>
-                <w:sz w:val="20"/>
-              </w:rPr>
-              <w:t>Rendez-vous → AgendaPage</w:t>
-            </w:r>
-          </w:p>
-        </w:tc>
-      </w:tr>
-    </w:tbl>
-    <w:p>
-      <w:pPr>
-        <w:spacing w:after="120"/>
-      </w:pPr>
-    </w:p>
-    <w:p>
-      <w:r>
-        <w:rPr>
-          <w:rFonts w:ascii="Calibri" w:hAnsi="Calibri"/>
-          <w:b/>
-          <w:sz w:val="22"/>
-        </w:rPr>
-        <w:t>Boutons d'actions par rôle :</w:t>
+        <w:t>Stats par rôle (`_StatsStrip`) :</w:t>
       </w:r>
     </w:p>
     <w:tbl>
@@ -4261,7 +4314,7 @@
                 <w:color w:val="FFFFFF"/>
                 <w:sz w:val="20"/>
               </w:rPr>
-              <w:t>Boutons</w:t>
+              <w:t>Contenu</w:t>
             </w:r>
           </w:p>
         </w:tc>
@@ -4293,7 +4346,22 @@
                 <w:rFonts w:ascii="Calibri" w:hAnsi="Calibri"/>
                 <w:sz w:val="20"/>
               </w:rPr>
-              <w:t>"Mes contacts" (relations acceptées) → RequestsPage</w:t>
+              <w:t xml:space="preserve">Carte </w:t>
+            </w:r>
+            <w:r>
+              <w:rPr>
+                <w:rFonts w:ascii="Calibri" w:hAnsi="Calibri"/>
+                <w:color w:val="DC2626"/>
+                <w:sz w:val="20"/>
+              </w:rPr>
+              <w:t>_EntrepreneurStatCard</w:t>
+            </w:r>
+            <w:r>
+              <w:rPr>
+                <w:rFonts w:ascii="Calibri" w:hAnsi="Calibri"/>
+                <w:sz w:val="20"/>
+              </w:rPr>
+              <w:t xml:space="preserve"> : nombre de projets / pitch decks publiés</w:t>
             </w:r>
           </w:p>
         </w:tc>
@@ -4323,7 +4391,7 @@
                 <w:rFonts w:ascii="Calibri" w:hAnsi="Calibri"/>
                 <w:sz w:val="20"/>
               </w:rPr>
-              <w:t>"Planning" → SchedulePage + "Demandes reçues" → RequestsPage</w:t>
+              <w:t>Note moy. (StreamBuilder Firebase) + Avis reçus + Années d'expérience</w:t>
             </w:r>
           </w:p>
         </w:tc>
@@ -4355,7 +4423,208 @@
                 <w:rFonts w:ascii="Calibri" w:hAnsi="Calibri"/>
                 <w:sz w:val="20"/>
               </w:rPr>
-              <w:t>"Pitchs publiés" → PublicPitchesPage</w:t>
+              <w:t>Note moy. (StreamBuilder Firebase) + Avis reçus</w:t>
+            </w:r>
+          </w:p>
+        </w:tc>
+      </w:tr>
+    </w:tbl>
+    <w:p>
+      <w:pPr>
+        <w:spacing w:after="120"/>
+      </w:pPr>
+    </w:p>
+    <w:p>
+      <w:r>
+        <w:rPr>
+          <w:rFonts w:ascii="Calibri" w:hAnsi="Calibri"/>
+          <w:b/>
+          <w:sz w:val="22"/>
+        </w:rPr>
+        <w:t>Bouton d'action :</w:t>
+      </w:r>
+    </w:p>
+    <w:tbl>
+      <w:tblPr>
+        <w:tblStyle w:val="TableGrid"/>
+        <w:tblW w:type="auto" w:w="0"/>
+        <w:tblLook w:firstColumn="1" w:firstRow="1" w:lastColumn="0" w:lastRow="0" w:noHBand="0" w:noVBand="1" w:val="04A0"/>
+      </w:tblPr>
+      <w:tblGrid>
+        <w:gridCol w:w="4703"/>
+        <w:gridCol w:w="4703"/>
+      </w:tblGrid>
+      <w:tr>
+        <w:tc>
+          <w:tcPr>
+            <w:tcW w:type="dxa" w:w="4703"/>
+            <w:shd w:val="clear" w:color="auto" w:fill="1E3A8A"/>
+          </w:tcPr>
+          <w:p>
+            <w:r>
+              <w:rPr>
+                <w:rFonts w:ascii="Calibri" w:hAnsi="Calibri"/>
+                <w:b/>
+                <w:color w:val="FFFFFF"/>
+                <w:sz w:val="20"/>
+              </w:rPr>
+              <w:t>Rôle</w:t>
+            </w:r>
+          </w:p>
+        </w:tc>
+        <w:tc>
+          <w:tcPr>
+            <w:tcW w:type="dxa" w:w="4703"/>
+            <w:shd w:val="clear" w:color="auto" w:fill="1E3A8A"/>
+          </w:tcPr>
+          <w:p>
+            <w:r>
+              <w:rPr>
+                <w:rFonts w:ascii="Calibri" w:hAnsi="Calibri"/>
+                <w:b/>
+                <w:color w:val="FFFFFF"/>
+                <w:sz w:val="20"/>
+              </w:rPr>
+              <w:t>Bouton</w:t>
+            </w:r>
+          </w:p>
+        </w:tc>
+      </w:tr>
+      <w:tr>
+        <w:tc>
+          <w:tcPr>
+            <w:tcW w:type="dxa" w:w="4703"/>
+            <w:shd w:val="clear" w:color="auto" w:fill="EFF6FF"/>
+          </w:tcPr>
+          <w:p>
+            <w:r>
+              <w:rPr>
+                <w:rFonts w:ascii="Calibri" w:hAnsi="Calibri"/>
+                <w:sz w:val="20"/>
+              </w:rPr>
+              <w:t>Entrepreneur</w:t>
+            </w:r>
+          </w:p>
+        </w:tc>
+        <w:tc>
+          <w:tcPr>
+            <w:tcW w:type="dxa" w:w="4703"/>
+            <w:shd w:val="clear" w:color="auto" w:fill="EFF6FF"/>
+          </w:tcPr>
+          <w:p>
+            <w:r>
+              <w:rPr>
+                <w:rFonts w:ascii="Calibri" w:hAnsi="Calibri"/>
+                <w:sz w:val="20"/>
+              </w:rPr>
+              <w:t xml:space="preserve">"Mes demandes" → </w:t>
+            </w:r>
+            <w:r>
+              <w:rPr>
+                <w:rFonts w:ascii="Calibri" w:hAnsi="Calibri"/>
+                <w:color w:val="DC2626"/>
+                <w:sz w:val="20"/>
+              </w:rPr>
+              <w:t>RequestsPage</w:t>
+            </w:r>
+            <w:r>
+              <w:rPr>
+                <w:rFonts w:ascii="Calibri" w:hAnsi="Calibri"/>
+                <w:sz w:val="20"/>
+              </w:rPr>
+              <w:t xml:space="preserve"> (demandes mentorat + investissement)</w:t>
+            </w:r>
+          </w:p>
+        </w:tc>
+      </w:tr>
+      <w:tr>
+        <w:tc>
+          <w:tcPr>
+            <w:tcW w:type="dxa" w:w="4703"/>
+          </w:tcPr>
+          <w:p>
+            <w:r>
+              <w:rPr>
+                <w:rFonts w:ascii="Calibri" w:hAnsi="Calibri"/>
+                <w:sz w:val="20"/>
+              </w:rPr>
+              <w:t>Mentor</w:t>
+            </w:r>
+          </w:p>
+        </w:tc>
+        <w:tc>
+          <w:tcPr>
+            <w:tcW w:type="dxa" w:w="4703"/>
+          </w:tcPr>
+          <w:p>
+            <w:r>
+              <w:rPr>
+                <w:rFonts w:ascii="Calibri" w:hAnsi="Calibri"/>
+                <w:sz w:val="20"/>
+              </w:rPr>
+              <w:t xml:space="preserve">— (pas de bouton dédié dans </w:t>
+            </w:r>
+            <w:r>
+              <w:rPr>
+                <w:rFonts w:ascii="Calibri" w:hAnsi="Calibri"/>
+                <w:color w:val="DC2626"/>
+                <w:sz w:val="20"/>
+              </w:rPr>
+              <w:t>page_profil.dart</w:t>
+            </w:r>
+            <w:r>
+              <w:rPr>
+                <w:rFonts w:ascii="Calibri" w:hAnsi="Calibri"/>
+                <w:sz w:val="20"/>
+              </w:rPr>
+              <w:t>)</w:t>
+            </w:r>
+          </w:p>
+        </w:tc>
+      </w:tr>
+      <w:tr>
+        <w:tc>
+          <w:tcPr>
+            <w:tcW w:type="dxa" w:w="4703"/>
+            <w:shd w:val="clear" w:color="auto" w:fill="EFF6FF"/>
+          </w:tcPr>
+          <w:p>
+            <w:r>
+              <w:rPr>
+                <w:rFonts w:ascii="Calibri" w:hAnsi="Calibri"/>
+                <w:sz w:val="20"/>
+              </w:rPr>
+              <w:t>Investisseur</w:t>
+            </w:r>
+          </w:p>
+        </w:tc>
+        <w:tc>
+          <w:tcPr>
+            <w:tcW w:type="dxa" w:w="4703"/>
+            <w:shd w:val="clear" w:color="auto" w:fill="EFF6FF"/>
+          </w:tcPr>
+          <w:p>
+            <w:r>
+              <w:rPr>
+                <w:rFonts w:ascii="Calibri" w:hAnsi="Calibri"/>
+                <w:sz w:val="20"/>
+              </w:rPr>
+              <w:t xml:space="preserve">— (pas de bouton dédié dans </w:t>
+            </w:r>
+            <w:r>
+              <w:rPr>
+                <w:rFonts w:ascii="Calibri" w:hAnsi="Calibri"/>
+                <w:color w:val="DC2626"/>
+                <w:sz w:val="20"/>
+              </w:rPr>
+              <w:t>page_profil.dart</w:t>
+            </w:r>
+            <w:r>
+              <w:rPr>
+                <w:rFonts w:ascii="Calibri" w:hAnsi="Calibri"/>
+                <w:sz w:val="20"/>
+              </w:rPr>
+              <w:t>)</w:t>
             </w:r>
           </w:p>
         </w:tc>
@@ -5728,7 +5997,22 @@
                 <w:rFonts w:ascii="Calibri" w:hAnsi="Calibri"/>
                 <w:sz w:val="20"/>
               </w:rPr>
-              <w:t>Galerie ou caméra → redimensionnée 512×512 → base64</w:t>
+              <w:t xml:space="preserve">Bottom sheet (Galerie / Fichier) → </w:t>
+            </w:r>
+            <w:r>
+              <w:rPr>
+                <w:rFonts w:ascii="Calibri" w:hAnsi="Calibri"/>
+                <w:color w:val="DC2626"/>
+                <w:sz w:val="20"/>
+              </w:rPr>
+              <w:t>CropPhotoPage</w:t>
+            </w:r>
+            <w:r>
+              <w:rPr>
+                <w:rFonts w:ascii="Calibri" w:hAnsi="Calibri"/>
+                <w:sz w:val="20"/>
+              </w:rPr>
+              <w:t xml:space="preserve"> → base64 (modification) ; inscription : 512×512 → upload Cloudinary</w:t>
             </w:r>
           </w:p>
         </w:tc>
@@ -5859,7 +6143,22 @@
                 <w:rFonts w:ascii="Calibri" w:hAnsi="Calibri"/>
                 <w:sz w:val="20"/>
               </w:rPr>
-              <w:t>Pays (dropdown), Ville (dropdown filtrée)</w:t>
+              <w:t xml:space="preserve">Pays (dropdown), Ville (dropdown filtrée) + </w:t>
+            </w:r>
+            <w:r>
+              <w:rPr>
+                <w:rFonts w:ascii="Calibri" w:hAnsi="Calibri"/>
+                <w:b/>
+                <w:sz w:val="20"/>
+              </w:rPr>
+              <w:t>bouton "Détecter ma position"</w:t>
+            </w:r>
+            <w:r>
+              <w:rPr>
+                <w:rFonts w:ascii="Calibri" w:hAnsi="Calibri"/>
+                <w:sz w:val="20"/>
+              </w:rPr>
+              <w:t xml:space="preserve"> (GPS + Nominatim → pré-remplit Pays, Ville et Adresse avec le quartier/suburb)</w:t>
             </w:r>
           </w:p>
         </w:tc>
@@ -5891,7 +6190,22 @@
                 <w:rFonts w:ascii="Calibri" w:hAnsi="Calibri"/>
                 <w:sz w:val="20"/>
               </w:rPr>
-              <w:t>Secteur d'activité (dropdown), Biographie (240 chars), LinkedIn</w:t>
+              <w:t>Secteur d'activité (dropdown), Biographie (</w:t>
+            </w:r>
+            <w:r>
+              <w:rPr>
+                <w:rFonts w:ascii="Calibri" w:hAnsi="Calibri"/>
+                <w:b/>
+                <w:sz w:val="20"/>
+              </w:rPr>
+              <w:t>280 chars</w:t>
+            </w:r>
+            <w:r>
+              <w:rPr>
+                <w:rFonts w:ascii="Calibri" w:hAnsi="Calibri"/>
+                <w:sz w:val="20"/>
+              </w:rPr>
+              <w:t xml:space="preserve"> en modification, 240 chars à l'inscription), LinkedIn</w:t>
             </w:r>
           </w:p>
         </w:tc>
@@ -5921,7 +6235,7 @@
                 <w:rFonts w:ascii="Calibri" w:hAnsi="Calibri"/>
                 <w:sz w:val="20"/>
               </w:rPr>
-              <w:t>Sexe (pills), Date de naissance (DatePicker)</w:t>
+              <w:t>Sexe (pills : Femme / Homme — sans "Non précisé"), Date de naissance (DatePicker)</w:t>
             </w:r>
           </w:p>
         </w:tc>
@@ -6203,6 +6517,21 @@
           <w:color w:val="1F2D3D"/>
           <w:sz w:val="18"/>
         </w:rPr>
+        <w:t xml:space="preserve">  _linkedin  = TextEditingController(text: _initial.linkedin);</w:t>
+      </w:r>
+    </w:p>
+    <w:p>
+      <w:pPr>
+        <w:spacing w:before="0" w:after="0"/>
+        <w:ind w:left="283"/>
+        <w:shd w:val="clear" w:color="auto" w:fill="F3F4F6"/>
+      </w:pPr>
+      <w:r>
+        <w:rPr>
+          <w:rFonts w:ascii="Courier New" w:hAnsi="Courier New"/>
+          <w:color w:val="1F2D3D"/>
+          <w:sz w:val="18"/>
+        </w:rPr>
         <w:t xml:space="preserve">  _bio       = TextEditingController(text: _initial.bio);</w:t>
       </w:r>
     </w:p>
@@ -6218,7 +6547,82 @@
           <w:color w:val="1F2D3D"/>
           <w:sz w:val="18"/>
         </w:rPr>
-        <w:t xml:space="preserve">  _linkedin  = TextEditingController(text: _initial.linkedin);</w:t>
+        <w:t xml:space="preserve">  _yearsExperience = TextEditingController(</w:t>
+      </w:r>
+    </w:p>
+    <w:p>
+      <w:pPr>
+        <w:spacing w:before="0" w:after="0"/>
+        <w:ind w:left="283"/>
+        <w:shd w:val="clear" w:color="auto" w:fill="F3F4F6"/>
+      </w:pPr>
+      <w:r>
+        <w:rPr>
+          <w:rFonts w:ascii="Courier New" w:hAnsi="Courier New"/>
+          <w:color w:val="1F2D3D"/>
+          <w:sz w:val="18"/>
+        </w:rPr>
+        <w:t xml:space="preserve">    text: _initial.yearsExperience &gt; 0</w:t>
+      </w:r>
+    </w:p>
+    <w:p>
+      <w:pPr>
+        <w:spacing w:before="0" w:after="0"/>
+        <w:ind w:left="283"/>
+        <w:shd w:val="clear" w:color="auto" w:fill="F3F4F6"/>
+      </w:pPr>
+      <w:r>
+        <w:rPr>
+          <w:rFonts w:ascii="Courier New" w:hAnsi="Courier New"/>
+          <w:color w:val="1F2D3D"/>
+          <w:sz w:val="18"/>
+        </w:rPr>
+        <w:t xml:space="preserve">        ? _initial.yearsExperience.toString()</w:t>
+      </w:r>
+    </w:p>
+    <w:p>
+      <w:pPr>
+        <w:spacing w:before="0" w:after="0"/>
+        <w:ind w:left="283"/>
+        <w:shd w:val="clear" w:color="auto" w:fill="F3F4F6"/>
+      </w:pPr>
+      <w:r>
+        <w:rPr>
+          <w:rFonts w:ascii="Courier New" w:hAnsi="Courier New"/>
+          <w:color w:val="1F2D3D"/>
+          <w:sz w:val="18"/>
+        </w:rPr>
+        <w:t xml:space="preserve">        : '',</w:t>
+      </w:r>
+    </w:p>
+    <w:p>
+      <w:pPr>
+        <w:spacing w:before="0" w:after="0"/>
+        <w:ind w:left="283"/>
+        <w:shd w:val="clear" w:color="auto" w:fill="F3F4F6"/>
+      </w:pPr>
+      <w:r>
+        <w:rPr>
+          <w:rFonts w:ascii="Courier New" w:hAnsi="Courier New"/>
+          <w:color w:val="1F2D3D"/>
+          <w:sz w:val="18"/>
+        </w:rPr>
+        <w:t xml:space="preserve">  );</w:t>
+      </w:r>
+    </w:p>
+    <w:p>
+      <w:pPr>
+        <w:spacing w:before="0" w:after="0"/>
+        <w:ind w:left="283"/>
+        <w:shd w:val="clear" w:color="auto" w:fill="F3F4F6"/>
+      </w:pPr>
+      <w:r>
+        <w:rPr>
+          <w:rFonts w:ascii="Courier New" w:hAnsi="Courier New"/>
+          <w:color w:val="1F2D3D"/>
+          <w:sz w:val="18"/>
+        </w:rPr>
+        <w:t xml:space="preserve">  _investmentRange = TextEditingController(text: _initial.investmentRange);</w:t>
       </w:r>
     </w:p>
     <w:p>
@@ -6495,127 +6899,457 @@
           <w:rFonts w:ascii="Calibri" w:hAnsi="Calibri"/>
           <w:sz w:val="22"/>
         </w:rPr>
-        <w:t>La photo de profil joue un rôle important dans une application de mise en relation : elle humanise le contact entre les membres. Nous avons implémenté deux sources possibles — la galerie photo et l'appareil photo — accessibles depuis un bottom sheet qui s'affiche au tap sur l'avatar. La photo est automatiquement redimensionnée à 512×512 pixels et convertie en base64 pour être stockée dans Firebase, ce qui garantit une URL stable et un chargement rapide partout dans l'application. L'icône caméra superposée en bas à droite de l'avatar indique clairement à l'utilisateur que la photo est modifiable.</w:t>
-      </w:r>
-    </w:p>
-    <w:p>
-      <w:pPr>
-        <w:spacing w:before="0" w:after="0"/>
-        <w:ind w:left="283"/>
-        <w:shd w:val="clear" w:color="auto" w:fill="F3F4F6"/>
-      </w:pPr>
-      <w:r>
-        <w:rPr>
-          <w:rFonts w:ascii="Courier New" w:hAnsi="Courier New"/>
-          <w:color w:val="1F2D3D"/>
-          <w:sz w:val="18"/>
-        </w:rPr>
-        <w:t>// Sélection depuis la galerie</w:t>
-      </w:r>
-    </w:p>
-    <w:p>
-      <w:pPr>
-        <w:spacing w:before="0" w:after="0"/>
-        <w:ind w:left="283"/>
-        <w:shd w:val="clear" w:color="auto" w:fill="F3F4F6"/>
-      </w:pPr>
-      <w:r>
-        <w:rPr>
-          <w:rFonts w:ascii="Courier New" w:hAnsi="Courier New"/>
-          <w:color w:val="1F2D3D"/>
-          <w:sz w:val="18"/>
-        </w:rPr>
-        <w:t>Future&lt;void&gt; _pickFromGallery() async {</w:t>
-      </w:r>
-    </w:p>
-    <w:p>
-      <w:pPr>
-        <w:spacing w:before="0" w:after="0"/>
-        <w:ind w:left="283"/>
-        <w:shd w:val="clear" w:color="auto" w:fill="F3F4F6"/>
-      </w:pPr>
-      <w:r>
-        <w:rPr>
-          <w:rFonts w:ascii="Courier New" w:hAnsi="Courier New"/>
-          <w:color w:val="1F2D3D"/>
-          <w:sz w:val="18"/>
-        </w:rPr>
-        <w:t xml:space="preserve">  final picker = ImagePicker();</w:t>
-      </w:r>
-    </w:p>
-    <w:p>
-      <w:pPr>
-        <w:spacing w:before="0" w:after="0"/>
-        <w:ind w:left="283"/>
-        <w:shd w:val="clear" w:color="auto" w:fill="F3F4F6"/>
-      </w:pPr>
-      <w:r>
-        <w:rPr>
-          <w:rFonts w:ascii="Courier New" w:hAnsi="Courier New"/>
-          <w:color w:val="1F2D3D"/>
-          <w:sz w:val="18"/>
-        </w:rPr>
-        <w:t xml:space="preserve">  final image = await picker.pickImage(</w:t>
-      </w:r>
-    </w:p>
-    <w:p>
-      <w:pPr>
-        <w:spacing w:before="0" w:after="0"/>
-        <w:ind w:left="283"/>
-        <w:shd w:val="clear" w:color="auto" w:fill="F3F4F6"/>
-      </w:pPr>
-      <w:r>
-        <w:rPr>
-          <w:rFonts w:ascii="Courier New" w:hAnsi="Courier New"/>
-          <w:color w:val="1F2D3D"/>
-          <w:sz w:val="18"/>
-        </w:rPr>
-        <w:t xml:space="preserve">    source: ImageSource.gallery,</w:t>
-      </w:r>
-    </w:p>
-    <w:p>
-      <w:pPr>
-        <w:spacing w:before="0" w:after="0"/>
-        <w:ind w:left="283"/>
-        <w:shd w:val="clear" w:color="auto" w:fill="F3F4F6"/>
-      </w:pPr>
-      <w:r>
-        <w:rPr>
-          <w:rFonts w:ascii="Courier New" w:hAnsi="Courier New"/>
-          <w:color w:val="1F2D3D"/>
-          <w:sz w:val="18"/>
-        </w:rPr>
-        <w:t xml:space="preserve">    imageQuality: 80,   // Compression JPEG 80%</w:t>
-      </w:r>
-    </w:p>
-    <w:p>
-      <w:pPr>
-        <w:spacing w:before="0" w:after="0"/>
-        <w:ind w:left="283"/>
-        <w:shd w:val="clear" w:color="auto" w:fill="F3F4F6"/>
-      </w:pPr>
-      <w:r>
-        <w:rPr>
-          <w:rFonts w:ascii="Courier New" w:hAnsi="Courier New"/>
-          <w:color w:val="1F2D3D"/>
-          <w:sz w:val="18"/>
-        </w:rPr>
-        <w:t xml:space="preserve">    maxWidth: 512,      // Redimensionnement automatique à 512px max</w:t>
-      </w:r>
-    </w:p>
-    <w:p>
-      <w:pPr>
-        <w:spacing w:before="0" w:after="0"/>
-        <w:ind w:left="283"/>
-        <w:shd w:val="clear" w:color="auto" w:fill="F3F4F6"/>
-      </w:pPr>
-      <w:r>
-        <w:rPr>
-          <w:rFonts w:ascii="Courier New" w:hAnsi="Courier New"/>
-          <w:color w:val="1F2D3D"/>
-          <w:sz w:val="18"/>
-        </w:rPr>
-        <w:t xml:space="preserve">    maxHeight: 512,</w:t>
+        <w:t xml:space="preserve">La photo de profil joue un rôle important dans une application de mise en relation : elle humanise le contact entre les membres. Un tap sur la zone photo ouvre un </w:t>
+      </w:r>
+      <w:r>
+        <w:rPr>
+          <w:rFonts w:ascii="Calibri" w:hAnsi="Calibri"/>
+          <w:b/>
+          <w:sz w:val="22"/>
+        </w:rPr>
+        <w:t>bottom sheet</w:t>
+      </w:r>
+      <w:r>
+        <w:rPr>
+          <w:rFonts w:ascii="Calibri" w:hAnsi="Calibri"/>
+          <w:sz w:val="22"/>
+        </w:rPr>
+        <w:t xml:space="preserve"> proposant deux sources : </w:t>
+      </w:r>
+      <w:r>
+        <w:rPr>
+          <w:rFonts w:ascii="Calibri" w:hAnsi="Calibri"/>
+          <w:b/>
+          <w:sz w:val="22"/>
+        </w:rPr>
+        <w:t>Galerie</w:t>
+      </w:r>
+      <w:r>
+        <w:rPr>
+          <w:rFonts w:ascii="Calibri" w:hAnsi="Calibri"/>
+          <w:sz w:val="22"/>
+        </w:rPr>
+        <w:t xml:space="preserve"> (ImagePicker) ou </w:t>
+      </w:r>
+      <w:r>
+        <w:rPr>
+          <w:rFonts w:ascii="Calibri" w:hAnsi="Calibri"/>
+          <w:b/>
+          <w:sz w:val="22"/>
+        </w:rPr>
+        <w:t>Fichier</w:t>
+      </w:r>
+      <w:r>
+        <w:rPr>
+          <w:rFonts w:ascii="Calibri" w:hAnsi="Calibri"/>
+          <w:sz w:val="22"/>
+        </w:rPr>
+        <w:t xml:space="preserve"> (FilePicker, utile sur desktop/web). Ce comportement est identique à l'inscription et à la modification du profil. Dans les deux cas, l'image sélectionnée passe par la page </w:t>
+      </w:r>
+      <w:r>
+        <w:rPr>
+          <w:rFonts w:ascii="Courier New" w:hAnsi="Courier New"/>
+          <w:color w:val="DC2626"/>
+          <w:sz w:val="20"/>
+        </w:rPr>
+        <w:t>CropPhotoPage</w:t>
+      </w:r>
+      <w:r>
+        <w:rPr>
+          <w:rFonts w:ascii="Calibri" w:hAnsi="Calibri"/>
+          <w:sz w:val="22"/>
+        </w:rPr>
+        <w:t xml:space="preserve"> pour recadrage carré (ratio 1:1) avant traitement. À l'inscription la photo est redimensionnée à max 512×512 et uploadée vers Cloudinary (URL) avec fallback base64 ; dans "Modifier le profil" elle est stockée directement en base64.</w:t>
+      </w:r>
+    </w:p>
+    <w:p>
+      <w:pPr>
+        <w:spacing w:before="0" w:after="0"/>
+        <w:ind w:left="283"/>
+        <w:shd w:val="clear" w:color="auto" w:fill="F3F4F6"/>
+      </w:pPr>
+      <w:r>
+        <w:rPr>
+          <w:rFonts w:ascii="Courier New" w:hAnsi="Courier New"/>
+          <w:color w:val="1F2D3D"/>
+          <w:sz w:val="18"/>
+        </w:rPr>
+        <w:t>// Inscription et modification : bottom sheet (Galerie / Fichier) → CropPhotoPage → base64</w:t>
+      </w:r>
+    </w:p>
+    <w:p>
+      <w:pPr>
+        <w:spacing w:before="0" w:after="0"/>
+        <w:ind w:left="283"/>
+        <w:shd w:val="clear" w:color="auto" w:fill="F3F4F6"/>
+      </w:pPr>
+      <w:r>
+        <w:rPr>
+          <w:rFonts w:ascii="Courier New" w:hAnsi="Courier New"/>
+          <w:color w:val="1F2D3D"/>
+          <w:sz w:val="18"/>
+        </w:rPr>
+        <w:t>enum _PhotoSource { gallery, file }</w:t>
+      </w:r>
+    </w:p>
+    <w:p>
+      <w:pPr>
+        <w:spacing w:before="0" w:after="0"/>
+        <w:ind w:left="283"/>
+        <w:shd w:val="clear" w:color="auto" w:fill="F3F4F6"/>
+      </w:pPr>
+      <w:r>
+        <w:rPr>
+          <w:rFonts w:ascii="Courier New" w:hAnsi="Courier New"/>
+          <w:color w:val="1F2D3D"/>
+          <w:sz w:val="18"/>
+        </w:rPr>
+        <w:t xml:space="preserve"> </w:t>
+      </w:r>
+    </w:p>
+    <w:p>
+      <w:pPr>
+        <w:spacing w:before="0" w:after="0"/>
+        <w:ind w:left="283"/>
+        <w:shd w:val="clear" w:color="auto" w:fill="F3F4F6"/>
+      </w:pPr>
+      <w:r>
+        <w:rPr>
+          <w:rFonts w:ascii="Courier New" w:hAnsi="Courier New"/>
+          <w:color w:val="1F2D3D"/>
+          <w:sz w:val="18"/>
+        </w:rPr>
+        <w:t>Future&lt;void&gt; _pickPhoto() async {</w:t>
+      </w:r>
+    </w:p>
+    <w:p>
+      <w:pPr>
+        <w:spacing w:before="0" w:after="0"/>
+        <w:ind w:left="283"/>
+        <w:shd w:val="clear" w:color="auto" w:fill="F3F4F6"/>
+      </w:pPr>
+      <w:r>
+        <w:rPr>
+          <w:rFonts w:ascii="Courier New" w:hAnsi="Courier New"/>
+          <w:color w:val="1F2D3D"/>
+          <w:sz w:val="18"/>
+        </w:rPr>
+        <w:t xml:space="preserve">  final source = await showModalBottomSheet&lt;_PhotoSource&gt;(</w:t>
+      </w:r>
+    </w:p>
+    <w:p>
+      <w:pPr>
+        <w:spacing w:before="0" w:after="0"/>
+        <w:ind w:left="283"/>
+        <w:shd w:val="clear" w:color="auto" w:fill="F3F4F6"/>
+      </w:pPr>
+      <w:r>
+        <w:rPr>
+          <w:rFonts w:ascii="Courier New" w:hAnsi="Courier New"/>
+          <w:color w:val="1F2D3D"/>
+          <w:sz w:val="18"/>
+        </w:rPr>
+        <w:t xml:space="preserve">    context: context,</w:t>
+      </w:r>
+    </w:p>
+    <w:p>
+      <w:pPr>
+        <w:spacing w:before="0" w:after="0"/>
+        <w:ind w:left="283"/>
+        <w:shd w:val="clear" w:color="auto" w:fill="F3F4F6"/>
+      </w:pPr>
+      <w:r>
+        <w:rPr>
+          <w:rFonts w:ascii="Courier New" w:hAnsi="Courier New"/>
+          <w:color w:val="1F2D3D"/>
+          <w:sz w:val="18"/>
+        </w:rPr>
+        <w:t xml:space="preserve">    backgroundColor: Colors.white,</w:t>
+      </w:r>
+    </w:p>
+    <w:p>
+      <w:pPr>
+        <w:spacing w:before="0" w:after="0"/>
+        <w:ind w:left="283"/>
+        <w:shd w:val="clear" w:color="auto" w:fill="F3F4F6"/>
+      </w:pPr>
+      <w:r>
+        <w:rPr>
+          <w:rFonts w:ascii="Courier New" w:hAnsi="Courier New"/>
+          <w:color w:val="1F2D3D"/>
+          <w:sz w:val="18"/>
+        </w:rPr>
+        <w:t xml:space="preserve">    shape: const RoundedRectangleBorder(</w:t>
+      </w:r>
+    </w:p>
+    <w:p>
+      <w:pPr>
+        <w:spacing w:before="0" w:after="0"/>
+        <w:ind w:left="283"/>
+        <w:shd w:val="clear" w:color="auto" w:fill="F3F4F6"/>
+      </w:pPr>
+      <w:r>
+        <w:rPr>
+          <w:rFonts w:ascii="Courier New" w:hAnsi="Courier New"/>
+          <w:color w:val="1F2D3D"/>
+          <w:sz w:val="18"/>
+        </w:rPr>
+        <w:t xml:space="preserve">      borderRadius: BorderRadius.vertical(top: Radius.circular(18)),</w:t>
+      </w:r>
+    </w:p>
+    <w:p>
+      <w:pPr>
+        <w:spacing w:before="0" w:after="0"/>
+        <w:ind w:left="283"/>
+        <w:shd w:val="clear" w:color="auto" w:fill="F3F4F6"/>
+      </w:pPr>
+      <w:r>
+        <w:rPr>
+          <w:rFonts w:ascii="Courier New" w:hAnsi="Courier New"/>
+          <w:color w:val="1F2D3D"/>
+          <w:sz w:val="18"/>
+        </w:rPr>
+        <w:t xml:space="preserve">    ),</w:t>
+      </w:r>
+    </w:p>
+    <w:p>
+      <w:pPr>
+        <w:spacing w:before="0" w:after="0"/>
+        <w:ind w:left="283"/>
+        <w:shd w:val="clear" w:color="auto" w:fill="F3F4F6"/>
+      </w:pPr>
+      <w:r>
+        <w:rPr>
+          <w:rFonts w:ascii="Courier New" w:hAnsi="Courier New"/>
+          <w:color w:val="1F2D3D"/>
+          <w:sz w:val="18"/>
+        </w:rPr>
+        <w:t xml:space="preserve">    builder: (_) =&gt; Column(</w:t>
+      </w:r>
+    </w:p>
+    <w:p>
+      <w:pPr>
+        <w:spacing w:before="0" w:after="0"/>
+        <w:ind w:left="283"/>
+        <w:shd w:val="clear" w:color="auto" w:fill="F3F4F6"/>
+      </w:pPr>
+      <w:r>
+        <w:rPr>
+          <w:rFonts w:ascii="Courier New" w:hAnsi="Courier New"/>
+          <w:color w:val="1F2D3D"/>
+          <w:sz w:val="18"/>
+        </w:rPr>
+        <w:t xml:space="preserve">      mainAxisSize: MainAxisSize.min,</w:t>
+      </w:r>
+    </w:p>
+    <w:p>
+      <w:pPr>
+        <w:spacing w:before="0" w:after="0"/>
+        <w:ind w:left="283"/>
+        <w:shd w:val="clear" w:color="auto" w:fill="F3F4F6"/>
+      </w:pPr>
+      <w:r>
+        <w:rPr>
+          <w:rFonts w:ascii="Courier New" w:hAnsi="Courier New"/>
+          <w:color w:val="1F2D3D"/>
+          <w:sz w:val="18"/>
+        </w:rPr>
+        <w:t xml:space="preserve">      children: [</w:t>
+      </w:r>
+    </w:p>
+    <w:p>
+      <w:pPr>
+        <w:spacing w:before="0" w:after="0"/>
+        <w:ind w:left="283"/>
+        <w:shd w:val="clear" w:color="auto" w:fill="F3F4F6"/>
+      </w:pPr>
+      <w:r>
+        <w:rPr>
+          <w:rFonts w:ascii="Courier New" w:hAnsi="Courier New"/>
+          <w:color w:val="1F2D3D"/>
+          <w:sz w:val="18"/>
+        </w:rPr>
+        <w:t xml:space="preserve">        ListTile(</w:t>
+      </w:r>
+    </w:p>
+    <w:p>
+      <w:pPr>
+        <w:spacing w:before="0" w:after="0"/>
+        <w:ind w:left="283"/>
+        <w:shd w:val="clear" w:color="auto" w:fill="F3F4F6"/>
+      </w:pPr>
+      <w:r>
+        <w:rPr>
+          <w:rFonts w:ascii="Courier New" w:hAnsi="Courier New"/>
+          <w:color w:val="1F2D3D"/>
+          <w:sz w:val="18"/>
+        </w:rPr>
+        <w:t xml:space="preserve">          leading: const Icon(Icons.photo_library_rounded),</w:t>
+      </w:r>
+    </w:p>
+    <w:p>
+      <w:pPr>
+        <w:spacing w:before="0" w:after="0"/>
+        <w:ind w:left="283"/>
+        <w:shd w:val="clear" w:color="auto" w:fill="F3F4F6"/>
+      </w:pPr>
+      <w:r>
+        <w:rPr>
+          <w:rFonts w:ascii="Courier New" w:hAnsi="Courier New"/>
+          <w:color w:val="1F2D3D"/>
+          <w:sz w:val="18"/>
+        </w:rPr>
+        <w:t xml:space="preserve">          title: const Text('Galerie'),</w:t>
+      </w:r>
+    </w:p>
+    <w:p>
+      <w:pPr>
+        <w:spacing w:before="0" w:after="0"/>
+        <w:ind w:left="283"/>
+        <w:shd w:val="clear" w:color="auto" w:fill="F3F4F6"/>
+      </w:pPr>
+      <w:r>
+        <w:rPr>
+          <w:rFonts w:ascii="Courier New" w:hAnsi="Courier New"/>
+          <w:color w:val="1F2D3D"/>
+          <w:sz w:val="18"/>
+        </w:rPr>
+        <w:t xml:space="preserve">          onTap: () =&gt; Navigator.of(context).pop(_PhotoSource.gallery),</w:t>
+      </w:r>
+    </w:p>
+    <w:p>
+      <w:pPr>
+        <w:spacing w:before="0" w:after="0"/>
+        <w:ind w:left="283"/>
+        <w:shd w:val="clear" w:color="auto" w:fill="F3F4F6"/>
+      </w:pPr>
+      <w:r>
+        <w:rPr>
+          <w:rFonts w:ascii="Courier New" w:hAnsi="Courier New"/>
+          <w:color w:val="1F2D3D"/>
+          <w:sz w:val="18"/>
+        </w:rPr>
+        <w:t xml:space="preserve">        ),</w:t>
+      </w:r>
+    </w:p>
+    <w:p>
+      <w:pPr>
+        <w:spacing w:before="0" w:after="0"/>
+        <w:ind w:left="283"/>
+        <w:shd w:val="clear" w:color="auto" w:fill="F3F4F6"/>
+      </w:pPr>
+      <w:r>
+        <w:rPr>
+          <w:rFonts w:ascii="Courier New" w:hAnsi="Courier New"/>
+          <w:color w:val="1F2D3D"/>
+          <w:sz w:val="18"/>
+        </w:rPr>
+        <w:t xml:space="preserve">        ListTile(</w:t>
+      </w:r>
+    </w:p>
+    <w:p>
+      <w:pPr>
+        <w:spacing w:before="0" w:after="0"/>
+        <w:ind w:left="283"/>
+        <w:shd w:val="clear" w:color="auto" w:fill="F3F4F6"/>
+      </w:pPr>
+      <w:r>
+        <w:rPr>
+          <w:rFonts w:ascii="Courier New" w:hAnsi="Courier New"/>
+          <w:color w:val="1F2D3D"/>
+          <w:sz w:val="18"/>
+        </w:rPr>
+        <w:t xml:space="preserve">          leading: const Icon(Icons.folder_open_rounded),</w:t>
+      </w:r>
+    </w:p>
+    <w:p>
+      <w:pPr>
+        <w:spacing w:before="0" w:after="0"/>
+        <w:ind w:left="283"/>
+        <w:shd w:val="clear" w:color="auto" w:fill="F3F4F6"/>
+      </w:pPr>
+      <w:r>
+        <w:rPr>
+          <w:rFonts w:ascii="Courier New" w:hAnsi="Courier New"/>
+          <w:color w:val="1F2D3D"/>
+          <w:sz w:val="18"/>
+        </w:rPr>
+        <w:t xml:space="preserve">          title: const Text('Fichier'),</w:t>
+      </w:r>
+    </w:p>
+    <w:p>
+      <w:pPr>
+        <w:spacing w:before="0" w:after="0"/>
+        <w:ind w:left="283"/>
+        <w:shd w:val="clear" w:color="auto" w:fill="F3F4F6"/>
+      </w:pPr>
+      <w:r>
+        <w:rPr>
+          <w:rFonts w:ascii="Courier New" w:hAnsi="Courier New"/>
+          <w:color w:val="1F2D3D"/>
+          <w:sz w:val="18"/>
+        </w:rPr>
+        <w:t xml:space="preserve">          onTap: () =&gt; Navigator.of(context).pop(_PhotoSource.file),</w:t>
+      </w:r>
+    </w:p>
+    <w:p>
+      <w:pPr>
+        <w:spacing w:before="0" w:after="0"/>
+        <w:ind w:left="283"/>
+        <w:shd w:val="clear" w:color="auto" w:fill="F3F4F6"/>
+      </w:pPr>
+      <w:r>
+        <w:rPr>
+          <w:rFonts w:ascii="Courier New" w:hAnsi="Courier New"/>
+          <w:color w:val="1F2D3D"/>
+          <w:sz w:val="18"/>
+        </w:rPr>
+        <w:t xml:space="preserve">        ),</w:t>
+      </w:r>
+    </w:p>
+    <w:p>
+      <w:pPr>
+        <w:spacing w:before="0" w:after="0"/>
+        <w:ind w:left="283"/>
+        <w:shd w:val="clear" w:color="auto" w:fill="F3F4F6"/>
+      </w:pPr>
+      <w:r>
+        <w:rPr>
+          <w:rFonts w:ascii="Courier New" w:hAnsi="Courier New"/>
+          <w:color w:val="1F2D3D"/>
+          <w:sz w:val="18"/>
+        </w:rPr>
+        <w:t xml:space="preserve">        const SizedBox(height: 12),</w:t>
+      </w:r>
+    </w:p>
+    <w:p>
+      <w:pPr>
+        <w:spacing w:before="0" w:after="0"/>
+        <w:ind w:left="283"/>
+        <w:shd w:val="clear" w:color="auto" w:fill="F3F4F6"/>
+      </w:pPr>
+      <w:r>
+        <w:rPr>
+          <w:rFonts w:ascii="Courier New" w:hAnsi="Courier New"/>
+          <w:color w:val="1F2D3D"/>
+          <w:sz w:val="18"/>
+        </w:rPr>
+        <w:t xml:space="preserve">      ],</w:t>
+      </w:r>
+    </w:p>
+    <w:p>
+      <w:pPr>
+        <w:spacing w:before="0" w:after="0"/>
+        <w:ind w:left="283"/>
+        <w:shd w:val="clear" w:color="auto" w:fill="F3F4F6"/>
+      </w:pPr>
+      <w:r>
+        <w:rPr>
+          <w:rFonts w:ascii="Courier New" w:hAnsi="Courier New"/>
+          <w:color w:val="1F2D3D"/>
+          <w:sz w:val="18"/>
+        </w:rPr>
+        <w:t xml:space="preserve">    ),</w:t>
       </w:r>
     </w:p>
     <w:p>
@@ -6645,82 +7379,67 @@
           <w:color w:val="1F2D3D"/>
           <w:sz w:val="18"/>
         </w:rPr>
-        <w:t xml:space="preserve">  if (image != null) {</w:t>
-      </w:r>
-    </w:p>
-    <w:p>
-      <w:pPr>
-        <w:spacing w:before="0" w:after="0"/>
-        <w:ind w:left="283"/>
-        <w:shd w:val="clear" w:color="auto" w:fill="F3F4F6"/>
-      </w:pPr>
-      <w:r>
-        <w:rPr>
-          <w:rFonts w:ascii="Courier New" w:hAnsi="Courier New"/>
-          <w:color w:val="1F2D3D"/>
-          <w:sz w:val="18"/>
-        </w:rPr>
-        <w:t xml:space="preserve">    final bytes = await image.readAsBytes();</w:t>
-      </w:r>
-    </w:p>
-    <w:p>
-      <w:pPr>
-        <w:spacing w:before="0" w:after="0"/>
-        <w:ind w:left="283"/>
-        <w:shd w:val="clear" w:color="auto" w:fill="F3F4F6"/>
-      </w:pPr>
-      <w:r>
-        <w:rPr>
-          <w:rFonts w:ascii="Courier New" w:hAnsi="Courier New"/>
-          <w:color w:val="1F2D3D"/>
-          <w:sz w:val="18"/>
-        </w:rPr>
-        <w:t xml:space="preserve">    setState(() {</w:t>
-      </w:r>
-    </w:p>
-    <w:p>
-      <w:pPr>
-        <w:spacing w:before="0" w:after="0"/>
-        <w:ind w:left="283"/>
-        <w:shd w:val="clear" w:color="auto" w:fill="F3F4F6"/>
-      </w:pPr>
-      <w:r>
-        <w:rPr>
-          <w:rFonts w:ascii="Courier New" w:hAnsi="Courier New"/>
-          <w:color w:val="1F2D3D"/>
-          <w:sz w:val="18"/>
-        </w:rPr>
-        <w:t xml:space="preserve">      _photoBytes  = bytes;</w:t>
-      </w:r>
-    </w:p>
-    <w:p>
-      <w:pPr>
-        <w:spacing w:before="0" w:after="0"/>
-        <w:ind w:left="283"/>
-        <w:shd w:val="clear" w:color="auto" w:fill="F3F4F6"/>
-      </w:pPr>
-      <w:r>
-        <w:rPr>
-          <w:rFonts w:ascii="Courier New" w:hAnsi="Courier New"/>
-          <w:color w:val="1F2D3D"/>
-          <w:sz w:val="18"/>
-        </w:rPr>
-        <w:t xml:space="preserve">      _photoBase64 = base64Encode(bytes);  // Prêt pour Firebase</w:t>
-      </w:r>
-    </w:p>
-    <w:p>
-      <w:pPr>
-        <w:spacing w:before="0" w:after="0"/>
-        <w:ind w:left="283"/>
-        <w:shd w:val="clear" w:color="auto" w:fill="F3F4F6"/>
-      </w:pPr>
-      <w:r>
-        <w:rPr>
-          <w:rFonts w:ascii="Courier New" w:hAnsi="Courier New"/>
-          <w:color w:val="1F2D3D"/>
-          <w:sz w:val="18"/>
-        </w:rPr>
-        <w:t xml:space="preserve">    });</w:t>
+        <w:t xml:space="preserve">  if (source == null) return;</w:t>
+      </w:r>
+    </w:p>
+    <w:p>
+      <w:pPr>
+        <w:spacing w:before="0" w:after="0"/>
+        <w:ind w:left="283"/>
+        <w:shd w:val="clear" w:color="auto" w:fill="F3F4F6"/>
+      </w:pPr>
+      <w:r>
+        <w:rPr>
+          <w:rFonts w:ascii="Courier New" w:hAnsi="Courier New"/>
+          <w:color w:val="1F2D3D"/>
+          <w:sz w:val="18"/>
+        </w:rPr>
+        <w:t xml:space="preserve">  if (source == _PhotoSource.gallery) {</w:t>
+      </w:r>
+    </w:p>
+    <w:p>
+      <w:pPr>
+        <w:spacing w:before="0" w:after="0"/>
+        <w:ind w:left="283"/>
+        <w:shd w:val="clear" w:color="auto" w:fill="F3F4F6"/>
+      </w:pPr>
+      <w:r>
+        <w:rPr>
+          <w:rFonts w:ascii="Courier New" w:hAnsi="Courier New"/>
+          <w:color w:val="1F2D3D"/>
+          <w:sz w:val="18"/>
+        </w:rPr>
+        <w:t xml:space="preserve">    await _pickPhotoFromGallery();</w:t>
+      </w:r>
+    </w:p>
+    <w:p>
+      <w:pPr>
+        <w:spacing w:before="0" w:after="0"/>
+        <w:ind w:left="283"/>
+        <w:shd w:val="clear" w:color="auto" w:fill="F3F4F6"/>
+      </w:pPr>
+      <w:r>
+        <w:rPr>
+          <w:rFonts w:ascii="Courier New" w:hAnsi="Courier New"/>
+          <w:color w:val="1F2D3D"/>
+          <w:sz w:val="18"/>
+        </w:rPr>
+        <w:t xml:space="preserve">  } else {</w:t>
+      </w:r>
+    </w:p>
+    <w:p>
+      <w:pPr>
+        <w:spacing w:before="0" w:after="0"/>
+        <w:ind w:left="283"/>
+        <w:shd w:val="clear" w:color="auto" w:fill="F3F4F6"/>
+      </w:pPr>
+      <w:r>
+        <w:rPr>
+          <w:rFonts w:ascii="Courier New" w:hAnsi="Courier New"/>
+          <w:color w:val="1F2D3D"/>
+          <w:sz w:val="18"/>
+        </w:rPr>
+        <w:t xml:space="preserve">    await _pickPhotoFromFile();</w:t>
       </w:r>
     </w:p>
     <w:p>
@@ -6780,202 +7499,382 @@
           <w:color w:val="1F2D3D"/>
           <w:sz w:val="18"/>
         </w:rPr>
-        <w:t>// Sélection depuis la caméra</w:t>
-      </w:r>
-    </w:p>
-    <w:p>
-      <w:pPr>
-        <w:spacing w:before="0" w:after="0"/>
-        <w:ind w:left="283"/>
-        <w:shd w:val="clear" w:color="auto" w:fill="F3F4F6"/>
-      </w:pPr>
-      <w:r>
-        <w:rPr>
-          <w:rFonts w:ascii="Courier New" w:hAnsi="Courier New"/>
-          <w:color w:val="1F2D3D"/>
-          <w:sz w:val="18"/>
-        </w:rPr>
-        <w:t>Future&lt;void&gt; _pickFromCamera() async {</w:t>
-      </w:r>
-    </w:p>
-    <w:p>
-      <w:pPr>
-        <w:spacing w:before="0" w:after="0"/>
-        <w:ind w:left="283"/>
-        <w:shd w:val="clear" w:color="auto" w:fill="F3F4F6"/>
-      </w:pPr>
-      <w:r>
-        <w:rPr>
-          <w:rFonts w:ascii="Courier New" w:hAnsi="Courier New"/>
-          <w:color w:val="1F2D3D"/>
-          <w:sz w:val="18"/>
-        </w:rPr>
-        <w:t xml:space="preserve">  final picker = ImagePicker();</w:t>
-      </w:r>
-    </w:p>
-    <w:p>
-      <w:pPr>
-        <w:spacing w:before="0" w:after="0"/>
-        <w:ind w:left="283"/>
-        <w:shd w:val="clear" w:color="auto" w:fill="F3F4F6"/>
-      </w:pPr>
-      <w:r>
-        <w:rPr>
-          <w:rFonts w:ascii="Courier New" w:hAnsi="Courier New"/>
-          <w:color w:val="1F2D3D"/>
-          <w:sz w:val="18"/>
-        </w:rPr>
-        <w:t xml:space="preserve">  final image = await picker.pickImage(</w:t>
-      </w:r>
-    </w:p>
-    <w:p>
-      <w:pPr>
-        <w:spacing w:before="0" w:after="0"/>
-        <w:ind w:left="283"/>
-        <w:shd w:val="clear" w:color="auto" w:fill="F3F4F6"/>
-      </w:pPr>
-      <w:r>
-        <w:rPr>
-          <w:rFonts w:ascii="Courier New" w:hAnsi="Courier New"/>
-          <w:color w:val="1F2D3D"/>
-          <w:sz w:val="18"/>
-        </w:rPr>
-        <w:t xml:space="preserve">    source: ImageSource.camera,</w:t>
-      </w:r>
-    </w:p>
-    <w:p>
-      <w:pPr>
-        <w:spacing w:before="0" w:after="0"/>
-        <w:ind w:left="283"/>
-        <w:shd w:val="clear" w:color="auto" w:fill="F3F4F6"/>
-      </w:pPr>
-      <w:r>
-        <w:rPr>
-          <w:rFonts w:ascii="Courier New" w:hAnsi="Courier New"/>
-          <w:color w:val="1F2D3D"/>
-          <w:sz w:val="18"/>
-        </w:rPr>
-        <w:t xml:space="preserve">    imageQuality: 80,</w:t>
-      </w:r>
-    </w:p>
-    <w:p>
-      <w:pPr>
-        <w:spacing w:before="0" w:after="0"/>
-        <w:ind w:left="283"/>
-        <w:shd w:val="clear" w:color="auto" w:fill="F3F4F6"/>
-      </w:pPr>
-      <w:r>
-        <w:rPr>
-          <w:rFonts w:ascii="Courier New" w:hAnsi="Courier New"/>
-          <w:color w:val="1F2D3D"/>
-          <w:sz w:val="18"/>
-        </w:rPr>
-        <w:t xml:space="preserve">    maxWidth: 512, maxHeight: 512,</w:t>
-      </w:r>
-    </w:p>
-    <w:p>
-      <w:pPr>
-        <w:spacing w:before="0" w:after="0"/>
-        <w:ind w:left="283"/>
-        <w:shd w:val="clear" w:color="auto" w:fill="F3F4F6"/>
-      </w:pPr>
-      <w:r>
-        <w:rPr>
-          <w:rFonts w:ascii="Courier New" w:hAnsi="Courier New"/>
-          <w:color w:val="1F2D3D"/>
-          <w:sz w:val="18"/>
-        </w:rPr>
-        <w:t xml:space="preserve">  );</w:t>
-      </w:r>
-    </w:p>
-    <w:p>
-      <w:pPr>
-        <w:spacing w:before="0" w:after="0"/>
-        <w:ind w:left="283"/>
-        <w:shd w:val="clear" w:color="auto" w:fill="F3F4F6"/>
-      </w:pPr>
-      <w:r>
-        <w:rPr>
-          <w:rFonts w:ascii="Courier New" w:hAnsi="Courier New"/>
-          <w:color w:val="1F2D3D"/>
-          <w:sz w:val="18"/>
-        </w:rPr>
-        <w:t xml:space="preserve">  if (image != null) {</w:t>
-      </w:r>
-    </w:p>
-    <w:p>
-      <w:pPr>
-        <w:spacing w:before="0" w:after="0"/>
-        <w:ind w:left="283"/>
-        <w:shd w:val="clear" w:color="auto" w:fill="F3F4F6"/>
-      </w:pPr>
-      <w:r>
-        <w:rPr>
-          <w:rFonts w:ascii="Courier New" w:hAnsi="Courier New"/>
-          <w:color w:val="1F2D3D"/>
-          <w:sz w:val="18"/>
-        </w:rPr>
-        <w:t xml:space="preserve">    final bytes = await image.readAsBytes();</w:t>
-      </w:r>
-    </w:p>
-    <w:p>
-      <w:pPr>
-        <w:spacing w:before="0" w:after="0"/>
-        <w:ind w:left="283"/>
-        <w:shd w:val="clear" w:color="auto" w:fill="F3F4F6"/>
-      </w:pPr>
-      <w:r>
-        <w:rPr>
-          <w:rFonts w:ascii="Courier New" w:hAnsi="Courier New"/>
-          <w:color w:val="1F2D3D"/>
-          <w:sz w:val="18"/>
-        </w:rPr>
-        <w:t xml:space="preserve">    setState(() {</w:t>
-      </w:r>
-    </w:p>
-    <w:p>
-      <w:pPr>
-        <w:spacing w:before="0" w:after="0"/>
-        <w:ind w:left="283"/>
-        <w:shd w:val="clear" w:color="auto" w:fill="F3F4F6"/>
-      </w:pPr>
-      <w:r>
-        <w:rPr>
-          <w:rFonts w:ascii="Courier New" w:hAnsi="Courier New"/>
-          <w:color w:val="1F2D3D"/>
-          <w:sz w:val="18"/>
-        </w:rPr>
-        <w:t xml:space="preserve">      _photoBytes  = bytes;</w:t>
-      </w:r>
-    </w:p>
-    <w:p>
-      <w:pPr>
-        <w:spacing w:before="0" w:after="0"/>
-        <w:ind w:left="283"/>
-        <w:shd w:val="clear" w:color="auto" w:fill="F3F4F6"/>
-      </w:pPr>
-      <w:r>
-        <w:rPr>
-          <w:rFonts w:ascii="Courier New" w:hAnsi="Courier New"/>
-          <w:color w:val="1F2D3D"/>
-          <w:sz w:val="18"/>
-        </w:rPr>
-        <w:t xml:space="preserve">      _photoBase64 = base64Encode(bytes);</w:t>
-      </w:r>
-    </w:p>
-    <w:p>
-      <w:pPr>
-        <w:spacing w:before="0" w:after="0"/>
-        <w:ind w:left="283"/>
-        <w:shd w:val="clear" w:color="auto" w:fill="F3F4F6"/>
-      </w:pPr>
-      <w:r>
-        <w:rPr>
-          <w:rFonts w:ascii="Courier New" w:hAnsi="Courier New"/>
-          <w:color w:val="1F2D3D"/>
-          <w:sz w:val="18"/>
-        </w:rPr>
-        <w:t xml:space="preserve">    });</w:t>
+        <w:t>Future&lt;void&gt; _pickPhotoFromGallery() async {</w:t>
+      </w:r>
+    </w:p>
+    <w:p>
+      <w:pPr>
+        <w:spacing w:before="0" w:after="0"/>
+        <w:ind w:left="283"/>
+        <w:shd w:val="clear" w:color="auto" w:fill="F3F4F6"/>
+      </w:pPr>
+      <w:r>
+        <w:rPr>
+          <w:rFonts w:ascii="Courier New" w:hAnsi="Courier New"/>
+          <w:color w:val="1F2D3D"/>
+          <w:sz w:val="18"/>
+        </w:rPr>
+        <w:t xml:space="preserve">  try {</w:t>
+      </w:r>
+    </w:p>
+    <w:p>
+      <w:pPr>
+        <w:spacing w:before="0" w:after="0"/>
+        <w:ind w:left="283"/>
+        <w:shd w:val="clear" w:color="auto" w:fill="F3F4F6"/>
+      </w:pPr>
+      <w:r>
+        <w:rPr>
+          <w:rFonts w:ascii="Courier New" w:hAnsi="Courier New"/>
+          <w:color w:val="1F2D3D"/>
+          <w:sz w:val="18"/>
+        </w:rPr>
+        <w:t xml:space="preserve">    final picked = await ImagePicker().pickImage(</w:t>
+      </w:r>
+    </w:p>
+    <w:p>
+      <w:pPr>
+        <w:spacing w:before="0" w:after="0"/>
+        <w:ind w:left="283"/>
+        <w:shd w:val="clear" w:color="auto" w:fill="F3F4F6"/>
+      </w:pPr>
+      <w:r>
+        <w:rPr>
+          <w:rFonts w:ascii="Courier New" w:hAnsi="Courier New"/>
+          <w:color w:val="1F2D3D"/>
+          <w:sz w:val="18"/>
+        </w:rPr>
+        <w:t xml:space="preserve">      source: ImageSource.gallery,</w:t>
+      </w:r>
+    </w:p>
+    <w:p>
+      <w:pPr>
+        <w:spacing w:before="0" w:after="0"/>
+        <w:ind w:left="283"/>
+        <w:shd w:val="clear" w:color="auto" w:fill="F3F4F6"/>
+      </w:pPr>
+      <w:r>
+        <w:rPr>
+          <w:rFonts w:ascii="Courier New" w:hAnsi="Courier New"/>
+          <w:color w:val="1F2D3D"/>
+          <w:sz w:val="18"/>
+        </w:rPr>
+        <w:t xml:space="preserve">      maxWidth: 512,</w:t>
+      </w:r>
+    </w:p>
+    <w:p>
+      <w:pPr>
+        <w:spacing w:before="0" w:after="0"/>
+        <w:ind w:left="283"/>
+        <w:shd w:val="clear" w:color="auto" w:fill="F3F4F6"/>
+      </w:pPr>
+      <w:r>
+        <w:rPr>
+          <w:rFonts w:ascii="Courier New" w:hAnsi="Courier New"/>
+          <w:color w:val="1F2D3D"/>
+          <w:sz w:val="18"/>
+        </w:rPr>
+        <w:t xml:space="preserve">      maxHeight: 512,</w:t>
+      </w:r>
+    </w:p>
+    <w:p>
+      <w:pPr>
+        <w:spacing w:before="0" w:after="0"/>
+        <w:ind w:left="283"/>
+        <w:shd w:val="clear" w:color="auto" w:fill="F3F4F6"/>
+      </w:pPr>
+      <w:r>
+        <w:rPr>
+          <w:rFonts w:ascii="Courier New" w:hAnsi="Courier New"/>
+          <w:color w:val="1F2D3D"/>
+          <w:sz w:val="18"/>
+        </w:rPr>
+        <w:t xml:space="preserve">      imageQuality: 80,</w:t>
+      </w:r>
+    </w:p>
+    <w:p>
+      <w:pPr>
+        <w:spacing w:before="0" w:after="0"/>
+        <w:ind w:left="283"/>
+        <w:shd w:val="clear" w:color="auto" w:fill="F3F4F6"/>
+      </w:pPr>
+      <w:r>
+        <w:rPr>
+          <w:rFonts w:ascii="Courier New" w:hAnsi="Courier New"/>
+          <w:color w:val="1F2D3D"/>
+          <w:sz w:val="18"/>
+        </w:rPr>
+        <w:t xml:space="preserve">    );</w:t>
+      </w:r>
+    </w:p>
+    <w:p>
+      <w:pPr>
+        <w:spacing w:before="0" w:after="0"/>
+        <w:ind w:left="283"/>
+        <w:shd w:val="clear" w:color="auto" w:fill="F3F4F6"/>
+      </w:pPr>
+      <w:r>
+        <w:rPr>
+          <w:rFonts w:ascii="Courier New" w:hAnsi="Courier New"/>
+          <w:color w:val="1F2D3D"/>
+          <w:sz w:val="18"/>
+        </w:rPr>
+        <w:t xml:space="preserve">    if (picked == null) return;</w:t>
+      </w:r>
+    </w:p>
+    <w:p>
+      <w:pPr>
+        <w:spacing w:before="0" w:after="0"/>
+        <w:ind w:left="283"/>
+        <w:shd w:val="clear" w:color="auto" w:fill="F3F4F6"/>
+      </w:pPr>
+      <w:r>
+        <w:rPr>
+          <w:rFonts w:ascii="Courier New" w:hAnsi="Courier New"/>
+          <w:color w:val="1F2D3D"/>
+          <w:sz w:val="18"/>
+        </w:rPr>
+        <w:t xml:space="preserve">    final bytes = await picked.readAsBytes();</w:t>
+      </w:r>
+    </w:p>
+    <w:p>
+      <w:pPr>
+        <w:spacing w:before="0" w:after="0"/>
+        <w:ind w:left="283"/>
+        <w:shd w:val="clear" w:color="auto" w:fill="F3F4F6"/>
+      </w:pPr>
+      <w:r>
+        <w:rPr>
+          <w:rFonts w:ascii="Courier New" w:hAnsi="Courier New"/>
+          <w:color w:val="1F2D3D"/>
+          <w:sz w:val="18"/>
+        </w:rPr>
+        <w:t xml:space="preserve">    if (!mounted) return;</w:t>
+      </w:r>
+    </w:p>
+    <w:p>
+      <w:pPr>
+        <w:spacing w:before="0" w:after="0"/>
+        <w:ind w:left="283"/>
+        <w:shd w:val="clear" w:color="auto" w:fill="F3F4F6"/>
+      </w:pPr>
+      <w:r>
+        <w:rPr>
+          <w:rFonts w:ascii="Courier New" w:hAnsi="Courier New"/>
+          <w:color w:val="1F2D3D"/>
+          <w:sz w:val="18"/>
+        </w:rPr>
+        <w:t xml:space="preserve">    // Recadrage avant sauvegarde</w:t>
+      </w:r>
+    </w:p>
+    <w:p>
+      <w:pPr>
+        <w:spacing w:before="0" w:after="0"/>
+        <w:ind w:left="283"/>
+        <w:shd w:val="clear" w:color="auto" w:fill="F3F4F6"/>
+      </w:pPr>
+      <w:r>
+        <w:rPr>
+          <w:rFonts w:ascii="Courier New" w:hAnsi="Courier New"/>
+          <w:color w:val="1F2D3D"/>
+          <w:sz w:val="18"/>
+        </w:rPr>
+        <w:t xml:space="preserve">    final croppedBytes = await Navigator.of(context).push&lt;Uint8List&gt;(</w:t>
+      </w:r>
+    </w:p>
+    <w:p>
+      <w:pPr>
+        <w:spacing w:before="0" w:after="0"/>
+        <w:ind w:left="283"/>
+        <w:shd w:val="clear" w:color="auto" w:fill="F3F4F6"/>
+      </w:pPr>
+      <w:r>
+        <w:rPr>
+          <w:rFonts w:ascii="Courier New" w:hAnsi="Courier New"/>
+          <w:color w:val="1F2D3D"/>
+          <w:sz w:val="18"/>
+        </w:rPr>
+        <w:t xml:space="preserve">      MaterialPageRoute(builder: (_) =&gt; CropPhotoPage(imageBytes: bytes)),</w:t>
+      </w:r>
+    </w:p>
+    <w:p>
+      <w:pPr>
+        <w:spacing w:before="0" w:after="0"/>
+        <w:ind w:left="283"/>
+        <w:shd w:val="clear" w:color="auto" w:fill="F3F4F6"/>
+      </w:pPr>
+      <w:r>
+        <w:rPr>
+          <w:rFonts w:ascii="Courier New" w:hAnsi="Courier New"/>
+          <w:color w:val="1F2D3D"/>
+          <w:sz w:val="18"/>
+        </w:rPr>
+        <w:t xml:space="preserve">    );</w:t>
+      </w:r>
+    </w:p>
+    <w:p>
+      <w:pPr>
+        <w:spacing w:before="0" w:after="0"/>
+        <w:ind w:left="283"/>
+        <w:shd w:val="clear" w:color="auto" w:fill="F3F4F6"/>
+      </w:pPr>
+      <w:r>
+        <w:rPr>
+          <w:rFonts w:ascii="Courier New" w:hAnsi="Courier New"/>
+          <w:color w:val="1F2D3D"/>
+          <w:sz w:val="18"/>
+        </w:rPr>
+        <w:t xml:space="preserve">    if (croppedBytes != null &amp;&amp; mounted) {</w:t>
+      </w:r>
+    </w:p>
+    <w:p>
+      <w:pPr>
+        <w:spacing w:before="0" w:after="0"/>
+        <w:ind w:left="283"/>
+        <w:shd w:val="clear" w:color="auto" w:fill="F3F4F6"/>
+      </w:pPr>
+      <w:r>
+        <w:rPr>
+          <w:rFonts w:ascii="Courier New" w:hAnsi="Courier New"/>
+          <w:color w:val="1F2D3D"/>
+          <w:sz w:val="18"/>
+        </w:rPr>
+        <w:t xml:space="preserve">      setState(() =&gt; _photoBase64 = base64Encode(croppedBytes));</w:t>
+      </w:r>
+    </w:p>
+    <w:p>
+      <w:pPr>
+        <w:spacing w:before="0" w:after="0"/>
+        <w:ind w:left="283"/>
+        <w:shd w:val="clear" w:color="auto" w:fill="F3F4F6"/>
+      </w:pPr>
+      <w:r>
+        <w:rPr>
+          <w:rFonts w:ascii="Courier New" w:hAnsi="Courier New"/>
+          <w:color w:val="1F2D3D"/>
+          <w:sz w:val="18"/>
+        </w:rPr>
+        <w:t xml:space="preserve">    }</w:t>
+      </w:r>
+    </w:p>
+    <w:p>
+      <w:pPr>
+        <w:spacing w:before="0" w:after="0"/>
+        <w:ind w:left="283"/>
+        <w:shd w:val="clear" w:color="auto" w:fill="F3F4F6"/>
+      </w:pPr>
+      <w:r>
+        <w:rPr>
+          <w:rFonts w:ascii="Courier New" w:hAnsi="Courier New"/>
+          <w:color w:val="1F2D3D"/>
+          <w:sz w:val="18"/>
+        </w:rPr>
+        <w:t xml:space="preserve">  } catch (_) {</w:t>
+      </w:r>
+    </w:p>
+    <w:p>
+      <w:pPr>
+        <w:spacing w:before="0" w:after="0"/>
+        <w:ind w:left="283"/>
+        <w:shd w:val="clear" w:color="auto" w:fill="F3F4F6"/>
+      </w:pPr>
+      <w:r>
+        <w:rPr>
+          <w:rFonts w:ascii="Courier New" w:hAnsi="Courier New"/>
+          <w:color w:val="1F2D3D"/>
+          <w:sz w:val="18"/>
+        </w:rPr>
+        <w:t xml:space="preserve">    if (!mounted) return;</w:t>
+      </w:r>
+    </w:p>
+    <w:p>
+      <w:pPr>
+        <w:spacing w:before="0" w:after="0"/>
+        <w:ind w:left="283"/>
+        <w:shd w:val="clear" w:color="auto" w:fill="F3F4F6"/>
+      </w:pPr>
+      <w:r>
+        <w:rPr>
+          <w:rFonts w:ascii="Courier New" w:hAnsi="Courier New"/>
+          <w:color w:val="1F2D3D"/>
+          <w:sz w:val="18"/>
+        </w:rPr>
+        <w:t xml:space="preserve">    ScaffoldMessenger.of(context).showSnackBar(</w:t>
+      </w:r>
+    </w:p>
+    <w:p>
+      <w:pPr>
+        <w:spacing w:before="0" w:after="0"/>
+        <w:ind w:left="283"/>
+        <w:shd w:val="clear" w:color="auto" w:fill="F3F4F6"/>
+      </w:pPr>
+      <w:r>
+        <w:rPr>
+          <w:rFonts w:ascii="Courier New" w:hAnsi="Courier New"/>
+          <w:color w:val="1F2D3D"/>
+          <w:sz w:val="18"/>
+        </w:rPr>
+        <w:t xml:space="preserve">      const SnackBar(</w:t>
+      </w:r>
+    </w:p>
+    <w:p>
+      <w:pPr>
+        <w:spacing w:before="0" w:after="0"/>
+        <w:ind w:left="283"/>
+        <w:shd w:val="clear" w:color="auto" w:fill="F3F4F6"/>
+      </w:pPr>
+      <w:r>
+        <w:rPr>
+          <w:rFonts w:ascii="Courier New" w:hAnsi="Courier New"/>
+          <w:color w:val="1F2D3D"/>
+          <w:sz w:val="18"/>
+        </w:rPr>
+        <w:t xml:space="preserve">        content: Text('Impossible de charger la photo.'),</w:t>
+      </w:r>
+    </w:p>
+    <w:p>
+      <w:pPr>
+        <w:spacing w:before="0" w:after="0"/>
+        <w:ind w:left="283"/>
+        <w:shd w:val="clear" w:color="auto" w:fill="F3F4F6"/>
+      </w:pPr>
+      <w:r>
+        <w:rPr>
+          <w:rFonts w:ascii="Courier New" w:hAnsi="Courier New"/>
+          <w:color w:val="1F2D3D"/>
+          <w:sz w:val="18"/>
+        </w:rPr>
+        <w:t xml:space="preserve">        behavior: SnackBarBehavior.floating,</w:t>
+      </w:r>
+    </w:p>
+    <w:p>
+      <w:pPr>
+        <w:spacing w:before="0" w:after="0"/>
+        <w:ind w:left="283"/>
+        <w:shd w:val="clear" w:color="auto" w:fill="F3F4F6"/>
+      </w:pPr>
+      <w:r>
+        <w:rPr>
+          <w:rFonts w:ascii="Courier New" w:hAnsi="Courier New"/>
+          <w:color w:val="1F2D3D"/>
+          <w:sz w:val="18"/>
+        </w:rPr>
+        <w:t xml:space="preserve">      ),</w:t>
+      </w:r>
+    </w:p>
+    <w:p>
+      <w:pPr>
+        <w:spacing w:before="0" w:after="0"/>
+        <w:ind w:left="283"/>
+        <w:shd w:val="clear" w:color="auto" w:fill="F3F4F6"/>
+      </w:pPr>
+      <w:r>
+        <w:rPr>
+          <w:rFonts w:ascii="Courier New" w:hAnsi="Courier New"/>
+          <w:color w:val="1F2D3D"/>
+          <w:sz w:val="18"/>
+        </w:rPr>
+        <w:t xml:space="preserve">    );</w:t>
       </w:r>
     </w:p>
     <w:p>
@@ -7035,292 +7934,367 @@
           <w:color w:val="1F2D3D"/>
           <w:sz w:val="18"/>
         </w:rPr>
-        <w:t>// Affichage du sélecteur de source (galerie ou caméra)</w:t>
-      </w:r>
-    </w:p>
-    <w:p>
-      <w:pPr>
-        <w:spacing w:before="0" w:after="0"/>
-        <w:ind w:left="283"/>
-        <w:shd w:val="clear" w:color="auto" w:fill="F3F4F6"/>
-      </w:pPr>
-      <w:r>
-        <w:rPr>
-          <w:rFonts w:ascii="Courier New" w:hAnsi="Courier New"/>
-          <w:color w:val="1F2D3D"/>
-          <w:sz w:val="18"/>
-        </w:rPr>
-        <w:t>void _showPhotoOptions() {</w:t>
-      </w:r>
-    </w:p>
-    <w:p>
-      <w:pPr>
-        <w:spacing w:before="0" w:after="0"/>
-        <w:ind w:left="283"/>
-        <w:shd w:val="clear" w:color="auto" w:fill="F3F4F6"/>
-      </w:pPr>
-      <w:r>
-        <w:rPr>
-          <w:rFonts w:ascii="Courier New" w:hAnsi="Courier New"/>
-          <w:color w:val="1F2D3D"/>
-          <w:sz w:val="18"/>
-        </w:rPr>
-        <w:t xml:space="preserve">  showModalBottomSheet(</w:t>
-      </w:r>
-    </w:p>
-    <w:p>
-      <w:pPr>
-        <w:spacing w:before="0" w:after="0"/>
-        <w:ind w:left="283"/>
-        <w:shd w:val="clear" w:color="auto" w:fill="F3F4F6"/>
-      </w:pPr>
-      <w:r>
-        <w:rPr>
-          <w:rFonts w:ascii="Courier New" w:hAnsi="Courier New"/>
-          <w:color w:val="1F2D3D"/>
-          <w:sz w:val="18"/>
-        </w:rPr>
-        <w:t xml:space="preserve">    context: context,</w:t>
-      </w:r>
-    </w:p>
-    <w:p>
-      <w:pPr>
-        <w:spacing w:before="0" w:after="0"/>
-        <w:ind w:left="283"/>
-        <w:shd w:val="clear" w:color="auto" w:fill="F3F4F6"/>
-      </w:pPr>
-      <w:r>
-        <w:rPr>
-          <w:rFonts w:ascii="Courier New" w:hAnsi="Courier New"/>
-          <w:color w:val="1F2D3D"/>
-          <w:sz w:val="18"/>
-        </w:rPr>
-        <w:t xml:space="preserve">    builder: (_) =&gt; Column(</w:t>
-      </w:r>
-    </w:p>
-    <w:p>
-      <w:pPr>
-        <w:spacing w:before="0" w:after="0"/>
-        <w:ind w:left="283"/>
-        <w:shd w:val="clear" w:color="auto" w:fill="F3F4F6"/>
-      </w:pPr>
-      <w:r>
-        <w:rPr>
-          <w:rFonts w:ascii="Courier New" w:hAnsi="Courier New"/>
-          <w:color w:val="1F2D3D"/>
-          <w:sz w:val="18"/>
-        </w:rPr>
-        <w:t xml:space="preserve">      mainAxisSize: MainAxisSize.min,</w:t>
-      </w:r>
-    </w:p>
-    <w:p>
-      <w:pPr>
-        <w:spacing w:before="0" w:after="0"/>
-        <w:ind w:left="283"/>
-        <w:shd w:val="clear" w:color="auto" w:fill="F3F4F6"/>
-      </w:pPr>
-      <w:r>
-        <w:rPr>
-          <w:rFonts w:ascii="Courier New" w:hAnsi="Courier New"/>
-          <w:color w:val="1F2D3D"/>
-          <w:sz w:val="18"/>
-        </w:rPr>
-        <w:t xml:space="preserve">      children: [</w:t>
-      </w:r>
-    </w:p>
-    <w:p>
-      <w:pPr>
-        <w:spacing w:before="0" w:after="0"/>
-        <w:ind w:left="283"/>
-        <w:shd w:val="clear" w:color="auto" w:fill="F3F4F6"/>
-      </w:pPr>
-      <w:r>
-        <w:rPr>
-          <w:rFonts w:ascii="Courier New" w:hAnsi="Courier New"/>
-          <w:color w:val="1F2D3D"/>
-          <w:sz w:val="18"/>
-        </w:rPr>
-        <w:t xml:space="preserve">        ListTile(</w:t>
-      </w:r>
-    </w:p>
-    <w:p>
-      <w:pPr>
-        <w:spacing w:before="0" w:after="0"/>
-        <w:ind w:left="283"/>
-        <w:shd w:val="clear" w:color="auto" w:fill="F3F4F6"/>
-      </w:pPr>
-      <w:r>
-        <w:rPr>
-          <w:rFonts w:ascii="Courier New" w:hAnsi="Courier New"/>
-          <w:color w:val="1F2D3D"/>
-          <w:sz w:val="18"/>
-        </w:rPr>
-        <w:t xml:space="preserve">          leading: const Icon(Icons.photo_library_rounded, color: AppColors.blue),</w:t>
-      </w:r>
-    </w:p>
-    <w:p>
-      <w:pPr>
-        <w:spacing w:before="0" w:after="0"/>
-        <w:ind w:left="283"/>
-        <w:shd w:val="clear" w:color="auto" w:fill="F3F4F6"/>
-      </w:pPr>
-      <w:r>
-        <w:rPr>
-          <w:rFonts w:ascii="Courier New" w:hAnsi="Courier New"/>
-          <w:color w:val="1F2D3D"/>
-          <w:sz w:val="18"/>
-        </w:rPr>
-        <w:t xml:space="preserve">          title: const Text('Choisir depuis la galerie'),</w:t>
-      </w:r>
-    </w:p>
-    <w:p>
-      <w:pPr>
-        <w:spacing w:before="0" w:after="0"/>
-        <w:ind w:left="283"/>
-        <w:shd w:val="clear" w:color="auto" w:fill="F3F4F6"/>
-      </w:pPr>
-      <w:r>
-        <w:rPr>
-          <w:rFonts w:ascii="Courier New" w:hAnsi="Courier New"/>
-          <w:color w:val="1F2D3D"/>
-          <w:sz w:val="18"/>
-        </w:rPr>
-        <w:t xml:space="preserve">          onTap: () { Navigator.pop(context); _pickFromGallery(); },</w:t>
-      </w:r>
-    </w:p>
-    <w:p>
-      <w:pPr>
-        <w:spacing w:before="0" w:after="0"/>
-        <w:ind w:left="283"/>
-        <w:shd w:val="clear" w:color="auto" w:fill="F3F4F6"/>
-      </w:pPr>
-      <w:r>
-        <w:rPr>
-          <w:rFonts w:ascii="Courier New" w:hAnsi="Courier New"/>
-          <w:color w:val="1F2D3D"/>
-          <w:sz w:val="18"/>
-        </w:rPr>
-        <w:t xml:space="preserve">        ),</w:t>
-      </w:r>
-    </w:p>
-    <w:p>
-      <w:pPr>
-        <w:spacing w:before="0" w:after="0"/>
-        <w:ind w:left="283"/>
-        <w:shd w:val="clear" w:color="auto" w:fill="F3F4F6"/>
-      </w:pPr>
-      <w:r>
-        <w:rPr>
-          <w:rFonts w:ascii="Courier New" w:hAnsi="Courier New"/>
-          <w:color w:val="1F2D3D"/>
-          <w:sz w:val="18"/>
-        </w:rPr>
-        <w:t xml:space="preserve">        ListTile(</w:t>
-      </w:r>
-    </w:p>
-    <w:p>
-      <w:pPr>
-        <w:spacing w:before="0" w:after="0"/>
-        <w:ind w:left="283"/>
-        <w:shd w:val="clear" w:color="auto" w:fill="F3F4F6"/>
-      </w:pPr>
-      <w:r>
-        <w:rPr>
-          <w:rFonts w:ascii="Courier New" w:hAnsi="Courier New"/>
-          <w:color w:val="1F2D3D"/>
-          <w:sz w:val="18"/>
-        </w:rPr>
-        <w:t xml:space="preserve">          leading: const Icon(Icons.camera_alt_rounded, color: AppColors.purple),</w:t>
-      </w:r>
-    </w:p>
-    <w:p>
-      <w:pPr>
-        <w:spacing w:before="0" w:after="0"/>
-        <w:ind w:left="283"/>
-        <w:shd w:val="clear" w:color="auto" w:fill="F3F4F6"/>
-      </w:pPr>
-      <w:r>
-        <w:rPr>
-          <w:rFonts w:ascii="Courier New" w:hAnsi="Courier New"/>
-          <w:color w:val="1F2D3D"/>
-          <w:sz w:val="18"/>
-        </w:rPr>
-        <w:t xml:space="preserve">          title: const Text('Prendre une photo'),</w:t>
-      </w:r>
-    </w:p>
-    <w:p>
-      <w:pPr>
-        <w:spacing w:before="0" w:after="0"/>
-        <w:ind w:left="283"/>
-        <w:shd w:val="clear" w:color="auto" w:fill="F3F4F6"/>
-      </w:pPr>
-      <w:r>
-        <w:rPr>
-          <w:rFonts w:ascii="Courier New" w:hAnsi="Courier New"/>
-          <w:color w:val="1F2D3D"/>
-          <w:sz w:val="18"/>
-        </w:rPr>
-        <w:t xml:space="preserve">          onTap: () { Navigator.pop(context); _pickFromCamera(); },</w:t>
-      </w:r>
-    </w:p>
-    <w:p>
-      <w:pPr>
-        <w:spacing w:before="0" w:after="0"/>
-        <w:ind w:left="283"/>
-        <w:shd w:val="clear" w:color="auto" w:fill="F3F4F6"/>
-      </w:pPr>
-      <w:r>
-        <w:rPr>
-          <w:rFonts w:ascii="Courier New" w:hAnsi="Courier New"/>
-          <w:color w:val="1F2D3D"/>
-          <w:sz w:val="18"/>
-        </w:rPr>
-        <w:t xml:space="preserve">        ),</w:t>
-      </w:r>
-    </w:p>
-    <w:p>
-      <w:pPr>
-        <w:spacing w:before="0" w:after="0"/>
-        <w:ind w:left="283"/>
-        <w:shd w:val="clear" w:color="auto" w:fill="F3F4F6"/>
-      </w:pPr>
-      <w:r>
-        <w:rPr>
-          <w:rFonts w:ascii="Courier New" w:hAnsi="Courier New"/>
-          <w:color w:val="1F2D3D"/>
-          <w:sz w:val="18"/>
-        </w:rPr>
-        <w:t xml:space="preserve">      ],</w:t>
-      </w:r>
-    </w:p>
-    <w:p>
-      <w:pPr>
-        <w:spacing w:before="0" w:after="0"/>
-        <w:ind w:left="283"/>
-        <w:shd w:val="clear" w:color="auto" w:fill="F3F4F6"/>
-      </w:pPr>
-      <w:r>
-        <w:rPr>
-          <w:rFonts w:ascii="Courier New" w:hAnsi="Courier New"/>
-          <w:color w:val="1F2D3D"/>
-          <w:sz w:val="18"/>
-        </w:rPr>
-        <w:t xml:space="preserve">    ),</w:t>
-      </w:r>
-    </w:p>
-    <w:p>
-      <w:pPr>
-        <w:spacing w:before="0" w:after="0"/>
-        <w:ind w:left="283"/>
-        <w:shd w:val="clear" w:color="auto" w:fill="F3F4F6"/>
-      </w:pPr>
-      <w:r>
-        <w:rPr>
-          <w:rFonts w:ascii="Courier New" w:hAnsi="Courier New"/>
-          <w:color w:val="1F2D3D"/>
-          <w:sz w:val="18"/>
-        </w:rPr>
-        <w:t xml:space="preserve">  );</w:t>
+        <w:t>Future&lt;void&gt; _pickPhotoFromFile() async {</w:t>
+      </w:r>
+    </w:p>
+    <w:p>
+      <w:pPr>
+        <w:spacing w:before="0" w:after="0"/>
+        <w:ind w:left="283"/>
+        <w:shd w:val="clear" w:color="auto" w:fill="F3F4F6"/>
+      </w:pPr>
+      <w:r>
+        <w:rPr>
+          <w:rFonts w:ascii="Courier New" w:hAnsi="Courier New"/>
+          <w:color w:val="1F2D3D"/>
+          <w:sz w:val="18"/>
+        </w:rPr>
+        <w:t xml:space="preserve">  try {</w:t>
+      </w:r>
+    </w:p>
+    <w:p>
+      <w:pPr>
+        <w:spacing w:before="0" w:after="0"/>
+        <w:ind w:left="283"/>
+        <w:shd w:val="clear" w:color="auto" w:fill="F3F4F6"/>
+      </w:pPr>
+      <w:r>
+        <w:rPr>
+          <w:rFonts w:ascii="Courier New" w:hAnsi="Courier New"/>
+          <w:color w:val="1F2D3D"/>
+          <w:sz w:val="18"/>
+        </w:rPr>
+        <w:t xml:space="preserve">    final result = await FilePicker.platform.pickFiles(</w:t>
+      </w:r>
+    </w:p>
+    <w:p>
+      <w:pPr>
+        <w:spacing w:before="0" w:after="0"/>
+        <w:ind w:left="283"/>
+        <w:shd w:val="clear" w:color="auto" w:fill="F3F4F6"/>
+      </w:pPr>
+      <w:r>
+        <w:rPr>
+          <w:rFonts w:ascii="Courier New" w:hAnsi="Courier New"/>
+          <w:color w:val="1F2D3D"/>
+          <w:sz w:val="18"/>
+        </w:rPr>
+        <w:t xml:space="preserve">      type: FileType.image,</w:t>
+      </w:r>
+    </w:p>
+    <w:p>
+      <w:pPr>
+        <w:spacing w:before="0" w:after="0"/>
+        <w:ind w:left="283"/>
+        <w:shd w:val="clear" w:color="auto" w:fill="F3F4F6"/>
+      </w:pPr>
+      <w:r>
+        <w:rPr>
+          <w:rFonts w:ascii="Courier New" w:hAnsi="Courier New"/>
+          <w:color w:val="1F2D3D"/>
+          <w:sz w:val="18"/>
+        </w:rPr>
+        <w:t xml:space="preserve">      allowMultiple: false,</w:t>
+      </w:r>
+    </w:p>
+    <w:p>
+      <w:pPr>
+        <w:spacing w:before="0" w:after="0"/>
+        <w:ind w:left="283"/>
+        <w:shd w:val="clear" w:color="auto" w:fill="F3F4F6"/>
+      </w:pPr>
+      <w:r>
+        <w:rPr>
+          <w:rFonts w:ascii="Courier New" w:hAnsi="Courier New"/>
+          <w:color w:val="1F2D3D"/>
+          <w:sz w:val="18"/>
+        </w:rPr>
+        <w:t xml:space="preserve">    );</w:t>
+      </w:r>
+    </w:p>
+    <w:p>
+      <w:pPr>
+        <w:spacing w:before="0" w:after="0"/>
+        <w:ind w:left="283"/>
+        <w:shd w:val="clear" w:color="auto" w:fill="F3F4F6"/>
+      </w:pPr>
+      <w:r>
+        <w:rPr>
+          <w:rFonts w:ascii="Courier New" w:hAnsi="Courier New"/>
+          <w:color w:val="1F2D3D"/>
+          <w:sz w:val="18"/>
+        </w:rPr>
+        <w:t xml:space="preserve">    if (result == null || result.files.isEmpty) return;</w:t>
+      </w:r>
+    </w:p>
+    <w:p>
+      <w:pPr>
+        <w:spacing w:before="0" w:after="0"/>
+        <w:ind w:left="283"/>
+        <w:shd w:val="clear" w:color="auto" w:fill="F3F4F6"/>
+      </w:pPr>
+      <w:r>
+        <w:rPr>
+          <w:rFonts w:ascii="Courier New" w:hAnsi="Courier New"/>
+          <w:color w:val="1F2D3D"/>
+          <w:sz w:val="18"/>
+        </w:rPr>
+        <w:t xml:space="preserve">    final file = result.files.single;</w:t>
+      </w:r>
+    </w:p>
+    <w:p>
+      <w:pPr>
+        <w:spacing w:before="0" w:after="0"/>
+        <w:ind w:left="283"/>
+        <w:shd w:val="clear" w:color="auto" w:fill="F3F4F6"/>
+      </w:pPr>
+      <w:r>
+        <w:rPr>
+          <w:rFonts w:ascii="Courier New" w:hAnsi="Courier New"/>
+          <w:color w:val="1F2D3D"/>
+          <w:sz w:val="18"/>
+        </w:rPr>
+        <w:t xml:space="preserve">    final bytes = file.bytes ?? await File(file.path!).readAsBytes();</w:t>
+      </w:r>
+    </w:p>
+    <w:p>
+      <w:pPr>
+        <w:spacing w:before="0" w:after="0"/>
+        <w:ind w:left="283"/>
+        <w:shd w:val="clear" w:color="auto" w:fill="F3F4F6"/>
+      </w:pPr>
+      <w:r>
+        <w:rPr>
+          <w:rFonts w:ascii="Courier New" w:hAnsi="Courier New"/>
+          <w:color w:val="1F2D3D"/>
+          <w:sz w:val="18"/>
+        </w:rPr>
+        <w:t xml:space="preserve">    if (!mounted) return;</w:t>
+      </w:r>
+    </w:p>
+    <w:p>
+      <w:pPr>
+        <w:spacing w:before="0" w:after="0"/>
+        <w:ind w:left="283"/>
+        <w:shd w:val="clear" w:color="auto" w:fill="F3F4F6"/>
+      </w:pPr>
+      <w:r>
+        <w:rPr>
+          <w:rFonts w:ascii="Courier New" w:hAnsi="Courier New"/>
+          <w:color w:val="1F2D3D"/>
+          <w:sz w:val="18"/>
+        </w:rPr>
+        <w:t xml:space="preserve">    final croppedBytes = await Navigator.of(context).push&lt;Uint8List&gt;(</w:t>
+      </w:r>
+    </w:p>
+    <w:p>
+      <w:pPr>
+        <w:spacing w:before="0" w:after="0"/>
+        <w:ind w:left="283"/>
+        <w:shd w:val="clear" w:color="auto" w:fill="F3F4F6"/>
+      </w:pPr>
+      <w:r>
+        <w:rPr>
+          <w:rFonts w:ascii="Courier New" w:hAnsi="Courier New"/>
+          <w:color w:val="1F2D3D"/>
+          <w:sz w:val="18"/>
+        </w:rPr>
+        <w:t xml:space="preserve">      MaterialPageRoute(builder: (_) =&gt; CropPhotoPage(imageBytes: bytes)),</w:t>
+      </w:r>
+    </w:p>
+    <w:p>
+      <w:pPr>
+        <w:spacing w:before="0" w:after="0"/>
+        <w:ind w:left="283"/>
+        <w:shd w:val="clear" w:color="auto" w:fill="F3F4F6"/>
+      </w:pPr>
+      <w:r>
+        <w:rPr>
+          <w:rFonts w:ascii="Courier New" w:hAnsi="Courier New"/>
+          <w:color w:val="1F2D3D"/>
+          <w:sz w:val="18"/>
+        </w:rPr>
+        <w:t xml:space="preserve">    );</w:t>
+      </w:r>
+    </w:p>
+    <w:p>
+      <w:pPr>
+        <w:spacing w:before="0" w:after="0"/>
+        <w:ind w:left="283"/>
+        <w:shd w:val="clear" w:color="auto" w:fill="F3F4F6"/>
+      </w:pPr>
+      <w:r>
+        <w:rPr>
+          <w:rFonts w:ascii="Courier New" w:hAnsi="Courier New"/>
+          <w:color w:val="1F2D3D"/>
+          <w:sz w:val="18"/>
+        </w:rPr>
+        <w:t xml:space="preserve">    if (croppedBytes != null &amp;&amp; mounted) {</w:t>
+      </w:r>
+    </w:p>
+    <w:p>
+      <w:pPr>
+        <w:spacing w:before="0" w:after="0"/>
+        <w:ind w:left="283"/>
+        <w:shd w:val="clear" w:color="auto" w:fill="F3F4F6"/>
+      </w:pPr>
+      <w:r>
+        <w:rPr>
+          <w:rFonts w:ascii="Courier New" w:hAnsi="Courier New"/>
+          <w:color w:val="1F2D3D"/>
+          <w:sz w:val="18"/>
+        </w:rPr>
+        <w:t xml:space="preserve">      setState(() =&gt; _photoBase64 = base64Encode(croppedBytes));</w:t>
+      </w:r>
+    </w:p>
+    <w:p>
+      <w:pPr>
+        <w:spacing w:before="0" w:after="0"/>
+        <w:ind w:left="283"/>
+        <w:shd w:val="clear" w:color="auto" w:fill="F3F4F6"/>
+      </w:pPr>
+      <w:r>
+        <w:rPr>
+          <w:rFonts w:ascii="Courier New" w:hAnsi="Courier New"/>
+          <w:color w:val="1F2D3D"/>
+          <w:sz w:val="18"/>
+        </w:rPr>
+        <w:t xml:space="preserve">    }</w:t>
+      </w:r>
+    </w:p>
+    <w:p>
+      <w:pPr>
+        <w:spacing w:before="0" w:after="0"/>
+        <w:ind w:left="283"/>
+        <w:shd w:val="clear" w:color="auto" w:fill="F3F4F6"/>
+      </w:pPr>
+      <w:r>
+        <w:rPr>
+          <w:rFonts w:ascii="Courier New" w:hAnsi="Courier New"/>
+          <w:color w:val="1F2D3D"/>
+          <w:sz w:val="18"/>
+        </w:rPr>
+        <w:t xml:space="preserve">  } catch (_) {</w:t>
+      </w:r>
+    </w:p>
+    <w:p>
+      <w:pPr>
+        <w:spacing w:before="0" w:after="0"/>
+        <w:ind w:left="283"/>
+        <w:shd w:val="clear" w:color="auto" w:fill="F3F4F6"/>
+      </w:pPr>
+      <w:r>
+        <w:rPr>
+          <w:rFonts w:ascii="Courier New" w:hAnsi="Courier New"/>
+          <w:color w:val="1F2D3D"/>
+          <w:sz w:val="18"/>
+        </w:rPr>
+        <w:t xml:space="preserve">    if (!mounted) return;</w:t>
+      </w:r>
+    </w:p>
+    <w:p>
+      <w:pPr>
+        <w:spacing w:before="0" w:after="0"/>
+        <w:ind w:left="283"/>
+        <w:shd w:val="clear" w:color="auto" w:fill="F3F4F6"/>
+      </w:pPr>
+      <w:r>
+        <w:rPr>
+          <w:rFonts w:ascii="Courier New" w:hAnsi="Courier New"/>
+          <w:color w:val="1F2D3D"/>
+          <w:sz w:val="18"/>
+        </w:rPr>
+        <w:t xml:space="preserve">    ScaffoldMessenger.of(context).showSnackBar(</w:t>
+      </w:r>
+    </w:p>
+    <w:p>
+      <w:pPr>
+        <w:spacing w:before="0" w:after="0"/>
+        <w:ind w:left="283"/>
+        <w:shd w:val="clear" w:color="auto" w:fill="F3F4F6"/>
+      </w:pPr>
+      <w:r>
+        <w:rPr>
+          <w:rFonts w:ascii="Courier New" w:hAnsi="Courier New"/>
+          <w:color w:val="1F2D3D"/>
+          <w:sz w:val="18"/>
+        </w:rPr>
+        <w:t xml:space="preserve">      const SnackBar(</w:t>
+      </w:r>
+    </w:p>
+    <w:p>
+      <w:pPr>
+        <w:spacing w:before="0" w:after="0"/>
+        <w:ind w:left="283"/>
+        <w:shd w:val="clear" w:color="auto" w:fill="F3F4F6"/>
+      </w:pPr>
+      <w:r>
+        <w:rPr>
+          <w:rFonts w:ascii="Courier New" w:hAnsi="Courier New"/>
+          <w:color w:val="1F2D3D"/>
+          <w:sz w:val="18"/>
+        </w:rPr>
+        <w:t xml:space="preserve">        content: Text('Impossible de charger la photo.'),</w:t>
+      </w:r>
+    </w:p>
+    <w:p>
+      <w:pPr>
+        <w:spacing w:before="0" w:after="0"/>
+        <w:ind w:left="283"/>
+        <w:shd w:val="clear" w:color="auto" w:fill="F3F4F6"/>
+      </w:pPr>
+      <w:r>
+        <w:rPr>
+          <w:rFonts w:ascii="Courier New" w:hAnsi="Courier New"/>
+          <w:color w:val="1F2D3D"/>
+          <w:sz w:val="18"/>
+        </w:rPr>
+        <w:t xml:space="preserve">        behavior: SnackBarBehavior.floating,</w:t>
+      </w:r>
+    </w:p>
+    <w:p>
+      <w:pPr>
+        <w:spacing w:before="0" w:after="0"/>
+        <w:ind w:left="283"/>
+        <w:shd w:val="clear" w:color="auto" w:fill="F3F4F6"/>
+      </w:pPr>
+      <w:r>
+        <w:rPr>
+          <w:rFonts w:ascii="Courier New" w:hAnsi="Courier New"/>
+          <w:color w:val="1F2D3D"/>
+          <w:sz w:val="18"/>
+        </w:rPr>
+        <w:t xml:space="preserve">      ),</w:t>
+      </w:r>
+    </w:p>
+    <w:p>
+      <w:pPr>
+        <w:spacing w:before="0" w:after="0"/>
+        <w:ind w:left="283"/>
+        <w:shd w:val="clear" w:color="auto" w:fill="F3F4F6"/>
+      </w:pPr>
+      <w:r>
+        <w:rPr>
+          <w:rFonts w:ascii="Courier New" w:hAnsi="Courier New"/>
+          <w:color w:val="1F2D3D"/>
+          <w:sz w:val="18"/>
+        </w:rPr>
+        <w:t xml:space="preserve">    );</w:t>
+      </w:r>
+    </w:p>
+    <w:p>
+      <w:pPr>
+        <w:spacing w:before="0" w:after="0"/>
+        <w:ind w:left="283"/>
+        <w:shd w:val="clear" w:color="auto" w:fill="F3F4F6"/>
+      </w:pPr>
+      <w:r>
+        <w:rPr>
+          <w:rFonts w:ascii="Courier New" w:hAnsi="Courier New"/>
+          <w:color w:val="1F2D3D"/>
+          <w:sz w:val="18"/>
+        </w:rPr>
+        <w:t xml:space="preserve">  }</w:t>
       </w:r>
     </w:p>
     <w:p>
@@ -7336,456 +8310,6 @@
           <w:sz w:val="18"/>
         </w:rPr>
         <w:t>}</w:t>
-      </w:r>
-    </w:p>
-    <w:p>
-      <w:pPr>
-        <w:spacing w:before="0" w:after="0"/>
-        <w:ind w:left="283"/>
-        <w:shd w:val="clear" w:color="auto" w:fill="F3F4F6"/>
-      </w:pPr>
-      <w:r>
-        <w:rPr>
-          <w:rFonts w:ascii="Courier New" w:hAnsi="Courier New"/>
-          <w:color w:val="1F2D3D"/>
-          <w:sz w:val="18"/>
-        </w:rPr>
-        <w:t xml:space="preserve"> </w:t>
-      </w:r>
-    </w:p>
-    <w:p>
-      <w:pPr>
-        <w:spacing w:before="0" w:after="0"/>
-        <w:ind w:left="283"/>
-        <w:shd w:val="clear" w:color="auto" w:fill="F3F4F6"/>
-      </w:pPr>
-      <w:r>
-        <w:rPr>
-          <w:rFonts w:ascii="Courier New" w:hAnsi="Courier New"/>
-          <w:color w:val="1F2D3D"/>
-          <w:sz w:val="18"/>
-        </w:rPr>
-        <w:t>// Widget d'affichage de la photo modifiable avec icône caméra superposée</w:t>
-      </w:r>
-    </w:p>
-    <w:p>
-      <w:pPr>
-        <w:spacing w:before="0" w:after="0"/>
-        <w:ind w:left="283"/>
-        <w:shd w:val="clear" w:color="auto" w:fill="F3F4F6"/>
-      </w:pPr>
-      <w:r>
-        <w:rPr>
-          <w:rFonts w:ascii="Courier New" w:hAnsi="Courier New"/>
-          <w:color w:val="1F2D3D"/>
-          <w:sz w:val="18"/>
-        </w:rPr>
-        <w:t>GestureDetector(</w:t>
-      </w:r>
-    </w:p>
-    <w:p>
-      <w:pPr>
-        <w:spacing w:before="0" w:after="0"/>
-        <w:ind w:left="283"/>
-        <w:shd w:val="clear" w:color="auto" w:fill="F3F4F6"/>
-      </w:pPr>
-      <w:r>
-        <w:rPr>
-          <w:rFonts w:ascii="Courier New" w:hAnsi="Courier New"/>
-          <w:color w:val="1F2D3D"/>
-          <w:sz w:val="18"/>
-        </w:rPr>
-        <w:t xml:space="preserve">  onTap: _showPhotoOptions,</w:t>
-      </w:r>
-    </w:p>
-    <w:p>
-      <w:pPr>
-        <w:spacing w:before="0" w:after="0"/>
-        <w:ind w:left="283"/>
-        <w:shd w:val="clear" w:color="auto" w:fill="F3F4F6"/>
-      </w:pPr>
-      <w:r>
-        <w:rPr>
-          <w:rFonts w:ascii="Courier New" w:hAnsi="Courier New"/>
-          <w:color w:val="1F2D3D"/>
-          <w:sz w:val="18"/>
-        </w:rPr>
-        <w:t xml:space="preserve">  child: Stack(</w:t>
-      </w:r>
-    </w:p>
-    <w:p>
-      <w:pPr>
-        <w:spacing w:before="0" w:after="0"/>
-        <w:ind w:left="283"/>
-        <w:shd w:val="clear" w:color="auto" w:fill="F3F4F6"/>
-      </w:pPr>
-      <w:r>
-        <w:rPr>
-          <w:rFonts w:ascii="Courier New" w:hAnsi="Courier New"/>
-          <w:color w:val="1F2D3D"/>
-          <w:sz w:val="18"/>
-        </w:rPr>
-        <w:t xml:space="preserve">    children: [</w:t>
-      </w:r>
-    </w:p>
-    <w:p>
-      <w:pPr>
-        <w:spacing w:before="0" w:after="0"/>
-        <w:ind w:left="283"/>
-        <w:shd w:val="clear" w:color="auto" w:fill="F3F4F6"/>
-      </w:pPr>
-      <w:r>
-        <w:rPr>
-          <w:rFonts w:ascii="Courier New" w:hAnsi="Courier New"/>
-          <w:color w:val="1F2D3D"/>
-          <w:sz w:val="18"/>
-        </w:rPr>
-        <w:t xml:space="preserve">      // Photo actuelle ou initiales</w:t>
-      </w:r>
-    </w:p>
-    <w:p>
-      <w:pPr>
-        <w:spacing w:before="0" w:after="0"/>
-        <w:ind w:left="283"/>
-        <w:shd w:val="clear" w:color="auto" w:fill="F3F4F6"/>
-      </w:pPr>
-      <w:r>
-        <w:rPr>
-          <w:rFonts w:ascii="Courier New" w:hAnsi="Courier New"/>
-          <w:color w:val="1F2D3D"/>
-          <w:sz w:val="18"/>
-        </w:rPr>
-        <w:t xml:space="preserve">      _photoBytes != null</w:t>
-      </w:r>
-    </w:p>
-    <w:p>
-      <w:pPr>
-        <w:spacing w:before="0" w:after="0"/>
-        <w:ind w:left="283"/>
-        <w:shd w:val="clear" w:color="auto" w:fill="F3F4F6"/>
-      </w:pPr>
-      <w:r>
-        <w:rPr>
-          <w:rFonts w:ascii="Courier New" w:hAnsi="Courier New"/>
-          <w:color w:val="1F2D3D"/>
-          <w:sz w:val="18"/>
-        </w:rPr>
-        <w:t xml:space="preserve">          ? ClipOval(child: Image.memory(_photoBytes!,</w:t>
-      </w:r>
-    </w:p>
-    <w:p>
-      <w:pPr>
-        <w:spacing w:before="0" w:after="0"/>
-        <w:ind w:left="283"/>
-        <w:shd w:val="clear" w:color="auto" w:fill="F3F4F6"/>
-      </w:pPr>
-      <w:r>
-        <w:rPr>
-          <w:rFonts w:ascii="Courier New" w:hAnsi="Courier New"/>
-          <w:color w:val="1F2D3D"/>
-          <w:sz w:val="18"/>
-        </w:rPr>
-        <w:t xml:space="preserve">              width: 90, height: 90, fit: BoxFit.cover))</w:t>
-      </w:r>
-    </w:p>
-    <w:p>
-      <w:pPr>
-        <w:spacing w:before="0" w:after="0"/>
-        <w:ind w:left="283"/>
-        <w:shd w:val="clear" w:color="auto" w:fill="F3F4F6"/>
-      </w:pPr>
-      <w:r>
-        <w:rPr>
-          <w:rFonts w:ascii="Courier New" w:hAnsi="Courier New"/>
-          <w:color w:val="1F2D3D"/>
-          <w:sz w:val="18"/>
-        </w:rPr>
-        <w:t xml:space="preserve">          : Avatar(</w:t>
-      </w:r>
-    </w:p>
-    <w:p>
-      <w:pPr>
-        <w:spacing w:before="0" w:after="0"/>
-        <w:ind w:left="283"/>
-        <w:shd w:val="clear" w:color="auto" w:fill="F3F4F6"/>
-      </w:pPr>
-      <w:r>
-        <w:rPr>
-          <w:rFonts w:ascii="Courier New" w:hAnsi="Courier New"/>
-          <w:color w:val="1F2D3D"/>
-          <w:sz w:val="18"/>
-        </w:rPr>
-        <w:t xml:space="preserve">              initials: _initial.initials,</w:t>
-      </w:r>
-    </w:p>
-    <w:p>
-      <w:pPr>
-        <w:spacing w:before="0" w:after="0"/>
-        <w:ind w:left="283"/>
-        <w:shd w:val="clear" w:color="auto" w:fill="F3F4F6"/>
-      </w:pPr>
-      <w:r>
-        <w:rPr>
-          <w:rFonts w:ascii="Courier New" w:hAnsi="Courier New"/>
-          <w:color w:val="1F2D3D"/>
-          <w:sz w:val="18"/>
-        </w:rPr>
-        <w:t xml:space="preserve">              photoBase64: _photoBase64,</w:t>
-      </w:r>
-    </w:p>
-    <w:p>
-      <w:pPr>
-        <w:spacing w:before="0" w:after="0"/>
-        <w:ind w:left="283"/>
-        <w:shd w:val="clear" w:color="auto" w:fill="F3F4F6"/>
-      </w:pPr>
-      <w:r>
-        <w:rPr>
-          <w:rFonts w:ascii="Courier New" w:hAnsi="Courier New"/>
-          <w:color w:val="1F2D3D"/>
-          <w:sz w:val="18"/>
-        </w:rPr>
-        <w:t xml:space="preserve">              size: 90,</w:t>
-      </w:r>
-    </w:p>
-    <w:p>
-      <w:pPr>
-        <w:spacing w:before="0" w:after="0"/>
-        <w:ind w:left="283"/>
-        <w:shd w:val="clear" w:color="auto" w:fill="F3F4F6"/>
-      </w:pPr>
-      <w:r>
-        <w:rPr>
-          <w:rFonts w:ascii="Courier New" w:hAnsi="Courier New"/>
-          <w:color w:val="1F2D3D"/>
-          <w:sz w:val="18"/>
-        </w:rPr>
-        <w:t xml:space="preserve">            ),</w:t>
-      </w:r>
-    </w:p>
-    <w:p>
-      <w:pPr>
-        <w:spacing w:before="0" w:after="0"/>
-        <w:ind w:left="283"/>
-        <w:shd w:val="clear" w:color="auto" w:fill="F3F4F6"/>
-      </w:pPr>
-      <w:r>
-        <w:rPr>
-          <w:rFonts w:ascii="Courier New" w:hAnsi="Courier New"/>
-          <w:color w:val="1F2D3D"/>
-          <w:sz w:val="18"/>
-        </w:rPr>
-        <w:t xml:space="preserve">      // Icône caméra superposée (coin bas-droite)</w:t>
-      </w:r>
-    </w:p>
-    <w:p>
-      <w:pPr>
-        <w:spacing w:before="0" w:after="0"/>
-        <w:ind w:left="283"/>
-        <w:shd w:val="clear" w:color="auto" w:fill="F3F4F6"/>
-      </w:pPr>
-      <w:r>
-        <w:rPr>
-          <w:rFonts w:ascii="Courier New" w:hAnsi="Courier New"/>
-          <w:color w:val="1F2D3D"/>
-          <w:sz w:val="18"/>
-        </w:rPr>
-        <w:t xml:space="preserve">      Positioned(</w:t>
-      </w:r>
-    </w:p>
-    <w:p>
-      <w:pPr>
-        <w:spacing w:before="0" w:after="0"/>
-        <w:ind w:left="283"/>
-        <w:shd w:val="clear" w:color="auto" w:fill="F3F4F6"/>
-      </w:pPr>
-      <w:r>
-        <w:rPr>
-          <w:rFonts w:ascii="Courier New" w:hAnsi="Courier New"/>
-          <w:color w:val="1F2D3D"/>
-          <w:sz w:val="18"/>
-        </w:rPr>
-        <w:t xml:space="preserve">        bottom: 0, right: 0,</w:t>
-      </w:r>
-    </w:p>
-    <w:p>
-      <w:pPr>
-        <w:spacing w:before="0" w:after="0"/>
-        <w:ind w:left="283"/>
-        <w:shd w:val="clear" w:color="auto" w:fill="F3F4F6"/>
-      </w:pPr>
-      <w:r>
-        <w:rPr>
-          <w:rFonts w:ascii="Courier New" w:hAnsi="Courier New"/>
-          <w:color w:val="1F2D3D"/>
-          <w:sz w:val="18"/>
-        </w:rPr>
-        <w:t xml:space="preserve">        child: Container(</w:t>
-      </w:r>
-    </w:p>
-    <w:p>
-      <w:pPr>
-        <w:spacing w:before="0" w:after="0"/>
-        <w:ind w:left="283"/>
-        <w:shd w:val="clear" w:color="auto" w:fill="F3F4F6"/>
-      </w:pPr>
-      <w:r>
-        <w:rPr>
-          <w:rFonts w:ascii="Courier New" w:hAnsi="Courier New"/>
-          <w:color w:val="1F2D3D"/>
-          <w:sz w:val="18"/>
-        </w:rPr>
-        <w:t xml:space="preserve">          padding: const EdgeInsets.all(6),</w:t>
-      </w:r>
-    </w:p>
-    <w:p>
-      <w:pPr>
-        <w:spacing w:before="0" w:after="0"/>
-        <w:ind w:left="283"/>
-        <w:shd w:val="clear" w:color="auto" w:fill="F3F4F6"/>
-      </w:pPr>
-      <w:r>
-        <w:rPr>
-          <w:rFonts w:ascii="Courier New" w:hAnsi="Courier New"/>
-          <w:color w:val="1F2D3D"/>
-          <w:sz w:val="18"/>
-        </w:rPr>
-        <w:t xml:space="preserve">          decoration: const BoxDecoration(</w:t>
-      </w:r>
-    </w:p>
-    <w:p>
-      <w:pPr>
-        <w:spacing w:before="0" w:after="0"/>
-        <w:ind w:left="283"/>
-        <w:shd w:val="clear" w:color="auto" w:fill="F3F4F6"/>
-      </w:pPr>
-      <w:r>
-        <w:rPr>
-          <w:rFonts w:ascii="Courier New" w:hAnsi="Courier New"/>
-          <w:color w:val="1F2D3D"/>
-          <w:sz w:val="18"/>
-        </w:rPr>
-        <w:t xml:space="preserve">            color: AppColors.blue, shape: BoxShape.circle,</w:t>
-      </w:r>
-    </w:p>
-    <w:p>
-      <w:pPr>
-        <w:spacing w:before="0" w:after="0"/>
-        <w:ind w:left="283"/>
-        <w:shd w:val="clear" w:color="auto" w:fill="F3F4F6"/>
-      </w:pPr>
-      <w:r>
-        <w:rPr>
-          <w:rFonts w:ascii="Courier New" w:hAnsi="Courier New"/>
-          <w:color w:val="1F2D3D"/>
-          <w:sz w:val="18"/>
-        </w:rPr>
-        <w:t xml:space="preserve">          ),</w:t>
-      </w:r>
-    </w:p>
-    <w:p>
-      <w:pPr>
-        <w:spacing w:before="0" w:after="0"/>
-        <w:ind w:left="283"/>
-        <w:shd w:val="clear" w:color="auto" w:fill="F3F4F6"/>
-      </w:pPr>
-      <w:r>
-        <w:rPr>
-          <w:rFonts w:ascii="Courier New" w:hAnsi="Courier New"/>
-          <w:color w:val="1F2D3D"/>
-          <w:sz w:val="18"/>
-        </w:rPr>
-        <w:t xml:space="preserve">          child: const Icon(Icons.camera_alt_rounded,</w:t>
-      </w:r>
-    </w:p>
-    <w:p>
-      <w:pPr>
-        <w:spacing w:before="0" w:after="0"/>
-        <w:ind w:left="283"/>
-        <w:shd w:val="clear" w:color="auto" w:fill="F3F4F6"/>
-      </w:pPr>
-      <w:r>
-        <w:rPr>
-          <w:rFonts w:ascii="Courier New" w:hAnsi="Courier New"/>
-          <w:color w:val="1F2D3D"/>
-          <w:sz w:val="18"/>
-        </w:rPr>
-        <w:t xml:space="preserve">              size: 16, color: Colors.white),</w:t>
-      </w:r>
-    </w:p>
-    <w:p>
-      <w:pPr>
-        <w:spacing w:before="0" w:after="0"/>
-        <w:ind w:left="283"/>
-        <w:shd w:val="clear" w:color="auto" w:fill="F3F4F6"/>
-      </w:pPr>
-      <w:r>
-        <w:rPr>
-          <w:rFonts w:ascii="Courier New" w:hAnsi="Courier New"/>
-          <w:color w:val="1F2D3D"/>
-          <w:sz w:val="18"/>
-        </w:rPr>
-        <w:t xml:space="preserve">        ),</w:t>
-      </w:r>
-    </w:p>
-    <w:p>
-      <w:pPr>
-        <w:spacing w:before="0" w:after="0"/>
-        <w:ind w:left="283"/>
-        <w:shd w:val="clear" w:color="auto" w:fill="F3F4F6"/>
-      </w:pPr>
-      <w:r>
-        <w:rPr>
-          <w:rFonts w:ascii="Courier New" w:hAnsi="Courier New"/>
-          <w:color w:val="1F2D3D"/>
-          <w:sz w:val="18"/>
-        </w:rPr>
-        <w:t xml:space="preserve">      ),</w:t>
-      </w:r>
-    </w:p>
-    <w:p>
-      <w:pPr>
-        <w:spacing w:before="0" w:after="0"/>
-        <w:ind w:left="283"/>
-        <w:shd w:val="clear" w:color="auto" w:fill="F3F4F6"/>
-      </w:pPr>
-      <w:r>
-        <w:rPr>
-          <w:rFonts w:ascii="Courier New" w:hAnsi="Courier New"/>
-          <w:color w:val="1F2D3D"/>
-          <w:sz w:val="18"/>
-        </w:rPr>
-        <w:t xml:space="preserve">    ],</w:t>
-      </w:r>
-    </w:p>
-    <w:p>
-      <w:pPr>
-        <w:spacing w:before="0" w:after="0"/>
-        <w:ind w:left="283"/>
-        <w:shd w:val="clear" w:color="auto" w:fill="F3F4F6"/>
-      </w:pPr>
-      <w:r>
-        <w:rPr>
-          <w:rFonts w:ascii="Courier New" w:hAnsi="Courier New"/>
-          <w:color w:val="1F2D3D"/>
-          <w:sz w:val="18"/>
-        </w:rPr>
-        <w:t xml:space="preserve">  ),</w:t>
-      </w:r>
-    </w:p>
-    <w:p>
-      <w:pPr>
-        <w:spacing w:before="0" w:after="0"/>
-        <w:ind w:left="283"/>
-        <w:shd w:val="clear" w:color="auto" w:fill="F3F4F6"/>
-      </w:pPr>
-      <w:r>
-        <w:rPr>
-          <w:rFonts w:ascii="Courier New" w:hAnsi="Courier New"/>
-          <w:color w:val="1F2D3D"/>
-          <w:sz w:val="18"/>
-        </w:rPr>
-        <w:t>)</w:t>
       </w:r>
     </w:p>
     <w:p>
@@ -7869,7 +8393,7 @@
           <w:color w:val="924009"/>
           <w:sz w:val="20"/>
         </w:rPr>
-        <w:t>📸  📸 CAPTURE D'ÉCRAN — BottomSheet choix galerie / caméra</w:t>
+        <w:t>📸  📸 CAPTURE D'ÉCRAN — Sélecteur photo (galerie)</w:t>
       </w:r>
     </w:p>
     <w:tbl>
@@ -7927,269 +8451,22 @@
           <w:rFonts w:ascii="Calibri" w:hAnsi="Calibri"/>
           <w:sz w:val="22"/>
         </w:rPr>
-        <w:t>Un détail d'expérience utilisateur qui nous tenait à coeur : le bouton "Enregistrer" reste désactivé tant qu'aucune modification réelle n'a été détectée. Cela évite les sauvegardes accidentelles ou inutiles — si l'utilisateur ouvre le formulaire et le ferme sans rien changer, aucun appel réseau n'est déclenché. La détection se fait en comparant chaque champ du formulaire avec la valeur initiale du profil, champ par champ.</w:t>
-      </w:r>
-    </w:p>
-    <w:p>
-      <w:pPr>
-        <w:spacing w:before="0" w:after="0"/>
-        <w:ind w:left="283"/>
-        <w:shd w:val="clear" w:color="auto" w:fill="F3F4F6"/>
-      </w:pPr>
-      <w:r>
-        <w:rPr>
-          <w:rFonts w:ascii="Courier New" w:hAnsi="Courier New"/>
-          <w:color w:val="1F2D3D"/>
-          <w:sz w:val="18"/>
-        </w:rPr>
-        <w:t>// Le bouton Enregistrer est actif uniquement si une modification a été faite</w:t>
-      </w:r>
-    </w:p>
-    <w:p>
-      <w:pPr>
-        <w:spacing w:before="0" w:after="0"/>
-        <w:ind w:left="283"/>
-        <w:shd w:val="clear" w:color="auto" w:fill="F3F4F6"/>
-      </w:pPr>
-      <w:r>
-        <w:rPr>
-          <w:rFonts w:ascii="Courier New" w:hAnsi="Courier New"/>
-          <w:color w:val="1F2D3D"/>
-          <w:sz w:val="18"/>
-        </w:rPr>
-        <w:t>bool get _hasChanges =&gt;</w:t>
-      </w:r>
-    </w:p>
-    <w:p>
-      <w:pPr>
-        <w:spacing w:before="0" w:after="0"/>
-        <w:ind w:left="283"/>
-        <w:shd w:val="clear" w:color="auto" w:fill="F3F4F6"/>
-      </w:pPr>
-      <w:r>
-        <w:rPr>
-          <w:rFonts w:ascii="Courier New" w:hAnsi="Courier New"/>
-          <w:color w:val="1F2D3D"/>
-          <w:sz w:val="18"/>
-        </w:rPr>
-        <w:t xml:space="preserve">    _firstName.text.trim() != _initial.firstName      ||</w:t>
-      </w:r>
-    </w:p>
-    <w:p>
-      <w:pPr>
-        <w:spacing w:before="0" w:after="0"/>
-        <w:ind w:left="283"/>
-        <w:shd w:val="clear" w:color="auto" w:fill="F3F4F6"/>
-      </w:pPr>
-      <w:r>
-        <w:rPr>
-          <w:rFonts w:ascii="Courier New" w:hAnsi="Courier New"/>
-          <w:color w:val="1F2D3D"/>
-          <w:sz w:val="18"/>
-        </w:rPr>
-        <w:t xml:space="preserve">    _lastName.text.trim()  != _initial.lastName       ||</w:t>
-      </w:r>
-    </w:p>
-    <w:p>
-      <w:pPr>
-        <w:spacing w:before="0" w:after="0"/>
-        <w:ind w:left="283"/>
-        <w:shd w:val="clear" w:color="auto" w:fill="F3F4F6"/>
-      </w:pPr>
-      <w:r>
-        <w:rPr>
-          <w:rFonts w:ascii="Courier New" w:hAnsi="Courier New"/>
-          <w:color w:val="1F2D3D"/>
-          <w:sz w:val="18"/>
-        </w:rPr>
-        <w:t xml:space="preserve">    _phone.text.trim()     != _initial.phone          ||</w:t>
-      </w:r>
-    </w:p>
-    <w:p>
-      <w:pPr>
-        <w:spacing w:before="0" w:after="0"/>
-        <w:ind w:left="283"/>
-        <w:shd w:val="clear" w:color="auto" w:fill="F3F4F6"/>
-      </w:pPr>
-      <w:r>
-        <w:rPr>
-          <w:rFonts w:ascii="Courier New" w:hAnsi="Courier New"/>
-          <w:color w:val="1F2D3D"/>
-          <w:sz w:val="18"/>
-        </w:rPr>
-        <w:t xml:space="preserve">    _address.text.trim()   != _initial.address        ||</w:t>
-      </w:r>
-    </w:p>
-    <w:p>
-      <w:pPr>
-        <w:spacing w:before="0" w:after="0"/>
-        <w:ind w:left="283"/>
-        <w:shd w:val="clear" w:color="auto" w:fill="F3F4F6"/>
-      </w:pPr>
-      <w:r>
-        <w:rPr>
-          <w:rFonts w:ascii="Courier New" w:hAnsi="Courier New"/>
-          <w:color w:val="1F2D3D"/>
-          <w:sz w:val="18"/>
-        </w:rPr>
-        <w:t xml:space="preserve">    _bio.text.trim()       != _initial.bio            ||</w:t>
-      </w:r>
-    </w:p>
-    <w:p>
-      <w:pPr>
-        <w:spacing w:before="0" w:after="0"/>
-        <w:ind w:left="283"/>
-        <w:shd w:val="clear" w:color="auto" w:fill="F3F4F6"/>
-      </w:pPr>
-      <w:r>
-        <w:rPr>
-          <w:rFonts w:ascii="Courier New" w:hAnsi="Courier New"/>
-          <w:color w:val="1F2D3D"/>
-          <w:sz w:val="18"/>
-        </w:rPr>
-        <w:t xml:space="preserve">    _linkedin.text.trim()  != _initial.linkedin       ||</w:t>
-      </w:r>
-    </w:p>
-    <w:p>
-      <w:pPr>
-        <w:spacing w:before="0" w:after="0"/>
-        <w:ind w:left="283"/>
-        <w:shd w:val="clear" w:color="auto" w:fill="F3F4F6"/>
-      </w:pPr>
-      <w:r>
-        <w:rPr>
-          <w:rFonts w:ascii="Courier New" w:hAnsi="Courier New"/>
-          <w:color w:val="1F2D3D"/>
-          <w:sz w:val="18"/>
-        </w:rPr>
-        <w:t xml:space="preserve">    _city        != _initial.city                     ||</w:t>
-      </w:r>
-    </w:p>
-    <w:p>
-      <w:pPr>
-        <w:spacing w:before="0" w:after="0"/>
-        <w:ind w:left="283"/>
-        <w:shd w:val="clear" w:color="auto" w:fill="F3F4F6"/>
-      </w:pPr>
-      <w:r>
-        <w:rPr>
-          <w:rFonts w:ascii="Courier New" w:hAnsi="Courier New"/>
-          <w:color w:val="1F2D3D"/>
-          <w:sz w:val="18"/>
-        </w:rPr>
-        <w:t xml:space="preserve">    _country     != _initial.country                  ||</w:t>
-      </w:r>
-    </w:p>
-    <w:p>
-      <w:pPr>
-        <w:spacing w:before="0" w:after="0"/>
-        <w:ind w:left="283"/>
-        <w:shd w:val="clear" w:color="auto" w:fill="F3F4F6"/>
-      </w:pPr>
-      <w:r>
-        <w:rPr>
-          <w:rFonts w:ascii="Courier New" w:hAnsi="Courier New"/>
-          <w:color w:val="1F2D3D"/>
-          <w:sz w:val="18"/>
-        </w:rPr>
-        <w:t xml:space="preserve">    _sector      != _initial.sector                   ||</w:t>
-      </w:r>
-    </w:p>
-    <w:p>
-      <w:pPr>
-        <w:spacing w:before="0" w:after="0"/>
-        <w:ind w:left="283"/>
-        <w:shd w:val="clear" w:color="auto" w:fill="F3F4F6"/>
-      </w:pPr>
-      <w:r>
-        <w:rPr>
-          <w:rFonts w:ascii="Courier New" w:hAnsi="Courier New"/>
-          <w:color w:val="1F2D3D"/>
-          <w:sz w:val="18"/>
-        </w:rPr>
-        <w:t xml:space="preserve">    _gender      != _initial.gender                   ||</w:t>
-      </w:r>
-    </w:p>
-    <w:p>
-      <w:pPr>
-        <w:spacing w:before="0" w:after="0"/>
-        <w:ind w:left="283"/>
-        <w:shd w:val="clear" w:color="auto" w:fill="F3F4F6"/>
-      </w:pPr>
-      <w:r>
-        <w:rPr>
-          <w:rFonts w:ascii="Courier New" w:hAnsi="Courier New"/>
-          <w:color w:val="1F2D3D"/>
-          <w:sz w:val="18"/>
-        </w:rPr>
-        <w:t xml:space="preserve">    _birthDate   != _initial.birthDate                ||</w:t>
-      </w:r>
-    </w:p>
-    <w:p>
-      <w:pPr>
-        <w:spacing w:before="0" w:after="0"/>
-        <w:ind w:left="283"/>
-        <w:shd w:val="clear" w:color="auto" w:fill="F3F4F6"/>
-      </w:pPr>
-      <w:r>
-        <w:rPr>
-          <w:rFonts w:ascii="Courier New" w:hAnsi="Courier New"/>
-          <w:color w:val="1F2D3D"/>
-          <w:sz w:val="18"/>
-        </w:rPr>
-        <w:t xml:space="preserve">    _photoBase64 != _initial.photoBase64              ||</w:t>
-      </w:r>
-    </w:p>
-    <w:p>
-      <w:pPr>
-        <w:spacing w:before="0" w:after="0"/>
-        <w:ind w:left="283"/>
-        <w:shd w:val="clear" w:color="auto" w:fill="F3F4F6"/>
-      </w:pPr>
-      <w:r>
-        <w:rPr>
-          <w:rFonts w:ascii="Courier New" w:hAnsi="Courier New"/>
-          <w:color w:val="1F2D3D"/>
-          <w:sz w:val="18"/>
-        </w:rPr>
-        <w:t xml:space="preserve">    !_interests.containsAll(_initial.interests)       ||</w:t>
-      </w:r>
-    </w:p>
-    <w:p>
-      <w:pPr>
-        <w:spacing w:before="0" w:after="0"/>
-        <w:ind w:left="283"/>
-        <w:shd w:val="clear" w:color="auto" w:fill="F3F4F6"/>
-      </w:pPr>
-      <w:r>
-        <w:rPr>
-          <w:rFonts w:ascii="Courier New" w:hAnsi="Courier New"/>
-          <w:color w:val="1F2D3D"/>
-          <w:sz w:val="18"/>
-        </w:rPr>
-        <w:t xml:space="preserve">    _interests.length != _initial.interests.length;</w:t>
-      </w:r>
-    </w:p>
-    <w:p>
-      <w:pPr>
-        <w:spacing w:after="80"/>
-      </w:pPr>
-    </w:p>
-    <w:p>
-      <w:pPr>
-        <w:pStyle w:val="Heading3"/>
-      </w:pPr>
-      <w:r>
-        <w:t>3.5 Sauvegarde avec synchronisation Firebase</w:t>
-      </w:r>
-    </w:p>
-    <w:p>
+        <w:t xml:space="preserve">La détection des changements protège la navigation en arrière : si l'utilisateur tente de fermer le formulaire sans sauvegarder, un </w:t>
+      </w:r>
+      <w:r>
+        <w:rPr>
+          <w:rFonts w:ascii="Courier New" w:hAnsi="Courier New"/>
+          <w:color w:val="DC2626"/>
+          <w:sz w:val="20"/>
+        </w:rPr>
+        <w:t>PopScope</w:t>
+      </w:r>
       <w:r>
         <w:rPr>
           <w:rFonts w:ascii="Calibri" w:hAnsi="Calibri"/>
           <w:sz w:val="22"/>
         </w:rPr>
-        <w:t xml:space="preserve">La sauvegarde suit une logique en trois temps qui garantit à la fois la réactivité de l'interface et la fiabilité de la persistance. D'abord, le profil est mis à jour en mémoire via le </w:t>
+        <w:t xml:space="preserve"> (avec </w:t>
       </w:r>
       <w:r>
         <w:rPr>
@@ -8197,14 +8474,14 @@
           <w:color w:val="DC2626"/>
           <w:sz w:val="20"/>
         </w:rPr>
-        <w:t>ValueNotifier</w:t>
+        <w:t>canPop: !_hasChanges</w:t>
       </w:r>
       <w:r>
         <w:rPr>
           <w:rFonts w:ascii="Calibri" w:hAnsi="Calibri"/>
           <w:sz w:val="22"/>
         </w:rPr>
-        <w:t xml:space="preserve">, ce qui provoque un rebuild instantané de tous les écrans abonnés. Ensuite, les données sont sauvegardées dans le cache local </w:t>
+        <w:t xml:space="preserve">) affiche un </w:t>
       </w:r>
       <w:r>
         <w:rPr>
@@ -8212,13 +8489,335 @@
           <w:color w:val="DC2626"/>
           <w:sz w:val="20"/>
         </w:rPr>
-        <w:t>SharedPreferences</w:t>
+        <w:t>AlertDialog</w:t>
       </w:r>
       <w:r>
         <w:rPr>
           <w:rFonts w:ascii="Calibri" w:hAnsi="Calibri"/>
           <w:sz w:val="22"/>
         </w:rPr>
+        <w:t xml:space="preserve"> de confirmation. Le bouton ENREGISTRER est toujours actif (pas de condition sur </w:t>
+      </w:r>
+      <w:r>
+        <w:rPr>
+          <w:rFonts w:ascii="Courier New" w:hAnsi="Courier New"/>
+          <w:color w:val="DC2626"/>
+          <w:sz w:val="20"/>
+        </w:rPr>
+        <w:t>_hasChanges</w:t>
+      </w:r>
+      <w:r>
+        <w:rPr>
+          <w:rFonts w:ascii="Calibri" w:hAnsi="Calibri"/>
+          <w:sz w:val="22"/>
+        </w:rPr>
+        <w:t xml:space="preserve">), mais la protection contre la fermeture accidentelle est bien implémentée. Le getter </w:t>
+      </w:r>
+      <w:r>
+        <w:rPr>
+          <w:rFonts w:ascii="Courier New" w:hAnsi="Courier New"/>
+          <w:color w:val="DC2626"/>
+          <w:sz w:val="20"/>
+        </w:rPr>
+        <w:t>_hasChanges</w:t>
+      </w:r>
+      <w:r>
+        <w:rPr>
+          <w:rFonts w:ascii="Calibri" w:hAnsi="Calibri"/>
+          <w:sz w:val="22"/>
+        </w:rPr>
+        <w:t xml:space="preserve"> compare chaque champ avec la valeur initiale du profil.</w:t>
+      </w:r>
+    </w:p>
+    <w:p>
+      <w:pPr>
+        <w:spacing w:before="0" w:after="0"/>
+        <w:ind w:left="283"/>
+        <w:shd w:val="clear" w:color="auto" w:fill="F3F4F6"/>
+      </w:pPr>
+      <w:r>
+        <w:rPr>
+          <w:rFonts w:ascii="Courier New" w:hAnsi="Courier New"/>
+          <w:color w:val="1F2D3D"/>
+          <w:sz w:val="18"/>
+        </w:rPr>
+        <w:t>// Le bouton Enregistrer est actif uniquement si une modification a été faite</w:t>
+      </w:r>
+    </w:p>
+    <w:p>
+      <w:pPr>
+        <w:spacing w:before="0" w:after="0"/>
+        <w:ind w:left="283"/>
+        <w:shd w:val="clear" w:color="auto" w:fill="F3F4F6"/>
+      </w:pPr>
+      <w:r>
+        <w:rPr>
+          <w:rFonts w:ascii="Courier New" w:hAnsi="Courier New"/>
+          <w:color w:val="1F2D3D"/>
+          <w:sz w:val="18"/>
+        </w:rPr>
+        <w:t>bool get _hasChanges =&gt;</w:t>
+      </w:r>
+    </w:p>
+    <w:p>
+      <w:pPr>
+        <w:spacing w:before="0" w:after="0"/>
+        <w:ind w:left="283"/>
+        <w:shd w:val="clear" w:color="auto" w:fill="F3F4F6"/>
+      </w:pPr>
+      <w:r>
+        <w:rPr>
+          <w:rFonts w:ascii="Courier New" w:hAnsi="Courier New"/>
+          <w:color w:val="1F2D3D"/>
+          <w:sz w:val="18"/>
+        </w:rPr>
+        <w:t xml:space="preserve">    _firstName.text.trim() != _initial.firstName ||</w:t>
+      </w:r>
+    </w:p>
+    <w:p>
+      <w:pPr>
+        <w:spacing w:before="0" w:after="0"/>
+        <w:ind w:left="283"/>
+        <w:shd w:val="clear" w:color="auto" w:fill="F3F4F6"/>
+      </w:pPr>
+      <w:r>
+        <w:rPr>
+          <w:rFonts w:ascii="Courier New" w:hAnsi="Courier New"/>
+          <w:color w:val="1F2D3D"/>
+          <w:sz w:val="18"/>
+        </w:rPr>
+        <w:t xml:space="preserve">    _lastName.text.trim() != _initial.lastName ||</w:t>
+      </w:r>
+    </w:p>
+    <w:p>
+      <w:pPr>
+        <w:spacing w:before="0" w:after="0"/>
+        <w:ind w:left="283"/>
+        <w:shd w:val="clear" w:color="auto" w:fill="F3F4F6"/>
+      </w:pPr>
+      <w:r>
+        <w:rPr>
+          <w:rFonts w:ascii="Courier New" w:hAnsi="Courier New"/>
+          <w:color w:val="1F2D3D"/>
+          <w:sz w:val="18"/>
+        </w:rPr>
+        <w:t xml:space="preserve">    _email.text.trim() != _initial.email ||</w:t>
+      </w:r>
+    </w:p>
+    <w:p>
+      <w:pPr>
+        <w:spacing w:before="0" w:after="0"/>
+        <w:ind w:left="283"/>
+        <w:shd w:val="clear" w:color="auto" w:fill="F3F4F6"/>
+      </w:pPr>
+      <w:r>
+        <w:rPr>
+          <w:rFonts w:ascii="Courier New" w:hAnsi="Courier New"/>
+          <w:color w:val="1F2D3D"/>
+          <w:sz w:val="18"/>
+        </w:rPr>
+        <w:t xml:space="preserve">    _phone.text.trim() != _initial.phone ||</w:t>
+      </w:r>
+    </w:p>
+    <w:p>
+      <w:pPr>
+        <w:spacing w:before="0" w:after="0"/>
+        <w:ind w:left="283"/>
+        <w:shd w:val="clear" w:color="auto" w:fill="F3F4F6"/>
+      </w:pPr>
+      <w:r>
+        <w:rPr>
+          <w:rFonts w:ascii="Courier New" w:hAnsi="Courier New"/>
+          <w:color w:val="1F2D3D"/>
+          <w:sz w:val="18"/>
+        </w:rPr>
+        <w:t xml:space="preserve">    _address.text.trim() != _initial.address ||</w:t>
+      </w:r>
+    </w:p>
+    <w:p>
+      <w:pPr>
+        <w:spacing w:before="0" w:after="0"/>
+        <w:ind w:left="283"/>
+        <w:shd w:val="clear" w:color="auto" w:fill="F3F4F6"/>
+      </w:pPr>
+      <w:r>
+        <w:rPr>
+          <w:rFonts w:ascii="Courier New" w:hAnsi="Courier New"/>
+          <w:color w:val="1F2D3D"/>
+          <w:sz w:val="18"/>
+        </w:rPr>
+        <w:t xml:space="preserve">    _linkedin.text.trim() != _initial.linkedin ||</w:t>
+      </w:r>
+    </w:p>
+    <w:p>
+      <w:pPr>
+        <w:spacing w:before="0" w:after="0"/>
+        <w:ind w:left="283"/>
+        <w:shd w:val="clear" w:color="auto" w:fill="F3F4F6"/>
+      </w:pPr>
+      <w:r>
+        <w:rPr>
+          <w:rFonts w:ascii="Courier New" w:hAnsi="Courier New"/>
+          <w:color w:val="1F2D3D"/>
+          <w:sz w:val="18"/>
+        </w:rPr>
+        <w:t xml:space="preserve">    _bio.text.trim() != _initial.bio ||</w:t>
+      </w:r>
+    </w:p>
+    <w:p>
+      <w:pPr>
+        <w:spacing w:before="0" w:after="0"/>
+        <w:ind w:left="283"/>
+        <w:shd w:val="clear" w:color="auto" w:fill="F3F4F6"/>
+      </w:pPr>
+      <w:r>
+        <w:rPr>
+          <w:rFonts w:ascii="Courier New" w:hAnsi="Courier New"/>
+          <w:color w:val="1F2D3D"/>
+          <w:sz w:val="18"/>
+        </w:rPr>
+        <w:t xml:space="preserve">    _city != _initial.city ||</w:t>
+      </w:r>
+    </w:p>
+    <w:p>
+      <w:pPr>
+        <w:spacing w:before="0" w:after="0"/>
+        <w:ind w:left="283"/>
+        <w:shd w:val="clear" w:color="auto" w:fill="F3F4F6"/>
+      </w:pPr>
+      <w:r>
+        <w:rPr>
+          <w:rFonts w:ascii="Courier New" w:hAnsi="Courier New"/>
+          <w:color w:val="1F2D3D"/>
+          <w:sz w:val="18"/>
+        </w:rPr>
+        <w:t xml:space="preserve">    _country != _initial.country ||</w:t>
+      </w:r>
+    </w:p>
+    <w:p>
+      <w:pPr>
+        <w:spacing w:before="0" w:after="0"/>
+        <w:ind w:left="283"/>
+        <w:shd w:val="clear" w:color="auto" w:fill="F3F4F6"/>
+      </w:pPr>
+      <w:r>
+        <w:rPr>
+          <w:rFonts w:ascii="Courier New" w:hAnsi="Courier New"/>
+          <w:color w:val="1F2D3D"/>
+          <w:sz w:val="18"/>
+        </w:rPr>
+        <w:t xml:space="preserve">    _sector != _initial.sector ||</w:t>
+      </w:r>
+    </w:p>
+    <w:p>
+      <w:pPr>
+        <w:spacing w:before="0" w:after="0"/>
+        <w:ind w:left="283"/>
+        <w:shd w:val="clear" w:color="auto" w:fill="F3F4F6"/>
+      </w:pPr>
+      <w:r>
+        <w:rPr>
+          <w:rFonts w:ascii="Courier New" w:hAnsi="Courier New"/>
+          <w:color w:val="1F2D3D"/>
+          <w:sz w:val="18"/>
+        </w:rPr>
+        <w:t xml:space="preserve">    _gender != _initial.gender ||</w:t>
+      </w:r>
+    </w:p>
+    <w:p>
+      <w:pPr>
+        <w:spacing w:before="0" w:after="0"/>
+        <w:ind w:left="283"/>
+        <w:shd w:val="clear" w:color="auto" w:fill="F3F4F6"/>
+      </w:pPr>
+      <w:r>
+        <w:rPr>
+          <w:rFonts w:ascii="Courier New" w:hAnsi="Courier New"/>
+          <w:color w:val="1F2D3D"/>
+          <w:sz w:val="18"/>
+        </w:rPr>
+        <w:t xml:space="preserve">    _birthDate != _initial.birthDate ||</w:t>
+      </w:r>
+    </w:p>
+    <w:p>
+      <w:pPr>
+        <w:spacing w:before="0" w:after="0"/>
+        <w:ind w:left="283"/>
+        <w:shd w:val="clear" w:color="auto" w:fill="F3F4F6"/>
+      </w:pPr>
+      <w:r>
+        <w:rPr>
+          <w:rFonts w:ascii="Courier New" w:hAnsi="Courier New"/>
+          <w:color w:val="1F2D3D"/>
+          <w:sz w:val="18"/>
+        </w:rPr>
+        <w:t xml:space="preserve">    _photoBase64 != _initial.photoBase64 ||</w:t>
+      </w:r>
+    </w:p>
+    <w:p>
+      <w:pPr>
+        <w:spacing w:before="0" w:after="0"/>
+        <w:ind w:left="283"/>
+        <w:shd w:val="clear" w:color="auto" w:fill="F3F4F6"/>
+      </w:pPr>
+      <w:r>
+        <w:rPr>
+          <w:rFonts w:ascii="Courier New" w:hAnsi="Courier New"/>
+          <w:color w:val="1F2D3D"/>
+          <w:sz w:val="18"/>
+        </w:rPr>
+        <w:t xml:space="preserve">    !_setEquals(_interests, _initial.interests.toSet());</w:t>
+      </w:r>
+    </w:p>
+    <w:p>
+      <w:pPr>
+        <w:spacing w:after="80"/>
+      </w:pPr>
+    </w:p>
+    <w:p>
+      <w:pPr>
+        <w:pStyle w:val="Heading3"/>
+      </w:pPr>
+      <w:r>
+        <w:t>3.5 Sauvegarde avec synchronisation Firebase</w:t>
+      </w:r>
+    </w:p>
+    <w:p>
+      <w:r>
+        <w:rPr>
+          <w:rFonts w:ascii="Calibri" w:hAnsi="Calibri"/>
+          <w:sz w:val="22"/>
+        </w:rPr>
+        <w:t xml:space="preserve">La sauvegarde suit une logique en trois temps qui garantit à la fois la réactivité de l'interface et la fiabilité de la persistance. D'abord, le profil est mis à jour en mémoire via le </w:t>
+      </w:r>
+      <w:r>
+        <w:rPr>
+          <w:rFonts w:ascii="Courier New" w:hAnsi="Courier New"/>
+          <w:color w:val="DC2626"/>
+          <w:sz w:val="20"/>
+        </w:rPr>
+        <w:t>ValueNotifier</w:t>
+      </w:r>
+      <w:r>
+        <w:rPr>
+          <w:rFonts w:ascii="Calibri" w:hAnsi="Calibri"/>
+          <w:sz w:val="22"/>
+        </w:rPr>
+        <w:t xml:space="preserve">, ce qui provoque un rebuild instantané de tous les écrans abonnés. Ensuite, les données sont sauvegardées dans le cache local </w:t>
+      </w:r>
+      <w:r>
+        <w:rPr>
+          <w:rFonts w:ascii="Courier New" w:hAnsi="Courier New"/>
+          <w:color w:val="DC2626"/>
+          <w:sz w:val="20"/>
+        </w:rPr>
+        <w:t>SharedPreferences</w:t>
+      </w:r>
+      <w:r>
+        <w:rPr>
+          <w:rFonts w:ascii="Calibri" w:hAnsi="Calibri"/>
+          <w:sz w:val="22"/>
+        </w:rPr>
         <w:t>, ce qui les rend disponibles même hors connexion. Enfin, la synchronisation vers Firebase se fait de manière asynchrone en arrière-plan, sans jamais bloquer l'interface.</w:t>
       </w:r>
     </w:p>
@@ -8249,37 +8848,427 @@
           <w:color w:val="1F2D3D"/>
           <w:sz w:val="18"/>
         </w:rPr>
-        <w:t xml:space="preserve">  if (!_hasChanges) {</w:t>
-      </w:r>
-    </w:p>
-    <w:p>
-      <w:pPr>
-        <w:spacing w:before="0" w:after="0"/>
-        <w:ind w:left="283"/>
-        <w:shd w:val="clear" w:color="auto" w:fill="F3F4F6"/>
-      </w:pPr>
-      <w:r>
-        <w:rPr>
-          <w:rFonts w:ascii="Courier New" w:hAnsi="Courier New"/>
-          <w:color w:val="1F2D3D"/>
-          <w:sz w:val="18"/>
-        </w:rPr>
-        <w:t xml:space="preserve">    Navigator.pop(context);  // Pas de changements → retour simple</w:t>
-      </w:r>
-    </w:p>
-    <w:p>
-      <w:pPr>
-        <w:spacing w:before="0" w:after="0"/>
-        <w:ind w:left="283"/>
-        <w:shd w:val="clear" w:color="auto" w:fill="F3F4F6"/>
-      </w:pPr>
-      <w:r>
-        <w:rPr>
-          <w:rFonts w:ascii="Courier New" w:hAnsi="Courier New"/>
-          <w:color w:val="1F2D3D"/>
-          <w:sz w:val="18"/>
-        </w:rPr>
-        <w:t xml:space="preserve">    return;</w:t>
+        <w:t xml:space="preserve">  final yearsParsed = int.tryParse(_yearsExperience.text.trim()) ?? 0;</w:t>
+      </w:r>
+    </w:p>
+    <w:p>
+      <w:pPr>
+        <w:spacing w:before="0" w:after="0"/>
+        <w:ind w:left="283"/>
+        <w:shd w:val="clear" w:color="auto" w:fill="F3F4F6"/>
+      </w:pPr>
+      <w:r>
+        <w:rPr>
+          <w:rFonts w:ascii="Courier New" w:hAnsi="Courier New"/>
+          <w:color w:val="1F2D3D"/>
+          <w:sz w:val="18"/>
+        </w:rPr>
+        <w:t xml:space="preserve">  final next = _initial.copyWith(</w:t>
+      </w:r>
+    </w:p>
+    <w:p>
+      <w:pPr>
+        <w:spacing w:before="0" w:after="0"/>
+        <w:ind w:left="283"/>
+        <w:shd w:val="clear" w:color="auto" w:fill="F3F4F6"/>
+      </w:pPr>
+      <w:r>
+        <w:rPr>
+          <w:rFonts w:ascii="Courier New" w:hAnsi="Courier New"/>
+          <w:color w:val="1F2D3D"/>
+          <w:sz w:val="18"/>
+        </w:rPr>
+        <w:t xml:space="preserve">    firstName: _firstName.text.trim(),</w:t>
+      </w:r>
+    </w:p>
+    <w:p>
+      <w:pPr>
+        <w:spacing w:before="0" w:after="0"/>
+        <w:ind w:left="283"/>
+        <w:shd w:val="clear" w:color="auto" w:fill="F3F4F6"/>
+      </w:pPr>
+      <w:r>
+        <w:rPr>
+          <w:rFonts w:ascii="Courier New" w:hAnsi="Courier New"/>
+          <w:color w:val="1F2D3D"/>
+          <w:sz w:val="18"/>
+        </w:rPr>
+        <w:t xml:space="preserve">    lastName: _lastName.text.trim(),</w:t>
+      </w:r>
+    </w:p>
+    <w:p>
+      <w:pPr>
+        <w:spacing w:before="0" w:after="0"/>
+        <w:ind w:left="283"/>
+        <w:shd w:val="clear" w:color="auto" w:fill="F3F4F6"/>
+      </w:pPr>
+      <w:r>
+        <w:rPr>
+          <w:rFonts w:ascii="Courier New" w:hAnsi="Courier New"/>
+          <w:color w:val="1F2D3D"/>
+          <w:sz w:val="18"/>
+        </w:rPr>
+        <w:t xml:space="preserve">    email: _email.text.trim(),</w:t>
+      </w:r>
+    </w:p>
+    <w:p>
+      <w:pPr>
+        <w:spacing w:before="0" w:after="0"/>
+        <w:ind w:left="283"/>
+        <w:shd w:val="clear" w:color="auto" w:fill="F3F4F6"/>
+      </w:pPr>
+      <w:r>
+        <w:rPr>
+          <w:rFonts w:ascii="Courier New" w:hAnsi="Courier New"/>
+          <w:color w:val="1F2D3D"/>
+          <w:sz w:val="18"/>
+        </w:rPr>
+        <w:t xml:space="preserve">    phone: _phone.text.trim(),</w:t>
+      </w:r>
+    </w:p>
+    <w:p>
+      <w:pPr>
+        <w:spacing w:before="0" w:after="0"/>
+        <w:ind w:left="283"/>
+        <w:shd w:val="clear" w:color="auto" w:fill="F3F4F6"/>
+      </w:pPr>
+      <w:r>
+        <w:rPr>
+          <w:rFonts w:ascii="Courier New" w:hAnsi="Courier New"/>
+          <w:color w:val="1F2D3D"/>
+          <w:sz w:val="18"/>
+        </w:rPr>
+        <w:t xml:space="preserve">    gender: _gender,</w:t>
+      </w:r>
+    </w:p>
+    <w:p>
+      <w:pPr>
+        <w:spacing w:before="0" w:after="0"/>
+        <w:ind w:left="283"/>
+        <w:shd w:val="clear" w:color="auto" w:fill="F3F4F6"/>
+      </w:pPr>
+      <w:r>
+        <w:rPr>
+          <w:rFonts w:ascii="Courier New" w:hAnsi="Courier New"/>
+          <w:color w:val="1F2D3D"/>
+          <w:sz w:val="18"/>
+        </w:rPr>
+        <w:t xml:space="preserve">    birthDate: _birthDate,</w:t>
+      </w:r>
+    </w:p>
+    <w:p>
+      <w:pPr>
+        <w:spacing w:before="0" w:after="0"/>
+        <w:ind w:left="283"/>
+        <w:shd w:val="clear" w:color="auto" w:fill="F3F4F6"/>
+      </w:pPr>
+      <w:r>
+        <w:rPr>
+          <w:rFonts w:ascii="Courier New" w:hAnsi="Courier New"/>
+          <w:color w:val="1F2D3D"/>
+          <w:sz w:val="18"/>
+        </w:rPr>
+        <w:t xml:space="preserve">    address: _address.text.trim(),</w:t>
+      </w:r>
+    </w:p>
+    <w:p>
+      <w:pPr>
+        <w:spacing w:before="0" w:after="0"/>
+        <w:ind w:left="283"/>
+        <w:shd w:val="clear" w:color="auto" w:fill="F3F4F6"/>
+      </w:pPr>
+      <w:r>
+        <w:rPr>
+          <w:rFonts w:ascii="Courier New" w:hAnsi="Courier New"/>
+          <w:color w:val="1F2D3D"/>
+          <w:sz w:val="18"/>
+        </w:rPr>
+        <w:t xml:space="preserve">    city: _city,</w:t>
+      </w:r>
+    </w:p>
+    <w:p>
+      <w:pPr>
+        <w:spacing w:before="0" w:after="0"/>
+        <w:ind w:left="283"/>
+        <w:shd w:val="clear" w:color="auto" w:fill="F3F4F6"/>
+      </w:pPr>
+      <w:r>
+        <w:rPr>
+          <w:rFonts w:ascii="Courier New" w:hAnsi="Courier New"/>
+          <w:color w:val="1F2D3D"/>
+          <w:sz w:val="18"/>
+        </w:rPr>
+        <w:t xml:space="preserve">    country: _country,</w:t>
+      </w:r>
+    </w:p>
+    <w:p>
+      <w:pPr>
+        <w:spacing w:before="0" w:after="0"/>
+        <w:ind w:left="283"/>
+        <w:shd w:val="clear" w:color="auto" w:fill="F3F4F6"/>
+      </w:pPr>
+      <w:r>
+        <w:rPr>
+          <w:rFonts w:ascii="Courier New" w:hAnsi="Courier New"/>
+          <w:color w:val="1F2D3D"/>
+          <w:sz w:val="18"/>
+        </w:rPr>
+        <w:t xml:space="preserve">    sector: _sector,</w:t>
+      </w:r>
+    </w:p>
+    <w:p>
+      <w:pPr>
+        <w:spacing w:before="0" w:after="0"/>
+        <w:ind w:left="283"/>
+        <w:shd w:val="clear" w:color="auto" w:fill="F3F4F6"/>
+      </w:pPr>
+      <w:r>
+        <w:rPr>
+          <w:rFonts w:ascii="Courier New" w:hAnsi="Courier New"/>
+          <w:color w:val="1F2D3D"/>
+          <w:sz w:val="18"/>
+        </w:rPr>
+        <w:t xml:space="preserve">    linkedin: _linkedin.text.trim(),</w:t>
+      </w:r>
+    </w:p>
+    <w:p>
+      <w:pPr>
+        <w:spacing w:before="0" w:after="0"/>
+        <w:ind w:left="283"/>
+        <w:shd w:val="clear" w:color="auto" w:fill="F3F4F6"/>
+      </w:pPr>
+      <w:r>
+        <w:rPr>
+          <w:rFonts w:ascii="Courier New" w:hAnsi="Courier New"/>
+          <w:color w:val="1F2D3D"/>
+          <w:sz w:val="18"/>
+        </w:rPr>
+        <w:t xml:space="preserve">    bio: _bio.text.trim(),</w:t>
+      </w:r>
+    </w:p>
+    <w:p>
+      <w:pPr>
+        <w:spacing w:before="0" w:after="0"/>
+        <w:ind w:left="283"/>
+        <w:shd w:val="clear" w:color="auto" w:fill="F3F4F6"/>
+      </w:pPr>
+      <w:r>
+        <w:rPr>
+          <w:rFonts w:ascii="Courier New" w:hAnsi="Courier New"/>
+          <w:color w:val="1F2D3D"/>
+          <w:sz w:val="18"/>
+        </w:rPr>
+        <w:t xml:space="preserve">    photoBase64: _photoBase64,</w:t>
+      </w:r>
+    </w:p>
+    <w:p>
+      <w:pPr>
+        <w:spacing w:before="0" w:after="0"/>
+        <w:ind w:left="283"/>
+        <w:shd w:val="clear" w:color="auto" w:fill="F3F4F6"/>
+      </w:pPr>
+      <w:r>
+        <w:rPr>
+          <w:rFonts w:ascii="Courier New" w:hAnsi="Courier New"/>
+          <w:color w:val="1F2D3D"/>
+          <w:sz w:val="18"/>
+        </w:rPr>
+        <w:t xml:space="preserve">    interests: _interests.toList()..sort(),</w:t>
+      </w:r>
+    </w:p>
+    <w:p>
+      <w:pPr>
+        <w:spacing w:before="0" w:after="0"/>
+        <w:ind w:left="283"/>
+        <w:shd w:val="clear" w:color="auto" w:fill="F3F4F6"/>
+      </w:pPr>
+      <w:r>
+        <w:rPr>
+          <w:rFonts w:ascii="Courier New" w:hAnsi="Courier New"/>
+          <w:color w:val="1F2D3D"/>
+          <w:sz w:val="18"/>
+        </w:rPr>
+        <w:t xml:space="preserve">    yearsExperience: _isMentor ? yearsParsed : _initial.yearsExperience,</w:t>
+      </w:r>
+    </w:p>
+    <w:p>
+      <w:pPr>
+        <w:spacing w:before="0" w:after="0"/>
+        <w:ind w:left="283"/>
+        <w:shd w:val="clear" w:color="auto" w:fill="F3F4F6"/>
+      </w:pPr>
+      <w:r>
+        <w:rPr>
+          <w:rFonts w:ascii="Courier New" w:hAnsi="Courier New"/>
+          <w:color w:val="1F2D3D"/>
+          <w:sz w:val="18"/>
+        </w:rPr>
+        <w:t xml:space="preserve">    investmentRange:</w:t>
+      </w:r>
+    </w:p>
+    <w:p>
+      <w:pPr>
+        <w:spacing w:before="0" w:after="0"/>
+        <w:ind w:left="283"/>
+        <w:shd w:val="clear" w:color="auto" w:fill="F3F4F6"/>
+      </w:pPr>
+      <w:r>
+        <w:rPr>
+          <w:rFonts w:ascii="Courier New" w:hAnsi="Courier New"/>
+          <w:color w:val="1F2D3D"/>
+          <w:sz w:val="18"/>
+        </w:rPr>
+        <w:t xml:space="preserve">        _isInvestor ? _investmentRange.text.trim() : _initial.investmentRange,</w:t>
+      </w:r>
+    </w:p>
+    <w:p>
+      <w:pPr>
+        <w:spacing w:before="0" w:after="0"/>
+        <w:ind w:left="283"/>
+        <w:shd w:val="clear" w:color="auto" w:fill="F3F4F6"/>
+      </w:pPr>
+      <w:r>
+        <w:rPr>
+          <w:rFonts w:ascii="Courier New" w:hAnsi="Courier New"/>
+          <w:color w:val="1F2D3D"/>
+          <w:sz w:val="18"/>
+        </w:rPr>
+        <w:t xml:space="preserve">  );</w:t>
+      </w:r>
+    </w:p>
+    <w:p>
+      <w:pPr>
+        <w:spacing w:before="0" w:after="0"/>
+        <w:ind w:left="283"/>
+        <w:shd w:val="clear" w:color="auto" w:fill="F3F4F6"/>
+      </w:pPr>
+      <w:r>
+        <w:rPr>
+          <w:rFonts w:ascii="Courier New" w:hAnsi="Courier New"/>
+          <w:color w:val="1F2D3D"/>
+          <w:sz w:val="18"/>
+        </w:rPr>
+        <w:t xml:space="preserve">  // Mise à jour locale immédiate (UX réactive) + cache</w:t>
+      </w:r>
+    </w:p>
+    <w:p>
+      <w:pPr>
+        <w:spacing w:before="0" w:after="0"/>
+        <w:ind w:left="283"/>
+        <w:shd w:val="clear" w:color="auto" w:fill="F3F4F6"/>
+      </w:pPr>
+      <w:r>
+        <w:rPr>
+          <w:rFonts w:ascii="Courier New" w:hAnsi="Courier New"/>
+          <w:color w:val="1F2D3D"/>
+          <w:sz w:val="18"/>
+        </w:rPr>
+        <w:t xml:space="preserve">  UserProfileController.update(next);</w:t>
+      </w:r>
+    </w:p>
+    <w:p>
+      <w:pPr>
+        <w:spacing w:before="0" w:after="0"/>
+        <w:ind w:left="283"/>
+        <w:shd w:val="clear" w:color="auto" w:fill="F3F4F6"/>
+      </w:pPr>
+      <w:r>
+        <w:rPr>
+          <w:rFonts w:ascii="Courier New" w:hAnsi="Courier New"/>
+          <w:color w:val="1F2D3D"/>
+          <w:sz w:val="18"/>
+        </w:rPr>
+        <w:t xml:space="preserve"> </w:t>
+      </w:r>
+    </w:p>
+    <w:p>
+      <w:pPr>
+        <w:spacing w:before="0" w:after="0"/>
+        <w:ind w:left="283"/>
+        <w:shd w:val="clear" w:color="auto" w:fill="F3F4F6"/>
+      </w:pPr>
+      <w:r>
+        <w:rPr>
+          <w:rFonts w:ascii="Courier New" w:hAnsi="Courier New"/>
+          <w:color w:val="1F2D3D"/>
+          <w:sz w:val="18"/>
+        </w:rPr>
+        <w:t xml:space="preserve">  // Mise à jour serveur (non bloquante) — on tente d'écrire en Firebase si l'UID est disponible</w:t>
+      </w:r>
+    </w:p>
+    <w:p>
+      <w:pPr>
+        <w:spacing w:before="0" w:after="0"/>
+        <w:ind w:left="283"/>
+        <w:shd w:val="clear" w:color="auto" w:fill="F3F4F6"/>
+      </w:pPr>
+      <w:r>
+        <w:rPr>
+          <w:rFonts w:ascii="Courier New" w:hAnsi="Courier New"/>
+          <w:color w:val="1F2D3D"/>
+          <w:sz w:val="18"/>
+        </w:rPr>
+        <w:t xml:space="preserve">  final uid = AuthService.currentUid;</w:t>
+      </w:r>
+    </w:p>
+    <w:p>
+      <w:pPr>
+        <w:spacing w:before="0" w:after="0"/>
+        <w:ind w:left="283"/>
+        <w:shd w:val="clear" w:color="auto" w:fill="F3F4F6"/>
+      </w:pPr>
+      <w:r>
+        <w:rPr>
+          <w:rFonts w:ascii="Courier New" w:hAnsi="Courier New"/>
+          <w:color w:val="1F2D3D"/>
+          <w:sz w:val="18"/>
+        </w:rPr>
+        <w:t xml:space="preserve">  if (uid != null) {</w:t>
+      </w:r>
+    </w:p>
+    <w:p>
+      <w:pPr>
+        <w:spacing w:before="0" w:after="0"/>
+        <w:ind w:left="283"/>
+        <w:shd w:val="clear" w:color="auto" w:fill="F3F4F6"/>
+      </w:pPr>
+      <w:r>
+        <w:rPr>
+          <w:rFonts w:ascii="Courier New" w:hAnsi="Courier New"/>
+          <w:color w:val="1F2D3D"/>
+          <w:sz w:val="18"/>
+        </w:rPr>
+        <w:t xml:space="preserve">    try {</w:t>
+      </w:r>
+    </w:p>
+    <w:p>
+      <w:pPr>
+        <w:spacing w:before="0" w:after="0"/>
+        <w:ind w:left="283"/>
+        <w:shd w:val="clear" w:color="auto" w:fill="F3F4F6"/>
+      </w:pPr>
+      <w:r>
+        <w:rPr>
+          <w:rFonts w:ascii="Courier New" w:hAnsi="Courier New"/>
+          <w:color w:val="1F2D3D"/>
+          <w:sz w:val="18"/>
+        </w:rPr>
+        <w:t xml:space="preserve">      await DatabaseService.updateUserProfile(uid, next);</w:t>
+      </w:r>
+    </w:p>
+    <w:p>
+      <w:pPr>
+        <w:spacing w:before="0" w:after="0"/>
+        <w:ind w:left="283"/>
+        <w:shd w:val="clear" w:color="auto" w:fill="F3F4F6"/>
+      </w:pPr>
+      <w:r>
+        <w:rPr>
+          <w:rFonts w:ascii="Courier New" w:hAnsi="Courier New"/>
+          <w:color w:val="1F2D3D"/>
+          <w:sz w:val="18"/>
+        </w:rPr>
+        <w:t xml:space="preserve">    } catch (_) {/* non-bloquant */}</w:t>
       </w:r>
     </w:p>
     <w:p>
@@ -8309,21 +9298,6 @@
           <w:color w:val="1F2D3D"/>
           <w:sz w:val="18"/>
         </w:rPr>
-        <w:t xml:space="preserve">  setState(() =&gt; _loading = true);</w:t>
-      </w:r>
-    </w:p>
-    <w:p>
-      <w:pPr>
-        <w:spacing w:before="0" w:after="0"/>
-        <w:ind w:left="283"/>
-        <w:shd w:val="clear" w:color="auto" w:fill="F3F4F6"/>
-      </w:pPr>
-      <w:r>
-        <w:rPr>
-          <w:rFonts w:ascii="Courier New" w:hAnsi="Courier New"/>
-          <w:color w:val="1F2D3D"/>
-          <w:sz w:val="18"/>
-        </w:rPr>
         <w:t xml:space="preserve"> </w:t>
       </w:r>
     </w:p>
@@ -8339,652 +9313,142 @@
           <w:color w:val="1F2D3D"/>
           <w:sz w:val="18"/>
         </w:rPr>
-        <w:t xml:space="preserve">  try {</w:t>
-      </w:r>
-    </w:p>
-    <w:p>
-      <w:pPr>
-        <w:spacing w:before="0" w:after="0"/>
-        <w:ind w:left="283"/>
-        <w:shd w:val="clear" w:color="auto" w:fill="F3F4F6"/>
-      </w:pPr>
-      <w:r>
-        <w:rPr>
-          <w:rFonts w:ascii="Courier New" w:hAnsi="Courier New"/>
-          <w:color w:val="1F2D3D"/>
-          <w:sz w:val="18"/>
-        </w:rPr>
-        <w:t xml:space="preserve">    // ── 1. Construction du profil mis à jour</w:t>
-      </w:r>
-    </w:p>
-    <w:p>
-      <w:pPr>
-        <w:spacing w:before="0" w:after="0"/>
-        <w:ind w:left="283"/>
-        <w:shd w:val="clear" w:color="auto" w:fill="F3F4F6"/>
-      </w:pPr>
-      <w:r>
-        <w:rPr>
-          <w:rFonts w:ascii="Courier New" w:hAnsi="Courier New"/>
-          <w:color w:val="1F2D3D"/>
-          <w:sz w:val="18"/>
-        </w:rPr>
-        <w:t xml:space="preserve">    final updated = _initial.copyWith(</w:t>
-      </w:r>
-    </w:p>
-    <w:p>
-      <w:pPr>
-        <w:spacing w:before="0" w:after="0"/>
-        <w:ind w:left="283"/>
-        <w:shd w:val="clear" w:color="auto" w:fill="F3F4F6"/>
-      </w:pPr>
-      <w:r>
-        <w:rPr>
-          <w:rFonts w:ascii="Courier New" w:hAnsi="Courier New"/>
-          <w:color w:val="1F2D3D"/>
-          <w:sz w:val="18"/>
-        </w:rPr>
-        <w:t xml:space="preserve">      firstName:   _firstName.text.trim(),</w:t>
-      </w:r>
-    </w:p>
-    <w:p>
-      <w:pPr>
-        <w:spacing w:before="0" w:after="0"/>
-        <w:ind w:left="283"/>
-        <w:shd w:val="clear" w:color="auto" w:fill="F3F4F6"/>
-      </w:pPr>
-      <w:r>
-        <w:rPr>
-          <w:rFonts w:ascii="Courier New" w:hAnsi="Courier New"/>
-          <w:color w:val="1F2D3D"/>
-          <w:sz w:val="18"/>
-        </w:rPr>
-        <w:t xml:space="preserve">      lastName:    _lastName.text.trim(),</w:t>
-      </w:r>
-    </w:p>
-    <w:p>
-      <w:pPr>
-        <w:spacing w:before="0" w:after="0"/>
-        <w:ind w:left="283"/>
-        <w:shd w:val="clear" w:color="auto" w:fill="F3F4F6"/>
-      </w:pPr>
-      <w:r>
-        <w:rPr>
-          <w:rFonts w:ascii="Courier New" w:hAnsi="Courier New"/>
-          <w:color w:val="1F2D3D"/>
-          <w:sz w:val="18"/>
-        </w:rPr>
-        <w:t xml:space="preserve">      phone:       _phone.text.trim(),</w:t>
-      </w:r>
-    </w:p>
-    <w:p>
-      <w:pPr>
-        <w:spacing w:before="0" w:after="0"/>
-        <w:ind w:left="283"/>
-        <w:shd w:val="clear" w:color="auto" w:fill="F3F4F6"/>
-      </w:pPr>
-      <w:r>
-        <w:rPr>
-          <w:rFonts w:ascii="Courier New" w:hAnsi="Courier New"/>
-          <w:color w:val="1F2D3D"/>
-          <w:sz w:val="18"/>
-        </w:rPr>
-        <w:t xml:space="preserve">      address:     _address.text.trim(),</w:t>
-      </w:r>
-    </w:p>
-    <w:p>
-      <w:pPr>
-        <w:spacing w:before="0" w:after="0"/>
-        <w:ind w:left="283"/>
-        <w:shd w:val="clear" w:color="auto" w:fill="F3F4F6"/>
-      </w:pPr>
-      <w:r>
-        <w:rPr>
-          <w:rFonts w:ascii="Courier New" w:hAnsi="Courier New"/>
-          <w:color w:val="1F2D3D"/>
-          <w:sz w:val="18"/>
-        </w:rPr>
-        <w:t xml:space="preserve">      city:        _city,</w:t>
-      </w:r>
-    </w:p>
-    <w:p>
-      <w:pPr>
-        <w:spacing w:before="0" w:after="0"/>
-        <w:ind w:left="283"/>
-        <w:shd w:val="clear" w:color="auto" w:fill="F3F4F6"/>
-      </w:pPr>
-      <w:r>
-        <w:rPr>
-          <w:rFonts w:ascii="Courier New" w:hAnsi="Courier New"/>
-          <w:color w:val="1F2D3D"/>
-          <w:sz w:val="18"/>
-        </w:rPr>
-        <w:t xml:space="preserve">      country:     _country,</w:t>
-      </w:r>
-    </w:p>
-    <w:p>
-      <w:pPr>
-        <w:spacing w:before="0" w:after="0"/>
-        <w:ind w:left="283"/>
-        <w:shd w:val="clear" w:color="auto" w:fill="F3F4F6"/>
-      </w:pPr>
-      <w:r>
-        <w:rPr>
-          <w:rFonts w:ascii="Courier New" w:hAnsi="Courier New"/>
-          <w:color w:val="1F2D3D"/>
-          <w:sz w:val="18"/>
-        </w:rPr>
-        <w:t xml:space="preserve">      sector:      _sector,</w:t>
-      </w:r>
-    </w:p>
-    <w:p>
-      <w:pPr>
-        <w:spacing w:before="0" w:after="0"/>
-        <w:ind w:left="283"/>
-        <w:shd w:val="clear" w:color="auto" w:fill="F3F4F6"/>
-      </w:pPr>
-      <w:r>
-        <w:rPr>
-          <w:rFonts w:ascii="Courier New" w:hAnsi="Courier New"/>
-          <w:color w:val="1F2D3D"/>
-          <w:sz w:val="18"/>
-        </w:rPr>
-        <w:t xml:space="preserve">      gender:      _gender,</w:t>
-      </w:r>
-    </w:p>
-    <w:p>
-      <w:pPr>
-        <w:spacing w:before="0" w:after="0"/>
-        <w:ind w:left="283"/>
-        <w:shd w:val="clear" w:color="auto" w:fill="F3F4F6"/>
-      </w:pPr>
-      <w:r>
-        <w:rPr>
-          <w:rFonts w:ascii="Courier New" w:hAnsi="Courier New"/>
-          <w:color w:val="1F2D3D"/>
-          <w:sz w:val="18"/>
-        </w:rPr>
-        <w:t xml:space="preserve">      birthDate:   _birthDate,</w:t>
-      </w:r>
-    </w:p>
-    <w:p>
-      <w:pPr>
-        <w:spacing w:before="0" w:after="0"/>
-        <w:ind w:left="283"/>
-        <w:shd w:val="clear" w:color="auto" w:fill="F3F4F6"/>
-      </w:pPr>
-      <w:r>
-        <w:rPr>
-          <w:rFonts w:ascii="Courier New" w:hAnsi="Courier New"/>
-          <w:color w:val="1F2D3D"/>
-          <w:sz w:val="18"/>
-        </w:rPr>
-        <w:t xml:space="preserve">      bio:         _bio.text.trim(),</w:t>
-      </w:r>
-    </w:p>
-    <w:p>
-      <w:pPr>
-        <w:spacing w:before="0" w:after="0"/>
-        <w:ind w:left="283"/>
-        <w:shd w:val="clear" w:color="auto" w:fill="F3F4F6"/>
-      </w:pPr>
-      <w:r>
-        <w:rPr>
-          <w:rFonts w:ascii="Courier New" w:hAnsi="Courier New"/>
-          <w:color w:val="1F2D3D"/>
-          <w:sz w:val="18"/>
-        </w:rPr>
-        <w:t xml:space="preserve">      linkedin:    _linkedin.text.trim(),</w:t>
-      </w:r>
-    </w:p>
-    <w:p>
-      <w:pPr>
-        <w:spacing w:before="0" w:after="0"/>
-        <w:ind w:left="283"/>
-        <w:shd w:val="clear" w:color="auto" w:fill="F3F4F6"/>
-      </w:pPr>
-      <w:r>
-        <w:rPr>
-          <w:rFonts w:ascii="Courier New" w:hAnsi="Courier New"/>
-          <w:color w:val="1F2D3D"/>
-          <w:sz w:val="18"/>
-        </w:rPr>
-        <w:t xml:space="preserve">      interests:   _interests.toList()..sort(),</w:t>
-      </w:r>
-    </w:p>
-    <w:p>
-      <w:pPr>
-        <w:spacing w:before="0" w:after="0"/>
-        <w:ind w:left="283"/>
-        <w:shd w:val="clear" w:color="auto" w:fill="F3F4F6"/>
-      </w:pPr>
-      <w:r>
-        <w:rPr>
-          <w:rFonts w:ascii="Courier New" w:hAnsi="Courier New"/>
-          <w:color w:val="1F2D3D"/>
-          <w:sz w:val="18"/>
-        </w:rPr>
-        <w:t xml:space="preserve">      photoBase64: _photoBase64,</w:t>
-      </w:r>
-    </w:p>
-    <w:p>
-      <w:pPr>
-        <w:spacing w:before="0" w:after="0"/>
-        <w:ind w:left="283"/>
-        <w:shd w:val="clear" w:color="auto" w:fill="F3F4F6"/>
-      </w:pPr>
-      <w:r>
-        <w:rPr>
-          <w:rFonts w:ascii="Courier New" w:hAnsi="Courier New"/>
-          <w:color w:val="1F2D3D"/>
-          <w:sz w:val="18"/>
-        </w:rPr>
-        <w:t xml:space="preserve">    );</w:t>
-      </w:r>
-    </w:p>
-    <w:p>
-      <w:pPr>
-        <w:spacing w:before="0" w:after="0"/>
-        <w:ind w:left="283"/>
-        <w:shd w:val="clear" w:color="auto" w:fill="F3F4F6"/>
-      </w:pPr>
-      <w:r>
-        <w:rPr>
-          <w:rFonts w:ascii="Courier New" w:hAnsi="Courier New"/>
-          <w:color w:val="1F2D3D"/>
-          <w:sz w:val="18"/>
-        </w:rPr>
-        <w:t xml:space="preserve"> </w:t>
-      </w:r>
-    </w:p>
-    <w:p>
-      <w:pPr>
-        <w:spacing w:before="0" w:after="0"/>
-        <w:ind w:left="283"/>
-        <w:shd w:val="clear" w:color="auto" w:fill="F3F4F6"/>
-      </w:pPr>
-      <w:r>
-        <w:rPr>
-          <w:rFonts w:ascii="Courier New" w:hAnsi="Courier New"/>
-          <w:color w:val="1F2D3D"/>
-          <w:sz w:val="18"/>
-        </w:rPr>
-        <w:t xml:space="preserve">    // ── 2. Mise à jour LOCALE immédiate + cache + Firebase (via Controller)</w:t>
-      </w:r>
-    </w:p>
-    <w:p>
-      <w:pPr>
-        <w:spacing w:before="0" w:after="0"/>
-        <w:ind w:left="283"/>
-        <w:shd w:val="clear" w:color="auto" w:fill="F3F4F6"/>
-      </w:pPr>
-      <w:r>
-        <w:rPr>
-          <w:rFonts w:ascii="Courier New" w:hAnsi="Courier New"/>
-          <w:color w:val="1F2D3D"/>
-          <w:sz w:val="18"/>
-        </w:rPr>
-        <w:t xml:space="preserve">    // UserProfileController.update() fait les 3 en une seule ligne</w:t>
-      </w:r>
-    </w:p>
-    <w:p>
-      <w:pPr>
-        <w:spacing w:before="0" w:after="0"/>
-        <w:ind w:left="283"/>
-        <w:shd w:val="clear" w:color="auto" w:fill="F3F4F6"/>
-      </w:pPr>
-      <w:r>
-        <w:rPr>
-          <w:rFonts w:ascii="Courier New" w:hAnsi="Courier New"/>
-          <w:color w:val="1F2D3D"/>
-          <w:sz w:val="18"/>
-        </w:rPr>
-        <w:t xml:space="preserve">    UserProfileController.update(updated);</w:t>
-      </w:r>
-    </w:p>
-    <w:p>
-      <w:pPr>
-        <w:spacing w:before="0" w:after="0"/>
-        <w:ind w:left="283"/>
-        <w:shd w:val="clear" w:color="auto" w:fill="F3F4F6"/>
-      </w:pPr>
-      <w:r>
-        <w:rPr>
-          <w:rFonts w:ascii="Courier New" w:hAnsi="Courier New"/>
-          <w:color w:val="1F2D3D"/>
-          <w:sz w:val="18"/>
-        </w:rPr>
-        <w:t xml:space="preserve"> </w:t>
-      </w:r>
-    </w:p>
-    <w:p>
-      <w:pPr>
-        <w:spacing w:before="0" w:after="0"/>
-        <w:ind w:left="283"/>
-        <w:shd w:val="clear" w:color="auto" w:fill="F3F4F6"/>
-      </w:pPr>
-      <w:r>
-        <w:rPr>
-          <w:rFonts w:ascii="Courier New" w:hAnsi="Courier New"/>
-          <w:color w:val="1F2D3D"/>
-          <w:sz w:val="18"/>
-        </w:rPr>
-        <w:t xml:space="preserve">    // ── 3. Retour + confirmation SnackBar</w:t>
-      </w:r>
-    </w:p>
-    <w:p>
-      <w:pPr>
-        <w:spacing w:before="0" w:after="0"/>
-        <w:ind w:left="283"/>
-        <w:shd w:val="clear" w:color="auto" w:fill="F3F4F6"/>
-      </w:pPr>
-      <w:r>
-        <w:rPr>
-          <w:rFonts w:ascii="Courier New" w:hAnsi="Courier New"/>
-          <w:color w:val="1F2D3D"/>
-          <w:sz w:val="18"/>
-        </w:rPr>
-        <w:t xml:space="preserve">    if (!mounted) return;</w:t>
-      </w:r>
-    </w:p>
-    <w:p>
-      <w:pPr>
-        <w:spacing w:before="0" w:after="0"/>
-        <w:ind w:left="283"/>
-        <w:shd w:val="clear" w:color="auto" w:fill="F3F4F6"/>
-      </w:pPr>
-      <w:r>
-        <w:rPr>
-          <w:rFonts w:ascii="Courier New" w:hAnsi="Courier New"/>
-          <w:color w:val="1F2D3D"/>
-          <w:sz w:val="18"/>
-        </w:rPr>
-        <w:t xml:space="preserve">    Navigator.of(context).pop();</w:t>
-      </w:r>
-    </w:p>
-    <w:p>
-      <w:pPr>
-        <w:spacing w:before="0" w:after="0"/>
-        <w:ind w:left="283"/>
-        <w:shd w:val="clear" w:color="auto" w:fill="F3F4F6"/>
-      </w:pPr>
-      <w:r>
-        <w:rPr>
-          <w:rFonts w:ascii="Courier New" w:hAnsi="Courier New"/>
-          <w:color w:val="1F2D3D"/>
-          <w:sz w:val="18"/>
-        </w:rPr>
-        <w:t xml:space="preserve">    ScaffoldMessenger.of(context).showSnackBar(</w:t>
-      </w:r>
-    </w:p>
-    <w:p>
-      <w:pPr>
-        <w:spacing w:before="0" w:after="0"/>
-        <w:ind w:left="283"/>
-        <w:shd w:val="clear" w:color="auto" w:fill="F3F4F6"/>
-      </w:pPr>
-      <w:r>
-        <w:rPr>
-          <w:rFonts w:ascii="Courier New" w:hAnsi="Courier New"/>
-          <w:color w:val="1F2D3D"/>
-          <w:sz w:val="18"/>
-        </w:rPr>
-        <w:t xml:space="preserve">      const SnackBar(</w:t>
-      </w:r>
-    </w:p>
-    <w:p>
-      <w:pPr>
-        <w:spacing w:before="0" w:after="0"/>
-        <w:ind w:left="283"/>
-        <w:shd w:val="clear" w:color="auto" w:fill="F3F4F6"/>
-      </w:pPr>
-      <w:r>
-        <w:rPr>
-          <w:rFonts w:ascii="Courier New" w:hAnsi="Courier New"/>
-          <w:color w:val="1F2D3D"/>
-          <w:sz w:val="18"/>
-        </w:rPr>
-        <w:t xml:space="preserve">        content: Text('Profil mis à jour avec succès ✓'),</w:t>
-      </w:r>
-    </w:p>
-    <w:p>
-      <w:pPr>
-        <w:spacing w:before="0" w:after="0"/>
-        <w:ind w:left="283"/>
-        <w:shd w:val="clear" w:color="auto" w:fill="F3F4F6"/>
-      </w:pPr>
-      <w:r>
-        <w:rPr>
-          <w:rFonts w:ascii="Courier New" w:hAnsi="Courier New"/>
-          <w:color w:val="1F2D3D"/>
-          <w:sz w:val="18"/>
-        </w:rPr>
-        <w:t xml:space="preserve">        backgroundColor: AppColors.green,</w:t>
-      </w:r>
-    </w:p>
-    <w:p>
-      <w:pPr>
-        <w:spacing w:before="0" w:after="0"/>
-        <w:ind w:left="283"/>
-        <w:shd w:val="clear" w:color="auto" w:fill="F3F4F6"/>
-      </w:pPr>
-      <w:r>
-        <w:rPr>
-          <w:rFonts w:ascii="Courier New" w:hAnsi="Courier New"/>
-          <w:color w:val="1F2D3D"/>
-          <w:sz w:val="18"/>
-        </w:rPr>
-        <w:t xml:space="preserve">        behavior: SnackBarBehavior.floating,</w:t>
-      </w:r>
-    </w:p>
-    <w:p>
-      <w:pPr>
-        <w:spacing w:before="0" w:after="0"/>
-        <w:ind w:left="283"/>
-        <w:shd w:val="clear" w:color="auto" w:fill="F3F4F6"/>
-      </w:pPr>
-      <w:r>
-        <w:rPr>
-          <w:rFonts w:ascii="Courier New" w:hAnsi="Courier New"/>
-          <w:color w:val="1F2D3D"/>
-          <w:sz w:val="18"/>
-        </w:rPr>
-        <w:t xml:space="preserve">      ),</w:t>
-      </w:r>
-    </w:p>
-    <w:p>
-      <w:pPr>
-        <w:spacing w:before="0" w:after="0"/>
-        <w:ind w:left="283"/>
-        <w:shd w:val="clear" w:color="auto" w:fill="F3F4F6"/>
-      </w:pPr>
-      <w:r>
-        <w:rPr>
-          <w:rFonts w:ascii="Courier New" w:hAnsi="Courier New"/>
-          <w:color w:val="1F2D3D"/>
-          <w:sz w:val="18"/>
-        </w:rPr>
-        <w:t xml:space="preserve">    );</w:t>
-      </w:r>
-    </w:p>
-    <w:p>
-      <w:pPr>
-        <w:spacing w:before="0" w:after="0"/>
-        <w:ind w:left="283"/>
-        <w:shd w:val="clear" w:color="auto" w:fill="F3F4F6"/>
-      </w:pPr>
-      <w:r>
-        <w:rPr>
-          <w:rFonts w:ascii="Courier New" w:hAnsi="Courier New"/>
-          <w:color w:val="1F2D3D"/>
-          <w:sz w:val="18"/>
-        </w:rPr>
-        <w:t xml:space="preserve"> </w:t>
-      </w:r>
-    </w:p>
-    <w:p>
-      <w:pPr>
-        <w:spacing w:before="0" w:after="0"/>
-        <w:ind w:left="283"/>
-        <w:shd w:val="clear" w:color="auto" w:fill="F3F4F6"/>
-      </w:pPr>
-      <w:r>
-        <w:rPr>
-          <w:rFonts w:ascii="Courier New" w:hAnsi="Courier New"/>
-          <w:color w:val="1F2D3D"/>
-          <w:sz w:val="18"/>
-        </w:rPr>
-        <w:t xml:space="preserve">  } catch (e) {</w:t>
-      </w:r>
-    </w:p>
-    <w:p>
-      <w:pPr>
-        <w:spacing w:before="0" w:after="0"/>
-        <w:ind w:left="283"/>
-        <w:shd w:val="clear" w:color="auto" w:fill="F3F4F6"/>
-      </w:pPr>
-      <w:r>
-        <w:rPr>
-          <w:rFonts w:ascii="Courier New" w:hAnsi="Courier New"/>
-          <w:color w:val="1F2D3D"/>
-          <w:sz w:val="18"/>
-        </w:rPr>
-        <w:t xml:space="preserve">    ScaffoldMessenger.of(context).showSnackBar(</w:t>
-      </w:r>
-    </w:p>
-    <w:p>
-      <w:pPr>
-        <w:spacing w:before="0" w:after="0"/>
-        <w:ind w:left="283"/>
-        <w:shd w:val="clear" w:color="auto" w:fill="F3F4F6"/>
-      </w:pPr>
-      <w:r>
-        <w:rPr>
-          <w:rFonts w:ascii="Courier New" w:hAnsi="Courier New"/>
-          <w:color w:val="1F2D3D"/>
-          <w:sz w:val="18"/>
-        </w:rPr>
-        <w:t xml:space="preserve">      SnackBar(</w:t>
-      </w:r>
-    </w:p>
-    <w:p>
-      <w:pPr>
-        <w:spacing w:before="0" w:after="0"/>
-        <w:ind w:left="283"/>
-        <w:shd w:val="clear" w:color="auto" w:fill="F3F4F6"/>
-      </w:pPr>
-      <w:r>
-        <w:rPr>
-          <w:rFonts w:ascii="Courier New" w:hAnsi="Courier New"/>
-          <w:color w:val="1F2D3D"/>
-          <w:sz w:val="18"/>
-        </w:rPr>
-        <w:t xml:space="preserve">        content: Text('Erreur lors de la sauvegarde : ${e.toString()}'),</w:t>
-      </w:r>
-    </w:p>
-    <w:p>
-      <w:pPr>
-        <w:spacing w:before="0" w:after="0"/>
-        <w:ind w:left="283"/>
-        <w:shd w:val="clear" w:color="auto" w:fill="F3F4F6"/>
-      </w:pPr>
-      <w:r>
-        <w:rPr>
-          <w:rFonts w:ascii="Courier New" w:hAnsi="Courier New"/>
-          <w:color w:val="1F2D3D"/>
-          <w:sz w:val="18"/>
-        </w:rPr>
-        <w:t xml:space="preserve">        backgroundColor: AppColors.red,</w:t>
-      </w:r>
-    </w:p>
-    <w:p>
-      <w:pPr>
-        <w:spacing w:before="0" w:after="0"/>
-        <w:ind w:left="283"/>
-        <w:shd w:val="clear" w:color="auto" w:fill="F3F4F6"/>
-      </w:pPr>
-      <w:r>
-        <w:rPr>
-          <w:rFonts w:ascii="Courier New" w:hAnsi="Courier New"/>
-          <w:color w:val="1F2D3D"/>
-          <w:sz w:val="18"/>
-        </w:rPr>
-        <w:t xml:space="preserve">        behavior: SnackBarBehavior.floating,</w:t>
-      </w:r>
-    </w:p>
-    <w:p>
-      <w:pPr>
-        <w:spacing w:before="0" w:after="0"/>
-        <w:ind w:left="283"/>
-        <w:shd w:val="clear" w:color="auto" w:fill="F3F4F6"/>
-      </w:pPr>
-      <w:r>
-        <w:rPr>
-          <w:rFonts w:ascii="Courier New" w:hAnsi="Courier New"/>
-          <w:color w:val="1F2D3D"/>
-          <w:sz w:val="18"/>
-        </w:rPr>
-        <w:t xml:space="preserve">      ),</w:t>
-      </w:r>
-    </w:p>
-    <w:p>
-      <w:pPr>
-        <w:spacing w:before="0" w:after="0"/>
-        <w:ind w:left="283"/>
-        <w:shd w:val="clear" w:color="auto" w:fill="F3F4F6"/>
-      </w:pPr>
-      <w:r>
-        <w:rPr>
-          <w:rFonts w:ascii="Courier New" w:hAnsi="Courier New"/>
-          <w:color w:val="1F2D3D"/>
-          <w:sz w:val="18"/>
-        </w:rPr>
-        <w:t xml:space="preserve">    );</w:t>
-      </w:r>
-    </w:p>
-    <w:p>
-      <w:pPr>
-        <w:spacing w:before="0" w:after="0"/>
-        <w:ind w:left="283"/>
-        <w:shd w:val="clear" w:color="auto" w:fill="F3F4F6"/>
-      </w:pPr>
-      <w:r>
-        <w:rPr>
-          <w:rFonts w:ascii="Courier New" w:hAnsi="Courier New"/>
-          <w:color w:val="1F2D3D"/>
-          <w:sz w:val="18"/>
-        </w:rPr>
-        <w:t xml:space="preserve">  } finally {</w:t>
-      </w:r>
-    </w:p>
-    <w:p>
-      <w:pPr>
-        <w:spacing w:before="0" w:after="0"/>
-        <w:ind w:left="283"/>
-        <w:shd w:val="clear" w:color="auto" w:fill="F3F4F6"/>
-      </w:pPr>
-      <w:r>
-        <w:rPr>
-          <w:rFonts w:ascii="Courier New" w:hAnsi="Courier New"/>
-          <w:color w:val="1F2D3D"/>
-          <w:sz w:val="18"/>
-        </w:rPr>
-        <w:t xml:space="preserve">    if (mounted) setState(() =&gt; _loading = false);</w:t>
-      </w:r>
-    </w:p>
-    <w:p>
-      <w:pPr>
-        <w:spacing w:before="0" w:after="0"/>
-        <w:ind w:left="283"/>
-        <w:shd w:val="clear" w:color="auto" w:fill="F3F4F6"/>
-      </w:pPr>
-      <w:r>
-        <w:rPr>
-          <w:rFonts w:ascii="Courier New" w:hAnsi="Courier New"/>
-          <w:color w:val="1F2D3D"/>
-          <w:sz w:val="18"/>
-        </w:rPr>
-        <w:t xml:space="preserve">  }</w:t>
+        <w:t xml:space="preserve">  // Retour avec confirmation</w:t>
+      </w:r>
+    </w:p>
+    <w:p>
+      <w:pPr>
+        <w:spacing w:before="0" w:after="0"/>
+        <w:ind w:left="283"/>
+        <w:shd w:val="clear" w:color="auto" w:fill="F3F4F6"/>
+      </w:pPr>
+      <w:r>
+        <w:rPr>
+          <w:rFonts w:ascii="Courier New" w:hAnsi="Courier New"/>
+          <w:color w:val="1F2D3D"/>
+          <w:sz w:val="18"/>
+        </w:rPr>
+        <w:t xml:space="preserve">  if (!mounted) return;</w:t>
+      </w:r>
+    </w:p>
+    <w:p>
+      <w:pPr>
+        <w:spacing w:before="0" w:after="0"/>
+        <w:ind w:left="283"/>
+        <w:shd w:val="clear" w:color="auto" w:fill="F3F4F6"/>
+      </w:pPr>
+      <w:r>
+        <w:rPr>
+          <w:rFonts w:ascii="Courier New" w:hAnsi="Courier New"/>
+          <w:color w:val="1F2D3D"/>
+          <w:sz w:val="18"/>
+        </w:rPr>
+        <w:t xml:space="preserve">  Navigator.of(context).pop();</w:t>
+      </w:r>
+    </w:p>
+    <w:p>
+      <w:pPr>
+        <w:spacing w:before="0" w:after="0"/>
+        <w:ind w:left="283"/>
+        <w:shd w:val="clear" w:color="auto" w:fill="F3F4F6"/>
+      </w:pPr>
+      <w:r>
+        <w:rPr>
+          <w:rFonts w:ascii="Courier New" w:hAnsi="Courier New"/>
+          <w:color w:val="1F2D3D"/>
+          <w:sz w:val="18"/>
+        </w:rPr>
+        <w:t xml:space="preserve">  ScaffoldMessenger.of(context).showSnackBar(</w:t>
+      </w:r>
+    </w:p>
+    <w:p>
+      <w:pPr>
+        <w:spacing w:before="0" w:after="0"/>
+        <w:ind w:left="283"/>
+        <w:shd w:val="clear" w:color="auto" w:fill="F3F4F6"/>
+      </w:pPr>
+      <w:r>
+        <w:rPr>
+          <w:rFonts w:ascii="Courier New" w:hAnsi="Courier New"/>
+          <w:color w:val="1F2D3D"/>
+          <w:sz w:val="18"/>
+        </w:rPr>
+        <w:t xml:space="preserve">    const SnackBar(</w:t>
+      </w:r>
+    </w:p>
+    <w:p>
+      <w:pPr>
+        <w:spacing w:before="0" w:after="0"/>
+        <w:ind w:left="283"/>
+        <w:shd w:val="clear" w:color="auto" w:fill="F3F4F6"/>
+      </w:pPr>
+      <w:r>
+        <w:rPr>
+          <w:rFonts w:ascii="Courier New" w:hAnsi="Courier New"/>
+          <w:color w:val="1F2D3D"/>
+          <w:sz w:val="18"/>
+        </w:rPr>
+        <w:t xml:space="preserve">      content: Text('✅ Profil mis à jour'),</w:t>
+      </w:r>
+    </w:p>
+    <w:p>
+      <w:pPr>
+        <w:spacing w:before="0" w:after="0"/>
+        <w:ind w:left="283"/>
+        <w:shd w:val="clear" w:color="auto" w:fill="F3F4F6"/>
+      </w:pPr>
+      <w:r>
+        <w:rPr>
+          <w:rFonts w:ascii="Courier New" w:hAnsi="Courier New"/>
+          <w:color w:val="1F2D3D"/>
+          <w:sz w:val="18"/>
+        </w:rPr>
+        <w:t xml:space="preserve">      backgroundColor: AppColors.green,</w:t>
+      </w:r>
+    </w:p>
+    <w:p>
+      <w:pPr>
+        <w:spacing w:before="0" w:after="0"/>
+        <w:ind w:left="283"/>
+        <w:shd w:val="clear" w:color="auto" w:fill="F3F4F6"/>
+      </w:pPr>
+      <w:r>
+        <w:rPr>
+          <w:rFonts w:ascii="Courier New" w:hAnsi="Courier New"/>
+          <w:color w:val="1F2D3D"/>
+          <w:sz w:val="18"/>
+        </w:rPr>
+        <w:t xml:space="preserve">      behavior: SnackBarBehavior.floating,</w:t>
+      </w:r>
+    </w:p>
+    <w:p>
+      <w:pPr>
+        <w:spacing w:before="0" w:after="0"/>
+        <w:ind w:left="283"/>
+        <w:shd w:val="clear" w:color="auto" w:fill="F3F4F6"/>
+      </w:pPr>
+      <w:r>
+        <w:rPr>
+          <w:rFonts w:ascii="Courier New" w:hAnsi="Courier New"/>
+          <w:color w:val="1F2D3D"/>
+          <w:sz w:val="18"/>
+        </w:rPr>
+        <w:t xml:space="preserve">    ),</w:t>
+      </w:r>
+    </w:p>
+    <w:p>
+      <w:pPr>
+        <w:spacing w:before="0" w:after="0"/>
+        <w:ind w:left="283"/>
+        <w:shd w:val="clear" w:color="auto" w:fill="F3F4F6"/>
+      </w:pPr>
+      <w:r>
+        <w:rPr>
+          <w:rFonts w:ascii="Courier New" w:hAnsi="Courier New"/>
+          <w:color w:val="1F2D3D"/>
+          <w:sz w:val="18"/>
+        </w:rPr>
+        <w:t xml:space="preserve">  );</w:t>
       </w:r>
     </w:p>
     <w:p>
@@ -9210,7 +9674,7 @@
           <w:rFonts w:ascii="Calibri" w:hAnsi="Calibri"/>
           <w:sz w:val="22"/>
         </w:rPr>
-        <w:t xml:space="preserve">Les projets sont créés depuis </w:t>
+        <w:t xml:space="preserve">La gestion de projet est entièrement pilotée par </w:t>
       </w:r>
       <w:r>
         <w:rPr>
@@ -9225,7 +9689,7 @@
           <w:rFonts w:ascii="Calibri" w:hAnsi="Calibri"/>
           <w:sz w:val="22"/>
         </w:rPr>
-        <w:t xml:space="preserve"> (dépôt de pitch). Le </w:t>
+        <w:t xml:space="preserve">. Le modèle </w:t>
       </w:r>
       <w:r>
         <w:rPr>
@@ -9233,224 +9697,519 @@
           <w:color w:val="DC2626"/>
           <w:sz w:val="20"/>
         </w:rPr>
-        <w:t>UserProfileController</w:t>
+        <w:t>Project</w:t>
       </w:r>
       <w:r>
         <w:rPr>
           <w:rFonts w:ascii="Calibri" w:hAnsi="Calibri"/>
           <w:sz w:val="22"/>
         </w:rPr>
-        <w:t xml:space="preserve"> expose des méthodes dédiées pour les opérations CRUD sur les projets :</w:t>
-      </w:r>
-    </w:p>
-    <w:p>
-      <w:pPr>
-        <w:spacing w:before="0" w:after="0"/>
-        <w:ind w:left="283"/>
-        <w:shd w:val="clear" w:color="auto" w:fill="F3F4F6"/>
-      </w:pPr>
-      <w:r>
-        <w:rPr>
-          <w:rFonts w:ascii="Courier New" w:hAnsi="Courier New"/>
-          <w:color w:val="1F2D3D"/>
-          <w:sz w:val="18"/>
-        </w:rPr>
-        <w:t>// ── CREATE : Ajouter un projet (depuis page_pitch.dart)</w:t>
-      </w:r>
-    </w:p>
-    <w:p>
-      <w:pPr>
-        <w:spacing w:before="0" w:after="0"/>
-        <w:ind w:left="283"/>
-        <w:shd w:val="clear" w:color="auto" w:fill="F3F4F6"/>
-      </w:pPr>
-      <w:r>
-        <w:rPr>
-          <w:rFonts w:ascii="Courier New" w:hAnsi="Courier New"/>
-          <w:color w:val="1F2D3D"/>
-          <w:sz w:val="18"/>
-        </w:rPr>
-        <w:t>final project = Project(</w:t>
-      </w:r>
-    </w:p>
-    <w:p>
-      <w:pPr>
-        <w:spacing w:before="0" w:after="0"/>
-        <w:ind w:left="283"/>
-        <w:shd w:val="clear" w:color="auto" w:fill="F3F4F6"/>
-      </w:pPr>
-      <w:r>
-        <w:rPr>
-          <w:rFonts w:ascii="Courier New" w:hAnsi="Courier New"/>
-          <w:color w:val="1F2D3D"/>
-          <w:sz w:val="18"/>
-        </w:rPr>
-        <w:t xml:space="preserve">  id: DateTime.now().millisecondsSinceEpoch.toString(),</w:t>
-      </w:r>
-    </w:p>
-    <w:p>
-      <w:pPr>
-        <w:spacing w:before="0" w:after="0"/>
-        <w:ind w:left="283"/>
-        <w:shd w:val="clear" w:color="auto" w:fill="F3F4F6"/>
-      </w:pPr>
-      <w:r>
-        <w:rPr>
-          <w:rFonts w:ascii="Courier New" w:hAnsi="Courier New"/>
-          <w:color w:val="1F2D3D"/>
-          <w:sz w:val="18"/>
-        </w:rPr>
-        <w:t xml:space="preserve">  name: _title.text.trim(),</w:t>
-      </w:r>
-    </w:p>
-    <w:p>
-      <w:pPr>
-        <w:spacing w:before="0" w:after="0"/>
-        <w:ind w:left="283"/>
-        <w:shd w:val="clear" w:color="auto" w:fill="F3F4F6"/>
-      </w:pPr>
-      <w:r>
-        <w:rPr>
-          <w:rFonts w:ascii="Courier New" w:hAnsi="Courier New"/>
-          <w:color w:val="1F2D3D"/>
-          <w:sz w:val="18"/>
-        </w:rPr>
-        <w:t xml:space="preserve">  description: _description.text.trim(),</w:t>
-      </w:r>
-    </w:p>
-    <w:p>
-      <w:pPr>
-        <w:spacing w:before="0" w:after="0"/>
-        <w:ind w:left="283"/>
-        <w:shd w:val="clear" w:color="auto" w:fill="F3F4F6"/>
-      </w:pPr>
-      <w:r>
-        <w:rPr>
-          <w:rFonts w:ascii="Courier New" w:hAnsi="Courier New"/>
-          <w:color w:val="1F2D3D"/>
-          <w:sz w:val="18"/>
-        </w:rPr>
-        <w:t xml:space="preserve">  sector: _sector,</w:t>
-      </w:r>
-    </w:p>
-    <w:p>
-      <w:pPr>
-        <w:spacing w:before="0" w:after="0"/>
-        <w:ind w:left="283"/>
-        <w:shd w:val="clear" w:color="auto" w:fill="F3F4F6"/>
-      </w:pPr>
-      <w:r>
-        <w:rPr>
-          <w:rFonts w:ascii="Courier New" w:hAnsi="Courier New"/>
-          <w:color w:val="1F2D3D"/>
-          <w:sz w:val="18"/>
-        </w:rPr>
-        <w:t xml:space="preserve">  step: 1,</w:t>
-      </w:r>
-    </w:p>
-    <w:p>
-      <w:pPr>
-        <w:spacing w:before="0" w:after="0"/>
-        <w:ind w:left="283"/>
-        <w:shd w:val="clear" w:color="auto" w:fill="F3F4F6"/>
-      </w:pPr>
-      <w:r>
-        <w:rPr>
-          <w:rFonts w:ascii="Courier New" w:hAnsi="Courier New"/>
-          <w:color w:val="1F2D3D"/>
-          <w:sz w:val="18"/>
-        </w:rPr>
-        <w:t xml:space="preserve">  totalSteps: 3,</w:t>
-      </w:r>
-    </w:p>
-    <w:p>
-      <w:pPr>
-        <w:spacing w:before="0" w:after="0"/>
-        <w:ind w:left="283"/>
-        <w:shd w:val="clear" w:color="auto" w:fill="F3F4F6"/>
-      </w:pPr>
-      <w:r>
-        <w:rPr>
-          <w:rFonts w:ascii="Courier New" w:hAnsi="Courier New"/>
-          <w:color w:val="1F2D3D"/>
-          <w:sz w:val="18"/>
-        </w:rPr>
-        <w:t>);</w:t>
-      </w:r>
-    </w:p>
-    <w:p>
-      <w:pPr>
-        <w:spacing w:before="0" w:after="0"/>
-        <w:ind w:left="283"/>
-        <w:shd w:val="clear" w:color="auto" w:fill="F3F4F6"/>
-      </w:pPr>
-      <w:r>
-        <w:rPr>
-          <w:rFonts w:ascii="Courier New" w:hAnsi="Courier New"/>
-          <w:color w:val="1F2D3D"/>
-          <w:sz w:val="18"/>
-        </w:rPr>
-        <w:t>// addProject() vérifie canStartNewProject avant d'ajouter</w:t>
-      </w:r>
-    </w:p>
-    <w:p>
-      <w:pPr>
-        <w:spacing w:before="0" w:after="0"/>
-        <w:ind w:left="283"/>
-        <w:shd w:val="clear" w:color="auto" w:fill="F3F4F6"/>
-      </w:pPr>
-      <w:r>
-        <w:rPr>
-          <w:rFonts w:ascii="Courier New" w:hAnsi="Courier New"/>
-          <w:color w:val="1F2D3D"/>
-          <w:sz w:val="18"/>
-        </w:rPr>
-        <w:t>final added = UserProfileController.addProject(project);</w:t>
-      </w:r>
-    </w:p>
-    <w:p>
-      <w:pPr>
-        <w:spacing w:before="0" w:after="0"/>
-        <w:ind w:left="283"/>
-        <w:shd w:val="clear" w:color="auto" w:fill="F3F4F6"/>
-      </w:pPr>
-      <w:r>
-        <w:rPr>
-          <w:rFonts w:ascii="Courier New" w:hAnsi="Courier New"/>
-          <w:color w:val="1F2D3D"/>
-          <w:sz w:val="18"/>
-        </w:rPr>
-        <w:t>if (!added) {</w:t>
-      </w:r>
-    </w:p>
-    <w:p>
-      <w:pPr>
-        <w:spacing w:before="0" w:after="0"/>
-        <w:ind w:left="283"/>
-        <w:shd w:val="clear" w:color="auto" w:fill="F3F4F6"/>
-      </w:pPr>
-      <w:r>
-        <w:rPr>
-          <w:rFonts w:ascii="Courier New" w:hAnsi="Courier New"/>
-          <w:color w:val="1F2D3D"/>
-          <w:sz w:val="18"/>
-        </w:rPr>
-        <w:t xml:space="preserve">  ScaffoldMessenger.of(context).showSnackBar(</w:t>
-      </w:r>
-    </w:p>
-    <w:p>
-      <w:pPr>
-        <w:spacing w:before="0" w:after="0"/>
-        <w:ind w:left="283"/>
-        <w:shd w:val="clear" w:color="auto" w:fill="F3F4F6"/>
-      </w:pPr>
-      <w:r>
-        <w:rPr>
-          <w:rFonts w:ascii="Courier New" w:hAnsi="Courier New"/>
-          <w:color w:val="1F2D3D"/>
-          <w:sz w:val="18"/>
-        </w:rPr>
-        <w:t xml:space="preserve">    const SnackBar(content: Text('Terminez votre projet actuel avant d\'en créer un nouveau.')),</w:t>
+        <w:t xml:space="preserve"> a été enrichi pour stocker non seulement la progression par étape, mais aussi toutes les données collectées au fil du stepper (montant, documents Cloudinary, statut de publication). Cela permet de reprendre un projet là où on s'était arrêté, avec tous les champs pré-remplis.</w:t>
+      </w:r>
+    </w:p>
+    <w:p>
+      <w:r>
+        <w:rPr>
+          <w:rFonts w:ascii="Calibri" w:hAnsi="Calibri"/>
+          <w:b/>
+          <w:sz w:val="22"/>
+        </w:rPr>
+        <w:t>Modèle `Project` enrichi (`profil_utilisateur.dart`) :</w:t>
+      </w:r>
+    </w:p>
+    <w:p>
+      <w:pPr>
+        <w:spacing w:before="0" w:after="0"/>
+        <w:ind w:left="283"/>
+        <w:shd w:val="clear" w:color="auto" w:fill="F3F4F6"/>
+      </w:pPr>
+      <w:r>
+        <w:rPr>
+          <w:rFonts w:ascii="Courier New" w:hAnsi="Courier New"/>
+          <w:color w:val="1F2D3D"/>
+          <w:sz w:val="18"/>
+        </w:rPr>
+        <w:t>@immutable</w:t>
+      </w:r>
+    </w:p>
+    <w:p>
+      <w:pPr>
+        <w:spacing w:before="0" w:after="0"/>
+        <w:ind w:left="283"/>
+        <w:shd w:val="clear" w:color="auto" w:fill="F3F4F6"/>
+      </w:pPr>
+      <w:r>
+        <w:rPr>
+          <w:rFonts w:ascii="Courier New" w:hAnsi="Courier New"/>
+          <w:color w:val="1F2D3D"/>
+          <w:sz w:val="18"/>
+        </w:rPr>
+        <w:t>class Project {</w:t>
+      </w:r>
+    </w:p>
+    <w:p>
+      <w:pPr>
+        <w:spacing w:before="0" w:after="0"/>
+        <w:ind w:left="283"/>
+        <w:shd w:val="clear" w:color="auto" w:fill="F3F4F6"/>
+      </w:pPr>
+      <w:r>
+        <w:rPr>
+          <w:rFonts w:ascii="Courier New" w:hAnsi="Courier New"/>
+          <w:color w:val="1F2D3D"/>
+          <w:sz w:val="18"/>
+        </w:rPr>
+        <w:t xml:space="preserve">  final String id;</w:t>
+      </w:r>
+    </w:p>
+    <w:p>
+      <w:pPr>
+        <w:spacing w:before="0" w:after="0"/>
+        <w:ind w:left="283"/>
+        <w:shd w:val="clear" w:color="auto" w:fill="F3F4F6"/>
+      </w:pPr>
+      <w:r>
+        <w:rPr>
+          <w:rFonts w:ascii="Courier New" w:hAnsi="Courier New"/>
+          <w:color w:val="1F2D3D"/>
+          <w:sz w:val="18"/>
+        </w:rPr>
+        <w:t xml:space="preserve">  final String name;</w:t>
+      </w:r>
+    </w:p>
+    <w:p>
+      <w:pPr>
+        <w:spacing w:before="0" w:after="0"/>
+        <w:ind w:left="283"/>
+        <w:shd w:val="clear" w:color="auto" w:fill="F3F4F6"/>
+      </w:pPr>
+      <w:r>
+        <w:rPr>
+          <w:rFonts w:ascii="Courier New" w:hAnsi="Courier New"/>
+          <w:color w:val="1F2D3D"/>
+          <w:sz w:val="18"/>
+        </w:rPr>
+        <w:t xml:space="preserve">  final String description;</w:t>
+      </w:r>
+    </w:p>
+    <w:p>
+      <w:pPr>
+        <w:spacing w:before="0" w:after="0"/>
+        <w:ind w:left="283"/>
+        <w:shd w:val="clear" w:color="auto" w:fill="F3F4F6"/>
+      </w:pPr>
+      <w:r>
+        <w:rPr>
+          <w:rFonts w:ascii="Courier New" w:hAnsi="Courier New"/>
+          <w:color w:val="1F2D3D"/>
+          <w:sz w:val="18"/>
+        </w:rPr>
+        <w:t xml:space="preserve">  final String sector;</w:t>
+      </w:r>
+    </w:p>
+    <w:p>
+      <w:pPr>
+        <w:spacing w:before="0" w:after="0"/>
+        <w:ind w:left="283"/>
+        <w:shd w:val="clear" w:color="auto" w:fill="F3F4F6"/>
+      </w:pPr>
+      <w:r>
+        <w:rPr>
+          <w:rFonts w:ascii="Courier New" w:hAnsi="Courier New"/>
+          <w:color w:val="1F2D3D"/>
+          <w:sz w:val="18"/>
+        </w:rPr>
+        <w:t xml:space="preserve">  final int step;          // étape actuelle (1–5)</w:t>
+      </w:r>
+    </w:p>
+    <w:p>
+      <w:pPr>
+        <w:spacing w:before="0" w:after="0"/>
+        <w:ind w:left="283"/>
+        <w:shd w:val="clear" w:color="auto" w:fill="F3F4F6"/>
+      </w:pPr>
+      <w:r>
+        <w:rPr>
+          <w:rFonts w:ascii="Courier New" w:hAnsi="Courier New"/>
+          <w:color w:val="1F2D3D"/>
+          <w:sz w:val="18"/>
+        </w:rPr>
+        <w:t xml:space="preserve">  final int totalSteps;    // toujours 5</w:t>
+      </w:r>
+    </w:p>
+    <w:p>
+      <w:pPr>
+        <w:spacing w:before="0" w:after="0"/>
+        <w:ind w:left="283"/>
+        <w:shd w:val="clear" w:color="auto" w:fill="F3F4F6"/>
+      </w:pPr>
+      <w:r>
+        <w:rPr>
+          <w:rFonts w:ascii="Courier New" w:hAnsi="Courier New"/>
+          <w:color w:val="1F2D3D"/>
+          <w:sz w:val="18"/>
+        </w:rPr>
+        <w:t xml:space="preserve">  final String? amount;          // montant financement FCFA (étape 3)</w:t>
+      </w:r>
+    </w:p>
+    <w:p>
+      <w:pPr>
+        <w:spacing w:before="0" w:after="0"/>
+        <w:ind w:left="283"/>
+        <w:shd w:val="clear" w:color="auto" w:fill="F3F4F6"/>
+      </w:pPr>
+      <w:r>
+        <w:rPr>
+          <w:rFonts w:ascii="Courier New" w:hAnsi="Courier New"/>
+          <w:color w:val="1F2D3D"/>
+          <w:sz w:val="18"/>
+        </w:rPr>
+        <w:t xml:space="preserve">  final String? businessPlanUrl; // URL Cloudinary PDF (étape 4)</w:t>
+      </w:r>
+    </w:p>
+    <w:p>
+      <w:pPr>
+        <w:spacing w:before="0" w:after="0"/>
+        <w:ind w:left="283"/>
+        <w:shd w:val="clear" w:color="auto" w:fill="F3F4F6"/>
+      </w:pPr>
+      <w:r>
+        <w:rPr>
+          <w:rFonts w:ascii="Courier New" w:hAnsi="Courier New"/>
+          <w:color w:val="1F2D3D"/>
+          <w:sz w:val="18"/>
+        </w:rPr>
+        <w:t xml:space="preserve">  final String? videoUrl;        // URL Cloudinary vidéo (étape 4)</w:t>
+      </w:r>
+    </w:p>
+    <w:p>
+      <w:pPr>
+        <w:spacing w:before="0" w:after="0"/>
+        <w:ind w:left="283"/>
+        <w:shd w:val="clear" w:color="auto" w:fill="F3F4F6"/>
+      </w:pPr>
+      <w:r>
+        <w:rPr>
+          <w:rFonts w:ascii="Courier New" w:hAnsi="Courier New"/>
+          <w:color w:val="1F2D3D"/>
+          <w:sz w:val="18"/>
+        </w:rPr>
+        <w:t xml:space="preserve">  final String? deckUrl;         // URL Cloudinary deck (étape 4, optionnel)</w:t>
+      </w:r>
+    </w:p>
+    <w:p>
+      <w:pPr>
+        <w:spacing w:before="0" w:after="0"/>
+        <w:ind w:left="283"/>
+        <w:shd w:val="clear" w:color="auto" w:fill="F3F4F6"/>
+      </w:pPr>
+      <w:r>
+        <w:rPr>
+          <w:rFonts w:ascii="Courier New" w:hAnsi="Courier New"/>
+          <w:color w:val="1F2D3D"/>
+          <w:sz w:val="18"/>
+        </w:rPr>
+        <w:t xml:space="preserve">  final bool published;          // true après publication Firebase pitches/</w:t>
+      </w:r>
+    </w:p>
+    <w:p>
+      <w:pPr>
+        <w:spacing w:before="0" w:after="0"/>
+        <w:ind w:left="283"/>
+        <w:shd w:val="clear" w:color="auto" w:fill="F3F4F6"/>
+      </w:pPr>
+      <w:r>
+        <w:rPr>
+          <w:rFonts w:ascii="Courier New" w:hAnsi="Courier New"/>
+          <w:color w:val="1F2D3D"/>
+          <w:sz w:val="18"/>
+        </w:rPr>
+        <w:t xml:space="preserve"> </w:t>
+      </w:r>
+    </w:p>
+    <w:p>
+      <w:pPr>
+        <w:spacing w:before="0" w:after="0"/>
+        <w:ind w:left="283"/>
+        <w:shd w:val="clear" w:color="auto" w:fill="F3F4F6"/>
+      </w:pPr>
+      <w:r>
+        <w:rPr>
+          <w:rFonts w:ascii="Courier New" w:hAnsi="Courier New"/>
+          <w:color w:val="1F2D3D"/>
+          <w:sz w:val="18"/>
+        </w:rPr>
+        <w:t xml:space="preserve">  bool get isCompleted =&gt; step &gt;= totalSteps;</w:t>
+      </w:r>
+    </w:p>
+    <w:p>
+      <w:pPr>
+        <w:spacing w:before="0" w:after="0"/>
+        <w:ind w:left="283"/>
+        <w:shd w:val="clear" w:color="auto" w:fill="F3F4F6"/>
+      </w:pPr>
+      <w:r>
+        <w:rPr>
+          <w:rFonts w:ascii="Courier New" w:hAnsi="Courier New"/>
+          <w:color w:val="1F2D3D"/>
+          <w:sz w:val="18"/>
+        </w:rPr>
+        <w:t xml:space="preserve">  double get progress  =&gt; step / totalSteps;</w:t>
+      </w:r>
+    </w:p>
+    <w:p>
+      <w:pPr>
+        <w:spacing w:before="0" w:after="0"/>
+        <w:ind w:left="283"/>
+        <w:shd w:val="clear" w:color="auto" w:fill="F3F4F6"/>
+      </w:pPr>
+      <w:r>
+        <w:rPr>
+          <w:rFonts w:ascii="Courier New" w:hAnsi="Courier New"/>
+          <w:color w:val="1F2D3D"/>
+          <w:sz w:val="18"/>
+        </w:rPr>
+        <w:t>}</w:t>
+      </w:r>
+    </w:p>
+    <w:p>
+      <w:pPr>
+        <w:spacing w:after="80"/>
+      </w:pPr>
+    </w:p>
+    <w:p>
+      <w:r>
+        <w:rPr>
+          <w:rFonts w:ascii="Calibri" w:hAnsi="Calibri"/>
+          <w:b/>
+          <w:sz w:val="22"/>
+        </w:rPr>
+        <w:t>Sauvegarde progressive à chaque étape (`page_pitch.dart`) :</w:t>
+      </w:r>
+    </w:p>
+    <w:p>
+      <w:pPr>
+        <w:spacing w:before="0" w:after="0"/>
+        <w:ind w:left="283"/>
+        <w:shd w:val="clear" w:color="auto" w:fill="F3F4F6"/>
+      </w:pPr>
+      <w:r>
+        <w:rPr>
+          <w:rFonts w:ascii="Courier New" w:hAnsi="Courier New"/>
+          <w:color w:val="1F2D3D"/>
+          <w:sz w:val="18"/>
+        </w:rPr>
+        <w:t>// Construit le projet depuis l'état courant du stepper</w:t>
+      </w:r>
+    </w:p>
+    <w:p>
+      <w:pPr>
+        <w:spacing w:before="0" w:after="0"/>
+        <w:ind w:left="283"/>
+        <w:shd w:val="clear" w:color="auto" w:fill="F3F4F6"/>
+      </w:pPr>
+      <w:r>
+        <w:rPr>
+          <w:rFonts w:ascii="Courier New" w:hAnsi="Courier New"/>
+          <w:color w:val="1F2D3D"/>
+          <w:sz w:val="18"/>
+        </w:rPr>
+        <w:t>Project _buildProject({bool published = false}) {</w:t>
+      </w:r>
+    </w:p>
+    <w:p>
+      <w:pPr>
+        <w:spacing w:before="0" w:after="0"/>
+        <w:ind w:left="283"/>
+        <w:shd w:val="clear" w:color="auto" w:fill="F3F4F6"/>
+      </w:pPr>
+      <w:r>
+        <w:rPr>
+          <w:rFonts w:ascii="Courier New" w:hAnsi="Courier New"/>
+          <w:color w:val="1F2D3D"/>
+          <w:sz w:val="18"/>
+        </w:rPr>
+        <w:t xml:space="preserve">  return Project(</w:t>
+      </w:r>
+    </w:p>
+    <w:p>
+      <w:pPr>
+        <w:spacing w:before="0" w:after="0"/>
+        <w:ind w:left="283"/>
+        <w:shd w:val="clear" w:color="auto" w:fill="F3F4F6"/>
+      </w:pPr>
+      <w:r>
+        <w:rPr>
+          <w:rFonts w:ascii="Courier New" w:hAnsi="Courier New"/>
+          <w:color w:val="1F2D3D"/>
+          <w:sz w:val="18"/>
+        </w:rPr>
+        <w:t xml:space="preserve">    id: _pitchId,</w:t>
+      </w:r>
+    </w:p>
+    <w:p>
+      <w:pPr>
+        <w:spacing w:before="0" w:after="0"/>
+        <w:ind w:left="283"/>
+        <w:shd w:val="clear" w:color="auto" w:fill="F3F4F6"/>
+      </w:pPr>
+      <w:r>
+        <w:rPr>
+          <w:rFonts w:ascii="Courier New" w:hAnsi="Courier New"/>
+          <w:color w:val="1F2D3D"/>
+          <w:sz w:val="18"/>
+        </w:rPr>
+        <w:t xml:space="preserve">    name: _title.text.trim(),</w:t>
+      </w:r>
+    </w:p>
+    <w:p>
+      <w:pPr>
+        <w:spacing w:before="0" w:after="0"/>
+        <w:ind w:left="283"/>
+        <w:shd w:val="clear" w:color="auto" w:fill="F3F4F6"/>
+      </w:pPr>
+      <w:r>
+        <w:rPr>
+          <w:rFonts w:ascii="Courier New" w:hAnsi="Courier New"/>
+          <w:color w:val="1F2D3D"/>
+          <w:sz w:val="18"/>
+        </w:rPr>
+        <w:t xml:space="preserve">    description: [_description.text.trim(), _detailDescription.text.trim()]</w:t>
+      </w:r>
+    </w:p>
+    <w:p>
+      <w:pPr>
+        <w:spacing w:before="0" w:after="0"/>
+        <w:ind w:left="283"/>
+        <w:shd w:val="clear" w:color="auto" w:fill="F3F4F6"/>
+      </w:pPr>
+      <w:r>
+        <w:rPr>
+          <w:rFonts w:ascii="Courier New" w:hAnsi="Courier New"/>
+          <w:color w:val="1F2D3D"/>
+          <w:sz w:val="18"/>
+        </w:rPr>
+        <w:t xml:space="preserve">        .where((s) =&gt; s.isNotEmpty).join('\n\n'),</w:t>
+      </w:r>
+    </w:p>
+    <w:p>
+      <w:pPr>
+        <w:spacing w:before="0" w:after="0"/>
+        <w:ind w:left="283"/>
+        <w:shd w:val="clear" w:color="auto" w:fill="F3F4F6"/>
+      </w:pPr>
+      <w:r>
+        <w:rPr>
+          <w:rFonts w:ascii="Courier New" w:hAnsi="Courier New"/>
+          <w:color w:val="1F2D3D"/>
+          <w:sz w:val="18"/>
+        </w:rPr>
+        <w:t xml:space="preserve">    sector: _sector ?? UserProfileController.profile.value.sector,</w:t>
+      </w:r>
+    </w:p>
+    <w:p>
+      <w:pPr>
+        <w:spacing w:before="0" w:after="0"/>
+        <w:ind w:left="283"/>
+        <w:shd w:val="clear" w:color="auto" w:fill="F3F4F6"/>
+      </w:pPr>
+      <w:r>
+        <w:rPr>
+          <w:rFonts w:ascii="Courier New" w:hAnsi="Courier New"/>
+          <w:color w:val="1F2D3D"/>
+          <w:sz w:val="18"/>
+        </w:rPr>
+        <w:t xml:space="preserve">    step: _step + 1,</w:t>
+      </w:r>
+    </w:p>
+    <w:p>
+      <w:pPr>
+        <w:spacing w:before="0" w:after="0"/>
+        <w:ind w:left="283"/>
+        <w:shd w:val="clear" w:color="auto" w:fill="F3F4F6"/>
+      </w:pPr>
+      <w:r>
+        <w:rPr>
+          <w:rFonts w:ascii="Courier New" w:hAnsi="Courier New"/>
+          <w:color w:val="1F2D3D"/>
+          <w:sz w:val="18"/>
+        </w:rPr>
+        <w:t xml:space="preserve">    totalSteps: 5,</w:t>
+      </w:r>
+    </w:p>
+    <w:p>
+      <w:pPr>
+        <w:spacing w:before="0" w:after="0"/>
+        <w:ind w:left="283"/>
+        <w:shd w:val="clear" w:color="auto" w:fill="F3F4F6"/>
+      </w:pPr>
+      <w:r>
+        <w:rPr>
+          <w:rFonts w:ascii="Courier New" w:hAnsi="Courier New"/>
+          <w:color w:val="1F2D3D"/>
+          <w:sz w:val="18"/>
+        </w:rPr>
+        <w:t xml:space="preserve">    amount: _amount.text.trim().isEmpty ? null : _amount.text.trim(),</w:t>
+      </w:r>
+    </w:p>
+    <w:p>
+      <w:pPr>
+        <w:spacing w:before="0" w:after="0"/>
+        <w:ind w:left="283"/>
+        <w:shd w:val="clear" w:color="auto" w:fill="F3F4F6"/>
+      </w:pPr>
+      <w:r>
+        <w:rPr>
+          <w:rFonts w:ascii="Courier New" w:hAnsi="Courier New"/>
+          <w:color w:val="1F2D3D"/>
+          <w:sz w:val="18"/>
+        </w:rPr>
+        <w:t xml:space="preserve">    businessPlanUrl: _businessPlanUrl,</w:t>
+      </w:r>
+    </w:p>
+    <w:p>
+      <w:pPr>
+        <w:spacing w:before="0" w:after="0"/>
+        <w:ind w:left="283"/>
+        <w:shd w:val="clear" w:color="auto" w:fill="F3F4F6"/>
+      </w:pPr>
+      <w:r>
+        <w:rPr>
+          <w:rFonts w:ascii="Courier New" w:hAnsi="Courier New"/>
+          <w:color w:val="1F2D3D"/>
+          <w:sz w:val="18"/>
+        </w:rPr>
+        <w:t xml:space="preserve">    videoUrl: _videoUrl,</w:t>
+      </w:r>
+    </w:p>
+    <w:p>
+      <w:pPr>
+        <w:spacing w:before="0" w:after="0"/>
+        <w:ind w:left="283"/>
+        <w:shd w:val="clear" w:color="auto" w:fill="F3F4F6"/>
+      </w:pPr>
+      <w:r>
+        <w:rPr>
+          <w:rFonts w:ascii="Courier New" w:hAnsi="Courier New"/>
+          <w:color w:val="1F2D3D"/>
+          <w:sz w:val="18"/>
+        </w:rPr>
+        <w:t xml:space="preserve">    deckUrl: _deckUrl,</w:t>
+      </w:r>
+    </w:p>
+    <w:p>
+      <w:pPr>
+        <w:spacing w:before="0" w:after="0"/>
+        <w:ind w:left="283"/>
+        <w:shd w:val="clear" w:color="auto" w:fill="F3F4F6"/>
+      </w:pPr>
+      <w:r>
+        <w:rPr>
+          <w:rFonts w:ascii="Courier New" w:hAnsi="Courier New"/>
+          <w:color w:val="1F2D3D"/>
+          <w:sz w:val="18"/>
+        </w:rPr>
+        <w:t xml:space="preserve">    published: published,</w:t>
       </w:r>
     </w:p>
     <w:p>
@@ -9480,21 +10239,6 @@
           <w:color w:val="1F2D3D"/>
           <w:sz w:val="18"/>
         </w:rPr>
-        <w:t xml:space="preserve">  return;</w:t>
-      </w:r>
-    </w:p>
-    <w:p>
-      <w:pPr>
-        <w:spacing w:before="0" w:after="0"/>
-        <w:ind w:left="283"/>
-        <w:shd w:val="clear" w:color="auto" w:fill="F3F4F6"/>
-      </w:pPr>
-      <w:r>
-        <w:rPr>
-          <w:rFonts w:ascii="Courier New" w:hAnsi="Courier New"/>
-          <w:color w:val="1F2D3D"/>
-          <w:sz w:val="18"/>
-        </w:rPr>
         <w:t>}</w:t>
       </w:r>
     </w:p>
@@ -9525,52 +10269,142 @@
           <w:color w:val="1F2D3D"/>
           <w:sz w:val="18"/>
         </w:rPr>
-        <w:t>// ── UPDATE : Avancement d'étape</w:t>
-      </w:r>
-    </w:p>
-    <w:p>
-      <w:pPr>
-        <w:spacing w:before="0" w:after="0"/>
-        <w:ind w:left="283"/>
-        <w:shd w:val="clear" w:color="auto" w:fill="F3F4F6"/>
-      </w:pPr>
-      <w:r>
-        <w:rPr>
-          <w:rFonts w:ascii="Courier New" w:hAnsi="Courier New"/>
-          <w:color w:val="1F2D3D"/>
-          <w:sz w:val="18"/>
-        </w:rPr>
-        <w:t>UserProfileController.updateProject(</w:t>
-      </w:r>
-    </w:p>
-    <w:p>
-      <w:pPr>
-        <w:spacing w:before="0" w:after="0"/>
-        <w:ind w:left="283"/>
-        <w:shd w:val="clear" w:color="auto" w:fill="F3F4F6"/>
-      </w:pPr>
-      <w:r>
-        <w:rPr>
-          <w:rFonts w:ascii="Courier New" w:hAnsi="Courier New"/>
-          <w:color w:val="1F2D3D"/>
-          <w:sz w:val="18"/>
-        </w:rPr>
-        <w:t xml:space="preserve">  project.copyWith(step: project.step + 1),</w:t>
-      </w:r>
-    </w:p>
-    <w:p>
-      <w:pPr>
-        <w:spacing w:before="0" w:after="0"/>
-        <w:ind w:left="283"/>
-        <w:shd w:val="clear" w:color="auto" w:fill="F3F4F6"/>
-      </w:pPr>
-      <w:r>
-        <w:rPr>
-          <w:rFonts w:ascii="Courier New" w:hAnsi="Courier New"/>
-          <w:color w:val="1F2D3D"/>
-          <w:sz w:val="18"/>
-        </w:rPr>
-        <w:t>);</w:t>
+        <w:t>// Appelé à chaque avancement d'étape (sauf la dernière)</w:t>
+      </w:r>
+    </w:p>
+    <w:p>
+      <w:pPr>
+        <w:spacing w:before="0" w:after="0"/>
+        <w:ind w:left="283"/>
+        <w:shd w:val="clear" w:color="auto" w:fill="F3F4F6"/>
+      </w:pPr>
+      <w:r>
+        <w:rPr>
+          <w:rFonts w:ascii="Courier New" w:hAnsi="Courier New"/>
+          <w:color w:val="1F2D3D"/>
+          <w:sz w:val="18"/>
+        </w:rPr>
+        <w:t>void _saveProgress() {</w:t>
+      </w:r>
+    </w:p>
+    <w:p>
+      <w:pPr>
+        <w:spacing w:before="0" w:after="0"/>
+        <w:ind w:left="283"/>
+        <w:shd w:val="clear" w:color="auto" w:fill="F3F4F6"/>
+      </w:pPr>
+      <w:r>
+        <w:rPr>
+          <w:rFonts w:ascii="Courier New" w:hAnsi="Courier New"/>
+          <w:color w:val="1F2D3D"/>
+          <w:sz w:val="18"/>
+        </w:rPr>
+        <w:t xml:space="preserve">  final project = _buildProject();</w:t>
+      </w:r>
+    </w:p>
+    <w:p>
+      <w:pPr>
+        <w:spacing w:before="0" w:after="0"/>
+        <w:ind w:left="283"/>
+        <w:shd w:val="clear" w:color="auto" w:fill="F3F4F6"/>
+      </w:pPr>
+      <w:r>
+        <w:rPr>
+          <w:rFonts w:ascii="Courier New" w:hAnsi="Courier New"/>
+          <w:color w:val="1F2D3D"/>
+          <w:sz w:val="18"/>
+        </w:rPr>
+        <w:t xml:space="preserve">  if (_isNew) {</w:t>
+      </w:r>
+    </w:p>
+    <w:p>
+      <w:pPr>
+        <w:spacing w:before="0" w:after="0"/>
+        <w:ind w:left="283"/>
+        <w:shd w:val="clear" w:color="auto" w:fill="F3F4F6"/>
+      </w:pPr>
+      <w:r>
+        <w:rPr>
+          <w:rFonts w:ascii="Courier New" w:hAnsi="Courier New"/>
+          <w:color w:val="1F2D3D"/>
+          <w:sz w:val="18"/>
+        </w:rPr>
+        <w:t xml:space="preserve">    final added = UserProfileController.addProject(project);</w:t>
+      </w:r>
+    </w:p>
+    <w:p>
+      <w:pPr>
+        <w:spacing w:before="0" w:after="0"/>
+        <w:ind w:left="283"/>
+        <w:shd w:val="clear" w:color="auto" w:fill="F3F4F6"/>
+      </w:pPr>
+      <w:r>
+        <w:rPr>
+          <w:rFonts w:ascii="Courier New" w:hAnsi="Courier New"/>
+          <w:color w:val="1F2D3D"/>
+          <w:sz w:val="18"/>
+        </w:rPr>
+        <w:t xml:space="preserve">    if (added) _isNew = false;</w:t>
+      </w:r>
+    </w:p>
+    <w:p>
+      <w:pPr>
+        <w:spacing w:before="0" w:after="0"/>
+        <w:ind w:left="283"/>
+        <w:shd w:val="clear" w:color="auto" w:fill="F3F4F6"/>
+      </w:pPr>
+      <w:r>
+        <w:rPr>
+          <w:rFonts w:ascii="Courier New" w:hAnsi="Courier New"/>
+          <w:color w:val="1F2D3D"/>
+          <w:sz w:val="18"/>
+        </w:rPr>
+        <w:t xml:space="preserve">  } else {</w:t>
+      </w:r>
+    </w:p>
+    <w:p>
+      <w:pPr>
+        <w:spacing w:before="0" w:after="0"/>
+        <w:ind w:left="283"/>
+        <w:shd w:val="clear" w:color="auto" w:fill="F3F4F6"/>
+      </w:pPr>
+      <w:r>
+        <w:rPr>
+          <w:rFonts w:ascii="Courier New" w:hAnsi="Courier New"/>
+          <w:color w:val="1F2D3D"/>
+          <w:sz w:val="18"/>
+        </w:rPr>
+        <w:t xml:space="preserve">    UserProfileController.updateProject(project);</w:t>
+      </w:r>
+    </w:p>
+    <w:p>
+      <w:pPr>
+        <w:spacing w:before="0" w:after="0"/>
+        <w:ind w:left="283"/>
+        <w:shd w:val="clear" w:color="auto" w:fill="F3F4F6"/>
+      </w:pPr>
+      <w:r>
+        <w:rPr>
+          <w:rFonts w:ascii="Courier New" w:hAnsi="Courier New"/>
+          <w:color w:val="1F2D3D"/>
+          <w:sz w:val="18"/>
+        </w:rPr>
+        <w:t xml:space="preserve">  }</w:t>
+      </w:r>
+    </w:p>
+    <w:p>
+      <w:pPr>
+        <w:spacing w:before="0" w:after="0"/>
+        <w:ind w:left="283"/>
+        <w:shd w:val="clear" w:color="auto" w:fill="F3F4F6"/>
+      </w:pPr>
+      <w:r>
+        <w:rPr>
+          <w:rFonts w:ascii="Courier New" w:hAnsi="Courier New"/>
+          <w:color w:val="1F2D3D"/>
+          <w:sz w:val="18"/>
+        </w:rPr>
+        <w:t>}</w:t>
       </w:r>
     </w:p>
     <w:p>
@@ -9600,97 +10434,882 @@
           <w:color w:val="1F2D3D"/>
           <w:sz w:val="18"/>
         </w:rPr>
-        <w:t>// ── UPDATE : Mode édition complet (depuis page_profil.dart → _ProjectTile)</w:t>
-      </w:r>
-    </w:p>
-    <w:p>
-      <w:pPr>
-        <w:spacing w:before="0" w:after="0"/>
-        <w:ind w:left="283"/>
-        <w:shd w:val="clear" w:color="auto" w:fill="F3F4F6"/>
-      </w:pPr>
-      <w:r>
-        <w:rPr>
-          <w:rFonts w:ascii="Courier New" w:hAnsi="Courier New"/>
-          <w:color w:val="1F2D3D"/>
-          <w:sz w:val="18"/>
-        </w:rPr>
-        <w:t>// Tap sur un projet → AddProjectPage(existingProject: project)</w:t>
-      </w:r>
-    </w:p>
-    <w:p>
-      <w:pPr>
-        <w:spacing w:before="0" w:after="0"/>
-        <w:ind w:left="283"/>
-        <w:shd w:val="clear" w:color="auto" w:fill="F3F4F6"/>
-      </w:pPr>
-      <w:r>
-        <w:rPr>
-          <w:rFonts w:ascii="Courier New" w:hAnsi="Courier New"/>
-          <w:color w:val="1F2D3D"/>
-          <w:sz w:val="18"/>
-        </w:rPr>
-        <w:t>// La page est réutilisée en mode édition — tous les champs pré-remplis.</w:t>
-      </w:r>
-    </w:p>
-    <w:p>
-      <w:pPr>
-        <w:spacing w:before="0" w:after="0"/>
-        <w:ind w:left="283"/>
-        <w:shd w:val="clear" w:color="auto" w:fill="F3F4F6"/>
-      </w:pPr>
-      <w:r>
-        <w:rPr>
-          <w:rFonts w:ascii="Courier New" w:hAnsi="Courier New"/>
-          <w:color w:val="1F2D3D"/>
-          <w:sz w:val="18"/>
-        </w:rPr>
-        <w:t>// À la sauvegarde : UserProfileController.updateProject(updatedProject)</w:t>
-      </w:r>
-    </w:p>
-    <w:p>
-      <w:pPr>
-        <w:spacing w:before="0" w:after="0"/>
-        <w:ind w:left="283"/>
-        <w:shd w:val="clear" w:color="auto" w:fill="F3F4F6"/>
-      </w:pPr>
-      <w:r>
-        <w:rPr>
-          <w:rFonts w:ascii="Courier New" w:hAnsi="Courier New"/>
-          <w:color w:val="1F2D3D"/>
-          <w:sz w:val="18"/>
-        </w:rPr>
-        <w:t>Navigator.push(context, MaterialPageRoute(</w:t>
-      </w:r>
-    </w:p>
-    <w:p>
-      <w:pPr>
-        <w:spacing w:before="0" w:after="0"/>
-        <w:ind w:left="283"/>
-        <w:shd w:val="clear" w:color="auto" w:fill="F3F4F6"/>
-      </w:pPr>
-      <w:r>
-        <w:rPr>
-          <w:rFonts w:ascii="Courier New" w:hAnsi="Courier New"/>
-          <w:color w:val="1F2D3D"/>
-          <w:sz w:val="18"/>
-        </w:rPr>
-        <w:t xml:space="preserve">  builder: (_) =&gt; AddProjectPage(existingProject: project),</w:t>
-      </w:r>
-    </w:p>
-    <w:p>
-      <w:pPr>
-        <w:spacing w:before="0" w:after="0"/>
-        <w:ind w:left="283"/>
-        <w:shd w:val="clear" w:color="auto" w:fill="F3F4F6"/>
-      </w:pPr>
-      <w:r>
-        <w:rPr>
-          <w:rFonts w:ascii="Courier New" w:hAnsi="Courier New"/>
-          <w:color w:val="1F2D3D"/>
-          <w:sz w:val="18"/>
-        </w:rPr>
-        <w:t>));</w:t>
+        <w:t>Future&lt;void&gt; _next() async {</w:t>
+      </w:r>
+    </w:p>
+    <w:p>
+      <w:pPr>
+        <w:spacing w:before="0" w:after="0"/>
+        <w:ind w:left="283"/>
+        <w:shd w:val="clear" w:color="auto" w:fill="F3F4F6"/>
+      </w:pPr>
+      <w:r>
+        <w:rPr>
+          <w:rFonts w:ascii="Courier New" w:hAnsi="Courier New"/>
+          <w:color w:val="1F2D3D"/>
+          <w:sz w:val="18"/>
+        </w:rPr>
+        <w:t xml:space="preserve">  if (!_currentStepValid) return;</w:t>
+      </w:r>
+    </w:p>
+    <w:p>
+      <w:pPr>
+        <w:spacing w:before="0" w:after="0"/>
+        <w:ind w:left="283"/>
+        <w:shd w:val="clear" w:color="auto" w:fill="F3F4F6"/>
+      </w:pPr>
+      <w:r>
+        <w:rPr>
+          <w:rFonts w:ascii="Courier New" w:hAnsi="Courier New"/>
+          <w:color w:val="1F2D3D"/>
+          <w:sz w:val="18"/>
+        </w:rPr>
+        <w:t xml:space="preserve">  if (_step &lt; _total - 1) {</w:t>
+      </w:r>
+    </w:p>
+    <w:p>
+      <w:pPr>
+        <w:spacing w:before="0" w:after="0"/>
+        <w:ind w:left="283"/>
+        <w:shd w:val="clear" w:color="auto" w:fill="F3F4F6"/>
+      </w:pPr>
+      <w:r>
+        <w:rPr>
+          <w:rFonts w:ascii="Courier New" w:hAnsi="Courier New"/>
+          <w:color w:val="1F2D3D"/>
+          <w:sz w:val="18"/>
+        </w:rPr>
+        <w:t xml:space="preserve">    _saveProgress(); // sauvegarde locale + Firebase à chaque avancement</w:t>
+      </w:r>
+    </w:p>
+    <w:p>
+      <w:pPr>
+        <w:spacing w:before="0" w:after="0"/>
+        <w:ind w:left="283"/>
+        <w:shd w:val="clear" w:color="auto" w:fill="F3F4F6"/>
+      </w:pPr>
+      <w:r>
+        <w:rPr>
+          <w:rFonts w:ascii="Courier New" w:hAnsi="Courier New"/>
+          <w:color w:val="1F2D3D"/>
+          <w:sz w:val="18"/>
+        </w:rPr>
+        <w:t xml:space="preserve">    setState(() =&gt; _step++);</w:t>
+      </w:r>
+    </w:p>
+    <w:p>
+      <w:pPr>
+        <w:spacing w:before="0" w:after="0"/>
+        <w:ind w:left="283"/>
+        <w:shd w:val="clear" w:color="auto" w:fill="F3F4F6"/>
+      </w:pPr>
+      <w:r>
+        <w:rPr>
+          <w:rFonts w:ascii="Courier New" w:hAnsi="Courier New"/>
+          <w:color w:val="1F2D3D"/>
+          <w:sz w:val="18"/>
+        </w:rPr>
+        <w:t xml:space="preserve">    return;</w:t>
+      </w:r>
+    </w:p>
+    <w:p>
+      <w:pPr>
+        <w:spacing w:before="0" w:after="0"/>
+        <w:ind w:left="283"/>
+        <w:shd w:val="clear" w:color="auto" w:fill="F3F4F6"/>
+      </w:pPr>
+      <w:r>
+        <w:rPr>
+          <w:rFonts w:ascii="Courier New" w:hAnsi="Courier New"/>
+          <w:color w:val="1F2D3D"/>
+          <w:sz w:val="18"/>
+        </w:rPr>
+        <w:t xml:space="preserve">  }</w:t>
+      </w:r>
+    </w:p>
+    <w:p>
+      <w:pPr>
+        <w:spacing w:before="0" w:after="0"/>
+        <w:ind w:left="283"/>
+        <w:shd w:val="clear" w:color="auto" w:fill="F3F4F6"/>
+      </w:pPr>
+      <w:r>
+        <w:rPr>
+          <w:rFonts w:ascii="Courier New" w:hAnsi="Courier New"/>
+          <w:color w:val="1F2D3D"/>
+          <w:sz w:val="18"/>
+        </w:rPr>
+        <w:t xml:space="preserve">  _publish(); // uniquement à la dernière étape : publication Firebase pitches/</w:t>
+      </w:r>
+    </w:p>
+    <w:p>
+      <w:pPr>
+        <w:spacing w:before="0" w:after="0"/>
+        <w:ind w:left="283"/>
+        <w:shd w:val="clear" w:color="auto" w:fill="F3F4F6"/>
+      </w:pPr>
+      <w:r>
+        <w:rPr>
+          <w:rFonts w:ascii="Courier New" w:hAnsi="Courier New"/>
+          <w:color w:val="1F2D3D"/>
+          <w:sz w:val="18"/>
+        </w:rPr>
+        <w:t>}</w:t>
+      </w:r>
+    </w:p>
+    <w:p>
+      <w:pPr>
+        <w:spacing w:after="80"/>
+      </w:pPr>
+    </w:p>
+    <w:p>
+      <w:r>
+        <w:rPr>
+          <w:rFonts w:ascii="Calibri" w:hAnsi="Calibri"/>
+          <w:sz w:val="22"/>
+        </w:rPr>
+        <w:t>Remarques :</w:t>
+      </w:r>
+    </w:p>
+    <w:p>
+      <w:pPr>
+        <w:pStyle w:val="ListBullet"/>
+      </w:pPr>
+      <w:r>
+        <w:rPr>
+          <w:rFonts w:ascii="Courier New" w:hAnsi="Courier New"/>
+          <w:color w:val="DC2626"/>
+          <w:sz w:val="22"/>
+        </w:rPr>
+        <w:t>UserProfileController.addProject/updateProject/deleteProject</w:t>
+      </w:r>
+      <w:r>
+        <w:rPr>
+          <w:rFonts w:ascii="Calibri" w:hAnsi="Calibri"/>
+          <w:sz w:val="22"/>
+        </w:rPr>
+        <w:t xml:space="preserve"> encapsulent la logique et la vérification </w:t>
+      </w:r>
+      <w:r>
+        <w:rPr>
+          <w:rFonts w:ascii="Courier New" w:hAnsi="Courier New"/>
+          <w:color w:val="DC2626"/>
+          <w:sz w:val="22"/>
+        </w:rPr>
+        <w:t>canStartNewProject</w:t>
+      </w:r>
+      <w:r>
+        <w:rPr>
+          <w:rFonts w:ascii="Calibri" w:hAnsi="Calibri"/>
+          <w:sz w:val="22"/>
+        </w:rPr>
+        <w:t>.</w:t>
+      </w:r>
+    </w:p>
+    <w:p>
+      <w:pPr>
+        <w:pStyle w:val="ListBullet"/>
+      </w:pPr>
+      <w:r>
+        <w:rPr>
+          <w:rFonts w:ascii="Calibri" w:hAnsi="Calibri"/>
+          <w:sz w:val="22"/>
+        </w:rPr>
+        <w:t xml:space="preserve">La persistance se fait toujours via </w:t>
+      </w:r>
+      <w:r>
+        <w:rPr>
+          <w:rFonts w:ascii="Courier New" w:hAnsi="Courier New"/>
+          <w:color w:val="DC2626"/>
+          <w:sz w:val="22"/>
+        </w:rPr>
+        <w:t>UserProfileController.update()</w:t>
+      </w:r>
+      <w:r>
+        <w:rPr>
+          <w:rFonts w:ascii="Calibri" w:hAnsi="Calibri"/>
+          <w:sz w:val="22"/>
+        </w:rPr>
+        <w:t xml:space="preserve"> → cache local (</w:t>
+      </w:r>
+      <w:r>
+        <w:rPr>
+          <w:rFonts w:ascii="Courier New" w:hAnsi="Courier New"/>
+          <w:color w:val="DC2626"/>
+          <w:sz w:val="22"/>
+        </w:rPr>
+        <w:t>CacheService</w:t>
+      </w:r>
+      <w:r>
+        <w:rPr>
+          <w:rFonts w:ascii="Calibri" w:hAnsi="Calibri"/>
+          <w:sz w:val="22"/>
+        </w:rPr>
+        <w:t>) + Firebase asynchrone (</w:t>
+      </w:r>
+      <w:r>
+        <w:rPr>
+          <w:rFonts w:ascii="Courier New" w:hAnsi="Courier New"/>
+          <w:color w:val="DC2626"/>
+          <w:sz w:val="22"/>
+        </w:rPr>
+        <w:t>DatabaseService</w:t>
+      </w:r>
+      <w:r>
+        <w:rPr>
+          <w:rFonts w:ascii="Calibri" w:hAnsi="Calibri"/>
+          <w:sz w:val="22"/>
+        </w:rPr>
+        <w:t>).</w:t>
+      </w:r>
+    </w:p>
+    <w:p>
+      <w:pPr>
+        <w:pStyle w:val="Heading3"/>
+      </w:pPr>
+      <w:r>
+        <w:t>4.1 Stepper unifié création / édition / publication (`page_pitch.dart`)</w:t>
+      </w:r>
+    </w:p>
+    <w:p>
+      <w:r>
+        <w:rPr>
+          <w:rFonts w:ascii="Courier New" w:hAnsi="Courier New"/>
+          <w:color w:val="DC2626"/>
+          <w:sz w:val="20"/>
+        </w:rPr>
+        <w:t>PitchPage</w:t>
+      </w:r>
+      <w:r>
+        <w:rPr>
+          <w:rFonts w:ascii="Calibri" w:hAnsi="Calibri"/>
+          <w:sz w:val="22"/>
+        </w:rPr>
+        <w:t xml:space="preserve"> est la page unique qui gère l'ensemble du cycle de vie d'un projet : création, édition étape par étape, et publication publique. Elle accepte un paramètre </w:t>
+      </w:r>
+      <w:r>
+        <w:rPr>
+          <w:rFonts w:ascii="Courier New" w:hAnsi="Courier New"/>
+          <w:color w:val="DC2626"/>
+          <w:sz w:val="20"/>
+        </w:rPr>
+        <w:t>existingProject</w:t>
+      </w:r>
+      <w:r>
+        <w:rPr>
+          <w:rFonts w:ascii="Calibri" w:hAnsi="Calibri"/>
+          <w:sz w:val="22"/>
+        </w:rPr>
+        <w:t xml:space="preserve"> optionnel :</w:t>
+      </w:r>
+    </w:p>
+    <w:p>
+      <w:pPr>
+        <w:pStyle w:val="ListBullet"/>
+      </w:pPr>
+      <w:r>
+        <w:rPr>
+          <w:rFonts w:ascii="Calibri" w:hAnsi="Calibri"/>
+          <w:b/>
+          <w:sz w:val="22"/>
+        </w:rPr>
+        <w:t>Sans `existingProject`</w:t>
+      </w:r>
+      <w:r>
+        <w:rPr>
+          <w:rFonts w:ascii="Calibri" w:hAnsi="Calibri"/>
+          <w:sz w:val="22"/>
+        </w:rPr>
+        <w:t xml:space="preserve"> : nouveau projet, démarrage à l'étape 1</w:t>
+      </w:r>
+    </w:p>
+    <w:p>
+      <w:pPr>
+        <w:pStyle w:val="ListBullet"/>
+      </w:pPr>
+      <w:r>
+        <w:rPr>
+          <w:rFonts w:ascii="Calibri" w:hAnsi="Calibri"/>
+          <w:b/>
+          <w:sz w:val="22"/>
+        </w:rPr>
+        <w:t>Avec `existingProject`</w:t>
+      </w:r>
+      <w:r>
+        <w:rPr>
+          <w:rFonts w:ascii="Calibri" w:hAnsi="Calibri"/>
+          <w:sz w:val="22"/>
+        </w:rPr>
+        <w:t xml:space="preserve"> : reprise à l'étape sauvegardée, tous les champs pré-remplis</w:t>
+      </w:r>
+    </w:p>
+    <w:p>
+      <w:pPr>
+        <w:spacing w:before="0" w:after="0"/>
+        <w:ind w:left="283"/>
+        <w:shd w:val="clear" w:color="auto" w:fill="F3F4F6"/>
+      </w:pPr>
+      <w:r>
+        <w:rPr>
+          <w:rFonts w:ascii="Courier New" w:hAnsi="Courier New"/>
+          <w:color w:val="1F2D3D"/>
+          <w:sz w:val="18"/>
+        </w:rPr>
+        <w:t>class PitchPage extends StatefulWidget {</w:t>
+      </w:r>
+    </w:p>
+    <w:p>
+      <w:pPr>
+        <w:spacing w:before="0" w:after="0"/>
+        <w:ind w:left="283"/>
+        <w:shd w:val="clear" w:color="auto" w:fill="F3F4F6"/>
+      </w:pPr>
+      <w:r>
+        <w:rPr>
+          <w:rFonts w:ascii="Courier New" w:hAnsi="Courier New"/>
+          <w:color w:val="1F2D3D"/>
+          <w:sz w:val="18"/>
+        </w:rPr>
+        <w:t xml:space="preserve">  final Project? existingProject;</w:t>
+      </w:r>
+    </w:p>
+    <w:p>
+      <w:pPr>
+        <w:spacing w:before="0" w:after="0"/>
+        <w:ind w:left="283"/>
+        <w:shd w:val="clear" w:color="auto" w:fill="F3F4F6"/>
+      </w:pPr>
+      <w:r>
+        <w:rPr>
+          <w:rFonts w:ascii="Courier New" w:hAnsi="Courier New"/>
+          <w:color w:val="1F2D3D"/>
+          <w:sz w:val="18"/>
+        </w:rPr>
+        <w:t xml:space="preserve">  const PitchPage({super.key, this.existingProject});</w:t>
+      </w:r>
+    </w:p>
+    <w:p>
+      <w:pPr>
+        <w:spacing w:before="0" w:after="0"/>
+        <w:ind w:left="283"/>
+        <w:shd w:val="clear" w:color="auto" w:fill="F3F4F6"/>
+      </w:pPr>
+      <w:r>
+        <w:rPr>
+          <w:rFonts w:ascii="Courier New" w:hAnsi="Courier New"/>
+          <w:color w:val="1F2D3D"/>
+          <w:sz w:val="18"/>
+        </w:rPr>
+        <w:t>}</w:t>
+      </w:r>
+    </w:p>
+    <w:p>
+      <w:pPr>
+        <w:spacing w:after="80"/>
+      </w:pPr>
+    </w:p>
+    <w:p>
+      <w:r>
+        <w:rPr>
+          <w:rFonts w:ascii="Calibri" w:hAnsi="Calibri"/>
+          <w:b/>
+          <w:sz w:val="22"/>
+        </w:rPr>
+        <w:t>Reprise d'un projet existant (`initState`) :</w:t>
+      </w:r>
+    </w:p>
+    <w:p>
+      <w:pPr>
+        <w:spacing w:before="0" w:after="0"/>
+        <w:ind w:left="283"/>
+        <w:shd w:val="clear" w:color="auto" w:fill="F3F4F6"/>
+      </w:pPr>
+      <w:r>
+        <w:rPr>
+          <w:rFonts w:ascii="Courier New" w:hAnsi="Courier New"/>
+          <w:color w:val="1F2D3D"/>
+          <w:sz w:val="18"/>
+        </w:rPr>
+        <w:t>@override</w:t>
+      </w:r>
+    </w:p>
+    <w:p>
+      <w:pPr>
+        <w:spacing w:before="0" w:after="0"/>
+        <w:ind w:left="283"/>
+        <w:shd w:val="clear" w:color="auto" w:fill="F3F4F6"/>
+      </w:pPr>
+      <w:r>
+        <w:rPr>
+          <w:rFonts w:ascii="Courier New" w:hAnsi="Courier New"/>
+          <w:color w:val="1F2D3D"/>
+          <w:sz w:val="18"/>
+        </w:rPr>
+        <w:t>void initState() {</w:t>
+      </w:r>
+    </w:p>
+    <w:p>
+      <w:pPr>
+        <w:spacing w:before="0" w:after="0"/>
+        <w:ind w:left="283"/>
+        <w:shd w:val="clear" w:color="auto" w:fill="F3F4F6"/>
+      </w:pPr>
+      <w:r>
+        <w:rPr>
+          <w:rFonts w:ascii="Courier New" w:hAnsi="Courier New"/>
+          <w:color w:val="1F2D3D"/>
+          <w:sz w:val="18"/>
+        </w:rPr>
+        <w:t xml:space="preserve">  super.initState();</w:t>
+      </w:r>
+    </w:p>
+    <w:p>
+      <w:pPr>
+        <w:spacing w:before="0" w:after="0"/>
+        <w:ind w:left="283"/>
+        <w:shd w:val="clear" w:color="auto" w:fill="F3F4F6"/>
+      </w:pPr>
+      <w:r>
+        <w:rPr>
+          <w:rFonts w:ascii="Courier New" w:hAnsi="Courier New"/>
+          <w:color w:val="1F2D3D"/>
+          <w:sz w:val="18"/>
+        </w:rPr>
+        <w:t xml:space="preserve">  final p = widget.existingProject;</w:t>
+      </w:r>
+    </w:p>
+    <w:p>
+      <w:pPr>
+        <w:spacing w:before="0" w:after="0"/>
+        <w:ind w:left="283"/>
+        <w:shd w:val="clear" w:color="auto" w:fill="F3F4F6"/>
+      </w:pPr>
+      <w:r>
+        <w:rPr>
+          <w:rFonts w:ascii="Courier New" w:hAnsi="Courier New"/>
+          <w:color w:val="1F2D3D"/>
+          <w:sz w:val="18"/>
+        </w:rPr>
+        <w:t xml:space="preserve">  if (p != null) {</w:t>
+      </w:r>
+    </w:p>
+    <w:p>
+      <w:pPr>
+        <w:spacing w:before="0" w:after="0"/>
+        <w:ind w:left="283"/>
+        <w:shd w:val="clear" w:color="auto" w:fill="F3F4F6"/>
+      </w:pPr>
+      <w:r>
+        <w:rPr>
+          <w:rFonts w:ascii="Courier New" w:hAnsi="Courier New"/>
+          <w:color w:val="1F2D3D"/>
+          <w:sz w:val="18"/>
+        </w:rPr>
+        <w:t xml:space="preserve">    _pitchId = p.id;</w:t>
+      </w:r>
+    </w:p>
+    <w:p>
+      <w:pPr>
+        <w:spacing w:before="0" w:after="0"/>
+        <w:ind w:left="283"/>
+        <w:shd w:val="clear" w:color="auto" w:fill="F3F4F6"/>
+      </w:pPr>
+      <w:r>
+        <w:rPr>
+          <w:rFonts w:ascii="Courier New" w:hAnsi="Courier New"/>
+          <w:color w:val="1F2D3D"/>
+          <w:sz w:val="18"/>
+        </w:rPr>
+        <w:t xml:space="preserve">    _isNew   = false;</w:t>
+      </w:r>
+    </w:p>
+    <w:p>
+      <w:pPr>
+        <w:spacing w:before="0" w:after="0"/>
+        <w:ind w:left="283"/>
+        <w:shd w:val="clear" w:color="auto" w:fill="F3F4F6"/>
+      </w:pPr>
+      <w:r>
+        <w:rPr>
+          <w:rFonts w:ascii="Courier New" w:hAnsi="Courier New"/>
+          <w:color w:val="1F2D3D"/>
+          <w:sz w:val="18"/>
+        </w:rPr>
+        <w:t xml:space="preserve">    _step    = (p.step - 1).clamp(0, _total - 1); // reprend à l'étape sauvegardée</w:t>
+      </w:r>
+    </w:p>
+    <w:p>
+      <w:pPr>
+        <w:spacing w:before="0" w:after="0"/>
+        <w:ind w:left="283"/>
+        <w:shd w:val="clear" w:color="auto" w:fill="F3F4F6"/>
+      </w:pPr>
+      <w:r>
+        <w:rPr>
+          <w:rFonts w:ascii="Courier New" w:hAnsi="Courier New"/>
+          <w:color w:val="1F2D3D"/>
+          <w:sz w:val="18"/>
+        </w:rPr>
+        <w:t xml:space="preserve">    _title.text            = p.name;</w:t>
+      </w:r>
+    </w:p>
+    <w:p>
+      <w:pPr>
+        <w:spacing w:before="0" w:after="0"/>
+        <w:ind w:left="283"/>
+        <w:shd w:val="clear" w:color="auto" w:fill="F3F4F6"/>
+      </w:pPr>
+      <w:r>
+        <w:rPr>
+          <w:rFonts w:ascii="Courier New" w:hAnsi="Courier New"/>
+          <w:color w:val="1F2D3D"/>
+          <w:sz w:val="18"/>
+        </w:rPr>
+        <w:t xml:space="preserve">    _sector                = p.sector.isNotEmpty ? p.sector : null;</w:t>
+      </w:r>
+    </w:p>
+    <w:p>
+      <w:pPr>
+        <w:spacing w:before="0" w:after="0"/>
+        <w:ind w:left="283"/>
+        <w:shd w:val="clear" w:color="auto" w:fill="F3F4F6"/>
+      </w:pPr>
+      <w:r>
+        <w:rPr>
+          <w:rFonts w:ascii="Courier New" w:hAnsi="Courier New"/>
+          <w:color w:val="1F2D3D"/>
+          <w:sz w:val="18"/>
+        </w:rPr>
+        <w:t xml:space="preserve">    final parts            = p.description.split('\n\n');</w:t>
+      </w:r>
+    </w:p>
+    <w:p>
+      <w:pPr>
+        <w:spacing w:before="0" w:after="0"/>
+        <w:ind w:left="283"/>
+        <w:shd w:val="clear" w:color="auto" w:fill="F3F4F6"/>
+      </w:pPr>
+      <w:r>
+        <w:rPr>
+          <w:rFonts w:ascii="Courier New" w:hAnsi="Courier New"/>
+          <w:color w:val="1F2D3D"/>
+          <w:sz w:val="18"/>
+        </w:rPr>
+        <w:t xml:space="preserve">    _description.text      = parts.isNotEmpty ? parts[0] : p.description;</w:t>
+      </w:r>
+    </w:p>
+    <w:p>
+      <w:pPr>
+        <w:spacing w:before="0" w:after="0"/>
+        <w:ind w:left="283"/>
+        <w:shd w:val="clear" w:color="auto" w:fill="F3F4F6"/>
+      </w:pPr>
+      <w:r>
+        <w:rPr>
+          <w:rFonts w:ascii="Courier New" w:hAnsi="Courier New"/>
+          <w:color w:val="1F2D3D"/>
+          <w:sz w:val="18"/>
+        </w:rPr>
+        <w:t xml:space="preserve">    _detailDescription.text = parts.length &gt; 1 ? parts.sublist(1).join('\n\n') : '';</w:t>
+      </w:r>
+    </w:p>
+    <w:p>
+      <w:pPr>
+        <w:spacing w:before="0" w:after="0"/>
+        <w:ind w:left="283"/>
+        <w:shd w:val="clear" w:color="auto" w:fill="F3F4F6"/>
+      </w:pPr>
+      <w:r>
+        <w:rPr>
+          <w:rFonts w:ascii="Courier New" w:hAnsi="Courier New"/>
+          <w:color w:val="1F2D3D"/>
+          <w:sz w:val="18"/>
+        </w:rPr>
+        <w:t xml:space="preserve">    _amount.text           = p.amount ?? '';</w:t>
+      </w:r>
+    </w:p>
+    <w:p>
+      <w:pPr>
+        <w:spacing w:before="0" w:after="0"/>
+        <w:ind w:left="283"/>
+        <w:shd w:val="clear" w:color="auto" w:fill="F3F4F6"/>
+      </w:pPr>
+      <w:r>
+        <w:rPr>
+          <w:rFonts w:ascii="Courier New" w:hAnsi="Courier New"/>
+          <w:color w:val="1F2D3D"/>
+          <w:sz w:val="18"/>
+        </w:rPr>
+        <w:t xml:space="preserve">    _businessPlanUrl       = p.businessPlanUrl;</w:t>
+      </w:r>
+    </w:p>
+    <w:p>
+      <w:pPr>
+        <w:spacing w:before="0" w:after="0"/>
+        <w:ind w:left="283"/>
+        <w:shd w:val="clear" w:color="auto" w:fill="F3F4F6"/>
+      </w:pPr>
+      <w:r>
+        <w:rPr>
+          <w:rFonts w:ascii="Courier New" w:hAnsi="Courier New"/>
+          <w:color w:val="1F2D3D"/>
+          <w:sz w:val="18"/>
+        </w:rPr>
+        <w:t xml:space="preserve">    _videoUrl              = p.videoUrl;</w:t>
+      </w:r>
+    </w:p>
+    <w:p>
+      <w:pPr>
+        <w:spacing w:before="0" w:after="0"/>
+        <w:ind w:left="283"/>
+        <w:shd w:val="clear" w:color="auto" w:fill="F3F4F6"/>
+      </w:pPr>
+      <w:r>
+        <w:rPr>
+          <w:rFonts w:ascii="Courier New" w:hAnsi="Courier New"/>
+          <w:color w:val="1F2D3D"/>
+          <w:sz w:val="18"/>
+        </w:rPr>
+        <w:t xml:space="preserve">    _deckUrl               = p.deckUrl;</w:t>
+      </w:r>
+    </w:p>
+    <w:p>
+      <w:pPr>
+        <w:spacing w:before="0" w:after="0"/>
+        <w:ind w:left="283"/>
+        <w:shd w:val="clear" w:color="auto" w:fill="F3F4F6"/>
+      </w:pPr>
+      <w:r>
+        <w:rPr>
+          <w:rFonts w:ascii="Courier New" w:hAnsi="Courier New"/>
+          <w:color w:val="1F2D3D"/>
+          <w:sz w:val="18"/>
+        </w:rPr>
+        <w:t xml:space="preserve">  } else {</w:t>
+      </w:r>
+    </w:p>
+    <w:p>
+      <w:pPr>
+        <w:spacing w:before="0" w:after="0"/>
+        <w:ind w:left="283"/>
+        <w:shd w:val="clear" w:color="auto" w:fill="F3F4F6"/>
+      </w:pPr>
+      <w:r>
+        <w:rPr>
+          <w:rFonts w:ascii="Courier New" w:hAnsi="Courier New"/>
+          <w:color w:val="1F2D3D"/>
+          <w:sz w:val="18"/>
+        </w:rPr>
+        <w:t xml:space="preserve">    _pitchId = _generateId();</w:t>
+      </w:r>
+    </w:p>
+    <w:p>
+      <w:pPr>
+        <w:spacing w:before="0" w:after="0"/>
+        <w:ind w:left="283"/>
+        <w:shd w:val="clear" w:color="auto" w:fill="F3F4F6"/>
+      </w:pPr>
+      <w:r>
+        <w:rPr>
+          <w:rFonts w:ascii="Courier New" w:hAnsi="Courier New"/>
+          <w:color w:val="1F2D3D"/>
+          <w:sz w:val="18"/>
+        </w:rPr>
+        <w:t xml:space="preserve">    _isNew   = true;</w:t>
+      </w:r>
+    </w:p>
+    <w:p>
+      <w:pPr>
+        <w:spacing w:before="0" w:after="0"/>
+        <w:ind w:left="283"/>
+        <w:shd w:val="clear" w:color="auto" w:fill="F3F4F6"/>
+      </w:pPr>
+      <w:r>
+        <w:rPr>
+          <w:rFonts w:ascii="Courier New" w:hAnsi="Courier New"/>
+          <w:color w:val="1F2D3D"/>
+          <w:sz w:val="18"/>
+        </w:rPr>
+        <w:t xml:space="preserve">  }</w:t>
+      </w:r>
+    </w:p>
+    <w:p>
+      <w:pPr>
+        <w:spacing w:before="0" w:after="0"/>
+        <w:ind w:left="283"/>
+        <w:shd w:val="clear" w:color="auto" w:fill="F3F4F6"/>
+      </w:pPr>
+      <w:r>
+        <w:rPr>
+          <w:rFonts w:ascii="Courier New" w:hAnsi="Courier New"/>
+          <w:color w:val="1F2D3D"/>
+          <w:sz w:val="18"/>
+        </w:rPr>
+        <w:t>}</w:t>
+      </w:r>
+    </w:p>
+    <w:p>
+      <w:pPr>
+        <w:spacing w:after="80"/>
+      </w:pPr>
+    </w:p>
+    <w:p>
+      <w:r>
+        <w:rPr>
+          <w:rFonts w:ascii="Calibri" w:hAnsi="Calibri"/>
+          <w:b/>
+          <w:sz w:val="22"/>
+        </w:rPr>
+        <w:t>Accès depuis le dashboard (`page_accueil.dart`) :</w:t>
+      </w:r>
+    </w:p>
+    <w:p>
+      <w:r>
+        <w:rPr>
+          <w:rFonts w:ascii="Calibri" w:hAnsi="Calibri"/>
+          <w:sz w:val="22"/>
+        </w:rPr>
+        <w:t>La bottom sheet du projet propose deux actions principales :</w:t>
+      </w:r>
+    </w:p>
+    <w:p>
+      <w:pPr>
+        <w:pStyle w:val="ListBullet"/>
+      </w:pPr>
+      <w:r>
+        <w:rPr>
+          <w:rFonts w:ascii="Calibri" w:hAnsi="Calibri"/>
+          <w:b/>
+          <w:sz w:val="22"/>
+        </w:rPr>
+        <w:t>"Modifier le projet"</w:t>
+      </w:r>
+      <w:r>
+        <w:rPr>
+          <w:rFonts w:ascii="Calibri" w:hAnsi="Calibri"/>
+          <w:sz w:val="22"/>
+        </w:rPr>
+        <w:t xml:space="preserve"> → </w:t>
+      </w:r>
+      <w:r>
+        <w:rPr>
+          <w:rFonts w:ascii="Courier New" w:hAnsi="Courier New"/>
+          <w:color w:val="DC2626"/>
+          <w:sz w:val="22"/>
+        </w:rPr>
+        <w:t>PitchPage(existingProject: p.currentProject)</w:t>
+      </w:r>
+      <w:r>
+        <w:rPr>
+          <w:rFonts w:ascii="Calibri" w:hAnsi="Calibri"/>
+          <w:sz w:val="22"/>
+        </w:rPr>
+        <w:t xml:space="preserve"> — reprend le stepper à l'étape sauvegardée</w:t>
+      </w:r>
+    </w:p>
+    <w:p>
+      <w:pPr>
+        <w:pStyle w:val="ListBullet"/>
+      </w:pPr>
+      <w:r>
+        <w:rPr>
+          <w:rFonts w:ascii="Calibri" w:hAnsi="Calibri"/>
+          <w:b/>
+          <w:sz w:val="22"/>
+        </w:rPr>
+        <w:t>"Publier le pitch"</w:t>
+      </w:r>
+      <w:r>
+        <w:rPr>
+          <w:rFonts w:ascii="Calibri" w:hAnsi="Calibri"/>
+          <w:sz w:val="22"/>
+        </w:rPr>
+        <w:t xml:space="preserve"> → </w:t>
+      </w:r>
+      <w:r>
+        <w:rPr>
+          <w:rFonts w:ascii="Courier New" w:hAnsi="Courier New"/>
+          <w:color w:val="DC2626"/>
+          <w:sz w:val="22"/>
+        </w:rPr>
+        <w:t>_directPublish(context, p.currentProject!)</w:t>
+      </w:r>
+      <w:r>
+        <w:rPr>
+          <w:rFonts w:ascii="Calibri" w:hAnsi="Calibri"/>
+          <w:sz w:val="22"/>
+        </w:rPr>
+        <w:t xml:space="preserve"> — publie directement sans repasser par le stepper</w:t>
+      </w:r>
+    </w:p>
+    <w:p>
+      <w:r>
+        <w:rPr>
+          <w:rFonts w:ascii="Calibri" w:hAnsi="Calibri"/>
+          <w:b/>
+          <w:sz w:val="22"/>
+        </w:rPr>
+        <w:t>Publication directe sans stepper (`_directPublish`) :</w:t>
+      </w:r>
+    </w:p>
+    <w:p>
+      <w:pPr>
+        <w:spacing w:before="0" w:after="0"/>
+        <w:ind w:left="283"/>
+        <w:shd w:val="clear" w:color="auto" w:fill="F3F4F6"/>
+      </w:pPr>
+      <w:r>
+        <w:rPr>
+          <w:rFonts w:ascii="Courier New" w:hAnsi="Courier New"/>
+          <w:color w:val="1F2D3D"/>
+          <w:sz w:val="18"/>
+        </w:rPr>
+        <w:t>Future&lt;void&gt; _directPublish(BuildContext context, Project project) async {</w:t>
+      </w:r>
+    </w:p>
+    <w:p>
+      <w:pPr>
+        <w:spacing w:before="0" w:after="0"/>
+        <w:ind w:left="283"/>
+        <w:shd w:val="clear" w:color="auto" w:fill="F3F4F6"/>
+      </w:pPr>
+      <w:r>
+        <w:rPr>
+          <w:rFonts w:ascii="Courier New" w:hAnsi="Courier New"/>
+          <w:color w:val="1F2D3D"/>
+          <w:sz w:val="18"/>
+        </w:rPr>
+        <w:t xml:space="preserve">  // Confirmation utilisateur</w:t>
+      </w:r>
+    </w:p>
+    <w:p>
+      <w:pPr>
+        <w:spacing w:before="0" w:after="0"/>
+        <w:ind w:left="283"/>
+        <w:shd w:val="clear" w:color="auto" w:fill="F3F4F6"/>
+      </w:pPr>
+      <w:r>
+        <w:rPr>
+          <w:rFonts w:ascii="Courier New" w:hAnsi="Courier New"/>
+          <w:color w:val="1F2D3D"/>
+          <w:sz w:val="18"/>
+        </w:rPr>
+        <w:t xml:space="preserve">  final ok = await showDialog&lt;bool&gt;(...);</w:t>
+      </w:r>
+    </w:p>
+    <w:p>
+      <w:pPr>
+        <w:spacing w:before="0" w:after="0"/>
+        <w:ind w:left="283"/>
+        <w:shd w:val="clear" w:color="auto" w:fill="F3F4F6"/>
+      </w:pPr>
+      <w:r>
+        <w:rPr>
+          <w:rFonts w:ascii="Courier New" w:hAnsi="Courier New"/>
+          <w:color w:val="1F2D3D"/>
+          <w:sz w:val="18"/>
+        </w:rPr>
+        <w:t xml:space="preserve">  if (ok != true) return;</w:t>
       </w:r>
     </w:p>
     <w:p>
@@ -9720,28 +11339,476 @@
           <w:color w:val="1F2D3D"/>
           <w:sz w:val="18"/>
         </w:rPr>
-        <w:t>// ── DELETE : Supprimer un projet</w:t>
-      </w:r>
-    </w:p>
-    <w:p>
-      <w:pPr>
-        <w:spacing w:before="0" w:after="0"/>
-        <w:ind w:left="283"/>
-        <w:shd w:val="clear" w:color="auto" w:fill="F3F4F6"/>
-      </w:pPr>
-      <w:r>
-        <w:rPr>
-          <w:rFonts w:ascii="Courier New" w:hAnsi="Courier New"/>
-          <w:color w:val="1F2D3D"/>
-          <w:sz w:val="18"/>
-        </w:rPr>
-        <w:t>UserProfileController.deleteProject(project.id);</w:t>
+        <w:t xml:space="preserve">  await DatabaseService.publishPitch(</w:t>
+      </w:r>
+    </w:p>
+    <w:p>
+      <w:pPr>
+        <w:spacing w:before="0" w:after="0"/>
+        <w:ind w:left="283"/>
+        <w:shd w:val="clear" w:color="auto" w:fill="F3F4F6"/>
+      </w:pPr>
+      <w:r>
+        <w:rPr>
+          <w:rFonts w:ascii="Courier New" w:hAnsi="Courier New"/>
+          <w:color w:val="1F2D3D"/>
+          <w:sz w:val="18"/>
+        </w:rPr>
+        <w:t xml:space="preserve">    pitchId: project.id,</w:t>
+      </w:r>
+    </w:p>
+    <w:p>
+      <w:pPr>
+        <w:spacing w:before="0" w:after="0"/>
+        <w:ind w:left="283"/>
+        <w:shd w:val="clear" w:color="auto" w:fill="F3F4F6"/>
+      </w:pPr>
+      <w:r>
+        <w:rPr>
+          <w:rFonts w:ascii="Courier New" w:hAnsi="Courier New"/>
+          <w:color w:val="1F2D3D"/>
+          <w:sz w:val="18"/>
+        </w:rPr>
+        <w:t xml:space="preserve">    userId: uid,</w:t>
+      </w:r>
+    </w:p>
+    <w:p>
+      <w:pPr>
+        <w:spacing w:before="0" w:after="0"/>
+        <w:ind w:left="283"/>
+        <w:shd w:val="clear" w:color="auto" w:fill="F3F4F6"/>
+      </w:pPr>
+      <w:r>
+        <w:rPr>
+          <w:rFonts w:ascii="Courier New" w:hAnsi="Courier New"/>
+          <w:color w:val="1F2D3D"/>
+          <w:sz w:val="18"/>
+        </w:rPr>
+        <w:t xml:space="preserve">    userName: profile.fullName,</w:t>
+      </w:r>
+    </w:p>
+    <w:p>
+      <w:pPr>
+        <w:spacing w:before="0" w:after="0"/>
+        <w:ind w:left="283"/>
+        <w:shd w:val="clear" w:color="auto" w:fill="F3F4F6"/>
+      </w:pPr>
+      <w:r>
+        <w:rPr>
+          <w:rFonts w:ascii="Courier New" w:hAnsi="Courier New"/>
+          <w:color w:val="1F2D3D"/>
+          <w:sz w:val="18"/>
+        </w:rPr>
+        <w:t xml:space="preserve">    title: project.name,</w:t>
+      </w:r>
+    </w:p>
+    <w:p>
+      <w:pPr>
+        <w:spacing w:before="0" w:after="0"/>
+        <w:ind w:left="283"/>
+        <w:shd w:val="clear" w:color="auto" w:fill="F3F4F6"/>
+      </w:pPr>
+      <w:r>
+        <w:rPr>
+          <w:rFonts w:ascii="Courier New" w:hAnsi="Courier New"/>
+          <w:color w:val="1F2D3D"/>
+          <w:sz w:val="18"/>
+        </w:rPr>
+        <w:t xml:space="preserve">    sector: project.sector,</w:t>
+      </w:r>
+    </w:p>
+    <w:p>
+      <w:pPr>
+        <w:spacing w:before="0" w:after="0"/>
+        <w:ind w:left="283"/>
+        <w:shd w:val="clear" w:color="auto" w:fill="F3F4F6"/>
+      </w:pPr>
+      <w:r>
+        <w:rPr>
+          <w:rFonts w:ascii="Courier New" w:hAnsi="Courier New"/>
+          <w:color w:val="1F2D3D"/>
+          <w:sz w:val="18"/>
+        </w:rPr>
+        <w:t xml:space="preserve">    description: project.description,</w:t>
+      </w:r>
+    </w:p>
+    <w:p>
+      <w:pPr>
+        <w:spacing w:before="0" w:after="0"/>
+        <w:ind w:left="283"/>
+        <w:shd w:val="clear" w:color="auto" w:fill="F3F4F6"/>
+      </w:pPr>
+      <w:r>
+        <w:rPr>
+          <w:rFonts w:ascii="Courier New" w:hAnsi="Courier New"/>
+          <w:color w:val="1F2D3D"/>
+          <w:sz w:val="18"/>
+        </w:rPr>
+        <w:t xml:space="preserve">    amount: project.amount ?? '',</w:t>
+      </w:r>
+    </w:p>
+    <w:p>
+      <w:pPr>
+        <w:spacing w:before="0" w:after="0"/>
+        <w:ind w:left="283"/>
+        <w:shd w:val="clear" w:color="auto" w:fill="F3F4F6"/>
+      </w:pPr>
+      <w:r>
+        <w:rPr>
+          <w:rFonts w:ascii="Courier New" w:hAnsi="Courier New"/>
+          <w:color w:val="1F2D3D"/>
+          <w:sz w:val="18"/>
+        </w:rPr>
+        <w:t xml:space="preserve">    businessPlanUrl: project.businessPlanUrl,</w:t>
+      </w:r>
+    </w:p>
+    <w:p>
+      <w:pPr>
+        <w:spacing w:before="0" w:after="0"/>
+        <w:ind w:left="283"/>
+        <w:shd w:val="clear" w:color="auto" w:fill="F3F4F6"/>
+      </w:pPr>
+      <w:r>
+        <w:rPr>
+          <w:rFonts w:ascii="Courier New" w:hAnsi="Courier New"/>
+          <w:color w:val="1F2D3D"/>
+          <w:sz w:val="18"/>
+        </w:rPr>
+        <w:t xml:space="preserve">    videoUrl: project.videoUrl,</w:t>
+      </w:r>
+    </w:p>
+    <w:p>
+      <w:pPr>
+        <w:spacing w:before="0" w:after="0"/>
+        <w:ind w:left="283"/>
+        <w:shd w:val="clear" w:color="auto" w:fill="F3F4F6"/>
+      </w:pPr>
+      <w:r>
+        <w:rPr>
+          <w:rFonts w:ascii="Courier New" w:hAnsi="Courier New"/>
+          <w:color w:val="1F2D3D"/>
+          <w:sz w:val="18"/>
+        </w:rPr>
+        <w:t xml:space="preserve">    deckUrl: project.deckUrl,</w:t>
+      </w:r>
+    </w:p>
+    <w:p>
+      <w:pPr>
+        <w:spacing w:before="0" w:after="0"/>
+        <w:ind w:left="283"/>
+        <w:shd w:val="clear" w:color="auto" w:fill="F3F4F6"/>
+      </w:pPr>
+      <w:r>
+        <w:rPr>
+          <w:rFonts w:ascii="Courier New" w:hAnsi="Courier New"/>
+          <w:color w:val="1F2D3D"/>
+          <w:sz w:val="18"/>
+        </w:rPr>
+        <w:t xml:space="preserve">  );</w:t>
+      </w:r>
+    </w:p>
+    <w:p>
+      <w:pPr>
+        <w:spacing w:before="0" w:after="0"/>
+        <w:ind w:left="283"/>
+        <w:shd w:val="clear" w:color="auto" w:fill="F3F4F6"/>
+      </w:pPr>
+      <w:r>
+        <w:rPr>
+          <w:rFonts w:ascii="Courier New" w:hAnsi="Courier New"/>
+          <w:color w:val="1F2D3D"/>
+          <w:sz w:val="18"/>
+        </w:rPr>
+        <w:t xml:space="preserve"> </w:t>
+      </w:r>
+    </w:p>
+    <w:p>
+      <w:pPr>
+        <w:spacing w:before="0" w:after="0"/>
+        <w:ind w:left="283"/>
+        <w:shd w:val="clear" w:color="auto" w:fill="F3F4F6"/>
+      </w:pPr>
+      <w:r>
+        <w:rPr>
+          <w:rFonts w:ascii="Courier New" w:hAnsi="Courier New"/>
+          <w:color w:val="1F2D3D"/>
+          <w:sz w:val="18"/>
+        </w:rPr>
+        <w:t xml:space="preserve">  // Marquer le projet comme publié</w:t>
+      </w:r>
+    </w:p>
+    <w:p>
+      <w:pPr>
+        <w:spacing w:before="0" w:after="0"/>
+        <w:ind w:left="283"/>
+        <w:shd w:val="clear" w:color="auto" w:fill="F3F4F6"/>
+      </w:pPr>
+      <w:r>
+        <w:rPr>
+          <w:rFonts w:ascii="Courier New" w:hAnsi="Courier New"/>
+          <w:color w:val="1F2D3D"/>
+          <w:sz w:val="18"/>
+        </w:rPr>
+        <w:t xml:space="preserve">  UserProfileController.updateProject(</w:t>
+      </w:r>
+    </w:p>
+    <w:p>
+      <w:pPr>
+        <w:spacing w:before="0" w:after="0"/>
+        <w:ind w:left="283"/>
+        <w:shd w:val="clear" w:color="auto" w:fill="F3F4F6"/>
+      </w:pPr>
+      <w:r>
+        <w:rPr>
+          <w:rFonts w:ascii="Courier New" w:hAnsi="Courier New"/>
+          <w:color w:val="1F2D3D"/>
+          <w:sz w:val="18"/>
+        </w:rPr>
+        <w:t xml:space="preserve">    project.copyWith(published: true, step: project.totalSteps),</w:t>
+      </w:r>
+    </w:p>
+    <w:p>
+      <w:pPr>
+        <w:spacing w:before="0" w:after="0"/>
+        <w:ind w:left="283"/>
+        <w:shd w:val="clear" w:color="auto" w:fill="F3F4F6"/>
+      </w:pPr>
+      <w:r>
+        <w:rPr>
+          <w:rFonts w:ascii="Courier New" w:hAnsi="Courier New"/>
+          <w:color w:val="1F2D3D"/>
+          <w:sz w:val="18"/>
+        </w:rPr>
+        <w:t xml:space="preserve">  );</w:t>
+      </w:r>
+    </w:p>
+    <w:p>
+      <w:pPr>
+        <w:spacing w:before="0" w:after="0"/>
+        <w:ind w:left="283"/>
+        <w:shd w:val="clear" w:color="auto" w:fill="F3F4F6"/>
+      </w:pPr>
+      <w:r>
+        <w:rPr>
+          <w:rFonts w:ascii="Courier New" w:hAnsi="Courier New"/>
+          <w:color w:val="1F2D3D"/>
+          <w:sz w:val="18"/>
+        </w:rPr>
+        <w:t>}</w:t>
       </w:r>
     </w:p>
     <w:p>
       <w:pPr>
         <w:spacing w:after="80"/>
       </w:pPr>
+    </w:p>
+    <w:p>
+      <w:r>
+        <w:rPr>
+          <w:rFonts w:ascii="Calibri" w:hAnsi="Calibri"/>
+          <w:b/>
+          <w:sz w:val="22"/>
+        </w:rPr>
+        <w:t>Sélection du projet à publier (`_showPitchListSheet`) :</w:t>
+      </w:r>
+    </w:p>
+    <w:p>
+      <w:r>
+        <w:rPr>
+          <w:rFonts w:ascii="Calibri" w:hAnsi="Calibri"/>
+          <w:sz w:val="22"/>
+        </w:rPr>
+        <w:t>Le quick action "Déposer un pitch" du dashboard ouvre une bottom sheet listant tous les projets de l'entrepreneur. Chaque ligne affiche le nom, l'étape courante (</w:t>
+      </w:r>
+      <w:r>
+        <w:rPr>
+          <w:rFonts w:ascii="Courier New" w:hAnsi="Courier New"/>
+          <w:color w:val="DC2626"/>
+          <w:sz w:val="20"/>
+        </w:rPr>
+        <w:t>"Étape 2/5"</w:t>
+      </w:r>
+      <w:r>
+        <w:rPr>
+          <w:rFonts w:ascii="Calibri" w:hAnsi="Calibri"/>
+          <w:sz w:val="22"/>
+        </w:rPr>
+        <w:t xml:space="preserve"> ou </w:t>
+      </w:r>
+      <w:r>
+        <w:rPr>
+          <w:rFonts w:ascii="Courier New" w:hAnsi="Courier New"/>
+          <w:color w:val="DC2626"/>
+          <w:sz w:val="20"/>
+        </w:rPr>
+        <w:t>"Déjà publié"</w:t>
+      </w:r>
+      <w:r>
+        <w:rPr>
+          <w:rFonts w:ascii="Calibri" w:hAnsi="Calibri"/>
+          <w:sz w:val="22"/>
+        </w:rPr>
+        <w:t xml:space="preserve">) et un bouton </w:t>
+      </w:r>
+      <w:r>
+        <w:rPr>
+          <w:rFonts w:ascii="Calibri" w:hAnsi="Calibri"/>
+          <w:b/>
+          <w:sz w:val="22"/>
+        </w:rPr>
+        <w:t>Publier</w:t>
+      </w:r>
+      <w:r>
+        <w:rPr>
+          <w:rFonts w:ascii="Calibri" w:hAnsi="Calibri"/>
+          <w:sz w:val="22"/>
+        </w:rPr>
+        <w:t xml:space="preserve"> qui appelle </w:t>
+      </w:r>
+      <w:r>
+        <w:rPr>
+          <w:rFonts w:ascii="Courier New" w:hAnsi="Courier New"/>
+          <w:color w:val="DC2626"/>
+          <w:sz w:val="20"/>
+        </w:rPr>
+        <w:t>_directPublish</w:t>
+      </w:r>
+      <w:r>
+        <w:rPr>
+          <w:rFonts w:ascii="Calibri" w:hAnsi="Calibri"/>
+          <w:sz w:val="22"/>
+        </w:rPr>
+        <w:t xml:space="preserve"> directement.</w:t>
+      </w:r>
+    </w:p>
+    <w:p>
+      <w:pPr>
+        <w:pStyle w:val="ListBullet"/>
+      </w:pPr>
+      <w:r>
+        <w:rPr>
+          <w:rFonts w:ascii="Calibri" w:hAnsi="Calibri"/>
+          <w:sz w:val="22"/>
+        </w:rPr>
+        <w:t xml:space="preserve">En </w:t>
+      </w:r>
+      <w:r>
+        <w:rPr>
+          <w:rFonts w:ascii="Calibri" w:hAnsi="Calibri"/>
+          <w:b/>
+          <w:sz w:val="22"/>
+        </w:rPr>
+        <w:t>création</w:t>
+      </w:r>
+      <w:r>
+        <w:rPr>
+          <w:rFonts w:ascii="Calibri" w:hAnsi="Calibri"/>
+          <w:sz w:val="22"/>
+        </w:rPr>
+        <w:t xml:space="preserve"> : </w:t>
+      </w:r>
+      <w:r>
+        <w:rPr>
+          <w:rFonts w:ascii="Courier New" w:hAnsi="Courier New"/>
+          <w:color w:val="DC2626"/>
+          <w:sz w:val="22"/>
+        </w:rPr>
+        <w:t>addProject()</w:t>
+      </w:r>
+      <w:r>
+        <w:rPr>
+          <w:rFonts w:ascii="Calibri" w:hAnsi="Calibri"/>
+          <w:sz w:val="22"/>
+        </w:rPr>
+        <w:t xml:space="preserve"> vérifie </w:t>
+      </w:r>
+      <w:r>
+        <w:rPr>
+          <w:rFonts w:ascii="Courier New" w:hAnsi="Courier New"/>
+          <w:color w:val="DC2626"/>
+          <w:sz w:val="22"/>
+        </w:rPr>
+        <w:t>canStartNewProject</w:t>
+      </w:r>
+      <w:r>
+        <w:rPr>
+          <w:rFonts w:ascii="Calibri" w:hAnsi="Calibri"/>
+          <w:sz w:val="22"/>
+        </w:rPr>
+        <w:t xml:space="preserve"> (un seul projet non terminé à la fois).</w:t>
+      </w:r>
+    </w:p>
+    <w:p>
+      <w:pPr>
+        <w:pStyle w:val="ListBullet"/>
+      </w:pPr>
+      <w:r>
+        <w:rPr>
+          <w:rFonts w:ascii="Calibri" w:hAnsi="Calibri"/>
+          <w:sz w:val="22"/>
+        </w:rPr>
+        <w:t xml:space="preserve">En </w:t>
+      </w:r>
+      <w:r>
+        <w:rPr>
+          <w:rFonts w:ascii="Calibri" w:hAnsi="Calibri"/>
+          <w:b/>
+          <w:sz w:val="22"/>
+        </w:rPr>
+        <w:t>édition</w:t>
+      </w:r>
+      <w:r>
+        <w:rPr>
+          <w:rFonts w:ascii="Calibri" w:hAnsi="Calibri"/>
+          <w:sz w:val="22"/>
+        </w:rPr>
+        <w:t xml:space="preserve"> : </w:t>
+      </w:r>
+      <w:r>
+        <w:rPr>
+          <w:rFonts w:ascii="Courier New" w:hAnsi="Courier New"/>
+          <w:color w:val="DC2626"/>
+          <w:sz w:val="22"/>
+        </w:rPr>
+        <w:t>updateProject()</w:t>
+      </w:r>
+      <w:r>
+        <w:rPr>
+          <w:rFonts w:ascii="Calibri" w:hAnsi="Calibri"/>
+          <w:sz w:val="22"/>
+        </w:rPr>
+        <w:t xml:space="preserve"> retrouve le projet par son </w:t>
+      </w:r>
+      <w:r>
+        <w:rPr>
+          <w:rFonts w:ascii="Courier New" w:hAnsi="Courier New"/>
+          <w:color w:val="DC2626"/>
+          <w:sz w:val="22"/>
+        </w:rPr>
+        <w:t>id</w:t>
+      </w:r>
+      <w:r>
+        <w:rPr>
+          <w:rFonts w:ascii="Calibri" w:hAnsi="Calibri"/>
+          <w:sz w:val="22"/>
+        </w:rPr>
+        <w:t xml:space="preserve"> et met à jour les champs sans toucher à l'</w:t>
+      </w:r>
+      <w:r>
+        <w:rPr>
+          <w:rFonts w:ascii="Courier New" w:hAnsi="Courier New"/>
+          <w:color w:val="DC2626"/>
+          <w:sz w:val="22"/>
+        </w:rPr>
+        <w:t>id</w:t>
+      </w:r>
+      <w:r>
+        <w:rPr>
+          <w:rFonts w:ascii="Calibri" w:hAnsi="Calibri"/>
+          <w:sz w:val="22"/>
+        </w:rPr>
+        <w:t>.</w:t>
+      </w:r>
     </w:p>
     <w:p>
       <w:r>
@@ -10644,22 +12711,52 @@
           <w:color w:val="1F2D3D"/>
           <w:sz w:val="18"/>
         </w:rPr>
-        <w:t>StreamBuilder&lt;List&lt;Review&gt;&gt;(</w:t>
-      </w:r>
-    </w:p>
-    <w:p>
-      <w:pPr>
-        <w:spacing w:before="0" w:after="0"/>
-        <w:ind w:left="283"/>
-        <w:shd w:val="clear" w:color="auto" w:fill="F3F4F6"/>
-      </w:pPr>
-      <w:r>
-        <w:rPr>
-          <w:rFonts w:ascii="Courier New" w:hAnsi="Courier New"/>
-          <w:color w:val="1F2D3D"/>
-          <w:sz w:val="18"/>
-        </w:rPr>
-        <w:t xml:space="preserve">  stream: InteractionsService.getReviews(mentor.uid),</w:t>
+        <w:t>// Les avis (texte) et les notes (1–5) sont stockés séparément dans Firebase.</w:t>
+      </w:r>
+    </w:p>
+    <w:p>
+      <w:pPr>
+        <w:spacing w:before="0" w:after="0"/>
+        <w:ind w:left="283"/>
+        <w:shd w:val="clear" w:color="auto" w:fill="F3F4F6"/>
+      </w:pPr>
+      <w:r>
+        <w:rPr>
+          <w:rFonts w:ascii="Courier New" w:hAnsi="Courier New"/>
+          <w:color w:val="1F2D3D"/>
+          <w:sz w:val="18"/>
+        </w:rPr>
+        <w:t>// getReviews() lit reviews/{uid}, getRatings() lit ratings/{uid}/{fromUid}.</w:t>
+      </w:r>
+    </w:p>
+    <w:p>
+      <w:pPr>
+        <w:spacing w:before="0" w:after="0"/>
+        <w:ind w:left="283"/>
+        <w:shd w:val="clear" w:color="auto" w:fill="F3F4F6"/>
+      </w:pPr>
+      <w:r>
+        <w:rPr>
+          <w:rFonts w:ascii="Courier New" w:hAnsi="Courier New"/>
+          <w:color w:val="1F2D3D"/>
+          <w:sz w:val="18"/>
+        </w:rPr>
+        <w:t>StreamBuilder&lt;Map&lt;String, int&gt;&gt;(</w:t>
+      </w:r>
+    </w:p>
+    <w:p>
+      <w:pPr>
+        <w:spacing w:before="0" w:after="0"/>
+        <w:ind w:left="283"/>
+        <w:shd w:val="clear" w:color="auto" w:fill="F3F4F6"/>
+      </w:pPr>
+      <w:r>
+        <w:rPr>
+          <w:rFonts w:ascii="Courier New" w:hAnsi="Courier New"/>
+          <w:color w:val="1F2D3D"/>
+          <w:sz w:val="18"/>
+        </w:rPr>
+        <w:t xml:space="preserve">  stream: InteractionsService.getRatings(mentor.uid),</w:t>
       </w:r>
     </w:p>
     <w:p>
@@ -10689,22 +12786,22 @@
           <w:color w:val="1F2D3D"/>
           <w:sz w:val="18"/>
         </w:rPr>
-        <w:t xml:space="preserve">    final reviews = snapshot.data ?? [];</w:t>
-      </w:r>
-    </w:p>
-    <w:p>
-      <w:pPr>
-        <w:spacing w:before="0" w:after="0"/>
-        <w:ind w:left="283"/>
-        <w:shd w:val="clear" w:color="auto" w:fill="F3F4F6"/>
-      </w:pPr>
-      <w:r>
-        <w:rPr>
-          <w:rFonts w:ascii="Courier New" w:hAnsi="Courier New"/>
-          <w:color w:val="1F2D3D"/>
-          <w:sz w:val="18"/>
-        </w:rPr>
-        <w:t xml:space="preserve">    final avg = reviews.isEmpty</w:t>
+        <w:t xml:space="preserve">    final ratings = snapshot.data ?? {};</w:t>
+      </w:r>
+    </w:p>
+    <w:p>
+      <w:pPr>
+        <w:spacing w:before="0" w:after="0"/>
+        <w:ind w:left="283"/>
+        <w:shd w:val="clear" w:color="auto" w:fill="F3F4F6"/>
+      </w:pPr>
+      <w:r>
+        <w:rPr>
+          <w:rFonts w:ascii="Courier New" w:hAnsi="Courier New"/>
+          <w:color w:val="1F2D3D"/>
+          <w:sz w:val="18"/>
+        </w:rPr>
+        <w:t xml:space="preserve">    final avg = ratings.isEmpty</w:t>
       </w:r>
     </w:p>
     <w:p>
@@ -10734,7 +12831,7 @@
           <w:color w:val="1F2D3D"/>
           <w:sz w:val="18"/>
         </w:rPr>
-        <w:t xml:space="preserve">        : reviews.map((r) =&gt; r.rating).reduce((a, b) =&gt; a + b) / reviews.length;</w:t>
+        <w:t xml:space="preserve">        : ratings.values.reduce((a, b) =&gt; a + b) / ratings.length;</w:t>
       </w:r>
     </w:p>
     <w:p>
@@ -10809,7 +12906,7 @@
           <w:color w:val="1F2D3D"/>
           <w:sz w:val="18"/>
         </w:rPr>
-        <w:t xml:space="preserve">      Text(' (${reviews.length} avis)', style: const TextStyle(color: AppColors.muted)),</w:t>
+        <w:t xml:space="preserve">      Text(' (${ratings.length} avis)', style: const TextStyle(color: AppColors.muted)),</w:t>
       </w:r>
     </w:p>
     <w:p>
@@ -11107,7 +13204,7 @@
           <w:color w:val="1F2D3D"/>
           <w:sz w:val="18"/>
         </w:rPr>
-        <w:t>// InteractionsService.addReview</w:t>
+        <w:t>// InteractionsService.addReview — nœud reviews/ : texte uniquement, PAS de rating</w:t>
       </w:r>
     </w:p>
     <w:p>
@@ -11197,21 +13294,6 @@
           <w:color w:val="1F2D3D"/>
           <w:sz w:val="18"/>
         </w:rPr>
-        <w:t xml:space="preserve">  required int rating,       // 1 à 5</w:t>
-      </w:r>
-    </w:p>
-    <w:p>
-      <w:pPr>
-        <w:spacing w:before="0" w:after="0"/>
-        <w:ind w:left="283"/>
-        <w:shd w:val="clear" w:color="auto" w:fill="F3F4F6"/>
-      </w:pPr>
-      <w:r>
-        <w:rPr>
-          <w:rFonts w:ascii="Courier New" w:hAnsi="Courier New"/>
-          <w:color w:val="1F2D3D"/>
-          <w:sz w:val="18"/>
-        </w:rPr>
         <w:t>}) async {</w:t>
       </w:r>
     </w:p>
@@ -11317,22 +13399,7 @@
           <w:color w:val="1F2D3D"/>
           <w:sz w:val="18"/>
         </w:rPr>
-        <w:t xml:space="preserve">    'rating': rating,</w:t>
-      </w:r>
-    </w:p>
-    <w:p>
-      <w:pPr>
-        <w:spacing w:before="0" w:after="0"/>
-        <w:ind w:left="283"/>
-        <w:shd w:val="clear" w:color="auto" w:fill="F3F4F6"/>
-      </w:pPr>
-      <w:r>
-        <w:rPr>
-          <w:rFonts w:ascii="Courier New" w:hAnsi="Courier New"/>
-          <w:color w:val="1F2D3D"/>
-          <w:sz w:val="18"/>
-        </w:rPr>
-        <w:t xml:space="preserve">    'createdAt': DateTime.now().toIso8601String(),</w:t>
+        <w:t xml:space="preserve">    'createdAt': DateTime.now().millisecondsSinceEpoch, // entier, pas ISO string</w:t>
       </w:r>
     </w:p>
     <w:p>
@@ -11362,6 +13429,141 @@
           <w:color w:val="1F2D3D"/>
           <w:sz w:val="18"/>
         </w:rPr>
+        <w:t xml:space="preserve">  // Notification non critique : ne pas bloquer si elle échoue</w:t>
+      </w:r>
+    </w:p>
+    <w:p>
+      <w:pPr>
+        <w:spacing w:before="0" w:after="0"/>
+        <w:ind w:left="283"/>
+        <w:shd w:val="clear" w:color="auto" w:fill="F3F4F6"/>
+      </w:pPr>
+      <w:r>
+        <w:rPr>
+          <w:rFonts w:ascii="Courier New" w:hAnsi="Courier New"/>
+          <w:color w:val="1F2D3D"/>
+          <w:sz w:val="18"/>
+        </w:rPr>
+        <w:t xml:space="preserve">  try {</w:t>
+      </w:r>
+    </w:p>
+    <w:p>
+      <w:pPr>
+        <w:spacing w:before="0" w:after="0"/>
+        <w:ind w:left="283"/>
+        <w:shd w:val="clear" w:color="auto" w:fill="F3F4F6"/>
+      </w:pPr>
+      <w:r>
+        <w:rPr>
+          <w:rFonts w:ascii="Courier New" w:hAnsi="Courier New"/>
+          <w:color w:val="1F2D3D"/>
+          <w:sz w:val="18"/>
+        </w:rPr>
+        <w:t xml:space="preserve">    await NotificationService.notifyUser(</w:t>
+      </w:r>
+    </w:p>
+    <w:p>
+      <w:pPr>
+        <w:spacing w:before="0" w:after="0"/>
+        <w:ind w:left="283"/>
+        <w:shd w:val="clear" w:color="auto" w:fill="F3F4F6"/>
+      </w:pPr>
+      <w:r>
+        <w:rPr>
+          <w:rFonts w:ascii="Courier New" w:hAnsi="Courier New"/>
+          <w:color w:val="1F2D3D"/>
+          <w:sz w:val="18"/>
+        </w:rPr>
+        <w:t xml:space="preserve">      uid: toUid,</w:t>
+      </w:r>
+    </w:p>
+    <w:p>
+      <w:pPr>
+        <w:spacing w:before="0" w:after="0"/>
+        <w:ind w:left="283"/>
+        <w:shd w:val="clear" w:color="auto" w:fill="F3F4F6"/>
+      </w:pPr>
+      <w:r>
+        <w:rPr>
+          <w:rFonts w:ascii="Courier New" w:hAnsi="Courier New"/>
+          <w:color w:val="1F2D3D"/>
+          <w:sz w:val="18"/>
+        </w:rPr>
+        <w:t xml:space="preserve">      title: 'Nouvel avis reçu 💬',</w:t>
+      </w:r>
+    </w:p>
+    <w:p>
+      <w:pPr>
+        <w:spacing w:before="0" w:after="0"/>
+        <w:ind w:left="283"/>
+        <w:shd w:val="clear" w:color="auto" w:fill="F3F4F6"/>
+      </w:pPr>
+      <w:r>
+        <w:rPr>
+          <w:rFonts w:ascii="Courier New" w:hAnsi="Courier New"/>
+          <w:color w:val="1F2D3D"/>
+          <w:sz w:val="18"/>
+        </w:rPr>
+        <w:t xml:space="preserve">      message: '$fromName a laissé un avis sur votre profil.',</w:t>
+      </w:r>
+    </w:p>
+    <w:p>
+      <w:pPr>
+        <w:spacing w:before="0" w:after="0"/>
+        <w:ind w:left="283"/>
+        <w:shd w:val="clear" w:color="auto" w:fill="F3F4F6"/>
+      </w:pPr>
+      <w:r>
+        <w:rPr>
+          <w:rFonts w:ascii="Courier New" w:hAnsi="Courier New"/>
+          <w:color w:val="1F2D3D"/>
+          <w:sz w:val="18"/>
+        </w:rPr>
+        <w:t xml:space="preserve">      type: 'new_review',</w:t>
+      </w:r>
+    </w:p>
+    <w:p>
+      <w:pPr>
+        <w:spacing w:before="0" w:after="0"/>
+        <w:ind w:left="283"/>
+        <w:shd w:val="clear" w:color="auto" w:fill="F3F4F6"/>
+      </w:pPr>
+      <w:r>
+        <w:rPr>
+          <w:rFonts w:ascii="Courier New" w:hAnsi="Courier New"/>
+          <w:color w:val="1F2D3D"/>
+          <w:sz w:val="18"/>
+        </w:rPr>
+        <w:t xml:space="preserve">    );</w:t>
+      </w:r>
+    </w:p>
+    <w:p>
+      <w:pPr>
+        <w:spacing w:before="0" w:after="0"/>
+        <w:ind w:left="283"/>
+        <w:shd w:val="clear" w:color="auto" w:fill="F3F4F6"/>
+      </w:pPr>
+      <w:r>
+        <w:rPr>
+          <w:rFonts w:ascii="Courier New" w:hAnsi="Courier New"/>
+          <w:color w:val="1F2D3D"/>
+          <w:sz w:val="18"/>
+        </w:rPr>
+        <w:t xml:space="preserve">  } catch (_) {}</w:t>
+      </w:r>
+    </w:p>
+    <w:p>
+      <w:pPr>
+        <w:spacing w:before="0" w:after="0"/>
+        <w:ind w:left="283"/>
+        <w:shd w:val="clear" w:color="auto" w:fill="F3F4F6"/>
+      </w:pPr>
+      <w:r>
+        <w:rPr>
+          <w:rFonts w:ascii="Courier New" w:hAnsi="Courier New"/>
+          <w:color w:val="1F2D3D"/>
+          <w:sz w:val="18"/>
+        </w:rPr>
         <w:t>}</w:t>
       </w:r>
     </w:p>
@@ -11392,7 +13594,7 @@
           <w:color w:val="1F2D3D"/>
           <w:sz w:val="18"/>
         </w:rPr>
-        <w:t>// Stream des avis (temps réel)</w:t>
+        <w:t>// Stream des avis texte (temps réel) — trié du plus récent au plus ancien</w:t>
       </w:r>
     </w:p>
     <w:p>
@@ -11452,7 +13654,7 @@
           <w:color w:val="1F2D3D"/>
           <w:sz w:val="18"/>
         </w:rPr>
-        <w:t xml:space="preserve">    if (data == null) return [];</w:t>
+        <w:t xml:space="preserve">    if (data == null) return &lt;Review&gt;[];</w:t>
       </w:r>
     </w:p>
     <w:p>
@@ -11543,6 +13745,51 @@
           <w:sz w:val="18"/>
         </w:rPr>
         <w:t>}</w:t>
+      </w:r>
+    </w:p>
+    <w:p>
+      <w:pPr>
+        <w:spacing w:before="0" w:after="0"/>
+        <w:ind w:left="283"/>
+        <w:shd w:val="clear" w:color="auto" w:fill="F3F4F6"/>
+      </w:pPr>
+      <w:r>
+        <w:rPr>
+          <w:rFonts w:ascii="Courier New" w:hAnsi="Courier New"/>
+          <w:color w:val="1F2D3D"/>
+          <w:sz w:val="18"/>
+        </w:rPr>
+        <w:t xml:space="preserve"> </w:t>
+      </w:r>
+    </w:p>
+    <w:p>
+      <w:pPr>
+        <w:spacing w:before="0" w:after="0"/>
+        <w:ind w:left="283"/>
+        <w:shd w:val="clear" w:color="auto" w:fill="F3F4F6"/>
+      </w:pPr>
+      <w:r>
+        <w:rPr>
+          <w:rFonts w:ascii="Courier New" w:hAnsi="Courier New"/>
+          <w:color w:val="1F2D3D"/>
+          <w:sz w:val="18"/>
+        </w:rPr>
+        <w:t>// Les notes 1–5 sont séparées : nœud ratings/{toUid}/{fromUid} → entier</w:t>
+      </w:r>
+    </w:p>
+    <w:p>
+      <w:pPr>
+        <w:spacing w:before="0" w:after="0"/>
+        <w:ind w:left="283"/>
+        <w:shd w:val="clear" w:color="auto" w:fill="F3F4F6"/>
+      </w:pPr>
+      <w:r>
+        <w:rPr>
+          <w:rFonts w:ascii="Courier New" w:hAnsi="Courier New"/>
+          <w:color w:val="1F2D3D"/>
+          <w:sz w:val="18"/>
+        </w:rPr>
+        <w:t>// Géré par setRating() / getRatings() — voir service_interactions.dart</w:t>
       </w:r>
     </w:p>
     <w:p>
@@ -12272,7 +14519,37 @@
           <w:color w:val="1F2D3D"/>
           <w:sz w:val="18"/>
         </w:rPr>
-        <w:t xml:space="preserve">  ClipOval(child: Image.memory(bytes, fit: BoxFit.cover))</w:t>
+        <w:t xml:space="preserve">  ClipOval(child: Image.memory(bytes, fit: BoxFit.cover,</w:t>
+      </w:r>
+    </w:p>
+    <w:p>
+      <w:pPr>
+        <w:spacing w:before="0" w:after="0"/>
+        <w:ind w:left="283"/>
+        <w:shd w:val="clear" w:color="auto" w:fill="F3F4F6"/>
+      </w:pPr>
+      <w:r>
+        <w:rPr>
+          <w:rFonts w:ascii="Courier New" w:hAnsi="Courier New"/>
+          <w:color w:val="1F2D3D"/>
+          <w:sz w:val="18"/>
+        </w:rPr>
+        <w:t xml:space="preserve">      gaplessPlayback: true,</w:t>
+      </w:r>
+    </w:p>
+    <w:p>
+      <w:pPr>
+        <w:spacing w:before="0" w:after="0"/>
+        <w:ind w:left="283"/>
+        <w:shd w:val="clear" w:color="auto" w:fill="F3F4F6"/>
+      </w:pPr>
+      <w:r>
+        <w:rPr>
+          <w:rFonts w:ascii="Courier New" w:hAnsi="Courier New"/>
+          <w:color w:val="1F2D3D"/>
+          <w:sz w:val="18"/>
+        </w:rPr>
+        <w:t xml:space="preserve">      errorBuilder: (_, __, ___) =&gt; _initialsCircle()))</w:t>
       </w:r>
     </w:p>
     <w:p>
@@ -12945,7 +15222,7 @@
                 <w:rFonts w:ascii="Calibri" w:hAnsi="Calibri"/>
                 <w:sz w:val="20"/>
               </w:rPr>
-              <w:t>Galerie + caméra → redim 512×512 → upload Cloudinary (URL)</w:t>
+              <w:t>Bottom sheet (Galerie / Fichier) → CropPhotoPage → base64 (inscription et modification) ; inscription : upload Cloudinary avec fallback base64</w:t>
             </w:r>
           </w:p>
         </w:tc>
@@ -12991,7 +15268,7 @@
                 <w:rFonts w:ascii="Calibri" w:hAnsi="Calibri"/>
                 <w:sz w:val="20"/>
               </w:rPr>
-              <w:t>Même flux, remplace la photo existante</w:t>
+              <w:t>Même flux (bottom sheet → crop → base64), remplace la photo existante</w:t>
             </w:r>
           </w:p>
         </w:tc>
@@ -13303,7 +15580,7 @@
                 <w:rFonts w:ascii="Calibri" w:hAnsi="Calibri"/>
                 <w:sz w:val="20"/>
               </w:rPr>
-              <w:t xml:space="preserve"> + mode édition </w:t>
+              <w:t xml:space="preserve"> + stepper unifié </w:t>
             </w:r>
             <w:r>
               <w:rPr>
@@ -13311,7 +15588,22 @@
                 <w:color w:val="DC2626"/>
                 <w:sz w:val="20"/>
               </w:rPr>
-              <w:t>AddProjectPage(existingProject:)</w:t>
+              <w:t>PitchPage(existingProject:)</w:t>
+            </w:r>
+            <w:r>
+              <w:rPr>
+                <w:rFonts w:ascii="Calibri" w:hAnsi="Calibri"/>
+                <w:sz w:val="20"/>
+              </w:rPr>
+              <w:t xml:space="preserve"> + publication directe </w:t>
+            </w:r>
+            <w:r>
+              <w:rPr>
+                <w:rFonts w:ascii="Calibri" w:hAnsi="Calibri"/>
+                <w:color w:val="DC2626"/>
+                <w:sz w:val="20"/>
+              </w:rPr>
+              <w:t>_directPublish</w:t>
             </w:r>
           </w:p>
         </w:tc>
@@ -13737,7 +16029,7 @@
                 <w:rFonts w:ascii="Calibri" w:hAnsi="Calibri"/>
                 <w:sz w:val="20"/>
               </w:rPr>
-              <w:t xml:space="preserve">Affiché sous le nom si </w:t>
+              <w:t xml:space="preserve">3 éléments visuels : (1) étoile dorée sur l'avatar, (2) label "Entrepreneur Premium" amber sous le rôle, (3) bannière "Passer Premium" cliquable → </w:t>
             </w:r>
             <w:r>
               <w:rPr>
@@ -13745,14 +16037,14 @@
                 <w:color w:val="DC2626"/>
                 <w:sz w:val="20"/>
               </w:rPr>
-              <w:t>isPremium = true</w:t>
+              <w:t>WavePremiumSheet</w:t>
             </w:r>
             <w:r>
               <w:rPr>
                 <w:rFonts w:ascii="Calibri" w:hAnsi="Calibri"/>
                 <w:sz w:val="20"/>
               </w:rPr>
-              <w:t xml:space="preserve"> — activé via Wave (L5)</w:t>
+              <w:t xml:space="preserve"> (4 900 FCFA/mois) ; si abonné : badge vert "Compte Premium actif"</w:t>
             </w:r>
           </w:p>
         </w:tc>
@@ -13783,7 +16075,7 @@
                 <w:rFonts w:ascii="Calibri" w:hAnsi="Calibri"/>
                 <w:sz w:val="20"/>
               </w:rPr>
-              <w:t>"Mes contacts" (Entrepreneur)</w:t>
+              <w:t>"Mes demandes" (Entrepreneur)</w:t>
             </w:r>
           </w:p>
         </w:tc>
@@ -13798,7 +16090,37 @@
                 <w:rFonts w:ascii="Calibri" w:hAnsi="Calibri"/>
                 <w:sz w:val="20"/>
               </w:rPr>
-              <w:t>Remplace "Mes demandes" — affiche les relations acceptées (mentorat + investissement)</w:t>
+              <w:t xml:space="preserve">Bouton unique dans </w:t>
+            </w:r>
+            <w:r>
+              <w:rPr>
+                <w:rFonts w:ascii="Calibri" w:hAnsi="Calibri"/>
+                <w:color w:val="DC2626"/>
+                <w:sz w:val="20"/>
+              </w:rPr>
+              <w:t>page_profil.dart</w:t>
+            </w:r>
+            <w:r>
+              <w:rPr>
+                <w:rFonts w:ascii="Calibri" w:hAnsi="Calibri"/>
+                <w:sz w:val="20"/>
+              </w:rPr>
+              <w:t xml:space="preserve"> → </w:t>
+            </w:r>
+            <w:r>
+              <w:rPr>
+                <w:rFonts w:ascii="Calibri" w:hAnsi="Calibri"/>
+                <w:color w:val="DC2626"/>
+                <w:sz w:val="20"/>
+              </w:rPr>
+              <w:t>RequestsPage</w:t>
+            </w:r>
+            <w:r>
+              <w:rPr>
+                <w:rFonts w:ascii="Calibri" w:hAnsi="Calibri"/>
+                <w:sz w:val="20"/>
+              </w:rPr>
+              <w:t xml:space="preserve"> (onglets Reçues / Envoyées)</w:t>
             </w:r>
           </w:p>
         </w:tc>
@@ -14073,6 +16395,58 @@
           <w:tcPr>
             <w:tcW w:type="dxa" w:w="3135"/>
             <w:shd w:val="clear" w:color="auto" w:fill="EFF6FF"/>
+          </w:tcPr>
+          <w:p>
+            <w:r>
+              <w:rPr>
+                <w:rFonts w:ascii="Calibri" w:hAnsi="Calibri"/>
+                <w:sz w:val="20"/>
+              </w:rPr>
+              <w:t>✅ (bonus)</w:t>
+            </w:r>
+          </w:p>
+        </w:tc>
+      </w:tr>
+      <w:tr>
+        <w:tc>
+          <w:tcPr>
+            <w:tcW w:type="dxa" w:w="3135"/>
+          </w:tcPr>
+          <w:p>
+            <w:r>
+              <w:rPr>
+                <w:rFonts w:ascii="Calibri" w:hAnsi="Calibri"/>
+                <w:sz w:val="20"/>
+              </w:rPr>
+              <w:t>Auto-détection localisation</w:t>
+            </w:r>
+          </w:p>
+        </w:tc>
+        <w:tc>
+          <w:tcPr>
+            <w:tcW w:type="dxa" w:w="3135"/>
+          </w:tcPr>
+          <w:p>
+            <w:r>
+              <w:rPr>
+                <w:rFonts w:ascii="Calibri" w:hAnsi="Calibri"/>
+                <w:color w:val="DC2626"/>
+                <w:sz w:val="20"/>
+              </w:rPr>
+              <w:t>LocationService.detectCity()</w:t>
+            </w:r>
+            <w:r>
+              <w:rPr>
+                <w:rFonts w:ascii="Calibri" w:hAnsi="Calibri"/>
+                <w:sz w:val="20"/>
+              </w:rPr>
+              <w:t xml:space="preserve"> (GPS + Nominatim) → pré-remplit Pays, Ville et Adresse (quartier/suburb) + SnackBar 3 niveaux "Sénégal · Dakar · Liberté 6"</w:t>
+            </w:r>
+          </w:p>
+        </w:tc>
+        <w:tc>
+          <w:tcPr>
+            <w:tcW w:type="dxa" w:w="3135"/>
           </w:tcPr>
           <w:p>
             <w:r>
